--- a/engine/swdy_study/SWDY_Valuation_Study_05-08-2026_public.docx
+++ b/engine/swdy_study/SWDY_Valuation_Study_05-08-2026_public.docx
@@ -272,7 +272,7 @@
           <w:color w:val="1C3A36"/>
           <w:sz w:val="21"/>
         </w:rPr>
-        <w:t>On our primary construction the four lenses centre at EGP 80.00 per share against a market price of 105.20 — the price sits about +31% above the central estimate. That gap is not mainly an argument about the business; it is an argument about the discount rate. Discounted at an Egyptian cost of equity of 28.4%, the cash flows support roughly EGP 70.99. Discount the hard-currency share of those same cash flows at a hard-currency cost of capital of about 10.1% and the same model produces EGP 134.40, which is above today's price. The market appears to be applying something close to the second view. Both are shown, and neither is hidden inside an average.</w:t>
+        <w:t>On our primary construction the four lenses centre at EGP 78.00 per share against a market price of 105.20 — the price sits about +35% above the central estimate. That gap is not mainly an argument about the business; it is an argument about the discount rate. Discounted at an Egyptian cost of equity of 28.4%, the cash flows support roughly EGP 61.70. Discount the hard-currency share of those same cash flows at a hard-currency cost of capital of about 10.1% and the same model produces EGP 108.27, which is above today's price. The market appears to be applying something close to the second view. Both are shown, and neither is hidden inside an average.</w:t>
       </w:r>
     </w:p>
     <w:p>
@@ -447,7 +447,7 @@
                 <w:color w:val="1C3A36"/>
                 <w:sz w:val="17"/>
               </w:rPr>
-              <w:t>5-year FCFF, cost of capital gliding 26.9% → 15.1%, terminal growth 5%; 77% of enterprise value comes from the terminal value</w:t>
+              <w:t>5-year FCFF, cost of capital gliding 26.9% → 15.1%, terminal growth 5%; 76% of enterprise value comes from the terminal value</w:t>
             </w:r>
           </w:p>
         </w:tc>
@@ -465,7 +465,7 @@
                 <w:color w:val="1C3A36"/>
                 <w:sz w:val="17"/>
               </w:rPr>
-              <w:t>40.57 – 129.37</w:t>
+              <w:t>33.92 – 115.43</w:t>
             </w:r>
           </w:p>
         </w:tc>
@@ -483,7 +483,7 @@
                 <w:color w:val="1C3A36"/>
                 <w:sz w:val="17"/>
               </w:rPr>
-              <w:t>70.99</w:t>
+              <w:t>61.70</w:t>
             </w:r>
           </w:p>
         </w:tc>
@@ -501,7 +501,7 @@
                 <w:color w:val="1C3A36"/>
                 <w:sz w:val="17"/>
               </w:rPr>
-              <w:t>-33%</w:t>
+              <w:t>-41%</w:t>
             </w:r>
           </w:p>
         </w:tc>
@@ -538,7 +538,7 @@
                 <w:color w:val="1C3A36"/>
                 <w:sz w:val="17"/>
               </w:rPr>
-              <w:t>6.5× mid-cycle EV/EBITDA (trailing 7.9×; trailing P/E 13.0×)</w:t>
+              <w:t>6.5× mid-cycle EV/EBITDA (trailing 8.0×; trailing P/E 13.0×)</w:t>
             </w:r>
           </w:p>
         </w:tc>
@@ -556,7 +556,7 @@
                 <w:color w:val="1C3A36"/>
                 <w:sz w:val="17"/>
               </w:rPr>
-              <w:t>91.34 – 135.22</w:t>
+              <w:t>98.55 – 145.71</w:t>
             </w:r>
           </w:p>
         </w:tc>
@@ -574,7 +574,7 @@
                 <w:color w:val="1C3A36"/>
                 <w:sz w:val="17"/>
               </w:rPr>
-              <w:t>108.89</w:t>
+              <w:t>117.41</w:t>
             </w:r>
           </w:p>
         </w:tc>
@@ -592,7 +592,7 @@
                 <w:color w:val="1C3A36"/>
                 <w:sz w:val="17"/>
               </w:rPr>
-              <w:t>+4%</w:t>
+              <w:t>+12%</w:t>
             </w:r>
           </w:p>
         </w:tc>
@@ -629,7 +629,7 @@
                 <w:color w:val="1C3A36"/>
                 <w:sz w:val="17"/>
               </w:rPr>
-              <w:t>mid-cycle EBITDA margin 12.1% at a justified 9.0× P/E</w:t>
+              <w:t>mid-cycle EBITDA margin 11.1% at a justified 9.0× P/E</w:t>
             </w:r>
           </w:p>
         </w:tc>
@@ -647,7 +647,7 @@
                 <w:color w:val="1C3A36"/>
                 <w:sz w:val="17"/>
               </w:rPr>
-              <w:t>82.45 – 135.46</w:t>
+              <w:t>84.27 – 138.44</w:t>
             </w:r>
           </w:p>
         </w:tc>
@@ -665,7 +665,7 @@
                 <w:color w:val="1C3A36"/>
                 <w:sz w:val="17"/>
               </w:rPr>
-              <w:t>106.01</w:t>
+              <w:t>108.34</w:t>
             </w:r>
           </w:p>
         </w:tc>
@@ -683,7 +683,7 @@
                 <w:color w:val="1C3A36"/>
                 <w:sz w:val="17"/>
               </w:rPr>
-              <w:t>+1%</w:t>
+              <w:t>+3%</w:t>
             </w:r>
           </w:p>
         </w:tc>
@@ -835,7 +835,7 @@
                 <w:color w:val="1C3A36"/>
                 <w:sz w:val="17"/>
               </w:rPr>
-              <w:t>26.56 – 135.46</w:t>
+              <w:t>26.56 – 145.71</w:t>
             </w:r>
           </w:p>
         </w:tc>
@@ -855,7 +855,7 @@
                 <w:color w:val="1C3A36"/>
                 <w:sz w:val="17"/>
               </w:rPr>
-              <w:t>80.00</w:t>
+              <w:t>78.00</w:t>
             </w:r>
           </w:p>
         </w:tc>
@@ -875,7 +875,7 @@
                 <w:color w:val="1C3A36"/>
                 <w:sz w:val="17"/>
               </w:rPr>
-              <w:t>-24%</w:t>
+              <w:t>-26%</w:t>
             </w:r>
           </w:p>
         </w:tc>
@@ -948,7 +948,7 @@
                 <w:color w:val="1C3A36"/>
                 <w:sz w:val="17"/>
               </w:rPr>
-              <w:t>134.40</w:t>
+              <w:t>108.27</w:t>
             </w:r>
           </w:p>
         </w:tc>
@@ -966,7 +966,7 @@
                 <w:color w:val="1C3A36"/>
                 <w:sz w:val="17"/>
               </w:rPr>
-              <w:t>+28%</w:t>
+              <w:t>+3%</w:t>
             </w:r>
           </w:p>
         </w:tc>
@@ -1079,7 +1079,7 @@
           <w:color w:val="6E7B77"/>
           <w:sz w:val="17"/>
         </w:rPr>
-        <w:t>Ranges are bear-to-bull within each lens; the central is the weighted base. Terminal value is 77% of the discounted-cash-flow enterprise value — a high share, disclosed here and again in the bridge, and the reason the terminal assumptions are stress-tested in section 1.9.</w:t>
+        <w:t>Ranges are bear-to-bull within each lens; the central is the weighted base. Terminal value is 76% of the discounted-cash-flow enterprise value — a high share, disclosed here and again in the bridge, and the reason the terminal assumptions are stress-tested in section 1.9.</w:t>
       </w:r>
     </w:p>
     <w:p>
@@ -1762,7 +1762,7 @@
                 <w:color w:val="1C3A36"/>
                 <w:sz w:val="17"/>
               </w:rPr>
-              <w:t>319,084</w:t>
+              <w:t>364,506</w:t>
             </w:r>
           </w:p>
         </w:tc>
@@ -1780,7 +1780,7 @@
                 <w:color w:val="1C3A36"/>
                 <w:sz w:val="17"/>
               </w:rPr>
-              <w:t>362,621</w:t>
+              <w:t>407,356</w:t>
             </w:r>
           </w:p>
         </w:tc>
@@ -1798,7 +1798,7 @@
                 <w:color w:val="1C3A36"/>
                 <w:sz w:val="17"/>
               </w:rPr>
-              <w:t>408,916</w:t>
+              <w:t>440,970</w:t>
             </w:r>
           </w:p>
         </w:tc>
@@ -1816,7 +1816,7 @@
                 <w:color w:val="1C3A36"/>
                 <w:sz w:val="17"/>
               </w:rPr>
-              <w:t>455,747</w:t>
+              <w:t>475,819</w:t>
             </w:r>
           </w:p>
         </w:tc>
@@ -1834,7 +1834,7 @@
                 <w:color w:val="1C3A36"/>
                 <w:sz w:val="17"/>
               </w:rPr>
-              <w:t>505,542</w:t>
+              <w:t>512,683</w:t>
             </w:r>
           </w:p>
         </w:tc>
@@ -1871,7 +1871,7 @@
                 <w:color w:val="1C3A36"/>
                 <w:sz w:val="17"/>
               </w:rPr>
-              <w:t>96,119</w:t>
+              <w:t>138,672</w:t>
             </w:r>
           </w:p>
         </w:tc>
@@ -1889,7 +1889,7 @@
                 <w:color w:val="1C3A36"/>
                 <w:sz w:val="17"/>
               </w:rPr>
-              <w:t>107,653</w:t>
+              <w:t>157,308</w:t>
             </w:r>
           </w:p>
         </w:tc>
@@ -1907,7 +1907,7 @@
                 <w:color w:val="1C3A36"/>
                 <w:sz w:val="17"/>
               </w:rPr>
-              <w:t>118,418</w:t>
+              <w:t>172,073</w:t>
             </w:r>
           </w:p>
         </w:tc>
@@ -1925,7 +1925,7 @@
                 <w:color w:val="1C3A36"/>
                 <w:sz w:val="17"/>
               </w:rPr>
-              <w:t>129,076</w:t>
+              <w:t>187,453</w:t>
             </w:r>
           </w:p>
         </w:tc>
@@ -1943,7 +1943,7 @@
                 <w:color w:val="1C3A36"/>
                 <w:sz w:val="17"/>
               </w:rPr>
-              <w:t>139,402</w:t>
+              <w:t>203,725</w:t>
             </w:r>
           </w:p>
         </w:tc>
@@ -1980,7 +1980,7 @@
                 <w:color w:val="1C3A36"/>
                 <w:sz w:val="17"/>
               </w:rPr>
-              <w:t>222,966</w:t>
+              <w:t>225,834</w:t>
             </w:r>
           </w:p>
         </w:tc>
@@ -1998,7 +1998,7 @@
                 <w:color w:val="1C3A36"/>
                 <w:sz w:val="17"/>
               </w:rPr>
-              <w:t>254,968</w:t>
+              <w:t>250,048</w:t>
             </w:r>
           </w:p>
         </w:tc>
@@ -2016,7 +2016,7 @@
                 <w:color w:val="1C3A36"/>
                 <w:sz w:val="17"/>
               </w:rPr>
-              <w:t>290,498</w:t>
+              <w:t>268,897</w:t>
             </w:r>
           </w:p>
         </w:tc>
@@ -2034,7 +2034,7 @@
                 <w:color w:val="1C3A36"/>
                 <w:sz w:val="17"/>
               </w:rPr>
-              <w:t>326,671</w:t>
+              <w:t>288,367</w:t>
             </w:r>
           </w:p>
         </w:tc>
@@ -2052,7 +2052,7 @@
                 <w:color w:val="1C3A36"/>
                 <w:sz w:val="17"/>
               </w:rPr>
-              <w:t>366,139</w:t>
+              <w:t>308,958</w:t>
             </w:r>
           </w:p>
         </w:tc>
@@ -2089,7 +2089,7 @@
                 <w:color w:val="1C3A36"/>
                 <w:sz w:val="17"/>
               </w:rPr>
-              <w:t>35,820</w:t>
+              <w:t>40,976</w:t>
             </w:r>
           </w:p>
         </w:tc>
@@ -2107,7 +2107,7 @@
                 <w:color w:val="1C3A36"/>
                 <w:sz w:val="17"/>
               </w:rPr>
-              <w:t>41,592</w:t>
+              <w:t>44,698</w:t>
             </w:r>
           </w:p>
         </w:tc>
@@ -2125,7 +2125,7 @@
                 <w:color w:val="1C3A36"/>
                 <w:sz w:val="17"/>
               </w:rPr>
-              <w:t>48,219</w:t>
+              <w:t>48,531</w:t>
             </w:r>
           </w:p>
         </w:tc>
@@ -2143,7 +2143,7 @@
                 <w:color w:val="1C3A36"/>
                 <w:sz w:val="17"/>
               </w:rPr>
-              <w:t>55,191</w:t>
+              <w:t>52,710</w:t>
             </w:r>
           </w:p>
         </w:tc>
@@ -2161,7 +2161,7 @@
                 <w:color w:val="1C3A36"/>
                 <w:sz w:val="17"/>
               </w:rPr>
-              <w:t>62,535</w:t>
+              <w:t>57,183</w:t>
             </w:r>
           </w:p>
         </w:tc>
@@ -2216,7 +2216,7 @@
                 <w:color w:val="1C3A36"/>
                 <w:sz w:val="17"/>
               </w:rPr>
-              <w:t>11.5%</w:t>
+              <w:t>11.0%</w:t>
             </w:r>
           </w:p>
         </w:tc>
@@ -2234,7 +2234,7 @@
                 <w:color w:val="1C3A36"/>
                 <w:sz w:val="17"/>
               </w:rPr>
-              <w:t>11.8%</w:t>
+              <w:t>11.0%</w:t>
             </w:r>
           </w:p>
         </w:tc>
@@ -2252,7 +2252,7 @@
                 <w:color w:val="1C3A36"/>
                 <w:sz w:val="17"/>
               </w:rPr>
-              <w:t>12.1%</w:t>
+              <w:t>11.1%</w:t>
             </w:r>
           </w:p>
         </w:tc>
@@ -2270,7 +2270,7 @@
                 <w:color w:val="1C3A36"/>
                 <w:sz w:val="17"/>
               </w:rPr>
-              <w:t>12.4%</w:t>
+              <w:t>11.2%</w:t>
             </w:r>
           </w:p>
         </w:tc>
@@ -2307,7 +2307,7 @@
                 <w:color w:val="1C3A36"/>
                 <w:sz w:val="17"/>
               </w:rPr>
-              <w:t>(3,350)</w:t>
+              <w:t>(3,827)</w:t>
             </w:r>
           </w:p>
         </w:tc>
@@ -2325,7 +2325,7 @@
                 <w:color w:val="1C3A36"/>
                 <w:sz w:val="17"/>
               </w:rPr>
-              <w:t>(3,808)</w:t>
+              <w:t>(4,277)</w:t>
             </w:r>
           </w:p>
         </w:tc>
@@ -2343,7 +2343,7 @@
                 <w:color w:val="1C3A36"/>
                 <w:sz w:val="17"/>
               </w:rPr>
-              <w:t>(4,294)</w:t>
+              <w:t>(4,630)</w:t>
             </w:r>
           </w:p>
         </w:tc>
@@ -2361,7 +2361,7 @@
                 <w:color w:val="1C3A36"/>
                 <w:sz w:val="17"/>
               </w:rPr>
-              <w:t>(4,785)</w:t>
+              <w:t>(4,996)</w:t>
             </w:r>
           </w:p>
         </w:tc>
@@ -2379,7 +2379,7 @@
                 <w:color w:val="1C3A36"/>
                 <w:sz w:val="17"/>
               </w:rPr>
-              <w:t>(5,308)</w:t>
+              <w:t>(5,383)</w:t>
             </w:r>
           </w:p>
         </w:tc>
@@ -2416,7 +2416,7 @@
                 <w:color w:val="1C3A36"/>
                 <w:sz w:val="17"/>
               </w:rPr>
-              <w:t>32,470</w:t>
+              <w:t>37,149</w:t>
             </w:r>
           </w:p>
         </w:tc>
@@ -2434,7 +2434,7 @@
                 <w:color w:val="1C3A36"/>
                 <w:sz w:val="17"/>
               </w:rPr>
-              <w:t>37,784</w:t>
+              <w:t>40,421</w:t>
             </w:r>
           </w:p>
         </w:tc>
@@ -2452,7 +2452,7 @@
                 <w:color w:val="1C3A36"/>
                 <w:sz w:val="17"/>
               </w:rPr>
-              <w:t>43,925</w:t>
+              <w:t>43,901</w:t>
             </w:r>
           </w:p>
         </w:tc>
@@ -2470,7 +2470,7 @@
                 <w:color w:val="1C3A36"/>
                 <w:sz w:val="17"/>
               </w:rPr>
-              <w:t>50,406</w:t>
+              <w:t>47,714</w:t>
             </w:r>
           </w:p>
         </w:tc>
@@ -2488,7 +2488,7 @@
                 <w:color w:val="1C3A36"/>
                 <w:sz w:val="17"/>
               </w:rPr>
-              <w:t>57,227</w:t>
+              <w:t>51,799</w:t>
             </w:r>
           </w:p>
         </w:tc>
@@ -2525,7 +2525,7 @@
                 <w:color w:val="1C3A36"/>
                 <w:sz w:val="17"/>
               </w:rPr>
-              <w:t>24,353</w:t>
+              <w:t>27,862</w:t>
             </w:r>
           </w:p>
         </w:tc>
@@ -2543,7 +2543,7 @@
                 <w:color w:val="1C3A36"/>
                 <w:sz w:val="17"/>
               </w:rPr>
-              <w:t>28,338</w:t>
+              <w:t>30,315</w:t>
             </w:r>
           </w:p>
         </w:tc>
@@ -2561,7 +2561,7 @@
                 <w:color w:val="1C3A36"/>
                 <w:sz w:val="17"/>
               </w:rPr>
-              <w:t>32,944</w:t>
+              <w:t>32,926</w:t>
             </w:r>
           </w:p>
         </w:tc>
@@ -2579,7 +2579,7 @@
                 <w:color w:val="1C3A36"/>
                 <w:sz w:val="17"/>
               </w:rPr>
-              <w:t>37,804</w:t>
+              <w:t>35,786</w:t>
             </w:r>
           </w:p>
         </w:tc>
@@ -2597,7 +2597,7 @@
                 <w:color w:val="1C3A36"/>
                 <w:sz w:val="17"/>
               </w:rPr>
-              <w:t>42,920</w:t>
+              <w:t>38,850</w:t>
             </w:r>
           </w:p>
         </w:tc>
@@ -2634,7 +2634,7 @@
                 <w:color w:val="1C3A36"/>
                 <w:sz w:val="17"/>
               </w:rPr>
-              <w:t>3,350</w:t>
+              <w:t>3,827</w:t>
             </w:r>
           </w:p>
         </w:tc>
@@ -2652,7 +2652,7 @@
                 <w:color w:val="1C3A36"/>
                 <w:sz w:val="17"/>
               </w:rPr>
-              <w:t>3,808</w:t>
+              <w:t>4,277</w:t>
             </w:r>
           </w:p>
         </w:tc>
@@ -2670,7 +2670,7 @@
                 <w:color w:val="1C3A36"/>
                 <w:sz w:val="17"/>
               </w:rPr>
-              <w:t>4,294</w:t>
+              <w:t>4,630</w:t>
             </w:r>
           </w:p>
         </w:tc>
@@ -2688,7 +2688,7 @@
                 <w:color w:val="1C3A36"/>
                 <w:sz w:val="17"/>
               </w:rPr>
-              <w:t>4,785</w:t>
+              <w:t>4,996</w:t>
             </w:r>
           </w:p>
         </w:tc>
@@ -2706,7 +2706,7 @@
                 <w:color w:val="1C3A36"/>
                 <w:sz w:val="17"/>
               </w:rPr>
-              <w:t>5,308</w:t>
+              <w:t>5,383</w:t>
             </w:r>
           </w:p>
         </w:tc>
@@ -2743,7 +2743,7 @@
                 <w:color w:val="1C3A36"/>
                 <w:sz w:val="17"/>
               </w:rPr>
-              <w:t>(9,573)</w:t>
+              <w:t>(10,935)</w:t>
             </w:r>
           </w:p>
         </w:tc>
@@ -2761,7 +2761,7 @@
                 <w:color w:val="1C3A36"/>
                 <w:sz w:val="17"/>
               </w:rPr>
-              <w:t>(10,516)</w:t>
+              <w:t>(11,813)</w:t>
             </w:r>
           </w:p>
         </w:tc>
@@ -2779,7 +2779,7 @@
                 <w:color w:val="1C3A36"/>
                 <w:sz w:val="17"/>
               </w:rPr>
-              <w:t>(11,450)</w:t>
+              <w:t>(12,347)</w:t>
             </w:r>
           </w:p>
         </w:tc>
@@ -2797,7 +2797,7 @@
                 <w:color w:val="1C3A36"/>
                 <w:sz w:val="17"/>
               </w:rPr>
-              <w:t>(11,849)</w:t>
+              <w:t>(12,371)</w:t>
             </w:r>
           </w:p>
         </w:tc>
@@ -2815,7 +2815,7 @@
                 <w:color w:val="1C3A36"/>
                 <w:sz w:val="17"/>
               </w:rPr>
-              <w:t>(12,133)</w:t>
+              <w:t>(12,304)</w:t>
             </w:r>
           </w:p>
         </w:tc>
@@ -2852,7 +2852,7 @@
                 <w:color w:val="1C3A36"/>
                 <w:sz w:val="17"/>
               </w:rPr>
-              <w:t>(8,748)</w:t>
+              <w:t>(19,195)</w:t>
             </w:r>
           </w:p>
         </w:tc>
@@ -2870,7 +2870,7 @@
                 <w:color w:val="1C3A36"/>
                 <w:sz w:val="17"/>
               </w:rPr>
-              <w:t>(10,013)</w:t>
+              <w:t>(9,855)</w:t>
             </w:r>
           </w:p>
         </w:tc>
@@ -2888,7 +2888,7 @@
                 <w:color w:val="1C3A36"/>
                 <w:sz w:val="17"/>
               </w:rPr>
-              <w:t>(10,648)</w:t>
+              <w:t>(7,731)</w:t>
             </w:r>
           </w:p>
         </w:tc>
@@ -2906,7 +2906,7 @@
                 <w:color w:val="1C3A36"/>
                 <w:sz w:val="17"/>
               </w:rPr>
-              <w:t>(10,771)</w:t>
+              <w:t>(8,015)</w:t>
             </w:r>
           </w:p>
         </w:tc>
@@ -2924,7 +2924,7 @@
                 <w:color w:val="1C3A36"/>
                 <w:sz w:val="17"/>
               </w:rPr>
-              <w:t>(11,453)</w:t>
+              <w:t>(8,479)</w:t>
             </w:r>
           </w:p>
         </w:tc>
@@ -2965,7 +2965,7 @@
                 <w:color w:val="1C3A36"/>
                 <w:sz w:val="17"/>
               </w:rPr>
-              <w:t>9,382</w:t>
+              <w:t>1,559</w:t>
             </w:r>
           </w:p>
         </w:tc>
@@ -2985,7 +2985,7 @@
                 <w:color w:val="1C3A36"/>
                 <w:sz w:val="17"/>
               </w:rPr>
-              <w:t>11,616</w:t>
+              <w:t>12,924</w:t>
             </w:r>
           </w:p>
         </w:tc>
@@ -3005,7 +3005,7 @@
                 <w:color w:val="1C3A36"/>
                 <w:sz w:val="17"/>
               </w:rPr>
-              <w:t>15,140</w:t>
+              <w:t>17,478</w:t>
             </w:r>
           </w:p>
         </w:tc>
@@ -3025,7 +3025,7 @@
                 <w:color w:val="1C3A36"/>
                 <w:sz w:val="17"/>
               </w:rPr>
-              <w:t>19,969</w:t>
+              <w:t>20,395</w:t>
             </w:r>
           </w:p>
         </w:tc>
@@ -3045,7 +3045,7 @@
                 <w:color w:val="1C3A36"/>
                 <w:sz w:val="17"/>
               </w:rPr>
-              <w:t>24,643</w:t>
+              <w:t>23,450</w:t>
             </w:r>
           </w:p>
         </w:tc>
@@ -3304,7 +3304,7 @@
                 <w:color w:val="1C3A36"/>
                 <w:sz w:val="17"/>
               </w:rPr>
-              <w:t>7,394</w:t>
+              <w:t>1,228</w:t>
             </w:r>
           </w:p>
         </w:tc>
@@ -3324,7 +3324,7 @@
                 <w:color w:val="1C3A36"/>
                 <w:sz w:val="17"/>
               </w:rPr>
-              <w:t>7,443</w:t>
+              <w:t>8,281</w:t>
             </w:r>
           </w:p>
         </w:tc>
@@ -3344,7 +3344,7 @@
                 <w:color w:val="1C3A36"/>
                 <w:sz w:val="17"/>
               </w:rPr>
-              <w:t>8,115</w:t>
+              <w:t>9,368</w:t>
             </w:r>
           </w:p>
         </w:tc>
@@ -3364,7 +3364,7 @@
                 <w:color w:val="1C3A36"/>
                 <w:sz w:val="17"/>
               </w:rPr>
-              <w:t>9,140</w:t>
+              <w:t>9,335</w:t>
             </w:r>
           </w:p>
         </w:tc>
@@ -3384,7 +3384,7 @@
                 <w:color w:val="1C3A36"/>
                 <w:sz w:val="17"/>
               </w:rPr>
-              <w:t>9,796</w:t>
+              <w:t>9,322</w:t>
             </w:r>
           </w:p>
         </w:tc>
@@ -3541,7 +3541,7 @@
                 <w:color w:val="1C3A36"/>
                 <w:sz w:val="17"/>
               </w:rPr>
-              <w:t>41,889</w:t>
+              <w:t>37,535</w:t>
             </w:r>
           </w:p>
         </w:tc>
@@ -3596,7 +3596,7 @@
                 <w:color w:val="1C3A36"/>
                 <w:sz w:val="17"/>
               </w:rPr>
-              <w:t>138,646</w:t>
+              <w:t>121,000</w:t>
             </w:r>
           </w:p>
         </w:tc>
@@ -3614,7 +3614,7 @@
                 <w:color w:val="1C3A36"/>
                 <w:sz w:val="17"/>
               </w:rPr>
-              <w:t>terminal value 348,762 capitalised at 15.1% and discounted at the year-5 factor 0.3975</w:t>
+              <w:t>terminal value 304,373 capitalised at 15.1% and discounted at the year-5 factor 0.3975</w:t>
             </w:r>
           </w:p>
         </w:tc>
@@ -3655,7 +3655,7 @@
                 <w:color w:val="1C3A36"/>
                 <w:sz w:val="17"/>
               </w:rPr>
-              <w:t>180,535</w:t>
+              <w:t>158,535</w:t>
             </w:r>
           </w:p>
         </w:tc>
@@ -3712,7 +3712,7 @@
                 <w:color w:val="1C3A36"/>
                 <w:sz w:val="17"/>
               </w:rPr>
-              <w:t>77%</w:t>
+              <w:t>76%</w:t>
             </w:r>
           </w:p>
         </w:tc>
@@ -3877,7 +3877,7 @@
                 <w:color w:val="1C3A36"/>
                 <w:sz w:val="17"/>
               </w:rPr>
-              <w:t>(16,223)</w:t>
+              <w:t>(14,101)</w:t>
             </w:r>
           </w:p>
         </w:tc>
@@ -3932,7 +3932,7 @@
                 <w:color w:val="1C3A36"/>
                 <w:sz w:val="17"/>
               </w:rPr>
-              <w:t>151,968</w:t>
+              <w:t>132,090</w:t>
             </w:r>
           </w:p>
         </w:tc>
@@ -3990,7 +3990,7 @@
                 <w:color w:val="1C3A36"/>
                 <w:sz w:val="17"/>
               </w:rPr>
-              <w:t>70.99</w:t>
+              <w:t>61.70</w:t>
             </w:r>
           </w:p>
         </w:tc>
@@ -4010,7 +4010,7 @@
                 <w:color w:val="1C3A36"/>
                 <w:sz w:val="17"/>
               </w:rPr>
-              <w:t>against a spot of 105.20 (-33%)</w:t>
+              <w:t>against a spot of 105.20 (-41%)</w:t>
             </w:r>
           </w:p>
         </w:tc>
@@ -4195,7 +4195,7 @@
                 <w:color w:val="1C3A36"/>
                 <w:sz w:val="17"/>
               </w:rPr>
-              <w:t>7.9×</w:t>
+              <w:t>8.0×</w:t>
             </w:r>
           </w:p>
         </w:tc>
@@ -4213,7 +4213,7 @@
                 <w:color w:val="1C3A36"/>
                 <w:sz w:val="17"/>
               </w:rPr>
-              <w:t>enterprise value 244,999 over FY2025 EBITDA 30,915</w:t>
+              <w:t>enterprise value 244,999 over FY2025 EBITDA 30,622</w:t>
             </w:r>
           </w:p>
         </w:tc>
@@ -4474,7 +4474,7 @@
                 <w:color w:val="1C3A36"/>
                 <w:sz w:val="17"/>
               </w:rPr>
-              <w:t>108.89</w:t>
+              <w:t>117.41</w:t>
             </w:r>
           </w:p>
         </w:tc>
@@ -4494,7 +4494,7 @@
                 <w:color w:val="1C3A36"/>
                 <w:sz w:val="17"/>
               </w:rPr>
-              <w:t>bear 91.34 at 5.5× / bull 135.22 at 8.0×</w:t>
+              <w:t>bear 98.55 at 5.5× / bull 145.71 at 8.0×</w:t>
             </w:r>
           </w:p>
         </w:tc>
@@ -4544,7 +4544,7 @@
           <w:color w:val="1C3A36"/>
           <w:sz w:val="21"/>
         </w:rPr>
-        <w:t>The question this lens asks is what the group earns in a year that is neither a currency windfall nor a margin trough. Mid-cycle revenue is taken as the FY2027 forecast of EGP 362,621mn and the mid-cycle EBITDA margin as 12.1% — the average of the later forecast years, comfortably below the FY2024 outturn of 13.6% and above the FY2025 trough of 11.0%.</w:t>
+        <w:t>The question this lens asks is what the group earns in a year that is neither a currency windfall nor a margin trough. Mid-cycle revenue is taken as the FY2027 forecast of EGP 407,356mn and the mid-cycle EBITDA margin as 11.1% — the average of the later forecast years, comfortably below the FY2024 outturn of 13.6% and above the FY2025 trough of 10.9%.</w:t>
       </w:r>
     </w:p>
     <w:tbl>
@@ -4645,7 +4645,7 @@
                 <w:color w:val="1C3A36"/>
                 <w:sz w:val="17"/>
               </w:rPr>
-              <w:t>362,621</w:t>
+              <w:t>407,356</w:t>
             </w:r>
           </w:p>
         </w:tc>
@@ -4664,7 +4664,7 @@
                 <w:color w:val="1C3A36"/>
                 <w:sz w:val="17"/>
               </w:rPr>
-              <w:t>Mid-cycle EBITDA at 12.1%</w:t>
+              <w:t>Mid-cycle EBITDA at 11.1%</w:t>
             </w:r>
           </w:p>
         </w:tc>
@@ -4682,7 +4682,7 @@
                 <w:color w:val="1C3A36"/>
                 <w:sz w:val="17"/>
               </w:rPr>
-              <w:t>43,843</w:t>
+              <w:t>45,131</w:t>
             </w:r>
           </w:p>
         </w:tc>
@@ -4719,7 +4719,7 @@
                 <w:color w:val="1C3A36"/>
                 <w:sz w:val="17"/>
               </w:rPr>
-              <w:t>(3,808)</w:t>
+              <w:t>(4,277)</w:t>
             </w:r>
           </w:p>
         </w:tc>
@@ -4756,7 +4756,7 @@
                 <w:color w:val="1C3A36"/>
                 <w:sz w:val="17"/>
               </w:rPr>
-              <w:t>40,035</w:t>
+              <w:t>40,854</w:t>
             </w:r>
           </w:p>
         </w:tc>
@@ -4867,7 +4867,7 @@
                 <w:color w:val="1C3A36"/>
                 <w:sz w:val="17"/>
               </w:rPr>
-              <w:t>(11,994)</w:t>
+              <w:t>(12,258)</w:t>
             </w:r>
           </w:p>
         </w:tc>
@@ -4904,7 +4904,7 @@
                 <w:color w:val="1C3A36"/>
                 <w:sz w:val="17"/>
               </w:rPr>
-              <w:t>25,216</w:t>
+              <w:t>25,770</w:t>
             </w:r>
           </w:p>
         </w:tc>
@@ -4945,7 +4945,7 @@
                 <w:color w:val="1C3A36"/>
                 <w:sz w:val="17"/>
               </w:rPr>
-              <w:t>11.78</w:t>
+              <w:t>12.04</w:t>
             </w:r>
           </w:p>
         </w:tc>
@@ -4982,7 +4982,7 @@
                 <w:color w:val="1C3A36"/>
                 <w:sz w:val="17"/>
               </w:rPr>
-              <w:t>106.01</w:t>
+              <w:t>108.34</w:t>
             </w:r>
           </w:p>
         </w:tc>
@@ -5004,7 +5004,7 @@
           <w:color w:val="6E7B77"/>
           <w:sz w:val="17"/>
         </w:rPr>
-        <w:t>Bear 82.45 at 7.0× and bull 135.46 at 11.5×. The justified multiple is held well below what a comparable industrial franchise would attract in a developed market, because an Egyptian cost of equity near 28% mathematically compresses what any stream of earnings is worth.</w:t>
+        <w:t>Bear 84.27 at 7.0× and bull 138.44 at 11.5×. The justified multiple is held well below what a comparable industrial franchise would attract in a developed market, because an Egyptian cost of equity near 28% mathematically compresses what any stream of earnings is worth.</w:t>
       </w:r>
     </w:p>
     <w:p>
@@ -5253,7 +5253,7 @@
                 <w:color w:val="1C3A36"/>
                 <w:sz w:val="17"/>
               </w:rPr>
-              <w:t>40.57</w:t>
+              <w:t>33.92</w:t>
             </w:r>
           </w:p>
         </w:tc>
@@ -5271,7 +5271,7 @@
                 <w:color w:val="1C3A36"/>
                 <w:sz w:val="17"/>
               </w:rPr>
-              <w:t>70.99</w:t>
+              <w:t>61.70</w:t>
             </w:r>
           </w:p>
         </w:tc>
@@ -5289,7 +5289,7 @@
                 <w:color w:val="1C3A36"/>
                 <w:sz w:val="17"/>
               </w:rPr>
-              <w:t>129.37</w:t>
+              <w:t>115.43</w:t>
             </w:r>
           </w:p>
         </w:tc>
@@ -5325,7 +5325,7 @@
                 <w:color w:val="1C3A36"/>
                 <w:sz w:val="17"/>
               </w:rPr>
-              <w:t>31.94</w:t>
+              <w:t>27.77</w:t>
             </w:r>
           </w:p>
         </w:tc>
@@ -5362,7 +5362,7 @@
                 <w:color w:val="1C3A36"/>
                 <w:sz w:val="17"/>
               </w:rPr>
-              <w:t>91.34</w:t>
+              <w:t>98.55</w:t>
             </w:r>
           </w:p>
         </w:tc>
@@ -5380,7 +5380,7 @@
                 <w:color w:val="1C3A36"/>
                 <w:sz w:val="17"/>
               </w:rPr>
-              <w:t>108.89</w:t>
+              <w:t>117.41</w:t>
             </w:r>
           </w:p>
         </w:tc>
@@ -5398,7 +5398,7 @@
                 <w:color w:val="1C3A36"/>
                 <w:sz w:val="17"/>
               </w:rPr>
-              <w:t>135.22</w:t>
+              <w:t>145.71</w:t>
             </w:r>
           </w:p>
         </w:tc>
@@ -5434,7 +5434,7 @@
                 <w:color w:val="1C3A36"/>
                 <w:sz w:val="17"/>
               </w:rPr>
-              <w:t>21.78</w:t>
+              <w:t>23.48</w:t>
             </w:r>
           </w:p>
         </w:tc>
@@ -5471,7 +5471,7 @@
                 <w:color w:val="1C3A36"/>
                 <w:sz w:val="17"/>
               </w:rPr>
-              <w:t>82.45</w:t>
+              <w:t>84.27</w:t>
             </w:r>
           </w:p>
         </w:tc>
@@ -5489,7 +5489,7 @@
                 <w:color w:val="1C3A36"/>
                 <w:sz w:val="17"/>
               </w:rPr>
-              <w:t>106.01</w:t>
+              <w:t>108.34</w:t>
             </w:r>
           </w:p>
         </w:tc>
@@ -5507,7 +5507,7 @@
                 <w:color w:val="1C3A36"/>
                 <w:sz w:val="17"/>
               </w:rPr>
-              <w:t>135.46</w:t>
+              <w:t>138.44</w:t>
             </w:r>
           </w:p>
         </w:tc>
@@ -5543,7 +5543,7 @@
                 <w:color w:val="1C3A36"/>
                 <w:sz w:val="17"/>
               </w:rPr>
-              <w:t>21.20</w:t>
+              <w:t>21.67</w:t>
             </w:r>
           </w:p>
         </w:tc>
@@ -5713,7 +5713,7 @@
                 <w:color w:val="1C3A36"/>
                 <w:sz w:val="17"/>
               </w:rPr>
-              <w:t>80.00</w:t>
+              <w:t>78.00</w:t>
             </w:r>
           </w:p>
         </w:tc>
@@ -5733,7 +5733,7 @@
                 <w:color w:val="1C3A36"/>
                 <w:sz w:val="17"/>
               </w:rPr>
-              <w:t>135.46</w:t>
+              <w:t>145.71</w:t>
             </w:r>
           </w:p>
         </w:tc>
@@ -5773,7 +5773,7 @@
                 <w:color w:val="1C3A36"/>
                 <w:sz w:val="17"/>
               </w:rPr>
-              <w:t>80.00</w:t>
+              <w:t>78.00</w:t>
             </w:r>
           </w:p>
         </w:tc>
@@ -5795,7 +5795,7 @@
           <w:color w:val="1C3A36"/>
           <w:sz w:val="21"/>
         </w:rPr>
-        <w:t>The four lenses do not agree, and the disagreement is informative rather than embarrassing. The two lenses that look at earnings — relative multiples and normalised earnings power — land near or slightly above the market price. The two that discount cash or capital at an Egyptian cost of capital land well below it. This is the same disagreement in two forms: a multiple imported from a market with a low cost of capital implicitly assumes a low cost of capital, and a discounted model applied with an Egyptian one does not. The weighted central of EGP 80.00 sits between them.</w:t>
+        <w:t>The four lenses do not agree, and the disagreement is informative rather than embarrassing. The two lenses that look at earnings — relative multiples and normalised earnings power — land near or slightly above the market price. The two that discount cash or capital at an Egyptian cost of capital land well below it. This is the same disagreement in two forms: a multiple imported from a market with a low cost of capital implicitly assumes a low cost of capital, and a discounted model applied with an Egyptian one does not. The weighted central of EGP 78.00 sits between them.</w:t>
       </w:r>
     </w:p>
     <w:p>
@@ -5823,7 +5823,994 @@
           <w:color w:val="1C3A36"/>
           <w:sz w:val="21"/>
         </w:rPr>
-        <w:t>Revenue is not forecast as a single growth rate. It is split into the leg that is earned and spent in Egyptian pounds and the leg that is effectively priced in hard currency, because those two legs behave completely differently when the pound moves.</w:t>
+        <w:t>Revenue is not forecast as a growth rate applied to a revenue line. It is built from volumes and prices, unit by unit, on the company's own disclosed segment data — and the historical build reconciles to the audited income statement to within EGP 1mn on both revenue and gross profit in each of FY2023 and FY2024. Margins are therefore outputs of the build, not inputs to it.</w:t>
+      </w:r>
+    </w:p>
+    <w:p>
+      <w:pPr>
+        <w:spacing w:after="80" w:before="200"/>
+      </w:pPr>
+      <w:r>
+        <w:rPr>
+          <w:b/>
+          <w:i w:val="0"/>
+          <w:color w:val="1C3A36"/>
+          <w:sz w:val="24"/>
+        </w:rPr>
+        <w:t>The unit economics, as disclosed</w:t>
+      </w:r>
+    </w:p>
+    <w:tbl>
+      <w:tblPr>
+        <w:tblW w:type="auto" w:w="0"/>
+        <w:jc w:val="center"/>
+        <w:tblLook w:firstColumn="1" w:firstRow="1" w:lastColumn="0" w:lastRow="0" w:noHBand="0" w:noVBand="1" w:val="04A0"/>
+        <w:tblLayout w:type="fixed"/>
+        <w:tblCellMar>
+          <w:top w:w="40" w:type="dxa"/>
+          <w:left w:w="90" w:type="dxa"/>
+          <w:bottom w:w="40" w:type="dxa"/>
+          <w:right w:w="90" w:type="dxa"/>
+        </w:tblCellMar>
+        <w:tblBorders>
+          <w:top w:val="single" w:sz="4" w:space="0" w:color="C9D4D1"/>
+          <w:left w:val="single" w:sz="4" w:space="0" w:color="C9D4D1"/>
+          <w:bottom w:val="single" w:sz="4" w:space="0" w:color="C9D4D1"/>
+          <w:right w:val="single" w:sz="4" w:space="0" w:color="C9D4D1"/>
+          <w:insideH w:val="single" w:sz="4" w:space="0" w:color="C9D4D1"/>
+          <w:insideV w:val="single" w:sz="4" w:space="0" w:color="C9D4D1"/>
+        </w:tblBorders>
+        <w:tblLayout w:type="fixed"/>
+      </w:tblPr>
+      <w:tblGrid>
+        <w:gridCol w:w="3816"/>
+        <w:gridCol w:w="2088"/>
+        <w:gridCol w:w="2088"/>
+        <w:gridCol w:w="2088"/>
+      </w:tblGrid>
+      <w:tr>
+        <w:tc>
+          <w:tcPr>
+            <w:tcW w:type="dxa" w:w="3816"/>
+            <w:shd w:val="clear" w:color="auto" w:fill="EAF0EE"/>
+          </w:tcPr>
+          <w:p>
+            <w:pPr>
+              <w:spacing w:after="20"/>
+            </w:pPr>
+            <w:r>
+              <w:rPr>
+                <w:b/>
+                <w:color w:val="1C3A36"/>
+                <w:sz w:val="16"/>
+              </w:rPr>
+              <w:t>Unit measure</w:t>
+            </w:r>
+          </w:p>
+        </w:tc>
+        <w:tc>
+          <w:tcPr>
+            <w:tcW w:type="dxa" w:w="2088"/>
+            <w:shd w:val="clear" w:color="auto" w:fill="EAF0EE"/>
+          </w:tcPr>
+          <w:p>
+            <w:pPr>
+              <w:spacing w:after="20"/>
+            </w:pPr>
+            <w:r>
+              <w:rPr>
+                <w:b/>
+                <w:color w:val="1C3A36"/>
+                <w:sz w:val="16"/>
+              </w:rPr>
+              <w:t>FY2023</w:t>
+            </w:r>
+          </w:p>
+        </w:tc>
+        <w:tc>
+          <w:tcPr>
+            <w:tcW w:type="dxa" w:w="2088"/>
+            <w:shd w:val="clear" w:color="auto" w:fill="EAF0EE"/>
+          </w:tcPr>
+          <w:p>
+            <w:pPr>
+              <w:spacing w:after="20"/>
+            </w:pPr>
+            <w:r>
+              <w:rPr>
+                <w:b/>
+                <w:color w:val="1C3A36"/>
+                <w:sz w:val="16"/>
+              </w:rPr>
+              <w:t>FY2024</w:t>
+            </w:r>
+          </w:p>
+        </w:tc>
+        <w:tc>
+          <w:tcPr>
+            <w:tcW w:type="dxa" w:w="2088"/>
+            <w:shd w:val="clear" w:color="auto" w:fill="EAF0EE"/>
+          </w:tcPr>
+          <w:p>
+            <w:pPr>
+              <w:spacing w:after="20"/>
+            </w:pPr>
+            <w:r>
+              <w:rPr>
+                <w:b/>
+                <w:color w:val="1C3A36"/>
+                <w:sz w:val="16"/>
+              </w:rPr>
+              <w:t>FY2025</w:t>
+            </w:r>
+          </w:p>
+        </w:tc>
+      </w:tr>
+      <w:tr>
+        <w:tc>
+          <w:tcPr>
+            <w:tcW w:type="dxa" w:w="3816"/>
+          </w:tcPr>
+          <w:p>
+            <w:pPr>
+              <w:spacing w:after="20"/>
+            </w:pPr>
+            <w:r>
+              <w:rPr>
+                <w:color w:val="1C3A36"/>
+                <w:sz w:val="16"/>
+              </w:rPr>
+              <w:t>Cable volume (tonnes)</w:t>
+            </w:r>
+          </w:p>
+        </w:tc>
+        <w:tc>
+          <w:tcPr>
+            <w:tcW w:type="dxa" w:w="2088"/>
+          </w:tcPr>
+          <w:p>
+            <w:pPr>
+              <w:spacing w:after="20"/>
+              <w:jc w:val="right"/>
+            </w:pPr>
+            <w:r>
+              <w:rPr>
+                <w:color w:val="1C3A36"/>
+                <w:sz w:val="16"/>
+              </w:rPr>
+              <w:t>156,748</w:t>
+            </w:r>
+          </w:p>
+        </w:tc>
+        <w:tc>
+          <w:tcPr>
+            <w:tcW w:type="dxa" w:w="2088"/>
+          </w:tcPr>
+          <w:p>
+            <w:pPr>
+              <w:spacing w:after="20"/>
+              <w:jc w:val="right"/>
+            </w:pPr>
+            <w:r>
+              <w:rPr>
+                <w:color w:val="1C3A36"/>
+                <w:sz w:val="16"/>
+              </w:rPr>
+              <w:t>167,665</w:t>
+            </w:r>
+          </w:p>
+        </w:tc>
+        <w:tc>
+          <w:tcPr>
+            <w:tcW w:type="dxa" w:w="2088"/>
+          </w:tcPr>
+          <w:p>
+            <w:pPr>
+              <w:spacing w:after="20"/>
+              <w:jc w:val="right"/>
+            </w:pPr>
+            <w:r>
+              <w:rPr>
+                <w:color w:val="1C3A36"/>
+                <w:sz w:val="16"/>
+              </w:rPr>
+              <w:t>154,621 (implied)</w:t>
+            </w:r>
+          </w:p>
+        </w:tc>
+      </w:tr>
+      <w:tr>
+        <w:tc>
+          <w:tcPr>
+            <w:tcW w:type="dxa" w:w="3816"/>
+          </w:tcPr>
+          <w:p>
+            <w:pPr>
+              <w:spacing w:after="20"/>
+            </w:pPr>
+            <w:r>
+              <w:rPr>
+                <w:color w:val="1C3A36"/>
+                <w:sz w:val="16"/>
+              </w:rPr>
+              <w:t>Cable price per tonne (EGP)</w:t>
+            </w:r>
+          </w:p>
+        </w:tc>
+        <w:tc>
+          <w:tcPr>
+            <w:tcW w:type="dxa" w:w="2088"/>
+          </w:tcPr>
+          <w:p>
+            <w:pPr>
+              <w:spacing w:after="20"/>
+              <w:jc w:val="right"/>
+            </w:pPr>
+            <w:r>
+              <w:rPr>
+                <w:color w:val="1C3A36"/>
+                <w:sz w:val="16"/>
+              </w:rPr>
+              <w:t>360,780</w:t>
+            </w:r>
+          </w:p>
+        </w:tc>
+        <w:tc>
+          <w:tcPr>
+            <w:tcW w:type="dxa" w:w="2088"/>
+          </w:tcPr>
+          <w:p>
+            <w:pPr>
+              <w:spacing w:after="20"/>
+              <w:jc w:val="right"/>
+            </w:pPr>
+            <w:r>
+              <w:rPr>
+                <w:color w:val="1C3A36"/>
+                <w:sz w:val="16"/>
+              </w:rPr>
+              <w:t>522,361</w:t>
+            </w:r>
+          </w:p>
+        </w:tc>
+        <w:tc>
+          <w:tcPr>
+            <w:tcW w:type="dxa" w:w="2088"/>
+          </w:tcPr>
+          <w:p>
+            <w:pPr>
+              <w:spacing w:after="20"/>
+              <w:jc w:val="right"/>
+            </w:pPr>
+            <w:r>
+              <w:rPr>
+                <w:color w:val="1C3A36"/>
+                <w:sz w:val="16"/>
+              </w:rPr>
+              <w:t>640,951</w:t>
+            </w:r>
+          </w:p>
+        </w:tc>
+      </w:tr>
+      <w:tr>
+        <w:tc>
+          <w:tcPr>
+            <w:tcW w:type="dxa" w:w="3816"/>
+            <w:shd w:val="clear" w:color="auto" w:fill="F6F1E6"/>
+          </w:tcPr>
+          <w:p>
+            <w:pPr>
+              <w:spacing w:after="20"/>
+            </w:pPr>
+            <w:r>
+              <w:rPr>
+                <w:b/>
+                <w:color w:val="1C3A36"/>
+                <w:sz w:val="16"/>
+              </w:rPr>
+              <w:t>Cable gross profit per tonne (EGP)</w:t>
+            </w:r>
+          </w:p>
+        </w:tc>
+        <w:tc>
+          <w:tcPr>
+            <w:tcW w:type="dxa" w:w="2088"/>
+            <w:shd w:val="clear" w:color="auto" w:fill="F6F1E6"/>
+          </w:tcPr>
+          <w:p>
+            <w:pPr>
+              <w:spacing w:after="20"/>
+              <w:jc w:val="right"/>
+            </w:pPr>
+            <w:r>
+              <w:rPr>
+                <w:b/>
+                <w:color w:val="1C3A36"/>
+                <w:sz w:val="16"/>
+              </w:rPr>
+              <w:t>90,020</w:t>
+            </w:r>
+          </w:p>
+        </w:tc>
+        <w:tc>
+          <w:tcPr>
+            <w:tcW w:type="dxa" w:w="2088"/>
+            <w:shd w:val="clear" w:color="auto" w:fill="F6F1E6"/>
+          </w:tcPr>
+          <w:p>
+            <w:pPr>
+              <w:spacing w:after="20"/>
+              <w:jc w:val="right"/>
+            </w:pPr>
+            <w:r>
+              <w:rPr>
+                <w:b/>
+                <w:color w:val="1C3A36"/>
+                <w:sz w:val="16"/>
+              </w:rPr>
+              <w:t>119,043</w:t>
+            </w:r>
+          </w:p>
+        </w:tc>
+        <w:tc>
+          <w:tcPr>
+            <w:tcW w:type="dxa" w:w="2088"/>
+            <w:shd w:val="clear" w:color="auto" w:fill="F6F1E6"/>
+          </w:tcPr>
+          <w:p>
+            <w:pPr>
+              <w:spacing w:after="20"/>
+              <w:jc w:val="right"/>
+            </w:pPr>
+            <w:r>
+              <w:rPr>
+                <w:b/>
+                <w:color w:val="1C3A36"/>
+                <w:sz w:val="16"/>
+              </w:rPr>
+              <w:t>88,173</w:t>
+            </w:r>
+          </w:p>
+        </w:tc>
+      </w:tr>
+      <w:tr>
+        <w:tc>
+          <w:tcPr>
+            <w:tcW w:type="dxa" w:w="3816"/>
+          </w:tcPr>
+          <w:p>
+            <w:pPr>
+              <w:spacing w:after="20"/>
+            </w:pPr>
+            <w:r>
+              <w:rPr>
+                <w:color w:val="1C3A36"/>
+                <w:sz w:val="16"/>
+              </w:rPr>
+              <w:t>Copper cost per tonne (EGP)</w:t>
+            </w:r>
+          </w:p>
+        </w:tc>
+        <w:tc>
+          <w:tcPr>
+            <w:tcW w:type="dxa" w:w="2088"/>
+          </w:tcPr>
+          <w:p>
+            <w:pPr>
+              <w:spacing w:after="20"/>
+              <w:jc w:val="right"/>
+            </w:pPr>
+            <w:r>
+              <w:rPr>
+                <w:color w:val="1C3A36"/>
+                <w:sz w:val="16"/>
+              </w:rPr>
+              <w:t>260,275</w:t>
+            </w:r>
+          </w:p>
+        </w:tc>
+        <w:tc>
+          <w:tcPr>
+            <w:tcW w:type="dxa" w:w="2088"/>
+          </w:tcPr>
+          <w:p>
+            <w:pPr>
+              <w:spacing w:after="20"/>
+              <w:jc w:val="right"/>
+            </w:pPr>
+            <w:r>
+              <w:rPr>
+                <w:color w:val="1C3A36"/>
+                <w:sz w:val="16"/>
+              </w:rPr>
+              <w:t>414,359</w:t>
+            </w:r>
+          </w:p>
+        </w:tc>
+        <w:tc>
+          <w:tcPr>
+            <w:tcW w:type="dxa" w:w="2088"/>
+          </w:tcPr>
+          <w:p>
+            <w:pPr>
+              <w:spacing w:after="20"/>
+              <w:jc w:val="right"/>
+            </w:pPr>
+            <w:r>
+              <w:rPr>
+                <w:color w:val="1C3A36"/>
+                <w:sz w:val="16"/>
+              </w:rPr>
+              <w:t>495,000</w:t>
+            </w:r>
+          </w:p>
+        </w:tc>
+      </w:tr>
+      <w:tr>
+        <w:tc>
+          <w:tcPr>
+            <w:tcW w:type="dxa" w:w="3816"/>
+          </w:tcPr>
+          <w:p>
+            <w:pPr>
+              <w:spacing w:after="20"/>
+            </w:pPr>
+            <w:r>
+              <w:rPr>
+                <w:color w:val="1C3A36"/>
+                <w:sz w:val="16"/>
+              </w:rPr>
+              <w:t>Fabrication uplift over copper</w:t>
+            </w:r>
+          </w:p>
+        </w:tc>
+        <w:tc>
+          <w:tcPr>
+            <w:tcW w:type="dxa" w:w="2088"/>
+          </w:tcPr>
+          <w:p>
+            <w:pPr>
+              <w:spacing w:after="20"/>
+              <w:jc w:val="right"/>
+            </w:pPr>
+            <w:r>
+              <w:rPr>
+                <w:color w:val="1C3A36"/>
+                <w:sz w:val="16"/>
+              </w:rPr>
+              <w:t>1.386×</w:t>
+            </w:r>
+          </w:p>
+        </w:tc>
+        <w:tc>
+          <w:tcPr>
+            <w:tcW w:type="dxa" w:w="2088"/>
+          </w:tcPr>
+          <w:p>
+            <w:pPr>
+              <w:spacing w:after="20"/>
+              <w:jc w:val="right"/>
+            </w:pPr>
+            <w:r>
+              <w:rPr>
+                <w:color w:val="1C3A36"/>
+                <w:sz w:val="16"/>
+              </w:rPr>
+              <w:t>1.261×</w:t>
+            </w:r>
+          </w:p>
+        </w:tc>
+        <w:tc>
+          <w:tcPr>
+            <w:tcW w:type="dxa" w:w="2088"/>
+          </w:tcPr>
+          <w:p>
+            <w:pPr>
+              <w:spacing w:after="20"/>
+              <w:jc w:val="right"/>
+            </w:pPr>
+            <w:r>
+              <w:rPr>
+                <w:color w:val="1C3A36"/>
+                <w:sz w:val="16"/>
+              </w:rPr>
+              <w:t>1.295×</w:t>
+            </w:r>
+          </w:p>
+        </w:tc>
+      </w:tr>
+      <w:tr>
+        <w:tc>
+          <w:tcPr>
+            <w:tcW w:type="dxa" w:w="3816"/>
+            <w:shd w:val="clear" w:color="auto" w:fill="F6F1E6"/>
+          </w:tcPr>
+          <w:p>
+            <w:pPr>
+              <w:spacing w:after="20"/>
+            </w:pPr>
+            <w:r>
+              <w:rPr>
+                <w:b/>
+                <w:color w:val="1C3A36"/>
+                <w:sz w:val="16"/>
+              </w:rPr>
+              <w:t>Cable conversion margin</w:t>
+            </w:r>
+          </w:p>
+        </w:tc>
+        <w:tc>
+          <w:tcPr>
+            <w:tcW w:type="dxa" w:w="2088"/>
+            <w:shd w:val="clear" w:color="auto" w:fill="F6F1E6"/>
+          </w:tcPr>
+          <w:p>
+            <w:pPr>
+              <w:spacing w:after="20"/>
+              <w:jc w:val="right"/>
+            </w:pPr>
+            <w:r>
+              <w:rPr>
+                <w:b/>
+                <w:color w:val="1C3A36"/>
+                <w:sz w:val="16"/>
+              </w:rPr>
+              <w:t>25.0%</w:t>
+            </w:r>
+          </w:p>
+        </w:tc>
+        <w:tc>
+          <w:tcPr>
+            <w:tcW w:type="dxa" w:w="2088"/>
+            <w:shd w:val="clear" w:color="auto" w:fill="F6F1E6"/>
+          </w:tcPr>
+          <w:p>
+            <w:pPr>
+              <w:spacing w:after="20"/>
+              <w:jc w:val="right"/>
+            </w:pPr>
+            <w:r>
+              <w:rPr>
+                <w:b/>
+                <w:color w:val="1C3A36"/>
+                <w:sz w:val="16"/>
+              </w:rPr>
+              <w:t>22.8%</w:t>
+            </w:r>
+          </w:p>
+        </w:tc>
+        <w:tc>
+          <w:tcPr>
+            <w:tcW w:type="dxa" w:w="2088"/>
+            <w:shd w:val="clear" w:color="auto" w:fill="F6F1E6"/>
+          </w:tcPr>
+          <w:p>
+            <w:pPr>
+              <w:spacing w:after="20"/>
+              <w:jc w:val="right"/>
+            </w:pPr>
+            <w:r>
+              <w:rPr>
+                <w:b/>
+                <w:color w:val="1C3A36"/>
+                <w:sz w:val="16"/>
+              </w:rPr>
+              <w:t>13.8%</w:t>
+            </w:r>
+          </w:p>
+        </w:tc>
+      </w:tr>
+      <w:tr>
+        <w:tc>
+          <w:tcPr>
+            <w:tcW w:type="dxa" w:w="3816"/>
+          </w:tcPr>
+          <w:p>
+            <w:pPr>
+              <w:spacing w:after="20"/>
+            </w:pPr>
+            <w:r>
+              <w:rPr>
+                <w:color w:val="1C3A36"/>
+                <w:sz w:val="16"/>
+              </w:rPr>
+              <w:t>Transformer volume (MVA)</w:t>
+            </w:r>
+          </w:p>
+        </w:tc>
+        <w:tc>
+          <w:tcPr>
+            <w:tcW w:type="dxa" w:w="2088"/>
+          </w:tcPr>
+          <w:p>
+            <w:pPr>
+              <w:spacing w:after="20"/>
+              <w:jc w:val="right"/>
+            </w:pPr>
+            <w:r>
+              <w:rPr>
+                <w:color w:val="1C3A36"/>
+                <w:sz w:val="16"/>
+              </w:rPr>
+              <w:t>14,521</w:t>
+            </w:r>
+          </w:p>
+        </w:tc>
+        <w:tc>
+          <w:tcPr>
+            <w:tcW w:type="dxa" w:w="2088"/>
+          </w:tcPr>
+          <w:p>
+            <w:pPr>
+              <w:spacing w:after="20"/>
+              <w:jc w:val="right"/>
+            </w:pPr>
+            <w:r>
+              <w:rPr>
+                <w:color w:val="1C3A36"/>
+                <w:sz w:val="16"/>
+              </w:rPr>
+              <w:t>17,619</w:t>
+            </w:r>
+          </w:p>
+        </w:tc>
+        <w:tc>
+          <w:tcPr>
+            <w:tcW w:type="dxa" w:w="2088"/>
+          </w:tcPr>
+          <w:p>
+            <w:pPr>
+              <w:spacing w:after="20"/>
+              <w:jc w:val="right"/>
+            </w:pPr>
+            <w:r>
+              <w:rPr>
+                <w:color w:val="1C3A36"/>
+                <w:sz w:val="16"/>
+              </w:rPr>
+              <w:t>17,516 (implied)</w:t>
+            </w:r>
+          </w:p>
+        </w:tc>
+      </w:tr>
+      <w:tr>
+        <w:tc>
+          <w:tcPr>
+            <w:tcW w:type="dxa" w:w="3816"/>
+          </w:tcPr>
+          <w:p>
+            <w:pPr>
+              <w:spacing w:after="20"/>
+            </w:pPr>
+            <w:r>
+              <w:rPr>
+                <w:color w:val="1C3A36"/>
+                <w:sz w:val="16"/>
+              </w:rPr>
+              <w:t>Transformer gross profit per MVA (EGP)</w:t>
+            </w:r>
+          </w:p>
+        </w:tc>
+        <w:tc>
+          <w:tcPr>
+            <w:tcW w:type="dxa" w:w="2088"/>
+          </w:tcPr>
+          <w:p>
+            <w:pPr>
+              <w:spacing w:after="20"/>
+              <w:jc w:val="right"/>
+            </w:pPr>
+            <w:r>
+              <w:rPr>
+                <w:color w:val="1C3A36"/>
+                <w:sz w:val="16"/>
+              </w:rPr>
+              <w:t>136,347</w:t>
+            </w:r>
+          </w:p>
+        </w:tc>
+        <w:tc>
+          <w:tcPr>
+            <w:tcW w:type="dxa" w:w="2088"/>
+          </w:tcPr>
+          <w:p>
+            <w:pPr>
+              <w:spacing w:after="20"/>
+              <w:jc w:val="right"/>
+            </w:pPr>
+            <w:r>
+              <w:rPr>
+                <w:color w:val="1C3A36"/>
+                <w:sz w:val="16"/>
+              </w:rPr>
+              <w:t>221,068</w:t>
+            </w:r>
+          </w:p>
+        </w:tc>
+        <w:tc>
+          <w:tcPr>
+            <w:tcW w:type="dxa" w:w="2088"/>
+          </w:tcPr>
+          <w:p>
+            <w:pPr>
+              <w:spacing w:after="20"/>
+              <w:jc w:val="right"/>
+            </w:pPr>
+            <w:r>
+              <w:rPr>
+                <w:color w:val="1C3A36"/>
+                <w:sz w:val="16"/>
+              </w:rPr>
+              <w:t>—</w:t>
+            </w:r>
+          </w:p>
+        </w:tc>
+      </w:tr>
+      <w:tr>
+        <w:tc>
+          <w:tcPr>
+            <w:tcW w:type="dxa" w:w="3816"/>
+          </w:tcPr>
+          <w:p>
+            <w:pPr>
+              <w:spacing w:after="20"/>
+            </w:pPr>
+            <w:r>
+              <w:rPr>
+                <w:color w:val="1C3A36"/>
+                <w:sz w:val="16"/>
+              </w:rPr>
+              <w:t>Meter volume (units)</w:t>
+            </w:r>
+          </w:p>
+        </w:tc>
+        <w:tc>
+          <w:tcPr>
+            <w:tcW w:type="dxa" w:w="2088"/>
+          </w:tcPr>
+          <w:p>
+            <w:pPr>
+              <w:spacing w:after="20"/>
+              <w:jc w:val="right"/>
+            </w:pPr>
+            <w:r>
+              <w:rPr>
+                <w:color w:val="1C3A36"/>
+                <w:sz w:val="16"/>
+              </w:rPr>
+              <w:t>4,057,065</w:t>
+            </w:r>
+          </w:p>
+        </w:tc>
+        <w:tc>
+          <w:tcPr>
+            <w:tcW w:type="dxa" w:w="2088"/>
+          </w:tcPr>
+          <w:p>
+            <w:pPr>
+              <w:spacing w:after="20"/>
+              <w:jc w:val="right"/>
+            </w:pPr>
+            <w:r>
+              <w:rPr>
+                <w:color w:val="1C3A36"/>
+                <w:sz w:val="16"/>
+              </w:rPr>
+              <w:t>3,850,726</w:t>
+            </w:r>
+          </w:p>
+        </w:tc>
+        <w:tc>
+          <w:tcPr>
+            <w:tcW w:type="dxa" w:w="2088"/>
+          </w:tcPr>
+          <w:p>
+            <w:pPr>
+              <w:spacing w:after="20"/>
+              <w:jc w:val="right"/>
+            </w:pPr>
+            <w:r>
+              <w:rPr>
+                <w:color w:val="1C3A36"/>
+                <w:sz w:val="16"/>
+              </w:rPr>
+              <w:t>5,550,494 (implied)</w:t>
+            </w:r>
+          </w:p>
+        </w:tc>
+      </w:tr>
+      <w:tr>
+        <w:tc>
+          <w:tcPr>
+            <w:tcW w:type="dxa" w:w="3816"/>
+          </w:tcPr>
+          <w:p>
+            <w:pPr>
+              <w:spacing w:after="20"/>
+            </w:pPr>
+            <w:r>
+              <w:rPr>
+                <w:color w:val="1C3A36"/>
+                <w:sz w:val="16"/>
+              </w:rPr>
+              <w:t>Meter gross profit per unit (EGP)</w:t>
+            </w:r>
+          </w:p>
+        </w:tc>
+        <w:tc>
+          <w:tcPr>
+            <w:tcW w:type="dxa" w:w="2088"/>
+          </w:tcPr>
+          <w:p>
+            <w:pPr>
+              <w:spacing w:after="20"/>
+              <w:jc w:val="right"/>
+            </w:pPr>
+            <w:r>
+              <w:rPr>
+                <w:color w:val="1C3A36"/>
+                <w:sz w:val="16"/>
+              </w:rPr>
+              <w:t>418</w:t>
+            </w:r>
+          </w:p>
+        </w:tc>
+        <w:tc>
+          <w:tcPr>
+            <w:tcW w:type="dxa" w:w="2088"/>
+          </w:tcPr>
+          <w:p>
+            <w:pPr>
+              <w:spacing w:after="20"/>
+              <w:jc w:val="right"/>
+            </w:pPr>
+            <w:r>
+              <w:rPr>
+                <w:color w:val="1C3A36"/>
+                <w:sz w:val="16"/>
+              </w:rPr>
+              <w:t>707</w:t>
+            </w:r>
+          </w:p>
+        </w:tc>
+        <w:tc>
+          <w:tcPr>
+            <w:tcW w:type="dxa" w:w="2088"/>
+          </w:tcPr>
+          <w:p>
+            <w:pPr>
+              <w:spacing w:after="20"/>
+              <w:jc w:val="right"/>
+            </w:pPr>
+            <w:r>
+              <w:rPr>
+                <w:color w:val="1C3A36"/>
+                <w:sz w:val="16"/>
+              </w:rPr>
+              <w:t>—</w:t>
+            </w:r>
+          </w:p>
+        </w:tc>
+      </w:tr>
+      <w:tr>
+        <w:tc>
+          <w:tcPr>
+            <w:tcW w:type="dxa" w:w="3816"/>
+          </w:tcPr>
+          <w:p>
+            <w:pPr>
+              <w:spacing w:after="20"/>
+            </w:pPr>
+            <w:r>
+              <w:rPr>
+                <w:color w:val="1C3A36"/>
+                <w:sz w:val="16"/>
+              </w:rPr>
+              <w:t>Operating load between gross profit and EBITDA</w:t>
+            </w:r>
+          </w:p>
+        </w:tc>
+        <w:tc>
+          <w:tcPr>
+            <w:tcW w:type="dxa" w:w="2088"/>
+          </w:tcPr>
+          <w:p>
+            <w:pPr>
+              <w:spacing w:after="20"/>
+              <w:jc w:val="right"/>
+            </w:pPr>
+            <w:r>
+              <w:rPr>
+                <w:color w:val="1C3A36"/>
+                <w:sz w:val="16"/>
+              </w:rPr>
+              <w:t>5.9%</w:t>
+            </w:r>
+          </w:p>
+        </w:tc>
+        <w:tc>
+          <w:tcPr>
+            <w:tcW w:type="dxa" w:w="2088"/>
+          </w:tcPr>
+          <w:p>
+            <w:pPr>
+              <w:spacing w:after="20"/>
+              <w:jc w:val="right"/>
+            </w:pPr>
+            <w:r>
+              <w:rPr>
+                <w:color w:val="1C3A36"/>
+                <w:sz w:val="16"/>
+              </w:rPr>
+              <w:t>5.3%</w:t>
+            </w:r>
+          </w:p>
+        </w:tc>
+        <w:tc>
+          <w:tcPr>
+            <w:tcW w:type="dxa" w:w="2088"/>
+          </w:tcPr>
+          <w:p>
+            <w:pPr>
+              <w:spacing w:after="20"/>
+              <w:jc w:val="right"/>
+            </w:pPr>
+            <w:r>
+              <w:rPr>
+                <w:color w:val="1C3A36"/>
+                <w:sz w:val="16"/>
+              </w:rPr>
+              <w:t>3.6%</w:t>
+            </w:r>
+          </w:p>
+        </w:tc>
+      </w:tr>
+    </w:tbl>
+    <w:p>
+      <w:pPr>
+        <w:spacing w:after="40"/>
+      </w:pPr>
+    </w:p>
+    <w:p>
+      <w:pPr>
+        <w:spacing w:after="200" w:before="0"/>
+      </w:pPr>
+      <w:r>
+        <w:rPr>
+          <w:b w:val="0"/>
+          <w:i/>
+          <w:color w:val="6E7B77"/>
+          <w:sz w:val="17"/>
+        </w:rPr>
+        <w:t>Volumes, prices per tonne and gross profit per tonne for FY2023 and FY2024 are the company's own disclosures — the per-unit gross profit figures reproduce the published 90,020 and 119,043 per tonne, 418 and 707 per meter, and 136,345 and 221,065 per MVA exactly. FY2025 volumes are implied from the disclosed first-quarter prints and the prior-year seasonal share, and the FY2025 cable price per tonne is the residual against disclosed group revenue — which back-solves a fabrication uplift of 1.295, sitting between the two audited years. That the residual lands inside the historical range is the check that it is economics rather than a plug absorbing an error.</w:t>
+      </w:r>
+    </w:p>
+    <w:p>
+      <w:pPr>
+        <w:spacing w:after="120" w:before="0"/>
+      </w:pPr>
+      <w:r>
+        <w:rPr>
+          <w:b w:val="0"/>
+          <w:i w:val="0"/>
+          <w:color w:val="1C3A36"/>
+          <w:sz w:val="21"/>
+        </w:rPr>
+        <w:t>The single most important line in that table is the cable conversion margin. It ran at 25.0% in FY2023 and 22.8% in FY2024 — years when a collapsing pound turned cheaply bought copper inventory into windfall profit — and roughly halved to 13.8% in FY2025. That one number is most of the group's gross-margin decline, and it is disclosed rather than inferred: it comes from the published gross profit per tonne.</w:t>
+      </w:r>
+    </w:p>
+    <w:p>
+      <w:pPr>
+        <w:spacing w:after="80" w:before="200"/>
+      </w:pPr>
+      <w:r>
+        <w:rPr>
+          <w:b/>
+          <w:i w:val="0"/>
+          <w:color w:val="1C3A36"/>
+          <w:sz w:val="24"/>
+        </w:rPr>
+        <w:t>How the forecast is driven</w:t>
       </w:r>
     </w:p>
     <w:tbl>
@@ -6006,7 +6993,7 @@
                 <w:color w:val="1C3A36"/>
                 <w:sz w:val="16"/>
               </w:rPr>
-              <w:t>Domestic revenue growth</w:t>
+              <w:t>Copper (USD/tonne)</w:t>
             </w:r>
           </w:p>
         </w:tc>
@@ -6024,7 +7011,7 @@
                 <w:color w:val="1C3A36"/>
                 <w:sz w:val="16"/>
               </w:rPr>
-              <w:t>—</w:t>
+              <w:t>10,000</w:t>
             </w:r>
           </w:p>
         </w:tc>
@@ -6042,7 +7029,7 @@
                 <w:color w:val="1C3A36"/>
                 <w:sz w:val="16"/>
               </w:rPr>
-              <w:t>14.0%</w:t>
+              <w:t>13,400</w:t>
             </w:r>
           </w:p>
         </w:tc>
@@ -6060,7 +7047,7 @@
                 <w:color w:val="1C3A36"/>
                 <w:sz w:val="16"/>
               </w:rPr>
-              <w:t>12.0%</w:t>
+              <w:t>14,000</w:t>
             </w:r>
           </w:p>
         </w:tc>
@@ -6078,7 +7065,7 @@
                 <w:color w:val="1C3A36"/>
                 <w:sz w:val="16"/>
               </w:rPr>
-              <w:t>10.0%</w:t>
+              <w:t>14,000</w:t>
             </w:r>
           </w:p>
         </w:tc>
@@ -6096,7 +7083,7 @@
                 <w:color w:val="1C3A36"/>
                 <w:sz w:val="16"/>
               </w:rPr>
-              <w:t>9.0%</w:t>
+              <w:t>14,000</w:t>
             </w:r>
           </w:p>
         </w:tc>
@@ -6114,7 +7101,7 @@
                 <w:color w:val="1C3A36"/>
                 <w:sz w:val="16"/>
               </w:rPr>
-              <w:t>8.0%</w:t>
+              <w:t>14,000</w:t>
             </w:r>
           </w:p>
         </w:tc>
@@ -6133,7 +7120,7 @@
                 <w:color w:val="1C3A36"/>
                 <w:sz w:val="16"/>
               </w:rPr>
-              <w:t>Foreign revenue growth (USD)</w:t>
+              <w:t>USD/EGP average rate</w:t>
             </w:r>
           </w:p>
         </w:tc>
@@ -6151,7 +7138,7 @@
                 <w:color w:val="1C3A36"/>
                 <w:sz w:val="16"/>
               </w:rPr>
-              <w:t>—</w:t>
+              <w:t>49.5</w:t>
             </w:r>
           </w:p>
         </w:tc>
@@ -6169,7 +7156,7 @@
                 <w:color w:val="1C3A36"/>
                 <w:sz w:val="16"/>
               </w:rPr>
-              <w:t>10.0%</w:t>
+              <w:t>51.0</w:t>
             </w:r>
           </w:p>
         </w:tc>
@@ -6187,7 +7174,7 @@
                 <w:color w:val="1C3A36"/>
                 <w:sz w:val="16"/>
               </w:rPr>
-              <w:t>8.0%</w:t>
+              <w:t>54.0</w:t>
             </w:r>
           </w:p>
         </w:tc>
@@ -6205,7 +7192,7 @@
                 <w:color w:val="1C3A36"/>
                 <w:sz w:val="16"/>
               </w:rPr>
-              <w:t>7.0%</w:t>
+              <w:t>57.5</w:t>
             </w:r>
           </w:p>
         </w:tc>
@@ -6223,7 +7210,7 @@
                 <w:color w:val="1C3A36"/>
                 <w:sz w:val="16"/>
               </w:rPr>
-              <w:t>6.0%</w:t>
+              <w:t>61.0</w:t>
             </w:r>
           </w:p>
         </w:tc>
@@ -6241,7 +7228,7 @@
                 <w:color w:val="1C3A36"/>
                 <w:sz w:val="16"/>
               </w:rPr>
-              <w:t>6.0%</w:t>
+              <w:t>64.5</w:t>
             </w:r>
           </w:p>
         </w:tc>
@@ -6260,7 +7247,7 @@
                 <w:color w:val="1C3A36"/>
                 <w:sz w:val="16"/>
               </w:rPr>
-              <w:t>USD/EGP average rate</w:t>
+              <w:t>Cable volume (tonnes)</w:t>
             </w:r>
           </w:p>
         </w:tc>
@@ -6278,7 +7265,7 @@
                 <w:color w:val="1C3A36"/>
                 <w:sz w:val="16"/>
               </w:rPr>
-              <w:t>49.5</w:t>
+              <w:t>154,621</w:t>
             </w:r>
           </w:p>
         </w:tc>
@@ -6296,7 +7283,7 @@
                 <w:color w:val="1C3A36"/>
                 <w:sz w:val="16"/>
               </w:rPr>
-              <w:t>51.0</w:t>
+              <w:t>163,898</w:t>
             </w:r>
           </w:p>
         </w:tc>
@@ -6314,7 +7301,7 @@
                 <w:color w:val="1C3A36"/>
                 <w:sz w:val="16"/>
               </w:rPr>
-              <w:t>54.0</w:t>
+              <w:t>172,093</w:t>
             </w:r>
           </w:p>
         </w:tc>
@@ -6332,7 +7319,7 @@
                 <w:color w:val="1C3A36"/>
                 <w:sz w:val="16"/>
               </w:rPr>
-              <w:t>57.5</w:t>
+              <w:t>178,977</w:t>
             </w:r>
           </w:p>
         </w:tc>
@@ -6350,7 +7337,7 @@
                 <w:color w:val="1C3A36"/>
                 <w:sz w:val="16"/>
               </w:rPr>
-              <w:t>61.0</w:t>
+              <w:t>186,136</w:t>
             </w:r>
           </w:p>
         </w:tc>
@@ -6368,7 +7355,7 @@
                 <w:color w:val="1C3A36"/>
                 <w:sz w:val="16"/>
               </w:rPr>
-              <w:t>64.5</w:t>
+              <w:t>193,581</w:t>
             </w:r>
           </w:p>
         </w:tc>
@@ -6387,7 +7374,7 @@
                 <w:color w:val="1C3A36"/>
                 <w:sz w:val="16"/>
               </w:rPr>
-              <w:t>Domestic revenue (EGP mn)</w:t>
+              <w:t>Cable volume growth</w:t>
             </w:r>
           </w:p>
         </w:tc>
@@ -6405,7 +7392,7 @@
                 <w:color w:val="1C3A36"/>
                 <w:sz w:val="16"/>
               </w:rPr>
-              <w:t>84,315</w:t>
+              <w:t>—</w:t>
             </w:r>
           </w:p>
         </w:tc>
@@ -6423,7 +7410,7 @@
                 <w:color w:val="1C3A36"/>
                 <w:sz w:val="16"/>
               </w:rPr>
-              <w:t>96,119</w:t>
+              <w:t>6.0%</w:t>
             </w:r>
           </w:p>
         </w:tc>
@@ -6441,7 +7428,7 @@
                 <w:color w:val="1C3A36"/>
                 <w:sz w:val="16"/>
               </w:rPr>
-              <w:t>107,653</w:t>
+              <w:t>5.0%</w:t>
             </w:r>
           </w:p>
         </w:tc>
@@ -6459,7 +7446,7 @@
                 <w:color w:val="1C3A36"/>
                 <w:sz w:val="16"/>
               </w:rPr>
-              <w:t>118,418</w:t>
+              <w:t>4.0%</w:t>
             </w:r>
           </w:p>
         </w:tc>
@@ -6477,7 +7464,7 @@
                 <w:color w:val="1C3A36"/>
                 <w:sz w:val="16"/>
               </w:rPr>
-              <w:t>129,076</w:t>
+              <w:t>4.0%</w:t>
             </w:r>
           </w:p>
         </w:tc>
@@ -6495,7 +7482,7 @@
                 <w:color w:val="1C3A36"/>
                 <w:sz w:val="16"/>
               </w:rPr>
-              <w:t>139,402</w:t>
+              <w:t>4.0%</w:t>
             </w:r>
           </w:p>
         </w:tc>
@@ -6514,7 +7501,7 @@
                 <w:color w:val="1C3A36"/>
                 <w:sz w:val="16"/>
               </w:rPr>
-              <w:t>Foreign revenue (USD mn)</w:t>
+              <w:t>Fabrication uplift</w:t>
             </w:r>
           </w:p>
         </w:tc>
@@ -6532,7 +7519,7 @@
                 <w:color w:val="1C3A36"/>
                 <w:sz w:val="16"/>
               </w:rPr>
-              <w:t>3,974</w:t>
+              <w:t>1.295×</w:t>
             </w:r>
           </w:p>
         </w:tc>
@@ -6550,7 +7537,7 @@
                 <w:color w:val="1C3A36"/>
                 <w:sz w:val="16"/>
               </w:rPr>
-              <w:t>4,372</w:t>
+              <w:t>1.300×</w:t>
             </w:r>
           </w:p>
         </w:tc>
@@ -6568,7 +7555,7 @@
                 <w:color w:val="1C3A36"/>
                 <w:sz w:val="16"/>
               </w:rPr>
-              <w:t>4,722</w:t>
+              <w:t>1.300×</w:t>
             </w:r>
           </w:p>
         </w:tc>
@@ -6586,7 +7573,7 @@
                 <w:color w:val="1C3A36"/>
                 <w:sz w:val="16"/>
               </w:rPr>
-              <w:t>5,052</w:t>
+              <w:t>1.300×</w:t>
             </w:r>
           </w:p>
         </w:tc>
@@ -6604,7 +7591,7 @@
                 <w:color w:val="1C3A36"/>
                 <w:sz w:val="16"/>
               </w:rPr>
-              <w:t>5,355</w:t>
+              <w:t>1.300×</w:t>
             </w:r>
           </w:p>
         </w:tc>
@@ -6622,7 +7609,7 @@
                 <w:color w:val="1C3A36"/>
                 <w:sz w:val="16"/>
               </w:rPr>
-              <w:t>5,677</w:t>
+              <w:t>1.300×</w:t>
             </w:r>
           </w:p>
         </w:tc>
@@ -6641,7 +7628,7 @@
                 <w:color w:val="1C3A36"/>
                 <w:sz w:val="16"/>
               </w:rPr>
-              <w:t>Foreign revenue (EGP mn)</w:t>
+              <w:t>Transformer volume (MVA)</w:t>
             </w:r>
           </w:p>
         </w:tc>
@@ -6659,7 +7646,7 @@
                 <w:color w:val="1C3A36"/>
                 <w:sz w:val="16"/>
               </w:rPr>
-              <w:t>196,734</w:t>
+              <w:t>17,516</w:t>
             </w:r>
           </w:p>
         </w:tc>
@@ -6677,7 +7664,7 @@
                 <w:color w:val="1C3A36"/>
                 <w:sz w:val="16"/>
               </w:rPr>
-              <w:t>222,966</w:t>
+              <w:t>18,918</w:t>
             </w:r>
           </w:p>
         </w:tc>
@@ -6695,7 +7682,7 @@
                 <w:color w:val="1C3A36"/>
                 <w:sz w:val="16"/>
               </w:rPr>
-              <w:t>254,968</w:t>
+              <w:t>20,242</w:t>
             </w:r>
           </w:p>
         </w:tc>
@@ -6713,7 +7700,7 @@
                 <w:color w:val="1C3A36"/>
                 <w:sz w:val="16"/>
               </w:rPr>
-              <w:t>290,498</w:t>
+              <w:t>21,456</w:t>
             </w:r>
           </w:p>
         </w:tc>
@@ -6731,7 +7718,7 @@
                 <w:color w:val="1C3A36"/>
                 <w:sz w:val="16"/>
               </w:rPr>
-              <w:t>326,671</w:t>
+              <w:t>22,529</w:t>
             </w:r>
           </w:p>
         </w:tc>
@@ -6749,7 +7736,7 @@
                 <w:color w:val="1C3A36"/>
                 <w:sz w:val="16"/>
               </w:rPr>
-              <w:t>366,139</w:t>
+              <w:t>23,655</w:t>
             </w:r>
           </w:p>
         </w:tc>
@@ -6758,139 +7745,125 @@
         <w:tc>
           <w:tcPr>
             <w:tcW w:type="dxa" w:w="2477"/>
-            <w:shd w:val="clear" w:color="auto" w:fill="F6F1E6"/>
-          </w:tcPr>
-          <w:p>
-            <w:pPr>
-              <w:spacing w:after="20"/>
-            </w:pPr>
-            <w:r>
-              <w:rPr>
-                <w:b/>
-                <w:color w:val="1C3A36"/>
-                <w:sz w:val="16"/>
-              </w:rPr>
-              <w:t>Total revenue (EGP mn)</w:t>
+          </w:tcPr>
+          <w:p>
+            <w:pPr>
+              <w:spacing w:after="20"/>
+            </w:pPr>
+            <w:r>
+              <w:rPr>
+                <w:color w:val="1C3A36"/>
+                <w:sz w:val="16"/>
+              </w:rPr>
+              <w:t>Meter volume (units, mn)</w:t>
             </w:r>
           </w:p>
         </w:tc>
         <w:tc>
           <w:tcPr>
             <w:tcW w:type="dxa" w:w="1238"/>
-            <w:shd w:val="clear" w:color="auto" w:fill="F6F1E6"/>
-          </w:tcPr>
-          <w:p>
-            <w:pPr>
-              <w:spacing w:after="20"/>
-              <w:jc w:val="right"/>
-            </w:pPr>
-            <w:r>
-              <w:rPr>
-                <w:b/>
-                <w:color w:val="1C3A36"/>
-                <w:sz w:val="16"/>
-              </w:rPr>
-              <w:t>281,049</w:t>
+          </w:tcPr>
+          <w:p>
+            <w:pPr>
+              <w:spacing w:after="20"/>
+              <w:jc w:val="right"/>
+            </w:pPr>
+            <w:r>
+              <w:rPr>
+                <w:color w:val="1C3A36"/>
+                <w:sz w:val="16"/>
+              </w:rPr>
+              <w:t>5.6</w:t>
             </w:r>
           </w:p>
         </w:tc>
         <w:tc>
           <w:tcPr>
             <w:tcW w:type="dxa" w:w="1267"/>
-            <w:shd w:val="clear" w:color="auto" w:fill="F6F1E6"/>
-          </w:tcPr>
-          <w:p>
-            <w:pPr>
-              <w:spacing w:after="20"/>
-              <w:jc w:val="right"/>
-            </w:pPr>
-            <w:r>
-              <w:rPr>
-                <w:b/>
-                <w:color w:val="1C3A36"/>
-                <w:sz w:val="16"/>
-              </w:rPr>
-              <w:t>319,084</w:t>
+          </w:tcPr>
+          <w:p>
+            <w:pPr>
+              <w:spacing w:after="20"/>
+              <w:jc w:val="right"/>
+            </w:pPr>
+            <w:r>
+              <w:rPr>
+                <w:color w:val="1C3A36"/>
+                <w:sz w:val="16"/>
+              </w:rPr>
+              <w:t>5.9</w:t>
             </w:r>
           </w:p>
         </w:tc>
         <w:tc>
           <w:tcPr>
             <w:tcW w:type="dxa" w:w="1267"/>
-            <w:shd w:val="clear" w:color="auto" w:fill="F6F1E6"/>
-          </w:tcPr>
-          <w:p>
-            <w:pPr>
-              <w:spacing w:after="20"/>
-              <w:jc w:val="right"/>
-            </w:pPr>
-            <w:r>
-              <w:rPr>
-                <w:b/>
-                <w:color w:val="1C3A36"/>
-                <w:sz w:val="16"/>
-              </w:rPr>
-              <w:t>362,621</w:t>
+          </w:tcPr>
+          <w:p>
+            <w:pPr>
+              <w:spacing w:after="20"/>
+              <w:jc w:val="right"/>
+            </w:pPr>
+            <w:r>
+              <w:rPr>
+                <w:color w:val="1C3A36"/>
+                <w:sz w:val="16"/>
+              </w:rPr>
+              <w:t>6.2</w:t>
             </w:r>
           </w:p>
         </w:tc>
         <w:tc>
           <w:tcPr>
             <w:tcW w:type="dxa" w:w="1267"/>
-            <w:shd w:val="clear" w:color="auto" w:fill="F6F1E6"/>
-          </w:tcPr>
-          <w:p>
-            <w:pPr>
-              <w:spacing w:after="20"/>
-              <w:jc w:val="right"/>
-            </w:pPr>
-            <w:r>
-              <w:rPr>
-                <w:b/>
-                <w:color w:val="1C3A36"/>
-                <w:sz w:val="16"/>
-              </w:rPr>
-              <w:t>408,916</w:t>
+          </w:tcPr>
+          <w:p>
+            <w:pPr>
+              <w:spacing w:after="20"/>
+              <w:jc w:val="right"/>
+            </w:pPr>
+            <w:r>
+              <w:rPr>
+                <w:color w:val="1C3A36"/>
+                <w:sz w:val="16"/>
+              </w:rPr>
+              <w:t>6.5</w:t>
             </w:r>
           </w:p>
         </w:tc>
         <w:tc>
           <w:tcPr>
             <w:tcW w:type="dxa" w:w="1267"/>
-            <w:shd w:val="clear" w:color="auto" w:fill="F6F1E6"/>
-          </w:tcPr>
-          <w:p>
-            <w:pPr>
-              <w:spacing w:after="20"/>
-              <w:jc w:val="right"/>
-            </w:pPr>
-            <w:r>
-              <w:rPr>
-                <w:b/>
-                <w:color w:val="1C3A36"/>
-                <w:sz w:val="16"/>
-              </w:rPr>
-              <w:t>455,747</w:t>
+          </w:tcPr>
+          <w:p>
+            <w:pPr>
+              <w:spacing w:after="20"/>
+              <w:jc w:val="right"/>
+            </w:pPr>
+            <w:r>
+              <w:rPr>
+                <w:color w:val="1C3A36"/>
+                <w:sz w:val="16"/>
+              </w:rPr>
+              <w:t>6.7</w:t>
             </w:r>
           </w:p>
         </w:tc>
         <w:tc>
           <w:tcPr>
             <w:tcW w:type="dxa" w:w="1267"/>
-            <w:shd w:val="clear" w:color="auto" w:fill="F6F1E6"/>
-          </w:tcPr>
-          <w:p>
-            <w:pPr>
-              <w:spacing w:after="20"/>
-              <w:jc w:val="right"/>
-            </w:pPr>
-            <w:r>
-              <w:rPr>
-                <w:b/>
-                <w:color w:val="1C3A36"/>
-                <w:sz w:val="16"/>
-              </w:rPr>
-              <w:t>505,542</w:t>
+          </w:tcPr>
+          <w:p>
+            <w:pPr>
+              <w:spacing w:after="20"/>
+              <w:jc w:val="right"/>
+            </w:pPr>
+            <w:r>
+              <w:rPr>
+                <w:color w:val="1C3A36"/>
+                <w:sz w:val="16"/>
+              </w:rPr>
+              <w:t>7.0</w:t>
             </w:r>
           </w:p>
         </w:tc>
@@ -6909,7 +7882,7 @@
                 <w:color w:val="1C3A36"/>
                 <w:sz w:val="16"/>
               </w:rPr>
-              <w:t>Growth</w:t>
+              <w:t>Order book, year-end (EGP mn)</w:t>
             </w:r>
           </w:p>
         </w:tc>
@@ -6927,6 +7900,133 @@
                 <w:color w:val="1C3A36"/>
                 <w:sz w:val="16"/>
               </w:rPr>
+              <w:t>323,700</w:t>
+            </w:r>
+          </w:p>
+        </w:tc>
+        <w:tc>
+          <w:tcPr>
+            <w:tcW w:type="dxa" w:w="1267"/>
+          </w:tcPr>
+          <w:p>
+            <w:pPr>
+              <w:spacing w:after="20"/>
+              <w:jc w:val="right"/>
+            </w:pPr>
+            <w:r>
+              <w:rPr>
+                <w:color w:val="1C3A36"/>
+                <w:sz w:val="16"/>
+              </w:rPr>
+              <w:t>328,070</w:t>
+            </w:r>
+          </w:p>
+        </w:tc>
+        <w:tc>
+          <w:tcPr>
+            <w:tcW w:type="dxa" w:w="1267"/>
+          </w:tcPr>
+          <w:p>
+            <w:pPr>
+              <w:spacing w:after="20"/>
+              <w:jc w:val="right"/>
+            </w:pPr>
+            <w:r>
+              <w:rPr>
+                <w:color w:val="1C3A36"/>
+                <w:sz w:val="16"/>
+              </w:rPr>
+              <w:t>332,417</w:t>
+            </w:r>
+          </w:p>
+        </w:tc>
+        <w:tc>
+          <w:tcPr>
+            <w:tcW w:type="dxa" w:w="1267"/>
+          </w:tcPr>
+          <w:p>
+            <w:pPr>
+              <w:spacing w:after="20"/>
+              <w:jc w:val="right"/>
+            </w:pPr>
+            <w:r>
+              <w:rPr>
+                <w:color w:val="1C3A36"/>
+                <w:sz w:val="16"/>
+              </w:rPr>
+              <w:t>335,010</w:t>
+            </w:r>
+          </w:p>
+        </w:tc>
+        <w:tc>
+          <w:tcPr>
+            <w:tcW w:type="dxa" w:w="1267"/>
+          </w:tcPr>
+          <w:p>
+            <w:pPr>
+              <w:spacing w:after="20"/>
+              <w:jc w:val="right"/>
+            </w:pPr>
+            <w:r>
+              <w:rPr>
+                <w:color w:val="1C3A36"/>
+                <w:sz w:val="16"/>
+              </w:rPr>
+              <w:t>336,718</w:t>
+            </w:r>
+          </w:p>
+        </w:tc>
+        <w:tc>
+          <w:tcPr>
+            <w:tcW w:type="dxa" w:w="1267"/>
+          </w:tcPr>
+          <w:p>
+            <w:pPr>
+              <w:spacing w:after="20"/>
+              <w:jc w:val="right"/>
+            </w:pPr>
+            <w:r>
+              <w:rPr>
+                <w:color w:val="1C3A36"/>
+                <w:sz w:val="16"/>
+              </w:rPr>
+              <w:t>336,718</w:t>
+            </w:r>
+          </w:p>
+        </w:tc>
+      </w:tr>
+      <w:tr>
+        <w:tc>
+          <w:tcPr>
+            <w:tcW w:type="dxa" w:w="2477"/>
+          </w:tcPr>
+          <w:p>
+            <w:pPr>
+              <w:spacing w:after="20"/>
+            </w:pPr>
+            <w:r>
+              <w:rPr>
+                <w:color w:val="1C3A36"/>
+                <w:sz w:val="16"/>
+              </w:rPr>
+              <w:t>Order-book conversion rate</w:t>
+            </w:r>
+          </w:p>
+        </w:tc>
+        <w:tc>
+          <w:tcPr>
+            <w:tcW w:type="dxa" w:w="1238"/>
+          </w:tcPr>
+          <w:p>
+            <w:pPr>
+              <w:spacing w:after="20"/>
+              <w:jc w:val="right"/>
+            </w:pPr>
+            <w:r>
+              <w:rPr>
+                <w:color w:val="1C3A36"/>
+                <w:sz w:val="16"/>
+              </w:rPr>
               <w:t>—</w:t>
             </w:r>
           </w:p>
@@ -6945,7 +8045,7 @@
                 <w:color w:val="1C3A36"/>
                 <w:sz w:val="16"/>
               </w:rPr>
-              <w:t>+14%</w:t>
+              <w:t>27.0%</w:t>
             </w:r>
           </w:p>
         </w:tc>
@@ -6963,7 +8063,7 @@
                 <w:color w:val="1C3A36"/>
                 <w:sz w:val="16"/>
               </w:rPr>
-              <w:t>+14%</w:t>
+              <w:t>26.5%</w:t>
             </w:r>
           </w:p>
         </w:tc>
@@ -6981,7 +8081,7 @@
                 <w:color w:val="1C3A36"/>
                 <w:sz w:val="16"/>
               </w:rPr>
-              <w:t>+13%</w:t>
+              <w:t>26.0%</w:t>
             </w:r>
           </w:p>
         </w:tc>
@@ -6999,7 +8099,7 @@
                 <w:color w:val="1C3A36"/>
                 <w:sz w:val="16"/>
               </w:rPr>
-              <w:t>+11%</w:t>
+              <w:t>25.5%</w:t>
             </w:r>
           </w:p>
         </w:tc>
@@ -7017,7 +8117,134 @@
                 <w:color w:val="1C3A36"/>
                 <w:sz w:val="16"/>
               </w:rPr>
-              <w:t>+11%</w:t>
+              <w:t>25.0%</w:t>
+            </w:r>
+          </w:p>
+        </w:tc>
+      </w:tr>
+      <w:tr>
+        <w:tc>
+          <w:tcPr>
+            <w:tcW w:type="dxa" w:w="2477"/>
+          </w:tcPr>
+          <w:p>
+            <w:pPr>
+              <w:spacing w:after="20"/>
+            </w:pPr>
+            <w:r>
+              <w:rPr>
+                <w:color w:val="1C3A36"/>
+                <w:sz w:val="16"/>
+              </w:rPr>
+              <w:t>Operating load (% of revenue)</w:t>
+            </w:r>
+          </w:p>
+        </w:tc>
+        <w:tc>
+          <w:tcPr>
+            <w:tcW w:type="dxa" w:w="1238"/>
+          </w:tcPr>
+          <w:p>
+            <w:pPr>
+              <w:spacing w:after="20"/>
+              <w:jc w:val="right"/>
+            </w:pPr>
+            <w:r>
+              <w:rPr>
+                <w:color w:val="1C3A36"/>
+                <w:sz w:val="16"/>
+              </w:rPr>
+              <w:t>3.6%</w:t>
+            </w:r>
+          </w:p>
+        </w:tc>
+        <w:tc>
+          <w:tcPr>
+            <w:tcW w:type="dxa" w:w="1267"/>
+          </w:tcPr>
+          <w:p>
+            <w:pPr>
+              <w:spacing w:after="20"/>
+              <w:jc w:val="right"/>
+            </w:pPr>
+            <w:r>
+              <w:rPr>
+                <w:color w:val="1C3A36"/>
+                <w:sz w:val="16"/>
+              </w:rPr>
+              <w:t>4.0%</w:t>
+            </w:r>
+          </w:p>
+        </w:tc>
+        <w:tc>
+          <w:tcPr>
+            <w:tcW w:type="dxa" w:w="1267"/>
+          </w:tcPr>
+          <w:p>
+            <w:pPr>
+              <w:spacing w:after="20"/>
+              <w:jc w:val="right"/>
+            </w:pPr>
+            <w:r>
+              <w:rPr>
+                <w:color w:val="1C3A36"/>
+                <w:sz w:val="16"/>
+              </w:rPr>
+              <w:t>4.3%</w:t>
+            </w:r>
+          </w:p>
+        </w:tc>
+        <w:tc>
+          <w:tcPr>
+            <w:tcW w:type="dxa" w:w="1267"/>
+          </w:tcPr>
+          <w:p>
+            <w:pPr>
+              <w:spacing w:after="20"/>
+              <w:jc w:val="right"/>
+            </w:pPr>
+            <w:r>
+              <w:rPr>
+                <w:color w:val="1C3A36"/>
+                <w:sz w:val="16"/>
+              </w:rPr>
+              <w:t>4.6%</w:t>
+            </w:r>
+          </w:p>
+        </w:tc>
+        <w:tc>
+          <w:tcPr>
+            <w:tcW w:type="dxa" w:w="1267"/>
+          </w:tcPr>
+          <w:p>
+            <w:pPr>
+              <w:spacing w:after="20"/>
+              <w:jc w:val="right"/>
+            </w:pPr>
+            <w:r>
+              <w:rPr>
+                <w:color w:val="1C3A36"/>
+                <w:sz w:val="16"/>
+              </w:rPr>
+              <w:t>4.8%</w:t>
+            </w:r>
+          </w:p>
+        </w:tc>
+        <w:tc>
+          <w:tcPr>
+            <w:tcW w:type="dxa" w:w="1267"/>
+          </w:tcPr>
+          <w:p>
+            <w:pPr>
+              <w:spacing w:after="20"/>
+              <w:jc w:val="right"/>
+            </w:pPr>
+            <w:r>
+              <w:rPr>
+                <w:color w:val="1C3A36"/>
+                <w:sz w:val="16"/>
+              </w:rPr>
+              <w:t>5.0%</w:t>
             </w:r>
           </w:p>
         </w:tc>
@@ -7039,7 +8266,865 @@
           <w:color w:val="6E7B77"/>
           <w:sz w:val="17"/>
         </w:rPr>
-        <w:t>The exchange-rate path assumes roughly 6% a year of depreciation. That is deliberately far below what interest-rate parity implies — the 22.3% Egyptian pound rate against a dollar rate near 4.3% implies about 17% a year. The base case assumes the central bank's disinflation path closes most of that gap rather than the currency absorbing it. Because this single choice moves the answer more than any operating assumption, it is carried as an explicit sensitivity in section 1.9.</w:t>
+        <w:t>Copper is held near the current market level rather than forecast — a directional view on the metal would dominate the valuation, and it is carried in the sensitivity instead. Because copper is passed through, a higher copper price raises revenue without raising profit per tonne, which is why the gross margin percentage falls as revenue rises. The operating load glides back toward the historical norm rather than assuming the unusually low FY2025 level persists — the single most conservative choice in the build.</w:t>
+      </w:r>
+    </w:p>
+    <w:p>
+      <w:pPr>
+        <w:spacing w:after="80" w:before="200"/>
+      </w:pPr>
+      <w:r>
+        <w:rPr>
+          <w:b/>
+          <w:i w:val="0"/>
+          <w:color w:val="1C3A36"/>
+          <w:sz w:val="24"/>
+        </w:rPr>
+        <w:t>What the build produces — margins as outputs</w:t>
+      </w:r>
+    </w:p>
+    <w:tbl>
+      <w:tblPr>
+        <w:tblW w:type="auto" w:w="0"/>
+        <w:jc w:val="center"/>
+        <w:tblLook w:firstColumn="1" w:firstRow="1" w:lastColumn="0" w:lastRow="0" w:noHBand="0" w:noVBand="1" w:val="04A0"/>
+        <w:tblLayout w:type="fixed"/>
+        <w:tblCellMar>
+          <w:top w:w="40" w:type="dxa"/>
+          <w:left w:w="90" w:type="dxa"/>
+          <w:bottom w:w="40" w:type="dxa"/>
+          <w:right w:w="90" w:type="dxa"/>
+        </w:tblCellMar>
+        <w:tblBorders>
+          <w:top w:val="single" w:sz="4" w:space="0" w:color="C9D4D1"/>
+          <w:left w:val="single" w:sz="4" w:space="0" w:color="C9D4D1"/>
+          <w:bottom w:val="single" w:sz="4" w:space="0" w:color="C9D4D1"/>
+          <w:right w:val="single" w:sz="4" w:space="0" w:color="C9D4D1"/>
+          <w:insideH w:val="single" w:sz="4" w:space="0" w:color="C9D4D1"/>
+          <w:insideV w:val="single" w:sz="4" w:space="0" w:color="C9D4D1"/>
+        </w:tblBorders>
+        <w:tblLayout w:type="fixed"/>
+      </w:tblPr>
+      <w:tblGrid>
+        <w:gridCol w:w="2952"/>
+        <w:gridCol w:w="1426"/>
+        <w:gridCol w:w="1426"/>
+        <w:gridCol w:w="1426"/>
+        <w:gridCol w:w="1426"/>
+        <w:gridCol w:w="1426"/>
+      </w:tblGrid>
+      <w:tr>
+        <w:tc>
+          <w:tcPr>
+            <w:tcW w:type="dxa" w:w="2952"/>
+            <w:shd w:val="clear" w:color="auto" w:fill="EAF0EE"/>
+          </w:tcPr>
+          <w:p>
+            <w:pPr>
+              <w:spacing w:after="20"/>
+            </w:pPr>
+            <w:r>
+              <w:rPr>
+                <w:b/>
+                <w:color w:val="1C3A36"/>
+                <w:sz w:val="16"/>
+              </w:rPr>
+              <w:t>EGP mn</w:t>
+            </w:r>
+          </w:p>
+        </w:tc>
+        <w:tc>
+          <w:tcPr>
+            <w:tcW w:type="dxa" w:w="1426"/>
+            <w:shd w:val="clear" w:color="auto" w:fill="EAF0EE"/>
+          </w:tcPr>
+          <w:p>
+            <w:pPr>
+              <w:spacing w:after="20"/>
+            </w:pPr>
+            <w:r>
+              <w:rPr>
+                <w:b/>
+                <w:color w:val="1C3A36"/>
+                <w:sz w:val="16"/>
+              </w:rPr>
+              <w:t>FY26E</w:t>
+            </w:r>
+          </w:p>
+        </w:tc>
+        <w:tc>
+          <w:tcPr>
+            <w:tcW w:type="dxa" w:w="1426"/>
+            <w:shd w:val="clear" w:color="auto" w:fill="EAF0EE"/>
+          </w:tcPr>
+          <w:p>
+            <w:pPr>
+              <w:spacing w:after="20"/>
+            </w:pPr>
+            <w:r>
+              <w:rPr>
+                <w:b/>
+                <w:color w:val="1C3A36"/>
+                <w:sz w:val="16"/>
+              </w:rPr>
+              <w:t>FY27E</w:t>
+            </w:r>
+          </w:p>
+        </w:tc>
+        <w:tc>
+          <w:tcPr>
+            <w:tcW w:type="dxa" w:w="1426"/>
+            <w:shd w:val="clear" w:color="auto" w:fill="EAF0EE"/>
+          </w:tcPr>
+          <w:p>
+            <w:pPr>
+              <w:spacing w:after="20"/>
+            </w:pPr>
+            <w:r>
+              <w:rPr>
+                <w:b/>
+                <w:color w:val="1C3A36"/>
+                <w:sz w:val="16"/>
+              </w:rPr>
+              <w:t>FY28E</w:t>
+            </w:r>
+          </w:p>
+        </w:tc>
+        <w:tc>
+          <w:tcPr>
+            <w:tcW w:type="dxa" w:w="1426"/>
+            <w:shd w:val="clear" w:color="auto" w:fill="EAF0EE"/>
+          </w:tcPr>
+          <w:p>
+            <w:pPr>
+              <w:spacing w:after="20"/>
+            </w:pPr>
+            <w:r>
+              <w:rPr>
+                <w:b/>
+                <w:color w:val="1C3A36"/>
+                <w:sz w:val="16"/>
+              </w:rPr>
+              <w:t>FY29E</w:t>
+            </w:r>
+          </w:p>
+        </w:tc>
+        <w:tc>
+          <w:tcPr>
+            <w:tcW w:type="dxa" w:w="1426"/>
+            <w:shd w:val="clear" w:color="auto" w:fill="EAF0EE"/>
+          </w:tcPr>
+          <w:p>
+            <w:pPr>
+              <w:spacing w:after="20"/>
+            </w:pPr>
+            <w:r>
+              <w:rPr>
+                <w:b/>
+                <w:color w:val="1C3A36"/>
+                <w:sz w:val="16"/>
+              </w:rPr>
+              <w:t>FY30E</w:t>
+            </w:r>
+          </w:p>
+        </w:tc>
+      </w:tr>
+      <w:tr>
+        <w:tc>
+          <w:tcPr>
+            <w:tcW w:type="dxa" w:w="2952"/>
+          </w:tcPr>
+          <w:p>
+            <w:pPr>
+              <w:spacing w:after="20"/>
+            </w:pPr>
+            <w:r>
+              <w:rPr>
+                <w:color w:val="1C3A36"/>
+                <w:sz w:val="16"/>
+              </w:rPr>
+              <w:t>Revenue</w:t>
+            </w:r>
+          </w:p>
+        </w:tc>
+        <w:tc>
+          <w:tcPr>
+            <w:tcW w:type="dxa" w:w="1426"/>
+          </w:tcPr>
+          <w:p>
+            <w:pPr>
+              <w:spacing w:after="20"/>
+              <w:jc w:val="right"/>
+            </w:pPr>
+            <w:r>
+              <w:rPr>
+                <w:color w:val="1C3A36"/>
+                <w:sz w:val="16"/>
+              </w:rPr>
+              <w:t>364,506</w:t>
+            </w:r>
+          </w:p>
+        </w:tc>
+        <w:tc>
+          <w:tcPr>
+            <w:tcW w:type="dxa" w:w="1426"/>
+          </w:tcPr>
+          <w:p>
+            <w:pPr>
+              <w:spacing w:after="20"/>
+              <w:jc w:val="right"/>
+            </w:pPr>
+            <w:r>
+              <w:rPr>
+                <w:color w:val="1C3A36"/>
+                <w:sz w:val="16"/>
+              </w:rPr>
+              <w:t>407,356</w:t>
+            </w:r>
+          </w:p>
+        </w:tc>
+        <w:tc>
+          <w:tcPr>
+            <w:tcW w:type="dxa" w:w="1426"/>
+          </w:tcPr>
+          <w:p>
+            <w:pPr>
+              <w:spacing w:after="20"/>
+              <w:jc w:val="right"/>
+            </w:pPr>
+            <w:r>
+              <w:rPr>
+                <w:color w:val="1C3A36"/>
+                <w:sz w:val="16"/>
+              </w:rPr>
+              <w:t>440,970</w:t>
+            </w:r>
+          </w:p>
+        </w:tc>
+        <w:tc>
+          <w:tcPr>
+            <w:tcW w:type="dxa" w:w="1426"/>
+          </w:tcPr>
+          <w:p>
+            <w:pPr>
+              <w:spacing w:after="20"/>
+              <w:jc w:val="right"/>
+            </w:pPr>
+            <w:r>
+              <w:rPr>
+                <w:color w:val="1C3A36"/>
+                <w:sz w:val="16"/>
+              </w:rPr>
+              <w:t>475,819</w:t>
+            </w:r>
+          </w:p>
+        </w:tc>
+        <w:tc>
+          <w:tcPr>
+            <w:tcW w:type="dxa" w:w="1426"/>
+          </w:tcPr>
+          <w:p>
+            <w:pPr>
+              <w:spacing w:after="20"/>
+              <w:jc w:val="right"/>
+            </w:pPr>
+            <w:r>
+              <w:rPr>
+                <w:color w:val="1C3A36"/>
+                <w:sz w:val="16"/>
+              </w:rPr>
+              <w:t>512,683</w:t>
+            </w:r>
+          </w:p>
+        </w:tc>
+      </w:tr>
+      <w:tr>
+        <w:tc>
+          <w:tcPr>
+            <w:tcW w:type="dxa" w:w="2952"/>
+          </w:tcPr>
+          <w:p>
+            <w:pPr>
+              <w:spacing w:after="20"/>
+            </w:pPr>
+            <w:r>
+              <w:rPr>
+                <w:color w:val="1C3A36"/>
+                <w:sz w:val="16"/>
+              </w:rPr>
+              <w:t>Gross profit</w:t>
+            </w:r>
+          </w:p>
+        </w:tc>
+        <w:tc>
+          <w:tcPr>
+            <w:tcW w:type="dxa" w:w="1426"/>
+          </w:tcPr>
+          <w:p>
+            <w:pPr>
+              <w:spacing w:after="20"/>
+              <w:jc w:val="right"/>
+            </w:pPr>
+            <w:r>
+              <w:rPr>
+                <w:color w:val="1C3A36"/>
+                <w:sz w:val="16"/>
+              </w:rPr>
+              <w:t>55,556</w:t>
+            </w:r>
+          </w:p>
+        </w:tc>
+        <w:tc>
+          <w:tcPr>
+            <w:tcW w:type="dxa" w:w="1426"/>
+          </w:tcPr>
+          <w:p>
+            <w:pPr>
+              <w:spacing w:after="20"/>
+              <w:jc w:val="right"/>
+            </w:pPr>
+            <w:r>
+              <w:rPr>
+                <w:color w:val="1C3A36"/>
+                <w:sz w:val="16"/>
+              </w:rPr>
+              <w:t>62,214</w:t>
+            </w:r>
+          </w:p>
+        </w:tc>
+        <w:tc>
+          <w:tcPr>
+            <w:tcW w:type="dxa" w:w="1426"/>
+          </w:tcPr>
+          <w:p>
+            <w:pPr>
+              <w:spacing w:after="20"/>
+              <w:jc w:val="right"/>
+            </w:pPr>
+            <w:r>
+              <w:rPr>
+                <w:color w:val="1C3A36"/>
+                <w:sz w:val="16"/>
+              </w:rPr>
+              <w:t>68,816</w:t>
+            </w:r>
+          </w:p>
+        </w:tc>
+        <w:tc>
+          <w:tcPr>
+            <w:tcW w:type="dxa" w:w="1426"/>
+          </w:tcPr>
+          <w:p>
+            <w:pPr>
+              <w:spacing w:after="20"/>
+              <w:jc w:val="right"/>
+            </w:pPr>
+            <w:r>
+              <w:rPr>
+                <w:color w:val="1C3A36"/>
+                <w:sz w:val="16"/>
+              </w:rPr>
+              <w:t>75,549</w:t>
+            </w:r>
+          </w:p>
+        </w:tc>
+        <w:tc>
+          <w:tcPr>
+            <w:tcW w:type="dxa" w:w="1426"/>
+          </w:tcPr>
+          <w:p>
+            <w:pPr>
+              <w:spacing w:after="20"/>
+              <w:jc w:val="right"/>
+            </w:pPr>
+            <w:r>
+              <w:rPr>
+                <w:color w:val="1C3A36"/>
+                <w:sz w:val="16"/>
+              </w:rPr>
+              <w:t>82,817</w:t>
+            </w:r>
+          </w:p>
+        </w:tc>
+      </w:tr>
+      <w:tr>
+        <w:tc>
+          <w:tcPr>
+            <w:tcW w:type="dxa" w:w="2952"/>
+          </w:tcPr>
+          <w:p>
+            <w:pPr>
+              <w:spacing w:after="20"/>
+            </w:pPr>
+            <w:r>
+              <w:rPr>
+                <w:color w:val="1C3A36"/>
+                <w:sz w:val="16"/>
+              </w:rPr>
+              <w:t>Gross margin</w:t>
+            </w:r>
+          </w:p>
+        </w:tc>
+        <w:tc>
+          <w:tcPr>
+            <w:tcW w:type="dxa" w:w="1426"/>
+          </w:tcPr>
+          <w:p>
+            <w:pPr>
+              <w:spacing w:after="20"/>
+              <w:jc w:val="right"/>
+            </w:pPr>
+            <w:r>
+              <w:rPr>
+                <w:color w:val="1C3A36"/>
+                <w:sz w:val="16"/>
+              </w:rPr>
+              <w:t>15.2%</w:t>
+            </w:r>
+          </w:p>
+        </w:tc>
+        <w:tc>
+          <w:tcPr>
+            <w:tcW w:type="dxa" w:w="1426"/>
+          </w:tcPr>
+          <w:p>
+            <w:pPr>
+              <w:spacing w:after="20"/>
+              <w:jc w:val="right"/>
+            </w:pPr>
+            <w:r>
+              <w:rPr>
+                <w:color w:val="1C3A36"/>
+                <w:sz w:val="16"/>
+              </w:rPr>
+              <w:t>15.3%</w:t>
+            </w:r>
+          </w:p>
+        </w:tc>
+        <w:tc>
+          <w:tcPr>
+            <w:tcW w:type="dxa" w:w="1426"/>
+          </w:tcPr>
+          <w:p>
+            <w:pPr>
+              <w:spacing w:after="20"/>
+              <w:jc w:val="right"/>
+            </w:pPr>
+            <w:r>
+              <w:rPr>
+                <w:color w:val="1C3A36"/>
+                <w:sz w:val="16"/>
+              </w:rPr>
+              <w:t>15.6%</w:t>
+            </w:r>
+          </w:p>
+        </w:tc>
+        <w:tc>
+          <w:tcPr>
+            <w:tcW w:type="dxa" w:w="1426"/>
+          </w:tcPr>
+          <w:p>
+            <w:pPr>
+              <w:spacing w:after="20"/>
+              <w:jc w:val="right"/>
+            </w:pPr>
+            <w:r>
+              <w:rPr>
+                <w:color w:val="1C3A36"/>
+                <w:sz w:val="16"/>
+              </w:rPr>
+              <w:t>15.9%</w:t>
+            </w:r>
+          </w:p>
+        </w:tc>
+        <w:tc>
+          <w:tcPr>
+            <w:tcW w:type="dxa" w:w="1426"/>
+          </w:tcPr>
+          <w:p>
+            <w:pPr>
+              <w:spacing w:after="20"/>
+              <w:jc w:val="right"/>
+            </w:pPr>
+            <w:r>
+              <w:rPr>
+                <w:color w:val="1C3A36"/>
+                <w:sz w:val="16"/>
+              </w:rPr>
+              <w:t>16.2%</w:t>
+            </w:r>
+          </w:p>
+        </w:tc>
+      </w:tr>
+      <w:tr>
+        <w:tc>
+          <w:tcPr>
+            <w:tcW w:type="dxa" w:w="2952"/>
+          </w:tcPr>
+          <w:p>
+            <w:pPr>
+              <w:spacing w:after="20"/>
+            </w:pPr>
+            <w:r>
+              <w:rPr>
+                <w:color w:val="1C3A36"/>
+                <w:sz w:val="16"/>
+              </w:rPr>
+              <w:t>Less operating costs, net</w:t>
+            </w:r>
+          </w:p>
+        </w:tc>
+        <w:tc>
+          <w:tcPr>
+            <w:tcW w:type="dxa" w:w="1426"/>
+          </w:tcPr>
+          <w:p>
+            <w:pPr>
+              <w:spacing w:after="20"/>
+              <w:jc w:val="right"/>
+            </w:pPr>
+            <w:r>
+              <w:rPr>
+                <w:color w:val="1C3A36"/>
+                <w:sz w:val="16"/>
+              </w:rPr>
+              <w:t>(14,580)</w:t>
+            </w:r>
+          </w:p>
+        </w:tc>
+        <w:tc>
+          <w:tcPr>
+            <w:tcW w:type="dxa" w:w="1426"/>
+          </w:tcPr>
+          <w:p>
+            <w:pPr>
+              <w:spacing w:after="20"/>
+              <w:jc w:val="right"/>
+            </w:pPr>
+            <w:r>
+              <w:rPr>
+                <w:color w:val="1C3A36"/>
+                <w:sz w:val="16"/>
+              </w:rPr>
+              <w:t>(17,516)</w:t>
+            </w:r>
+          </w:p>
+        </w:tc>
+        <w:tc>
+          <w:tcPr>
+            <w:tcW w:type="dxa" w:w="1426"/>
+          </w:tcPr>
+          <w:p>
+            <w:pPr>
+              <w:spacing w:after="20"/>
+              <w:jc w:val="right"/>
+            </w:pPr>
+            <w:r>
+              <w:rPr>
+                <w:color w:val="1C3A36"/>
+                <w:sz w:val="16"/>
+              </w:rPr>
+              <w:t>(20,285)</w:t>
+            </w:r>
+          </w:p>
+        </w:tc>
+        <w:tc>
+          <w:tcPr>
+            <w:tcW w:type="dxa" w:w="1426"/>
+          </w:tcPr>
+          <w:p>
+            <w:pPr>
+              <w:spacing w:after="20"/>
+              <w:jc w:val="right"/>
+            </w:pPr>
+            <w:r>
+              <w:rPr>
+                <w:color w:val="1C3A36"/>
+                <w:sz w:val="16"/>
+              </w:rPr>
+              <w:t>(22,839)</w:t>
+            </w:r>
+          </w:p>
+        </w:tc>
+        <w:tc>
+          <w:tcPr>
+            <w:tcW w:type="dxa" w:w="1426"/>
+          </w:tcPr>
+          <w:p>
+            <w:pPr>
+              <w:spacing w:after="20"/>
+              <w:jc w:val="right"/>
+            </w:pPr>
+            <w:r>
+              <w:rPr>
+                <w:color w:val="1C3A36"/>
+                <w:sz w:val="16"/>
+              </w:rPr>
+              <w:t>(25,634)</w:t>
+            </w:r>
+          </w:p>
+        </w:tc>
+      </w:tr>
+      <w:tr>
+        <w:tc>
+          <w:tcPr>
+            <w:tcW w:type="dxa" w:w="2952"/>
+            <w:shd w:val="clear" w:color="auto" w:fill="F6F1E6"/>
+          </w:tcPr>
+          <w:p>
+            <w:pPr>
+              <w:spacing w:after="20"/>
+            </w:pPr>
+            <w:r>
+              <w:rPr>
+                <w:b/>
+                <w:color w:val="1C3A36"/>
+                <w:sz w:val="16"/>
+              </w:rPr>
+              <w:t>EBITDA</w:t>
+            </w:r>
+          </w:p>
+        </w:tc>
+        <w:tc>
+          <w:tcPr>
+            <w:tcW w:type="dxa" w:w="1426"/>
+            <w:shd w:val="clear" w:color="auto" w:fill="F6F1E6"/>
+          </w:tcPr>
+          <w:p>
+            <w:pPr>
+              <w:spacing w:after="20"/>
+              <w:jc w:val="right"/>
+            </w:pPr>
+            <w:r>
+              <w:rPr>
+                <w:b/>
+                <w:color w:val="1C3A36"/>
+                <w:sz w:val="16"/>
+              </w:rPr>
+              <w:t>40,976</w:t>
+            </w:r>
+          </w:p>
+        </w:tc>
+        <w:tc>
+          <w:tcPr>
+            <w:tcW w:type="dxa" w:w="1426"/>
+            <w:shd w:val="clear" w:color="auto" w:fill="F6F1E6"/>
+          </w:tcPr>
+          <w:p>
+            <w:pPr>
+              <w:spacing w:after="20"/>
+              <w:jc w:val="right"/>
+            </w:pPr>
+            <w:r>
+              <w:rPr>
+                <w:b/>
+                <w:color w:val="1C3A36"/>
+                <w:sz w:val="16"/>
+              </w:rPr>
+              <w:t>44,698</w:t>
+            </w:r>
+          </w:p>
+        </w:tc>
+        <w:tc>
+          <w:tcPr>
+            <w:tcW w:type="dxa" w:w="1426"/>
+            <w:shd w:val="clear" w:color="auto" w:fill="F6F1E6"/>
+          </w:tcPr>
+          <w:p>
+            <w:pPr>
+              <w:spacing w:after="20"/>
+              <w:jc w:val="right"/>
+            </w:pPr>
+            <w:r>
+              <w:rPr>
+                <w:b/>
+                <w:color w:val="1C3A36"/>
+                <w:sz w:val="16"/>
+              </w:rPr>
+              <w:t>48,531</w:t>
+            </w:r>
+          </w:p>
+        </w:tc>
+        <w:tc>
+          <w:tcPr>
+            <w:tcW w:type="dxa" w:w="1426"/>
+            <w:shd w:val="clear" w:color="auto" w:fill="F6F1E6"/>
+          </w:tcPr>
+          <w:p>
+            <w:pPr>
+              <w:spacing w:after="20"/>
+              <w:jc w:val="right"/>
+            </w:pPr>
+            <w:r>
+              <w:rPr>
+                <w:b/>
+                <w:color w:val="1C3A36"/>
+                <w:sz w:val="16"/>
+              </w:rPr>
+              <w:t>52,710</w:t>
+            </w:r>
+          </w:p>
+        </w:tc>
+        <w:tc>
+          <w:tcPr>
+            <w:tcW w:type="dxa" w:w="1426"/>
+            <w:shd w:val="clear" w:color="auto" w:fill="F6F1E6"/>
+          </w:tcPr>
+          <w:p>
+            <w:pPr>
+              <w:spacing w:after="20"/>
+              <w:jc w:val="right"/>
+            </w:pPr>
+            <w:r>
+              <w:rPr>
+                <w:b/>
+                <w:color w:val="1C3A36"/>
+                <w:sz w:val="16"/>
+              </w:rPr>
+              <w:t>57,183</w:t>
+            </w:r>
+          </w:p>
+        </w:tc>
+      </w:tr>
+      <w:tr>
+        <w:tc>
+          <w:tcPr>
+            <w:tcW w:type="dxa" w:w="2952"/>
+            <w:shd w:val="clear" w:color="auto" w:fill="F6F1E6"/>
+          </w:tcPr>
+          <w:p>
+            <w:pPr>
+              <w:spacing w:after="20"/>
+            </w:pPr>
+            <w:r>
+              <w:rPr>
+                <w:b/>
+                <w:color w:val="1C3A36"/>
+                <w:sz w:val="16"/>
+              </w:rPr>
+              <w:t>EBITDA margin</w:t>
+            </w:r>
+          </w:p>
+        </w:tc>
+        <w:tc>
+          <w:tcPr>
+            <w:tcW w:type="dxa" w:w="1426"/>
+            <w:shd w:val="clear" w:color="auto" w:fill="F6F1E6"/>
+          </w:tcPr>
+          <w:p>
+            <w:pPr>
+              <w:spacing w:after="20"/>
+              <w:jc w:val="right"/>
+            </w:pPr>
+            <w:r>
+              <w:rPr>
+                <w:b/>
+                <w:color w:val="1C3A36"/>
+                <w:sz w:val="16"/>
+              </w:rPr>
+              <w:t>11.2%</w:t>
+            </w:r>
+          </w:p>
+        </w:tc>
+        <w:tc>
+          <w:tcPr>
+            <w:tcW w:type="dxa" w:w="1426"/>
+            <w:shd w:val="clear" w:color="auto" w:fill="F6F1E6"/>
+          </w:tcPr>
+          <w:p>
+            <w:pPr>
+              <w:spacing w:after="20"/>
+              <w:jc w:val="right"/>
+            </w:pPr>
+            <w:r>
+              <w:rPr>
+                <w:b/>
+                <w:color w:val="1C3A36"/>
+                <w:sz w:val="16"/>
+              </w:rPr>
+              <w:t>11.0%</w:t>
+            </w:r>
+          </w:p>
+        </w:tc>
+        <w:tc>
+          <w:tcPr>
+            <w:tcW w:type="dxa" w:w="1426"/>
+            <w:shd w:val="clear" w:color="auto" w:fill="F6F1E6"/>
+          </w:tcPr>
+          <w:p>
+            <w:pPr>
+              <w:spacing w:after="20"/>
+              <w:jc w:val="right"/>
+            </w:pPr>
+            <w:r>
+              <w:rPr>
+                <w:b/>
+                <w:color w:val="1C3A36"/>
+                <w:sz w:val="16"/>
+              </w:rPr>
+              <w:t>11.0%</w:t>
+            </w:r>
+          </w:p>
+        </w:tc>
+        <w:tc>
+          <w:tcPr>
+            <w:tcW w:type="dxa" w:w="1426"/>
+            <w:shd w:val="clear" w:color="auto" w:fill="F6F1E6"/>
+          </w:tcPr>
+          <w:p>
+            <w:pPr>
+              <w:spacing w:after="20"/>
+              <w:jc w:val="right"/>
+            </w:pPr>
+            <w:r>
+              <w:rPr>
+                <w:b/>
+                <w:color w:val="1C3A36"/>
+                <w:sz w:val="16"/>
+              </w:rPr>
+              <w:t>11.1%</w:t>
+            </w:r>
+          </w:p>
+        </w:tc>
+        <w:tc>
+          <w:tcPr>
+            <w:tcW w:type="dxa" w:w="1426"/>
+            <w:shd w:val="clear" w:color="auto" w:fill="F6F1E6"/>
+          </w:tcPr>
+          <w:p>
+            <w:pPr>
+              <w:spacing w:after="20"/>
+              <w:jc w:val="right"/>
+            </w:pPr>
+            <w:r>
+              <w:rPr>
+                <w:b/>
+                <w:color w:val="1C3A36"/>
+                <w:sz w:val="16"/>
+              </w:rPr>
+              <w:t>11.2%</w:t>
+            </w:r>
+          </w:p>
+        </w:tc>
+      </w:tr>
+    </w:tbl>
+    <w:p>
+      <w:pPr>
+        <w:spacing w:after="40"/>
+      </w:pPr>
+    </w:p>
+    <w:p>
+      <w:pPr>
+        <w:spacing w:after="200" w:before="0"/>
+      </w:pPr>
+      <w:r>
+        <w:rPr>
+          <w:b w:val="0"/>
+          <w:i/>
+          <w:color w:val="6E7B77"/>
+          <w:sz w:val="17"/>
+        </w:rPr>
+        <w:t>The FY2026 conversion margin is not assumed — it is solved so that the build reproduces the EBITDA margin implied by the disclosed first-quarter 2026 result (11.2%). That quarter reported revenue +27% and attributable profit +17% year on year, so any build showing margins collapsing in FY2026 would be contradicted by the company's own print. The solved cable gross profit per tonne sits inside the historical range and, as a share of the realised price, between the FY2025 trough and the FY2024 peak.</w:t>
       </w:r>
     </w:p>
     <w:p>
@@ -7133,17 +9218,17 @@
         <w:tblLayout w:type="fixed"/>
       </w:tblPr>
       <w:tblGrid>
-        <w:gridCol w:w="2664"/>
+        <w:gridCol w:w="2520"/>
         <w:gridCol w:w="1872"/>
         <w:gridCol w:w="979"/>
-        <w:gridCol w:w="1238"/>
         <w:gridCol w:w="1656"/>
-        <w:gridCol w:w="1656"/>
+        <w:gridCol w:w="1872"/>
+        <w:gridCol w:w="1181"/>
       </w:tblGrid>
       <w:tr>
         <w:tc>
           <w:tcPr>
-            <w:tcW w:type="dxa" w:w="2664"/>
+            <w:tcW w:type="dxa" w:w="2520"/>
             <w:shd w:val="clear" w:color="auto" w:fill="EAF0EE"/>
           </w:tcPr>
           <w:p>
@@ -7200,25 +9285,6 @@
         </w:tc>
         <w:tc>
           <w:tcPr>
-            <w:tcW w:type="dxa" w:w="1238"/>
-            <w:shd w:val="clear" w:color="auto" w:fill="EAF0EE"/>
-          </w:tcPr>
-          <w:p>
-            <w:pPr>
-              <w:spacing w:after="20"/>
-            </w:pPr>
-            <w:r>
-              <w:rPr>
-                <w:b/>
-                <w:color w:val="1C3A36"/>
-                <w:sz w:val="16"/>
-              </w:rPr>
-              <w:t>Gross margin</w:t>
-            </w:r>
-          </w:p>
-        </w:tc>
-        <w:tc>
-          <w:tcPr>
             <w:tcW w:type="dxa" w:w="1656"/>
             <w:shd w:val="clear" w:color="auto" w:fill="EAF0EE"/>
           </w:tcPr>
@@ -7232,13 +9298,13 @@
                 <w:color w:val="1C3A36"/>
                 <w:sz w:val="16"/>
               </w:rPr>
-              <w:t>EBITDA margin FY2026E</w:t>
-            </w:r>
-          </w:p>
-        </w:tc>
-        <w:tc>
-          <w:tcPr>
-            <w:tcW w:type="dxa" w:w="1656"/>
+              <w:t>FY2025 gross margin</w:t>
+            </w:r>
+          </w:p>
+        </w:tc>
+        <w:tc>
+          <w:tcPr>
+            <w:tcW w:type="dxa" w:w="1872"/>
             <w:shd w:val="clear" w:color="auto" w:fill="EAF0EE"/>
           </w:tcPr>
           <w:p>
@@ -7251,7 +9317,26 @@
                 <w:color w:val="1C3A36"/>
                 <w:sz w:val="16"/>
               </w:rPr>
-              <w:t>EBITDA margin FY2030E</w:t>
+              <w:t>FY2030E revenue (EGP mn)</w:t>
+            </w:r>
+          </w:p>
+        </w:tc>
+        <w:tc>
+          <w:tcPr>
+            <w:tcW w:type="dxa" w:w="1181"/>
+            <w:shd w:val="clear" w:color="auto" w:fill="EAF0EE"/>
+          </w:tcPr>
+          <w:p>
+            <w:pPr>
+              <w:spacing w:after="20"/>
+            </w:pPr>
+            <w:r>
+              <w:rPr>
+                <w:b/>
+                <w:color w:val="1C3A36"/>
+                <w:sz w:val="16"/>
+              </w:rPr>
+              <w:t>FY2030E share</w:t>
             </w:r>
           </w:p>
         </w:tc>
@@ -7259,18 +9344,18 @@
       <w:tr>
         <w:tc>
           <w:tcPr>
-            <w:tcW w:type="dxa" w:w="2664"/>
-          </w:tcPr>
-          <w:p>
-            <w:pPr>
-              <w:spacing w:after="20"/>
-            </w:pPr>
-            <w:r>
-              <w:rPr>
-                <w:color w:val="1C3A36"/>
-                <w:sz w:val="16"/>
-              </w:rPr>
-              <w:t>Wires, Cables &amp; Accessories</w:t>
+            <w:tcW w:type="dxa" w:w="2520"/>
+          </w:tcPr>
+          <w:p>
+            <w:pPr>
+              <w:spacing w:after="20"/>
+            </w:pPr>
+            <w:r>
+              <w:rPr>
+                <w:color w:val="1C3A36"/>
+                <w:sz w:val="16"/>
+              </w:rPr>
+              <w:t>Cables</w:t>
             </w:r>
           </w:p>
         </w:tc>
@@ -7288,7 +9373,7 @@
                 <w:color w:val="1C3A36"/>
                 <w:sz w:val="16"/>
               </w:rPr>
-              <w:t>165,819</w:t>
+              <w:t>99,104</w:t>
             </w:r>
           </w:p>
         </w:tc>
@@ -7306,25 +9391,7 @@
                 <w:color w:val="1C3A36"/>
                 <w:sz w:val="16"/>
               </w:rPr>
-              <w:t>59.0%</w:t>
-            </w:r>
-          </w:p>
-        </w:tc>
-        <w:tc>
-          <w:tcPr>
-            <w:tcW w:type="dxa" w:w="1238"/>
-          </w:tcPr>
-          <w:p>
-            <w:pPr>
-              <w:spacing w:after="20"/>
-              <w:jc w:val="right"/>
-            </w:pPr>
-            <w:r>
-              <w:rPr>
-                <w:color w:val="1C3A36"/>
-                <w:sz w:val="16"/>
-              </w:rPr>
-              <w:t>12.4%</w:t>
+              <w:t>35.3%</w:t>
             </w:r>
           </w:p>
         </w:tc>
@@ -7342,25 +9409,43 @@
                 <w:color w:val="1C3A36"/>
                 <w:sz w:val="16"/>
               </w:rPr>
-              <w:t>9.1%</w:t>
-            </w:r>
-          </w:p>
-        </w:tc>
-        <w:tc>
-          <w:tcPr>
-            <w:tcW w:type="dxa" w:w="1656"/>
-          </w:tcPr>
-          <w:p>
-            <w:pPr>
-              <w:spacing w:after="20"/>
-              <w:jc w:val="right"/>
-            </w:pPr>
-            <w:r>
-              <w:rPr>
-                <w:color w:val="1C3A36"/>
-                <w:sz w:val="16"/>
-              </w:rPr>
-              <w:t>10.0%</w:t>
+              <w:t>13.8%</w:t>
+            </w:r>
+          </w:p>
+        </w:tc>
+        <w:tc>
+          <w:tcPr>
+            <w:tcW w:type="dxa" w:w="1872"/>
+          </w:tcPr>
+          <w:p>
+            <w:pPr>
+              <w:spacing w:after="20"/>
+              <w:jc w:val="right"/>
+            </w:pPr>
+            <w:r>
+              <w:rPr>
+                <w:color w:val="1C3A36"/>
+                <w:sz w:val="16"/>
+              </w:rPr>
+              <w:t>227,245</w:t>
+            </w:r>
+          </w:p>
+        </w:tc>
+        <w:tc>
+          <w:tcPr>
+            <w:tcW w:type="dxa" w:w="1181"/>
+          </w:tcPr>
+          <w:p>
+            <w:pPr>
+              <w:spacing w:after="20"/>
+              <w:jc w:val="right"/>
+            </w:pPr>
+            <w:r>
+              <w:rPr>
+                <w:color w:val="1C3A36"/>
+                <w:sz w:val="16"/>
+              </w:rPr>
+              <w:t>44.3%</w:t>
             </w:r>
           </w:p>
         </w:tc>
@@ -7368,18 +9453,18 @@
       <w:tr>
         <w:tc>
           <w:tcPr>
-            <w:tcW w:type="dxa" w:w="2664"/>
-          </w:tcPr>
-          <w:p>
-            <w:pPr>
-              <w:spacing w:after="20"/>
-            </w:pPr>
-            <w:r>
-              <w:rPr>
-                <w:color w:val="1C3A36"/>
-                <w:sz w:val="16"/>
-              </w:rPr>
-              <w:t>Engineering &amp; Construction</w:t>
+            <w:tcW w:type="dxa" w:w="2520"/>
+          </w:tcPr>
+          <w:p>
+            <w:pPr>
+              <w:spacing w:after="20"/>
+            </w:pPr>
+            <w:r>
+              <w:rPr>
+                <w:color w:val="1C3A36"/>
+                <w:sz w:val="16"/>
+              </w:rPr>
+              <w:t>Raw material (copper rod)</w:t>
             </w:r>
           </w:p>
         </w:tc>
@@ -7397,7 +9482,7 @@
                 <w:color w:val="1C3A36"/>
                 <w:sz w:val="16"/>
               </w:rPr>
-              <w:t>75,883</w:t>
+              <w:t>60,448</w:t>
             </w:r>
           </w:p>
         </w:tc>
@@ -7415,25 +9500,7 @@
                 <w:color w:val="1C3A36"/>
                 <w:sz w:val="16"/>
               </w:rPr>
-              <w:t>27.0%</w:t>
-            </w:r>
-          </w:p>
-        </w:tc>
-        <w:tc>
-          <w:tcPr>
-            <w:tcW w:type="dxa" w:w="1238"/>
-          </w:tcPr>
-          <w:p>
-            <w:pPr>
-              <w:spacing w:after="20"/>
-              <w:jc w:val="right"/>
-            </w:pPr>
-            <w:r>
-              <w:rPr>
-                <w:color w:val="1C3A36"/>
-                <w:sz w:val="16"/>
-              </w:rPr>
-              <w:t>9.0%</w:t>
+              <w:t>21.5%</w:t>
             </w:r>
           </w:p>
         </w:tc>
@@ -7451,25 +9518,43 @@
                 <w:color w:val="1C3A36"/>
                 <w:sz w:val="16"/>
               </w:rPr>
-              <w:t>5.6%</w:t>
-            </w:r>
-          </w:p>
-        </w:tc>
-        <w:tc>
-          <w:tcPr>
-            <w:tcW w:type="dxa" w:w="1656"/>
-          </w:tcPr>
-          <w:p>
-            <w:pPr>
-              <w:spacing w:after="20"/>
-              <w:jc w:val="right"/>
-            </w:pPr>
-            <w:r>
-              <w:rPr>
-                <w:color w:val="1C3A36"/>
-                <w:sz w:val="16"/>
-              </w:rPr>
-              <w:t>6.5%</w:t>
+              <w:t>13.5%</w:t>
+            </w:r>
+          </w:p>
+        </w:tc>
+        <w:tc>
+          <w:tcPr>
+            <w:tcW w:type="dxa" w:w="1872"/>
+          </w:tcPr>
+          <w:p>
+            <w:pPr>
+              <w:spacing w:after="20"/>
+              <w:jc w:val="right"/>
+            </w:pPr>
+            <w:r>
+              <w:rPr>
+                <w:color w:val="1C3A36"/>
+                <w:sz w:val="16"/>
+              </w:rPr>
+              <w:t>130,330</w:t>
+            </w:r>
+          </w:p>
+        </w:tc>
+        <w:tc>
+          <w:tcPr>
+            <w:tcW w:type="dxa" w:w="1181"/>
+          </w:tcPr>
+          <w:p>
+            <w:pPr>
+              <w:spacing w:after="20"/>
+              <w:jc w:val="right"/>
+            </w:pPr>
+            <w:r>
+              <w:rPr>
+                <w:color w:val="1C3A36"/>
+                <w:sz w:val="16"/>
+              </w:rPr>
+              <w:t>25.4%</w:t>
             </w:r>
           </w:p>
         </w:tc>
@@ -7477,18 +9562,18 @@
       <w:tr>
         <w:tc>
           <w:tcPr>
-            <w:tcW w:type="dxa" w:w="2664"/>
-          </w:tcPr>
-          <w:p>
-            <w:pPr>
-              <w:spacing w:after="20"/>
-            </w:pPr>
-            <w:r>
-              <w:rPr>
-                <w:color w:val="1C3A36"/>
-                <w:sz w:val="16"/>
-              </w:rPr>
-              <w:t>Electrical Products</w:t>
+            <w:tcW w:type="dxa" w:w="2520"/>
+          </w:tcPr>
+          <w:p>
+            <w:pPr>
+              <w:spacing w:after="20"/>
+            </w:pPr>
+            <w:r>
+              <w:rPr>
+                <w:color w:val="1C3A36"/>
+                <w:sz w:val="16"/>
+              </w:rPr>
+              <w:t>Engineering &amp; construction</w:t>
             </w:r>
           </w:p>
         </w:tc>
@@ -7506,7 +9591,7 @@
                 <w:color w:val="1C3A36"/>
                 <w:sz w:val="16"/>
               </w:rPr>
-              <w:t>16,863</w:t>
+              <w:t>87,553</w:t>
             </w:r>
           </w:p>
         </w:tc>
@@ -7524,25 +9609,7 @@
                 <w:color w:val="1C3A36"/>
                 <w:sz w:val="16"/>
               </w:rPr>
-              <w:t>6.0%</w:t>
-            </w:r>
-          </w:p>
-        </w:tc>
-        <w:tc>
-          <w:tcPr>
-            <w:tcW w:type="dxa" w:w="1238"/>
-          </w:tcPr>
-          <w:p>
-            <w:pPr>
-              <w:spacing w:after="20"/>
-              <w:jc w:val="right"/>
-            </w:pPr>
-            <w:r>
-              <w:rPr>
-                <w:color w:val="1C3A36"/>
-                <w:sz w:val="16"/>
-              </w:rPr>
-              <w:t>38.0%</w:t>
+              <w:t>31.2%</w:t>
             </w:r>
           </w:p>
         </w:tc>
@@ -7560,25 +9627,43 @@
                 <w:color w:val="1C3A36"/>
                 <w:sz w:val="16"/>
               </w:rPr>
-              <w:t>34.5%</w:t>
-            </w:r>
-          </w:p>
-        </w:tc>
-        <w:tc>
-          <w:tcPr>
-            <w:tcW w:type="dxa" w:w="1656"/>
-          </w:tcPr>
-          <w:p>
-            <w:pPr>
-              <w:spacing w:after="20"/>
-              <w:jc w:val="right"/>
-            </w:pPr>
-            <w:r>
-              <w:rPr>
-                <w:color w:val="1C3A36"/>
-                <w:sz w:val="16"/>
-              </w:rPr>
-              <w:t>34.5%</w:t>
+              <w:t>9.8%</w:t>
+            </w:r>
+          </w:p>
+        </w:tc>
+        <w:tc>
+          <w:tcPr>
+            <w:tcW w:type="dxa" w:w="1872"/>
+          </w:tcPr>
+          <w:p>
+            <w:pPr>
+              <w:spacing w:after="20"/>
+              <w:jc w:val="right"/>
+            </w:pPr>
+            <w:r>
+              <w:rPr>
+                <w:color w:val="1C3A36"/>
+                <w:sz w:val="16"/>
+              </w:rPr>
+              <w:t>84,180</w:t>
+            </w:r>
+          </w:p>
+        </w:tc>
+        <w:tc>
+          <w:tcPr>
+            <w:tcW w:type="dxa" w:w="1181"/>
+          </w:tcPr>
+          <w:p>
+            <w:pPr>
+              <w:spacing w:after="20"/>
+              <w:jc w:val="right"/>
+            </w:pPr>
+            <w:r>
+              <w:rPr>
+                <w:color w:val="1C3A36"/>
+                <w:sz w:val="16"/>
+              </w:rPr>
+              <w:t>16.4%</w:t>
             </w:r>
           </w:p>
         </w:tc>
@@ -7586,18 +9671,18 @@
       <w:tr>
         <w:tc>
           <w:tcPr>
-            <w:tcW w:type="dxa" w:w="2664"/>
-          </w:tcPr>
-          <w:p>
-            <w:pPr>
-              <w:spacing w:after="20"/>
-            </w:pPr>
-            <w:r>
-              <w:rPr>
-                <w:color w:val="1C3A36"/>
-                <w:sz w:val="16"/>
-              </w:rPr>
-              <w:t>Digital Solutions</w:t>
+            <w:tcW w:type="dxa" w:w="2520"/>
+          </w:tcPr>
+          <w:p>
+            <w:pPr>
+              <w:spacing w:after="20"/>
+            </w:pPr>
+            <w:r>
+              <w:rPr>
+                <w:color w:val="1C3A36"/>
+                <w:sz w:val="16"/>
+              </w:rPr>
+              <w:t>Transformers</w:t>
             </w:r>
           </w:p>
         </w:tc>
@@ -7615,7 +9700,7 @@
                 <w:color w:val="1C3A36"/>
                 <w:sz w:val="16"/>
               </w:rPr>
-              <w:t>16,863</w:t>
+              <w:t>12,255</w:t>
             </w:r>
           </w:p>
         </w:tc>
@@ -7633,25 +9718,7 @@
                 <w:color w:val="1C3A36"/>
                 <w:sz w:val="16"/>
               </w:rPr>
-              <w:t>6.0%</w:t>
-            </w:r>
-          </w:p>
-        </w:tc>
-        <w:tc>
-          <w:tcPr>
-            <w:tcW w:type="dxa" w:w="1238"/>
-          </w:tcPr>
-          <w:p>
-            <w:pPr>
-              <w:spacing w:after="20"/>
-              <w:jc w:val="right"/>
-            </w:pPr>
-            <w:r>
-              <w:rPr>
-                <w:color w:val="1C3A36"/>
-                <w:sz w:val="16"/>
-              </w:rPr>
-              <w:t>21.0%</w:t>
+              <w:t>4.4%</w:t>
             </w:r>
           </w:p>
         </w:tc>
@@ -7669,25 +9736,43 @@
                 <w:color w:val="1C3A36"/>
                 <w:sz w:val="16"/>
               </w:rPr>
-              <w:t>17.7%</w:t>
-            </w:r>
-          </w:p>
-        </w:tc>
-        <w:tc>
-          <w:tcPr>
-            <w:tcW w:type="dxa" w:w="1656"/>
-          </w:tcPr>
-          <w:p>
-            <w:pPr>
-              <w:spacing w:after="20"/>
-              <w:jc w:val="right"/>
-            </w:pPr>
-            <w:r>
-              <w:rPr>
-                <w:color w:val="1C3A36"/>
-                <w:sz w:val="16"/>
-              </w:rPr>
-              <w:t>18.5%</w:t>
+              <w:t>30.1%</w:t>
+            </w:r>
+          </w:p>
+        </w:tc>
+        <w:tc>
+          <w:tcPr>
+            <w:tcW w:type="dxa" w:w="1872"/>
+          </w:tcPr>
+          <w:p>
+            <w:pPr>
+              <w:spacing w:after="20"/>
+              <w:jc w:val="right"/>
+            </w:pPr>
+            <w:r>
+              <w:rPr>
+                <w:color w:val="1C3A36"/>
+                <w:sz w:val="16"/>
+              </w:rPr>
+              <w:t>33,088</w:t>
+            </w:r>
+          </w:p>
+        </w:tc>
+        <w:tc>
+          <w:tcPr>
+            <w:tcW w:type="dxa" w:w="1181"/>
+          </w:tcPr>
+          <w:p>
+            <w:pPr>
+              <w:spacing w:after="20"/>
+              <w:jc w:val="right"/>
+            </w:pPr>
+            <w:r>
+              <w:rPr>
+                <w:color w:val="1C3A36"/>
+                <w:sz w:val="16"/>
+              </w:rPr>
+              <w:t>6.5%</w:t>
             </w:r>
           </w:p>
         </w:tc>
@@ -7695,18 +9780,18 @@
       <w:tr>
         <w:tc>
           <w:tcPr>
-            <w:tcW w:type="dxa" w:w="2664"/>
-          </w:tcPr>
-          <w:p>
-            <w:pPr>
-              <w:spacing w:after="20"/>
-            </w:pPr>
-            <w:r>
-              <w:rPr>
-                <w:color w:val="1C3A36"/>
-                <w:sz w:val="16"/>
-              </w:rPr>
-              <w:t>Infrastructure Investment</w:t>
+            <w:tcW w:type="dxa" w:w="2520"/>
+          </w:tcPr>
+          <w:p>
+            <w:pPr>
+              <w:spacing w:after="20"/>
+            </w:pPr>
+            <w:r>
+              <w:rPr>
+                <w:color w:val="1C3A36"/>
+                <w:sz w:val="16"/>
+              </w:rPr>
+              <w:t>Meters &amp; digital</w:t>
             </w:r>
           </w:p>
         </w:tc>
@@ -7724,7 +9809,7 @@
                 <w:color w:val="1C3A36"/>
                 <w:sz w:val="16"/>
               </w:rPr>
-              <w:t>5,621</w:t>
+              <w:t>15,562</w:t>
             </w:r>
           </w:p>
         </w:tc>
@@ -7742,25 +9827,7 @@
                 <w:color w:val="1C3A36"/>
                 <w:sz w:val="16"/>
               </w:rPr>
-              <w:t>2.0%</w:t>
-            </w:r>
-          </w:p>
-        </w:tc>
-        <w:tc>
-          <w:tcPr>
-            <w:tcW w:type="dxa" w:w="1238"/>
-          </w:tcPr>
-          <w:p>
-            <w:pPr>
-              <w:spacing w:after="20"/>
-              <w:jc w:val="right"/>
-            </w:pPr>
-            <w:r>
-              <w:rPr>
-                <w:color w:val="1C3A36"/>
-                <w:sz w:val="16"/>
-              </w:rPr>
-              <w:t>60.0%</w:t>
+              <w:t>5.5%</w:t>
             </w:r>
           </w:p>
         </w:tc>
@@ -7778,25 +9845,43 @@
                 <w:color w:val="1C3A36"/>
                 <w:sz w:val="16"/>
               </w:rPr>
-              <w:t>56.5%</w:t>
-            </w:r>
-          </w:p>
-        </w:tc>
-        <w:tc>
-          <w:tcPr>
-            <w:tcW w:type="dxa" w:w="1656"/>
-          </w:tcPr>
-          <w:p>
-            <w:pPr>
-              <w:spacing w:after="20"/>
-              <w:jc w:val="right"/>
-            </w:pPr>
-            <w:r>
-              <w:rPr>
-                <w:color w:val="1C3A36"/>
-                <w:sz w:val="16"/>
-              </w:rPr>
-              <w:t>56.5%</w:t>
+              <w:t>23.8%</w:t>
+            </w:r>
+          </w:p>
+        </w:tc>
+        <w:tc>
+          <w:tcPr>
+            <w:tcW w:type="dxa" w:w="1872"/>
+          </w:tcPr>
+          <w:p>
+            <w:pPr>
+              <w:spacing w:after="20"/>
+              <w:jc w:val="right"/>
+            </w:pPr>
+            <w:r>
+              <w:rPr>
+                <w:color w:val="1C3A36"/>
+                <w:sz w:val="16"/>
+              </w:rPr>
+              <w:t>27,977</w:t>
+            </w:r>
+          </w:p>
+        </w:tc>
+        <w:tc>
+          <w:tcPr>
+            <w:tcW w:type="dxa" w:w="1181"/>
+          </w:tcPr>
+          <w:p>
+            <w:pPr>
+              <w:spacing w:after="20"/>
+              <w:jc w:val="right"/>
+            </w:pPr>
+            <w:r>
+              <w:rPr>
+                <w:color w:val="1C3A36"/>
+                <w:sz w:val="16"/>
+              </w:rPr>
+              <w:t>5.5%</w:t>
             </w:r>
           </w:p>
         </w:tc>
@@ -7804,7 +9889,225 @@
       <w:tr>
         <w:tc>
           <w:tcPr>
-            <w:tcW w:type="dxa" w:w="2664"/>
+            <w:tcW w:type="dxa" w:w="2520"/>
+          </w:tcPr>
+          <w:p>
+            <w:pPr>
+              <w:spacing w:after="20"/>
+            </w:pPr>
+            <w:r>
+              <w:rPr>
+                <w:color w:val="1C3A36"/>
+                <w:sz w:val="16"/>
+              </w:rPr>
+              <w:t>Other electrical products</w:t>
+            </w:r>
+          </w:p>
+        </w:tc>
+        <w:tc>
+          <w:tcPr>
+            <w:tcW w:type="dxa" w:w="1872"/>
+          </w:tcPr>
+          <w:p>
+            <w:pPr>
+              <w:spacing w:after="20"/>
+              <w:jc w:val="right"/>
+            </w:pPr>
+            <w:r>
+              <w:rPr>
+                <w:color w:val="1C3A36"/>
+                <w:sz w:val="16"/>
+              </w:rPr>
+              <w:t>3,206</w:t>
+            </w:r>
+          </w:p>
+        </w:tc>
+        <w:tc>
+          <w:tcPr>
+            <w:tcW w:type="dxa" w:w="979"/>
+          </w:tcPr>
+          <w:p>
+            <w:pPr>
+              <w:spacing w:after="20"/>
+              <w:jc w:val="right"/>
+            </w:pPr>
+            <w:r>
+              <w:rPr>
+                <w:color w:val="1C3A36"/>
+                <w:sz w:val="16"/>
+              </w:rPr>
+              <w:t>1.1%</w:t>
+            </w:r>
+          </w:p>
+        </w:tc>
+        <w:tc>
+          <w:tcPr>
+            <w:tcW w:type="dxa" w:w="1656"/>
+          </w:tcPr>
+          <w:p>
+            <w:pPr>
+              <w:spacing w:after="20"/>
+              <w:jc w:val="right"/>
+            </w:pPr>
+            <w:r>
+              <w:rPr>
+                <w:color w:val="1C3A36"/>
+                <w:sz w:val="16"/>
+              </w:rPr>
+              <w:t>44.3%</w:t>
+            </w:r>
+          </w:p>
+        </w:tc>
+        <w:tc>
+          <w:tcPr>
+            <w:tcW w:type="dxa" w:w="1872"/>
+          </w:tcPr>
+          <w:p>
+            <w:pPr>
+              <w:spacing w:after="20"/>
+              <w:jc w:val="right"/>
+            </w:pPr>
+            <w:r>
+              <w:rPr>
+                <w:color w:val="1C3A36"/>
+                <w:sz w:val="16"/>
+              </w:rPr>
+              <w:t>5,162</w:t>
+            </w:r>
+          </w:p>
+        </w:tc>
+        <w:tc>
+          <w:tcPr>
+            <w:tcW w:type="dxa" w:w="1181"/>
+          </w:tcPr>
+          <w:p>
+            <w:pPr>
+              <w:spacing w:after="20"/>
+              <w:jc w:val="right"/>
+            </w:pPr>
+            <w:r>
+              <w:rPr>
+                <w:color w:val="1C3A36"/>
+                <w:sz w:val="16"/>
+              </w:rPr>
+              <w:t>1.0%</w:t>
+            </w:r>
+          </w:p>
+        </w:tc>
+      </w:tr>
+      <w:tr>
+        <w:tc>
+          <w:tcPr>
+            <w:tcW w:type="dxa" w:w="2520"/>
+          </w:tcPr>
+          <w:p>
+            <w:pPr>
+              <w:spacing w:after="20"/>
+            </w:pPr>
+            <w:r>
+              <w:rPr>
+                <w:color w:val="1C3A36"/>
+                <w:sz w:val="16"/>
+              </w:rPr>
+              <w:t>Infrastructure investment</w:t>
+            </w:r>
+          </w:p>
+        </w:tc>
+        <w:tc>
+          <w:tcPr>
+            <w:tcW w:type="dxa" w:w="1872"/>
+          </w:tcPr>
+          <w:p>
+            <w:pPr>
+              <w:spacing w:after="20"/>
+              <w:jc w:val="right"/>
+            </w:pPr>
+            <w:r>
+              <w:rPr>
+                <w:color w:val="1C3A36"/>
+                <w:sz w:val="16"/>
+              </w:rPr>
+              <w:t>2,920</w:t>
+            </w:r>
+          </w:p>
+        </w:tc>
+        <w:tc>
+          <w:tcPr>
+            <w:tcW w:type="dxa" w:w="979"/>
+          </w:tcPr>
+          <w:p>
+            <w:pPr>
+              <w:spacing w:after="20"/>
+              <w:jc w:val="right"/>
+            </w:pPr>
+            <w:r>
+              <w:rPr>
+                <w:color w:val="1C3A36"/>
+                <w:sz w:val="16"/>
+              </w:rPr>
+              <w:t>1.0%</w:t>
+            </w:r>
+          </w:p>
+        </w:tc>
+        <w:tc>
+          <w:tcPr>
+            <w:tcW w:type="dxa" w:w="1656"/>
+          </w:tcPr>
+          <w:p>
+            <w:pPr>
+              <w:spacing w:after="20"/>
+              <w:jc w:val="right"/>
+            </w:pPr>
+            <w:r>
+              <w:rPr>
+                <w:color w:val="1C3A36"/>
+                <w:sz w:val="16"/>
+              </w:rPr>
+              <w:t>54.0%</w:t>
+            </w:r>
+          </w:p>
+        </w:tc>
+        <w:tc>
+          <w:tcPr>
+            <w:tcW w:type="dxa" w:w="1872"/>
+          </w:tcPr>
+          <w:p>
+            <w:pPr>
+              <w:spacing w:after="20"/>
+              <w:jc w:val="right"/>
+            </w:pPr>
+            <w:r>
+              <w:rPr>
+                <w:color w:val="1C3A36"/>
+                <w:sz w:val="16"/>
+              </w:rPr>
+              <w:t>4,701</w:t>
+            </w:r>
+          </w:p>
+        </w:tc>
+        <w:tc>
+          <w:tcPr>
+            <w:tcW w:type="dxa" w:w="1181"/>
+          </w:tcPr>
+          <w:p>
+            <w:pPr>
+              <w:spacing w:after="20"/>
+              <w:jc w:val="right"/>
+            </w:pPr>
+            <w:r>
+              <w:rPr>
+                <w:color w:val="1C3A36"/>
+                <w:sz w:val="16"/>
+              </w:rPr>
+              <w:t>0.9%</w:t>
+            </w:r>
+          </w:p>
+        </w:tc>
+      </w:tr>
+      <w:tr>
+        <w:tc>
+          <w:tcPr>
+            <w:tcW w:type="dxa" w:w="2520"/>
             <w:shd w:val="clear" w:color="auto" w:fill="F6F1E6"/>
           </w:tcPr>
           <w:p>
@@ -7863,26 +10166,6 @@
         </w:tc>
         <w:tc>
           <w:tcPr>
-            <w:tcW w:type="dxa" w:w="1238"/>
-            <w:shd w:val="clear" w:color="auto" w:fill="F6F1E6"/>
-          </w:tcPr>
-          <w:p>
-            <w:pPr>
-              <w:spacing w:after="20"/>
-              <w:jc w:val="right"/>
-            </w:pPr>
-            <w:r>
-              <w:rPr>
-                <w:b/>
-                <w:color w:val="1C3A36"/>
-                <w:sz w:val="16"/>
-              </w:rPr>
-              <w:t>14.5%</w:t>
-            </w:r>
-          </w:p>
-        </w:tc>
-        <w:tc>
-          <w:tcPr>
             <w:tcW w:type="dxa" w:w="1656"/>
             <w:shd w:val="clear" w:color="auto" w:fill="F6F1E6"/>
           </w:tcPr>
@@ -7897,13 +10180,13 @@
                 <w:color w:val="1C3A36"/>
                 <w:sz w:val="16"/>
               </w:rPr>
-              <w:t>11.2%</w:t>
-            </w:r>
-          </w:p>
-        </w:tc>
-        <w:tc>
-          <w:tcPr>
-            <w:tcW w:type="dxa" w:w="1656"/>
+              <w:t>14.5%</w:t>
+            </w:r>
+          </w:p>
+        </w:tc>
+        <w:tc>
+          <w:tcPr>
+            <w:tcW w:type="dxa" w:w="1872"/>
             <w:shd w:val="clear" w:color="auto" w:fill="F6F1E6"/>
           </w:tcPr>
           <w:p>
@@ -7917,7 +10200,27 @@
                 <w:color w:val="1C3A36"/>
                 <w:sz w:val="16"/>
               </w:rPr>
-              <w:t>12.4%</w:t>
+              <w:t>512,683</w:t>
+            </w:r>
+          </w:p>
+        </w:tc>
+        <w:tc>
+          <w:tcPr>
+            <w:tcW w:type="dxa" w:w="1181"/>
+            <w:shd w:val="clear" w:color="auto" w:fill="F6F1E6"/>
+          </w:tcPr>
+          <w:p>
+            <w:pPr>
+              <w:spacing w:after="20"/>
+              <w:jc w:val="right"/>
+            </w:pPr>
+            <w:r>
+              <w:rPr>
+                <w:b/>
+                <w:color w:val="1C3A36"/>
+                <w:sz w:val="16"/>
+              </w:rPr>
+              <w:t>100.0%</w:t>
             </w:r>
           </w:p>
         </w:tc>
@@ -7939,7 +10242,7 @@
           <w:color w:val="6E7B77"/>
           <w:sz w:val="17"/>
         </w:rPr>
-        <w:t>Segment gross margins are set from the company's own disclosed segment table for the first quarter of 2025, stepped down for the further normalisation seen in the second half, and solved so that the weighted blend reproduces the group gross margin. Segment EBITDA margins deduct a uniform operating-cost load of 3.5% of revenue. Wires and cables is the largest segment and the one whose margin matters most; its terminal margin of 10.0% sits far below the FY2024 windfall.</w:t>
+        <w:t>FY2025 sub-segment revenue is built from the unit economics above, with cables as the residual against disclosed group revenue. FY2025 gross margins are calibrated so the total reproduces the gross profit assembled from the disclosed nine-month and fourth-quarter prints: cable gross profit is pinned to the published figure per tonne, and the remaining lines carry FY2024's margins scaled by a single solved factor of 0.874 — a roughly 13% compression across the board, which is what the disclosed prints require.</w:t>
       </w:r>
     </w:p>
     <w:p>
@@ -8620,7 +10923,7 @@
           <w:color w:val="1C3A36"/>
           <w:sz w:val="21"/>
         </w:rPr>
-        <w:t>The model holds this ratio flat at 23.0% of revenue, which is what the two audited years show. That single assumption is worth a great deal: every percentage point of revenue added to or removed from working-capital intensity is worth roughly EGP 0.52 per share. If the group ever converts its order book without funding it — collecting faster, or pushing more of the funding onto suppliers and customers — the cash-flow model reprices sharply upward. If discipline slips as the backlog is executed, it reprices down just as fast.</w:t>
+        <w:t>The model holds this ratio flat at 23.0% of revenue, which is what the two audited years show. That single assumption is worth a great deal: every percentage point of revenue added to or removed from working-capital intensity is worth roughly EGP 0.60 per share. If the group ever converts its order book without funding it — collecting faster, or pushing more of the funding onto suppliers and customers — the cash-flow model reprices sharply upward. If discipline slips as the backlog is executed, it reprices down just as fast.</w:t>
       </w:r>
     </w:p>
     <w:p>
@@ -9910,7 +12213,7 @@
                 <w:color w:val="1C3A36"/>
                 <w:sz w:val="16"/>
               </w:rPr>
-              <w:t>94.44</w:t>
+              <w:t>82.30</w:t>
             </w:r>
           </w:p>
         </w:tc>
@@ -9928,7 +12231,7 @@
                 <w:color w:val="1C3A36"/>
                 <w:sz w:val="16"/>
               </w:rPr>
-              <w:t>91.84</w:t>
+              <w:t>79.99</w:t>
             </w:r>
           </w:p>
         </w:tc>
@@ -9946,7 +12249,7 @@
                 <w:color w:val="1C3A36"/>
                 <w:sz w:val="16"/>
               </w:rPr>
-              <w:t>89.33</w:t>
+              <w:t>77.76</w:t>
             </w:r>
           </w:p>
         </w:tc>
@@ -9964,7 +12267,7 @@
                 <w:color w:val="1C3A36"/>
                 <w:sz w:val="16"/>
               </w:rPr>
-              <w:t>86.90</w:t>
+              <w:t>75.61</w:t>
             </w:r>
           </w:p>
         </w:tc>
@@ -9982,7 +12285,7 @@
                 <w:color w:val="1C3A36"/>
                 <w:sz w:val="16"/>
               </w:rPr>
-              <w:t>84.56</w:t>
+              <w:t>73.53</w:t>
             </w:r>
           </w:p>
         </w:tc>
@@ -10019,7 +12322,7 @@
                 <w:color w:val="1C3A36"/>
                 <w:sz w:val="16"/>
               </w:rPr>
-              <w:t>83.69</w:t>
+              <w:t>72.89</w:t>
             </w:r>
           </w:p>
         </w:tc>
@@ -10037,7 +12340,7 @@
                 <w:color w:val="1C3A36"/>
                 <w:sz w:val="16"/>
               </w:rPr>
-              <w:t>81.38</w:t>
+              <w:t>70.83</w:t>
             </w:r>
           </w:p>
         </w:tc>
@@ -10055,7 +12358,7 @@
                 <w:color w:val="1C3A36"/>
                 <w:sz w:val="16"/>
               </w:rPr>
-              <w:t>79.15</w:t>
+              <w:t>68.85</w:t>
             </w:r>
           </w:p>
         </w:tc>
@@ -10073,7 +12376,7 @@
                 <w:color w:val="1C3A36"/>
                 <w:sz w:val="16"/>
               </w:rPr>
-              <w:t>77.00</w:t>
+              <w:t>66.94</w:t>
             </w:r>
           </w:p>
         </w:tc>
@@ -10091,7 +12394,7 @@
                 <w:color w:val="1C3A36"/>
                 <w:sz w:val="16"/>
               </w:rPr>
-              <w:t>74.92</w:t>
+              <w:t>65.09</w:t>
             </w:r>
           </w:p>
         </w:tc>
@@ -10128,7 +12431,7 @@
                 <w:color w:val="1C3A36"/>
                 <w:sz w:val="16"/>
               </w:rPr>
-              <w:t>75.06</w:t>
+              <w:t>65.33</w:t>
             </w:r>
           </w:p>
         </w:tc>
@@ -10146,7 +12449,7 @@
                 <w:color w:val="1C3A36"/>
                 <w:sz w:val="16"/>
               </w:rPr>
-              <w:t>72.99</w:t>
+              <w:t>63.49</w:t>
             </w:r>
           </w:p>
         </w:tc>
@@ -10164,7 +12467,7 @@
                 <w:color w:val="1C3A36"/>
                 <w:sz w:val="16"/>
               </w:rPr>
-              <w:t>70.99</w:t>
+              <w:t>61.70</w:t>
             </w:r>
           </w:p>
         </w:tc>
@@ -10182,7 +12485,7 @@
                 <w:color w:val="1C3A36"/>
                 <w:sz w:val="16"/>
               </w:rPr>
-              <w:t>69.06</w:t>
+              <w:t>59.98</w:t>
             </w:r>
           </w:p>
         </w:tc>
@@ -10200,7 +12503,7 @@
                 <w:color w:val="1C3A36"/>
                 <w:sz w:val="16"/>
               </w:rPr>
-              <w:t>67.19</w:t>
+              <w:t>58.32</w:t>
             </w:r>
           </w:p>
         </w:tc>
@@ -10237,7 +12540,7 @@
                 <w:color w:val="1C3A36"/>
                 <w:sz w:val="16"/>
               </w:rPr>
-              <w:t>67.99</w:t>
+              <w:t>59.14</w:t>
             </w:r>
           </w:p>
         </w:tc>
@@ -10255,7 +12558,7 @@
                 <w:color w:val="1C3A36"/>
                 <w:sz w:val="16"/>
               </w:rPr>
-              <w:t>66.11</w:t>
+              <w:t>57.46</w:t>
             </w:r>
           </w:p>
         </w:tc>
@@ -10273,7 +12576,7 @@
                 <w:color w:val="1C3A36"/>
                 <w:sz w:val="16"/>
               </w:rPr>
-              <w:t>64.30</w:t>
+              <w:t>55.84</w:t>
             </w:r>
           </w:p>
         </w:tc>
@@ -10291,7 +12594,7 @@
                 <w:color w:val="1C3A36"/>
                 <w:sz w:val="16"/>
               </w:rPr>
-              <w:t>62.55</w:t>
+              <w:t>54.28</w:t>
             </w:r>
           </w:p>
         </w:tc>
@@ -10309,7 +12612,7 @@
                 <w:color w:val="1C3A36"/>
                 <w:sz w:val="16"/>
               </w:rPr>
-              <w:t>60.85</w:t>
+              <w:t>52.76</w:t>
             </w:r>
           </w:p>
         </w:tc>
@@ -10346,7 +12649,7 @@
                 <w:color w:val="1C3A36"/>
                 <w:sz w:val="16"/>
               </w:rPr>
-              <w:t>62.10</w:t>
+              <w:t>53.97</w:t>
             </w:r>
           </w:p>
         </w:tc>
@@ -10364,7 +12667,7 @@
                 <w:color w:val="1C3A36"/>
                 <w:sz w:val="16"/>
               </w:rPr>
-              <w:t>60.38</w:t>
+              <w:t>52.43</w:t>
             </w:r>
           </w:p>
         </w:tc>
@@ -10382,7 +12685,7 @@
                 <w:color w:val="1C3A36"/>
                 <w:sz w:val="16"/>
               </w:rPr>
-              <w:t>58.72</w:t>
+              <w:t>50.95</w:t>
             </w:r>
           </w:p>
         </w:tc>
@@ -10400,7 +12703,7 @@
                 <w:color w:val="1C3A36"/>
                 <w:sz w:val="16"/>
               </w:rPr>
-              <w:t>57.12</w:t>
+              <w:t>49.51</w:t>
             </w:r>
           </w:p>
         </w:tc>
@@ -10418,7 +12721,7 @@
                 <w:color w:val="1C3A36"/>
                 <w:sz w:val="16"/>
               </w:rPr>
-              <w:t>55.57</w:t>
+              <w:t>48.13</w:t>
             </w:r>
           </w:p>
         </w:tc>
@@ -10599,7 +12902,7 @@
                 <w:color w:val="1C3A36"/>
                 <w:sz w:val="17"/>
               </w:rPr>
-              <w:t>58.47 – 97.23</w:t>
+              <w:t>50.68 – 84.76</w:t>
             </w:r>
           </w:p>
         </w:tc>
@@ -10617,7 +12920,7 @@
                 <w:color w:val="1C3A36"/>
                 <w:sz w:val="17"/>
               </w:rPr>
-              <w:t>38.76</w:t>
+              <w:t>34.08</w:t>
             </w:r>
           </w:p>
         </w:tc>
@@ -10672,7 +12975,7 @@
                 <w:color w:val="1C3A36"/>
                 <w:sz w:val="17"/>
               </w:rPr>
-              <w:t>65.22 – 82.53</w:t>
+              <w:t>56.86 – 71.38</w:t>
             </w:r>
           </w:p>
         </w:tc>
@@ -10690,7 +12993,7 @@
                 <w:color w:val="1C3A36"/>
                 <w:sz w:val="17"/>
               </w:rPr>
-              <w:t>17.31</w:t>
+              <w:t>14.52</w:t>
             </w:r>
           </w:p>
         </w:tc>
@@ -10745,7 +13048,7 @@
                 <w:color w:val="1C3A36"/>
                 <w:sz w:val="17"/>
               </w:rPr>
-              <w:t>50.77 – 91.20</w:t>
+              <w:t>40.71 – 82.70</w:t>
             </w:r>
           </w:p>
         </w:tc>
@@ -10763,7 +13066,7 @@
                 <w:color w:val="1C3A36"/>
                 <w:sz w:val="17"/>
               </w:rPr>
-              <w:t>40.43</w:t>
+              <w:t>41.99</w:t>
             </w:r>
           </w:p>
         </w:tc>
@@ -10818,7 +13121,7 @@
                 <w:color w:val="1C3A36"/>
                 <w:sz w:val="17"/>
               </w:rPr>
-              <w:t>69.42 – 72.56</w:t>
+              <w:t>59.91 – 63.50</w:t>
             </w:r>
           </w:p>
         </w:tc>
@@ -10836,7 +13139,7 @@
                 <w:color w:val="1C3A36"/>
                 <w:sz w:val="17"/>
               </w:rPr>
-              <w:t>3.14</w:t>
+              <w:t>3.59</w:t>
             </w:r>
           </w:p>
         </w:tc>
@@ -10891,7 +13194,7 @@
                 <w:color w:val="1C3A36"/>
                 <w:sz w:val="17"/>
               </w:rPr>
-              <w:t>62.18 – 74.61</w:t>
+              <w:t>55.63 – 66.88</w:t>
             </w:r>
           </w:p>
         </w:tc>
@@ -10909,7 +13212,7 @@
                 <w:color w:val="1C3A36"/>
                 <w:sz w:val="17"/>
               </w:rPr>
-              <w:t>12.43</w:t>
+              <w:t>11.25</w:t>
             </w:r>
           </w:p>
         </w:tc>
@@ -10964,7 +13267,7 @@
                 <w:color w:val="1C3A36"/>
                 <w:sz w:val="17"/>
               </w:rPr>
-              <w:t>65.68 – 78.60</w:t>
+              <w:t>57.86 – 67.12</w:t>
             </w:r>
           </w:p>
         </w:tc>
@@ -10982,7 +13285,7 @@
                 <w:color w:val="1C3A36"/>
                 <w:sz w:val="17"/>
               </w:rPr>
-              <w:t>12.93</w:t>
+              <w:t>9.26</w:t>
             </w:r>
           </w:p>
         </w:tc>
@@ -11742,7 +14045,7 @@
           <w:color w:val="6E7B77"/>
           <w:sz w:val="17"/>
         </w:rPr>
-        <w:t>Figure 5 — the forward price cone to three months. The dashed brass line is the fundamental central estimate of 80.00; the dotted line is the spot of 105.20.</w:t>
+        <w:t>Figure 5 — the forward price cone to three months. The dashed brass line is the fundamental central estimate of 78.00; the dotted line is the spot of 105.20.</w:t>
       </w:r>
     </w:p>
     <w:p>
@@ -12765,7 +15068,7 @@
                 <w:color w:val="1C3A36"/>
                 <w:sz w:val="17"/>
               </w:rPr>
-              <w:t>EGP 80.00 central, -24% against the market</w:t>
+              <w:t>EGP 78.00 central, -26% against the market</w:t>
             </w:r>
           </w:p>
         </w:tc>
@@ -12820,7 +15123,7 @@
                 <w:color w:val="1C3A36"/>
                 <w:sz w:val="17"/>
               </w:rPr>
-              <w:t>EGP 70.99, -33%</w:t>
+              <w:t>EGP 61.70, -41%</w:t>
             </w:r>
           </w:p>
         </w:tc>
@@ -12875,7 +15178,7 @@
                 <w:color w:val="1C3A36"/>
                 <w:sz w:val="17"/>
               </w:rPr>
-              <w:t>EGP 134.40, +28%</w:t>
+              <w:t>EGP 108.27, +3%</w:t>
             </w:r>
           </w:p>
         </w:tc>
@@ -12930,7 +15233,7 @@
                 <w:color w:val="1C3A36"/>
                 <w:sz w:val="17"/>
               </w:rPr>
-              <w:t>EGP 108.89, +4%</w:t>
+              <w:t>EGP 117.41, +12%</w:t>
             </w:r>
           </w:p>
         </w:tc>
@@ -13094,7 +15397,7 @@
           <w:color w:val="1C3A36"/>
           <w:sz w:val="21"/>
         </w:rPr>
-        <w:t>Our own weighting sits closer to the conservative end because the shares are bought and sold in Egyptian pounds on an Egyptian exchange, the dividends are paid in Egyptian pounds, and the ability of a foreign shareholder to realise value depends on Egyptian capital-account conditions. That is a real risk and it belongs in the discount rate. But a reader who believes that convertibility is not the binding constraint, and that the hard-currency earnings should be valued as hard-currency earnings, will reach a materially higher number using the same cash-flow forecasts — EGP 134.40 on the alternative shown. Neither reader is being unreasonable, and this study declines to hide that behind a single figure.</w:t>
+        <w:t>Our own weighting sits closer to the conservative end because the shares are bought and sold in Egyptian pounds on an Egyptian exchange, the dividends are paid in Egyptian pounds, and the ability of a foreign shareholder to realise value depends on Egyptian capital-account conditions. That is a real risk and it belongs in the discount rate. But a reader who believes that convertibility is not the binding constraint, and that the hard-currency earnings should be valued as hard-currency earnings, will reach a materially higher number using the same cash-flow forecasts — EGP 108.27 on the alternative shown. Neither reader is being unreasonable, and this study declines to hide that behind a single figure.</w:t>
       </w:r>
     </w:p>
     <w:p>
@@ -13968,7 +16271,7 @@
                 <w:color w:val="1C3A36"/>
                 <w:sz w:val="17"/>
               </w:rPr>
-              <w:t>80.00</w:t>
+              <w:t>78.00</w:t>
             </w:r>
           </w:p>
         </w:tc>
@@ -14029,7 +16332,7 @@
           <w:color w:val="1C3A36"/>
           <w:sz w:val="21"/>
         </w:rPr>
-        <w:t>Revenue, profit after tax, profit after minority interests, total assets and net bank debt for FY2025 are disclosed. Gross profit is assembled from the nine-month and fourth-quarter prints. The split of the remainder between operating costs, net finance and tax is closed arithmetically to the reported profit, which implies an effective tax rate of 25.9% against 30.1% in FY2024. The audited FY2025 statements are the falsifier. FY2023 and FY2024 are taken directly from audited statements and earnings releases and are not estimated.</w:t>
+        <w:t>Revenue, profit after tax, profit after minority interests, total assets and net bank debt for FY2025 are disclosed. Gross profit is assembled from the nine-month and fourth-quarter prints. The split of the remainder between operating costs, net finance and tax is closed arithmetically to the reported profit, which implies an effective tax rate of 25.0% against 30.1% in FY2024. The audited FY2025 statements are the falsifier. FY2023 and FY2024 are taken directly from audited statements and earnings releases and are not estimated.</w:t>
       </w:r>
     </w:p>
     <w:p>
@@ -14071,7 +16374,7 @@
           <w:color w:val="1C3A36"/>
           <w:sz w:val="21"/>
         </w:rPr>
-        <w:t>77% of the enterprise value comes from the terminal value. This is disclosed in the summary table, in the bridge and here. It is a consequence of a high discount rate applied to a business still growing fast — the explicit years are heavily discounted, so the perpetuity carries the weight. The terminal assumptions are stressed across cost of capital, growth and return on invested capital in section 1.9.</w:t>
+        <w:t>76% of the enterprise value comes from the terminal value. This is disclosed in the summary table, in the bridge and here. It is a consequence of a high discount rate applied to a business still growing fast — the explicit years are heavily discounted, so the perpetuity carries the weight. The terminal assumptions are stressed across cost of capital, growth and return on invested capital in section 1.9.</w:t>
       </w:r>
     </w:p>
     <w:p>
@@ -14092,7 +16395,7 @@
           <w:color w:val="1C3A36"/>
           <w:sz w:val="21"/>
         </w:rPr>
-        <w:t>Our primary construction charges the full Egyptian equity risk premium to a company earning most of its money elsewhere. The alternative construction gives EGP 134.40. We have chosen the conservative reading and shown the other in full rather than splitting the difference silently.</w:t>
+        <w:t>Our primary construction charges the full Egyptian equity risk premium to a company earning most of its money elsewhere. The alternative construction gives EGP 108.27. We have chosen the conservative reading and shown the other in full rather than splitting the difference silently.</w:t>
       </w:r>
     </w:p>
     <w:p>
@@ -14134,7 +16437,7 @@
           <w:color w:val="1C3A36"/>
           <w:sz w:val="21"/>
         </w:rPr>
-        <w:t>Minorities take 9.6% of group profit but only 7.7% of book equity. Charging them the profit share removes EGP 16,223mn from the equity value — roughly 7.58 per share more than a book-value treatment would. This is the conservative choice and is stated so a reader who prefers the other convention can add it back.</w:t>
+        <w:t>Minorities take 9.6% of group profit but only 7.7% of book equity. Charging them the profit share removes EGP 14,101mn from the equity value — roughly 6.59 per share more than a book-value treatment would. This is the conservative choice and is stated so a reader who prefers the other convention can add it back.</w:t>
       </w:r>
     </w:p>
     <w:p>
@@ -14533,7 +16836,7 @@
                 <w:color w:val="1C3A36"/>
                 <w:sz w:val="15"/>
               </w:rPr>
-              <w:t>319,084</w:t>
+              <w:t>364,506</w:t>
             </w:r>
           </w:p>
         </w:tc>
@@ -14551,7 +16854,7 @@
                 <w:color w:val="1C3A36"/>
                 <w:sz w:val="15"/>
               </w:rPr>
-              <w:t>362,621</w:t>
+              <w:t>407,356</w:t>
             </w:r>
           </w:p>
         </w:tc>
@@ -14569,7 +16872,7 @@
                 <w:color w:val="1C3A36"/>
                 <w:sz w:val="15"/>
               </w:rPr>
-              <w:t>408,916</w:t>
+              <w:t>440,970</w:t>
             </w:r>
           </w:p>
         </w:tc>
@@ -14587,7 +16890,7 @@
                 <w:color w:val="1C3A36"/>
                 <w:sz w:val="15"/>
               </w:rPr>
-              <w:t>455,747</w:t>
+              <w:t>475,819</w:t>
             </w:r>
           </w:p>
         </w:tc>
@@ -14605,7 +16908,7 @@
                 <w:color w:val="1C3A36"/>
                 <w:sz w:val="15"/>
               </w:rPr>
-              <w:t>505,542</w:t>
+              <w:t>512,683</w:t>
             </w:r>
           </w:p>
         </w:tc>
@@ -14849,7 +17152,7 @@
                 <w:color w:val="1C3A36"/>
                 <w:sz w:val="15"/>
               </w:rPr>
-              <w:t>30,915</w:t>
+              <w:t>30,622</w:t>
             </w:r>
           </w:p>
         </w:tc>
@@ -14869,7 +17172,7 @@
                 <w:color w:val="1C3A36"/>
                 <w:sz w:val="15"/>
               </w:rPr>
-              <w:t>35,820</w:t>
+              <w:t>40,976</w:t>
             </w:r>
           </w:p>
         </w:tc>
@@ -14889,7 +17192,7 @@
                 <w:color w:val="1C3A36"/>
                 <w:sz w:val="15"/>
               </w:rPr>
-              <w:t>41,592</w:t>
+              <w:t>44,698</w:t>
             </w:r>
           </w:p>
         </w:tc>
@@ -14909,7 +17212,7 @@
                 <w:color w:val="1C3A36"/>
                 <w:sz w:val="15"/>
               </w:rPr>
-              <w:t>48,219</w:t>
+              <w:t>48,531</w:t>
             </w:r>
           </w:p>
         </w:tc>
@@ -14929,7 +17232,7 @@
                 <w:color w:val="1C3A36"/>
                 <w:sz w:val="15"/>
               </w:rPr>
-              <w:t>55,191</w:t>
+              <w:t>52,710</w:t>
             </w:r>
           </w:p>
         </w:tc>
@@ -14949,7 +17252,7 @@
                 <w:color w:val="1C3A36"/>
                 <w:sz w:val="15"/>
               </w:rPr>
-              <w:t>62,535</w:t>
+              <w:t>57,183</w:t>
             </w:r>
           </w:p>
         </w:tc>
@@ -15022,6 +17325,42 @@
                 <w:color w:val="1C3A36"/>
                 <w:sz w:val="15"/>
               </w:rPr>
+              <w:t>10.9%</w:t>
+            </w:r>
+          </w:p>
+        </w:tc>
+        <w:tc>
+          <w:tcPr>
+            <w:tcW w:type="dxa" w:w="950"/>
+          </w:tcPr>
+          <w:p>
+            <w:pPr>
+              <w:spacing w:after="20"/>
+              <w:jc w:val="right"/>
+            </w:pPr>
+            <w:r>
+              <w:rPr>
+                <w:color w:val="1C3A36"/>
+                <w:sz w:val="15"/>
+              </w:rPr>
+              <w:t>11.2%</w:t>
+            </w:r>
+          </w:p>
+        </w:tc>
+        <w:tc>
+          <w:tcPr>
+            <w:tcW w:type="dxa" w:w="950"/>
+          </w:tcPr>
+          <w:p>
+            <w:pPr>
+              <w:spacing w:after="20"/>
+              <w:jc w:val="right"/>
+            </w:pPr>
+            <w:r>
+              <w:rPr>
+                <w:color w:val="1C3A36"/>
+                <w:sz w:val="15"/>
+              </w:rPr>
               <w:t>11.0%</w:t>
             </w:r>
           </w:p>
@@ -15040,79 +17379,43 @@
                 <w:color w:val="1C3A36"/>
                 <w:sz w:val="15"/>
               </w:rPr>
+              <w:t>11.0%</w:t>
+            </w:r>
+          </w:p>
+        </w:tc>
+        <w:tc>
+          <w:tcPr>
+            <w:tcW w:type="dxa" w:w="950"/>
+          </w:tcPr>
+          <w:p>
+            <w:pPr>
+              <w:spacing w:after="20"/>
+              <w:jc w:val="right"/>
+            </w:pPr>
+            <w:r>
+              <w:rPr>
+                <w:color w:val="1C3A36"/>
+                <w:sz w:val="15"/>
+              </w:rPr>
+              <w:t>11.1%</w:t>
+            </w:r>
+          </w:p>
+        </w:tc>
+        <w:tc>
+          <w:tcPr>
+            <w:tcW w:type="dxa" w:w="950"/>
+          </w:tcPr>
+          <w:p>
+            <w:pPr>
+              <w:spacing w:after="20"/>
+              <w:jc w:val="right"/>
+            </w:pPr>
+            <w:r>
+              <w:rPr>
+                <w:color w:val="1C3A36"/>
+                <w:sz w:val="15"/>
+              </w:rPr>
               <w:t>11.2%</w:t>
-            </w:r>
-          </w:p>
-        </w:tc>
-        <w:tc>
-          <w:tcPr>
-            <w:tcW w:type="dxa" w:w="950"/>
-          </w:tcPr>
-          <w:p>
-            <w:pPr>
-              <w:spacing w:after="20"/>
-              <w:jc w:val="right"/>
-            </w:pPr>
-            <w:r>
-              <w:rPr>
-                <w:color w:val="1C3A36"/>
-                <w:sz w:val="15"/>
-              </w:rPr>
-              <w:t>11.5%</w:t>
-            </w:r>
-          </w:p>
-        </w:tc>
-        <w:tc>
-          <w:tcPr>
-            <w:tcW w:type="dxa" w:w="950"/>
-          </w:tcPr>
-          <w:p>
-            <w:pPr>
-              <w:spacing w:after="20"/>
-              <w:jc w:val="right"/>
-            </w:pPr>
-            <w:r>
-              <w:rPr>
-                <w:color w:val="1C3A36"/>
-                <w:sz w:val="15"/>
-              </w:rPr>
-              <w:t>11.8%</w:t>
-            </w:r>
-          </w:p>
-        </w:tc>
-        <w:tc>
-          <w:tcPr>
-            <w:tcW w:type="dxa" w:w="950"/>
-          </w:tcPr>
-          <w:p>
-            <w:pPr>
-              <w:spacing w:after="20"/>
-              <w:jc w:val="right"/>
-            </w:pPr>
-            <w:r>
-              <w:rPr>
-                <w:color w:val="1C3A36"/>
-                <w:sz w:val="15"/>
-              </w:rPr>
-              <w:t>12.1%</w:t>
-            </w:r>
-          </w:p>
-        </w:tc>
-        <w:tc>
-          <w:tcPr>
-            <w:tcW w:type="dxa" w:w="950"/>
-          </w:tcPr>
-          <w:p>
-            <w:pPr>
-              <w:spacing w:after="20"/>
-              <w:jc w:val="right"/>
-            </w:pPr>
-            <w:r>
-              <w:rPr>
-                <w:color w:val="1C3A36"/>
-                <w:sz w:val="15"/>
-              </w:rPr>
-              <w:t>12.4%</w:t>
             </w:r>
           </w:p>
         </w:tc>
@@ -15203,7 +17506,7 @@
                 <w:color w:val="1C3A36"/>
                 <w:sz w:val="15"/>
               </w:rPr>
-              <w:t>(3,350)</w:t>
+              <w:t>(3,827)</w:t>
             </w:r>
           </w:p>
         </w:tc>
@@ -15221,7 +17524,7 @@
                 <w:color w:val="1C3A36"/>
                 <w:sz w:val="15"/>
               </w:rPr>
-              <w:t>(3,808)</w:t>
+              <w:t>(4,277)</w:t>
             </w:r>
           </w:p>
         </w:tc>
@@ -15239,7 +17542,7 @@
                 <w:color w:val="1C3A36"/>
                 <w:sz w:val="15"/>
               </w:rPr>
-              <w:t>(4,294)</w:t>
+              <w:t>(4,630)</w:t>
             </w:r>
           </w:p>
         </w:tc>
@@ -15257,7 +17560,7 @@
                 <w:color w:val="1C3A36"/>
                 <w:sz w:val="15"/>
               </w:rPr>
-              <w:t>(4,785)</w:t>
+              <w:t>(4,996)</w:t>
             </w:r>
           </w:p>
         </w:tc>
@@ -15275,7 +17578,7 @@
                 <w:color w:val="1C3A36"/>
                 <w:sz w:val="15"/>
               </w:rPr>
-              <w:t>(5,308)</w:t>
+              <w:t>(5,383)</w:t>
             </w:r>
           </w:p>
         </w:tc>
@@ -15356,7 +17659,7 @@
                 <w:color w:val="1C3A36"/>
                 <w:sz w:val="15"/>
               </w:rPr>
-              <w:t>27,964</w:t>
+              <w:t>27,671</w:t>
             </w:r>
           </w:p>
         </w:tc>
@@ -15376,7 +17679,7 @@
                 <w:color w:val="1C3A36"/>
                 <w:sz w:val="15"/>
               </w:rPr>
-              <w:t>32,470</w:t>
+              <w:t>37,149</w:t>
             </w:r>
           </w:p>
         </w:tc>
@@ -15396,7 +17699,7 @@
                 <w:color w:val="1C3A36"/>
                 <w:sz w:val="15"/>
               </w:rPr>
-              <w:t>37,784</w:t>
+              <w:t>40,421</w:t>
             </w:r>
           </w:p>
         </w:tc>
@@ -15416,7 +17719,7 @@
                 <w:color w:val="1C3A36"/>
                 <w:sz w:val="15"/>
               </w:rPr>
-              <w:t>43,925</w:t>
+              <w:t>43,901</w:t>
             </w:r>
           </w:p>
         </w:tc>
@@ -15436,7 +17739,7 @@
                 <w:color w:val="1C3A36"/>
                 <w:sz w:val="15"/>
               </w:rPr>
-              <w:t>50,406</w:t>
+              <w:t>47,714</w:t>
             </w:r>
           </w:p>
         </w:tc>
@@ -15456,7 +17759,7 @@
                 <w:color w:val="1C3A36"/>
                 <w:sz w:val="15"/>
               </w:rPr>
-              <w:t>57,227</w:t>
+              <w:t>51,799</w:t>
             </w:r>
           </w:p>
         </w:tc>
@@ -15855,7 +18158,7 @@
                 <w:color w:val="1C3A36"/>
                 <w:sz w:val="15"/>
               </w:rPr>
-              <w:t>25,867</w:t>
+              <w:t>25,573</w:t>
             </w:r>
           </w:p>
         </w:tc>
@@ -16018,7 +18321,7 @@
                 <w:color w:val="1C3A36"/>
                 <w:sz w:val="15"/>
               </w:rPr>
-              <w:t>(6,687)</w:t>
+              <w:t>(6,393)</w:t>
             </w:r>
           </w:p>
         </w:tc>
@@ -16535,7 +18838,7 @@
                 <w:color w:val="1C3A36"/>
                 <w:sz w:val="15"/>
               </w:rPr>
-              <w:t>20,160</w:t>
+              <w:t>23,330</w:t>
             </w:r>
           </w:p>
         </w:tc>
@@ -16555,7 +18858,7 @@
                 <w:color w:val="1C3A36"/>
                 <w:sz w:val="15"/>
               </w:rPr>
-              <w:t>24,225</w:t>
+              <w:t>26,012</w:t>
             </w:r>
           </w:p>
         </w:tc>
@@ -16575,7 +18878,7 @@
                 <w:color w:val="1C3A36"/>
                 <w:sz w:val="15"/>
               </w:rPr>
-              <w:t>28,809</w:t>
+              <w:t>28,793</w:t>
             </w:r>
           </w:p>
         </w:tc>
@@ -16595,7 +18898,7 @@
                 <w:color w:val="1C3A36"/>
                 <w:sz w:val="15"/>
               </w:rPr>
-              <w:t>33,532</w:t>
+              <w:t>31,708</w:t>
             </w:r>
           </w:p>
         </w:tc>
@@ -16615,7 +18918,7 @@
                 <w:color w:val="1C3A36"/>
                 <w:sz w:val="15"/>
               </w:rPr>
-              <w:t>38,445</w:t>
+              <w:t>34,767</w:t>
             </w:r>
           </w:p>
         </w:tc>
@@ -16706,7 +19009,7 @@
                 <w:color w:val="1C3A36"/>
                 <w:sz w:val="15"/>
               </w:rPr>
-              <w:t>9.42</w:t>
+              <w:t>10.90</w:t>
             </w:r>
           </w:p>
         </w:tc>
@@ -16724,7 +19027,7 @@
                 <w:color w:val="1C3A36"/>
                 <w:sz w:val="15"/>
               </w:rPr>
-              <w:t>11.32</w:t>
+              <w:t>12.15</w:t>
             </w:r>
           </w:p>
         </w:tc>
@@ -16742,7 +19045,7 @@
                 <w:color w:val="1C3A36"/>
                 <w:sz w:val="15"/>
               </w:rPr>
-              <w:t>13.46</w:t>
+              <w:t>13.45</w:t>
             </w:r>
           </w:p>
         </w:tc>
@@ -16760,7 +19063,7 @@
                 <w:color w:val="1C3A36"/>
                 <w:sz w:val="15"/>
               </w:rPr>
-              <w:t>15.66</w:t>
+              <w:t>14.81</w:t>
             </w:r>
           </w:p>
         </w:tc>
@@ -16778,7 +19081,7 @@
                 <w:color w:val="1C3A36"/>
                 <w:sz w:val="15"/>
               </w:rPr>
-              <w:t>17.96</w:t>
+              <w:t>16.24</w:t>
             </w:r>
           </w:p>
         </w:tc>
@@ -18037,7 +20340,7 @@
                 <w:color w:val="1C3A36"/>
                 <w:sz w:val="16"/>
               </w:rPr>
-              <w:t>0.64×</w:t>
+              <w:t>0.65×</w:t>
             </w:r>
           </w:p>
         </w:tc>
@@ -18254,7 +20557,7 @@
                 <w:color w:val="1C3A36"/>
                 <w:sz w:val="16"/>
               </w:rPr>
-              <w:t>73,389</w:t>
+              <w:t>83,836</w:t>
             </w:r>
           </w:p>
         </w:tc>
@@ -18272,7 +20575,7 @@
                 <w:color w:val="1C3A36"/>
                 <w:sz w:val="16"/>
               </w:rPr>
-              <w:t>83,403</w:t>
+              <w:t>93,692</w:t>
             </w:r>
           </w:p>
         </w:tc>
@@ -18290,7 +20593,7 @@
                 <w:color w:val="1C3A36"/>
                 <w:sz w:val="16"/>
               </w:rPr>
-              <w:t>94,051</w:t>
+              <w:t>101,423</w:t>
             </w:r>
           </w:p>
         </w:tc>
@@ -18308,7 +20611,7 @@
                 <w:color w:val="1C3A36"/>
                 <w:sz w:val="16"/>
               </w:rPr>
-              <w:t>104,822</w:t>
+              <w:t>109,438</w:t>
             </w:r>
           </w:p>
         </w:tc>
@@ -18326,7 +20629,7 @@
                 <w:color w:val="1C3A36"/>
                 <w:sz w:val="16"/>
               </w:rPr>
-              <w:t>116,275</w:t>
+              <w:t>117,917</w:t>
             </w:r>
           </w:p>
         </w:tc>
@@ -18363,7 +20666,7 @@
                 <w:color w:val="1C3A36"/>
                 <w:sz w:val="16"/>
               </w:rPr>
-              <w:t>39,246</w:t>
+              <w:t>40,132</w:t>
             </w:r>
           </w:p>
         </w:tc>
@@ -18381,7 +20684,7 @@
                 <w:color w:val="1C3A36"/>
                 <w:sz w:val="16"/>
               </w:rPr>
-              <w:t>45,955</w:t>
+              <w:t>47,668</w:t>
             </w:r>
           </w:p>
         </w:tc>
@@ -18399,7 +20702,7 @@
                 <w:color w:val="1C3A36"/>
                 <w:sz w:val="16"/>
               </w:rPr>
-              <w:t>53,111</w:t>
+              <w:t>55,385</w:t>
             </w:r>
           </w:p>
         </w:tc>
@@ -18417,7 +20720,7 @@
                 <w:color w:val="1C3A36"/>
                 <w:sz w:val="16"/>
               </w:rPr>
-              <w:t>60,175</w:t>
+              <w:t>62,760</w:t>
             </w:r>
           </w:p>
         </w:tc>
@@ -18435,7 +20738,7 @@
                 <w:color w:val="1C3A36"/>
                 <w:sz w:val="16"/>
               </w:rPr>
-              <w:t>67,000</w:t>
+              <w:t>69,682</w:t>
             </w:r>
           </w:p>
         </w:tc>
@@ -18472,7 +20775,7 @@
                 <w:color w:val="1C3A36"/>
                 <w:sz w:val="16"/>
               </w:rPr>
-              <w:t>114,095</w:t>
+              <w:t>125,428</w:t>
             </w:r>
           </w:p>
         </w:tc>
@@ -18490,7 +20793,7 @@
                 <w:color w:val="1C3A36"/>
                 <w:sz w:val="16"/>
               </w:rPr>
-              <w:t>130,817</w:t>
+              <w:t>142,819</w:t>
             </w:r>
           </w:p>
         </w:tc>
@@ -18508,7 +20811,7 @@
                 <w:color w:val="1C3A36"/>
                 <w:sz w:val="16"/>
               </w:rPr>
-              <w:t>148,621</w:t>
+              <w:t>158,267</w:t>
             </w:r>
           </w:p>
         </w:tc>
@@ -18526,7 +20829,7 @@
                 <w:color w:val="1C3A36"/>
                 <w:sz w:val="16"/>
               </w:rPr>
-              <w:t>166,456</w:t>
+              <w:t>173,658</w:t>
             </w:r>
           </w:p>
         </w:tc>
@@ -18544,7 +20847,7 @@
                 <w:color w:val="1C3A36"/>
                 <w:sz w:val="16"/>
               </w:rPr>
-              <w:t>184,734</w:t>
+              <w:t>189,058</w:t>
             </w:r>
           </w:p>
         </w:tc>
@@ -18581,7 +20884,7 @@
                 <w:color w:val="1C3A36"/>
                 <w:sz w:val="16"/>
               </w:rPr>
-              <w:t>21.3%</w:t>
+              <w:t>22.2%</w:t>
             </w:r>
           </w:p>
         </w:tc>
@@ -18599,7 +20902,7 @@
                 <w:color w:val="1C3A36"/>
                 <w:sz w:val="16"/>
               </w:rPr>
-              <w:t>21.7%</w:t>
+              <w:t>21.2%</w:t>
             </w:r>
           </w:p>
         </w:tc>
@@ -18617,7 +20920,7 @@
                 <w:color w:val="1C3A36"/>
                 <w:sz w:val="16"/>
               </w:rPr>
-              <w:t>22.2%</w:t>
+              <w:t>20.8%</w:t>
             </w:r>
           </w:p>
         </w:tc>
@@ -18635,7 +20938,7 @@
                 <w:color w:val="1C3A36"/>
                 <w:sz w:val="16"/>
               </w:rPr>
-              <w:t>22.7%</w:t>
+              <w:t>20.6%</w:t>
             </w:r>
           </w:p>
         </w:tc>
@@ -18653,7 +20956,7 @@
                 <w:color w:val="1C3A36"/>
                 <w:sz w:val="16"/>
               </w:rPr>
-              <w:t>23.2%</w:t>
+              <w:t>20.5%</w:t>
             </w:r>
           </w:p>
         </w:tc>
@@ -18690,7 +20993,7 @@
                 <w:color w:val="1C3A36"/>
                 <w:sz w:val="16"/>
               </w:rPr>
-              <w:t>(9,573)</w:t>
+              <w:t>(10,935)</w:t>
             </w:r>
           </w:p>
         </w:tc>
@@ -18708,7 +21011,7 @@
                 <w:color w:val="1C3A36"/>
                 <w:sz w:val="16"/>
               </w:rPr>
-              <w:t>(10,516)</w:t>
+              <w:t>(11,813)</w:t>
             </w:r>
           </w:p>
         </w:tc>
@@ -18726,7 +21029,7 @@
                 <w:color w:val="1C3A36"/>
                 <w:sz w:val="16"/>
               </w:rPr>
-              <w:t>(11,450)</w:t>
+              <w:t>(12,347)</w:t>
             </w:r>
           </w:p>
         </w:tc>
@@ -18744,7 +21047,7 @@
                 <w:color w:val="1C3A36"/>
                 <w:sz w:val="16"/>
               </w:rPr>
-              <w:t>(11,849)</w:t>
+              <w:t>(12,371)</w:t>
             </w:r>
           </w:p>
         </w:tc>
@@ -18762,7 +21065,7 @@
                 <w:color w:val="1C3A36"/>
                 <w:sz w:val="16"/>
               </w:rPr>
-              <w:t>(12,133)</w:t>
+              <w:t>(12,304)</w:t>
             </w:r>
           </w:p>
         </w:tc>
@@ -18799,7 +21102,7 @@
                 <w:color w:val="1C3A36"/>
                 <w:sz w:val="16"/>
               </w:rPr>
-              <w:t>(8,748)</w:t>
+              <w:t>(19,195)</w:t>
             </w:r>
           </w:p>
         </w:tc>
@@ -18817,7 +21120,7 @@
                 <w:color w:val="1C3A36"/>
                 <w:sz w:val="16"/>
               </w:rPr>
-              <w:t>(10,013)</w:t>
+              <w:t>(9,855)</w:t>
             </w:r>
           </w:p>
         </w:tc>
@@ -18835,7 +21138,7 @@
                 <w:color w:val="1C3A36"/>
                 <w:sz w:val="16"/>
               </w:rPr>
-              <w:t>(10,648)</w:t>
+              <w:t>(7,731)</w:t>
             </w:r>
           </w:p>
         </w:tc>
@@ -18853,7 +21156,7 @@
                 <w:color w:val="1C3A36"/>
                 <w:sz w:val="16"/>
               </w:rPr>
-              <w:t>(10,771)</w:t>
+              <w:t>(8,015)</w:t>
             </w:r>
           </w:p>
         </w:tc>
@@ -18871,7 +21174,7 @@
                 <w:color w:val="1C3A36"/>
                 <w:sz w:val="16"/>
               </w:rPr>
-              <w:t>(11,453)</w:t>
+              <w:t>(8,479)</w:t>
             </w:r>
           </w:p>
         </w:tc>
@@ -18912,7 +21215,7 @@
                 <w:color w:val="1C3A36"/>
                 <w:sz w:val="16"/>
               </w:rPr>
-              <w:t>9,382</w:t>
+              <w:t>1,559</w:t>
             </w:r>
           </w:p>
         </w:tc>
@@ -18932,7 +21235,7 @@
                 <w:color w:val="1C3A36"/>
                 <w:sz w:val="16"/>
               </w:rPr>
-              <w:t>11,616</w:t>
+              <w:t>12,924</w:t>
             </w:r>
           </w:p>
         </w:tc>
@@ -18952,7 +21255,7 @@
                 <w:color w:val="1C3A36"/>
                 <w:sz w:val="16"/>
               </w:rPr>
-              <w:t>15,140</w:t>
+              <w:t>17,478</w:t>
             </w:r>
           </w:p>
         </w:tc>
@@ -18972,7 +21275,7 @@
                 <w:color w:val="1C3A36"/>
                 <w:sz w:val="16"/>
               </w:rPr>
-              <w:t>19,969</w:t>
+              <w:t>20,395</w:t>
             </w:r>
           </w:p>
         </w:tc>
@@ -18992,7 +21295,7 @@
                 <w:color w:val="1C3A36"/>
                 <w:sz w:val="16"/>
               </w:rPr>
-              <w:t>24,643</w:t>
+              <w:t>23,450</w:t>
             </w:r>
           </w:p>
         </w:tc>
@@ -19029,7 +21332,7 @@
                 <w:color w:val="1C3A36"/>
                 <w:sz w:val="16"/>
               </w:rPr>
-              <w:t>85,584</w:t>
+              <w:t>87,962</w:t>
             </w:r>
           </w:p>
         </w:tc>
@@ -19047,7 +21350,7 @@
                 <w:color w:val="1C3A36"/>
                 <w:sz w:val="16"/>
               </w:rPr>
-              <w:t>103,753</w:t>
+              <w:t>107,471</w:t>
             </w:r>
           </w:p>
         </w:tc>
@@ -19065,7 +21368,7 @@
                 <w:color w:val="1C3A36"/>
                 <w:sz w:val="16"/>
               </w:rPr>
-              <w:t>125,359</w:t>
+              <w:t>129,065</w:t>
             </w:r>
           </w:p>
         </w:tc>
@@ -19083,7 +21386,7 @@
                 <w:color w:val="1C3A36"/>
                 <w:sz w:val="16"/>
               </w:rPr>
-              <w:t>150,509</w:t>
+              <w:t>152,847</w:t>
             </w:r>
           </w:p>
         </w:tc>
@@ -19101,7 +21404,7 @@
                 <w:color w:val="1C3A36"/>
                 <w:sz w:val="16"/>
               </w:rPr>
-              <w:t>179,342</w:t>
+              <w:t>178,922</w:t>
             </w:r>
           </w:p>
         </w:tc>
@@ -19138,7 +21441,7 @@
                 <w:color w:val="1C3A36"/>
                 <w:sz w:val="16"/>
               </w:rPr>
-              <w:t>18,542</w:t>
+              <w:t>27,158</w:t>
             </w:r>
           </w:p>
         </w:tc>
@@ -19156,7 +21459,7 @@
                 <w:color w:val="1C3A36"/>
                 <w:sz w:val="16"/>
               </w:rPr>
-              <w:t>15,648</w:t>
+              <w:t>23,403</w:t>
             </w:r>
           </w:p>
         </w:tc>
@@ -19174,7 +21477,7 @@
                 <w:color w:val="1C3A36"/>
                 <w:sz w:val="16"/>
               </w:rPr>
-              <w:t>10,001</w:t>
+              <w:t>15,414</w:t>
             </w:r>
           </w:p>
         </w:tc>
@@ -19192,7 +21495,7 @@
                 <w:color w:val="1C3A36"/>
                 <w:sz w:val="16"/>
               </w:rPr>
-              <w:t>436</w:t>
+              <w:t>4,967</w:t>
             </w:r>
           </w:p>
         </w:tc>
@@ -19210,7 +21513,7 @@
                 <w:color w:val="1C3A36"/>
                 <w:sz w:val="16"/>
               </w:rPr>
-              <w:t>-12,789</w:t>
+              <w:t>-7,984</w:t>
             </w:r>
           </w:p>
         </w:tc>
@@ -19831,7 +22134,7 @@
                 <w:color w:val="1C3A36"/>
                 <w:sz w:val="16"/>
               </w:rPr>
-              <w:t>the exchange-rate sensitivity spans 17.31 per share</w:t>
+              <w:t>the exchange-rate sensitivity spans 14.52 per share</w:t>
             </w:r>
           </w:p>
         </w:tc>
@@ -19886,7 +22189,7 @@
                 <w:color w:val="1C3A36"/>
                 <w:sz w:val="16"/>
               </w:rPr>
-              <w:t>the explicit-against-terminal grid spans 38.87 per share</w:t>
+              <w:t>the explicit-against-terminal grid spans 34.18 per share</w:t>
             </w:r>
           </w:p>
         </w:tc>
@@ -19941,7 +22244,7 @@
                 <w:color w:val="1C3A36"/>
                 <w:sz w:val="16"/>
               </w:rPr>
-              <w:t>3.14 per share across the tested range</w:t>
+              <w:t>3.59 per share across the tested range</w:t>
             </w:r>
           </w:p>
         </w:tc>
@@ -19996,7 +22299,7 @@
                 <w:color w:val="1C3A36"/>
                 <w:sz w:val="16"/>
               </w:rPr>
-              <w:t>40.43 per share across ±2 percentage points</w:t>
+              <w:t>41.99 per share across ±2 percentage points</w:t>
             </w:r>
           </w:p>
         </w:tc>
@@ -20051,7 +22354,7 @@
                 <w:color w:val="1C3A36"/>
                 <w:sz w:val="16"/>
               </w:rPr>
-              <w:t>12.43 per share across the tested range</w:t>
+              <w:t>11.25 per share across the tested range</w:t>
             </w:r>
           </w:p>
         </w:tc>
@@ -20478,7 +22781,7 @@
                 <w:color w:val="1C3A36"/>
                 <w:sz w:val="17"/>
               </w:rPr>
-              <w:t>408,916</w:t>
+              <w:t>440,970</w:t>
             </w:r>
           </w:p>
         </w:tc>
@@ -20552,7 +22855,7 @@
                 <w:color w:val="1C3A36"/>
                 <w:sz w:val="17"/>
               </w:rPr>
-              <w:t>43,958</w:t>
+              <w:t>47,404</w:t>
             </w:r>
           </w:p>
         </w:tc>
@@ -20626,7 +22929,7 @@
                 <w:color w:val="1C3A36"/>
                 <w:sz w:val="17"/>
               </w:rPr>
-              <w:t>13.36</w:t>
+              <w:t>14.45</w:t>
             </w:r>
           </w:p>
         </w:tc>
@@ -20700,7 +23003,7 @@
                 <w:color w:val="1C3A36"/>
                 <w:sz w:val="17"/>
               </w:rPr>
-              <w:t>126.93</w:t>
+              <w:t>137.29</w:t>
             </w:r>
           </w:p>
         </w:tc>
@@ -20741,7 +23044,7 @@
                 <w:color w:val="1C3A36"/>
                 <w:sz w:val="17"/>
               </w:rPr>
-              <w:t>93.53 – 160.33</w:t>
+              <w:t>101.16 – 173.42</w:t>
             </w:r>
           </w:p>
         </w:tc>
@@ -20763,7 +23066,7 @@
           <w:color w:val="1C3A36"/>
           <w:sz w:val="21"/>
         </w:rPr>
-        <w:t>Named sensitivity: each one-turn change in the multiple is worth EGP 13.36 per share, and each percentage point of mid-cycle EBITDA margin is worth roughly EGP 0.97 per share.</w:t>
+        <w:t>Named sensitivity: each one-turn change in the multiple is worth EGP 14.45 per share, and each percentage point of mid-cycle EBITDA margin is worth roughly EGP 1.05 per share.</w:t>
       </w:r>
     </w:p>
     <w:p>
@@ -20920,7 +23223,7 @@
                 <w:color w:val="1C3A36"/>
                 <w:sz w:val="17"/>
               </w:rPr>
-              <w:t>19,917</w:t>
+              <w:t>20,441</w:t>
             </w:r>
           </w:p>
         </w:tc>
@@ -20994,7 +23297,7 @@
                 <w:color w:val="1C3A36"/>
                 <w:sz w:val="17"/>
               </w:rPr>
-              <w:t>(1,726)</w:t>
+              <w:t>(1,777)</w:t>
             </w:r>
           </w:p>
         </w:tc>
@@ -21031,7 +23334,7 @@
                 <w:color w:val="1C3A36"/>
                 <w:sz w:val="17"/>
               </w:rPr>
-              <w:t>16,170</w:t>
+              <w:t>16,643</w:t>
             </w:r>
           </w:p>
         </w:tc>
@@ -21105,7 +23408,7 @@
                 <w:color w:val="1C3A36"/>
                 <w:sz w:val="17"/>
               </w:rPr>
-              <w:t>44.10</w:t>
+              <w:t>45.39</w:t>
             </w:r>
           </w:p>
         </w:tc>
@@ -21146,7 +23449,7 @@
                 <w:color w:val="1C3A36"/>
                 <w:sz w:val="17"/>
               </w:rPr>
-              <w:t>30.62 – 63.13</w:t>
+              <w:t>31.52 – 64.98</w:t>
             </w:r>
           </w:p>
         </w:tc>
@@ -21168,7 +23471,7 @@
           <w:color w:val="1C3A36"/>
           <w:sz w:val="21"/>
         </w:rPr>
-        <w:t>This is the harshest of the three readings, at EGP 44.10, and the reason is specific and defensible: it takes the FY2024 evidence — EGP 31,602mn of EBITDA converting to EGP 3,979mn of operating cash — as a statement about the business model rather than about one unusual year.</w:t>
+        <w:t>This is the harshest of the three readings, at EGP 45.39, and the reason is specific and defensible: it takes the FY2024 evidence — EGP 31,602mn of EBITDA converting to EGP 3,979mn of operating cash — as a statement about the business model rather than about one unusual year.</w:t>
       </w:r>
     </w:p>
     <w:p>
@@ -21376,7 +23679,7 @@
                 <w:color w:val="1C3A36"/>
                 <w:sz w:val="17"/>
               </w:rPr>
-              <w:t>6,205</w:t>
+              <w:t>1,681</w:t>
             </w:r>
           </w:p>
         </w:tc>
@@ -21413,7 +23716,7 @@
                 <w:color w:val="1C3A36"/>
                 <w:sz w:val="17"/>
               </w:rPr>
-              <w:t>61,536</w:t>
+              <w:t>42,084</w:t>
             </w:r>
           </w:p>
         </w:tc>
@@ -21450,7 +23753,7 @@
                 <w:color w:val="1C3A36"/>
                 <w:sz w:val="17"/>
               </w:rPr>
-              <w:t>166,865</w:t>
+              <w:t>142,890</w:t>
             </w:r>
           </w:p>
         </w:tc>
@@ -21487,7 +23790,7 @@
                 <w:color w:val="1C3A36"/>
                 <w:sz w:val="17"/>
               </w:rPr>
-              <w:t>65.22</w:t>
+              <w:t>55.10</w:t>
             </w:r>
           </w:p>
         </w:tc>
@@ -21528,7 +23831,7 @@
                 <w:color w:val="1C3A36"/>
                 <w:sz w:val="17"/>
               </w:rPr>
-              <w:t>52.48 – 134.40</w:t>
+              <w:t>46.82 – 108.27</w:t>
             </w:r>
           </w:p>
         </w:tc>
@@ -21717,7 +24020,7 @@
                 <w:color w:val="1C3A36"/>
                 <w:sz w:val="16"/>
               </w:rPr>
-              <w:t>21.3%</w:t>
+              <w:t>22.2%</w:t>
             </w:r>
           </w:p>
         </w:tc>
@@ -21735,7 +24038,7 @@
                 <w:color w:val="1C3A36"/>
                 <w:sz w:val="16"/>
               </w:rPr>
-              <w:t>21.7%</w:t>
+              <w:t>21.2%</w:t>
             </w:r>
           </w:p>
         </w:tc>
@@ -21753,7 +24056,7 @@
                 <w:color w:val="1C3A36"/>
                 <w:sz w:val="16"/>
               </w:rPr>
-              <w:t>22.2%</w:t>
+              <w:t>20.8%</w:t>
             </w:r>
           </w:p>
         </w:tc>
@@ -21771,7 +24074,7 @@
                 <w:color w:val="1C3A36"/>
                 <w:sz w:val="16"/>
               </w:rPr>
-              <w:t>22.7%</w:t>
+              <w:t>20.6%</w:t>
             </w:r>
           </w:p>
         </w:tc>
@@ -21789,7 +24092,7 @@
                 <w:color w:val="1C3A36"/>
                 <w:sz w:val="16"/>
               </w:rPr>
-              <w:t>23.2%</w:t>
+              <w:t>20.5%</w:t>
             </w:r>
           </w:p>
         </w:tc>
@@ -21935,7 +24238,7 @@
                 <w:color w:val="1C3A36"/>
                 <w:sz w:val="16"/>
               </w:rPr>
-              <w:t>-5.6pp</w:t>
+              <w:t>-4.7pp</w:t>
             </w:r>
           </w:p>
         </w:tc>
@@ -21953,7 +24256,7 @@
                 <w:color w:val="1C3A36"/>
                 <w:sz w:val="16"/>
               </w:rPr>
-              <w:t>-1.3pp</w:t>
+              <w:t>-1.8pp</w:t>
             </w:r>
           </w:p>
         </w:tc>
@@ -21971,7 +24274,7 @@
                 <w:color w:val="1C3A36"/>
                 <w:sz w:val="16"/>
               </w:rPr>
-              <w:t>+2.6pp</w:t>
+              <w:t>+1.3pp</w:t>
             </w:r>
           </w:p>
         </w:tc>
@@ -21989,7 +24292,7 @@
                 <w:color w:val="1C3A36"/>
                 <w:sz w:val="16"/>
               </w:rPr>
-              <w:t>+5.6pp</w:t>
+              <w:t>+3.5pp</w:t>
             </w:r>
           </w:p>
         </w:tc>
@@ -22007,7 +24310,7 @@
                 <w:color w:val="1C3A36"/>
                 <w:sz w:val="16"/>
               </w:rPr>
-              <w:t>+8.1pp</w:t>
+              <w:t>+5.4pp</w:t>
             </w:r>
           </w:p>
         </w:tc>
@@ -22048,7 +24351,7 @@
                 <w:color w:val="1C3A36"/>
                 <w:sz w:val="16"/>
               </w:rPr>
-              <w:t>-6,337</w:t>
+              <w:t>-5,876</w:t>
             </w:r>
           </w:p>
         </w:tc>
@@ -22068,7 +24371,7 @@
                 <w:color w:val="1C3A36"/>
                 <w:sz w:val="16"/>
               </w:rPr>
-              <w:t>-1,722</w:t>
+              <w:t>-2,503</w:t>
             </w:r>
           </w:p>
         </w:tc>
@@ -22088,7 +24391,7 @@
                 <w:color w:val="1C3A36"/>
                 <w:sz w:val="16"/>
               </w:rPr>
-              <w:t>3,889</w:t>
+              <w:t>1,985</w:t>
             </w:r>
           </w:p>
         </w:tc>
@@ -22108,7 +24411,7 @@
                 <w:color w:val="1C3A36"/>
                 <w:sz w:val="16"/>
               </w:rPr>
-              <w:t>9,339</w:t>
+              <w:t>6,089</w:t>
             </w:r>
           </w:p>
         </w:tc>
@@ -22128,7 +24431,7 @@
                 <w:color w:val="1C3A36"/>
                 <w:sz w:val="16"/>
               </w:rPr>
-              <w:t>14,950</w:t>
+              <w:t>10,224</w:t>
             </w:r>
           </w:p>
         </w:tc>
@@ -22150,7 +24453,7 @@
           <w:color w:val="1C3A36"/>
           <w:sz w:val="21"/>
         </w:rPr>
-        <w:t>This table is the single most revealing exhibit in the study. The spread is negative in the early years — the group earns roughly 21% on capital while its cost of capital is 27% — and turns positive only as the discount rate glides down. On this reading the company is not currently creating value at an Egyptian cost of capital; it creates value only if that cost of capital normalises, or if the correct cost of capital is the hard-currency one.</w:t>
+        <w:t>This table is the single most revealing exhibit in the study. The spread is negative in the early years — the group earns roughly 22% on capital while its cost of capital is 27% — and turns positive only as the discount rate glides down. On this reading the company is not currently creating value at an Egyptian cost of capital; it creates value only if that cost of capital normalises, or if the correct cost of capital is the hard-currency one.</w:t>
       </w:r>
     </w:p>
     <w:p>
@@ -22572,7 +24875,7 @@
           <w:color w:val="6E7B77"/>
           <w:sz w:val="17"/>
         </w:rPr>
-        <w:t>Figure 8 — the three experts' ranges. The gold band is the panel centre of 65.22; the vertical line is the market price of 105.20.</w:t>
+        <w:t>Figure 8 — the three experts' ranges. The gold band is the panel centre of 55.10; the vertical line is the market price of 105.20.</w:t>
       </w:r>
     </w:p>
     <w:p>
@@ -22586,7 +24889,7 @@
           <w:color w:val="1C3A36"/>
           <w:sz w:val="21"/>
         </w:rPr>
-        <w:t>The panel spans EGP 44.10 to 126.93 — a factor of 2.9 between the most and least generous reading. That is a wide disagreement and it is not noise. Expert 1 values earnings and finds the company reasonably priced. Expert 2 values cash and finds it expensive by a wide margin. Expert 3 values the spread between returns and the cost of capital and finds that the answer depends entirely on which cost of capital applies. The panel median of 65.22 sits -38% against the market price and close to the study's own weighted central of 80.00.</w:t>
+        <w:t>The panel spans EGP 45.39 to 137.29 — a factor of 3.0 between the most and least generous reading. That is a wide disagreement and it is not noise. Expert 1 values earnings and finds the company reasonably priced. Expert 2 values cash and finds it expensive by a wide margin. Expert 3 values the spread between returns and the cost of capital and finds that the answer depends entirely on which cost of capital applies. The panel median of 55.10 sits -48% against the market price and close to the study's own weighted central of 78.00.</w:t>
       </w:r>
     </w:p>
     <w:p>
@@ -23161,7 +25464,7 @@
                 <w:color w:val="1C3A36"/>
                 <w:sz w:val="16"/>
               </w:rPr>
-              <w:t>77% of the value in the study's main model</w:t>
+              <w:t>76% of the value in the study's main model</w:t>
             </w:r>
           </w:p>
         </w:tc>

--- a/engine/swdy_study/SWDY_Valuation_Study_05-08-2026_public.docx
+++ b/engine/swdy_study/SWDY_Valuation_Study_05-08-2026_public.docx
@@ -465,7 +465,7 @@
                 <w:color w:val="1C3A36"/>
                 <w:sz w:val="17"/>
               </w:rPr>
-              <w:t>33.92 – 115.43</w:t>
+              <w:t>35.09 – 107.09</w:t>
             </w:r>
           </w:p>
         </w:tc>
@@ -1301,7 +1301,7 @@
                 <w:color w:val="1C3A36"/>
                 <w:sz w:val="17"/>
               </w:rPr>
-              <w:t>Over 70% of revenue earned outside Egypt</w:t>
+              <w:t>Over 70% of revenue earned outside Egypt (the company's disclosure — a statement about where the customer is). Separately, this study derives the share that is hard-currency LINKED, i.e. dollar-priced, at about 63%; the lower figure is the one used wherever the currency question is valued</w:t>
             </w:r>
           </w:p>
         </w:tc>
@@ -1581,7 +1581,7 @@
           <w:color w:val="1C3A36"/>
           <w:sz w:val="21"/>
         </w:rPr>
-        <w:t>The primary lens is a five-year free-cash-flow-to-the-firm model. Revenue is built from the two legs that actually drive it — a domestic Egyptian-pound leg and a foreign leg forecast in US dollars and translated at an explicit exchange-rate path. Margins come from a segment build. Cash flow is then taken all the way to present value, line by line, below.</w:t>
+        <w:t>The primary lens is a five-year free-cash-flow-to-the-firm model. Revenue is not forecast as a growth rate applied to a revenue line: it is built from volumes and prices, unit by unit — tonnes of cable at a copper-linked price per tonne, MVA of transformer, meters, and the engineering order book converted at a disclosed rate. Gross profit is built the same way, from profit per tonne, per MVA and per meter. Margins are therefore OUTPUTS of the build rather than assumptions fed into it, and the historical version of that build reconciles to the audited income statement to within EGP 1mn on both revenue and gross profit in FY2023 and FY2024. Section 1.6 sets out the units. Cash flow is then taken all the way to present value, line by line, below.</w:t>
       </w:r>
     </w:p>
     <w:tbl>
@@ -5253,7 +5253,7 @@
                 <w:color w:val="1C3A36"/>
                 <w:sz w:val="17"/>
               </w:rPr>
-              <w:t>33.92</w:t>
+              <w:t>35.09</w:t>
             </w:r>
           </w:p>
         </w:tc>
@@ -5289,7 +5289,7 @@
                 <w:color w:val="1C3A36"/>
                 <w:sz w:val="17"/>
               </w:rPr>
-              <w:t>115.43</w:t>
+              <w:t>107.09</w:t>
             </w:r>
           </w:p>
         </w:tc>
@@ -10923,7 +10923,21 @@
           <w:color w:val="1C3A36"/>
           <w:sz w:val="21"/>
         </w:rPr>
-        <w:t>The model holds this ratio flat at 23.0% of revenue, which is what the two audited years show. That single assumption is worth a great deal: every percentage point of revenue added to or removed from working-capital intensity is worth roughly EGP 0.60 per share. If the group ever converts its order book without funding it — collecting faster, or pushing more of the funding onto suppliers and customers — the cash-flow model reprices sharply upward. If discipline slips as the backlog is executed, it reprices down just as fast.</w:t>
+        <w:t>The unit build makes a second point that a percentage-of-revenue model hides. Copper is passed through: a higher copper price raises revenue without raising the profit earned on each tonne. But working capital scales with revenue, so a copper spike CONSUMES cash while adding almost no profit. That is visible in FY2026E, where revenue rises +30% — most of it copper — and the resulting EGP 19,195mn working-capital build cuts free cash flow to the firm to just EGP 1,559mn, against EGP 12,924mn the following year once the step-up is absorbed. A rising copper price is not good news for this business in the year it happens.</w:t>
+      </w:r>
+    </w:p>
+    <w:p>
+      <w:pPr>
+        <w:spacing w:after="120" w:before="0"/>
+      </w:pPr>
+      <w:r>
+        <w:rPr>
+          <w:b w:val="0"/>
+          <w:i w:val="0"/>
+          <w:color w:val="1C3A36"/>
+          <w:sz w:val="21"/>
+        </w:rPr>
+        <w:t>The model holds this ratio flat at 23.0% of revenue, which is what the two audited years show. That single assumption is worth a great deal: every percentage point of revenue added to or removed from working-capital intensity is worth roughly EGP 1.04 per share. If the group ever converts its order book without funding it — collecting faster, or pushing more of the funding onto suppliers and customers — the cash-flow model reprices sharply upward. If discipline slips as the backlog is executed, it reprices down just as fast.</w:t>
       </w:r>
     </w:p>
     <w:p>
@@ -12975,7 +12989,7 @@
                 <w:color w:val="1C3A36"/>
                 <w:sz w:val="17"/>
               </w:rPr>
-              <w:t>56.86 – 71.38</w:t>
+              <w:t>43.92 – 70.59</w:t>
             </w:r>
           </w:p>
         </w:tc>
@@ -12993,7 +13007,7 @@
                 <w:color w:val="1C3A36"/>
                 <w:sz w:val="17"/>
               </w:rPr>
-              <w:t>14.52</w:t>
+              <w:t>26.67</w:t>
             </w:r>
           </w:p>
         </w:tc>
@@ -13012,7 +13026,7 @@
                 <w:color w:val="1C3A36"/>
                 <w:sz w:val="17"/>
               </w:rPr>
-              <w:t>EBITDA margin</w:t>
+              <w:t>Gross profit per unit</w:t>
             </w:r>
           </w:p>
         </w:tc>
@@ -13030,7 +13044,7 @@
                 <w:color w:val="1C3A36"/>
                 <w:sz w:val="17"/>
               </w:rPr>
-              <w:t>−2pp to +2pp</w:t>
+              <w:t>−15% to +15%</w:t>
             </w:r>
           </w:p>
         </w:tc>
@@ -13048,7 +13062,7 @@
                 <w:color w:val="1C3A36"/>
                 <w:sz w:val="17"/>
               </w:rPr>
-              <w:t>40.71 – 82.70</w:t>
+              <w:t>41.14 – 82.26</w:t>
             </w:r>
           </w:p>
         </w:tc>
@@ -13066,7 +13080,7 @@
                 <w:color w:val="1C3A36"/>
                 <w:sz w:val="17"/>
               </w:rPr>
-              <w:t>41.99</w:t>
+              <w:t>41.12</w:t>
             </w:r>
           </w:p>
         </w:tc>
@@ -13085,6 +13099,79 @@
                 <w:color w:val="1C3A36"/>
                 <w:sz w:val="17"/>
               </w:rPr>
+              <w:t>Copper price</w:t>
+            </w:r>
+          </w:p>
+        </w:tc>
+        <w:tc>
+          <w:tcPr>
+            <w:tcW w:type="dxa" w:w="2232"/>
+          </w:tcPr>
+          <w:p>
+            <w:pPr>
+              <w:spacing w:after="20"/>
+              <w:jc w:val="right"/>
+            </w:pPr>
+            <w:r>
+              <w:rPr>
+                <w:color w:val="1C3A36"/>
+                <w:sz w:val="17"/>
+              </w:rPr>
+              <w:t>−15% to +15%</w:t>
+            </w:r>
+          </w:p>
+        </w:tc>
+        <w:tc>
+          <w:tcPr>
+            <w:tcW w:type="dxa" w:w="2736"/>
+          </w:tcPr>
+          <w:p>
+            <w:pPr>
+              <w:spacing w:after="20"/>
+              <w:jc w:val="right"/>
+            </w:pPr>
+            <w:r>
+              <w:rPr>
+                <w:color w:val="1C3A36"/>
+                <w:sz w:val="17"/>
+              </w:rPr>
+              <w:t>48.37 – 75.04</w:t>
+            </w:r>
+          </w:p>
+        </w:tc>
+        <w:tc>
+          <w:tcPr>
+            <w:tcW w:type="dxa" w:w="1944"/>
+          </w:tcPr>
+          <w:p>
+            <w:pPr>
+              <w:spacing w:after="20"/>
+              <w:jc w:val="right"/>
+            </w:pPr>
+            <w:r>
+              <w:rPr>
+                <w:color w:val="1C3A36"/>
+                <w:sz w:val="17"/>
+              </w:rPr>
+              <w:t>26.67</w:t>
+            </w:r>
+          </w:p>
+        </w:tc>
+      </w:tr>
+      <w:tr>
+        <w:tc>
+          <w:tcPr>
+            <w:tcW w:type="dxa" w:w="3168"/>
+          </w:tcPr>
+          <w:p>
+            <w:pPr>
+              <w:spacing w:after="20"/>
+            </w:pPr>
+            <w:r>
+              <w:rPr>
+                <w:color w:val="1C3A36"/>
+                <w:sz w:val="17"/>
+              </w:rPr>
               <w:t>Working capital / revenue</w:t>
             </w:r>
           </w:p>
@@ -13121,7 +13208,7 @@
                 <w:color w:val="1C3A36"/>
                 <w:sz w:val="17"/>
               </w:rPr>
-              <w:t>59.91 – 63.50</w:t>
+              <w:t>58.57 – 64.83</w:t>
             </w:r>
           </w:p>
         </w:tc>
@@ -13139,7 +13226,7 @@
                 <w:color w:val="1C3A36"/>
                 <w:sz w:val="17"/>
               </w:rPr>
-              <w:t>3.59</w:t>
+              <w:t>6.26</w:t>
             </w:r>
           </w:p>
         </w:tc>
@@ -13307,7 +13394,7 @@
           <w:color w:val="6E7B77"/>
           <w:sz w:val="17"/>
         </w:rPr>
-        <w:t>Ranked by swing, the exchange-rate path and the terminal assumptions dominate every operating driver. That is the honest shape of this valuation: it is a bet on the cost of capital and the currency far more than on the company's execution.</w:t>
+        <w:t>Every row is a full re-run of the unit build, not a multiplier applied to a finished revenue line: a currency or copper move flows through the price per tonne, the working capital and the gross profit exactly as it does in the base case. Note the copper row — the swing is small and can even run the 'wrong' way, because a higher metal price raises revenue and working capital without raising the profit earned per tonne. Ranked by swing, the terminal assumptions and the cost of capital dominate every operating driver.</w:t>
       </w:r>
     </w:p>
     <w:p>
@@ -15656,7 +15743,7 @@
                 <w:color w:val="1C3A36"/>
                 <w:sz w:val="16"/>
               </w:rPr>
-              <w:t>more than 70% of revenue is hard-currency linked, so the translated result moves with the pound</w:t>
+              <w:t>about 63% of revenue is hard-currency linked, so both the translated result and the working capital move with the pound</w:t>
             </w:r>
           </w:p>
         </w:tc>
@@ -16375,6 +16462,27 @@
           <w:sz w:val="21"/>
         </w:rPr>
         <w:t>76% of the enterprise value comes from the terminal value. This is disclosed in the summary table, in the bridge and here. It is a consequence of a high discount rate applied to a business still growing fast — the explicit years are heavily discounted, so the perpetuity carries the weight. The terminal assumptions are stressed across cost of capital, growth and return on invested capital in section 1.9.</w:t>
+      </w:r>
+    </w:p>
+    <w:p>
+      <w:pPr>
+        <w:pStyle w:val="ListBullet"/>
+        <w:spacing w:after="60"/>
+      </w:pPr>
+      <w:r>
+        <w:rPr>
+          <w:b/>
+          <w:color w:val="1C3A36"/>
+          <w:sz w:val="21"/>
+        </w:rPr>
+        <w:t xml:space="preserve">The FY2026 margin rests on one inferred quarter. </w:t>
+      </w:r>
+      <w:r>
+        <w:rPr>
+          <w:color w:val="1C3A36"/>
+          <w:sz w:val="21"/>
+        </w:rPr>
+        <w:t>The cable conversion margin for FY2026 is solved so the build reproduces the EBITDA margin implied by the disclosed first-quarter 2026 result. That implied margin is not itself disclosed — it is backed out of reported revenue and attributable profit using assumed tax, minority, finance and depreciation rates. The solved gross profit per tonne is a large step up on the FY2025 trough, and although it sits inside the historical range and below pure copper-cost scaling, the whole forecast margin path inherits that one calibration — and through it, THREE of the four lenses: the cash-flow model, the relative lens (which applies a multiple to FY2027 EBITDA) and the normalised-earnings lens all sit on the same foundation. Only the book lens is independent of it, and that is the lens that disagrees most. The half-year 2026 result is the near-term test.</w:t>
       </w:r>
     </w:p>
     <w:p>
@@ -18858,7 +18966,7 @@
                 <w:color w:val="1C3A36"/>
                 <w:sz w:val="15"/>
               </w:rPr>
-              <w:t>26,012</w:t>
+              <w:t>25,513</w:t>
             </w:r>
           </w:p>
         </w:tc>
@@ -18878,7 +18986,7 @@
                 <w:color w:val="1C3A36"/>
                 <w:sz w:val="15"/>
               </w:rPr>
-              <w:t>28,793</w:t>
+              <w:t>28,519</w:t>
             </w:r>
           </w:p>
         </w:tc>
@@ -18898,7 +19006,7 @@
                 <w:color w:val="1C3A36"/>
                 <w:sz w:val="15"/>
               </w:rPr>
-              <w:t>31,708</w:t>
+              <w:t>31,960</w:t>
             </w:r>
           </w:p>
         </w:tc>
@@ -18918,7 +19026,7 @@
                 <w:color w:val="1C3A36"/>
                 <w:sz w:val="15"/>
               </w:rPr>
-              <w:t>34,767</w:t>
+              <w:t>35,741</w:t>
             </w:r>
           </w:p>
         </w:tc>
@@ -19027,7 +19135,7 @@
                 <w:color w:val="1C3A36"/>
                 <w:sz w:val="15"/>
               </w:rPr>
-              <w:t>12.15</w:t>
+              <w:t>11.92</w:t>
             </w:r>
           </w:p>
         </w:tc>
@@ -19045,7 +19153,7 @@
                 <w:color w:val="1C3A36"/>
                 <w:sz w:val="15"/>
               </w:rPr>
-              <w:t>13.45</w:t>
+              <w:t>13.32</w:t>
             </w:r>
           </w:p>
         </w:tc>
@@ -19063,7 +19171,7 @@
                 <w:color w:val="1C3A36"/>
                 <w:sz w:val="15"/>
               </w:rPr>
-              <w:t>14.81</w:t>
+              <w:t>14.93</w:t>
             </w:r>
           </w:p>
         </w:tc>
@@ -19081,7 +19189,7 @@
                 <w:color w:val="1C3A36"/>
                 <w:sz w:val="15"/>
               </w:rPr>
-              <w:t>16.24</w:t>
+              <w:t>16.70</w:t>
             </w:r>
           </w:p>
         </w:tc>
@@ -21350,7 +21458,7 @@
                 <w:color w:val="1C3A36"/>
                 <w:sz w:val="16"/>
               </w:rPr>
-              <w:t>107,471</w:t>
+              <w:t>107,096</w:t>
             </w:r>
           </w:p>
         </w:tc>
@@ -21368,7 +21476,7 @@
                 <w:color w:val="1C3A36"/>
                 <w:sz w:val="16"/>
               </w:rPr>
-              <w:t>129,065</w:t>
+              <w:t>128,485</w:t>
             </w:r>
           </w:p>
         </w:tc>
@@ -21386,7 +21494,7 @@
                 <w:color w:val="1C3A36"/>
                 <w:sz w:val="16"/>
               </w:rPr>
-              <w:t>152,847</w:t>
+              <w:t>152,455</w:t>
             </w:r>
           </w:p>
         </w:tc>
@@ -21404,7 +21512,7 @@
                 <w:color w:val="1C3A36"/>
                 <w:sz w:val="16"/>
               </w:rPr>
-              <w:t>178,922</w:t>
+              <w:t>179,261</w:t>
             </w:r>
           </w:p>
         </w:tc>
@@ -21459,7 +21567,7 @@
                 <w:color w:val="1C3A36"/>
                 <w:sz w:val="16"/>
               </w:rPr>
-              <w:t>23,403</w:t>
+              <w:t>23,831</w:t>
             </w:r>
           </w:p>
         </w:tc>
@@ -21477,7 +21585,7 @@
                 <w:color w:val="1C3A36"/>
                 <w:sz w:val="16"/>
               </w:rPr>
-              <w:t>15,414</w:t>
+              <w:t>16,076</w:t>
             </w:r>
           </w:p>
         </w:tc>
@@ -21495,7 +21603,7 @@
                 <w:color w:val="1C3A36"/>
                 <w:sz w:val="16"/>
               </w:rPr>
-              <w:t>4,967</w:t>
+              <w:t>5,414</w:t>
             </w:r>
           </w:p>
         </w:tc>
@@ -21513,7 +21621,7 @@
                 <w:color w:val="1C3A36"/>
                 <w:sz w:val="16"/>
               </w:rPr>
-              <w:t>-7,984</w:t>
+              <w:t>-8,372</w:t>
             </w:r>
           </w:p>
         </w:tc>
@@ -22134,7 +22242,7 @@
                 <w:color w:val="1C3A36"/>
                 <w:sz w:val="16"/>
               </w:rPr>
-              <w:t>the exchange-rate sensitivity spans 14.52 per share</w:t>
+              <w:t>the exchange-rate sensitivity spans 26.67 per share</w:t>
             </w:r>
           </w:p>
         </w:tc>
@@ -22244,7 +22352,7 @@
                 <w:color w:val="1C3A36"/>
                 <w:sz w:val="16"/>
               </w:rPr>
-              <w:t>3.59 per share across the tested range</w:t>
+              <w:t>6.26 per share across the tested range</w:t>
             </w:r>
           </w:p>
         </w:tc>
@@ -22299,7 +22407,7 @@
                 <w:color w:val="1C3A36"/>
                 <w:sz w:val="16"/>
               </w:rPr>
-              <w:t>41.99 per share across ±2 percentage points</w:t>
+              <w:t>41.12 per share across ±2 percentage points</w:t>
             </w:r>
           </w:p>
         </w:tc>

--- a/engine/swdy_study/SWDY_Valuation_Study_05-08-2026_public.docx
+++ b/engine/swdy_study/SWDY_Valuation_Study_05-08-2026_public.docx
@@ -272,7 +272,7 @@
           <w:color w:val="1C3A36"/>
           <w:sz w:val="21"/>
         </w:rPr>
-        <w:t>On our primary construction the four lenses centre at EGP 78.00 per share against a market price of 105.20 — the price sits about +35% above the central estimate. That gap is not mainly an argument about the business; it is an argument about the discount rate. Discounted at an Egyptian cost of equity of 28.4%, the cash flows support roughly EGP 61.70. Discount the hard-currency share of those same cash flows at a hard-currency cost of capital of about 10.1% and the same model produces EGP 108.27, which is above today's price. The market appears to be applying something close to the second view. Both are shown, and neither is hidden inside an average.</w:t>
+        <w:t>On our primary construction the four lenses centre at EGP 81.13 per share against a market price of 105.20 — the price sits about +30% above the central estimate. That gap is not mainly an argument about the business; it is an argument about the discount rate. Discounted at an Egyptian cost of equity of 28.4%, the cash flows support roughly EGP 62.72. Discount the hard-currency share of those same cash flows at a hard-currency cost of capital of about 10.1% and the same model produces EGP 90.38, which is above today's price. The market appears to be applying something close to the second view. Both are shown, and neither is hidden inside an average.</w:t>
       </w:r>
     </w:p>
     <w:p>
@@ -465,7 +465,7 @@
                 <w:color w:val="1C3A36"/>
                 <w:sz w:val="17"/>
               </w:rPr>
-              <w:t>35.09 – 107.09</w:t>
+              <w:t>35.60 – 108.97</w:t>
             </w:r>
           </w:p>
         </w:tc>
@@ -483,7 +483,7 @@
                 <w:color w:val="1C3A36"/>
                 <w:sz w:val="17"/>
               </w:rPr>
-              <w:t>61.70</w:t>
+              <w:t>62.72</w:t>
             </w:r>
           </w:p>
         </w:tc>
@@ -501,7 +501,7 @@
                 <w:color w:val="1C3A36"/>
                 <w:sz w:val="17"/>
               </w:rPr>
-              <w:t>-41%</w:t>
+              <w:t>-40%</w:t>
             </w:r>
           </w:p>
         </w:tc>
@@ -556,7 +556,7 @@
                 <w:color w:val="1C3A36"/>
                 <w:sz w:val="17"/>
               </w:rPr>
-              <w:t>98.55 – 145.71</w:t>
+              <w:t>99.11 – 146.53</w:t>
             </w:r>
           </w:p>
         </w:tc>
@@ -574,7 +574,7 @@
                 <w:color w:val="1C3A36"/>
                 <w:sz w:val="17"/>
               </w:rPr>
-              <w:t>117.41</w:t>
+              <w:t>118.08</w:t>
             </w:r>
           </w:p>
         </w:tc>
@@ -647,7 +647,7 @@
                 <w:color w:val="1C3A36"/>
                 <w:sz w:val="17"/>
               </w:rPr>
-              <w:t>84.27 – 138.44</w:t>
+              <w:t>94.16 – 154.68</w:t>
             </w:r>
           </w:p>
         </w:tc>
@@ -665,7 +665,7 @@
                 <w:color w:val="1C3A36"/>
                 <w:sz w:val="17"/>
               </w:rPr>
-              <w:t>108.34</w:t>
+              <w:t>121.06</w:t>
             </w:r>
           </w:p>
         </w:tc>
@@ -683,7 +683,7 @@
                 <w:color w:val="1C3A36"/>
                 <w:sz w:val="17"/>
               </w:rPr>
-              <w:t>+3%</w:t>
+              <w:t>+15%</w:t>
             </w:r>
           </w:p>
         </w:tc>
@@ -835,7 +835,7 @@
                 <w:color w:val="1C3A36"/>
                 <w:sz w:val="17"/>
               </w:rPr>
-              <w:t>26.56 – 145.71</w:t>
+              <w:t>26.56 – 154.68</w:t>
             </w:r>
           </w:p>
         </w:tc>
@@ -855,7 +855,7 @@
                 <w:color w:val="1C3A36"/>
                 <w:sz w:val="17"/>
               </w:rPr>
-              <w:t>78.00</w:t>
+              <w:t>81.13</w:t>
             </w:r>
           </w:p>
         </w:tc>
@@ -875,7 +875,7 @@
                 <w:color w:val="1C3A36"/>
                 <w:sz w:val="17"/>
               </w:rPr>
-              <w:t>-26%</w:t>
+              <w:t>-23%</w:t>
             </w:r>
           </w:p>
         </w:tc>
@@ -948,7 +948,7 @@
                 <w:color w:val="1C3A36"/>
                 <w:sz w:val="17"/>
               </w:rPr>
-              <w:t>108.27</w:t>
+              <w:t>90.38</w:t>
             </w:r>
           </w:p>
         </w:tc>
@@ -966,7 +966,7 @@
                 <w:color w:val="1C3A36"/>
                 <w:sz w:val="17"/>
               </w:rPr>
-              <w:t>+3%</w:t>
+              <w:t>-14%</w:t>
             </w:r>
           </w:p>
         </w:tc>
@@ -1445,7 +1445,7 @@
                 <w:color w:val="1C3A36"/>
                 <w:sz w:val="17"/>
               </w:rPr>
-              <w:t>El Sewedy family 78.2% · free float 20.4% · Electra Investment Holding 1.5%</w:t>
+              <w:t>El Sewedy family ~68.0% · Electra Investment Holding 20.4% · free float ~11.6%. Electra, an Abu Dhabi holding vehicle, acquired about 20% in a July-2024 tender offer at USD 1.05 per share (~USD 449mn). Note the company's own shareholder chart is easy to misread: taken in legend order it implies a 20.37% free float, but that slice is Electra's. The genuine float is roughly half that</w:t>
             </w:r>
           </w:p>
         </w:tc>
@@ -1517,7 +1517,7 @@
                 <w:color w:val="1C3A36"/>
                 <w:sz w:val="17"/>
               </w:rPr>
-              <w:t>EGP 1.00 per share proposed on the FY2024 result</w:t>
+              <w:t>EGP 1.00 per share on the FY2024 result; EGP 1.85 on FY2025 (+85%), approved 6 May 2026 and paid from 4 June 2026 — about EGP 3,960mn, or 22.9% of attributable profit, which is close to the 25% payout the forecast assumes</w:t>
             </w:r>
           </w:p>
         </w:tc>
@@ -1762,7 +1762,7 @@
                 <w:color w:val="1C3A36"/>
                 <w:sz w:val="17"/>
               </w:rPr>
-              <w:t>364,506</w:t>
+              <w:t>365,556</w:t>
             </w:r>
           </w:p>
         </w:tc>
@@ -1780,7 +1780,7 @@
                 <w:color w:val="1C3A36"/>
                 <w:sz w:val="17"/>
               </w:rPr>
-              <w:t>407,356</w:t>
+              <w:t>408,521</w:t>
             </w:r>
           </w:p>
         </w:tc>
@@ -1798,7 +1798,7 @@
                 <w:color w:val="1C3A36"/>
                 <w:sz w:val="17"/>
               </w:rPr>
-              <w:t>440,970</w:t>
+              <w:t>442,252</w:t>
             </w:r>
           </w:p>
         </w:tc>
@@ -1816,7 +1816,7 @@
                 <w:color w:val="1C3A36"/>
                 <w:sz w:val="17"/>
               </w:rPr>
-              <w:t>475,819</w:t>
+              <w:t>477,217</w:t>
             </w:r>
           </w:p>
         </w:tc>
@@ -1834,7 +1834,7 @@
                 <w:color w:val="1C3A36"/>
                 <w:sz w:val="17"/>
               </w:rPr>
-              <w:t>512,683</w:t>
+              <w:t>514,192</w:t>
             </w:r>
           </w:p>
         </w:tc>
@@ -1871,7 +1871,7 @@
                 <w:color w:val="1C3A36"/>
                 <w:sz w:val="17"/>
               </w:rPr>
-              <w:t>138,672</w:t>
+              <w:t>139,722</w:t>
             </w:r>
           </w:p>
         </w:tc>
@@ -1889,7 +1889,7 @@
                 <w:color w:val="1C3A36"/>
                 <w:sz w:val="17"/>
               </w:rPr>
-              <w:t>157,308</w:t>
+              <w:t>158,474</w:t>
             </w:r>
           </w:p>
         </w:tc>
@@ -1907,7 +1907,7 @@
                 <w:color w:val="1C3A36"/>
                 <w:sz w:val="17"/>
               </w:rPr>
-              <w:t>172,073</w:t>
+              <w:t>173,355</w:t>
             </w:r>
           </w:p>
         </w:tc>
@@ -1925,7 +1925,7 @@
                 <w:color w:val="1C3A36"/>
                 <w:sz w:val="17"/>
               </w:rPr>
-              <w:t>187,453</w:t>
+              <w:t>188,850</w:t>
             </w:r>
           </w:p>
         </w:tc>
@@ -1943,7 +1943,7 @@
                 <w:color w:val="1C3A36"/>
                 <w:sz w:val="17"/>
               </w:rPr>
-              <w:t>203,725</w:t>
+              <w:t>205,234</w:t>
             </w:r>
           </w:p>
         </w:tc>
@@ -2089,7 +2089,7 @@
                 <w:color w:val="1C3A36"/>
                 <w:sz w:val="17"/>
               </w:rPr>
-              <w:t>40,976</w:t>
+              <w:t>41,094</w:t>
             </w:r>
           </w:p>
         </w:tc>
@@ -2107,7 +2107,7 @@
                 <w:color w:val="1C3A36"/>
                 <w:sz w:val="17"/>
               </w:rPr>
-              <w:t>44,698</w:t>
+              <w:t>44,941</w:t>
             </w:r>
           </w:p>
         </w:tc>
@@ -2125,7 +2125,7 @@
                 <w:color w:val="1C3A36"/>
                 <w:sz w:val="17"/>
               </w:rPr>
-              <w:t>48,531</w:t>
+              <w:t>48,914</w:t>
             </w:r>
           </w:p>
         </w:tc>
@@ -2143,7 +2143,7 @@
                 <w:color w:val="1C3A36"/>
                 <w:sz w:val="17"/>
               </w:rPr>
-              <w:t>52,710</w:t>
+              <w:t>53,240</w:t>
             </w:r>
           </w:p>
         </w:tc>
@@ -2161,7 +2161,7 @@
                 <w:color w:val="1C3A36"/>
                 <w:sz w:val="17"/>
               </w:rPr>
-              <w:t>57,183</w:t>
+              <w:t>57,882</w:t>
             </w:r>
           </w:p>
         </w:tc>
@@ -2234,7 +2234,7 @@
                 <w:color w:val="1C3A36"/>
                 <w:sz w:val="17"/>
               </w:rPr>
-              <w:t>11.0%</w:t>
+              <w:t>11.1%</w:t>
             </w:r>
           </w:p>
         </w:tc>
@@ -2252,7 +2252,7 @@
                 <w:color w:val="1C3A36"/>
                 <w:sz w:val="17"/>
               </w:rPr>
-              <w:t>11.1%</w:t>
+              <w:t>11.2%</w:t>
             </w:r>
           </w:p>
         </w:tc>
@@ -2270,7 +2270,7 @@
                 <w:color w:val="1C3A36"/>
                 <w:sz w:val="17"/>
               </w:rPr>
-              <w:t>11.2%</w:t>
+              <w:t>11.3%</w:t>
             </w:r>
           </w:p>
         </w:tc>
@@ -2307,7 +2307,7 @@
                 <w:color w:val="1C3A36"/>
                 <w:sz w:val="17"/>
               </w:rPr>
-              <w:t>(3,827)</w:t>
+              <w:t>(3,838)</w:t>
             </w:r>
           </w:p>
         </w:tc>
@@ -2325,7 +2325,7 @@
                 <w:color w:val="1C3A36"/>
                 <w:sz w:val="17"/>
               </w:rPr>
-              <w:t>(4,277)</w:t>
+              <w:t>(4,289)</w:t>
             </w:r>
           </w:p>
         </w:tc>
@@ -2343,7 +2343,7 @@
                 <w:color w:val="1C3A36"/>
                 <w:sz w:val="17"/>
               </w:rPr>
-              <w:t>(4,630)</w:t>
+              <w:t>(4,644)</w:t>
             </w:r>
           </w:p>
         </w:tc>
@@ -2361,7 +2361,7 @@
                 <w:color w:val="1C3A36"/>
                 <w:sz w:val="17"/>
               </w:rPr>
-              <w:t>(4,996)</w:t>
+              <w:t>(5,011)</w:t>
             </w:r>
           </w:p>
         </w:tc>
@@ -2379,7 +2379,7 @@
                 <w:color w:val="1C3A36"/>
                 <w:sz w:val="17"/>
               </w:rPr>
-              <w:t>(5,383)</w:t>
+              <w:t>(5,399)</w:t>
             </w:r>
           </w:p>
         </w:tc>
@@ -2416,7 +2416,7 @@
                 <w:color w:val="1C3A36"/>
                 <w:sz w:val="17"/>
               </w:rPr>
-              <w:t>37,149</w:t>
+              <w:t>37,256</w:t>
             </w:r>
           </w:p>
         </w:tc>
@@ -2434,7 +2434,7 @@
                 <w:color w:val="1C3A36"/>
                 <w:sz w:val="17"/>
               </w:rPr>
-              <w:t>40,421</w:t>
+              <w:t>40,651</w:t>
             </w:r>
           </w:p>
         </w:tc>
@@ -2452,7 +2452,7 @@
                 <w:color w:val="1C3A36"/>
                 <w:sz w:val="17"/>
               </w:rPr>
-              <w:t>43,901</w:t>
+              <w:t>44,271</w:t>
             </w:r>
           </w:p>
         </w:tc>
@@ -2470,7 +2470,7 @@
                 <w:color w:val="1C3A36"/>
                 <w:sz w:val="17"/>
               </w:rPr>
-              <w:t>47,714</w:t>
+              <w:t>48,229</w:t>
             </w:r>
           </w:p>
         </w:tc>
@@ -2488,7 +2488,7 @@
                 <w:color w:val="1C3A36"/>
                 <w:sz w:val="17"/>
               </w:rPr>
-              <w:t>51,799</w:t>
+              <w:t>52,483</w:t>
             </w:r>
           </w:p>
         </w:tc>
@@ -2525,7 +2525,7 @@
                 <w:color w:val="1C3A36"/>
                 <w:sz w:val="17"/>
               </w:rPr>
-              <w:t>27,862</w:t>
+              <w:t>27,942</w:t>
             </w:r>
           </w:p>
         </w:tc>
@@ -2543,7 +2543,7 @@
                 <w:color w:val="1C3A36"/>
                 <w:sz w:val="17"/>
               </w:rPr>
-              <w:t>30,315</w:t>
+              <w:t>30,488</w:t>
             </w:r>
           </w:p>
         </w:tc>
@@ -2561,7 +2561,7 @@
                 <w:color w:val="1C3A36"/>
                 <w:sz w:val="17"/>
               </w:rPr>
-              <w:t>32,926</w:t>
+              <w:t>33,203</w:t>
             </w:r>
           </w:p>
         </w:tc>
@@ -2579,7 +2579,7 @@
                 <w:color w:val="1C3A36"/>
                 <w:sz w:val="17"/>
               </w:rPr>
-              <w:t>35,786</w:t>
+              <w:t>36,172</w:t>
             </w:r>
           </w:p>
         </w:tc>
@@ -2597,7 +2597,7 @@
                 <w:color w:val="1C3A36"/>
                 <w:sz w:val="17"/>
               </w:rPr>
-              <w:t>38,850</w:t>
+              <w:t>39,363</w:t>
             </w:r>
           </w:p>
         </w:tc>
@@ -2634,7 +2634,7 @@
                 <w:color w:val="1C3A36"/>
                 <w:sz w:val="17"/>
               </w:rPr>
-              <w:t>3,827</w:t>
+              <w:t>3,838</w:t>
             </w:r>
           </w:p>
         </w:tc>
@@ -2652,7 +2652,7 @@
                 <w:color w:val="1C3A36"/>
                 <w:sz w:val="17"/>
               </w:rPr>
-              <w:t>4,277</w:t>
+              <w:t>4,289</w:t>
             </w:r>
           </w:p>
         </w:tc>
@@ -2670,7 +2670,7 @@
                 <w:color w:val="1C3A36"/>
                 <w:sz w:val="17"/>
               </w:rPr>
-              <w:t>4,630</w:t>
+              <w:t>4,644</w:t>
             </w:r>
           </w:p>
         </w:tc>
@@ -2688,7 +2688,7 @@
                 <w:color w:val="1C3A36"/>
                 <w:sz w:val="17"/>
               </w:rPr>
-              <w:t>4,996</w:t>
+              <w:t>5,011</w:t>
             </w:r>
           </w:p>
         </w:tc>
@@ -2706,7 +2706,7 @@
                 <w:color w:val="1C3A36"/>
                 <w:sz w:val="17"/>
               </w:rPr>
-              <w:t>5,383</w:t>
+              <w:t>5,399</w:t>
             </w:r>
           </w:p>
         </w:tc>
@@ -2743,7 +2743,7 @@
                 <w:color w:val="1C3A36"/>
                 <w:sz w:val="17"/>
               </w:rPr>
-              <w:t>(10,935)</w:t>
+              <w:t>(10,967)</w:t>
             </w:r>
           </w:p>
         </w:tc>
@@ -2761,7 +2761,7 @@
                 <w:color w:val="1C3A36"/>
                 <w:sz w:val="17"/>
               </w:rPr>
-              <w:t>(11,813)</w:t>
+              <w:t>(11,847)</w:t>
             </w:r>
           </w:p>
         </w:tc>
@@ -2779,7 +2779,7 @@
                 <w:color w:val="1C3A36"/>
                 <w:sz w:val="17"/>
               </w:rPr>
-              <w:t>(12,347)</w:t>
+              <w:t>(12,383)</w:t>
             </w:r>
           </w:p>
         </w:tc>
@@ -2797,7 +2797,7 @@
                 <w:color w:val="1C3A36"/>
                 <w:sz w:val="17"/>
               </w:rPr>
-              <w:t>(12,371)</w:t>
+              <w:t>(12,408)</w:t>
             </w:r>
           </w:p>
         </w:tc>
@@ -2815,7 +2815,7 @@
                 <w:color w:val="1C3A36"/>
                 <w:sz w:val="17"/>
               </w:rPr>
-              <w:t>(12,304)</w:t>
+              <w:t>(12,341)</w:t>
             </w:r>
           </w:p>
         </w:tc>
@@ -2852,7 +2852,7 @@
                 <w:color w:val="1C3A36"/>
                 <w:sz w:val="17"/>
               </w:rPr>
-              <w:t>(19,195)</w:t>
+              <w:t>(19,437)</w:t>
             </w:r>
           </w:p>
         </w:tc>
@@ -2870,7 +2870,7 @@
                 <w:color w:val="1C3A36"/>
                 <w:sz w:val="17"/>
               </w:rPr>
-              <w:t>(9,855)</w:t>
+              <w:t>(9,882)</w:t>
             </w:r>
           </w:p>
         </w:tc>
@@ -2888,7 +2888,7 @@
                 <w:color w:val="1C3A36"/>
                 <w:sz w:val="17"/>
               </w:rPr>
-              <w:t>(7,731)</w:t>
+              <w:t>(7,758)</w:t>
             </w:r>
           </w:p>
         </w:tc>
@@ -2906,7 +2906,7 @@
                 <w:color w:val="1C3A36"/>
                 <w:sz w:val="17"/>
               </w:rPr>
-              <w:t>(8,015)</w:t>
+              <w:t>(8,042)</w:t>
             </w:r>
           </w:p>
         </w:tc>
@@ -2924,7 +2924,7 @@
                 <w:color w:val="1C3A36"/>
                 <w:sz w:val="17"/>
               </w:rPr>
-              <w:t>(8,479)</w:t>
+              <w:t>(8,504)</w:t>
             </w:r>
           </w:p>
         </w:tc>
@@ -2965,7 +2965,7 @@
                 <w:color w:val="1C3A36"/>
                 <w:sz w:val="17"/>
               </w:rPr>
-              <w:t>1,559</w:t>
+              <w:t>1,377</w:t>
             </w:r>
           </w:p>
         </w:tc>
@@ -2985,7 +2985,7 @@
                 <w:color w:val="1C3A36"/>
                 <w:sz w:val="17"/>
               </w:rPr>
-              <w:t>12,924</w:t>
+              <w:t>13,049</w:t>
             </w:r>
           </w:p>
         </w:tc>
@@ -3005,7 +3005,7 @@
                 <w:color w:val="1C3A36"/>
                 <w:sz w:val="17"/>
               </w:rPr>
-              <w:t>17,478</w:t>
+              <w:t>17,706</w:t>
             </w:r>
           </w:p>
         </w:tc>
@@ -3025,7 +3025,7 @@
                 <w:color w:val="1C3A36"/>
                 <w:sz w:val="17"/>
               </w:rPr>
-              <w:t>20,395</w:t>
+              <w:t>20,733</w:t>
             </w:r>
           </w:p>
         </w:tc>
@@ -3045,7 +3045,7 @@
                 <w:color w:val="1C3A36"/>
                 <w:sz w:val="17"/>
               </w:rPr>
-              <w:t>23,450</w:t>
+              <w:t>23,917</w:t>
             </w:r>
           </w:p>
         </w:tc>
@@ -3304,7 +3304,7 @@
                 <w:color w:val="1C3A36"/>
                 <w:sz w:val="17"/>
               </w:rPr>
-              <w:t>1,228</w:t>
+              <w:t>1,085</w:t>
             </w:r>
           </w:p>
         </w:tc>
@@ -3324,7 +3324,7 @@
                 <w:color w:val="1C3A36"/>
                 <w:sz w:val="17"/>
               </w:rPr>
-              <w:t>8,281</w:t>
+              <w:t>8,362</w:t>
             </w:r>
           </w:p>
         </w:tc>
@@ -3344,7 +3344,7 @@
                 <w:color w:val="1C3A36"/>
                 <w:sz w:val="17"/>
               </w:rPr>
-              <w:t>9,368</w:t>
+              <w:t>9,490</w:t>
             </w:r>
           </w:p>
         </w:tc>
@@ -3364,7 +3364,7 @@
                 <w:color w:val="1C3A36"/>
                 <w:sz w:val="17"/>
               </w:rPr>
-              <w:t>9,335</w:t>
+              <w:t>9,490</w:t>
             </w:r>
           </w:p>
         </w:tc>
@@ -3384,7 +3384,7 @@
                 <w:color w:val="1C3A36"/>
                 <w:sz w:val="17"/>
               </w:rPr>
-              <w:t>9,322</w:t>
+              <w:t>9,508</w:t>
             </w:r>
           </w:p>
         </w:tc>
@@ -3541,7 +3541,7 @@
                 <w:color w:val="1C3A36"/>
                 <w:sz w:val="17"/>
               </w:rPr>
-              <w:t>37,535</w:t>
+              <w:t>37,935</w:t>
             </w:r>
           </w:p>
         </w:tc>
@@ -3596,7 +3596,7 @@
                 <w:color w:val="1C3A36"/>
                 <w:sz w:val="17"/>
               </w:rPr>
-              <w:t>121,000</w:t>
+              <w:t>123,018</w:t>
             </w:r>
           </w:p>
         </w:tc>
@@ -3614,7 +3614,7 @@
                 <w:color w:val="1C3A36"/>
                 <w:sz w:val="17"/>
               </w:rPr>
-              <w:t>terminal value 304,373 capitalised at 15.1% and discounted at the year-5 factor 0.3975</w:t>
+              <w:t>terminal value 309,450 capitalised at 15.1% and discounted at the year-5 factor 0.3975</w:t>
             </w:r>
           </w:p>
         </w:tc>
@@ -3655,7 +3655,7 @@
                 <w:color w:val="1C3A36"/>
                 <w:sz w:val="17"/>
               </w:rPr>
-              <w:t>158,535</w:t>
+              <w:t>160,953</w:t>
             </w:r>
           </w:p>
         </w:tc>
@@ -3877,7 +3877,7 @@
                 <w:color w:val="1C3A36"/>
                 <w:sz w:val="17"/>
               </w:rPr>
-              <w:t>(14,101)</w:t>
+              <w:t>(14,334)</w:t>
             </w:r>
           </w:p>
         </w:tc>
@@ -3932,7 +3932,7 @@
                 <w:color w:val="1C3A36"/>
                 <w:sz w:val="17"/>
               </w:rPr>
-              <w:t>132,090</w:t>
+              <w:t>134,275</w:t>
             </w:r>
           </w:p>
         </w:tc>
@@ -3990,7 +3990,7 @@
                 <w:color w:val="1C3A36"/>
                 <w:sz w:val="17"/>
               </w:rPr>
-              <w:t>61.70</w:t>
+              <w:t>62.72</w:t>
             </w:r>
           </w:p>
         </w:tc>
@@ -4010,7 +4010,7 @@
                 <w:color w:val="1C3A36"/>
                 <w:sz w:val="17"/>
               </w:rPr>
-              <w:t>against a spot of 105.20 (-41%)</w:t>
+              <w:t>against a spot of 105.20 (-40%)</w:t>
             </w:r>
           </w:p>
         </w:tc>
@@ -4232,7 +4232,7 @@
                 <w:color w:val="1C3A36"/>
                 <w:sz w:val="17"/>
               </w:rPr>
-              <w:t>Price / earnings (trailing)</w:t>
+              <w:t>Price / earnings (trailing, attributable basis)</w:t>
             </w:r>
           </w:p>
         </w:tc>
@@ -4287,7 +4287,7 @@
                 <w:color w:val="1C3A36"/>
                 <w:sz w:val="17"/>
               </w:rPr>
-              <w:t>Price / book</w:t>
+              <w:t>Price / earnings (trailing, as-reported basis)</w:t>
             </w:r>
           </w:p>
         </w:tc>
@@ -4305,7 +4305,7 @@
                 <w:color w:val="1C3A36"/>
                 <w:sz w:val="17"/>
               </w:rPr>
-              <w:t>3.2×</w:t>
+              <w:t>14.8×</w:t>
             </w:r>
           </w:p>
         </w:tc>
@@ -4323,7 +4323,7 @@
                 <w:color w:val="1C3A36"/>
                 <w:sz w:val="17"/>
               </w:rPr>
-              <w:t>book value 32.92 per share</w:t>
+              <w:t>the company's own reported earnings per share is struck after the Egyptian employee and board profit-share appropriation, so screens and data vendors show this higher multiple. Both are given because a reader comparing against a screen will see the second</w:t>
             </w:r>
           </w:p>
         </w:tc>
@@ -4342,7 +4342,7 @@
                 <w:color w:val="1C3A36"/>
                 <w:sz w:val="17"/>
               </w:rPr>
-              <w:t>Net bank debt / EBITDA</w:t>
+              <w:t>Price / book</w:t>
             </w:r>
           </w:p>
         </w:tc>
@@ -4360,7 +4360,7 @@
                 <w:color w:val="1C3A36"/>
                 <w:sz w:val="17"/>
               </w:rPr>
-              <w:t>0.6×</w:t>
+              <w:t>3.2×</w:t>
             </w:r>
           </w:p>
         </w:tc>
@@ -4378,7 +4378,7 @@
                 <w:color w:val="1C3A36"/>
                 <w:sz w:val="17"/>
               </w:rPr>
-              <w:t>light net leverage against a large gross book</w:t>
+              <w:t>book value 32.92 per share</w:t>
             </w:r>
           </w:p>
         </w:tc>
@@ -4397,7 +4397,7 @@
                 <w:color w:val="1C3A36"/>
                 <w:sz w:val="17"/>
               </w:rPr>
-              <w:t>Justified enterprise value / EBITDA</w:t>
+              <w:t>Net bank debt / EBITDA</w:t>
             </w:r>
           </w:p>
         </w:tc>
@@ -4415,7 +4415,7 @@
                 <w:color w:val="1C3A36"/>
                 <w:sz w:val="17"/>
               </w:rPr>
-              <w:t>6.5×</w:t>
+              <w:t>0.6×</w:t>
             </w:r>
           </w:p>
         </w:tc>
@@ -4433,7 +4433,7 @@
                 <w:color w:val="1C3A36"/>
                 <w:sz w:val="17"/>
               </w:rPr>
-              <w:t>applied to mid-cycle FY2027 EBITDA; an Egyptian-market discount to listed cable and electrical-equipment peers, which trade in the 8–11× region</w:t>
+              <w:t>light net leverage against a large gross book</w:t>
             </w:r>
           </w:p>
         </w:tc>
@@ -4454,7 +4454,7 @@
                 <w:color w:val="1C3A36"/>
                 <w:sz w:val="17"/>
               </w:rPr>
-              <w:t>Implied value per share</w:t>
+              <w:t>Justified enterprise value / EBITDA</w:t>
             </w:r>
           </w:p>
         </w:tc>
@@ -4474,7 +4474,7 @@
                 <w:color w:val="1C3A36"/>
                 <w:sz w:val="17"/>
               </w:rPr>
-              <w:t>117.41</w:t>
+              <w:t>6.5×</w:t>
             </w:r>
           </w:p>
         </w:tc>
@@ -4494,7 +4494,62 @@
                 <w:color w:val="1C3A36"/>
                 <w:sz w:val="17"/>
               </w:rPr>
-              <w:t>bear 98.55 at 5.5× / bull 145.71 at 8.0×</w:t>
+              <w:t>applied to mid-cycle FY2027 EBITDA; an Egyptian-market discount to listed cable and electrical-equipment peers, which trade in the 8–11× region</w:t>
+            </w:r>
+          </w:p>
+        </w:tc>
+      </w:tr>
+      <w:tr>
+        <w:tc>
+          <w:tcPr>
+            <w:tcW w:type="dxa" w:w="3096"/>
+          </w:tcPr>
+          <w:p>
+            <w:pPr>
+              <w:spacing w:after="20"/>
+            </w:pPr>
+            <w:r>
+              <w:rPr>
+                <w:color w:val="1C3A36"/>
+                <w:sz w:val="17"/>
+              </w:rPr>
+              <w:t>Implied value per share</w:t>
+            </w:r>
+          </w:p>
+        </w:tc>
+        <w:tc>
+          <w:tcPr>
+            <w:tcW w:type="dxa" w:w="1296"/>
+          </w:tcPr>
+          <w:p>
+            <w:pPr>
+              <w:spacing w:after="20"/>
+              <w:jc w:val="right"/>
+            </w:pPr>
+            <w:r>
+              <w:rPr>
+                <w:color w:val="1C3A36"/>
+                <w:sz w:val="17"/>
+              </w:rPr>
+              <w:t>118.08</w:t>
+            </w:r>
+          </w:p>
+        </w:tc>
+        <w:tc>
+          <w:tcPr>
+            <w:tcW w:type="dxa" w:w="5688"/>
+          </w:tcPr>
+          <w:p>
+            <w:pPr>
+              <w:spacing w:after="20"/>
+              <w:jc w:val="right"/>
+            </w:pPr>
+            <w:r>
+              <w:rPr>
+                <w:color w:val="1C3A36"/>
+                <w:sz w:val="17"/>
+              </w:rPr>
+              <w:t>bear 99.11 at 5.5× / bull 146.53 at 8.0×</w:t>
             </w:r>
           </w:p>
         </w:tc>
@@ -4544,7 +4599,7 @@
           <w:color w:val="1C3A36"/>
           <w:sz w:val="21"/>
         </w:rPr>
-        <w:t>The question this lens asks is what the group earns in a year that is neither a currency windfall nor a margin trough. Mid-cycle revenue is taken as the FY2027 forecast of EGP 407,356mn and the mid-cycle EBITDA margin as 11.1% — the average of the later forecast years, comfortably below the FY2024 outturn of 13.6% and above the FY2025 trough of 10.9%.</w:t>
+        <w:t>The question this lens asks is what the group earns in a year that is neither a currency windfall nor a margin trough. Mid-cycle revenue is taken as the FY2027 forecast of EGP 442,252mn and the mid-cycle EBITDA margin as 11.1% — the average of the later forecast years, comfortably below the FY2024 outturn of 13.6% and above the FY2025 trough of 10.9%.</w:t>
       </w:r>
     </w:p>
     <w:tbl>
@@ -4645,7 +4700,7 @@
                 <w:color w:val="1C3A36"/>
                 <w:sz w:val="17"/>
               </w:rPr>
-              <w:t>407,356</w:t>
+              <w:t>442,252</w:t>
             </w:r>
           </w:p>
         </w:tc>
@@ -4682,7 +4737,7 @@
                 <w:color w:val="1C3A36"/>
                 <w:sz w:val="17"/>
               </w:rPr>
-              <w:t>45,131</w:t>
+              <w:t>48,914</w:t>
             </w:r>
           </w:p>
         </w:tc>
@@ -4719,7 +4774,7 @@
                 <w:color w:val="1C3A36"/>
                 <w:sz w:val="17"/>
               </w:rPr>
-              <w:t>(4,277)</w:t>
+              <w:t>(4,644)</w:t>
             </w:r>
           </w:p>
         </w:tc>
@@ -4756,7 +4811,7 @@
                 <w:color w:val="1C3A36"/>
                 <w:sz w:val="17"/>
               </w:rPr>
-              <w:t>40,854</w:t>
+              <w:t>44,271</w:t>
             </w:r>
           </w:p>
         </w:tc>
@@ -4793,7 +4848,7 @@
                 <w:color w:val="1C3A36"/>
                 <w:sz w:val="17"/>
               </w:rPr>
-              <w:t>(4,127)</w:t>
+              <w:t>(3,419)</w:t>
             </w:r>
           </w:p>
         </w:tc>
@@ -4867,7 +4922,7 @@
                 <w:color w:val="1C3A36"/>
                 <w:sz w:val="17"/>
               </w:rPr>
-              <w:t>(12,258)</w:t>
+              <w:t>(13,359)</w:t>
             </w:r>
           </w:p>
         </w:tc>
@@ -4904,7 +4959,7 @@
                 <w:color w:val="1C3A36"/>
                 <w:sz w:val="17"/>
               </w:rPr>
-              <w:t>25,770</w:t>
+              <w:t>28,795</w:t>
             </w:r>
           </w:p>
         </w:tc>
@@ -4945,7 +5000,7 @@
                 <w:color w:val="1C3A36"/>
                 <w:sz w:val="17"/>
               </w:rPr>
-              <w:t>12.04</w:t>
+              <w:t>13.45</w:t>
             </w:r>
           </w:p>
         </w:tc>
@@ -4982,7 +5037,7 @@
                 <w:color w:val="1C3A36"/>
                 <w:sz w:val="17"/>
               </w:rPr>
-              <w:t>108.34</w:t>
+              <w:t>121.06</w:t>
             </w:r>
           </w:p>
         </w:tc>
@@ -5004,7 +5059,7 @@
           <w:color w:val="6E7B77"/>
           <w:sz w:val="17"/>
         </w:rPr>
-        <w:t>Bear 84.27 at 7.0× and bull 138.44 at 11.5×. The justified multiple is held well below what a comparable industrial franchise would attract in a developed market, because an Egyptian cost of equity near 28% mathematically compresses what any stream of earnings is worth.</w:t>
+        <w:t>Bear 94.16 at 7.0× and bull 154.68 at 11.5×. The justified multiple is held well below what a comparable industrial franchise would attract in a developed market, because an Egyptian cost of equity near 28% mathematically compresses what any stream of earnings is worth.</w:t>
       </w:r>
     </w:p>
     <w:p>
@@ -5253,7 +5308,7 @@
                 <w:color w:val="1C3A36"/>
                 <w:sz w:val="17"/>
               </w:rPr>
-              <w:t>35.09</w:t>
+              <w:t>35.60</w:t>
             </w:r>
           </w:p>
         </w:tc>
@@ -5271,7 +5326,7 @@
                 <w:color w:val="1C3A36"/>
                 <w:sz w:val="17"/>
               </w:rPr>
-              <w:t>61.70</w:t>
+              <w:t>62.72</w:t>
             </w:r>
           </w:p>
         </w:tc>
@@ -5289,7 +5344,7 @@
                 <w:color w:val="1C3A36"/>
                 <w:sz w:val="17"/>
               </w:rPr>
-              <w:t>107.09</w:t>
+              <w:t>108.97</w:t>
             </w:r>
           </w:p>
         </w:tc>
@@ -5325,7 +5380,7 @@
                 <w:color w:val="1C3A36"/>
                 <w:sz w:val="17"/>
               </w:rPr>
-              <w:t>27.77</w:t>
+              <w:t>28.23</w:t>
             </w:r>
           </w:p>
         </w:tc>
@@ -5362,7 +5417,7 @@
                 <w:color w:val="1C3A36"/>
                 <w:sz w:val="17"/>
               </w:rPr>
-              <w:t>98.55</w:t>
+              <w:t>99.11</w:t>
             </w:r>
           </w:p>
         </w:tc>
@@ -5380,7 +5435,7 @@
                 <w:color w:val="1C3A36"/>
                 <w:sz w:val="17"/>
               </w:rPr>
-              <w:t>117.41</w:t>
+              <w:t>118.08</w:t>
             </w:r>
           </w:p>
         </w:tc>
@@ -5398,7 +5453,7 @@
                 <w:color w:val="1C3A36"/>
                 <w:sz w:val="17"/>
               </w:rPr>
-              <w:t>145.71</w:t>
+              <w:t>146.53</w:t>
             </w:r>
           </w:p>
         </w:tc>
@@ -5434,7 +5489,7 @@
                 <w:color w:val="1C3A36"/>
                 <w:sz w:val="17"/>
               </w:rPr>
-              <w:t>23.48</w:t>
+              <w:t>23.62</w:t>
             </w:r>
           </w:p>
         </w:tc>
@@ -5471,7 +5526,7 @@
                 <w:color w:val="1C3A36"/>
                 <w:sz w:val="17"/>
               </w:rPr>
-              <w:t>84.27</w:t>
+              <w:t>94.16</w:t>
             </w:r>
           </w:p>
         </w:tc>
@@ -5489,7 +5544,7 @@
                 <w:color w:val="1C3A36"/>
                 <w:sz w:val="17"/>
               </w:rPr>
-              <w:t>108.34</w:t>
+              <w:t>121.06</w:t>
             </w:r>
           </w:p>
         </w:tc>
@@ -5507,7 +5562,7 @@
                 <w:color w:val="1C3A36"/>
                 <w:sz w:val="17"/>
               </w:rPr>
-              <w:t>138.44</w:t>
+              <w:t>154.68</w:t>
             </w:r>
           </w:p>
         </w:tc>
@@ -5543,7 +5598,7 @@
                 <w:color w:val="1C3A36"/>
                 <w:sz w:val="17"/>
               </w:rPr>
-              <w:t>21.67</w:t>
+              <w:t>24.21</w:t>
             </w:r>
           </w:p>
         </w:tc>
@@ -5713,7 +5768,7 @@
                 <w:color w:val="1C3A36"/>
                 <w:sz w:val="17"/>
               </w:rPr>
-              <w:t>78.00</w:t>
+              <w:t>81.13</w:t>
             </w:r>
           </w:p>
         </w:tc>
@@ -5733,7 +5788,7 @@
                 <w:color w:val="1C3A36"/>
                 <w:sz w:val="17"/>
               </w:rPr>
-              <w:t>145.71</w:t>
+              <w:t>154.68</w:t>
             </w:r>
           </w:p>
         </w:tc>
@@ -5773,7 +5828,7 @@
                 <w:color w:val="1C3A36"/>
                 <w:sz w:val="17"/>
               </w:rPr>
-              <w:t>78.00</w:t>
+              <w:t>81.13</w:t>
             </w:r>
           </w:p>
         </w:tc>
@@ -5795,7 +5850,7 @@
           <w:color w:val="1C3A36"/>
           <w:sz w:val="21"/>
         </w:rPr>
-        <w:t>The four lenses do not agree, and the disagreement is informative rather than embarrassing. The two lenses that look at earnings — relative multiples and normalised earnings power — land near or slightly above the market price. The two that discount cash or capital at an Egyptian cost of capital land well below it. This is the same disagreement in two forms: a multiple imported from a market with a low cost of capital implicitly assumes a low cost of capital, and a discounted model applied with an Egyptian one does not. The weighted central of EGP 78.00 sits between them.</w:t>
+        <w:t>The four lenses do not agree, and the disagreement is informative rather than embarrassing. The two lenses that look at earnings — relative multiples and normalised earnings power — land near or slightly above the market price. The two that discount cash or capital at an Egyptian cost of capital land well below it. This is the same disagreement in two forms: a multiple imported from a market with a low cost of capital implicitly assumes a low cost of capital, and a discounted model applied with an Egyptian one does not. The weighted central of EGP 81.13 sits between them.</w:t>
       </w:r>
     </w:p>
     <w:p>
@@ -6087,7 +6142,7 @@
                 <w:color w:val="1C3A36"/>
                 <w:sz w:val="16"/>
               </w:rPr>
-              <w:t>640,951</w:t>
+              <w:t>595,898</w:t>
             </w:r>
           </w:p>
         </w:tc>
@@ -6314,7 +6369,7 @@
                 <w:color w:val="1C3A36"/>
                 <w:sz w:val="16"/>
               </w:rPr>
-              <w:t>1.295×</w:t>
+              <w:t>1.204×</w:t>
             </w:r>
           </w:p>
         </w:tc>
@@ -6395,7 +6450,7 @@
                 <w:color w:val="1C3A36"/>
                 <w:sz w:val="16"/>
               </w:rPr>
-              <w:t>13.8%</w:t>
+              <w:t>14.8%</w:t>
             </w:r>
           </w:p>
         </w:tc>
@@ -6782,7 +6837,7 @@
           <w:color w:val="6E7B77"/>
           <w:sz w:val="17"/>
         </w:rPr>
-        <w:t>Volumes, prices per tonne and gross profit per tonne for FY2023 and FY2024 are the company's own disclosures — the per-unit gross profit figures reproduce the published 90,020 and 119,043 per tonne, 418 and 707 per meter, and 136,345 and 221,065 per MVA exactly. FY2025 volumes are implied from the disclosed first-quarter prints and the prior-year seasonal share, and the FY2025 cable price per tonne is the residual against disclosed group revenue — which back-solves a fabrication uplift of 1.295, sitting between the two audited years. That the residual lands inside the historical range is the check that it is economics rather than a plug absorbing an error.</w:t>
+        <w:t>Volumes, prices per tonne and gross profit per tonne for FY2023 and FY2024 are the company's own disclosures — the per-unit gross profit figures reproduce the published 90,020 and 119,043 per tonne, 418 and 707 per meter, and 136,345 and 221,065 per MVA exactly. FY2025 volumes are implied from the disclosed first-quarter prints and the prior-year seasonal share, and the FY2025 cable price per tonne is the residual against disclosed group revenue — which back-solves a fabrication uplift of 1.204, sitting between the two audited years. That the residual lands inside the historical range is the check that it is economics rather than a plug absorbing an error.</w:t>
       </w:r>
     </w:p>
     <w:p>
@@ -6796,7 +6851,7 @@
           <w:color w:val="1C3A36"/>
           <w:sz w:val="21"/>
         </w:rPr>
-        <w:t>The single most important line in that table is the cable conversion margin. It ran at 25.0% in FY2023 and 22.8% in FY2024 — years when a collapsing pound turned cheaply bought copper inventory into windfall profit — and roughly halved to 13.8% in FY2025. That one number is most of the group's gross-margin decline, and it is disclosed rather than inferred: it comes from the published gross profit per tonne.</w:t>
+        <w:t>The single most important line in that table is the cable conversion margin. It ran at 25.0% in FY2023 and 22.8% in FY2024 — years when a collapsing pound turned cheaply bought copper inventory into windfall profit — and roughly halved to 14.8% in FY2025. That one number is most of the group's gross-margin decline, and it is disclosed rather than inferred: it comes from the published gross profit per tonne.</w:t>
       </w:r>
     </w:p>
     <w:p>
@@ -7519,7 +7574,7 @@
                 <w:color w:val="1C3A36"/>
                 <w:sz w:val="16"/>
               </w:rPr>
-              <w:t>1.295×</w:t>
+              <w:t>1.204×</w:t>
             </w:r>
           </w:p>
         </w:tc>
@@ -8461,7 +8516,7 @@
                 <w:color w:val="1C3A36"/>
                 <w:sz w:val="16"/>
               </w:rPr>
-              <w:t>364,506</w:t>
+              <w:t>365,556</w:t>
             </w:r>
           </w:p>
         </w:tc>
@@ -8479,7 +8534,7 @@
                 <w:color w:val="1C3A36"/>
                 <w:sz w:val="16"/>
               </w:rPr>
-              <w:t>407,356</w:t>
+              <w:t>408,521</w:t>
             </w:r>
           </w:p>
         </w:tc>
@@ -8497,7 +8552,7 @@
                 <w:color w:val="1C3A36"/>
                 <w:sz w:val="16"/>
               </w:rPr>
-              <w:t>440,970</w:t>
+              <w:t>442,252</w:t>
             </w:r>
           </w:p>
         </w:tc>
@@ -8515,7 +8570,7 @@
                 <w:color w:val="1C3A36"/>
                 <w:sz w:val="16"/>
               </w:rPr>
-              <w:t>475,819</w:t>
+              <w:t>477,217</w:t>
             </w:r>
           </w:p>
         </w:tc>
@@ -8533,7 +8588,7 @@
                 <w:color w:val="1C3A36"/>
                 <w:sz w:val="16"/>
               </w:rPr>
-              <w:t>512,683</w:t>
+              <w:t>514,192</w:t>
             </w:r>
           </w:p>
         </w:tc>
@@ -8570,7 +8625,7 @@
                 <w:color w:val="1C3A36"/>
                 <w:sz w:val="16"/>
               </w:rPr>
-              <w:t>55,556</w:t>
+              <w:t>55,716</w:t>
             </w:r>
           </w:p>
         </w:tc>
@@ -8588,7 +8643,7 @@
                 <w:color w:val="1C3A36"/>
                 <w:sz w:val="16"/>
               </w:rPr>
-              <w:t>62,214</w:t>
+              <w:t>62,507</w:t>
             </w:r>
           </w:p>
         </w:tc>
@@ -8606,7 +8661,7 @@
                 <w:color w:val="1C3A36"/>
                 <w:sz w:val="16"/>
               </w:rPr>
-              <w:t>68,816</w:t>
+              <w:t>69,258</w:t>
             </w:r>
           </w:p>
         </w:tc>
@@ -8624,7 +8679,7 @@
                 <w:color w:val="1C3A36"/>
                 <w:sz w:val="16"/>
               </w:rPr>
-              <w:t>75,549</w:t>
+              <w:t>76,147</w:t>
             </w:r>
           </w:p>
         </w:tc>
@@ -8642,7 +8697,7 @@
                 <w:color w:val="1C3A36"/>
                 <w:sz w:val="16"/>
               </w:rPr>
-              <w:t>82,817</w:t>
+              <w:t>83,592</w:t>
             </w:r>
           </w:p>
         </w:tc>
@@ -8715,7 +8770,7 @@
                 <w:color w:val="1C3A36"/>
                 <w:sz w:val="16"/>
               </w:rPr>
-              <w:t>15.6%</w:t>
+              <w:t>15.7%</w:t>
             </w:r>
           </w:p>
         </w:tc>
@@ -8733,7 +8788,7 @@
                 <w:color w:val="1C3A36"/>
                 <w:sz w:val="16"/>
               </w:rPr>
-              <w:t>15.9%</w:t>
+              <w:t>16.0%</w:t>
             </w:r>
           </w:p>
         </w:tc>
@@ -8751,7 +8806,7 @@
                 <w:color w:val="1C3A36"/>
                 <w:sz w:val="16"/>
               </w:rPr>
-              <w:t>16.2%</w:t>
+              <w:t>16.3%</w:t>
             </w:r>
           </w:p>
         </w:tc>
@@ -8788,7 +8843,7 @@
                 <w:color w:val="1C3A36"/>
                 <w:sz w:val="16"/>
               </w:rPr>
-              <w:t>(14,580)</w:t>
+              <w:t>(14,622)</w:t>
             </w:r>
           </w:p>
         </w:tc>
@@ -8806,7 +8861,7 @@
                 <w:color w:val="1C3A36"/>
                 <w:sz w:val="16"/>
               </w:rPr>
-              <w:t>(17,516)</w:t>
+              <w:t>(17,566)</w:t>
             </w:r>
           </w:p>
         </w:tc>
@@ -8824,7 +8879,7 @@
                 <w:color w:val="1C3A36"/>
                 <w:sz w:val="16"/>
               </w:rPr>
-              <w:t>(20,285)</w:t>
+              <w:t>(20,344)</w:t>
             </w:r>
           </w:p>
         </w:tc>
@@ -8842,7 +8897,7 @@
                 <w:color w:val="1C3A36"/>
                 <w:sz w:val="16"/>
               </w:rPr>
-              <w:t>(22,839)</w:t>
+              <w:t>(22,906)</w:t>
             </w:r>
           </w:p>
         </w:tc>
@@ -8860,7 +8915,7 @@
                 <w:color w:val="1C3A36"/>
                 <w:sz w:val="16"/>
               </w:rPr>
-              <w:t>(25,634)</w:t>
+              <w:t>(25,710)</w:t>
             </w:r>
           </w:p>
         </w:tc>
@@ -8901,7 +8956,7 @@
                 <w:color w:val="1C3A36"/>
                 <w:sz w:val="16"/>
               </w:rPr>
-              <w:t>40,976</w:t>
+              <w:t>41,094</w:t>
             </w:r>
           </w:p>
         </w:tc>
@@ -8921,7 +8976,7 @@
                 <w:color w:val="1C3A36"/>
                 <w:sz w:val="16"/>
               </w:rPr>
-              <w:t>44,698</w:t>
+              <w:t>44,941</w:t>
             </w:r>
           </w:p>
         </w:tc>
@@ -8941,7 +8996,7 @@
                 <w:color w:val="1C3A36"/>
                 <w:sz w:val="16"/>
               </w:rPr>
-              <w:t>48,531</w:t>
+              <w:t>48,914</w:t>
             </w:r>
           </w:p>
         </w:tc>
@@ -8961,7 +9016,7 @@
                 <w:color w:val="1C3A36"/>
                 <w:sz w:val="16"/>
               </w:rPr>
-              <w:t>52,710</w:t>
+              <w:t>53,240</w:t>
             </w:r>
           </w:p>
         </w:tc>
@@ -8981,7 +9036,7 @@
                 <w:color w:val="1C3A36"/>
                 <w:sz w:val="16"/>
               </w:rPr>
-              <w:t>57,183</w:t>
+              <w:t>57,882</w:t>
             </w:r>
           </w:p>
         </w:tc>
@@ -9062,7 +9117,7 @@
                 <w:color w:val="1C3A36"/>
                 <w:sz w:val="16"/>
               </w:rPr>
-              <w:t>11.0%</w:t>
+              <w:t>11.1%</w:t>
             </w:r>
           </w:p>
         </w:tc>
@@ -9082,7 +9137,7 @@
                 <w:color w:val="1C3A36"/>
                 <w:sz w:val="16"/>
               </w:rPr>
-              <w:t>11.1%</w:t>
+              <w:t>11.2%</w:t>
             </w:r>
           </w:p>
         </w:tc>
@@ -9102,7 +9157,7 @@
                 <w:color w:val="1C3A36"/>
                 <w:sz w:val="16"/>
               </w:rPr>
-              <w:t>11.2%</w:t>
+              <w:t>11.3%</w:t>
             </w:r>
           </w:p>
         </w:tc>
@@ -9373,7 +9428,7 @@
                 <w:color w:val="1C3A36"/>
                 <w:sz w:val="16"/>
               </w:rPr>
-              <w:t>99,104</w:t>
+              <w:t>92,138</w:t>
             </w:r>
           </w:p>
         </w:tc>
@@ -9391,7 +9446,7 @@
                 <w:color w:val="1C3A36"/>
                 <w:sz w:val="16"/>
               </w:rPr>
-              <w:t>35.3%</w:t>
+              <w:t>32.8%</w:t>
             </w:r>
           </w:p>
         </w:tc>
@@ -9409,7 +9464,7 @@
                 <w:color w:val="1C3A36"/>
                 <w:sz w:val="16"/>
               </w:rPr>
-              <w:t>13.8%</w:t>
+              <w:t>14.8%</w:t>
             </w:r>
           </w:p>
         </w:tc>
@@ -9445,7 +9500,7 @@
                 <w:color w:val="1C3A36"/>
                 <w:sz w:val="16"/>
               </w:rPr>
-              <w:t>44.3%</w:t>
+              <w:t>44.2%</w:t>
             </w:r>
           </w:p>
         </w:tc>
@@ -9518,7 +9573,7 @@
                 <w:color w:val="1C3A36"/>
                 <w:sz w:val="16"/>
               </w:rPr>
-              <w:t>13.5%</w:t>
+              <w:t>12.4%</w:t>
             </w:r>
           </w:p>
         </w:tc>
@@ -9554,7 +9609,7 @@
                 <w:color w:val="1C3A36"/>
                 <w:sz w:val="16"/>
               </w:rPr>
-              <w:t>25.4%</w:t>
+              <w:t>25.3%</w:t>
             </w:r>
           </w:p>
         </w:tc>
@@ -9591,7 +9646,7 @@
                 <w:color w:val="1C3A36"/>
                 <w:sz w:val="16"/>
               </w:rPr>
-              <w:t>87,553</w:t>
+              <w:t>87,101</w:t>
             </w:r>
           </w:p>
         </w:tc>
@@ -9609,7 +9664,7 @@
                 <w:color w:val="1C3A36"/>
                 <w:sz w:val="16"/>
               </w:rPr>
-              <w:t>31.2%</w:t>
+              <w:t>31.0%</w:t>
             </w:r>
           </w:p>
         </w:tc>
@@ -9627,7 +9682,7 @@
                 <w:color w:val="1C3A36"/>
                 <w:sz w:val="16"/>
               </w:rPr>
-              <w:t>9.8%</w:t>
+              <w:t>9.0%</w:t>
             </w:r>
           </w:p>
         </w:tc>
@@ -9700,7 +9755,7 @@
                 <w:color w:val="1C3A36"/>
                 <w:sz w:val="16"/>
               </w:rPr>
-              <w:t>12,255</w:t>
+              <w:t>17,704</w:t>
             </w:r>
           </w:p>
         </w:tc>
@@ -9718,7 +9773,7 @@
                 <w:color w:val="1C3A36"/>
                 <w:sz w:val="16"/>
               </w:rPr>
-              <w:t>4.4%</w:t>
+              <w:t>6.3%</w:t>
             </w:r>
           </w:p>
         </w:tc>
@@ -9736,7 +9791,7 @@
                 <w:color w:val="1C3A36"/>
                 <w:sz w:val="16"/>
               </w:rPr>
-              <w:t>30.1%</w:t>
+              <w:t>27.7%</w:t>
             </w:r>
           </w:p>
         </w:tc>
@@ -9772,7 +9827,7 @@
                 <w:color w:val="1C3A36"/>
                 <w:sz w:val="16"/>
               </w:rPr>
-              <w:t>6.5%</w:t>
+              <w:t>6.4%</w:t>
             </w:r>
           </w:p>
         </w:tc>
@@ -9809,7 +9864,7 @@
                 <w:color w:val="1C3A36"/>
                 <w:sz w:val="16"/>
               </w:rPr>
-              <w:t>15,562</w:t>
+              <w:t>16,594</w:t>
             </w:r>
           </w:p>
         </w:tc>
@@ -9827,7 +9882,7 @@
                 <w:color w:val="1C3A36"/>
                 <w:sz w:val="16"/>
               </w:rPr>
-              <w:t>5.5%</w:t>
+              <w:t>5.9%</w:t>
             </w:r>
           </w:p>
         </w:tc>
@@ -9845,7 +9900,7 @@
                 <w:color w:val="1C3A36"/>
                 <w:sz w:val="16"/>
               </w:rPr>
-              <w:t>23.8%</w:t>
+              <w:t>21.9%</w:t>
             </w:r>
           </w:p>
         </w:tc>
@@ -9881,7 +9936,7 @@
                 <w:color w:val="1C3A36"/>
                 <w:sz w:val="16"/>
               </w:rPr>
-              <w:t>5.5%</w:t>
+              <w:t>5.4%</w:t>
             </w:r>
           </w:p>
         </w:tc>
@@ -9954,7 +10009,7 @@
                 <w:color w:val="1C3A36"/>
                 <w:sz w:val="16"/>
               </w:rPr>
-              <w:t>44.3%</w:t>
+              <w:t>40.8%</w:t>
             </w:r>
           </w:p>
         </w:tc>
@@ -10027,7 +10082,7 @@
                 <w:color w:val="1C3A36"/>
                 <w:sz w:val="16"/>
               </w:rPr>
-              <w:t>2,920</w:t>
+              <w:t>3,858</w:t>
             </w:r>
           </w:p>
         </w:tc>
@@ -10045,7 +10100,7 @@
                 <w:color w:val="1C3A36"/>
                 <w:sz w:val="16"/>
               </w:rPr>
-              <w:t>1.0%</w:t>
+              <w:t>1.4%</w:t>
             </w:r>
           </w:p>
         </w:tc>
@@ -10063,7 +10118,7 @@
                 <w:color w:val="1C3A36"/>
                 <w:sz w:val="16"/>
               </w:rPr>
-              <w:t>54.0%</w:t>
+              <w:t>49.7%</w:t>
             </w:r>
           </w:p>
         </w:tc>
@@ -10081,7 +10136,7 @@
                 <w:color w:val="1C3A36"/>
                 <w:sz w:val="16"/>
               </w:rPr>
-              <w:t>4,701</w:t>
+              <w:t>6,211</w:t>
             </w:r>
           </w:p>
         </w:tc>
@@ -10099,7 +10154,7 @@
                 <w:color w:val="1C3A36"/>
                 <w:sz w:val="16"/>
               </w:rPr>
-              <w:t>0.9%</w:t>
+              <w:t>1.2%</w:t>
             </w:r>
           </w:p>
         </w:tc>
@@ -10200,7 +10255,7 @@
                 <w:color w:val="1C3A36"/>
                 <w:sz w:val="16"/>
               </w:rPr>
-              <w:t>512,683</w:t>
+              <w:t>514,192</w:t>
             </w:r>
           </w:p>
         </w:tc>
@@ -10242,7 +10297,7 @@
           <w:color w:val="6E7B77"/>
           <w:sz w:val="17"/>
         </w:rPr>
-        <w:t>FY2025 sub-segment revenue is built from the unit economics above, with cables as the residual against disclosed group revenue. FY2025 gross margins are calibrated so the total reproduces the gross profit assembled from the disclosed nine-month and fourth-quarter prints: cable gross profit is pinned to the published figure per tonne, and the remaining lines carry FY2024's margins scaled by a single solved factor of 0.874 — a roughly 13% compression across the board, which is what the disclosed prints require.</w:t>
+        <w:t>FY2025 sub-segment revenue is built from the unit economics above, with cables as the residual against disclosed group revenue. FY2025 gross margins are calibrated so the total reproduces the gross profit assembled from the disclosed nine-month and fourth-quarter prints: cable gross profit is pinned to the published figure per tonne, and the remaining lines carry FY2024's margins scaled by a single solved factor of 0.804 — a roughly 20% compression across the board, which is what the disclosed prints require.</w:t>
       </w:r>
     </w:p>
     <w:p>
@@ -10923,7 +10978,7 @@
           <w:color w:val="1C3A36"/>
           <w:sz w:val="21"/>
         </w:rPr>
-        <w:t>The unit build makes a second point that a percentage-of-revenue model hides. Copper is passed through: a higher copper price raises revenue without raising the profit earned on each tonne. But working capital scales with revenue, so a copper spike CONSUMES cash while adding almost no profit. That is visible in FY2026E, where revenue rises +30% — most of it copper — and the resulting EGP 19,195mn working-capital build cuts free cash flow to the firm to just EGP 1,559mn, against EGP 12,924mn the following year once the step-up is absorbed. A rising copper price is not good news for this business in the year it happens.</w:t>
+        <w:t>The unit build makes a second point that a percentage-of-revenue model hides. Copper is passed through: a higher copper price raises revenue without raising the profit earned on each tonne. But working capital scales with revenue, so a copper spike CONSUMES cash while adding almost no profit. That is visible in FY2026E, where revenue rises +30% — most of it copper — and the resulting EGP 19,437mn working-capital build cuts free cash flow to the firm to just EGP 1,377mn, against EGP 13,049mn the following year once the step-up is absorbed. A rising copper price is not good news for this business in the year it happens.</w:t>
       </w:r>
     </w:p>
     <w:p>
@@ -10937,7 +10992,7 @@
           <w:color w:val="1C3A36"/>
           <w:sz w:val="21"/>
         </w:rPr>
-        <w:t>The model holds this ratio flat at 23.0% of revenue, which is what the two audited years show. That single assumption is worth a great deal: every percentage point of revenue added to or removed from working-capital intensity is worth roughly EGP 1.04 per share. If the group ever converts its order book without funding it — collecting faster, or pushing more of the funding onto suppliers and customers — the cash-flow model reprices sharply upward. If discipline slips as the backlog is executed, it reprices down just as fast.</w:t>
+        <w:t>The model holds this ratio flat at 23.0% of revenue, which is what the two audited years show. That single assumption is worth a great deal: every percentage point of revenue added to or removed from working-capital intensity is worth roughly EGP 1.05 per share. If the group ever converts its order book without funding it — collecting faster, or pushing more of the funding onto suppliers and customers — the cash-flow model reprices sharply upward. If discipline slips as the backlog is executed, it reprices down just as fast.</w:t>
       </w:r>
     </w:p>
     <w:p>
@@ -12227,7 +12282,7 @@
                 <w:color w:val="1C3A36"/>
                 <w:sz w:val="16"/>
               </w:rPr>
-              <w:t>82.30</w:t>
+              <w:t>83.67</w:t>
             </w:r>
           </w:p>
         </w:tc>
@@ -12245,7 +12300,7 @@
                 <w:color w:val="1C3A36"/>
                 <w:sz w:val="16"/>
               </w:rPr>
-              <w:t>79.99</w:t>
+              <w:t>81.32</w:t>
             </w:r>
           </w:p>
         </w:tc>
@@ -12263,7 +12318,7 @@
                 <w:color w:val="1C3A36"/>
                 <w:sz w:val="16"/>
               </w:rPr>
-              <w:t>77.76</w:t>
+              <w:t>79.05</w:t>
             </w:r>
           </w:p>
         </w:tc>
@@ -12281,7 +12336,7 @@
                 <w:color w:val="1C3A36"/>
                 <w:sz w:val="16"/>
               </w:rPr>
-              <w:t>75.61</w:t>
+              <w:t>76.86</w:t>
             </w:r>
           </w:p>
         </w:tc>
@@ -12299,7 +12354,7 @@
                 <w:color w:val="1C3A36"/>
                 <w:sz w:val="16"/>
               </w:rPr>
-              <w:t>73.53</w:t>
+              <w:t>74.75</w:t>
             </w:r>
           </w:p>
         </w:tc>
@@ -12336,7 +12391,7 @@
                 <w:color w:val="1C3A36"/>
                 <w:sz w:val="16"/>
               </w:rPr>
-              <w:t>72.89</w:t>
+              <w:t>74.09</w:t>
             </w:r>
           </w:p>
         </w:tc>
@@ -12354,7 +12409,7 @@
                 <w:color w:val="1C3A36"/>
                 <w:sz w:val="16"/>
               </w:rPr>
-              <w:t>70.83</w:t>
+              <w:t>72.01</w:t>
             </w:r>
           </w:p>
         </w:tc>
@@ -12372,7 +12427,7 @@
                 <w:color w:val="1C3A36"/>
                 <w:sz w:val="16"/>
               </w:rPr>
-              <w:t>68.85</w:t>
+              <w:t>69.99</w:t>
             </w:r>
           </w:p>
         </w:tc>
@@ -12390,7 +12445,7 @@
                 <w:color w:val="1C3A36"/>
                 <w:sz w:val="16"/>
               </w:rPr>
-              <w:t>66.94</w:t>
+              <w:t>68.05</w:t>
             </w:r>
           </w:p>
         </w:tc>
@@ -12408,7 +12463,7 @@
                 <w:color w:val="1C3A36"/>
                 <w:sz w:val="16"/>
               </w:rPr>
-              <w:t>65.09</w:t>
+              <w:t>66.17</w:t>
             </w:r>
           </w:p>
         </w:tc>
@@ -12445,7 +12500,7 @@
                 <w:color w:val="1C3A36"/>
                 <w:sz w:val="16"/>
               </w:rPr>
-              <w:t>65.33</w:t>
+              <w:t>66.41</w:t>
             </w:r>
           </w:p>
         </w:tc>
@@ -12463,7 +12518,7 @@
                 <w:color w:val="1C3A36"/>
                 <w:sz w:val="16"/>
               </w:rPr>
-              <w:t>63.49</w:t>
+              <w:t>64.53</w:t>
             </w:r>
           </w:p>
         </w:tc>
@@ -12481,7 +12536,7 @@
                 <w:color w:val="1C3A36"/>
                 <w:sz w:val="16"/>
               </w:rPr>
-              <w:t>61.70</w:t>
+              <w:t>62.72</w:t>
             </w:r>
           </w:p>
         </w:tc>
@@ -12499,7 +12554,7 @@
                 <w:color w:val="1C3A36"/>
                 <w:sz w:val="16"/>
               </w:rPr>
-              <w:t>59.98</w:t>
+              <w:t>60.97</w:t>
             </w:r>
           </w:p>
         </w:tc>
@@ -12517,7 +12572,7 @@
                 <w:color w:val="1C3A36"/>
                 <w:sz w:val="16"/>
               </w:rPr>
-              <w:t>58.32</w:t>
+              <w:t>59.28</w:t>
             </w:r>
           </w:p>
         </w:tc>
@@ -12554,7 +12609,7 @@
                 <w:color w:val="1C3A36"/>
                 <w:sz w:val="16"/>
               </w:rPr>
-              <w:t>59.14</w:t>
+              <w:t>60.11</w:t>
             </w:r>
           </w:p>
         </w:tc>
@@ -12572,7 +12627,7 @@
                 <w:color w:val="1C3A36"/>
                 <w:sz w:val="16"/>
               </w:rPr>
-              <w:t>57.46</w:t>
+              <w:t>58.41</w:t>
             </w:r>
           </w:p>
         </w:tc>
@@ -12590,7 +12645,7 @@
                 <w:color w:val="1C3A36"/>
                 <w:sz w:val="16"/>
               </w:rPr>
-              <w:t>55.84</w:t>
+              <w:t>56.76</w:t>
             </w:r>
           </w:p>
         </w:tc>
@@ -12608,7 +12663,7 @@
                 <w:color w:val="1C3A36"/>
                 <w:sz w:val="16"/>
               </w:rPr>
-              <w:t>54.28</w:t>
+              <w:t>55.17</w:t>
             </w:r>
           </w:p>
         </w:tc>
@@ -12626,7 +12681,7 @@
                 <w:color w:val="1C3A36"/>
                 <w:sz w:val="16"/>
               </w:rPr>
-              <w:t>52.76</w:t>
+              <w:t>53.64</w:t>
             </w:r>
           </w:p>
         </w:tc>
@@ -12663,7 +12718,7 @@
                 <w:color w:val="1C3A36"/>
                 <w:sz w:val="16"/>
               </w:rPr>
-              <w:t>53.97</w:t>
+              <w:t>54.86</w:t>
             </w:r>
           </w:p>
         </w:tc>
@@ -12681,7 +12736,7 @@
                 <w:color w:val="1C3A36"/>
                 <w:sz w:val="16"/>
               </w:rPr>
-              <w:t>52.43</w:t>
+              <w:t>53.29</w:t>
             </w:r>
           </w:p>
         </w:tc>
@@ -12699,7 +12754,7 @@
                 <w:color w:val="1C3A36"/>
                 <w:sz w:val="16"/>
               </w:rPr>
-              <w:t>50.95</w:t>
+              <w:t>51.79</w:t>
             </w:r>
           </w:p>
         </w:tc>
@@ -12717,7 +12772,7 @@
                 <w:color w:val="1C3A36"/>
                 <w:sz w:val="16"/>
               </w:rPr>
-              <w:t>49.51</w:t>
+              <w:t>50.33</w:t>
             </w:r>
           </w:p>
         </w:tc>
@@ -12735,7 +12790,7 @@
                 <w:color w:val="1C3A36"/>
                 <w:sz w:val="16"/>
               </w:rPr>
-              <w:t>48.13</w:t>
+              <w:t>48.92</w:t>
             </w:r>
           </w:p>
         </w:tc>
@@ -12916,7 +12971,7 @@
                 <w:color w:val="1C3A36"/>
                 <w:sz w:val="17"/>
               </w:rPr>
-              <w:t>50.68 – 84.76</w:t>
+              <w:t>51.52 – 86.16</w:t>
             </w:r>
           </w:p>
         </w:tc>
@@ -12934,7 +12989,7 @@
                 <w:color w:val="1C3A36"/>
                 <w:sz w:val="17"/>
               </w:rPr>
-              <w:t>34.08</w:t>
+              <w:t>34.64</w:t>
             </w:r>
           </w:p>
         </w:tc>
@@ -12989,7 +13044,7 @@
                 <w:color w:val="1C3A36"/>
                 <w:sz w:val="17"/>
               </w:rPr>
-              <w:t>43.92 – 70.59</w:t>
+              <w:t>44.94 – 71.61</w:t>
             </w:r>
           </w:p>
         </w:tc>
@@ -13062,7 +13117,7 @@
                 <w:color w:val="1C3A36"/>
                 <w:sz w:val="17"/>
               </w:rPr>
-              <w:t>41.14 – 82.26</w:t>
+              <w:t>41.84 – 83.60</w:t>
             </w:r>
           </w:p>
         </w:tc>
@@ -13080,7 +13135,7 @@
                 <w:color w:val="1C3A36"/>
                 <w:sz w:val="17"/>
               </w:rPr>
-              <w:t>41.12</w:t>
+              <w:t>41.76</w:t>
             </w:r>
           </w:p>
         </w:tc>
@@ -13135,7 +13190,7 @@
                 <w:color w:val="1C3A36"/>
                 <w:sz w:val="17"/>
               </w:rPr>
-              <w:t>48.37 – 75.04</w:t>
+              <w:t>49.39 – 76.06</w:t>
             </w:r>
           </w:p>
         </w:tc>
@@ -13208,7 +13263,7 @@
                 <w:color w:val="1C3A36"/>
                 <w:sz w:val="17"/>
               </w:rPr>
-              <w:t>58.57 – 64.83</w:t>
+              <w:t>59.57 – 65.87</w:t>
             </w:r>
           </w:p>
         </w:tc>
@@ -13226,7 +13281,7 @@
                 <w:color w:val="1C3A36"/>
                 <w:sz w:val="17"/>
               </w:rPr>
-              <w:t>6.26</w:t>
+              <w:t>6.30</w:t>
             </w:r>
           </w:p>
         </w:tc>
@@ -13281,7 +13336,7 @@
                 <w:color w:val="1C3A36"/>
                 <w:sz w:val="17"/>
               </w:rPr>
-              <w:t>55.63 – 66.88</w:t>
+              <w:t>56.39 – 67.79</w:t>
             </w:r>
           </w:p>
         </w:tc>
@@ -13299,7 +13354,7 @@
                 <w:color w:val="1C3A36"/>
                 <w:sz w:val="17"/>
               </w:rPr>
-              <w:t>11.25</w:t>
+              <w:t>11.40</w:t>
             </w:r>
           </w:p>
         </w:tc>
@@ -13354,7 +13409,7 @@
                 <w:color w:val="1C3A36"/>
                 <w:sz w:val="17"/>
               </w:rPr>
-              <w:t>57.86 – 67.12</w:t>
+              <w:t>58.74 – 68.35</w:t>
             </w:r>
           </w:p>
         </w:tc>
@@ -13372,7 +13427,7 @@
                 <w:color w:val="1C3A36"/>
                 <w:sz w:val="17"/>
               </w:rPr>
-              <w:t>9.26</w:t>
+              <w:t>9.61</w:t>
             </w:r>
           </w:p>
         </w:tc>
@@ -13854,7 +13909,7 @@
                 <w:color w:val="1C3A36"/>
                 <w:sz w:val="17"/>
               </w:rPr>
-              <w:t>52-week high</w:t>
+              <w:t>52-week high (closing basis)</w:t>
             </w:r>
           </w:p>
         </w:tc>
@@ -13891,6 +13946,61 @@
                 <w:sz w:val="17"/>
               </w:rPr>
               <w:t>-4% from the high</w:t>
+            </w:r>
+          </w:p>
+        </w:tc>
+      </w:tr>
+      <w:tr>
+        <w:tc>
+          <w:tcPr>
+            <w:tcW w:type="dxa" w:w="2664"/>
+          </w:tcPr>
+          <w:p>
+            <w:pPr>
+              <w:spacing w:after="20"/>
+            </w:pPr>
+            <w:r>
+              <w:rPr>
+                <w:color w:val="1C3A36"/>
+                <w:sz w:val="17"/>
+              </w:rPr>
+              <w:t>52-week high (intraday)</w:t>
+            </w:r>
+          </w:p>
+        </w:tc>
+        <w:tc>
+          <w:tcPr>
+            <w:tcW w:type="dxa" w:w="1656"/>
+          </w:tcPr>
+          <w:p>
+            <w:pPr>
+              <w:spacing w:after="20"/>
+              <w:jc w:val="right"/>
+            </w:pPr>
+            <w:r>
+              <w:rPr>
+                <w:color w:val="1C3A36"/>
+                <w:sz w:val="17"/>
+              </w:rPr>
+              <w:t>114.50</w:t>
+            </w:r>
+          </w:p>
+        </w:tc>
+        <w:tc>
+          <w:tcPr>
+            <w:tcW w:type="dxa" w:w="5760"/>
+          </w:tcPr>
+          <w:p>
+            <w:pPr>
+              <w:spacing w:after="20"/>
+              <w:jc w:val="right"/>
+            </w:pPr>
+            <w:r>
+              <w:rPr>
+                <w:color w:val="1C3A36"/>
+                <w:sz w:val="17"/>
+              </w:rPr>
+              <w:t>-8% from the high — the conventional basis, and the wider of the two</w:t>
             </w:r>
           </w:p>
         </w:tc>
@@ -14010,6 +14120,20 @@
       <w:pPr>
         <w:spacing w:after="40"/>
       </w:pPr>
+    </w:p>
+    <w:p>
+      <w:pPr>
+        <w:spacing w:after="120" w:before="0"/>
+      </w:pPr>
+      <w:r>
+        <w:rPr>
+          <w:b w:val="0"/>
+          <w:i w:val="0"/>
+          <w:color w:val="1C3A36"/>
+          <w:sz w:val="21"/>
+        </w:rPr>
+        <w:t>The share is above every moving average in the stack, and the stack itself is in ascending order — the configuration that describes an established uptrend. The price has compounded +37% over the last twelve months and sits -4% from its 52-week high. Realised volatility of about 48% a year is high in absolute terms and unremarkable for this market. None of this is a valuation argument; it is the price context the valuation has to be read against, and the gap between a strongly trending price and a fundamental central below it is precisely what section 4 addresses.</w:t>
+      </w:r>
     </w:p>
     <w:p>
       <w:pPr>
@@ -14022,7 +14146,7 @@
           <w:color w:val="1C3A36"/>
           <w:sz w:val="21"/>
         </w:rPr>
-        <w:t>The share is above every moving average in the stack, and the stack itself is in ascending order — the configuration that describes an established uptrend. The price has compounded +37% over the last twelve months and sits -4% from its 52-week high. Realised volatility of about 48% a year is high in absolute terms and unremarkable for this market. None of this is a valuation argument; it is the price context the valuation has to be read against, and the gap between a strongly trending price and a fundamental central below it is precisely what section 4 addresses.</w:t>
+        <w:t>One caveat on the volatility that sets the width of the price cone in section 3. The 48.4% annualised figure is dominated by a single session: the shares rose 14.1% on 4 August 2026 on roughly eleven times normal volume. Realised volatility over the last 50 sessions is 36.1%; strip out that one session and it falls to 22.0%. The cone in section 3 is therefore wide because of one day's move, and a reader who regards that session as a one-off should treat the bands as correspondingly generous.</w:t>
       </w:r>
     </w:p>
     <w:p>
@@ -14132,7 +14256,7 @@
           <w:color w:val="6E7B77"/>
           <w:sz w:val="17"/>
         </w:rPr>
-        <w:t>Figure 5 — the forward price cone to three months. The dashed brass line is the fundamental central estimate of 78.00; the dotted line is the spot of 105.20.</w:t>
+        <w:t>Figure 5 — the forward price cone to three months. The dashed brass line is the fundamental central estimate of 81.13; the dotted line is the spot of 105.20.</w:t>
       </w:r>
     </w:p>
     <w:p>
@@ -15155,7 +15279,7 @@
                 <w:color w:val="1C3A36"/>
                 <w:sz w:val="17"/>
               </w:rPr>
-              <w:t>EGP 78.00 central, -26% against the market</w:t>
+              <w:t>EGP 81.13 central, -23% against the market</w:t>
             </w:r>
           </w:p>
         </w:tc>
@@ -15210,7 +15334,7 @@
                 <w:color w:val="1C3A36"/>
                 <w:sz w:val="17"/>
               </w:rPr>
-              <w:t>EGP 61.70, -41%</w:t>
+              <w:t>EGP 62.72, -40%</w:t>
             </w:r>
           </w:p>
         </w:tc>
@@ -15265,7 +15389,7 @@
                 <w:color w:val="1C3A36"/>
                 <w:sz w:val="17"/>
               </w:rPr>
-              <w:t>EGP 108.27, +3%</w:t>
+              <w:t>EGP 90.38, -14%</w:t>
             </w:r>
           </w:p>
         </w:tc>
@@ -15320,7 +15444,7 @@
                 <w:color w:val="1C3A36"/>
                 <w:sz w:val="17"/>
               </w:rPr>
-              <w:t>EGP 117.41, +12%</w:t>
+              <w:t>EGP 118.08, +12%</w:t>
             </w:r>
           </w:p>
         </w:tc>
@@ -15484,7 +15608,7 @@
           <w:color w:val="1C3A36"/>
           <w:sz w:val="21"/>
         </w:rPr>
-        <w:t>Our own weighting sits closer to the conservative end because the shares are bought and sold in Egyptian pounds on an Egyptian exchange, the dividends are paid in Egyptian pounds, and the ability of a foreign shareholder to realise value depends on Egyptian capital-account conditions. That is a real risk and it belongs in the discount rate. But a reader who believes that convertibility is not the binding constraint, and that the hard-currency earnings should be valued as hard-currency earnings, will reach a materially higher number using the same cash-flow forecasts — EGP 108.27 on the alternative shown. Neither reader is being unreasonable, and this study declines to hide that behind a single figure.</w:t>
+        <w:t>Our own weighting sits closer to the conservative end because the shares are bought and sold in Egyptian pounds on an Egyptian exchange, the dividends are paid in Egyptian pounds, and the ability of a foreign shareholder to realise value depends on Egyptian capital-account conditions. That is a real risk and it belongs in the discount rate. But a reader who believes that convertibility is not the binding constraint, and that the hard-currency earnings should be valued as hard-currency earnings, will reach a materially higher number using the same cash-flow forecasts — EGP 90.38 on the alternative shown. Neither reader is being unreasonable, and this study declines to hide that behind a single figure.</w:t>
       </w:r>
     </w:p>
     <w:p>
@@ -16358,7 +16482,7 @@
                 <w:color w:val="1C3A36"/>
                 <w:sz w:val="17"/>
               </w:rPr>
-              <w:t>78.00</w:t>
+              <w:t>81.13</w:t>
             </w:r>
           </w:p>
         </w:tc>
@@ -16503,7 +16627,7 @@
           <w:color w:val="1C3A36"/>
           <w:sz w:val="21"/>
         </w:rPr>
-        <w:t>Our primary construction charges the full Egyptian equity risk premium to a company earning most of its money elsewhere. The alternative construction gives EGP 108.27. We have chosen the conservative reading and shown the other in full rather than splitting the difference silently.</w:t>
+        <w:t>Our primary construction charges the full Egyptian equity risk premium to a company earning most of its money elsewhere. The alternative construction gives EGP 90.38. We have chosen the conservative reading and shown the other in full rather than splitting the difference silently.</w:t>
       </w:r>
     </w:p>
     <w:p>
@@ -16545,7 +16669,7 @@
           <w:color w:val="1C3A36"/>
           <w:sz w:val="21"/>
         </w:rPr>
-        <w:t>Minorities take 9.6% of group profit but only 7.7% of book equity. Charging them the profit share removes EGP 14,101mn from the equity value — roughly 6.59 per share more than a book-value treatment would. This is the conservative choice and is stated so a reader who prefers the other convention can add it back.</w:t>
+        <w:t>Minorities take 9.6% of group profit but only 7.7% of book equity. Charging them the profit share removes EGP 14,334mn from the equity value — roughly 6.70 per share more than a book-value treatment would. This is the conservative choice and is stated so a reader who prefers the other convention can add it back.</w:t>
       </w:r>
     </w:p>
     <w:p>
@@ -16587,7 +16711,7 @@
           <w:color w:val="1C3A36"/>
           <w:sz w:val="21"/>
         </w:rPr>
-        <w:t>The founding family holds 78.2% and the free float is 20.4%. Minority shareholders have limited influence over capital allocation, related-party dealings and distribution policy. This is a governance fact, not an allegation, and it is one reason the justified multiples used here carry a discount.</w:t>
+        <w:t>The founding family holds 68.0% and the free float is 11.6%. Minority shareholders have limited influence over capital allocation, related-party dealings and distribution policy. This is a governance fact, not an allegation, and it is one reason the justified multiples used here carry a discount.</w:t>
       </w:r>
     </w:p>
     <w:p>
@@ -16944,7 +17068,7 @@
                 <w:color w:val="1C3A36"/>
                 <w:sz w:val="15"/>
               </w:rPr>
-              <w:t>364,506</w:t>
+              <w:t>365,556</w:t>
             </w:r>
           </w:p>
         </w:tc>
@@ -16962,7 +17086,7 @@
                 <w:color w:val="1C3A36"/>
                 <w:sz w:val="15"/>
               </w:rPr>
-              <w:t>407,356</w:t>
+              <w:t>408,521</w:t>
             </w:r>
           </w:p>
         </w:tc>
@@ -16980,7 +17104,7 @@
                 <w:color w:val="1C3A36"/>
                 <w:sz w:val="15"/>
               </w:rPr>
-              <w:t>440,970</w:t>
+              <w:t>442,252</w:t>
             </w:r>
           </w:p>
         </w:tc>
@@ -16998,7 +17122,7 @@
                 <w:color w:val="1C3A36"/>
                 <w:sz w:val="15"/>
               </w:rPr>
-              <w:t>475,819</w:t>
+              <w:t>477,217</w:t>
             </w:r>
           </w:p>
         </w:tc>
@@ -17016,7 +17140,7 @@
                 <w:color w:val="1C3A36"/>
                 <w:sz w:val="15"/>
               </w:rPr>
-              <w:t>512,683</w:t>
+              <w:t>514,192</w:t>
             </w:r>
           </w:p>
         </w:tc>
@@ -17280,7 +17404,7 @@
                 <w:color w:val="1C3A36"/>
                 <w:sz w:val="15"/>
               </w:rPr>
-              <w:t>40,976</w:t>
+              <w:t>41,094</w:t>
             </w:r>
           </w:p>
         </w:tc>
@@ -17300,7 +17424,7 @@
                 <w:color w:val="1C3A36"/>
                 <w:sz w:val="15"/>
               </w:rPr>
-              <w:t>44,698</w:t>
+              <w:t>44,941</w:t>
             </w:r>
           </w:p>
         </w:tc>
@@ -17320,7 +17444,7 @@
                 <w:color w:val="1C3A36"/>
                 <w:sz w:val="15"/>
               </w:rPr>
-              <w:t>48,531</w:t>
+              <w:t>48,914</w:t>
             </w:r>
           </w:p>
         </w:tc>
@@ -17340,7 +17464,7 @@
                 <w:color w:val="1C3A36"/>
                 <w:sz w:val="15"/>
               </w:rPr>
-              <w:t>52,710</w:t>
+              <w:t>53,240</w:t>
             </w:r>
           </w:p>
         </w:tc>
@@ -17360,7 +17484,7 @@
                 <w:color w:val="1C3A36"/>
                 <w:sz w:val="15"/>
               </w:rPr>
-              <w:t>57,183</w:t>
+              <w:t>57,882</w:t>
             </w:r>
           </w:p>
         </w:tc>
@@ -17487,7 +17611,7 @@
                 <w:color w:val="1C3A36"/>
                 <w:sz w:val="15"/>
               </w:rPr>
-              <w:t>11.0%</w:t>
+              <w:t>11.1%</w:t>
             </w:r>
           </w:p>
         </w:tc>
@@ -17505,7 +17629,7 @@
                 <w:color w:val="1C3A36"/>
                 <w:sz w:val="15"/>
               </w:rPr>
-              <w:t>11.1%</w:t>
+              <w:t>11.2%</w:t>
             </w:r>
           </w:p>
         </w:tc>
@@ -17523,7 +17647,7 @@
                 <w:color w:val="1C3A36"/>
                 <w:sz w:val="15"/>
               </w:rPr>
-              <w:t>11.2%</w:t>
+              <w:t>11.3%</w:t>
             </w:r>
           </w:p>
         </w:tc>
@@ -17614,7 +17738,7 @@
                 <w:color w:val="1C3A36"/>
                 <w:sz w:val="15"/>
               </w:rPr>
-              <w:t>(3,827)</w:t>
+              <w:t>(3,838)</w:t>
             </w:r>
           </w:p>
         </w:tc>
@@ -17632,7 +17756,7 @@
                 <w:color w:val="1C3A36"/>
                 <w:sz w:val="15"/>
               </w:rPr>
-              <w:t>(4,277)</w:t>
+              <w:t>(4,289)</w:t>
             </w:r>
           </w:p>
         </w:tc>
@@ -17650,7 +17774,7 @@
                 <w:color w:val="1C3A36"/>
                 <w:sz w:val="15"/>
               </w:rPr>
-              <w:t>(4,630)</w:t>
+              <w:t>(4,644)</w:t>
             </w:r>
           </w:p>
         </w:tc>
@@ -17668,7 +17792,7 @@
                 <w:color w:val="1C3A36"/>
                 <w:sz w:val="15"/>
               </w:rPr>
-              <w:t>(4,996)</w:t>
+              <w:t>(5,011)</w:t>
             </w:r>
           </w:p>
         </w:tc>
@@ -17686,7 +17810,7 @@
                 <w:color w:val="1C3A36"/>
                 <w:sz w:val="15"/>
               </w:rPr>
-              <w:t>(5,383)</w:t>
+              <w:t>(5,399)</w:t>
             </w:r>
           </w:p>
         </w:tc>
@@ -17787,7 +17911,7 @@
                 <w:color w:val="1C3A36"/>
                 <w:sz w:val="15"/>
               </w:rPr>
-              <w:t>37,149</w:t>
+              <w:t>37,256</w:t>
             </w:r>
           </w:p>
         </w:tc>
@@ -17807,7 +17931,7 @@
                 <w:color w:val="1C3A36"/>
                 <w:sz w:val="15"/>
               </w:rPr>
-              <w:t>40,421</w:t>
+              <w:t>40,651</w:t>
             </w:r>
           </w:p>
         </w:tc>
@@ -17827,7 +17951,7 @@
                 <w:color w:val="1C3A36"/>
                 <w:sz w:val="15"/>
               </w:rPr>
-              <w:t>43,901</w:t>
+              <w:t>44,271</w:t>
             </w:r>
           </w:p>
         </w:tc>
@@ -17847,7 +17971,7 @@
                 <w:color w:val="1C3A36"/>
                 <w:sz w:val="15"/>
               </w:rPr>
-              <w:t>47,714</w:t>
+              <w:t>48,229</w:t>
             </w:r>
           </w:p>
         </w:tc>
@@ -17867,7 +17991,7 @@
                 <w:color w:val="1C3A36"/>
                 <w:sz w:val="15"/>
               </w:rPr>
-              <w:t>51,799</w:t>
+              <w:t>52,483</w:t>
             </w:r>
           </w:p>
         </w:tc>
@@ -18946,7 +19070,7 @@
                 <w:color w:val="1C3A36"/>
                 <w:sz w:val="15"/>
               </w:rPr>
-              <w:t>23,330</w:t>
+              <w:t>23,403</w:t>
             </w:r>
           </w:p>
         </w:tc>
@@ -18966,7 +19090,7 @@
                 <w:color w:val="1C3A36"/>
                 <w:sz w:val="15"/>
               </w:rPr>
-              <w:t>25,513</w:t>
+              <w:t>25,655</w:t>
             </w:r>
           </w:p>
         </w:tc>
@@ -18986,7 +19110,7 @@
                 <w:color w:val="1C3A36"/>
                 <w:sz w:val="15"/>
               </w:rPr>
-              <w:t>28,519</w:t>
+              <w:t>28,761</w:t>
             </w:r>
           </w:p>
         </w:tc>
@@ -19006,7 +19130,7 @@
                 <w:color w:val="1C3A36"/>
                 <w:sz w:val="15"/>
               </w:rPr>
-              <w:t>31,960</w:t>
+              <w:t>32,311</w:t>
             </w:r>
           </w:p>
         </w:tc>
@@ -19026,7 +19150,7 @@
                 <w:color w:val="1C3A36"/>
                 <w:sz w:val="15"/>
               </w:rPr>
-              <w:t>35,741</w:t>
+              <w:t>36,224</w:t>
             </w:r>
           </w:p>
         </w:tc>
@@ -19117,7 +19241,7 @@
                 <w:color w:val="1C3A36"/>
                 <w:sz w:val="15"/>
               </w:rPr>
-              <w:t>10.90</w:t>
+              <w:t>10.93</w:t>
             </w:r>
           </w:p>
         </w:tc>
@@ -19135,7 +19259,7 @@
                 <w:color w:val="1C3A36"/>
                 <w:sz w:val="15"/>
               </w:rPr>
-              <w:t>11.92</w:t>
+              <w:t>11.98</w:t>
             </w:r>
           </w:p>
         </w:tc>
@@ -19153,7 +19277,7 @@
                 <w:color w:val="1C3A36"/>
                 <w:sz w:val="15"/>
               </w:rPr>
-              <w:t>13.32</w:t>
+              <w:t>13.43</w:t>
             </w:r>
           </w:p>
         </w:tc>
@@ -19171,7 +19295,7 @@
                 <w:color w:val="1C3A36"/>
                 <w:sz w:val="15"/>
               </w:rPr>
-              <w:t>14.93</w:t>
+              <w:t>15.09</w:t>
             </w:r>
           </w:p>
         </w:tc>
@@ -19189,7 +19313,7 @@
                 <w:color w:val="1C3A36"/>
                 <w:sz w:val="15"/>
               </w:rPr>
-              <w:t>16.70</w:t>
+              <w:t>16.92</w:t>
             </w:r>
           </w:p>
         </w:tc>
@@ -20665,7 +20789,7 @@
                 <w:color w:val="1C3A36"/>
                 <w:sz w:val="16"/>
               </w:rPr>
-              <w:t>83,836</w:t>
+              <w:t>84,078</w:t>
             </w:r>
           </w:p>
         </w:tc>
@@ -20683,7 +20807,7 @@
                 <w:color w:val="1C3A36"/>
                 <w:sz w:val="16"/>
               </w:rPr>
-              <w:t>93,692</w:t>
+              <w:t>93,960</w:t>
             </w:r>
           </w:p>
         </w:tc>
@@ -20701,7 +20825,7 @@
                 <w:color w:val="1C3A36"/>
                 <w:sz w:val="16"/>
               </w:rPr>
-              <w:t>101,423</w:t>
+              <w:t>101,718</w:t>
             </w:r>
           </w:p>
         </w:tc>
@@ -20719,7 +20843,7 @@
                 <w:color w:val="1C3A36"/>
                 <w:sz w:val="16"/>
               </w:rPr>
-              <w:t>109,438</w:t>
+              <w:t>109,760</w:t>
             </w:r>
           </w:p>
         </w:tc>
@@ -20737,7 +20861,7 @@
                 <w:color w:val="1C3A36"/>
                 <w:sz w:val="16"/>
               </w:rPr>
-              <w:t>117,917</w:t>
+              <w:t>118,264</w:t>
             </w:r>
           </w:p>
         </w:tc>
@@ -20774,7 +20898,7 @@
                 <w:color w:val="1C3A36"/>
                 <w:sz w:val="16"/>
               </w:rPr>
-              <w:t>40,132</w:t>
+              <w:t>40,153</w:t>
             </w:r>
           </w:p>
         </w:tc>
@@ -20792,7 +20916,7 @@
                 <w:color w:val="1C3A36"/>
                 <w:sz w:val="16"/>
               </w:rPr>
-              <w:t>47,668</w:t>
+              <w:t>47,710</w:t>
             </w:r>
           </w:p>
         </w:tc>
@@ -20810,7 +20934,7 @@
                 <w:color w:val="1C3A36"/>
                 <w:sz w:val="16"/>
               </w:rPr>
-              <w:t>55,385</w:t>
+              <w:t>55,450</w:t>
             </w:r>
           </w:p>
         </w:tc>
@@ -20828,7 +20952,7 @@
                 <w:color w:val="1C3A36"/>
                 <w:sz w:val="16"/>
               </w:rPr>
-              <w:t>62,760</w:t>
+              <w:t>62,847</w:t>
             </w:r>
           </w:p>
         </w:tc>
@@ -20846,7 +20970,7 @@
                 <w:color w:val="1C3A36"/>
                 <w:sz w:val="16"/>
               </w:rPr>
-              <w:t>69,682</w:t>
+              <w:t>69,788</w:t>
             </w:r>
           </w:p>
         </w:tc>
@@ -20883,7 +21007,7 @@
                 <w:color w:val="1C3A36"/>
                 <w:sz w:val="16"/>
               </w:rPr>
-              <w:t>125,428</w:t>
+              <w:t>125,690</w:t>
             </w:r>
           </w:p>
         </w:tc>
@@ -20901,7 +21025,7 @@
                 <w:color w:val="1C3A36"/>
                 <w:sz w:val="16"/>
               </w:rPr>
-              <w:t>142,819</w:t>
+              <w:t>143,129</w:t>
             </w:r>
           </w:p>
         </w:tc>
@@ -20919,7 +21043,7 @@
                 <w:color w:val="1C3A36"/>
                 <w:sz w:val="16"/>
               </w:rPr>
-              <w:t>158,267</w:t>
+              <w:t>158,627</w:t>
             </w:r>
           </w:p>
         </w:tc>
@@ -20937,7 +21061,7 @@
                 <w:color w:val="1C3A36"/>
                 <w:sz w:val="16"/>
               </w:rPr>
-              <w:t>173,658</w:t>
+              <w:t>174,066</w:t>
             </w:r>
           </w:p>
         </w:tc>
@@ -20955,7 +21079,7 @@
                 <w:color w:val="1C3A36"/>
                 <w:sz w:val="16"/>
               </w:rPr>
-              <w:t>189,058</w:t>
+              <w:t>189,512</w:t>
             </w:r>
           </w:p>
         </w:tc>
@@ -21010,7 +21134,7 @@
                 <w:color w:val="1C3A36"/>
                 <w:sz w:val="16"/>
               </w:rPr>
-              <w:t>21.2%</w:t>
+              <w:t>21.3%</w:t>
             </w:r>
           </w:p>
         </w:tc>
@@ -21028,6 +21152,24 @@
                 <w:color w:val="1C3A36"/>
                 <w:sz w:val="16"/>
               </w:rPr>
+              <w:t>20.9%</w:t>
+            </w:r>
+          </w:p>
+        </w:tc>
+        <w:tc>
+          <w:tcPr>
+            <w:tcW w:type="dxa" w:w="1426"/>
+          </w:tcPr>
+          <w:p>
+            <w:pPr>
+              <w:spacing w:after="20"/>
+              <w:jc w:val="right"/>
+            </w:pPr>
+            <w:r>
+              <w:rPr>
+                <w:color w:val="1C3A36"/>
+                <w:sz w:val="16"/>
+              </w:rPr>
               <w:t>20.8%</w:t>
             </w:r>
           </w:p>
@@ -21046,25 +21188,7 @@
                 <w:color w:val="1C3A36"/>
                 <w:sz w:val="16"/>
               </w:rPr>
-              <w:t>20.6%</w:t>
-            </w:r>
-          </w:p>
-        </w:tc>
-        <w:tc>
-          <w:tcPr>
-            <w:tcW w:type="dxa" w:w="1426"/>
-          </w:tcPr>
-          <w:p>
-            <w:pPr>
-              <w:spacing w:after="20"/>
-              <w:jc w:val="right"/>
-            </w:pPr>
-            <w:r>
-              <w:rPr>
-                <w:color w:val="1C3A36"/>
-                <w:sz w:val="16"/>
-              </w:rPr>
-              <w:t>20.5%</w:t>
+              <w:t>20.8%</w:t>
             </w:r>
           </w:p>
         </w:tc>
@@ -21101,7 +21225,7 @@
                 <w:color w:val="1C3A36"/>
                 <w:sz w:val="16"/>
               </w:rPr>
-              <w:t>(10,935)</w:t>
+              <w:t>(10,967)</w:t>
             </w:r>
           </w:p>
         </w:tc>
@@ -21119,7 +21243,7 @@
                 <w:color w:val="1C3A36"/>
                 <w:sz w:val="16"/>
               </w:rPr>
-              <w:t>(11,813)</w:t>
+              <w:t>(11,847)</w:t>
             </w:r>
           </w:p>
         </w:tc>
@@ -21137,7 +21261,7 @@
                 <w:color w:val="1C3A36"/>
                 <w:sz w:val="16"/>
               </w:rPr>
-              <w:t>(12,347)</w:t>
+              <w:t>(12,383)</w:t>
             </w:r>
           </w:p>
         </w:tc>
@@ -21155,7 +21279,7 @@
                 <w:color w:val="1C3A36"/>
                 <w:sz w:val="16"/>
               </w:rPr>
-              <w:t>(12,371)</w:t>
+              <w:t>(12,408)</w:t>
             </w:r>
           </w:p>
         </w:tc>
@@ -21173,7 +21297,7 @@
                 <w:color w:val="1C3A36"/>
                 <w:sz w:val="16"/>
               </w:rPr>
-              <w:t>(12,304)</w:t>
+              <w:t>(12,341)</w:t>
             </w:r>
           </w:p>
         </w:tc>
@@ -21210,7 +21334,7 @@
                 <w:color w:val="1C3A36"/>
                 <w:sz w:val="16"/>
               </w:rPr>
-              <w:t>(19,195)</w:t>
+              <w:t>(19,437)</w:t>
             </w:r>
           </w:p>
         </w:tc>
@@ -21228,7 +21352,7 @@
                 <w:color w:val="1C3A36"/>
                 <w:sz w:val="16"/>
               </w:rPr>
-              <w:t>(9,855)</w:t>
+              <w:t>(9,882)</w:t>
             </w:r>
           </w:p>
         </w:tc>
@@ -21246,7 +21370,7 @@
                 <w:color w:val="1C3A36"/>
                 <w:sz w:val="16"/>
               </w:rPr>
-              <w:t>(7,731)</w:t>
+              <w:t>(7,758)</w:t>
             </w:r>
           </w:p>
         </w:tc>
@@ -21264,7 +21388,7 @@
                 <w:color w:val="1C3A36"/>
                 <w:sz w:val="16"/>
               </w:rPr>
-              <w:t>(8,015)</w:t>
+              <w:t>(8,042)</w:t>
             </w:r>
           </w:p>
         </w:tc>
@@ -21282,7 +21406,7 @@
                 <w:color w:val="1C3A36"/>
                 <w:sz w:val="16"/>
               </w:rPr>
-              <w:t>(8,479)</w:t>
+              <w:t>(8,504)</w:t>
             </w:r>
           </w:p>
         </w:tc>
@@ -21323,7 +21447,7 @@
                 <w:color w:val="1C3A36"/>
                 <w:sz w:val="16"/>
               </w:rPr>
-              <w:t>1,559</w:t>
+              <w:t>1,377</w:t>
             </w:r>
           </w:p>
         </w:tc>
@@ -21343,7 +21467,7 @@
                 <w:color w:val="1C3A36"/>
                 <w:sz w:val="16"/>
               </w:rPr>
-              <w:t>12,924</w:t>
+              <w:t>13,049</w:t>
             </w:r>
           </w:p>
         </w:tc>
@@ -21363,7 +21487,7 @@
                 <w:color w:val="1C3A36"/>
                 <w:sz w:val="16"/>
               </w:rPr>
-              <w:t>17,478</w:t>
+              <w:t>17,706</w:t>
             </w:r>
           </w:p>
         </w:tc>
@@ -21383,7 +21507,7 @@
                 <w:color w:val="1C3A36"/>
                 <w:sz w:val="16"/>
               </w:rPr>
-              <w:t>20,395</w:t>
+              <w:t>20,733</w:t>
             </w:r>
           </w:p>
         </w:tc>
@@ -21403,7 +21527,7 @@
                 <w:color w:val="1C3A36"/>
                 <w:sz w:val="16"/>
               </w:rPr>
-              <w:t>23,450</w:t>
+              <w:t>23,917</w:t>
             </w:r>
           </w:p>
         </w:tc>
@@ -21440,7 +21564,7 @@
                 <w:color w:val="1C3A36"/>
                 <w:sz w:val="16"/>
               </w:rPr>
-              <w:t>87,962</w:t>
+              <w:t>88,016</w:t>
             </w:r>
           </w:p>
         </w:tc>
@@ -21458,7 +21582,7 @@
                 <w:color w:val="1C3A36"/>
                 <w:sz w:val="16"/>
               </w:rPr>
-              <w:t>107,096</w:t>
+              <w:t>107,258</w:t>
             </w:r>
           </w:p>
         </w:tc>
@@ -21476,7 +21600,7 @@
                 <w:color w:val="1C3A36"/>
                 <w:sz w:val="16"/>
               </w:rPr>
-              <w:t>128,485</w:t>
+              <w:t>128,828</w:t>
             </w:r>
           </w:p>
         </w:tc>
@@ -21494,7 +21618,7 @@
                 <w:color w:val="1C3A36"/>
                 <w:sz w:val="16"/>
               </w:rPr>
-              <w:t>152,455</w:t>
+              <w:t>153,062</w:t>
             </w:r>
           </w:p>
         </w:tc>
@@ -21512,7 +21636,7 @@
                 <w:color w:val="1C3A36"/>
                 <w:sz w:val="16"/>
               </w:rPr>
-              <w:t>179,261</w:t>
+              <w:t>180,230</w:t>
             </w:r>
           </w:p>
         </w:tc>
@@ -21549,7 +21673,7 @@
                 <w:color w:val="1C3A36"/>
                 <w:sz w:val="16"/>
               </w:rPr>
-              <w:t>27,158</w:t>
+              <w:t>27,358</w:t>
             </w:r>
           </w:p>
         </w:tc>
@@ -21567,7 +21691,7 @@
                 <w:color w:val="1C3A36"/>
                 <w:sz w:val="16"/>
               </w:rPr>
-              <w:t>23,831</w:t>
+              <w:t>23,957</w:t>
             </w:r>
           </w:p>
         </w:tc>
@@ -21585,7 +21709,7 @@
                 <w:color w:val="1C3A36"/>
                 <w:sz w:val="16"/>
               </w:rPr>
-              <w:t>16,076</w:t>
+              <w:t>16,044</w:t>
             </w:r>
           </w:p>
         </w:tc>
@@ -21603,7 +21727,7 @@
                 <w:color w:val="1C3A36"/>
                 <w:sz w:val="16"/>
               </w:rPr>
-              <w:t>5,414</w:t>
+              <w:t>5,129</w:t>
             </w:r>
           </w:p>
         </w:tc>
@@ -21621,7 +21745,7 @@
                 <w:color w:val="1C3A36"/>
                 <w:sz w:val="16"/>
               </w:rPr>
-              <w:t>-8,372</w:t>
+              <w:t>-9,025</w:t>
             </w:r>
           </w:p>
         </w:tc>
@@ -22297,7 +22421,7 @@
                 <w:color w:val="1C3A36"/>
                 <w:sz w:val="16"/>
               </w:rPr>
-              <w:t>the explicit-against-terminal grid spans 34.18 per share</w:t>
+              <w:t>the explicit-against-terminal grid spans 34.74 per share</w:t>
             </w:r>
           </w:p>
         </w:tc>
@@ -22352,7 +22476,7 @@
                 <w:color w:val="1C3A36"/>
                 <w:sz w:val="16"/>
               </w:rPr>
-              <w:t>6.26 per share across the tested range</w:t>
+              <w:t>6.30 per share across the tested range</w:t>
             </w:r>
           </w:p>
         </w:tc>
@@ -22407,7 +22531,7 @@
                 <w:color w:val="1C3A36"/>
                 <w:sz w:val="16"/>
               </w:rPr>
-              <w:t>41.12 per share across ±2 percentage points</w:t>
+              <w:t>41.76 per share across ±2 percentage points</w:t>
             </w:r>
           </w:p>
         </w:tc>
@@ -22462,7 +22586,7 @@
                 <w:color w:val="1C3A36"/>
                 <w:sz w:val="16"/>
               </w:rPr>
-              <w:t>11.25 per share across the tested range</w:t>
+              <w:t>11.40 per share across the tested range</w:t>
             </w:r>
           </w:p>
         </w:tc>
@@ -22499,7 +22623,7 @@
                 <w:color w:val="1C3A36"/>
                 <w:sz w:val="16"/>
               </w:rPr>
-              <w:t>free float of 20.4%; minority influence over capital allocation is limited</w:t>
+              <w:t>free float of 11.6%; minority influence over capital allocation is limited</w:t>
             </w:r>
           </w:p>
         </w:tc>
@@ -22889,7 +23013,7 @@
                 <w:color w:val="1C3A36"/>
                 <w:sz w:val="17"/>
               </w:rPr>
-              <w:t>440,970</w:t>
+              <w:t>442,252</w:t>
             </w:r>
           </w:p>
         </w:tc>
@@ -22963,7 +23087,7 @@
                 <w:color w:val="1C3A36"/>
                 <w:sz w:val="17"/>
               </w:rPr>
-              <w:t>47,404</w:t>
+              <w:t>47,542</w:t>
             </w:r>
           </w:p>
         </w:tc>
@@ -23037,7 +23161,7 @@
                 <w:color w:val="1C3A36"/>
                 <w:sz w:val="17"/>
               </w:rPr>
-              <w:t>14.45</w:t>
+              <w:t>14.50</w:t>
             </w:r>
           </w:p>
         </w:tc>
@@ -23111,7 +23235,7 @@
                 <w:color w:val="1C3A36"/>
                 <w:sz w:val="17"/>
               </w:rPr>
-              <w:t>137.29</w:t>
+              <w:t>137.70</w:t>
             </w:r>
           </w:p>
         </w:tc>
@@ -23152,7 +23276,7 @@
                 <w:color w:val="1C3A36"/>
                 <w:sz w:val="17"/>
               </w:rPr>
-              <w:t>101.16 – 173.42</w:t>
+              <w:t>101.47 – 173.94</w:t>
             </w:r>
           </w:p>
         </w:tc>
@@ -23174,7 +23298,7 @@
           <w:color w:val="1C3A36"/>
           <w:sz w:val="21"/>
         </w:rPr>
-        <w:t>Named sensitivity: each one-turn change in the multiple is worth EGP 14.45 per share, and each percentage point of mid-cycle EBITDA margin is worth roughly EGP 1.05 per share.</w:t>
+        <w:t>Named sensitivity: each one-turn change in the multiple is worth EGP 14.50 per share, and each percentage point of mid-cycle EBITDA margin is worth roughly EGP 1.05 per share.</w:t>
       </w:r>
     </w:p>
     <w:p>
@@ -23331,7 +23455,7 @@
                 <w:color w:val="1C3A36"/>
                 <w:sz w:val="17"/>
               </w:rPr>
-              <w:t>20,441</w:t>
+              <w:t>20,785</w:t>
             </w:r>
           </w:p>
         </w:tc>
@@ -23405,7 +23529,7 @@
                 <w:color w:val="1C3A36"/>
                 <w:sz w:val="17"/>
               </w:rPr>
-              <w:t>(1,777)</w:t>
+              <w:t>(1,810)</w:t>
             </w:r>
           </w:p>
         </w:tc>
@@ -23442,7 +23566,7 @@
                 <w:color w:val="1C3A36"/>
                 <w:sz w:val="17"/>
               </w:rPr>
-              <w:t>16,643</w:t>
+              <w:t>16,954</w:t>
             </w:r>
           </w:p>
         </w:tc>
@@ -23516,7 +23640,7 @@
                 <w:color w:val="1C3A36"/>
                 <w:sz w:val="17"/>
               </w:rPr>
-              <w:t>45.39</w:t>
+              <w:t>46.24</w:t>
             </w:r>
           </w:p>
         </w:tc>
@@ -23557,7 +23681,7 @@
                 <w:color w:val="1C3A36"/>
                 <w:sz w:val="17"/>
               </w:rPr>
-              <w:t>31.52 – 64.98</w:t>
+              <w:t>32.11 – 66.19</w:t>
             </w:r>
           </w:p>
         </w:tc>
@@ -23579,7 +23703,7 @@
           <w:color w:val="1C3A36"/>
           <w:sz w:val="21"/>
         </w:rPr>
-        <w:t>This is the harshest of the three readings, at EGP 45.39, and the reason is specific and defensible: it takes the FY2024 evidence — EGP 31,602mn of EBITDA converting to EGP 3,979mn of operating cash — as a statement about the business model rather than about one unusual year.</w:t>
+        <w:t>This is the harshest of the three readings, at EGP 46.24, and the reason is specific and defensible: it takes the FY2024 evidence — EGP 31,602mn of EBITDA converting to EGP 3,979mn of operating cash — as a statement about the business model rather than about one unusual year.</w:t>
       </w:r>
     </w:p>
     <w:p>
@@ -23787,7 +23911,7 @@
                 <w:color w:val="1C3A36"/>
                 <w:sz w:val="17"/>
               </w:rPr>
-              <w:t>1,681</w:t>
+              <w:t>2,187</w:t>
             </w:r>
           </w:p>
         </w:tc>
@@ -23824,7 +23948,7 @@
                 <w:color w:val="1C3A36"/>
                 <w:sz w:val="17"/>
               </w:rPr>
-              <w:t>42,084</w:t>
+              <w:t>43,913</w:t>
             </w:r>
           </w:p>
         </w:tc>
@@ -23861,7 +23985,7 @@
                 <w:color w:val="1C3A36"/>
                 <w:sz w:val="17"/>
               </w:rPr>
-              <w:t>142,890</w:t>
+              <w:t>145,225</w:t>
             </w:r>
           </w:p>
         </w:tc>
@@ -23898,7 +24022,7 @@
                 <w:color w:val="1C3A36"/>
                 <w:sz w:val="17"/>
               </w:rPr>
-              <w:t>55.10</w:t>
+              <w:t>56.08</w:t>
             </w:r>
           </w:p>
         </w:tc>
@@ -23939,7 +24063,7 @@
                 <w:color w:val="1C3A36"/>
                 <w:sz w:val="17"/>
               </w:rPr>
-              <w:t>46.82 – 108.27</w:t>
+              <w:t>47.37 – 90.38</w:t>
             </w:r>
           </w:p>
         </w:tc>
@@ -24146,7 +24270,7 @@
                 <w:color w:val="1C3A36"/>
                 <w:sz w:val="16"/>
               </w:rPr>
-              <w:t>21.2%</w:t>
+              <w:t>21.3%</w:t>
             </w:r>
           </w:p>
         </w:tc>
@@ -24164,6 +24288,24 @@
                 <w:color w:val="1C3A36"/>
                 <w:sz w:val="16"/>
               </w:rPr>
+              <w:t>20.9%</w:t>
+            </w:r>
+          </w:p>
+        </w:tc>
+        <w:tc>
+          <w:tcPr>
+            <w:tcW w:type="dxa" w:w="1426"/>
+          </w:tcPr>
+          <w:p>
+            <w:pPr>
+              <w:spacing w:after="20"/>
+              <w:jc w:val="right"/>
+            </w:pPr>
+            <w:r>
+              <w:rPr>
+                <w:color w:val="1C3A36"/>
+                <w:sz w:val="16"/>
+              </w:rPr>
               <w:t>20.8%</w:t>
             </w:r>
           </w:p>
@@ -24182,25 +24324,7 @@
                 <w:color w:val="1C3A36"/>
                 <w:sz w:val="16"/>
               </w:rPr>
-              <w:t>20.6%</w:t>
-            </w:r>
-          </w:p>
-        </w:tc>
-        <w:tc>
-          <w:tcPr>
-            <w:tcW w:type="dxa" w:w="1426"/>
-          </w:tcPr>
-          <w:p>
-            <w:pPr>
-              <w:spacing w:after="20"/>
-              <w:jc w:val="right"/>
-            </w:pPr>
-            <w:r>
-              <w:rPr>
-                <w:color w:val="1C3A36"/>
-                <w:sz w:val="16"/>
-              </w:rPr>
-              <w:t>20.5%</w:t>
+              <w:t>20.8%</w:t>
             </w:r>
           </w:p>
         </w:tc>
@@ -24364,7 +24488,7 @@
                 <w:color w:val="1C3A36"/>
                 <w:sz w:val="16"/>
               </w:rPr>
-              <w:t>-1.8pp</w:t>
+              <w:t>-1.7pp</w:t>
             </w:r>
           </w:p>
         </w:tc>
@@ -24382,7 +24506,7 @@
                 <w:color w:val="1C3A36"/>
                 <w:sz w:val="16"/>
               </w:rPr>
-              <w:t>+1.3pp</w:t>
+              <w:t>+1.4pp</w:t>
             </w:r>
           </w:p>
         </w:tc>
@@ -24400,7 +24524,7 @@
                 <w:color w:val="1C3A36"/>
                 <w:sz w:val="16"/>
               </w:rPr>
-              <w:t>+3.5pp</w:t>
+              <w:t>+3.7pp</w:t>
             </w:r>
           </w:p>
         </w:tc>
@@ -24418,7 +24542,7 @@
                 <w:color w:val="1C3A36"/>
                 <w:sz w:val="16"/>
               </w:rPr>
-              <w:t>+5.4pp</w:t>
+              <w:t>+5.6pp</w:t>
             </w:r>
           </w:p>
         </w:tc>
@@ -24459,7 +24583,7 @@
                 <w:color w:val="1C3A36"/>
                 <w:sz w:val="16"/>
               </w:rPr>
-              <w:t>-5,876</w:t>
+              <w:t>-5,866</w:t>
             </w:r>
           </w:p>
         </w:tc>
@@ -24479,7 +24603,7 @@
                 <w:color w:val="1C3A36"/>
                 <w:sz w:val="16"/>
               </w:rPr>
-              <w:t>-2,503</w:t>
+              <w:t>-2,401</w:t>
             </w:r>
           </w:p>
         </w:tc>
@@ -24499,7 +24623,7 @@
                 <w:color w:val="1C3A36"/>
                 <w:sz w:val="16"/>
               </w:rPr>
-              <w:t>1,985</w:t>
+              <w:t>2,192</w:t>
             </w:r>
           </w:p>
         </w:tc>
@@ -24519,7 +24643,7 @@
                 <w:color w:val="1C3A36"/>
                 <w:sz w:val="16"/>
               </w:rPr>
-              <w:t>6,089</w:t>
+              <w:t>6,406</w:t>
             </w:r>
           </w:p>
         </w:tc>
@@ -24539,7 +24663,7 @@
                 <w:color w:val="1C3A36"/>
                 <w:sz w:val="16"/>
               </w:rPr>
-              <w:t>10,224</w:t>
+              <w:t>10,669</w:t>
             </w:r>
           </w:p>
         </w:tc>
@@ -24983,7 +25107,7 @@
           <w:color w:val="6E7B77"/>
           <w:sz w:val="17"/>
         </w:rPr>
-        <w:t>Figure 8 — the three experts' ranges. The gold band is the panel centre of 55.10; the vertical line is the market price of 105.20.</w:t>
+        <w:t>Figure 8 — the three experts' ranges. The gold band is the panel centre of 56.08; the vertical line is the market price of 105.20.</w:t>
       </w:r>
     </w:p>
     <w:p>
@@ -24997,7 +25121,7 @@
           <w:color w:val="1C3A36"/>
           <w:sz w:val="21"/>
         </w:rPr>
-        <w:t>The panel spans EGP 45.39 to 137.29 — a factor of 3.0 between the most and least generous reading. That is a wide disagreement and it is not noise. Expert 1 values earnings and finds the company reasonably priced. Expert 2 values cash and finds it expensive by a wide margin. Expert 3 values the spread between returns and the cost of capital and finds that the answer depends entirely on which cost of capital applies. The panel median of 55.10 sits -48% against the market price and close to the study's own weighted central of 78.00.</w:t>
+        <w:t>The panel spans EGP 46.24 to 137.70 — a factor of 3.0 between the most and least generous reading. That is a wide disagreement and it is not noise. Expert 1 values earnings and finds the company reasonably priced. Expert 2 values cash and finds it expensive by a wide margin. Expert 3 values the spread between returns and the cost of capital and finds that the answer depends entirely on which cost of capital applies. The panel median of 56.08 sits -47% against the market price and close to the study's own weighted central of 81.13.</w:t>
       </w:r>
     </w:p>
     <w:p>

--- a/engine/swdy_study/SWDY_Valuation_Study_05-08-2026_public.docx
+++ b/engine/swdy_study/SWDY_Valuation_Study_05-08-2026_public.docx
@@ -272,7 +272,7 @@
           <w:color w:val="1C3A36"/>
           <w:sz w:val="21"/>
         </w:rPr>
-        <w:t>On our primary construction the four lenses centre at EGP 81.13 per share against a market price of 105.20 — the price sits about +30% above the central estimate. That gap is not mainly an argument about the business; it is an argument about the discount rate. Discounted at an Egyptian cost of equity of 28.4%, the cash flows support roughly EGP 62.72. Discount the hard-currency share of those same cash flows at a hard-currency cost of capital of about 10.1% and the same model produces EGP 90.38, which is above today's price. The market appears to be applying something close to the second view. Both are shown, and neither is hidden inside an average.</w:t>
+        <w:t>On our primary construction the four lenses centre at EGP 74.55 per share against a market price of 105.20 — the price sits about +41% above the central estimate. That gap is not mainly an argument about the business; it is an argument about the discount rate. Discounted at an Egyptian cost of equity of 28.4%, the cash flows support roughly EGP 63.10. Discount the hard-currency share of those same cash flows at a hard-currency cost of capital of about 10.1% and the same model produces EGP 91.15, which is above today's price. The market appears to be applying something close to the second view. Both are shown, and neither is hidden inside an average.</w:t>
       </w:r>
     </w:p>
     <w:p>
@@ -447,7 +447,7 @@
                 <w:color w:val="1C3A36"/>
                 <w:sz w:val="17"/>
               </w:rPr>
-              <w:t>5-year FCFF, cost of capital gliding 26.9% → 15.1%, terminal growth 5%; 76% of enterprise value comes from the terminal value</w:t>
+              <w:t>5-year FCFF, cost of capital gliding 26.9% → 15.1%, terminal growth 5%; 77% of enterprise value comes from the terminal value</w:t>
             </w:r>
           </w:p>
         </w:tc>
@@ -465,7 +465,7 @@
                 <w:color w:val="1C3A36"/>
                 <w:sz w:val="17"/>
               </w:rPr>
-              <w:t>35.60 – 108.97</w:t>
+              <w:t>35.37 – 110.39</w:t>
             </w:r>
           </w:p>
         </w:tc>
@@ -483,7 +483,7 @@
                 <w:color w:val="1C3A36"/>
                 <w:sz w:val="17"/>
               </w:rPr>
-              <w:t>62.72</w:t>
+              <w:t>63.10</w:t>
             </w:r>
           </w:p>
         </w:tc>
@@ -556,7 +556,7 @@
                 <w:color w:val="1C3A36"/>
                 <w:sz w:val="17"/>
               </w:rPr>
-              <w:t>99.11 – 146.53</w:t>
+              <w:t>61.23 – 91.62</w:t>
             </w:r>
           </w:p>
         </w:tc>
@@ -574,7 +574,7 @@
                 <w:color w:val="1C3A36"/>
                 <w:sz w:val="17"/>
               </w:rPr>
-              <w:t>118.08</w:t>
+              <w:t>73.38</w:t>
             </w:r>
           </w:p>
         </w:tc>
@@ -592,7 +592,7 @@
                 <w:color w:val="1C3A36"/>
                 <w:sz w:val="17"/>
               </w:rPr>
-              <w:t>+12%</w:t>
+              <w:t>-30%</w:t>
             </w:r>
           </w:p>
         </w:tc>
@@ -720,7 +720,7 @@
                 <w:color w:val="1C3A36"/>
                 <w:sz w:val="17"/>
               </w:rPr>
-              <w:t>justified price-to-book 1.0× on book value of 32.92/share at a sustainable return on equity of 23.5%</w:t>
+              <w:t>justified price-to-book 1.5× on book value of 32.92/share at a sustainable return on equity of 23.5%</w:t>
             </w:r>
           </w:p>
         </w:tc>
@@ -738,7 +738,7 @@
                 <w:color w:val="1C3A36"/>
                 <w:sz w:val="17"/>
               </w:rPr>
-              <w:t>26.56 – 48.47</w:t>
+              <w:t>33.77 – 53.71</w:t>
             </w:r>
           </w:p>
         </w:tc>
@@ -756,7 +756,7 @@
                 <w:color w:val="1C3A36"/>
                 <w:sz w:val="17"/>
               </w:rPr>
-              <w:t>33.86</w:t>
+              <w:t>48.47</w:t>
             </w:r>
           </w:p>
         </w:tc>
@@ -774,7 +774,7 @@
                 <w:color w:val="1C3A36"/>
                 <w:sz w:val="17"/>
               </w:rPr>
-              <w:t>-68%</w:t>
+              <w:t>-54%</w:t>
             </w:r>
           </w:p>
         </w:tc>
@@ -835,7 +835,7 @@
                 <w:color w:val="1C3A36"/>
                 <w:sz w:val="17"/>
               </w:rPr>
-              <w:t>26.56 – 154.68</w:t>
+              <w:t>33.77 – 154.68</w:t>
             </w:r>
           </w:p>
         </w:tc>
@@ -855,7 +855,7 @@
                 <w:color w:val="1C3A36"/>
                 <w:sz w:val="17"/>
               </w:rPr>
-              <w:t>81.13</w:t>
+              <w:t>74.55</w:t>
             </w:r>
           </w:p>
         </w:tc>
@@ -875,7 +875,7 @@
                 <w:color w:val="1C3A36"/>
                 <w:sz w:val="17"/>
               </w:rPr>
-              <w:t>-23%</w:t>
+              <w:t>-29%</w:t>
             </w:r>
           </w:p>
         </w:tc>
@@ -948,7 +948,7 @@
                 <w:color w:val="1C3A36"/>
                 <w:sz w:val="17"/>
               </w:rPr>
-              <w:t>90.38</w:t>
+              <w:t>91.15</w:t>
             </w:r>
           </w:p>
         </w:tc>
@@ -966,7 +966,7 @@
                 <w:color w:val="1C3A36"/>
                 <w:sz w:val="17"/>
               </w:rPr>
-              <w:t>-14%</w:t>
+              <w:t>-13%</w:t>
             </w:r>
           </w:p>
         </w:tc>
@@ -1079,7 +1079,7 @@
           <w:color w:val="6E7B77"/>
           <w:sz w:val="17"/>
         </w:rPr>
-        <w:t>Ranges are bear-to-bull within each lens; the central is the weighted base. Terminal value is 76% of the discounted-cash-flow enterprise value — a high share, disclosed here and again in the bridge, and the reason the terminal assumptions are stress-tested in section 1.9.</w:t>
+        <w:t>Ranges are bear-to-bull within each lens; the central is the weighted base. Terminal value is 77% of the discounted-cash-flow enterprise value — a high share, disclosed here and again in the bridge, and the reason the terminal assumptions are stress-tested in section 1.9.</w:t>
       </w:r>
     </w:p>
     <w:p>
@@ -3596,7 +3596,7 @@
                 <w:color w:val="1C3A36"/>
                 <w:sz w:val="17"/>
               </w:rPr>
-              <w:t>123,018</w:t>
+              <w:t>124,875</w:t>
             </w:r>
           </w:p>
         </w:tc>
@@ -3614,7 +3614,7 @@
                 <w:color w:val="1C3A36"/>
                 <w:sz w:val="17"/>
               </w:rPr>
-              <w:t>terminal value 309,450 capitalised at 15.1% and discounted at the year-5 factor 0.3975</w:t>
+              <w:t>terminal value 314,122 capitalised at 15.1% and discounted at the year-5 factor 0.3975</w:t>
             </w:r>
           </w:p>
         </w:tc>
@@ -3655,7 +3655,7 @@
                 <w:color w:val="1C3A36"/>
                 <w:sz w:val="17"/>
               </w:rPr>
-              <w:t>160,953</w:t>
+              <w:t>162,810</w:t>
             </w:r>
           </w:p>
         </w:tc>
@@ -3712,7 +3712,7 @@
                 <w:color w:val="1C3A36"/>
                 <w:sz w:val="17"/>
               </w:rPr>
-              <w:t>76%</w:t>
+              <w:t>77%</w:t>
             </w:r>
           </w:p>
         </w:tc>
@@ -3822,7 +3822,7 @@
                 <w:color w:val="1C3A36"/>
                 <w:sz w:val="17"/>
               </w:rPr>
-              <w:t>7,445</w:t>
+              <w:t>6,474</w:t>
             </w:r>
           </w:p>
         </w:tc>
@@ -3877,7 +3877,7 @@
                 <w:color w:val="1C3A36"/>
                 <w:sz w:val="17"/>
               </w:rPr>
-              <w:t>(14,334)</w:t>
+              <w:t>(14,419)</w:t>
             </w:r>
           </w:p>
         </w:tc>
@@ -3932,7 +3932,7 @@
                 <w:color w:val="1C3A36"/>
                 <w:sz w:val="17"/>
               </w:rPr>
-              <w:t>134,275</w:t>
+              <w:t>135,075</w:t>
             </w:r>
           </w:p>
         </w:tc>
@@ -3990,7 +3990,7 @@
                 <w:color w:val="1C3A36"/>
                 <w:sz w:val="17"/>
               </w:rPr>
-              <w:t>62.72</w:t>
+              <w:t>63.10</w:t>
             </w:r>
           </w:p>
         </w:tc>
@@ -4060,7 +4060,7 @@
           <w:color w:val="1C3A36"/>
           <w:sz w:val="21"/>
         </w:rPr>
-        <w:t>A justified price-to-book multiple is (return on equity − growth) ÷ (cost of equity − growth). At a blended cost of equity of 23.0% — the average of the explicit-window 28.4% and the terminal 17.6% — that gives 1.0× book, or EGP 33.86 per share. This is the weakest of the four lenses for this company and carries the lowest weight, for a specific reason: three years of currency translation have moved reported book value in ways that have little to do with the earning power of the assets, and a group whose value sits in an order book and a brand is poorly described by its balance sheet. It is retained because it is the lens that disagrees most, and a lens that only ever agrees is not doing any work.</w:t>
+        <w:t>A justified price-to-book multiple is (return on equity − growth) ÷ (cost of equity − growth). At a blended cost of equity of 17.6% — the average of the explicit-window 28.4% and the terminal 17.6% — that gives 1.5× book, or EGP 48.47 per share. This is the weakest of the four lenses for this company and carries the lowest weight, for a specific reason: three years of currency translation have moved reported book value in ways that have little to do with the earning power of the assets, and a group whose value sits in an order book and a brand is poorly described by its balance sheet. It is retained because it is the lens that disagrees most, and a lens that only ever agrees is not doing any work.</w:t>
       </w:r>
     </w:p>
     <w:p>
@@ -4494,7 +4494,7 @@
                 <w:color w:val="1C3A36"/>
                 <w:sz w:val="17"/>
               </w:rPr>
-              <w:t>applied to mid-cycle FY2027 EBITDA; an Egyptian-market discount to listed cable and electrical-equipment peers, which trade in the 8–11× region</w:t>
+              <w:t>applied to FY2027E EBITDA and then DISCOUNTED BACK two years, because a forward multiple produces a forward enterprise value. The multiple is set below the company's own trailing multiple as an Egyptian-market discount. NOTE: no peer multiple is computed anywhere in this study, so this is a judgement anchored on SWDY's own trading history, not a peer-derived figure — an earlier draft asserted a "peers trade at 8–11×" range that was not supported by any calculation, and it has been withdrawn</w:t>
             </w:r>
           </w:p>
         </w:tc>
@@ -4531,7 +4531,7 @@
                 <w:color w:val="1C3A36"/>
                 <w:sz w:val="17"/>
               </w:rPr>
-              <w:t>118.08</w:t>
+              <w:t>73.38</w:t>
             </w:r>
           </w:p>
         </w:tc>
@@ -4549,7 +4549,7 @@
                 <w:color w:val="1C3A36"/>
                 <w:sz w:val="17"/>
               </w:rPr>
-              <w:t>bear 99.11 at 5.5× / bull 146.53 at 8.0×</w:t>
+              <w:t>bear 61.23 at 5.5× / bull 91.62 at 8.0×</w:t>
             </w:r>
           </w:p>
         </w:tc>
@@ -4559,6 +4559,20 @@
       <w:pPr>
         <w:spacing w:after="40"/>
       </w:pPr>
+    </w:p>
+    <w:p>
+      <w:pPr>
+        <w:spacing w:after="120" w:before="0"/>
+      </w:pPr>
+      <w:r>
+        <w:rPr>
+          <w:b w:val="0"/>
+          <w:i w:val="0"/>
+          <w:color w:val="1C3A36"/>
+          <w:sz w:val="21"/>
+        </w:rPr>
+        <w:t>Two things about this lens should be read before its number is. First, applying a multiple to a forecast year gives an enterprise value AS AT that year; it has to be discounted back before it can be compared with today's price. Not doing so would have produced EGP 117.67 per share instead of 73.38 — a EGP 44.29 overstatement, which an earlier draft of this study contained. Second, the justified multiple is a judgement, not a peer-derived figure.</w:t>
+      </w:r>
     </w:p>
     <w:p>
       <w:pPr>
@@ -5308,7 +5322,7 @@
                 <w:color w:val="1C3A36"/>
                 <w:sz w:val="17"/>
               </w:rPr>
-              <w:t>35.60</w:t>
+              <w:t>35.37</w:t>
             </w:r>
           </w:p>
         </w:tc>
@@ -5326,7 +5340,7 @@
                 <w:color w:val="1C3A36"/>
                 <w:sz w:val="17"/>
               </w:rPr>
-              <w:t>62.72</w:t>
+              <w:t>63.10</w:t>
             </w:r>
           </w:p>
         </w:tc>
@@ -5344,7 +5358,7 @@
                 <w:color w:val="1C3A36"/>
                 <w:sz w:val="17"/>
               </w:rPr>
-              <w:t>108.97</w:t>
+              <w:t>110.39</w:t>
             </w:r>
           </w:p>
         </w:tc>
@@ -5380,7 +5394,7 @@
                 <w:color w:val="1C3A36"/>
                 <w:sz w:val="17"/>
               </w:rPr>
-              <w:t>28.23</w:t>
+              <w:t>28.39</w:t>
             </w:r>
           </w:p>
         </w:tc>
@@ -5417,7 +5431,7 @@
                 <w:color w:val="1C3A36"/>
                 <w:sz w:val="17"/>
               </w:rPr>
-              <w:t>99.11</w:t>
+              <w:t>61.23</w:t>
             </w:r>
           </w:p>
         </w:tc>
@@ -5435,7 +5449,7 @@
                 <w:color w:val="1C3A36"/>
                 <w:sz w:val="17"/>
               </w:rPr>
-              <w:t>118.08</w:t>
+              <w:t>73.38</w:t>
             </w:r>
           </w:p>
         </w:tc>
@@ -5453,7 +5467,7 @@
                 <w:color w:val="1C3A36"/>
                 <w:sz w:val="17"/>
               </w:rPr>
-              <w:t>146.53</w:t>
+              <w:t>91.62</w:t>
             </w:r>
           </w:p>
         </w:tc>
@@ -5489,7 +5503,7 @@
                 <w:color w:val="1C3A36"/>
                 <w:sz w:val="17"/>
               </w:rPr>
-              <w:t>23.62</w:t>
+              <w:t>14.68</w:t>
             </w:r>
           </w:p>
         </w:tc>
@@ -5635,7 +5649,7 @@
                 <w:color w:val="1C3A36"/>
                 <w:sz w:val="17"/>
               </w:rPr>
-              <w:t>26.56</w:t>
+              <w:t>33.77</w:t>
             </w:r>
           </w:p>
         </w:tc>
@@ -5653,7 +5667,7 @@
                 <w:color w:val="1C3A36"/>
                 <w:sz w:val="17"/>
               </w:rPr>
-              <w:t>33.86</w:t>
+              <w:t>48.47</w:t>
             </w:r>
           </w:p>
         </w:tc>
@@ -5671,7 +5685,7 @@
                 <w:color w:val="1C3A36"/>
                 <w:sz w:val="17"/>
               </w:rPr>
-              <w:t>48.47</w:t>
+              <w:t>53.71</w:t>
             </w:r>
           </w:p>
         </w:tc>
@@ -5707,7 +5721,7 @@
                 <w:color w:val="1C3A36"/>
                 <w:sz w:val="17"/>
               </w:rPr>
-              <w:t>5.08</w:t>
+              <w:t>7.27</w:t>
             </w:r>
           </w:p>
         </w:tc>
@@ -5748,7 +5762,7 @@
                 <w:color w:val="1C3A36"/>
                 <w:sz w:val="17"/>
               </w:rPr>
-              <w:t>26.56</w:t>
+              <w:t>33.77</w:t>
             </w:r>
           </w:p>
         </w:tc>
@@ -5768,7 +5782,7 @@
                 <w:color w:val="1C3A36"/>
                 <w:sz w:val="17"/>
               </w:rPr>
-              <w:t>81.13</w:t>
+              <w:t>74.55</w:t>
             </w:r>
           </w:p>
         </w:tc>
@@ -5828,7 +5842,7 @@
                 <w:color w:val="1C3A36"/>
                 <w:sz w:val="17"/>
               </w:rPr>
-              <w:t>81.13</w:t>
+              <w:t>74.55</w:t>
             </w:r>
           </w:p>
         </w:tc>
@@ -5850,7 +5864,7 @@
           <w:color w:val="1C3A36"/>
           <w:sz w:val="21"/>
         </w:rPr>
-        <w:t>The four lenses do not agree, and the disagreement is informative rather than embarrassing. The two lenses that look at earnings — relative multiples and normalised earnings power — land near or slightly above the market price. The two that discount cash or capital at an Egyptian cost of capital land well below it. This is the same disagreement in two forms: a multiple imported from a market with a low cost of capital implicitly assumes a low cost of capital, and a discounted model applied with an Egyptian one does not. The weighted central of EGP 81.13 sits between them.</w:t>
+        <w:t>The four lenses do not agree, and the disagreement is informative rather than embarrassing. The two lenses that look at earnings — relative multiples and normalised earnings power — land near or slightly above the market price. The two that discount cash or capital at an Egyptian cost of capital land well below it. This is the same disagreement in two forms: a multiple imported from a market with a low cost of capital implicitly assumes a low cost of capital, and a discounted model applied with an Egyptian one does not. The weighted central of EGP 74.55 sits between them.</w:t>
       </w:r>
     </w:p>
     <w:p>
@@ -10992,7 +11006,7 @@
           <w:color w:val="1C3A36"/>
           <w:sz w:val="21"/>
         </w:rPr>
-        <w:t>The model holds this ratio flat at 23.0% of revenue, which is what the two audited years show. That single assumption is worth a great deal: every percentage point of revenue added to or removed from working-capital intensity is worth roughly EGP 1.05 per share. If the group ever converts its order book without funding it — collecting faster, or pushing more of the funding onto suppliers and customers — the cash-flow model reprices sharply upward. If discipline slips as the backlog is executed, it reprices down just as fast.</w:t>
+        <w:t>The model holds this ratio flat at 23.0% of revenue, which is what the two audited years show. That single assumption is worth a great deal: every percentage point of revenue added to or removed from working-capital intensity is worth roughly EGP 1.03 per share. If the group ever converts its order book without funding it — collecting faster, or pushing more of the funding onto suppliers and customers — the cash-flow model reprices sharply upward. If discipline slips as the backlog is executed, it reprices down just as fast.</w:t>
       </w:r>
     </w:p>
     <w:p>
@@ -12282,7 +12296,7 @@
                 <w:color w:val="1C3A36"/>
                 <w:sz w:val="16"/>
               </w:rPr>
-              <w:t>83.67</w:t>
+              <w:t>84.34</w:t>
             </w:r>
           </w:p>
         </w:tc>
@@ -12300,7 +12314,7 @@
                 <w:color w:val="1C3A36"/>
                 <w:sz w:val="16"/>
               </w:rPr>
-              <w:t>81.32</w:t>
+              <w:t>81.96</w:t>
             </w:r>
           </w:p>
         </w:tc>
@@ -12318,7 +12332,7 @@
                 <w:color w:val="1C3A36"/>
                 <w:sz w:val="16"/>
               </w:rPr>
-              <w:t>79.05</w:t>
+              <w:t>79.66</w:t>
             </w:r>
           </w:p>
         </w:tc>
@@ -12336,7 +12350,7 @@
                 <w:color w:val="1C3A36"/>
                 <w:sz w:val="16"/>
               </w:rPr>
-              <w:t>76.86</w:t>
+              <w:t>77.45</w:t>
             </w:r>
           </w:p>
         </w:tc>
@@ -12354,7 +12368,7 @@
                 <w:color w:val="1C3A36"/>
                 <w:sz w:val="16"/>
               </w:rPr>
-              <w:t>74.75</w:t>
+              <w:t>75.31</w:t>
             </w:r>
           </w:p>
         </w:tc>
@@ -12391,7 +12405,7 @@
                 <w:color w:val="1C3A36"/>
                 <w:sz w:val="16"/>
               </w:rPr>
-              <w:t>74.09</w:t>
+              <w:t>74.62</w:t>
             </w:r>
           </w:p>
         </w:tc>
@@ -12409,7 +12423,7 @@
                 <w:color w:val="1C3A36"/>
                 <w:sz w:val="16"/>
               </w:rPr>
-              <w:t>72.01</w:t>
+              <w:t>72.51</w:t>
             </w:r>
           </w:p>
         </w:tc>
@@ -12427,7 +12441,7 @@
                 <w:color w:val="1C3A36"/>
                 <w:sz w:val="16"/>
               </w:rPr>
-              <w:t>69.99</w:t>
+              <w:t>70.47</w:t>
             </w:r>
           </w:p>
         </w:tc>
@@ -12445,7 +12459,7 @@
                 <w:color w:val="1C3A36"/>
                 <w:sz w:val="16"/>
               </w:rPr>
-              <w:t>68.05</w:t>
+              <w:t>68.50</w:t>
             </w:r>
           </w:p>
         </w:tc>
@@ -12463,7 +12477,7 @@
                 <w:color w:val="1C3A36"/>
                 <w:sz w:val="16"/>
               </w:rPr>
-              <w:t>66.17</w:t>
+              <w:t>66.60</w:t>
             </w:r>
           </w:p>
         </w:tc>
@@ -12500,7 +12514,7 @@
                 <w:color w:val="1C3A36"/>
                 <w:sz w:val="16"/>
               </w:rPr>
-              <w:t>66.41</w:t>
+              <w:t>66.83</w:t>
             </w:r>
           </w:p>
         </w:tc>
@@ -12518,7 +12532,7 @@
                 <w:color w:val="1C3A36"/>
                 <w:sz w:val="16"/>
               </w:rPr>
-              <w:t>64.53</w:t>
+              <w:t>64.93</w:t>
             </w:r>
           </w:p>
         </w:tc>
@@ -12536,7 +12550,7 @@
                 <w:color w:val="1C3A36"/>
                 <w:sz w:val="16"/>
               </w:rPr>
-              <w:t>62.72</w:t>
+              <w:t>63.10</w:t>
             </w:r>
           </w:p>
         </w:tc>
@@ -12554,7 +12568,7 @@
                 <w:color w:val="1C3A36"/>
                 <w:sz w:val="16"/>
               </w:rPr>
-              <w:t>60.97</w:t>
+              <w:t>61.33</w:t>
             </w:r>
           </w:p>
         </w:tc>
@@ -12572,7 +12586,7 @@
                 <w:color w:val="1C3A36"/>
                 <w:sz w:val="16"/>
               </w:rPr>
-              <w:t>59.28</w:t>
+              <w:t>59.62</w:t>
             </w:r>
           </w:p>
         </w:tc>
@@ -12609,7 +12623,7 @@
                 <w:color w:val="1C3A36"/>
                 <w:sz w:val="16"/>
               </w:rPr>
-              <w:t>60.11</w:t>
+              <w:t>60.44</w:t>
             </w:r>
           </w:p>
         </w:tc>
@@ -12627,7 +12641,7 @@
                 <w:color w:val="1C3A36"/>
                 <w:sz w:val="16"/>
               </w:rPr>
-              <w:t>58.41</w:t>
+              <w:t>58.71</w:t>
             </w:r>
           </w:p>
         </w:tc>
@@ -12645,7 +12659,7 @@
                 <w:color w:val="1C3A36"/>
                 <w:sz w:val="16"/>
               </w:rPr>
-              <w:t>56.76</w:t>
+              <w:t>57.05</w:t>
             </w:r>
           </w:p>
         </w:tc>
@@ -12663,7 +12677,7 @@
                 <w:color w:val="1C3A36"/>
                 <w:sz w:val="16"/>
               </w:rPr>
-              <w:t>55.17</w:t>
+              <w:t>55.44</w:t>
             </w:r>
           </w:p>
         </w:tc>
@@ -12681,7 +12695,7 @@
                 <w:color w:val="1C3A36"/>
                 <w:sz w:val="16"/>
               </w:rPr>
-              <w:t>53.64</w:t>
+              <w:t>53.89</w:t>
             </w:r>
           </w:p>
         </w:tc>
@@ -12718,7 +12732,7 @@
                 <w:color w:val="1C3A36"/>
                 <w:sz w:val="16"/>
               </w:rPr>
-              <w:t>54.86</w:t>
+              <w:t>55.11</w:t>
             </w:r>
           </w:p>
         </w:tc>
@@ -12736,7 +12750,7 @@
                 <w:color w:val="1C3A36"/>
                 <w:sz w:val="16"/>
               </w:rPr>
-              <w:t>53.29</w:t>
+              <w:t>53.53</w:t>
             </w:r>
           </w:p>
         </w:tc>
@@ -12754,7 +12768,7 @@
                 <w:color w:val="1C3A36"/>
                 <w:sz w:val="16"/>
               </w:rPr>
-              <w:t>51.79</w:t>
+              <w:t>52.00</w:t>
             </w:r>
           </w:p>
         </w:tc>
@@ -12772,7 +12786,7 @@
                 <w:color w:val="1C3A36"/>
                 <w:sz w:val="16"/>
               </w:rPr>
-              <w:t>50.33</w:t>
+              <w:t>50.53</w:t>
             </w:r>
           </w:p>
         </w:tc>
@@ -12790,7 +12804,7 @@
                 <w:color w:val="1C3A36"/>
                 <w:sz w:val="16"/>
               </w:rPr>
-              <w:t>48.92</w:t>
+              <w:t>49.11</w:t>
             </w:r>
           </w:p>
         </w:tc>
@@ -12971,7 +12985,7 @@
                 <w:color w:val="1C3A36"/>
                 <w:sz w:val="17"/>
               </w:rPr>
-              <w:t>51.52 – 86.16</w:t>
+              <w:t>51.73 – 86.86</w:t>
             </w:r>
           </w:p>
         </w:tc>
@@ -12989,7 +13003,7 @@
                 <w:color w:val="1C3A36"/>
                 <w:sz w:val="17"/>
               </w:rPr>
-              <w:t>34.64</w:t>
+              <w:t>35.13</w:t>
             </w:r>
           </w:p>
         </w:tc>
@@ -13044,7 +13058,7 @@
                 <w:color w:val="1C3A36"/>
                 <w:sz w:val="17"/>
               </w:rPr>
-              <w:t>44.94 – 71.61</w:t>
+              <w:t>1.20 – 71.94</w:t>
             </w:r>
           </w:p>
         </w:tc>
@@ -13062,7 +13076,7 @@
                 <w:color w:val="1C3A36"/>
                 <w:sz w:val="17"/>
               </w:rPr>
-              <w:t>26.67</w:t>
+              <w:t>70.74</w:t>
             </w:r>
           </w:p>
         </w:tc>
@@ -13117,7 +13131,7 @@
                 <w:color w:val="1C3A36"/>
                 <w:sz w:val="17"/>
               </w:rPr>
-              <w:t>41.84 – 83.60</w:t>
+              <w:t>42.22 – 83.98</w:t>
             </w:r>
           </w:p>
         </w:tc>
@@ -13190,7 +13204,7 @@
                 <w:color w:val="1C3A36"/>
                 <w:sz w:val="17"/>
               </w:rPr>
-              <w:t>49.39 – 76.06</w:t>
+              <w:t>49.83 – 76.36</w:t>
             </w:r>
           </w:p>
         </w:tc>
@@ -13208,7 +13222,7 @@
                 <w:color w:val="1C3A36"/>
                 <w:sz w:val="17"/>
               </w:rPr>
-              <w:t>26.67</w:t>
+              <w:t>26.53</w:t>
             </w:r>
           </w:p>
         </w:tc>
@@ -13263,7 +13277,7 @@
                 <w:color w:val="1C3A36"/>
                 <w:sz w:val="17"/>
               </w:rPr>
-              <w:t>59.57 – 65.87</w:t>
+              <w:t>60.01 – 66.18</w:t>
             </w:r>
           </w:p>
         </w:tc>
@@ -13281,7 +13295,7 @@
                 <w:color w:val="1C3A36"/>
                 <w:sz w:val="17"/>
               </w:rPr>
-              <w:t>6.30</w:t>
+              <w:t>6.17</w:t>
             </w:r>
           </w:p>
         </w:tc>
@@ -13336,7 +13350,7 @@
                 <w:color w:val="1C3A36"/>
                 <w:sz w:val="17"/>
               </w:rPr>
-              <w:t>56.39 – 67.79</w:t>
+              <w:t>55.98 – 67.38</w:t>
             </w:r>
           </w:p>
         </w:tc>
@@ -13409,7 +13423,7 @@
                 <w:color w:val="1C3A36"/>
                 <w:sz w:val="17"/>
               </w:rPr>
-              <w:t>58.74 – 68.35</w:t>
+              <w:t>58.71 – 69.33</w:t>
             </w:r>
           </w:p>
         </w:tc>
@@ -13427,7 +13441,7 @@
                 <w:color w:val="1C3A36"/>
                 <w:sz w:val="17"/>
               </w:rPr>
-              <w:t>9.61</w:t>
+              <w:t>10.62</w:t>
             </w:r>
           </w:p>
         </w:tc>
@@ -14256,7 +14270,7 @@
           <w:color w:val="6E7B77"/>
           <w:sz w:val="17"/>
         </w:rPr>
-        <w:t>Figure 5 — the forward price cone to three months. The dashed brass line is the fundamental central estimate of 81.13; the dotted line is the spot of 105.20.</w:t>
+        <w:t>Figure 5 — the forward price cone to three months. The dashed brass line is the fundamental central estimate of 74.55; the dotted line is the spot of 105.20.</w:t>
       </w:r>
     </w:p>
     <w:p>
@@ -15158,7 +15172,7 @@
           <w:color w:val="1C3A36"/>
           <w:sz w:val="30"/>
         </w:rPr>
-        <w:t>4  Comparison of the lenses, and a verdict</w:t>
+        <w:t>4  Comparison of the lenses</w:t>
       </w:r>
     </w:p>
     <w:tbl>
@@ -15279,7 +15293,7 @@
                 <w:color w:val="1C3A36"/>
                 <w:sz w:val="17"/>
               </w:rPr>
-              <w:t>EGP 81.13 central, -23% against the market</w:t>
+              <w:t>EGP 74.55 central, -29% against the market</w:t>
             </w:r>
           </w:p>
         </w:tc>
@@ -15334,7 +15348,7 @@
                 <w:color w:val="1C3A36"/>
                 <w:sz w:val="17"/>
               </w:rPr>
-              <w:t>EGP 62.72, -40%</w:t>
+              <w:t>EGP 63.10, -40%</w:t>
             </w:r>
           </w:p>
         </w:tc>
@@ -15389,7 +15403,7 @@
                 <w:color w:val="1C3A36"/>
                 <w:sz w:val="17"/>
               </w:rPr>
-              <w:t>EGP 90.38, -14%</w:t>
+              <w:t>EGP 91.15, -13%</w:t>
             </w:r>
           </w:p>
         </w:tc>
@@ -15444,7 +15458,7 @@
                 <w:color w:val="1C3A36"/>
                 <w:sz w:val="17"/>
               </w:rPr>
-              <w:t>EGP 118.08, +12%</w:t>
+              <w:t>EGP 73.38, -30%</w:t>
             </w:r>
           </w:p>
         </w:tc>
@@ -15594,7 +15608,7 @@
           <w:color w:val="1C3A36"/>
           <w:sz w:val="21"/>
         </w:rPr>
-        <w:t>The verdict is that the disagreement between the market and the cash-flow model is almost entirely a disagreement about the discount rate, and that this is a genuinely open question rather than a mistake by one side. A company that earns more than 70% of its money in hard currency, borrows more than half its book in hard currency at 6.5%, and holds assets in fifteen countries is only partly an Egyptian risk. Charging it the full Egyptian equity risk premium — which is what our primary construction does — is the conservative choice, not the obviously correct one. Charging it none of that premium, which is roughly what the market price implies, is the aggressive one.</w:t>
+        <w:t>The reading we take from this is that the disagreement between the market and the cash-flow model is almost entirely a disagreement about the discount rate, and that this is a genuinely open question rather than a mistake by one side. A company that earns more than 70% of its money in hard currency, borrows more than half its book in hard currency at 6.5%, and holds assets in fifteen countries is only partly an Egyptian risk. Charging it the full Egyptian equity risk premium — which is what our primary construction does — is the conservative choice, not the obviously correct one. Charging it none of that premium, which is roughly what the market price implies, is the aggressive one.</w:t>
       </w:r>
     </w:p>
     <w:p>
@@ -15608,7 +15622,7 @@
           <w:color w:val="1C3A36"/>
           <w:sz w:val="21"/>
         </w:rPr>
-        <w:t>Our own weighting sits closer to the conservative end because the shares are bought and sold in Egyptian pounds on an Egyptian exchange, the dividends are paid in Egyptian pounds, and the ability of a foreign shareholder to realise value depends on Egyptian capital-account conditions. That is a real risk and it belongs in the discount rate. But a reader who believes that convertibility is not the binding constraint, and that the hard-currency earnings should be valued as hard-currency earnings, will reach a materially higher number using the same cash-flow forecasts — EGP 90.38 on the alternative shown. Neither reader is being unreasonable, and this study declines to hide that behind a single figure.</w:t>
+        <w:t>Our own weighting sits closer to the conservative end because the shares are bought and sold in Egyptian pounds on an Egyptian exchange, the dividends are paid in Egyptian pounds, and the ability of a foreign shareholder to realise value depends on Egyptian capital-account conditions. That is a real risk and it belongs in the discount rate. But a reader who believes that convertibility is not the binding constraint, and that the hard-currency earnings should be valued as hard-currency earnings, will reach a materially higher number using the same cash-flow forecasts — EGP 91.15 on the alternative shown. Neither reader is being unreasonable, and this study declines to hide that behind a single figure.</w:t>
       </w:r>
     </w:p>
     <w:p>
@@ -16482,7 +16496,7 @@
                 <w:color w:val="1C3A36"/>
                 <w:sz w:val="17"/>
               </w:rPr>
-              <w:t>81.13</w:t>
+              <w:t>74.55</w:t>
             </w:r>
           </w:p>
         </w:tc>
@@ -16585,7 +16599,7 @@
           <w:color w:val="1C3A36"/>
           <w:sz w:val="21"/>
         </w:rPr>
-        <w:t>76% of the enterprise value comes from the terminal value. This is disclosed in the summary table, in the bridge and here. It is a consequence of a high discount rate applied to a business still growing fast — the explicit years are heavily discounted, so the perpetuity carries the weight. The terminal assumptions are stressed across cost of capital, growth and return on invested capital in section 1.9.</w:t>
+        <w:t>77% of the enterprise value comes from the terminal value. This is disclosed in the summary table, in the bridge and here. It is a consequence of a high discount rate applied to a business still growing fast — the explicit years are heavily discounted, so the perpetuity carries the weight. The terminal assumptions are stressed across cost of capital, growth and return on invested capital in section 1.9.</w:t>
       </w:r>
     </w:p>
     <w:p>
@@ -16627,7 +16641,7 @@
           <w:color w:val="1C3A36"/>
           <w:sz w:val="21"/>
         </w:rPr>
-        <w:t>Our primary construction charges the full Egyptian equity risk premium to a company earning most of its money elsewhere. The alternative construction gives EGP 90.38. We have chosen the conservative reading and shown the other in full rather than splitting the difference silently.</w:t>
+        <w:t>Our primary construction charges the full Egyptian equity risk premium to a company earning most of its money elsewhere. The alternative construction gives EGP 91.15. We have chosen the conservative reading and shown the other in full rather than splitting the difference silently.</w:t>
       </w:r>
     </w:p>
     <w:p>
@@ -16669,7 +16683,7 @@
           <w:color w:val="1C3A36"/>
           <w:sz w:val="21"/>
         </w:rPr>
-        <w:t>Minorities take 9.6% of group profit but only 7.7% of book equity. Charging them the profit share removes EGP 14,334mn from the equity value — roughly 6.70 per share more than a book-value treatment would. This is the conservative choice and is stated so a reader who prefers the other convention can add it back.</w:t>
+        <w:t>Minorities take 9.6% of group profit but only 7.7% of book equity. Charging them the profit share removes EGP 14,419mn from the equity value — roughly 6.74 per share more than a book-value treatment would. This is the conservative choice and is stated so a reader who prefers the other convention can add it back.</w:t>
       </w:r>
     </w:p>
     <w:p>
@@ -20989,7 +21003,7 @@
                 <w:color w:val="1C3A36"/>
                 <w:sz w:val="16"/>
               </w:rPr>
-              <w:t>Invested capital</w:t>
+              <w:t>Intangible assets and goodwill</w:t>
             </w:r>
           </w:p>
         </w:tc>
@@ -21007,7 +21021,7 @@
                 <w:color w:val="1C3A36"/>
                 <w:sz w:val="16"/>
               </w:rPr>
-              <w:t>125,690</w:t>
+              <w:t>1,459</w:t>
             </w:r>
           </w:p>
         </w:tc>
@@ -21025,7 +21039,7 @@
                 <w:color w:val="1C3A36"/>
                 <w:sz w:val="16"/>
               </w:rPr>
-              <w:t>143,129</w:t>
+              <w:t>1,459</w:t>
             </w:r>
           </w:p>
         </w:tc>
@@ -21043,7 +21057,7 @@
                 <w:color w:val="1C3A36"/>
                 <w:sz w:val="16"/>
               </w:rPr>
-              <w:t>158,627</w:t>
+              <w:t>1,459</w:t>
             </w:r>
           </w:p>
         </w:tc>
@@ -21061,7 +21075,7 @@
                 <w:color w:val="1C3A36"/>
                 <w:sz w:val="16"/>
               </w:rPr>
-              <w:t>174,066</w:t>
+              <w:t>1,459</w:t>
             </w:r>
           </w:p>
         </w:tc>
@@ -21079,7 +21093,7 @@
                 <w:color w:val="1C3A36"/>
                 <w:sz w:val="16"/>
               </w:rPr>
-              <w:t>189,512</w:t>
+              <w:t>1,459</w:t>
             </w:r>
           </w:p>
         </w:tc>
@@ -21098,7 +21112,7 @@
                 <w:color w:val="1C3A36"/>
                 <w:sz w:val="16"/>
               </w:rPr>
-              <w:t>Return on invested capital</w:t>
+              <w:t>Invested capital</w:t>
             </w:r>
           </w:p>
         </w:tc>
@@ -21116,7 +21130,7 @@
                 <w:color w:val="1C3A36"/>
                 <w:sz w:val="16"/>
               </w:rPr>
-              <w:t>22.2%</w:t>
+              <w:t>125,690</w:t>
             </w:r>
           </w:p>
         </w:tc>
@@ -21134,7 +21148,7 @@
                 <w:color w:val="1C3A36"/>
                 <w:sz w:val="16"/>
               </w:rPr>
-              <w:t>21.3%</w:t>
+              <w:t>143,129</w:t>
             </w:r>
           </w:p>
         </w:tc>
@@ -21152,7 +21166,7 @@
                 <w:color w:val="1C3A36"/>
                 <w:sz w:val="16"/>
               </w:rPr>
-              <w:t>20.9%</w:t>
+              <w:t>158,627</w:t>
             </w:r>
           </w:p>
         </w:tc>
@@ -21170,7 +21184,7 @@
                 <w:color w:val="1C3A36"/>
                 <w:sz w:val="16"/>
               </w:rPr>
-              <w:t>20.8%</w:t>
+              <w:t>174,066</w:t>
             </w:r>
           </w:p>
         </w:tc>
@@ -21188,7 +21202,7 @@
                 <w:color w:val="1C3A36"/>
                 <w:sz w:val="16"/>
               </w:rPr>
-              <w:t>20.8%</w:t>
+              <w:t>189,512</w:t>
             </w:r>
           </w:p>
         </w:tc>
@@ -21207,7 +21221,7 @@
                 <w:color w:val="1C3A36"/>
                 <w:sz w:val="16"/>
               </w:rPr>
-              <w:t>Capital expenditure</w:t>
+              <w:t>Return on invested capital</w:t>
             </w:r>
           </w:p>
         </w:tc>
@@ -21225,7 +21239,7 @@
                 <w:color w:val="1C3A36"/>
                 <w:sz w:val="16"/>
               </w:rPr>
-              <w:t>(10,967)</w:t>
+              <w:t>22.2%</w:t>
             </w:r>
           </w:p>
         </w:tc>
@@ -21243,7 +21257,7 @@
                 <w:color w:val="1C3A36"/>
                 <w:sz w:val="16"/>
               </w:rPr>
-              <w:t>(11,847)</w:t>
+              <w:t>21.3%</w:t>
             </w:r>
           </w:p>
         </w:tc>
@@ -21261,7 +21275,7 @@
                 <w:color w:val="1C3A36"/>
                 <w:sz w:val="16"/>
               </w:rPr>
-              <w:t>(12,383)</w:t>
+              <w:t>20.9%</w:t>
             </w:r>
           </w:p>
         </w:tc>
@@ -21279,7 +21293,7 @@
                 <w:color w:val="1C3A36"/>
                 <w:sz w:val="16"/>
               </w:rPr>
-              <w:t>(12,408)</w:t>
+              <w:t>20.8%</w:t>
             </w:r>
           </w:p>
         </w:tc>
@@ -21297,7 +21311,7 @@
                 <w:color w:val="1C3A36"/>
                 <w:sz w:val="16"/>
               </w:rPr>
-              <w:t>(12,341)</w:t>
+              <w:t>20.8%</w:t>
             </w:r>
           </w:p>
         </w:tc>
@@ -21316,7 +21330,7 @@
                 <w:color w:val="1C3A36"/>
                 <w:sz w:val="16"/>
               </w:rPr>
-              <w:t>Change in working capital</w:t>
+              <w:t>Capital expenditure</w:t>
             </w:r>
           </w:p>
         </w:tc>
@@ -21334,7 +21348,7 @@
                 <w:color w:val="1C3A36"/>
                 <w:sz w:val="16"/>
               </w:rPr>
-              <w:t>(19,437)</w:t>
+              <w:t>(10,967)</w:t>
             </w:r>
           </w:p>
         </w:tc>
@@ -21352,7 +21366,7 @@
                 <w:color w:val="1C3A36"/>
                 <w:sz w:val="16"/>
               </w:rPr>
-              <w:t>(9,882)</w:t>
+              <w:t>(11,847)</w:t>
             </w:r>
           </w:p>
         </w:tc>
@@ -21370,7 +21384,7 @@
                 <w:color w:val="1C3A36"/>
                 <w:sz w:val="16"/>
               </w:rPr>
-              <w:t>(7,758)</w:t>
+              <w:t>(12,383)</w:t>
             </w:r>
           </w:p>
         </w:tc>
@@ -21388,7 +21402,7 @@
                 <w:color w:val="1C3A36"/>
                 <w:sz w:val="16"/>
               </w:rPr>
-              <w:t>(8,042)</w:t>
+              <w:t>(12,408)</w:t>
             </w:r>
           </w:p>
         </w:tc>
@@ -21406,7 +21420,7 @@
                 <w:color w:val="1C3A36"/>
                 <w:sz w:val="16"/>
               </w:rPr>
-              <w:t>(8,504)</w:t>
+              <w:t>(12,341)</w:t>
             </w:r>
           </w:p>
         </w:tc>
@@ -21427,7 +21441,7 @@
                 <w:color w:val="1C3A36"/>
                 <w:sz w:val="16"/>
               </w:rPr>
-              <w:t>Free cash flow to the firm</w:t>
+              <w:t>Change in working capital</w:t>
             </w:r>
           </w:p>
         </w:tc>
@@ -21447,7 +21461,7 @@
                 <w:color w:val="1C3A36"/>
                 <w:sz w:val="16"/>
               </w:rPr>
-              <w:t>1,377</w:t>
+              <w:t>(19,437)</w:t>
             </w:r>
           </w:p>
         </w:tc>
@@ -21467,7 +21481,7 @@
                 <w:color w:val="1C3A36"/>
                 <w:sz w:val="16"/>
               </w:rPr>
-              <w:t>13,049</w:t>
+              <w:t>(9,882)</w:t>
             </w:r>
           </w:p>
         </w:tc>
@@ -21487,7 +21501,7 @@
                 <w:color w:val="1C3A36"/>
                 <w:sz w:val="16"/>
               </w:rPr>
-              <w:t>17,706</w:t>
+              <w:t>(7,758)</w:t>
             </w:r>
           </w:p>
         </w:tc>
@@ -21507,7 +21521,7 @@
                 <w:color w:val="1C3A36"/>
                 <w:sz w:val="16"/>
               </w:rPr>
-              <w:t>20,733</w:t>
+              <w:t>(8,042)</w:t>
             </w:r>
           </w:p>
         </w:tc>
@@ -21524,6 +21538,115 @@
             <w:r>
               <w:rPr>
                 <w:b/>
+                <w:color w:val="1C3A36"/>
+                <w:sz w:val="16"/>
+              </w:rPr>
+              <w:t>(8,504)</w:t>
+            </w:r>
+          </w:p>
+        </w:tc>
+      </w:tr>
+      <w:tr>
+        <w:tc>
+          <w:tcPr>
+            <w:tcW w:type="dxa" w:w="2952"/>
+          </w:tcPr>
+          <w:p>
+            <w:pPr>
+              <w:spacing w:after="20"/>
+            </w:pPr>
+            <w:r>
+              <w:rPr>
+                <w:color w:val="1C3A36"/>
+                <w:sz w:val="16"/>
+              </w:rPr>
+              <w:t>Free cash flow to the firm</w:t>
+            </w:r>
+          </w:p>
+        </w:tc>
+        <w:tc>
+          <w:tcPr>
+            <w:tcW w:type="dxa" w:w="1426"/>
+          </w:tcPr>
+          <w:p>
+            <w:pPr>
+              <w:spacing w:after="20"/>
+              <w:jc w:val="right"/>
+            </w:pPr>
+            <w:r>
+              <w:rPr>
+                <w:color w:val="1C3A36"/>
+                <w:sz w:val="16"/>
+              </w:rPr>
+              <w:t>1,377</w:t>
+            </w:r>
+          </w:p>
+        </w:tc>
+        <w:tc>
+          <w:tcPr>
+            <w:tcW w:type="dxa" w:w="1426"/>
+          </w:tcPr>
+          <w:p>
+            <w:pPr>
+              <w:spacing w:after="20"/>
+              <w:jc w:val="right"/>
+            </w:pPr>
+            <w:r>
+              <w:rPr>
+                <w:color w:val="1C3A36"/>
+                <w:sz w:val="16"/>
+              </w:rPr>
+              <w:t>13,049</w:t>
+            </w:r>
+          </w:p>
+        </w:tc>
+        <w:tc>
+          <w:tcPr>
+            <w:tcW w:type="dxa" w:w="1426"/>
+          </w:tcPr>
+          <w:p>
+            <w:pPr>
+              <w:spacing w:after="20"/>
+              <w:jc w:val="right"/>
+            </w:pPr>
+            <w:r>
+              <w:rPr>
+                <w:color w:val="1C3A36"/>
+                <w:sz w:val="16"/>
+              </w:rPr>
+              <w:t>17,706</w:t>
+            </w:r>
+          </w:p>
+        </w:tc>
+        <w:tc>
+          <w:tcPr>
+            <w:tcW w:type="dxa" w:w="1426"/>
+          </w:tcPr>
+          <w:p>
+            <w:pPr>
+              <w:spacing w:after="20"/>
+              <w:jc w:val="right"/>
+            </w:pPr>
+            <w:r>
+              <w:rPr>
+                <w:color w:val="1C3A36"/>
+                <w:sz w:val="16"/>
+              </w:rPr>
+              <w:t>20,733</w:t>
+            </w:r>
+          </w:p>
+        </w:tc>
+        <w:tc>
+          <w:tcPr>
+            <w:tcW w:type="dxa" w:w="1426"/>
+          </w:tcPr>
+          <w:p>
+            <w:pPr>
+              <w:spacing w:after="20"/>
+              <w:jc w:val="right"/>
+            </w:pPr>
+            <w:r>
+              <w:rPr>
                 <w:color w:val="1C3A36"/>
                 <w:sz w:val="16"/>
               </w:rPr>
@@ -22366,7 +22489,7 @@
                 <w:color w:val="1C3A36"/>
                 <w:sz w:val="16"/>
               </w:rPr>
-              <w:t>the exchange-rate sensitivity spans 26.67 per share</w:t>
+              <w:t>the exchange-rate sensitivity spans 70.74 per share</w:t>
             </w:r>
           </w:p>
         </w:tc>
@@ -22421,7 +22544,7 @@
                 <w:color w:val="1C3A36"/>
                 <w:sz w:val="16"/>
               </w:rPr>
-              <w:t>the explicit-against-terminal grid spans 34.74 per share</w:t>
+              <w:t>the explicit-against-terminal grid spans 35.23 per share</w:t>
             </w:r>
           </w:p>
         </w:tc>
@@ -22476,7 +22599,7 @@
                 <w:color w:val="1C3A36"/>
                 <w:sz w:val="16"/>
               </w:rPr>
-              <w:t>6.30 per share across the tested range</w:t>
+              <w:t>6.17 per share across the tested range</w:t>
             </w:r>
           </w:p>
         </w:tc>
@@ -23603,7 +23726,7 @@
                 <w:color w:val="1C3A36"/>
                 <w:sz w:val="17"/>
               </w:rPr>
-              <w:t>23.0% − 5%</w:t>
+              <w:t>17.6% − 5%</w:t>
             </w:r>
           </w:p>
         </w:tc>
@@ -23640,7 +23763,7 @@
                 <w:color w:val="1C3A36"/>
                 <w:sz w:val="17"/>
               </w:rPr>
-              <w:t>46.24</w:t>
+              <w:t>66.19</w:t>
             </w:r>
           </w:p>
         </w:tc>
@@ -23681,7 +23804,7 @@
                 <w:color w:val="1C3A36"/>
                 <w:sz w:val="17"/>
               </w:rPr>
-              <w:t>32.11 – 66.19</w:t>
+              <w:t>40.82 – 72.60</w:t>
             </w:r>
           </w:p>
         </w:tc>
@@ -23703,7 +23826,7 @@
           <w:color w:val="1C3A36"/>
           <w:sz w:val="21"/>
         </w:rPr>
-        <w:t>This is the harshest of the three readings, at EGP 46.24, and the reason is specific and defensible: it takes the FY2024 evidence — EGP 31,602mn of EBITDA converting to EGP 3,979mn of operating cash — as a statement about the business model rather than about one unusual year.</w:t>
+        <w:t>This is the harshest of the three readings, at EGP 66.19, and the reason is specific and defensible: it takes the FY2024 evidence — EGP 31,602mn of EBITDA converting to EGP 3,979mn of operating cash — as a statement about the business model rather than about one unusual year.</w:t>
       </w:r>
     </w:p>
     <w:p>
@@ -23911,7 +24034,7 @@
                 <w:color w:val="1C3A36"/>
                 <w:sz w:val="17"/>
               </w:rPr>
-              <w:t>2,187</w:t>
+              <w:t>14,148</w:t>
             </w:r>
           </w:p>
         </w:tc>
@@ -23985,7 +24108,7 @@
                 <w:color w:val="1C3A36"/>
                 <w:sz w:val="17"/>
               </w:rPr>
-              <w:t>145,225</w:t>
+              <w:t>157,186</w:t>
             </w:r>
           </w:p>
         </w:tc>
@@ -24022,7 +24145,7 @@
                 <w:color w:val="1C3A36"/>
                 <w:sz w:val="17"/>
               </w:rPr>
-              <w:t>56.08</w:t>
+              <w:t>60.72</w:t>
             </w:r>
           </w:p>
         </w:tc>
@@ -24063,7 +24186,7 @@
                 <w:color w:val="1C3A36"/>
                 <w:sz w:val="17"/>
               </w:rPr>
-              <w:t>47.37 – 90.38</w:t>
+              <w:t>49.99 – 91.15</w:t>
             </w:r>
           </w:p>
         </w:tc>
@@ -24583,7 +24706,7 @@
                 <w:color w:val="1C3A36"/>
                 <w:sz w:val="16"/>
               </w:rPr>
-              <w:t>-5,866</w:t>
+              <w:t>1,279</w:t>
             </w:r>
           </w:p>
         </w:tc>
@@ -24603,7 +24726,7 @@
                 <w:color w:val="1C3A36"/>
                 <w:sz w:val="16"/>
               </w:rPr>
-              <w:t>-2,401</w:t>
+              <w:t>1,606</w:t>
             </w:r>
           </w:p>
         </w:tc>
@@ -24623,7 +24746,7 @@
                 <w:color w:val="1C3A36"/>
                 <w:sz w:val="16"/>
               </w:rPr>
-              <w:t>2,192</w:t>
+              <w:t>5,222</w:t>
             </w:r>
           </w:p>
         </w:tc>
@@ -24643,7 +24766,7 @@
                 <w:color w:val="1C3A36"/>
                 <w:sz w:val="16"/>
               </w:rPr>
-              <w:t>6,406</w:t>
+              <w:t>9,046</w:t>
             </w:r>
           </w:p>
         </w:tc>
@@ -24663,7 +24786,7 @@
                 <w:color w:val="1C3A36"/>
                 <w:sz w:val="16"/>
               </w:rPr>
-              <w:t>10,669</w:t>
+              <w:t>13,007</w:t>
             </w:r>
           </w:p>
         </w:tc>
@@ -25107,7 +25230,7 @@
           <w:color w:val="6E7B77"/>
           <w:sz w:val="17"/>
         </w:rPr>
-        <w:t>Figure 8 — the three experts' ranges. The gold band is the panel centre of 56.08; the vertical line is the market price of 105.20.</w:t>
+        <w:t>Figure 8 — the three experts' ranges. The gold band is the panel centre of 66.19; the vertical line is the market price of 105.20.</w:t>
       </w:r>
     </w:p>
     <w:p>
@@ -25121,7 +25244,7 @@
           <w:color w:val="1C3A36"/>
           <w:sz w:val="21"/>
         </w:rPr>
-        <w:t>The panel spans EGP 46.24 to 137.70 — a factor of 3.0 between the most and least generous reading. That is a wide disagreement and it is not noise. Expert 1 values earnings and finds the company reasonably priced. Expert 2 values cash and finds it expensive by a wide margin. Expert 3 values the spread between returns and the cost of capital and finds that the answer depends entirely on which cost of capital applies. The panel median of 56.08 sits -47% against the market price and close to the study's own weighted central of 81.13.</w:t>
+        <w:t>The panel spans EGP 60.72 to 137.70 — a factor of 2.3 between the most and least generous reading. That is a wide disagreement and it is not noise. Expert 1 values earnings and lands near the market price. Expert 2 values cash and lands well below it. Expert 3 values the spread between returns and the cost of capital and finds that the answer depends entirely on which cost of capital applies. The panel median of 66.19 sits -37% against the market price and close to the study's own weighted central of 74.55.</w:t>
       </w:r>
     </w:p>
     <w:p>
@@ -25405,7 +25528,7 @@
                 <w:color w:val="1C3A36"/>
                 <w:sz w:val="16"/>
               </w:rPr>
-              <w:t>23.0% explicit</w:t>
+              <w:t>17.6% explicit</w:t>
             </w:r>
           </w:p>
         </w:tc>
@@ -25696,7 +25819,7 @@
                 <w:color w:val="1C3A36"/>
                 <w:sz w:val="16"/>
               </w:rPr>
-              <w:t>76% of the value in the study's main model</w:t>
+              <w:t>77% of the value in the study's main model</w:t>
             </w:r>
           </w:p>
         </w:tc>

--- a/engine/swdy_study/SWDY_Valuation_Study_05-08-2026_public.docx
+++ b/engine/swdy_study/SWDY_Valuation_Study_05-08-2026_public.docx
@@ -1500,6 +1500,42 @@
                 <w:color w:val="1C3A36"/>
                 <w:sz w:val="17"/>
               </w:rPr>
+              <w:t>Last strategic transaction</w:t>
+            </w:r>
+          </w:p>
+        </w:tc>
+        <w:tc>
+          <w:tcPr>
+            <w:tcW w:type="dxa" w:w="7848"/>
+          </w:tcPr>
+          <w:p>
+            <w:pPr>
+              <w:spacing w:after="20"/>
+            </w:pPr>
+            <w:r>
+              <w:rPr>
+                <w:color w:val="1C3A36"/>
+                <w:sz w:val="17"/>
+              </w:rPr>
+              <w:t>Electra Investment Holding's tender offer concluded July 2024: 428mn shares (20.0%) at USD 1.05, about USD 449mn — roughly EGP 50 per share at the rate then prevailing. Recorded because it is the last price at which a strategic buyer cleared a fifth of the company, but NOT used as a valuation anchor: it is two years stale, struck before the earnings base grew by about half, and sits at under half today's price</w:t>
+            </w:r>
+          </w:p>
+        </w:tc>
+      </w:tr>
+      <w:tr>
+        <w:tc>
+          <w:tcPr>
+            <w:tcW w:type="dxa" w:w="2232"/>
+          </w:tcPr>
+          <w:p>
+            <w:pPr>
+              <w:spacing w:after="20"/>
+            </w:pPr>
+            <w:r>
+              <w:rPr>
+                <w:color w:val="1C3A36"/>
+                <w:sz w:val="17"/>
+              </w:rPr>
               <w:t>Dividend record</w:t>
             </w:r>
           </w:p>
@@ -12034,6 +12070,452 @@
           <w:sz w:val="21"/>
         </w:rPr>
         <w:t>This is not a technicality. A cheap, majority-hard-currency debt book is one of the two genuine competitive advantages this company has over a domestic-only competitor — the other being that its revenue is hard-currency too. It is also why the balance sheet looks more leveraged than it is: the gross book is large because working capital is large, but it costs roughly 12.3% and is more than two-thirds offset by cash.</w:t>
+      </w:r>
+    </w:p>
+    <w:p>
+      <w:pPr>
+        <w:spacing w:after="80" w:before="200"/>
+      </w:pPr>
+      <w:r>
+        <w:rPr>
+          <w:b/>
+          <w:i w:val="0"/>
+          <w:color w:val="1C3A36"/>
+          <w:sz w:val="24"/>
+        </w:rPr>
+        <w:t>Where this construction is contested, and what the alternatives are worth</w:t>
+      </w:r>
+    </w:p>
+    <w:p>
+      <w:pPr>
+        <w:spacing w:after="120" w:before="0"/>
+      </w:pPr>
+      <w:r>
+        <w:rPr>
+          <w:b w:val="0"/>
+          <w:i w:val="0"/>
+          <w:color w:val="1C3A36"/>
+          <w:sz w:val="21"/>
+        </w:rPr>
+        <w:t>Four choices in the cost of capital above are legitimately arguable, and external reviewers have argued them. Rather than defend each in prose, each alternative is computed and its value published here, so a reader who prefers a different convention can take the number directly.</w:t>
+      </w:r>
+    </w:p>
+    <w:tbl>
+      <w:tblPr>
+        <w:tblW w:type="auto" w:w="0"/>
+        <w:jc w:val="center"/>
+        <w:tblLook w:firstColumn="1" w:firstRow="1" w:lastColumn="0" w:lastRow="0" w:noHBand="0" w:noVBand="1" w:val="04A0"/>
+        <w:tblLayout w:type="fixed"/>
+        <w:tblCellMar>
+          <w:top w:w="40" w:type="dxa"/>
+          <w:left w:w="90" w:type="dxa"/>
+          <w:bottom w:w="40" w:type="dxa"/>
+          <w:right w:w="90" w:type="dxa"/>
+        </w:tblCellMar>
+        <w:tblBorders>
+          <w:top w:val="single" w:sz="4" w:space="0" w:color="C9D4D1"/>
+          <w:left w:val="single" w:sz="4" w:space="0" w:color="C9D4D1"/>
+          <w:bottom w:val="single" w:sz="4" w:space="0" w:color="C9D4D1"/>
+          <w:right w:val="single" w:sz="4" w:space="0" w:color="C9D4D1"/>
+          <w:insideH w:val="single" w:sz="4" w:space="0" w:color="C9D4D1"/>
+          <w:insideV w:val="single" w:sz="4" w:space="0" w:color="C9D4D1"/>
+        </w:tblBorders>
+        <w:tblLayout w:type="fixed"/>
+      </w:tblPr>
+      <w:tblGrid>
+        <w:gridCol w:w="2477"/>
+        <w:gridCol w:w="2664"/>
+        <w:gridCol w:w="1843"/>
+        <w:gridCol w:w="3096"/>
+      </w:tblGrid>
+      <w:tr>
+        <w:tc>
+          <w:tcPr>
+            <w:tcW w:type="dxa" w:w="2477"/>
+            <w:shd w:val="clear" w:color="auto" w:fill="EAF0EE"/>
+          </w:tcPr>
+          <w:p>
+            <w:pPr>
+              <w:spacing w:after="20"/>
+            </w:pPr>
+            <w:r>
+              <w:rPr>
+                <w:b/>
+                <w:color w:val="1C3A36"/>
+                <w:sz w:val="16"/>
+              </w:rPr>
+              <w:t>Choice made</w:t>
+            </w:r>
+          </w:p>
+        </w:tc>
+        <w:tc>
+          <w:tcPr>
+            <w:tcW w:type="dxa" w:w="2664"/>
+            <w:shd w:val="clear" w:color="auto" w:fill="EAF0EE"/>
+          </w:tcPr>
+          <w:p>
+            <w:pPr>
+              <w:spacing w:after="20"/>
+            </w:pPr>
+            <w:r>
+              <w:rPr>
+                <w:b/>
+                <w:color w:val="1C3A36"/>
+                <w:sz w:val="16"/>
+              </w:rPr>
+              <w:t>The alternative</w:t>
+            </w:r>
+          </w:p>
+        </w:tc>
+        <w:tc>
+          <w:tcPr>
+            <w:tcW w:type="dxa" w:w="1843"/>
+            <w:shd w:val="clear" w:color="auto" w:fill="EAF0EE"/>
+          </w:tcPr>
+          <w:p>
+            <w:pPr>
+              <w:spacing w:after="20"/>
+            </w:pPr>
+            <w:r>
+              <w:rPr>
+                <w:b/>
+                <w:color w:val="1C3A36"/>
+                <w:sz w:val="16"/>
+              </w:rPr>
+              <w:t>Fair value on the alternative</w:t>
+            </w:r>
+          </w:p>
+        </w:tc>
+        <w:tc>
+          <w:tcPr>
+            <w:tcW w:type="dxa" w:w="3096"/>
+            <w:shd w:val="clear" w:color="auto" w:fill="EAF0EE"/>
+          </w:tcPr>
+          <w:p>
+            <w:pPr>
+              <w:spacing w:after="20"/>
+            </w:pPr>
+            <w:r>
+              <w:rPr>
+                <w:b/>
+                <w:color w:val="1C3A36"/>
+                <w:sz w:val="16"/>
+              </w:rPr>
+              <w:t>Why we keep ours</w:t>
+            </w:r>
+          </w:p>
+        </w:tc>
+      </w:tr>
+      <w:tr>
+        <w:tc>
+          <w:tcPr>
+            <w:tcW w:type="dxa" w:w="2477"/>
+          </w:tcPr>
+          <w:p>
+            <w:pPr>
+              <w:spacing w:after="20"/>
+            </w:pPr>
+            <w:r>
+              <w:rPr>
+                <w:color w:val="1C3A36"/>
+                <w:sz w:val="16"/>
+              </w:rPr>
+              <w:t>Equity risk premium on the credit-default-swap basis (9.4%), with the sovereign spread netted at 3.4%</w:t>
+            </w:r>
+          </w:p>
+        </w:tc>
+        <w:tc>
+          <w:tcPr>
+            <w:tcW w:type="dxa" w:w="2664"/>
+          </w:tcPr>
+          <w:p>
+            <w:pPr>
+              <w:spacing w:after="20"/>
+              <w:jc w:val="right"/>
+            </w:pPr>
+            <w:r>
+              <w:rPr>
+                <w:color w:val="1C3A36"/>
+                <w:sz w:val="16"/>
+              </w:rPr>
+              <w:t>The rating basis from the same published table: spread 6.4%, premium 13.9%, cost of equity 30.0%</w:t>
+            </w:r>
+          </w:p>
+        </w:tc>
+        <w:tc>
+          <w:tcPr>
+            <w:tcW w:type="dxa" w:w="1843"/>
+          </w:tcPr>
+          <w:p>
+            <w:pPr>
+              <w:spacing w:after="20"/>
+              <w:jc w:val="right"/>
+            </w:pPr>
+            <w:r>
+              <w:rPr>
+                <w:color w:val="1C3A36"/>
+                <w:sz w:val="16"/>
+              </w:rPr>
+              <w:t>EGP 44.88 (against 63.10)</w:t>
+            </w:r>
+          </w:p>
+        </w:tc>
+        <w:tc>
+          <w:tcPr>
+            <w:tcW w:type="dxa" w:w="3096"/>
+          </w:tcPr>
+          <w:p>
+            <w:pPr>
+              <w:spacing w:after="20"/>
+              <w:jc w:val="right"/>
+            </w:pPr>
+            <w:r>
+              <w:rPr>
+                <w:color w:val="1C3A36"/>
+                <w:sz w:val="16"/>
+              </w:rPr>
+              <w:t>Both are columns of the same published source. The market-observed basis is preferred to the agency-rating basis, which lags. This is the single largest open question in the cost of capital and the alternative is worth roughly 18.22 per share</w:t>
+            </w:r>
+          </w:p>
+        </w:tc>
+      </w:tr>
+      <w:tr>
+        <w:tc>
+          <w:tcPr>
+            <w:tcW w:type="dxa" w:w="2477"/>
+          </w:tcPr>
+          <w:p>
+            <w:pPr>
+              <w:spacing w:after="20"/>
+            </w:pPr>
+            <w:r>
+              <w:rPr>
+                <w:color w:val="1C3A36"/>
+                <w:sz w:val="16"/>
+              </w:rPr>
+              <w:t>Minority interests charged against consolidated equity, after net debt</w:t>
+            </w:r>
+          </w:p>
+        </w:tc>
+        <w:tc>
+          <w:tcPr>
+            <w:tcW w:type="dxa" w:w="2664"/>
+          </w:tcPr>
+          <w:p>
+            <w:pPr>
+              <w:spacing w:after="20"/>
+              <w:jc w:val="right"/>
+            </w:pPr>
+            <w:r>
+              <w:rPr>
+                <w:color w:val="1C3A36"/>
+                <w:sz w:val="16"/>
+              </w:rPr>
+              <w:t>Charged against unlevered enterprise value, before net debt</w:t>
+            </w:r>
+          </w:p>
+        </w:tc>
+        <w:tc>
+          <w:tcPr>
+            <w:tcW w:type="dxa" w:w="1843"/>
+          </w:tcPr>
+          <w:p>
+            <w:pPr>
+              <w:spacing w:after="20"/>
+              <w:jc w:val="right"/>
+            </w:pPr>
+            <w:r>
+              <w:rPr>
+                <w:color w:val="1C3A36"/>
+                <w:sz w:val="16"/>
+              </w:rPr>
+              <w:t>EGP 62.20 (-0.89)</w:t>
+            </w:r>
+          </w:p>
+        </w:tc>
+        <w:tc>
+          <w:tcPr>
+            <w:tcW w:type="dxa" w:w="3096"/>
+          </w:tcPr>
+          <w:p>
+            <w:pPr>
+              <w:spacing w:after="20"/>
+              <w:jc w:val="right"/>
+            </w:pPr>
+            <w:r>
+              <w:rPr>
+                <w:color w:val="1C3A36"/>
+                <w:sz w:val="16"/>
+              </w:rPr>
+              <w:t>The audited borrowings note records facilities granted to the company AND its subsidiaries, guaranteed by promissory notes from subsidiaries — so minorities do bear a share of the debt. The alternative assumes all borrowing sits at the parent, which the note contradicts</w:t>
+            </w:r>
+          </w:p>
+        </w:tc>
+      </w:tr>
+      <w:tr>
+        <w:tc>
+          <w:tcPr>
+            <w:tcW w:type="dxa" w:w="2477"/>
+          </w:tcPr>
+          <w:p>
+            <w:pPr>
+              <w:spacing w:after="20"/>
+            </w:pPr>
+            <w:r>
+              <w:rPr>
+                <w:color w:val="1C3A36"/>
+                <w:sz w:val="16"/>
+              </w:rPr>
+              <w:t>Capital weights on net debt</w:t>
+            </w:r>
+          </w:p>
+        </w:tc>
+        <w:tc>
+          <w:tcPr>
+            <w:tcW w:type="dxa" w:w="2664"/>
+          </w:tcPr>
+          <w:p>
+            <w:pPr>
+              <w:spacing w:after="20"/>
+              <w:jc w:val="right"/>
+            </w:pPr>
+            <w:r>
+              <w:rPr>
+                <w:color w:val="1C3A36"/>
+                <w:sz w:val="16"/>
+              </w:rPr>
+              <w:t>On gross debt (24.1% weight, cost of capital 23.9%)</w:t>
+            </w:r>
+          </w:p>
+        </w:tc>
+        <w:tc>
+          <w:tcPr>
+            <w:tcW w:type="dxa" w:w="1843"/>
+          </w:tcPr>
+          <w:p>
+            <w:pPr>
+              <w:spacing w:after="20"/>
+              <w:jc w:val="right"/>
+            </w:pPr>
+            <w:r>
+              <w:rPr>
+                <w:color w:val="1C3A36"/>
+                <w:sz w:val="16"/>
+              </w:rPr>
+              <w:t>raises the value</w:t>
+            </w:r>
+          </w:p>
+        </w:tc>
+        <w:tc>
+          <w:tcPr>
+            <w:tcW w:type="dxa" w:w="3096"/>
+          </w:tcPr>
+          <w:p>
+            <w:pPr>
+              <w:spacing w:after="20"/>
+              <w:jc w:val="right"/>
+            </w:pPr>
+            <w:r>
+              <w:rPr>
+                <w:color w:val="1C3A36"/>
+                <w:sz w:val="16"/>
+              </w:rPr>
+              <w:t>Net debt is the quantity the bridge subtracts; using it in both places keeps the two consistent, and it is the more conservative of the two</w:t>
+            </w:r>
+          </w:p>
+        </w:tc>
+      </w:tr>
+      <w:tr>
+        <w:tc>
+          <w:tcPr>
+            <w:tcW w:type="dxa" w:w="2477"/>
+          </w:tcPr>
+          <w:p>
+            <w:pPr>
+              <w:spacing w:after="20"/>
+            </w:pPr>
+            <w:r>
+              <w:rPr>
+                <w:color w:val="1C3A36"/>
+                <w:sz w:val="16"/>
+              </w:rPr>
+              <w:t>Risk-free rate 22.3%</w:t>
+            </w:r>
+          </w:p>
+        </w:tc>
+        <w:tc>
+          <w:tcPr>
+            <w:tcW w:type="dxa" w:w="2664"/>
+          </w:tcPr>
+          <w:p>
+            <w:pPr>
+              <w:spacing w:after="20"/>
+              <w:jc w:val="right"/>
+            </w:pPr>
+            <w:r>
+              <w:rPr>
+                <w:color w:val="1C3A36"/>
+                <w:sz w:val="16"/>
+              </w:rPr>
+              <w:t>External readings of the same instrument on the same date range from about 21.3% to 23.0%, and disagree with each other</w:t>
+            </w:r>
+          </w:p>
+        </w:tc>
+        <w:tc>
+          <w:tcPr>
+            <w:tcW w:type="dxa" w:w="1843"/>
+          </w:tcPr>
+          <w:p>
+            <w:pPr>
+              <w:spacing w:after="20"/>
+              <w:jc w:val="right"/>
+            </w:pPr>
+            <w:r>
+              <w:rPr>
+                <w:color w:val="1C3A36"/>
+                <w:sz w:val="16"/>
+              </w:rPr>
+              <w:t>roughly ±1% of value per 100bp</w:t>
+            </w:r>
+          </w:p>
+        </w:tc>
+        <w:tc>
+          <w:tcPr>
+            <w:tcW w:type="dxa" w:w="3096"/>
+          </w:tcPr>
+          <w:p>
+            <w:pPr>
+              <w:spacing w:after="20"/>
+              <w:jc w:val="right"/>
+            </w:pPr>
+            <w:r>
+              <w:rPr>
+                <w:color w:val="1C3A36"/>
+                <w:sz w:val="16"/>
+              </w:rPr>
+              <w:t>The adopted figure sits inside the range of external readings rather than at either end. Because the readings conflict, the rate is carried in the sensitivity grid rather than presented as precise</w:t>
+            </w:r>
+          </w:p>
+        </w:tc>
+      </w:tr>
+    </w:tbl>
+    <w:p>
+      <w:pPr>
+        <w:spacing w:after="40"/>
+      </w:pPr>
+    </w:p>
+    <w:p>
+      <w:pPr>
+        <w:spacing w:after="200" w:before="0"/>
+      </w:pPr>
+      <w:r>
+        <w:rPr>
+          <w:b w:val="0"/>
+          <w:i/>
+          <w:color w:val="6E7B77"/>
+          <w:sz w:val="17"/>
+        </w:rPr>
+        <w:t>The rating-basis column is the one most often raised against this study. It is not a correction to an error — both bases are published by the same source and both appear in this study's input register — but it is a material choice, and at EGP 44.88 the alternative sits well below the primary. A reader who prefers agency ratings to market spreads should use that number.</w:t>
       </w:r>
     </w:p>
     <w:p>

--- a/engine/swdy_study/SWDY_Valuation_Study_05-08-2026_public.docx
+++ b/engine/swdy_study/SWDY_Valuation_Study_05-08-2026_public.docx
@@ -1079,7 +1079,7 @@
           <w:color w:val="6E7B77"/>
           <w:sz w:val="17"/>
         </w:rPr>
-        <w:t>Ranges are bear-to-bull within each lens; the central is the weighted base. Terminal value is 77% of the discounted-cash-flow enterprise value — a high share, disclosed here and again in the bridge, and the reason the terminal assumptions are stress-tested in section 1.9.</w:t>
+        <w:t>Rows marked “Memo” are shown for information and are deliberately NOT included in the weighted central: they are alternative readings of the same company under a different convention, shown so the reader can see what each contested choice is worth rather than having it averaged silently into the headline. Ranges are bear-to-bull within each lens; the central is the weighted base. Terminal value is 77% of the discounted-cash-flow enterprise value — a high share, disclosed here and again in the bridge, and the reason the terminal assumptions are stress-tested in section 1.9.</w:t>
       </w:r>
     </w:p>
     <w:p>

--- a/engine/swdy_study/SWDY_Valuation_Study_05-08-2026_public.docx
+++ b/engine/swdy_study/SWDY_Valuation_Study_05-08-2026_public.docx
@@ -272,7 +272,7 @@
           <w:color w:val="1C3A36"/>
           <w:sz w:val="21"/>
         </w:rPr>
-        <w:t>On our primary construction the four lenses centre at EGP 74.55 per share against a market price of 105.20 — the price sits about +41% above the central estimate. That gap is not mainly an argument about the business; it is an argument about the discount rate. Discounted at an Egyptian cost of equity of 28.4%, the cash flows support roughly EGP 63.10. Discount the hard-currency share of those same cash flows at a hard-currency cost of capital of about 10.1% and the same model produces EGP 91.15, which is above today's price. The market appears to be applying something close to the second view. Both are shown, and neither is hidden inside an average.</w:t>
+        <w:t>On our primary construction the four lenses centre at EGP 74.52 per share against a market price of 105.20 — the price sits about +41% above the central estimate. That gap is not mainly an argument about the business; it is an argument about the discount rate. Discounted at an Egyptian cost of equity of 28.4%, the cash flows support roughly EGP 63.10. Discount the hard-currency share of those same cash flows at a hard-currency cost of capital of about 10.1% and the same model produces EGP 91.15, which is above today's price. The market appears to be applying something close to the second view. Both are shown, and neither is hidden inside an average.</w:t>
       </w:r>
     </w:p>
     <w:p>
@@ -647,7 +647,7 @@
                 <w:color w:val="1C3A36"/>
                 <w:sz w:val="17"/>
               </w:rPr>
-              <w:t>94.16 – 154.68</w:t>
+              <w:t>94.04 – 154.50</w:t>
             </w:r>
           </w:p>
         </w:tc>
@@ -665,7 +665,7 @@
                 <w:color w:val="1C3A36"/>
                 <w:sz w:val="17"/>
               </w:rPr>
-              <w:t>121.06</w:t>
+              <w:t>120.91</w:t>
             </w:r>
           </w:p>
         </w:tc>
@@ -835,7 +835,7 @@
                 <w:color w:val="1C3A36"/>
                 <w:sz w:val="17"/>
               </w:rPr>
-              <w:t>33.77 – 154.68</w:t>
+              <w:t>33.77 – 154.50</w:t>
             </w:r>
           </w:p>
         </w:tc>
@@ -855,7 +855,7 @@
                 <w:color w:val="1C3A36"/>
                 <w:sz w:val="17"/>
               </w:rPr>
-              <w:t>74.55</w:t>
+              <w:t>74.52</w:t>
             </w:r>
           </w:p>
         </w:tc>
@@ -894,7 +894,7 @@
                 <w:color w:val="1C3A36"/>
                 <w:sz w:val="17"/>
               </w:rPr>
-              <w:t>Memo — currency-of-discounting alternative</w:t>
+              <w:t>Market price</w:t>
             </w:r>
           </w:p>
         </w:tc>
@@ -912,7 +912,7 @@
                 <w:color w:val="1C3A36"/>
                 <w:sz w:val="17"/>
               </w:rPr>
-              <w:t>hard-currency cash-flow leg discounted at 10.1% rather than the Egyptian rate; the reading the market appears to apply</w:t>
+              <w:t>closing price on the anchor date</w:t>
             </w:r>
           </w:p>
         </w:tc>
@@ -948,7 +948,7 @@
                 <w:color w:val="1C3A36"/>
                 <w:sz w:val="17"/>
               </w:rPr>
-              <w:t>91.15</w:t>
+              <w:t>105.20</w:t>
             </w:r>
           </w:p>
         </w:tc>
@@ -966,7 +966,7 @@
                 <w:color w:val="1C3A36"/>
                 <w:sz w:val="17"/>
               </w:rPr>
-              <w:t>-13%</w:t>
+              <w:t>—</w:t>
             </w:r>
           </w:p>
         </w:tc>
@@ -975,52 +975,149 @@
         <w:tc>
           <w:tcPr>
             <w:tcW w:type="dxa" w:w="1872"/>
-          </w:tcPr>
-          <w:p>
-            <w:pPr>
-              <w:spacing w:after="20"/>
-            </w:pPr>
-            <w:r>
-              <w:rPr>
+            <w:shd w:val="clear" w:color="auto" w:fill="F6F1E6"/>
+          </w:tcPr>
+          <w:p>
+            <w:pPr>
+              <w:spacing w:after="20"/>
+            </w:pPr>
+            <w:r>
+              <w:rPr>
+                <w:b/>
                 <w:color w:val="1C3A36"/>
                 <w:sz w:val="17"/>
               </w:rPr>
-              <w:t>Memo — market price</w:t>
+              <w:t>ALTERNATIVE READINGS — not included in the weighted central above</w:t>
             </w:r>
           </w:p>
         </w:tc>
         <w:tc>
           <w:tcPr>
             <w:tcW w:type="dxa" w:w="3960"/>
-          </w:tcPr>
-          <w:p>
-            <w:pPr>
-              <w:spacing w:after="20"/>
-              <w:jc w:val="right"/>
-            </w:pPr>
-            <w:r>
-              <w:rPr>
+            <w:shd w:val="clear" w:color="auto" w:fill="F6F1E6"/>
+          </w:tcPr>
+          <w:p>
+            <w:pPr>
+              <w:spacing w:after="20"/>
+              <w:jc w:val="right"/>
+            </w:pPr>
+            <w:r>
+              <w:rPr>
+                <w:b/>
                 <w:color w:val="1C3A36"/>
                 <w:sz w:val="17"/>
               </w:rPr>
-              <w:t>closing price on the anchor date</w:t>
             </w:r>
           </w:p>
         </w:tc>
         <w:tc>
           <w:tcPr>
             <w:tcW w:type="dxa" w:w="1656"/>
-          </w:tcPr>
-          <w:p>
-            <w:pPr>
-              <w:spacing w:after="20"/>
-              <w:jc w:val="right"/>
-            </w:pPr>
-            <w:r>
-              <w:rPr>
+            <w:shd w:val="clear" w:color="auto" w:fill="F6F1E6"/>
+          </w:tcPr>
+          <w:p>
+            <w:pPr>
+              <w:spacing w:after="20"/>
+              <w:jc w:val="right"/>
+            </w:pPr>
+            <w:r>
+              <w:rPr>
+                <w:b/>
                 <w:color w:val="1C3A36"/>
                 <w:sz w:val="17"/>
               </w:rPr>
+            </w:r>
+          </w:p>
+        </w:tc>
+        <w:tc>
+          <w:tcPr>
+            <w:tcW w:type="dxa" w:w="1037"/>
+            <w:shd w:val="clear" w:color="auto" w:fill="F6F1E6"/>
+          </w:tcPr>
+          <w:p>
+            <w:pPr>
+              <w:spacing w:after="20"/>
+              <w:jc w:val="right"/>
+            </w:pPr>
+            <w:r>
+              <w:rPr>
+                <w:b/>
+                <w:color w:val="1C3A36"/>
+                <w:sz w:val="17"/>
+              </w:rPr>
+            </w:r>
+          </w:p>
+        </w:tc>
+        <w:tc>
+          <w:tcPr>
+            <w:tcW w:type="dxa" w:w="907"/>
+            <w:shd w:val="clear" w:color="auto" w:fill="F6F1E6"/>
+          </w:tcPr>
+          <w:p>
+            <w:pPr>
+              <w:spacing w:after="20"/>
+              <w:jc w:val="right"/>
+            </w:pPr>
+            <w:r>
+              <w:rPr>
+                <w:b/>
+                <w:color w:val="1C3A36"/>
+                <w:sz w:val="17"/>
+              </w:rPr>
+            </w:r>
+          </w:p>
+        </w:tc>
+      </w:tr>
+      <w:tr>
+        <w:tc>
+          <w:tcPr>
+            <w:tcW w:type="dxa" w:w="1872"/>
+          </w:tcPr>
+          <w:p>
+            <w:pPr>
+              <w:spacing w:after="20"/>
+            </w:pPr>
+            <w:r>
+              <w:rPr>
+                <w:color w:val="1C3A36"/>
+                <w:sz w:val="17"/>
+              </w:rPr>
+              <w:t>Currency of discounting</w:t>
+            </w:r>
+          </w:p>
+        </w:tc>
+        <w:tc>
+          <w:tcPr>
+            <w:tcW w:type="dxa" w:w="3960"/>
+          </w:tcPr>
+          <w:p>
+            <w:pPr>
+              <w:spacing w:after="20"/>
+              <w:jc w:val="right"/>
+            </w:pPr>
+            <w:r>
+              <w:rPr>
+                <w:color w:val="1C3A36"/>
+                <w:sz w:val="17"/>
+              </w:rPr>
+              <w:t>the same cash flows with the hard-currency leg discounted at 10.1% instead of the Egyptian rate — a different view of country risk, not a fifth lens</w:t>
+            </w:r>
+          </w:p>
+        </w:tc>
+        <w:tc>
+          <w:tcPr>
+            <w:tcW w:type="dxa" w:w="1656"/>
+          </w:tcPr>
+          <w:p>
+            <w:pPr>
+              <w:spacing w:after="20"/>
+              <w:jc w:val="right"/>
+            </w:pPr>
+            <w:r>
+              <w:rPr>
+                <w:color w:val="1C3A36"/>
+                <w:sz w:val="17"/>
+              </w:rPr>
               <w:t>—</w:t>
             </w:r>
           </w:p>
@@ -1039,7 +1136,7 @@
                 <w:color w:val="1C3A36"/>
                 <w:sz w:val="17"/>
               </w:rPr>
-              <w:t>105.20</w:t>
+              <w:t>91.15</w:t>
             </w:r>
           </w:p>
         </w:tc>
@@ -1057,7 +1154,189 @@
                 <w:color w:val="1C3A36"/>
                 <w:sz w:val="17"/>
               </w:rPr>
+              <w:t>-13%</w:t>
+            </w:r>
+          </w:p>
+        </w:tc>
+      </w:tr>
+      <w:tr>
+        <w:tc>
+          <w:tcPr>
+            <w:tcW w:type="dxa" w:w="1872"/>
+          </w:tcPr>
+          <w:p>
+            <w:pPr>
+              <w:spacing w:after="20"/>
+            </w:pPr>
+            <w:r>
+              <w:rPr>
+                <w:color w:val="1C3A36"/>
+                <w:sz w:val="17"/>
+              </w:rPr>
+              <w:t>Rating-basis cost of capital</w:t>
+            </w:r>
+          </w:p>
+        </w:tc>
+        <w:tc>
+          <w:tcPr>
+            <w:tcW w:type="dxa" w:w="3960"/>
+          </w:tcPr>
+          <w:p>
+            <w:pPr>
+              <w:spacing w:after="20"/>
+              <w:jc w:val="right"/>
+            </w:pPr>
+            <w:r>
+              <w:rPr>
+                <w:color w:val="1C3A36"/>
+                <w:sz w:val="17"/>
+              </w:rPr>
+              <w:t>the same model on the rating column of the published country-risk table rather than the market-spread column (see section 1.8)</w:t>
+            </w:r>
+          </w:p>
+        </w:tc>
+        <w:tc>
+          <w:tcPr>
+            <w:tcW w:type="dxa" w:w="1656"/>
+          </w:tcPr>
+          <w:p>
+            <w:pPr>
+              <w:spacing w:after="20"/>
+              <w:jc w:val="right"/>
+            </w:pPr>
+            <w:r>
+              <w:rPr>
+                <w:color w:val="1C3A36"/>
+                <w:sz w:val="17"/>
+              </w:rPr>
               <w:t>—</w:t>
+            </w:r>
+          </w:p>
+        </w:tc>
+        <w:tc>
+          <w:tcPr>
+            <w:tcW w:type="dxa" w:w="1037"/>
+          </w:tcPr>
+          <w:p>
+            <w:pPr>
+              <w:spacing w:after="20"/>
+              <w:jc w:val="right"/>
+            </w:pPr>
+            <w:r>
+              <w:rPr>
+                <w:color w:val="1C3A36"/>
+                <w:sz w:val="17"/>
+              </w:rPr>
+              <w:t>44.88</w:t>
+            </w:r>
+          </w:p>
+        </w:tc>
+        <w:tc>
+          <w:tcPr>
+            <w:tcW w:type="dxa" w:w="907"/>
+          </w:tcPr>
+          <w:p>
+            <w:pPr>
+              <w:spacing w:after="20"/>
+              <w:jc w:val="right"/>
+            </w:pPr>
+            <w:r>
+              <w:rPr>
+                <w:color w:val="1C3A36"/>
+                <w:sz w:val="17"/>
+              </w:rPr>
+              <w:t>-57%</w:t>
+            </w:r>
+          </w:p>
+        </w:tc>
+      </w:tr>
+      <w:tr>
+        <w:tc>
+          <w:tcPr>
+            <w:tcW w:type="dxa" w:w="1872"/>
+          </w:tcPr>
+          <w:p>
+            <w:pPr>
+              <w:spacing w:after="20"/>
+            </w:pPr>
+            <w:r>
+              <w:rPr>
+                <w:color w:val="1C3A36"/>
+                <w:sz w:val="17"/>
+              </w:rPr>
+              <w:t>Minority interests charged before net debt</w:t>
+            </w:r>
+          </w:p>
+        </w:tc>
+        <w:tc>
+          <w:tcPr>
+            <w:tcW w:type="dxa" w:w="3960"/>
+          </w:tcPr>
+          <w:p>
+            <w:pPr>
+              <w:spacing w:after="20"/>
+              <w:jc w:val="right"/>
+            </w:pPr>
+            <w:r>
+              <w:rPr>
+                <w:color w:val="1C3A36"/>
+                <w:sz w:val="17"/>
+              </w:rPr>
+              <w:t>an alternative sequencing of one line of the bridge (see section 1.8)</w:t>
+            </w:r>
+          </w:p>
+        </w:tc>
+        <w:tc>
+          <w:tcPr>
+            <w:tcW w:type="dxa" w:w="1656"/>
+          </w:tcPr>
+          <w:p>
+            <w:pPr>
+              <w:spacing w:after="20"/>
+              <w:jc w:val="right"/>
+            </w:pPr>
+            <w:r>
+              <w:rPr>
+                <w:color w:val="1C3A36"/>
+                <w:sz w:val="17"/>
+              </w:rPr>
+              <w:t>—</w:t>
+            </w:r>
+          </w:p>
+        </w:tc>
+        <w:tc>
+          <w:tcPr>
+            <w:tcW w:type="dxa" w:w="1037"/>
+          </w:tcPr>
+          <w:p>
+            <w:pPr>
+              <w:spacing w:after="20"/>
+              <w:jc w:val="right"/>
+            </w:pPr>
+            <w:r>
+              <w:rPr>
+                <w:color w:val="1C3A36"/>
+                <w:sz w:val="17"/>
+              </w:rPr>
+              <w:t>62.20</w:t>
+            </w:r>
+          </w:p>
+        </w:tc>
+        <w:tc>
+          <w:tcPr>
+            <w:tcW w:type="dxa" w:w="907"/>
+          </w:tcPr>
+          <w:p>
+            <w:pPr>
+              <w:spacing w:after="20"/>
+              <w:jc w:val="right"/>
+            </w:pPr>
+            <w:r>
+              <w:rPr>
+                <w:color w:val="1C3A36"/>
+                <w:sz w:val="17"/>
+              </w:rPr>
+              <w:t>-41%</w:t>
             </w:r>
           </w:p>
         </w:tc>
@@ -1079,7 +1358,7 @@
           <w:color w:val="6E7B77"/>
           <w:sz w:val="17"/>
         </w:rPr>
-        <w:t>Rows marked “Memo” are shown for information and are deliberately NOT included in the weighted central: they are alternative readings of the same company under a different convention, shown so the reader can see what each contested choice is worth rather than having it averaged silently into the headline. Ranges are bear-to-bull within each lens; the central is the weighted base. Terminal value is 77% of the discounted-cash-flow enterprise value — a high share, disclosed here and again in the bridge, and the reason the terminal assumptions are stress-tested in section 1.9.</w:t>
+        <w:t>The alternative readings are shown so that each genuinely contested choice carries a number the reader can see, rather than being averaged silently into the headline. They are deliberately excluded from the weighted central because each answers a different question — which currency's cost of capital applies, which column of a risk table to use, how to sequence one line of the bridge — and blending them would hide the disagreement instead of showing it. Ranges are bear-to-bull within each lens; the central is the weighted base. Terminal value is 77% of the discounted-cash-flow enterprise value — a high share, disclosed here and again in the bridge, and the reason the terminal assumptions are stress-tested in section 1.9.</w:t>
       </w:r>
     </w:p>
     <w:p>
@@ -4898,7 +5177,7 @@
                 <w:color w:val="1C3A36"/>
                 <w:sz w:val="17"/>
               </w:rPr>
-              <w:t>(3,419)</w:t>
+              <w:t>(3,470)</w:t>
             </w:r>
           </w:p>
         </w:tc>
@@ -4972,7 +5251,7 @@
                 <w:color w:val="1C3A36"/>
                 <w:sz w:val="17"/>
               </w:rPr>
-              <w:t>(13,359)</w:t>
+              <w:t>(13,342)</w:t>
             </w:r>
           </w:p>
         </w:tc>
@@ -5009,7 +5288,7 @@
                 <w:color w:val="1C3A36"/>
                 <w:sz w:val="17"/>
               </w:rPr>
-              <w:t>28,795</w:t>
+              <w:t>28,761</w:t>
             </w:r>
           </w:p>
         </w:tc>
@@ -5050,7 +5329,7 @@
                 <w:color w:val="1C3A36"/>
                 <w:sz w:val="17"/>
               </w:rPr>
-              <w:t>13.45</w:t>
+              <w:t>13.43</w:t>
             </w:r>
           </w:p>
         </w:tc>
@@ -5087,7 +5366,7 @@
                 <w:color w:val="1C3A36"/>
                 <w:sz w:val="17"/>
               </w:rPr>
-              <w:t>121.06</w:t>
+              <w:t>120.91</w:t>
             </w:r>
           </w:p>
         </w:tc>
@@ -5109,7 +5388,7 @@
           <w:color w:val="6E7B77"/>
           <w:sz w:val="17"/>
         </w:rPr>
-        <w:t>Bear 94.16 at 7.0× and bull 154.68 at 11.5×. The justified multiple is held well below what a comparable industrial franchise would attract in a developed market, because an Egyptian cost of equity near 28% mathematically compresses what any stream of earnings is worth.</w:t>
+        <w:t>Bear 94.04 at 7.0× and bull 154.50 at 11.5×. The justified multiple is held well below what a comparable industrial franchise would attract in a developed market, because an Egyptian cost of equity near 28% mathematically compresses what any stream of earnings is worth.</w:t>
       </w:r>
     </w:p>
     <w:p>
@@ -5576,7 +5855,7 @@
                 <w:color w:val="1C3A36"/>
                 <w:sz w:val="17"/>
               </w:rPr>
-              <w:t>94.16</w:t>
+              <w:t>94.04</w:t>
             </w:r>
           </w:p>
         </w:tc>
@@ -5594,7 +5873,7 @@
                 <w:color w:val="1C3A36"/>
                 <w:sz w:val="17"/>
               </w:rPr>
-              <w:t>121.06</w:t>
+              <w:t>120.91</w:t>
             </w:r>
           </w:p>
         </w:tc>
@@ -5612,7 +5891,7 @@
                 <w:color w:val="1C3A36"/>
                 <w:sz w:val="17"/>
               </w:rPr>
-              <w:t>154.68</w:t>
+              <w:t>154.50</w:t>
             </w:r>
           </w:p>
         </w:tc>
@@ -5648,7 +5927,7 @@
                 <w:color w:val="1C3A36"/>
                 <w:sz w:val="17"/>
               </w:rPr>
-              <w:t>24.21</w:t>
+              <w:t>24.18</w:t>
             </w:r>
           </w:p>
         </w:tc>
@@ -5818,7 +6097,7 @@
                 <w:color w:val="1C3A36"/>
                 <w:sz w:val="17"/>
               </w:rPr>
-              <w:t>74.55</w:t>
+              <w:t>74.52</w:t>
             </w:r>
           </w:p>
         </w:tc>
@@ -5838,7 +6117,7 @@
                 <w:color w:val="1C3A36"/>
                 <w:sz w:val="17"/>
               </w:rPr>
-              <w:t>154.68</w:t>
+              <w:t>154.50</w:t>
             </w:r>
           </w:p>
         </w:tc>
@@ -5878,7 +6157,7 @@
                 <w:color w:val="1C3A36"/>
                 <w:sz w:val="17"/>
               </w:rPr>
-              <w:t>74.55</w:t>
+              <w:t>74.52</w:t>
             </w:r>
           </w:p>
         </w:tc>
@@ -5900,7 +6179,7 @@
           <w:color w:val="1C3A36"/>
           <w:sz w:val="21"/>
         </w:rPr>
-        <w:t>The four lenses do not agree, and the disagreement is informative rather than embarrassing. The two lenses that look at earnings — relative multiples and normalised earnings power — land near or slightly above the market price. The two that discount cash or capital at an Egyptian cost of capital land well below it. This is the same disagreement in two forms: a multiple imported from a market with a low cost of capital implicitly assumes a low cost of capital, and a discounted model applied with an Egyptian one does not. The weighted central of EGP 74.55 sits between them.</w:t>
+        <w:t>The four lenses do not agree, and the disagreement is informative rather than embarrassing. The two lenses that look at earnings — relative multiples and normalised earnings power — land near or slightly above the market price. The two that discount cash or capital at an Egyptian cost of capital land well below it. This is the same disagreement in two forms: a multiple imported from a market with a low cost of capital implicitly assumes a low cost of capital, and a discounted model applied with an Egyptian one does not. The weighted central of EGP 74.52 sits between them.</w:t>
       </w:r>
     </w:p>
     <w:p>
@@ -14752,7 +15031,7 @@
           <w:color w:val="6E7B77"/>
           <w:sz w:val="17"/>
         </w:rPr>
-        <w:t>Figure 5 — the forward price cone to three months. The dashed brass line is the fundamental central estimate of 74.55; the dotted line is the spot of 105.20.</w:t>
+        <w:t>Figure 5 — the forward price cone to three months. The dashed brass line is the fundamental central estimate of 74.52; the dotted line is the spot of 105.20.</w:t>
       </w:r>
     </w:p>
     <w:p>
@@ -15775,7 +16054,7 @@
                 <w:color w:val="1C3A36"/>
                 <w:sz w:val="17"/>
               </w:rPr>
-              <w:t>EGP 74.55 central, -29% against the market</w:t>
+              <w:t>EGP 74.52 central, -29% against the market</w:t>
             </w:r>
           </w:p>
         </w:tc>
@@ -16978,7 +17257,7 @@
                 <w:color w:val="1C3A36"/>
                 <w:sz w:val="17"/>
               </w:rPr>
-              <w:t>74.55</w:t>
+              <w:t>74.52</w:t>
             </w:r>
           </w:p>
         </w:tc>
@@ -25726,7 +26005,7 @@
           <w:color w:val="1C3A36"/>
           <w:sz w:val="21"/>
         </w:rPr>
-        <w:t>The panel spans EGP 60.72 to 137.70 — a factor of 2.3 between the most and least generous reading. That is a wide disagreement and it is not noise. Expert 1 values earnings and lands near the market price. Expert 2 values cash and lands well below it. Expert 3 values the spread between returns and the cost of capital and finds that the answer depends entirely on which cost of capital applies. The panel median of 66.19 sits -37% against the market price and close to the study's own weighted central of 74.55.</w:t>
+        <w:t>The panel spans EGP 60.72 to 137.70 — a factor of 2.3 between the most and least generous reading. That is a wide disagreement and it is not noise. Expert 1 values earnings and lands near the market price. Expert 2 values cash and lands well below it. Expert 3 values the spread between returns and the cost of capital and finds that the answer depends entirely on which cost of capital applies. The panel median of 66.19 sits -37% against the market price and close to the study's own weighted central of 74.52.</w:t>
       </w:r>
     </w:p>
     <w:p>

--- a/engine/swdy_study/SWDY_Valuation_Study_05-08-2026_public.docx
+++ b/engine/swdy_study/SWDY_Valuation_Study_05-08-2026_public.docx
@@ -12376,7 +12376,7 @@
           <w:color w:val="1C3A36"/>
           <w:sz w:val="21"/>
         </w:rPr>
-        <w:t>Four choices in the cost of capital above are legitimately arguable, and external reviewers have argued them. Rather than defend each in prose, each alternative is computed and its value published here, so a reader who prefers a different convention can take the number directly.</w:t>
+        <w:t>Five choices in the cost of capital above are legitimately arguable, and external reviewers have argued them. Rather than defend each in prose, each alternative is computed and its value published here, so a reader who prefers a different convention can take the number directly.</w:t>
       </w:r>
     </w:p>
     <w:tbl>
@@ -12700,6 +12700,79 @@
                 <w:sz w:val="16"/>
               </w:rPr>
               <w:t>Net debt is the quantity the bridge subtracts; using it in both places keeps the two consistent, and it is the more conservative of the two</w:t>
+            </w:r>
+          </w:p>
+        </w:tc>
+      </w:tr>
+      <w:tr>
+        <w:tc>
+          <w:tcPr>
+            <w:tcW w:type="dxa" w:w="2477"/>
+          </w:tcPr>
+          <w:p>
+            <w:pPr>
+              <w:spacing w:after="20"/>
+            </w:pPr>
+            <w:r>
+              <w:rPr>
+                <w:color w:val="1C3A36"/>
+                <w:sz w:val="16"/>
+              </w:rPr>
+              <w:t>Cost of debt on currency composition (13.0%): the disclosed coupon on each currency leg, unadjusted</w:t>
+            </w:r>
+          </w:p>
+        </w:tc>
+        <w:tc>
+          <w:tcPr>
+            <w:tcW w:type="dxa" w:w="2664"/>
+          </w:tcPr>
+          <w:p>
+            <w:pPr>
+              <w:spacing w:after="20"/>
+              <w:jc w:val="right"/>
+            </w:pPr>
+            <w:r>
+              <w:rPr>
+                <w:color w:val="1C3A36"/>
+                <w:sz w:val="16"/>
+              </w:rPr>
+              <w:t>EGP-equivalent (18.7%): the hard-currency legs loaded with the pound's own 5.4%/year forecast depreciation, under uncovered interest parity</w:t>
+            </w:r>
+          </w:p>
+        </w:tc>
+        <w:tc>
+          <w:tcPr>
+            <w:tcW w:type="dxa" w:w="1843"/>
+          </w:tcPr>
+          <w:p>
+            <w:pPr>
+              <w:spacing w:after="20"/>
+              <w:jc w:val="right"/>
+            </w:pPr>
+            <w:r>
+              <w:rPr>
+                <w:color w:val="1C3A36"/>
+                <w:sz w:val="16"/>
+              </w:rPr>
+              <w:t>EGP 62.69 (-0.41)</w:t>
+            </w:r>
+          </w:p>
+        </w:tc>
+        <w:tc>
+          <w:tcPr>
+            <w:tcW w:type="dxa" w:w="3096"/>
+          </w:tcPr>
+          <w:p>
+            <w:pPr>
+              <w:spacing w:after="20"/>
+              <w:jc w:val="right"/>
+            </w:pPr>
+            <w:r>
+              <w:rPr>
+                <w:color w:val="1C3A36"/>
+                <w:sz w:val="16"/>
+              </w:rPr>
+              <w:t>Net debt carries only 8.1% of the capital structure, so even this 660-basis-point swing in Kd moves the fair value by well under 1% — smaller than it looks. CAUTION: keeping the currency-composition basis as primary means the hard-currency debt is carried at its coupon rate, not compensated for devaluation risk beyond what this forecast's own exchange-rate path already assumes</w:t>
             </w:r>
           </w:p>
         </w:tc>

--- a/engine/swdy_study/SWDY_Valuation_Study_05-08-2026_public.docx
+++ b/engine/swdy_study/SWDY_Valuation_Study_05-08-2026_public.docx
@@ -194,7 +194,7 @@
                 <w:color w:val="1C3A36"/>
                 <w:sz w:val="19"/>
               </w:rPr>
-              <w:t>This company earns more than 70% of its revenue outside Egypt, but it reports, is listed and is financed in Egyptian pounds. The answer therefore depends heavily on which currency's cost of capital you believe applies. Both readings are computed and both are shown.</w:t>
+              <w:t>This company earns just over half its revenue on a hard-currency-linked basis, but it reports, is listed and is financed in Egyptian pounds. The answer therefore depends heavily on which currency's cost of capital you believe applies. Both readings are computed and both are shown.</w:t>
             </w:r>
           </w:p>
         </w:tc>
@@ -230,7 +230,7 @@
           <w:color w:val="1C3A36"/>
           <w:sz w:val="21"/>
         </w:rPr>
-        <w:t>Elsewedy Electric is the largest listed industrial group on the Egyptian Exchange by revenue: EGP 281,049mn in FY2025, up +21% on FY2024 and +36% a year compounded over the last two years. It converts copper into cable, builds substations and power plants under turnkey contract, and sells meters, transformers and digital grid products across 15 countries. Just over 70% of the revenue is earned abroad, and the order book stands at roughly USD 6.5bn.</w:t>
+        <w:t>Elsewedy Electric is the largest listed industrial group on the Egyptian Exchange by revenue: EGP 281,049mn in FY2025, up +21% on FY2024 and +36% a year compounded over the last two years. It converts copper into cable, builds substations and power plants under turnkey contract, and sells meters, transformers and digital grid products across 15 countries. The company discloses exactly three reportable segments — Cables and its accessories, Constructions and infrastructure, and Electrical products and digital solutions — and just over half of group revenue is earned on a hard-currency-linked basis.</w:t>
       </w:r>
     </w:p>
     <w:p>
@@ -258,7 +258,7 @@
           <w:color w:val="1C3A36"/>
           <w:sz w:val="21"/>
         </w:rPr>
-        <w:t>The balance sheet is not the constraint people assume. Gross borrowings are large because the working-capital cycle is large, but the group holds very substantial offsetting cash: net bank debt was EGP 19,789mn at the end of FY2025, only 0.6× EBITDA. And the debt is cheap in a way that is easy to miss: the audited notes disclose average rates of 28.7% on Egyptian-pound liabilities but 6.5% on dollars and 3.9% on euros. The blended rate actually paid works out near 12.3%, roughly half what a purely domestic Egyptian borrower pays.</w:t>
+        <w:t>The balance sheet is not the constraint people assume. Gross borrowings are large because the working-capital cycle is large, but the group holds very substantial offsetting cash: net bank debt was EGP 20,560mn at the end of FY2025, only 0.7× EBITDA. And the debt is cheap in a way that is easy to miss: the audited notes disclose average rates of 21.3% on Egyptian-pound liabilities but only 5.3% on the blended hard-currency book. The blended rate actually paid works out near 9.8%, less than half what a purely domestic Egyptian borrower pays.</w:t>
       </w:r>
     </w:p>
     <w:p>
@@ -272,7 +272,7 @@
           <w:color w:val="1C3A36"/>
           <w:sz w:val="21"/>
         </w:rPr>
-        <w:t>On our primary construction the four lenses centre at EGP 74.52 per share against a market price of 105.20 — the price sits about +41% above the central estimate. That gap is not mainly an argument about the business; it is an argument about the discount rate. Discounted at an Egyptian cost of equity of 28.4%, the cash flows support roughly EGP 63.10. Discount the hard-currency share of those same cash flows at a hard-currency cost of capital of about 10.1% and the same model produces EGP 91.15, which is above today's price. The market appears to be applying something close to the second view. Both are shown, and neither is hidden inside an average.</w:t>
+        <w:t>On our primary construction the four lenses centre at EGP 69.79 per share against a market price of 105.20 — the price sits about +51% above the central estimate. That gap is not mainly an argument about the business; it is an argument about the discount rate. Discounted at an Egyptian cost of equity of 28.4%, the cash flows support roughly EGP 56.67. Discount the hard-currency share of those same cash flows at a hard-currency cost of capital of about 10.1% and the same model produces EGP 78.89, which is above today's price. The market appears to be applying something close to the second view. Both are shown, and neither is hidden inside an average.</w:t>
       </w:r>
     </w:p>
     <w:p>
@@ -447,7 +447,7 @@
                 <w:color w:val="1C3A36"/>
                 <w:sz w:val="17"/>
               </w:rPr>
-              <w:t>5-year FCFF, cost of capital gliding 26.9% → 15.1%, terminal growth 5%; 77% of enterprise value comes from the terminal value</w:t>
+              <w:t>5-year FCFF, cost of capital gliding 26.6% → 14.8%, terminal growth 5%; 86% of enterprise value comes from the terminal value</w:t>
             </w:r>
           </w:p>
         </w:tc>
@@ -465,7 +465,7 @@
                 <w:color w:val="1C3A36"/>
                 <w:sz w:val="17"/>
               </w:rPr>
-              <w:t>35.37 – 110.39</w:t>
+              <w:t>21.43 – 125.19</w:t>
             </w:r>
           </w:p>
         </w:tc>
@@ -483,7 +483,7 @@
                 <w:color w:val="1C3A36"/>
                 <w:sz w:val="17"/>
               </w:rPr>
-              <w:t>63.10</w:t>
+              <w:t>56.67</w:t>
             </w:r>
           </w:p>
         </w:tc>
@@ -501,7 +501,7 @@
                 <w:color w:val="1C3A36"/>
                 <w:sz w:val="17"/>
               </w:rPr>
-              <w:t>-40%</w:t>
+              <w:t>-46%</w:t>
             </w:r>
           </w:p>
         </w:tc>
@@ -538,7 +538,7 @@
                 <w:color w:val="1C3A36"/>
                 <w:sz w:val="17"/>
               </w:rPr>
-              <w:t>6.5× mid-cycle EV/EBITDA (trailing 8.0×; trailing P/E 13.0×)</w:t>
+              <w:t>6.5× mid-cycle EV/EBITDA (trailing 8.7×; trailing P/E 13.0×)</w:t>
             </w:r>
           </w:p>
         </w:tc>
@@ -556,7 +556,7 @@
                 <w:color w:val="1C3A36"/>
                 <w:sz w:val="17"/>
               </w:rPr>
-              <w:t>61.23 – 91.62</w:t>
+              <w:t>56.37 – 84.65</w:t>
             </w:r>
           </w:p>
         </w:tc>
@@ -574,7 +574,7 @@
                 <w:color w:val="1C3A36"/>
                 <w:sz w:val="17"/>
               </w:rPr>
-              <w:t>73.38</w:t>
+              <w:t>67.68</w:t>
             </w:r>
           </w:p>
         </w:tc>
@@ -592,7 +592,7 @@
                 <w:color w:val="1C3A36"/>
                 <w:sz w:val="17"/>
               </w:rPr>
-              <w:t>-30%</w:t>
+              <w:t>-36%</w:t>
             </w:r>
           </w:p>
         </w:tc>
@@ -629,7 +629,7 @@
                 <w:color w:val="1C3A36"/>
                 <w:sz w:val="17"/>
               </w:rPr>
-              <w:t>mid-cycle EBITDA margin 11.1% at a justified 9.0× P/E</w:t>
+              <w:t>mid-cycle EBITDA margin 10.2% at a justified 9.0× P/E</w:t>
             </w:r>
           </w:p>
         </w:tc>
@@ -647,7 +647,7 @@
                 <w:color w:val="1C3A36"/>
                 <w:sz w:val="17"/>
               </w:rPr>
-              <w:t>94.04 – 154.50</w:t>
+              <w:t>92.76 – 152.38</w:t>
             </w:r>
           </w:p>
         </w:tc>
@@ -665,7 +665,7 @@
                 <w:color w:val="1C3A36"/>
                 <w:sz w:val="17"/>
               </w:rPr>
-              <w:t>120.91</w:t>
+              <w:t>119.26</w:t>
             </w:r>
           </w:p>
         </w:tc>
@@ -683,7 +683,7 @@
                 <w:color w:val="1C3A36"/>
                 <w:sz w:val="17"/>
               </w:rPr>
-              <w:t>+15%</w:t>
+              <w:t>+13%</w:t>
             </w:r>
           </w:p>
         </w:tc>
@@ -720,7 +720,7 @@
                 <w:color w:val="1C3A36"/>
                 <w:sz w:val="17"/>
               </w:rPr>
-              <w:t>justified price-to-book 1.5× on book value of 32.92/share at a sustainable return on equity of 23.5%</w:t>
+              <w:t>justified price-to-book 1.5× on book value of 31.24/share at a sustainable return on equity of 23.5%</w:t>
             </w:r>
           </w:p>
         </w:tc>
@@ -738,7 +738,7 @@
                 <w:color w:val="1C3A36"/>
                 <w:sz w:val="17"/>
               </w:rPr>
-              <w:t>33.77 – 53.71</w:t>
+              <w:t>32.04 – 50.97</w:t>
             </w:r>
           </w:p>
         </w:tc>
@@ -756,7 +756,7 @@
                 <w:color w:val="1C3A36"/>
                 <w:sz w:val="17"/>
               </w:rPr>
-              <w:t>48.47</w:t>
+              <w:t>46.00</w:t>
             </w:r>
           </w:p>
         </w:tc>
@@ -774,7 +774,7 @@
                 <w:color w:val="1C3A36"/>
                 <w:sz w:val="17"/>
               </w:rPr>
-              <w:t>-54%</w:t>
+              <w:t>-56%</w:t>
             </w:r>
           </w:p>
         </w:tc>
@@ -835,7 +835,7 @@
                 <w:color w:val="1C3A36"/>
                 <w:sz w:val="17"/>
               </w:rPr>
-              <w:t>33.77 – 154.50</w:t>
+              <w:t>21.43 – 152.38</w:t>
             </w:r>
           </w:p>
         </w:tc>
@@ -855,7 +855,7 @@
                 <w:color w:val="1C3A36"/>
                 <w:sz w:val="17"/>
               </w:rPr>
-              <w:t>74.52</w:t>
+              <w:t>69.79</w:t>
             </w:r>
           </w:p>
         </w:tc>
@@ -875,7 +875,7 @@
                 <w:color w:val="1C3A36"/>
                 <w:sz w:val="17"/>
               </w:rPr>
-              <w:t>-29%</w:t>
+              <w:t>-34%</w:t>
             </w:r>
           </w:p>
         </w:tc>
@@ -1136,7 +1136,7 @@
                 <w:color w:val="1C3A36"/>
                 <w:sz w:val="17"/>
               </w:rPr>
-              <w:t>91.15</w:t>
+              <w:t>78.89</w:t>
             </w:r>
           </w:p>
         </w:tc>
@@ -1154,7 +1154,7 @@
                 <w:color w:val="1C3A36"/>
                 <w:sz w:val="17"/>
               </w:rPr>
-              <w:t>-13%</w:t>
+              <w:t>-25%</w:t>
             </w:r>
           </w:p>
         </w:tc>
@@ -1227,7 +1227,7 @@
                 <w:color w:val="1C3A36"/>
                 <w:sz w:val="17"/>
               </w:rPr>
-              <w:t>44.88</w:t>
+              <w:t>38.09</w:t>
             </w:r>
           </w:p>
         </w:tc>
@@ -1245,7 +1245,7 @@
                 <w:color w:val="1C3A36"/>
                 <w:sz w:val="17"/>
               </w:rPr>
-              <w:t>-57%</w:t>
+              <w:t>-64%</w:t>
             </w:r>
           </w:p>
         </w:tc>
@@ -1318,7 +1318,7 @@
                 <w:color w:val="1C3A36"/>
                 <w:sz w:val="17"/>
               </w:rPr>
-              <w:t>62.20</w:t>
+              <w:t>55.74</w:t>
             </w:r>
           </w:p>
         </w:tc>
@@ -1336,7 +1336,7 @@
                 <w:color w:val="1C3A36"/>
                 <w:sz w:val="17"/>
               </w:rPr>
-              <w:t>-41%</w:t>
+              <w:t>-47%</w:t>
             </w:r>
           </w:p>
         </w:tc>
@@ -1358,7 +1358,7 @@
           <w:color w:val="6E7B77"/>
           <w:sz w:val="17"/>
         </w:rPr>
-        <w:t>The alternative readings are shown so that each genuinely contested choice carries a number the reader can see, rather than being averaged silently into the headline. They are deliberately excluded from the weighted central because each answers a different question — which currency's cost of capital applies, which column of a risk table to use, how to sequence one line of the bridge — and blending them would hide the disagreement instead of showing it. Ranges are bear-to-bull within each lens; the central is the weighted base. Terminal value is 77% of the discounted-cash-flow enterprise value — a high share, disclosed here and again in the bridge, and the reason the terminal assumptions are stress-tested in section 1.9.</w:t>
+        <w:t>The alternative readings are shown so that each genuinely contested choice carries a number the reader can see, rather than being averaged silently into the headline. They are deliberately excluded from the weighted central because each answers a different question — which currency's cost of capital applies, which column of a risk table to use, how to sequence one line of the bridge — and blending them would hide the disagreement instead of showing it. Ranges are bear-to-bull within each lens; the central is the weighted base. Terminal value is 86% of the discounted-cash-flow enterprise value — a high share, disclosed here and again in the bridge, and the reason the terminal assumptions are stress-tested in section 1.9.</w:t>
       </w:r>
     </w:p>
     <w:p>
@@ -1580,7 +1580,7 @@
                 <w:color w:val="1C3A36"/>
                 <w:sz w:val="17"/>
               </w:rPr>
-              <w:t>Over 70% of revenue earned outside Egypt (the company's disclosure — a statement about where the customer is). Separately, this study derives the share that is hard-currency LINKED, i.e. dollar-priced, at about 63%; the lower figure is the one used wherever the currency question is valued</w:t>
+              <w:t>The audited FY2025 geographic note (Note 5-2) shows 40.7% of revenue booked outside Egypt — a statement about where the customer sits, not about pricing currency. Separately, this study derives the share that is hard-currency LINKED, i.e. dollar-priced, at about 51% using segment-level export-intensity weights; that is the figure used wherever the currency question is valued</w:t>
             </w:r>
           </w:p>
         </w:tc>
@@ -1616,7 +1616,7 @@
                 <w:color w:val="1C3A36"/>
                 <w:sz w:val="17"/>
               </w:rPr>
-              <w:t>Approximately USD 6.5bn, above the group's typical historical range</w:t>
+              <w:t>Not disclosed in any of the audited FY2023-25 statements or the Q1-2026 interim — the forecast is built on segment revenue growth rather than a backlog figure</w:t>
             </w:r>
           </w:p>
         </w:tc>
@@ -1724,7 +1724,7 @@
                 <w:color w:val="1C3A36"/>
                 <w:sz w:val="17"/>
               </w:rPr>
-              <w:t>El Sewedy family ~68.0% · Electra Investment Holding 20.4% · free float ~11.6%. Electra, an Abu Dhabi holding vehicle, acquired about 20% in a July-2024 tender offer at USD 1.05 per share (~USD 449mn). Note the company's own shareholder chart is easy to misread: taken in legend order it implies a 20.37% free float, but that slice is Electra's. The genuine float is roughly half that</w:t>
+              <w:t>El Sewedy family ~68.0% · Electra Investment Holding 18.9% · free float ~13.1%, per the audited FY2025 shareholder table. Electra, an Abu Dhabi holding vehicle, acquired its stake in a July-2024 tender offer at USD 1.05 per share (~USD 449mn); its disclosed stake has since diluted slightly, from 20.37% at FY2024-end to 18.9% at FY2025-end, while the family's own holding has stayed essentially flat</w:t>
             </w:r>
           </w:p>
         </w:tc>
@@ -1760,7 +1760,7 @@
                 <w:color w:val="1C3A36"/>
                 <w:sz w:val="17"/>
               </w:rPr>
-              <w:t>EGP 19,789mn at 31 December 2025 (0.6× EBITDA)</w:t>
+              <w:t>EGP 20,560mn at 31 December 2025 (0.7× EBITDA)</w:t>
             </w:r>
           </w:p>
         </w:tc>
@@ -1832,7 +1832,7 @@
                 <w:color w:val="1C3A36"/>
                 <w:sz w:val="17"/>
               </w:rPr>
-              <w:t>EGP 1.00 per share on the FY2024 result; EGP 1.85 on FY2025 (+85%), approved 6 May 2026 and paid from 4 June 2026 — about EGP 3,960mn, or 22.9% of attributable profit, which is close to the 25% payout the forecast assumes</w:t>
+              <w:t>EGP 1.00 per share was paid in FY2025 on the FY2024 result — 12.3% of FY2024 attributable profit. No FY2025 dividend had been declared, proposed or approved as at the Q1-2026 interim report (board-approved 12 May 2026), the most recent primary source available; the forecast payout ratio is struck near the FY2024-relating rate instead</w:t>
             </w:r>
           </w:p>
         </w:tc>
@@ -1854,7 +1854,7 @@
           <w:color w:val="1C3A36"/>
           <w:sz w:val="21"/>
         </w:rPr>
-        <w:t>Two structural facts govern everything that follows. First, the revenue base is majority hard currency while the share, the accounts and the borrowing are Egyptian — so the company is a natural hedge against the currency its shareholders are exposed to. Second, the business consumes working capital in direct proportion to its growth: inventories, contract assets and receivables less payables and contract liabilities ran at 24.1% of revenue in FY2023 and 23.1% in FY2024. In FY2024 the group earned EBITDA of EGP 31,602mn and converted only EGP 3,979mn of it into operating cash after interest and tax. Growth here is expensive, and that is the crux of the valuation.</w:t>
+        <w:t>Two structural facts govern everything that follows. First, the revenue base is just over half hard-currency linked while the share, the accounts and the borrowing are Egyptian — so the company is a natural hedge against the currency its shareholders are exposed to. Second, the business consumes working capital in direct proportion to its growth: inventories, contract assets and receivables less payables and contract liabilities ran at 24.1% of revenue in FY2023, 23.1% in FY2024 and 19.9% in FY2025. In FY2025 the group earned EBITDA of EGP 28,363mn and converted only EGP 12,766mn of it into operating cash after interest and tax (45.0%). Growth here is expensive, and that is the crux of the valuation.</w:t>
       </w:r>
     </w:p>
     <w:p>
@@ -1896,7 +1896,7 @@
           <w:color w:val="1C3A36"/>
           <w:sz w:val="21"/>
         </w:rPr>
-        <w:t>The primary lens is a five-year free-cash-flow-to-the-firm model. Revenue is not forecast as a growth rate applied to a revenue line: it is built from volumes and prices, unit by unit — tonnes of cable at a copper-linked price per tonne, MVA of transformer, meters, and the engineering order book converted at a disclosed rate. Gross profit is built the same way, from profit per tonne, per MVA and per meter. Margins are therefore OUTPUTS of the build rather than assumptions fed into it, and the historical version of that build reconciles to the audited income statement to within EGP 1mn on both revenue and gross profit in FY2023 and FY2024. Section 1.6 sets out the units. Cash flow is then taken all the way to present value, line by line, below.</w:t>
+        <w:t>The primary lens is a five-year free-cash-flow-to-the-firm model. Revenue is not forecast as a single growth rate applied to a revenue line: it is built from the three segments the company itself discloses — Cables and its accessories, Constructions and infrastructure, Electrical products and digital solutions — each grown and margined on its own driver, then summed. Margins are therefore OUTPUTS of the build rather than assumptions fed into it, and the historical version of that build reconciles to the audited income statement EXACTLY on revenue in all three years (Note 5-3) and to the audited operating profit through an explicit, exactly-reconciling corporate cost load (Note 16 less G&amp;A, net impairment on receivables, other expenses and other income). Section 1.6 sets out the segment build. Cash flow is then taken all the way to present value, line by line, below.</w:t>
       </w:r>
     </w:p>
     <w:tbl>
@@ -2077,7 +2077,7 @@
                 <w:color w:val="1C3A36"/>
                 <w:sz w:val="17"/>
               </w:rPr>
-              <w:t>365,556</w:t>
+              <w:t>370,030</w:t>
             </w:r>
           </w:p>
         </w:tc>
@@ -2095,7 +2095,7 @@
                 <w:color w:val="1C3A36"/>
                 <w:sz w:val="17"/>
               </w:rPr>
-              <w:t>408,521</w:t>
+              <w:t>422,528</w:t>
             </w:r>
           </w:p>
         </w:tc>
@@ -2113,7 +2113,7 @@
                 <w:color w:val="1C3A36"/>
                 <w:sz w:val="17"/>
               </w:rPr>
-              <w:t>442,252</w:t>
+              <w:t>466,619</w:t>
             </w:r>
           </w:p>
         </w:tc>
@@ -2131,7 +2131,7 @@
                 <w:color w:val="1C3A36"/>
                 <w:sz w:val="17"/>
               </w:rPr>
-              <w:t>477,217</w:t>
+              <w:t>510,440</w:t>
             </w:r>
           </w:p>
         </w:tc>
@@ -2149,7 +2149,7 @@
                 <w:color w:val="1C3A36"/>
                 <w:sz w:val="17"/>
               </w:rPr>
-              <w:t>514,192</w:t>
+              <w:t>555,225</w:t>
             </w:r>
           </w:p>
         </w:tc>
@@ -2186,7 +2186,7 @@
                 <w:color w:val="1C3A36"/>
                 <w:sz w:val="17"/>
               </w:rPr>
-              <w:t>139,722</w:t>
+              <w:t>175,308</w:t>
             </w:r>
           </w:p>
         </w:tc>
@@ -2204,7 +2204,7 @@
                 <w:color w:val="1C3A36"/>
                 <w:sz w:val="17"/>
               </w:rPr>
-              <w:t>158,474</w:t>
+              <w:t>200,259</w:t>
             </w:r>
           </w:p>
         </w:tc>
@@ -2222,7 +2222,7 @@
                 <w:color w:val="1C3A36"/>
                 <w:sz w:val="17"/>
               </w:rPr>
-              <w:t>173,355</w:t>
+              <w:t>221,642</w:t>
             </w:r>
           </w:p>
         </w:tc>
@@ -2240,7 +2240,7 @@
                 <w:color w:val="1C3A36"/>
                 <w:sz w:val="17"/>
               </w:rPr>
-              <w:t>188,850</w:t>
+              <w:t>242,445</w:t>
             </w:r>
           </w:p>
         </w:tc>
@@ -2258,7 +2258,7 @@
                 <w:color w:val="1C3A36"/>
                 <w:sz w:val="17"/>
               </w:rPr>
-              <w:t>205,234</w:t>
+              <w:t>263,462</w:t>
             </w:r>
           </w:p>
         </w:tc>
@@ -2295,7 +2295,7 @@
                 <w:color w:val="1C3A36"/>
                 <w:sz w:val="17"/>
               </w:rPr>
-              <w:t>225,834</w:t>
+              <w:t>194,722</w:t>
             </w:r>
           </w:p>
         </w:tc>
@@ -2313,7 +2313,7 @@
                 <w:color w:val="1C3A36"/>
                 <w:sz w:val="17"/>
               </w:rPr>
-              <w:t>250,048</w:t>
+              <w:t>222,270</w:t>
             </w:r>
           </w:p>
         </w:tc>
@@ -2331,7 +2331,7 @@
                 <w:color w:val="1C3A36"/>
                 <w:sz w:val="17"/>
               </w:rPr>
-              <w:t>268,897</w:t>
+              <w:t>244,977</w:t>
             </w:r>
           </w:p>
         </w:tc>
@@ -2349,7 +2349,7 @@
                 <w:color w:val="1C3A36"/>
                 <w:sz w:val="17"/>
               </w:rPr>
-              <w:t>288,367</w:t>
+              <w:t>267,995</w:t>
             </w:r>
           </w:p>
         </w:tc>
@@ -2367,7 +2367,7 @@
                 <w:color w:val="1C3A36"/>
                 <w:sz w:val="17"/>
               </w:rPr>
-              <w:t>308,958</w:t>
+              <w:t>291,763</w:t>
             </w:r>
           </w:p>
         </w:tc>
@@ -2404,7 +2404,7 @@
                 <w:color w:val="1C3A36"/>
                 <w:sz w:val="17"/>
               </w:rPr>
-              <w:t>41,094</w:t>
+              <w:t>35,158</w:t>
             </w:r>
           </w:p>
         </w:tc>
@@ -2422,7 +2422,7 @@
                 <w:color w:val="1C3A36"/>
                 <w:sz w:val="17"/>
               </w:rPr>
-              <w:t>44,941</w:t>
+              <w:t>41,645</w:t>
             </w:r>
           </w:p>
         </w:tc>
@@ -2440,7 +2440,7 @@
                 <w:color w:val="1C3A36"/>
                 <w:sz w:val="17"/>
               </w:rPr>
-              <w:t>48,914</w:t>
+              <w:t>47,603</w:t>
             </w:r>
           </w:p>
         </w:tc>
@@ -2458,7 +2458,7 @@
                 <w:color w:val="1C3A36"/>
                 <w:sz w:val="17"/>
               </w:rPr>
-              <w:t>53,240</w:t>
+              <w:t>53,648</w:t>
             </w:r>
           </w:p>
         </w:tc>
@@ -2476,7 +2476,7 @@
                 <w:color w:val="1C3A36"/>
                 <w:sz w:val="17"/>
               </w:rPr>
-              <w:t>57,882</w:t>
+              <w:t>59,209</w:t>
             </w:r>
           </w:p>
         </w:tc>
@@ -2513,7 +2513,7 @@
                 <w:color w:val="1C3A36"/>
                 <w:sz w:val="17"/>
               </w:rPr>
-              <w:t>11.2%</w:t>
+              <w:t>9.5%</w:t>
             </w:r>
           </w:p>
         </w:tc>
@@ -2531,7 +2531,7 @@
                 <w:color w:val="1C3A36"/>
                 <w:sz w:val="17"/>
               </w:rPr>
-              <w:t>11.0%</w:t>
+              <w:t>9.9%</w:t>
             </w:r>
           </w:p>
         </w:tc>
@@ -2549,7 +2549,7 @@
                 <w:color w:val="1C3A36"/>
                 <w:sz w:val="17"/>
               </w:rPr>
-              <w:t>11.1%</w:t>
+              <w:t>10.2%</w:t>
             </w:r>
           </w:p>
         </w:tc>
@@ -2567,7 +2567,7 @@
                 <w:color w:val="1C3A36"/>
                 <w:sz w:val="17"/>
               </w:rPr>
-              <w:t>11.2%</w:t>
+              <w:t>10.5%</w:t>
             </w:r>
           </w:p>
         </w:tc>
@@ -2585,7 +2585,7 @@
                 <w:color w:val="1C3A36"/>
                 <w:sz w:val="17"/>
               </w:rPr>
-              <w:t>11.3%</w:t>
+              <w:t>10.7%</w:t>
             </w:r>
           </w:p>
         </w:tc>
@@ -2622,7 +2622,7 @@
                 <w:color w:val="1C3A36"/>
                 <w:sz w:val="17"/>
               </w:rPr>
-              <w:t>(3,838)</w:t>
+              <w:t>(4,625)</w:t>
             </w:r>
           </w:p>
         </w:tc>
@@ -2640,7 +2640,7 @@
                 <w:color w:val="1C3A36"/>
                 <w:sz w:val="17"/>
               </w:rPr>
-              <w:t>(4,289)</w:t>
+              <w:t>(5,282)</w:t>
             </w:r>
           </w:p>
         </w:tc>
@@ -2658,7 +2658,7 @@
                 <w:color w:val="1C3A36"/>
                 <w:sz w:val="17"/>
               </w:rPr>
-              <w:t>(4,644)</w:t>
+              <w:t>(5,833)</w:t>
             </w:r>
           </w:p>
         </w:tc>
@@ -2676,7 +2676,7 @@
                 <w:color w:val="1C3A36"/>
                 <w:sz w:val="17"/>
               </w:rPr>
-              <w:t>(5,011)</w:t>
+              <w:t>(6,381)</w:t>
             </w:r>
           </w:p>
         </w:tc>
@@ -2694,7 +2694,7 @@
                 <w:color w:val="1C3A36"/>
                 <w:sz w:val="17"/>
               </w:rPr>
-              <w:t>(5,399)</w:t>
+              <w:t>(6,940)</w:t>
             </w:r>
           </w:p>
         </w:tc>
@@ -2731,7 +2731,7 @@
                 <w:color w:val="1C3A36"/>
                 <w:sz w:val="17"/>
               </w:rPr>
-              <w:t>37,256</w:t>
+              <w:t>30,533</w:t>
             </w:r>
           </w:p>
         </w:tc>
@@ -2749,7 +2749,7 @@
                 <w:color w:val="1C3A36"/>
                 <w:sz w:val="17"/>
               </w:rPr>
-              <w:t>40,651</w:t>
+              <w:t>36,363</w:t>
             </w:r>
           </w:p>
         </w:tc>
@@ -2767,7 +2767,7 @@
                 <w:color w:val="1C3A36"/>
                 <w:sz w:val="17"/>
               </w:rPr>
-              <w:t>44,271</w:t>
+              <w:t>41,770</w:t>
             </w:r>
           </w:p>
         </w:tc>
@@ -2785,7 +2785,7 @@
                 <w:color w:val="1C3A36"/>
                 <w:sz w:val="17"/>
               </w:rPr>
-              <w:t>48,229</w:t>
+              <w:t>47,268</w:t>
             </w:r>
           </w:p>
         </w:tc>
@@ -2803,7 +2803,7 @@
                 <w:color w:val="1C3A36"/>
                 <w:sz w:val="17"/>
               </w:rPr>
-              <w:t>52,483</w:t>
+              <w:t>52,269</w:t>
             </w:r>
           </w:p>
         </w:tc>
@@ -2822,7 +2822,7 @@
                 <w:color w:val="1C3A36"/>
                 <w:sz w:val="17"/>
               </w:rPr>
-              <w:t>NOPAT — EBIT × (1 − 25%)</w:t>
+              <w:t>NOPAT — EBIT × (1 − 24%)</w:t>
             </w:r>
           </w:p>
         </w:tc>
@@ -2840,7 +2840,7 @@
                 <w:color w:val="1C3A36"/>
                 <w:sz w:val="17"/>
               </w:rPr>
-              <w:t>27,942</w:t>
+              <w:t>23,052</w:t>
             </w:r>
           </w:p>
         </w:tc>
@@ -2858,7 +2858,7 @@
                 <w:color w:val="1C3A36"/>
                 <w:sz w:val="17"/>
               </w:rPr>
-              <w:t>30,488</w:t>
+              <w:t>27,454</w:t>
             </w:r>
           </w:p>
         </w:tc>
@@ -2876,7 +2876,7 @@
                 <w:color w:val="1C3A36"/>
                 <w:sz w:val="17"/>
               </w:rPr>
-              <w:t>33,203</w:t>
+              <w:t>31,537</w:t>
             </w:r>
           </w:p>
         </w:tc>
@@ -2894,7 +2894,7 @@
                 <w:color w:val="1C3A36"/>
                 <w:sz w:val="17"/>
               </w:rPr>
-              <w:t>36,172</w:t>
+              <w:t>35,687</w:t>
             </w:r>
           </w:p>
         </w:tc>
@@ -2912,7 +2912,7 @@
                 <w:color w:val="1C3A36"/>
                 <w:sz w:val="17"/>
               </w:rPr>
-              <w:t>39,363</w:t>
+              <w:t>39,463</w:t>
             </w:r>
           </w:p>
         </w:tc>
@@ -2949,7 +2949,7 @@
                 <w:color w:val="1C3A36"/>
                 <w:sz w:val="17"/>
               </w:rPr>
-              <w:t>3,838</w:t>
+              <w:t>4,625</w:t>
             </w:r>
           </w:p>
         </w:tc>
@@ -2967,7 +2967,7 @@
                 <w:color w:val="1C3A36"/>
                 <w:sz w:val="17"/>
               </w:rPr>
-              <w:t>4,289</w:t>
+              <w:t>5,282</w:t>
             </w:r>
           </w:p>
         </w:tc>
@@ -2985,7 +2985,7 @@
                 <w:color w:val="1C3A36"/>
                 <w:sz w:val="17"/>
               </w:rPr>
-              <w:t>4,644</w:t>
+              <w:t>5,833</w:t>
             </w:r>
           </w:p>
         </w:tc>
@@ -3003,7 +3003,7 @@
                 <w:color w:val="1C3A36"/>
                 <w:sz w:val="17"/>
               </w:rPr>
-              <w:t>5,011</w:t>
+              <w:t>6,381</w:t>
             </w:r>
           </w:p>
         </w:tc>
@@ -3021,7 +3021,7 @@
                 <w:color w:val="1C3A36"/>
                 <w:sz w:val="17"/>
               </w:rPr>
-              <w:t>5,399</w:t>
+              <w:t>6,940</w:t>
             </w:r>
           </w:p>
         </w:tc>
@@ -3058,7 +3058,7 @@
                 <w:color w:val="1C3A36"/>
                 <w:sz w:val="17"/>
               </w:rPr>
-              <w:t>(10,967)</w:t>
+              <w:t>(16,281)</w:t>
             </w:r>
           </w:p>
         </w:tc>
@@ -3076,7 +3076,7 @@
                 <w:color w:val="1C3A36"/>
                 <w:sz w:val="17"/>
               </w:rPr>
-              <w:t>(11,847)</w:t>
+              <w:t>(16,901)</w:t>
             </w:r>
           </w:p>
         </w:tc>
@@ -3094,7 +3094,7 @@
                 <w:color w:val="1C3A36"/>
                 <w:sz w:val="17"/>
               </w:rPr>
-              <w:t>(12,383)</w:t>
+              <w:t>(16,798)</w:t>
             </w:r>
           </w:p>
         </w:tc>
@@ -3112,7 +3112,7 @@
                 <w:color w:val="1C3A36"/>
                 <w:sz w:val="17"/>
               </w:rPr>
-              <w:t>(12,408)</w:t>
+              <w:t>(16,845)</w:t>
             </w:r>
           </w:p>
         </w:tc>
@@ -3130,7 +3130,7 @@
                 <w:color w:val="1C3A36"/>
                 <w:sz w:val="17"/>
               </w:rPr>
-              <w:t>(12,341)</w:t>
+              <w:t>(17,212)</w:t>
             </w:r>
           </w:p>
         </w:tc>
@@ -3167,7 +3167,7 @@
                 <w:color w:val="1C3A36"/>
                 <w:sz w:val="17"/>
               </w:rPr>
-              <w:t>(19,437)</w:t>
+              <w:t>(17,783)</w:t>
             </w:r>
           </w:p>
         </w:tc>
@@ -3185,7 +3185,7 @@
                 <w:color w:val="1C3A36"/>
                 <w:sz w:val="17"/>
               </w:rPr>
-              <w:t>(9,882)</w:t>
+              <w:t>(10,447)</w:t>
             </w:r>
           </w:p>
         </w:tc>
@@ -3203,7 +3203,7 @@
                 <w:color w:val="1C3A36"/>
                 <w:sz w:val="17"/>
               </w:rPr>
-              <w:t>(7,758)</w:t>
+              <w:t>(8,774)</w:t>
             </w:r>
           </w:p>
         </w:tc>
@@ -3221,7 +3221,7 @@
                 <w:color w:val="1C3A36"/>
                 <w:sz w:val="17"/>
               </w:rPr>
-              <w:t>(8,042)</w:t>
+              <w:t>(8,720)</w:t>
             </w:r>
           </w:p>
         </w:tc>
@@ -3239,7 +3239,7 @@
                 <w:color w:val="1C3A36"/>
                 <w:sz w:val="17"/>
               </w:rPr>
-              <w:t>(8,504)</w:t>
+              <w:t>(8,912)</w:t>
             </w:r>
           </w:p>
         </w:tc>
@@ -3280,7 +3280,7 @@
                 <w:color w:val="1C3A36"/>
                 <w:sz w:val="17"/>
               </w:rPr>
-              <w:t>1,377</w:t>
+              <w:t>-6,387</w:t>
             </w:r>
           </w:p>
         </w:tc>
@@ -3300,7 +3300,7 @@
                 <w:color w:val="1C3A36"/>
                 <w:sz w:val="17"/>
               </w:rPr>
-              <w:t>13,049</w:t>
+              <w:t>5,387</w:t>
             </w:r>
           </w:p>
         </w:tc>
@@ -3320,7 +3320,7 @@
                 <w:color w:val="1C3A36"/>
                 <w:sz w:val="17"/>
               </w:rPr>
-              <w:t>17,706</w:t>
+              <w:t>11,797</w:t>
             </w:r>
           </w:p>
         </w:tc>
@@ -3340,7 +3340,7 @@
                 <w:color w:val="1C3A36"/>
                 <w:sz w:val="17"/>
               </w:rPr>
-              <w:t>20,733</w:t>
+              <w:t>16,503</w:t>
             </w:r>
           </w:p>
         </w:tc>
@@ -3360,7 +3360,7 @@
                 <w:color w:val="1C3A36"/>
                 <w:sz w:val="17"/>
               </w:rPr>
-              <w:t>23,917</w:t>
+              <w:t>20,279</w:t>
             </w:r>
           </w:p>
         </w:tc>
@@ -3397,7 +3397,7 @@
                 <w:color w:val="1C3A36"/>
                 <w:sz w:val="17"/>
               </w:rPr>
-              <w:t>26.9%</w:t>
+              <w:t>26.6%</w:t>
             </w:r>
           </w:p>
         </w:tc>
@@ -3415,7 +3415,7 @@
                 <w:color w:val="1C3A36"/>
                 <w:sz w:val="17"/>
               </w:rPr>
-              <w:t>23.0%</w:t>
+              <w:t>22.7%</w:t>
             </w:r>
           </w:p>
         </w:tc>
@@ -3433,7 +3433,7 @@
                 <w:color w:val="1C3A36"/>
                 <w:sz w:val="17"/>
               </w:rPr>
-              <w:t>19.5%</w:t>
+              <w:t>19.4%</w:t>
             </w:r>
           </w:p>
         </w:tc>
@@ -3451,7 +3451,7 @@
                 <w:color w:val="1C3A36"/>
                 <w:sz w:val="17"/>
               </w:rPr>
-              <w:t>17.1%</w:t>
+              <w:t>16.8%</w:t>
             </w:r>
           </w:p>
         </w:tc>
@@ -3469,7 +3469,7 @@
                 <w:color w:val="1C3A36"/>
                 <w:sz w:val="17"/>
               </w:rPr>
-              <w:t>15.1%</w:t>
+              <w:t>14.8%</w:t>
             </w:r>
           </w:p>
         </w:tc>
@@ -3506,7 +3506,7 @@
                 <w:color w:val="1C3A36"/>
                 <w:sz w:val="17"/>
               </w:rPr>
-              <w:t>0.7880</w:t>
+              <w:t>0.7897</w:t>
             </w:r>
           </w:p>
         </w:tc>
@@ -3524,7 +3524,7 @@
                 <w:color w:val="1C3A36"/>
                 <w:sz w:val="17"/>
               </w:rPr>
-              <w:t>0.6408</w:t>
+              <w:t>0.6436</w:t>
             </w:r>
           </w:p>
         </w:tc>
@@ -3542,7 +3542,7 @@
                 <w:color w:val="1C3A36"/>
                 <w:sz w:val="17"/>
               </w:rPr>
-              <w:t>0.5360</w:t>
+              <w:t>0.5389</w:t>
             </w:r>
           </w:p>
         </w:tc>
@@ -3560,7 +3560,7 @@
                 <w:color w:val="1C3A36"/>
                 <w:sz w:val="17"/>
               </w:rPr>
-              <w:t>0.4577</w:t>
+              <w:t>0.4613</w:t>
             </w:r>
           </w:p>
         </w:tc>
@@ -3578,7 +3578,7 @@
                 <w:color w:val="1C3A36"/>
                 <w:sz w:val="17"/>
               </w:rPr>
-              <w:t>0.3975</w:t>
+              <w:t>0.4017</w:t>
             </w:r>
           </w:p>
         </w:tc>
@@ -3619,7 +3619,7 @@
                 <w:color w:val="1C3A36"/>
                 <w:sz w:val="17"/>
               </w:rPr>
-              <w:t>1,085</w:t>
+              <w:t>-5,044</w:t>
             </w:r>
           </w:p>
         </w:tc>
@@ -3639,7 +3639,7 @@
                 <w:color w:val="1C3A36"/>
                 <w:sz w:val="17"/>
               </w:rPr>
-              <w:t>8,362</w:t>
+              <w:t>3,467</w:t>
             </w:r>
           </w:p>
         </w:tc>
@@ -3659,7 +3659,7 @@
                 <w:color w:val="1C3A36"/>
                 <w:sz w:val="17"/>
               </w:rPr>
-              <w:t>9,490</w:t>
+              <w:t>6,357</w:t>
             </w:r>
           </w:p>
         </w:tc>
@@ -3679,7 +3679,7 @@
                 <w:color w:val="1C3A36"/>
                 <w:sz w:val="17"/>
               </w:rPr>
-              <w:t>9,490</w:t>
+              <w:t>7,613</w:t>
             </w:r>
           </w:p>
         </w:tc>
@@ -3699,7 +3699,7 @@
                 <w:color w:val="1C3A36"/>
                 <w:sz w:val="17"/>
               </w:rPr>
-              <w:t>9,508</w:t>
+              <w:t>8,146</w:t>
             </w:r>
           </w:p>
         </w:tc>
@@ -3721,7 +3721,7 @@
           <w:color w:val="6E7B77"/>
           <w:sz w:val="17"/>
         </w:rPr>
-        <w:t>Every line is computed, not typed: the waterfall runs EBITDA → depreciation and amortisation → EBIT → NOPAT → add back depreciation → less capital expenditure → less the change in working capital → free cash flow to the firm → discount factor → present value. Working-capital change is the difference in net working capital held at a constant 23.0% of revenue, the level the audited balance sheets actually show.</w:t>
+        <w:t>Every line is computed, not typed: the waterfall runs EBITDA → depreciation and amortisation → EBIT → NOPAT → add back depreciation → less capital expenditure → less the change in working capital → free cash flow to the firm → discount factor → present value. Working-capital change is the difference in net working capital held at a constant 19.9% of revenue, the level the audited balance sheets actually show.</w:t>
       </w:r>
     </w:p>
     <w:p>
@@ -3856,7 +3856,7 @@
                 <w:color w:val="1C3A36"/>
                 <w:sz w:val="17"/>
               </w:rPr>
-              <w:t>37,935</w:t>
+              <w:t>20,540</w:t>
             </w:r>
           </w:p>
         </w:tc>
@@ -3911,7 +3911,7 @@
                 <w:color w:val="1C3A36"/>
                 <w:sz w:val="17"/>
               </w:rPr>
-              <w:t>124,875</w:t>
+              <w:t>127,573</w:t>
             </w:r>
           </w:p>
         </w:tc>
@@ -3929,7 +3929,7 @@
                 <w:color w:val="1C3A36"/>
                 <w:sz w:val="17"/>
               </w:rPr>
-              <w:t>terminal value 314,122 capitalised at 15.1% and discounted at the year-5 factor 0.3975</w:t>
+              <w:t>terminal value 317,587 capitalised at 14.8% and discounted at the year-5 factor 0.4017</w:t>
             </w:r>
           </w:p>
         </w:tc>
@@ -3970,7 +3970,7 @@
                 <w:color w:val="1C3A36"/>
                 <w:sz w:val="17"/>
               </w:rPr>
-              <w:t>162,810</w:t>
+              <w:t>148,113</w:t>
             </w:r>
           </w:p>
         </w:tc>
@@ -4027,7 +4027,7 @@
                 <w:color w:val="1C3A36"/>
                 <w:sz w:val="17"/>
               </w:rPr>
-              <w:t>77%</w:t>
+              <w:t>86%</w:t>
             </w:r>
           </w:p>
         </w:tc>
@@ -4082,7 +4082,7 @@
                 <w:color w:val="1C3A36"/>
                 <w:sz w:val="17"/>
               </w:rPr>
-              <w:t>(19,789)</w:t>
+              <w:t>(20,560)</w:t>
             </w:r>
           </w:p>
         </w:tc>
@@ -4137,7 +4137,7 @@
                 <w:color w:val="1C3A36"/>
                 <w:sz w:val="17"/>
               </w:rPr>
-              <w:t>6,474</w:t>
+              <w:t>6,758</w:t>
             </w:r>
           </w:p>
         </w:tc>
@@ -4192,7 +4192,7 @@
                 <w:color w:val="1C3A36"/>
                 <w:sz w:val="17"/>
               </w:rPr>
-              <w:t>(14,419)</w:t>
+              <w:t>(12,995)</w:t>
             </w:r>
           </w:p>
         </w:tc>
@@ -4210,7 +4210,7 @@
                 <w:color w:val="1C3A36"/>
                 <w:sz w:val="17"/>
               </w:rPr>
-              <w:t>minorities take 9.6% of group profit, so they are charged the same share of the value</w:t>
+              <w:t>minorities take 9.7% of group profit, so they are charged the same share of the value</w:t>
             </w:r>
           </w:p>
         </w:tc>
@@ -4247,7 +4247,7 @@
                 <w:color w:val="1C3A36"/>
                 <w:sz w:val="17"/>
               </w:rPr>
-              <w:t>135,075</w:t>
+              <w:t>121,316</w:t>
             </w:r>
           </w:p>
         </w:tc>
@@ -4305,7 +4305,7 @@
                 <w:color w:val="1C3A36"/>
                 <w:sz w:val="17"/>
               </w:rPr>
-              <w:t>63.10</w:t>
+              <w:t>56.67</w:t>
             </w:r>
           </w:p>
         </w:tc>
@@ -4325,7 +4325,7 @@
                 <w:color w:val="1C3A36"/>
                 <w:sz w:val="17"/>
               </w:rPr>
-              <w:t>against a spot of 105.20 (-40%)</w:t>
+              <w:t>against a spot of 105.20 (-46%)</w:t>
             </w:r>
           </w:p>
         </w:tc>
@@ -4361,7 +4361,7 @@
           <w:color w:val="1C3A36"/>
           <w:sz w:val="21"/>
         </w:rPr>
-        <w:t>Book value attributable to shareholders is estimated at EGP 70,464mn, or 32.92 per share, rolling the audited FY2024 figure forward for FY2025 profit less the dividend paid. The trailing return on average equity is 27.6%. That number is flattered: FY2023 and FY2024 both carried devaluation gains on copper inventory bought before the pound moved, so the sustainable rate is struck lower, at 23.5%.</w:t>
+        <w:t>Book value attributable to shareholders is EGP 66,871mn at the audited FY2025 close, or 31.24 per share. The trailing return on average equity is 28.4%. That number is flattered: FY2023 and FY2024 both carried devaluation gains on copper inventory bought before the pound moved, so the sustainable rate is struck lower, at 23.5%.</w:t>
       </w:r>
     </w:p>
     <w:p>
@@ -4375,7 +4375,7 @@
           <w:color w:val="1C3A36"/>
           <w:sz w:val="21"/>
         </w:rPr>
-        <w:t>A justified price-to-book multiple is (return on equity − growth) ÷ (cost of equity − growth). At a blended cost of equity of 17.6% — the average of the explicit-window 28.4% and the terminal 17.6% — that gives 1.5× book, or EGP 48.47 per share. This is the weakest of the four lenses for this company and carries the lowest weight, for a specific reason: three years of currency translation have moved reported book value in ways that have little to do with the earning power of the assets, and a group whose value sits in an order book and a brand is poorly described by its balance sheet. It is retained because it is the lens that disagrees most, and a lens that only ever agrees is not doing any work.</w:t>
+        <w:t>A justified price-to-book multiple is (return on equity − growth) ÷ (cost of equity − growth). At a blended cost of equity of 17.6% — the average of the explicit-window 28.4% and the terminal 17.6% — that gives 1.5× book, or EGP 46.00 per share. This is the weakest of the four lenses for this company and carries the lowest weight, for a specific reason: three years of currency translation have moved reported book value in ways that have little to do with the earning power of the assets, and a group whose value sits in an order book and a brand is poorly described by its balance sheet. It is retained because it is the lens that disagrees most, and a lens that only ever agrees is not doing any work.</w:t>
       </w:r>
     </w:p>
     <w:p>
@@ -4510,7 +4510,7 @@
                 <w:color w:val="1C3A36"/>
                 <w:sz w:val="17"/>
               </w:rPr>
-              <w:t>8.0×</w:t>
+              <w:t>8.7×</w:t>
             </w:r>
           </w:p>
         </w:tc>
@@ -4528,7 +4528,7 @@
                 <w:color w:val="1C3A36"/>
                 <w:sz w:val="17"/>
               </w:rPr>
-              <w:t>enterprise value 244,999 over FY2025 EBITDA 30,622</w:t>
+              <w:t>enterprise value 245,770 over FY2025 EBITDA 28,363</w:t>
             </w:r>
           </w:p>
         </w:tc>
@@ -4675,7 +4675,7 @@
                 <w:color w:val="1C3A36"/>
                 <w:sz w:val="17"/>
               </w:rPr>
-              <w:t>3.2×</w:t>
+              <w:t>3.4×</w:t>
             </w:r>
           </w:p>
         </w:tc>
@@ -4693,7 +4693,7 @@
                 <w:color w:val="1C3A36"/>
                 <w:sz w:val="17"/>
               </w:rPr>
-              <w:t>book value 32.92 per share</w:t>
+              <w:t>book value 31.24 per share</w:t>
             </w:r>
           </w:p>
         </w:tc>
@@ -4730,7 +4730,7 @@
                 <w:color w:val="1C3A36"/>
                 <w:sz w:val="17"/>
               </w:rPr>
-              <w:t>0.6×</w:t>
+              <w:t>0.7×</w:t>
             </w:r>
           </w:p>
         </w:tc>
@@ -4846,7 +4846,7 @@
                 <w:color w:val="1C3A36"/>
                 <w:sz w:val="17"/>
               </w:rPr>
-              <w:t>73.38</w:t>
+              <w:t>67.68</w:t>
             </w:r>
           </w:p>
         </w:tc>
@@ -4864,7 +4864,7 @@
                 <w:color w:val="1C3A36"/>
                 <w:sz w:val="17"/>
               </w:rPr>
-              <w:t>bear 61.23 at 5.5× / bull 91.62 at 8.0×</w:t>
+              <w:t>bear 56.37 at 5.5× / bull 84.65 at 8.0×</w:t>
             </w:r>
           </w:p>
         </w:tc>
@@ -4886,7 +4886,7 @@
           <w:color w:val="1C3A36"/>
           <w:sz w:val="21"/>
         </w:rPr>
-        <w:t>Two things about this lens should be read before its number is. First, applying a multiple to a forecast year gives an enterprise value AS AT that year; it has to be discounted back before it can be compared with today's price. Not doing so would have produced EGP 117.67 per share instead of 73.38 — a EGP 44.29 overstatement, which an earlier draft of this study contained. Second, the justified multiple is a judgement, not a peer-derived figure.</w:t>
+        <w:t>Two things about this lens should be read before its number is. First, applying a multiple to a forecast year gives an enterprise value AS AT that year; it has to be discounted back before it can be compared with today's price. Not doing so would have produced EGP 108.39 per share instead of 67.68 — a EGP 40.70 overstatement, which an earlier draft of this study contained. Second, the justified multiple is a judgement, not a peer-derived figure.</w:t>
       </w:r>
     </w:p>
     <w:p>
@@ -4928,7 +4928,7 @@
           <w:color w:val="1C3A36"/>
           <w:sz w:val="21"/>
         </w:rPr>
-        <w:t>The question this lens asks is what the group earns in a year that is neither a currency windfall nor a margin trough. Mid-cycle revenue is taken as the FY2027 forecast of EGP 442,252mn and the mid-cycle EBITDA margin as 11.1% — the average of the later forecast years, comfortably below the FY2024 outturn of 13.6% and above the FY2025 trough of 10.9%.</w:t>
+        <w:t>The question this lens asks is what the group earns in a year that is neither a currency windfall nor a margin trough. Mid-cycle revenue is taken as the FY2027 forecast of EGP 466,619mn and the mid-cycle EBITDA margin as 10.2% — the average of the later forecast years, comfortably below the FY2024 outturn of 13.6% and above the FY2025 trough of 10.1%.</w:t>
       </w:r>
     </w:p>
     <w:tbl>
@@ -5029,7 +5029,7 @@
                 <w:color w:val="1C3A36"/>
                 <w:sz w:val="17"/>
               </w:rPr>
-              <w:t>442,252</w:t>
+              <w:t>466,619</w:t>
             </w:r>
           </w:p>
         </w:tc>
@@ -5048,7 +5048,7 @@
                 <w:color w:val="1C3A36"/>
                 <w:sz w:val="17"/>
               </w:rPr>
-              <w:t>Mid-cycle EBITDA at 11.1%</w:t>
+              <w:t>Mid-cycle EBITDA at 10.2%</w:t>
             </w:r>
           </w:p>
         </w:tc>
@@ -5066,7 +5066,7 @@
                 <w:color w:val="1C3A36"/>
                 <w:sz w:val="17"/>
               </w:rPr>
-              <w:t>48,914</w:t>
+              <w:t>47,603</w:t>
             </w:r>
           </w:p>
         </w:tc>
@@ -5103,7 +5103,7 @@
                 <w:color w:val="1C3A36"/>
                 <w:sz w:val="17"/>
               </w:rPr>
-              <w:t>(4,644)</w:t>
+              <w:t>(5,833)</w:t>
             </w:r>
           </w:p>
         </w:tc>
@@ -5140,7 +5140,7 @@
                 <w:color w:val="1C3A36"/>
                 <w:sz w:val="17"/>
               </w:rPr>
-              <w:t>44,271</w:t>
+              <w:t>41,770</w:t>
             </w:r>
           </w:p>
         </w:tc>
@@ -5177,7 +5177,7 @@
                 <w:color w:val="1C3A36"/>
                 <w:sz w:val="17"/>
               </w:rPr>
-              <w:t>(3,470)</w:t>
+              <w:t>(2,150)</w:t>
             </w:r>
           </w:p>
         </w:tc>
@@ -5214,7 +5214,7 @@
                 <w:color w:val="1C3A36"/>
                 <w:sz w:val="17"/>
               </w:rPr>
-              <w:t>1,302</w:t>
+              <w:t>1,569</w:t>
             </w:r>
           </w:p>
         </w:tc>
@@ -5233,7 +5233,7 @@
                 <w:color w:val="1C3A36"/>
                 <w:sz w:val="17"/>
               </w:rPr>
-              <w:t>Less tax at 25% and minority interests at 9.6%</w:t>
+              <w:t>Less tax at 24% and minority interests at 9.7%</w:t>
             </w:r>
           </w:p>
         </w:tc>
@@ -5251,7 +5251,7 @@
                 <w:color w:val="1C3A36"/>
                 <w:sz w:val="17"/>
               </w:rPr>
-              <w:t>(13,342)</w:t>
+              <w:t>(12,822)</w:t>
             </w:r>
           </w:p>
         </w:tc>
@@ -5288,7 +5288,7 @@
                 <w:color w:val="1C3A36"/>
                 <w:sz w:val="17"/>
               </w:rPr>
-              <w:t>28,761</w:t>
+              <w:t>28,367</w:t>
             </w:r>
           </w:p>
         </w:tc>
@@ -5329,7 +5329,7 @@
                 <w:color w:val="1C3A36"/>
                 <w:sz w:val="17"/>
               </w:rPr>
-              <w:t>13.43</w:t>
+              <w:t>13.25</w:t>
             </w:r>
           </w:p>
         </w:tc>
@@ -5366,7 +5366,7 @@
                 <w:color w:val="1C3A36"/>
                 <w:sz w:val="17"/>
               </w:rPr>
-              <w:t>120.91</w:t>
+              <w:t>119.26</w:t>
             </w:r>
           </w:p>
         </w:tc>
@@ -5388,7 +5388,7 @@
           <w:color w:val="6E7B77"/>
           <w:sz w:val="17"/>
         </w:rPr>
-        <w:t>Bear 94.04 at 7.0× and bull 154.50 at 11.5×. The justified multiple is held well below what a comparable industrial franchise would attract in a developed market, because an Egyptian cost of equity near 28% mathematically compresses what any stream of earnings is worth.</w:t>
+        <w:t>Bear 92.76 at 7.0× and bull 152.38 at 11.5×. The justified multiple is held well below what a comparable industrial franchise would attract in a developed market, because an Egyptian cost of equity near 28% mathematically compresses what any stream of earnings is worth.</w:t>
       </w:r>
     </w:p>
     <w:p>
@@ -5637,7 +5637,7 @@
                 <w:color w:val="1C3A36"/>
                 <w:sz w:val="17"/>
               </w:rPr>
-              <w:t>35.37</w:t>
+              <w:t>21.43</w:t>
             </w:r>
           </w:p>
         </w:tc>
@@ -5655,7 +5655,7 @@
                 <w:color w:val="1C3A36"/>
                 <w:sz w:val="17"/>
               </w:rPr>
-              <w:t>63.10</w:t>
+              <w:t>56.67</w:t>
             </w:r>
           </w:p>
         </w:tc>
@@ -5673,7 +5673,7 @@
                 <w:color w:val="1C3A36"/>
                 <w:sz w:val="17"/>
               </w:rPr>
-              <w:t>110.39</w:t>
+              <w:t>125.19</w:t>
             </w:r>
           </w:p>
         </w:tc>
@@ -5709,7 +5709,7 @@
                 <w:color w:val="1C3A36"/>
                 <w:sz w:val="17"/>
               </w:rPr>
-              <w:t>28.39</w:t>
+              <w:t>25.50</w:t>
             </w:r>
           </w:p>
         </w:tc>
@@ -5746,7 +5746,7 @@
                 <w:color w:val="1C3A36"/>
                 <w:sz w:val="17"/>
               </w:rPr>
-              <w:t>61.23</w:t>
+              <w:t>56.37</w:t>
             </w:r>
           </w:p>
         </w:tc>
@@ -5764,7 +5764,7 @@
                 <w:color w:val="1C3A36"/>
                 <w:sz w:val="17"/>
               </w:rPr>
-              <w:t>73.38</w:t>
+              <w:t>67.68</w:t>
             </w:r>
           </w:p>
         </w:tc>
@@ -5782,7 +5782,7 @@
                 <w:color w:val="1C3A36"/>
                 <w:sz w:val="17"/>
               </w:rPr>
-              <w:t>91.62</w:t>
+              <w:t>84.65</w:t>
             </w:r>
           </w:p>
         </w:tc>
@@ -5818,7 +5818,7 @@
                 <w:color w:val="1C3A36"/>
                 <w:sz w:val="17"/>
               </w:rPr>
-              <w:t>14.68</w:t>
+              <w:t>13.54</w:t>
             </w:r>
           </w:p>
         </w:tc>
@@ -5855,7 +5855,7 @@
                 <w:color w:val="1C3A36"/>
                 <w:sz w:val="17"/>
               </w:rPr>
-              <w:t>94.04</w:t>
+              <w:t>92.76</w:t>
             </w:r>
           </w:p>
         </w:tc>
@@ -5873,7 +5873,7 @@
                 <w:color w:val="1C3A36"/>
                 <w:sz w:val="17"/>
               </w:rPr>
-              <w:t>120.91</w:t>
+              <w:t>119.26</w:t>
             </w:r>
           </w:p>
         </w:tc>
@@ -5891,7 +5891,7 @@
                 <w:color w:val="1C3A36"/>
                 <w:sz w:val="17"/>
               </w:rPr>
-              <w:t>154.50</w:t>
+              <w:t>152.38</w:t>
             </w:r>
           </w:p>
         </w:tc>
@@ -5927,7 +5927,7 @@
                 <w:color w:val="1C3A36"/>
                 <w:sz w:val="17"/>
               </w:rPr>
-              <w:t>24.18</w:t>
+              <w:t>23.85</w:t>
             </w:r>
           </w:p>
         </w:tc>
@@ -5964,7 +5964,7 @@
                 <w:color w:val="1C3A36"/>
                 <w:sz w:val="17"/>
               </w:rPr>
-              <w:t>33.77</w:t>
+              <w:t>32.04</w:t>
             </w:r>
           </w:p>
         </w:tc>
@@ -5982,7 +5982,7 @@
                 <w:color w:val="1C3A36"/>
                 <w:sz w:val="17"/>
               </w:rPr>
-              <w:t>48.47</w:t>
+              <w:t>46.00</w:t>
             </w:r>
           </w:p>
         </w:tc>
@@ -6000,7 +6000,7 @@
                 <w:color w:val="1C3A36"/>
                 <w:sz w:val="17"/>
               </w:rPr>
-              <w:t>53.71</w:t>
+              <w:t>50.97</w:t>
             </w:r>
           </w:p>
         </w:tc>
@@ -6036,7 +6036,7 @@
                 <w:color w:val="1C3A36"/>
                 <w:sz w:val="17"/>
               </w:rPr>
-              <w:t>7.27</w:t>
+              <w:t>6.90</w:t>
             </w:r>
           </w:p>
         </w:tc>
@@ -6077,7 +6077,7 @@
                 <w:color w:val="1C3A36"/>
                 <w:sz w:val="17"/>
               </w:rPr>
-              <w:t>33.77</w:t>
+              <w:t>21.43</w:t>
             </w:r>
           </w:p>
         </w:tc>
@@ -6097,7 +6097,7 @@
                 <w:color w:val="1C3A36"/>
                 <w:sz w:val="17"/>
               </w:rPr>
-              <w:t>74.52</w:t>
+              <w:t>69.79</w:t>
             </w:r>
           </w:p>
         </w:tc>
@@ -6117,7 +6117,7 @@
                 <w:color w:val="1C3A36"/>
                 <w:sz w:val="17"/>
               </w:rPr>
-              <w:t>154.50</w:t>
+              <w:t>152.38</w:t>
             </w:r>
           </w:p>
         </w:tc>
@@ -6157,7 +6157,7 @@
                 <w:color w:val="1C3A36"/>
                 <w:sz w:val="17"/>
               </w:rPr>
-              <w:t>74.52</w:t>
+              <w:t>69.79</w:t>
             </w:r>
           </w:p>
         </w:tc>
@@ -6179,7 +6179,7 @@
           <w:color w:val="1C3A36"/>
           <w:sz w:val="21"/>
         </w:rPr>
-        <w:t>The four lenses do not agree, and the disagreement is informative rather than embarrassing. The two lenses that look at earnings — relative multiples and normalised earnings power — land near or slightly above the market price. The two that discount cash or capital at an Egyptian cost of capital land well below it. This is the same disagreement in two forms: a multiple imported from a market with a low cost of capital implicitly assumes a low cost of capital, and a discounted model applied with an Egyptian one does not. The weighted central of EGP 74.52 sits between them.</w:t>
+        <w:t>The four lenses do not agree, and the disagreement is informative rather than embarrassing. The two lenses that look at earnings — relative multiples and normalised earnings power — land near or slightly above the market price. The two that discount cash or capital at an Egyptian cost of capital land well below it. This is the same disagreement in two forms: a multiple imported from a market with a low cost of capital implicitly assumes a low cost of capital, and a discounted model applied with an Egyptian one does not. The weighted central of EGP 69.79 sits between them.</w:t>
       </w:r>
     </w:p>
     <w:p>
@@ -6193,7 +6193,7 @@
           <w:color w:val="1C3A36"/>
           <w:sz w:val="24"/>
         </w:rPr>
-        <w:t>1.6  The drivers — a two-currency revenue build and a segment margin build</w:t>
+        <w:t>1.6  The drivers — the three disclosed segments, each grown on its own driver</w:t>
       </w:r>
     </w:p>
     <w:p>
@@ -6207,7 +6207,7 @@
           <w:color w:val="1C3A36"/>
           <w:sz w:val="21"/>
         </w:rPr>
-        <w:t>Revenue is not forecast as a growth rate applied to a revenue line. It is built from volumes and prices, unit by unit, on the company's own disclosed segment data — and the historical build reconciles to the audited income statement to within EGP 1mn on both revenue and gross profit in each of FY2023 and FY2024. Margins are therefore outputs of the build, not inputs to it.</w:t>
+        <w:t>Revenue is not forecast as a single growth rate applied to a revenue line. The company discloses exactly three reportable segments — Cables and its accessories, Constructions and infrastructure, and Electrical products and digital solutions — with revenue by segment (Note 5-3) that reconciles EXACTLY to consolidated revenue in every one of the three audited years, and segment profit (Note 16) that reconciles to consolidated operating profit through an explicit corporate cost load. None of the three audited filings, including the Q1-2026 interim, discloses a tonnage, unit-volume or order-book figure for any segment, so the forecast is built as a taper on each segment's own recent revenue growth and margin path rather than a reconstructed unit model. Margins are therefore outputs of the build, not inputs to it.</w:t>
       </w:r>
     </w:p>
     <w:p>
@@ -6221,7 +6221,7 @@
           <w:color w:val="1C3A36"/>
           <w:sz w:val="24"/>
         </w:rPr>
-        <w:t>The unit economics, as disclosed</w:t>
+        <w:t>The three disclosed segments, historically</w:t>
       </w:r>
     </w:p>
     <w:tbl>
@@ -6247,15 +6247,18 @@
         <w:tblLayout w:type="fixed"/>
       </w:tblPr>
       <w:tblGrid>
-        <w:gridCol w:w="3816"/>
-        <w:gridCol w:w="2088"/>
-        <w:gridCol w:w="2088"/>
-        <w:gridCol w:w="2088"/>
+        <w:gridCol w:w="2808"/>
+        <w:gridCol w:w="1411"/>
+        <w:gridCol w:w="893"/>
+        <w:gridCol w:w="1411"/>
+        <w:gridCol w:w="893"/>
+        <w:gridCol w:w="1411"/>
+        <w:gridCol w:w="893"/>
       </w:tblGrid>
       <w:tr>
         <w:tc>
           <w:tcPr>
-            <w:tcW w:type="dxa" w:w="3816"/>
+            <w:tcW w:type="dxa" w:w="2808"/>
             <w:shd w:val="clear" w:color="auto" w:fill="EAF0EE"/>
           </w:tcPr>
           <w:p>
@@ -6268,13 +6271,13 @@
                 <w:color w:val="1C3A36"/>
                 <w:sz w:val="16"/>
               </w:rPr>
-              <w:t>Unit measure</w:t>
-            </w:r>
-          </w:p>
-        </w:tc>
-        <w:tc>
-          <w:tcPr>
-            <w:tcW w:type="dxa" w:w="2088"/>
+              <w:t>Segment</w:t>
+            </w:r>
+          </w:p>
+        </w:tc>
+        <w:tc>
+          <w:tcPr>
+            <w:tcW w:type="dxa" w:w="1411"/>
             <w:shd w:val="clear" w:color="auto" w:fill="EAF0EE"/>
           </w:tcPr>
           <w:p>
@@ -6287,13 +6290,13 @@
                 <w:color w:val="1C3A36"/>
                 <w:sz w:val="16"/>
               </w:rPr>
-              <w:t>FY2023</w:t>
-            </w:r>
-          </w:p>
-        </w:tc>
-        <w:tc>
-          <w:tcPr>
-            <w:tcW w:type="dxa" w:w="2088"/>
+              <w:t>FY2023 revenue</w:t>
+            </w:r>
+          </w:p>
+        </w:tc>
+        <w:tc>
+          <w:tcPr>
+            <w:tcW w:type="dxa" w:w="893"/>
             <w:shd w:val="clear" w:color="auto" w:fill="EAF0EE"/>
           </w:tcPr>
           <w:p>
@@ -6306,13 +6309,13 @@
                 <w:color w:val="1C3A36"/>
                 <w:sz w:val="16"/>
               </w:rPr>
-              <w:t>FY2024</w:t>
-            </w:r>
-          </w:p>
-        </w:tc>
-        <w:tc>
-          <w:tcPr>
-            <w:tcW w:type="dxa" w:w="2088"/>
+              <w:t>margin</w:t>
+            </w:r>
+          </w:p>
+        </w:tc>
+        <w:tc>
+          <w:tcPr>
+            <w:tcW w:type="dxa" w:w="1411"/>
             <w:shd w:val="clear" w:color="auto" w:fill="EAF0EE"/>
           </w:tcPr>
           <w:p>
@@ -6325,7 +6328,64 @@
                 <w:color w:val="1C3A36"/>
                 <w:sz w:val="16"/>
               </w:rPr>
-              <w:t>FY2025</w:t>
+              <w:t>FY2024 revenue</w:t>
+            </w:r>
+          </w:p>
+        </w:tc>
+        <w:tc>
+          <w:tcPr>
+            <w:tcW w:type="dxa" w:w="893"/>
+            <w:shd w:val="clear" w:color="auto" w:fill="EAF0EE"/>
+          </w:tcPr>
+          <w:p>
+            <w:pPr>
+              <w:spacing w:after="20"/>
+            </w:pPr>
+            <w:r>
+              <w:rPr>
+                <w:b/>
+                <w:color w:val="1C3A36"/>
+                <w:sz w:val="16"/>
+              </w:rPr>
+              <w:t>margin</w:t>
+            </w:r>
+          </w:p>
+        </w:tc>
+        <w:tc>
+          <w:tcPr>
+            <w:tcW w:type="dxa" w:w="1411"/>
+            <w:shd w:val="clear" w:color="auto" w:fill="EAF0EE"/>
+          </w:tcPr>
+          <w:p>
+            <w:pPr>
+              <w:spacing w:after="20"/>
+            </w:pPr>
+            <w:r>
+              <w:rPr>
+                <w:b/>
+                <w:color w:val="1C3A36"/>
+                <w:sz w:val="16"/>
+              </w:rPr>
+              <w:t>FY2025 revenue</w:t>
+            </w:r>
+          </w:p>
+        </w:tc>
+        <w:tc>
+          <w:tcPr>
+            <w:tcW w:type="dxa" w:w="893"/>
+            <w:shd w:val="clear" w:color="auto" w:fill="EAF0EE"/>
+          </w:tcPr>
+          <w:p>
+            <w:pPr>
+              <w:spacing w:after="20"/>
+            </w:pPr>
+            <w:r>
+              <w:rPr>
+                <w:b/>
+                <w:color w:val="1C3A36"/>
+                <w:sz w:val="16"/>
+              </w:rPr>
+              <w:t>margin</w:t>
             </w:r>
           </w:p>
         </w:tc>
@@ -6333,72 +6393,126 @@
       <w:tr>
         <w:tc>
           <w:tcPr>
-            <w:tcW w:type="dxa" w:w="3816"/>
-          </w:tcPr>
-          <w:p>
-            <w:pPr>
-              <w:spacing w:after="20"/>
-            </w:pPr>
-            <w:r>
-              <w:rPr>
-                <w:color w:val="1C3A36"/>
-                <w:sz w:val="16"/>
-              </w:rPr>
-              <w:t>Cable volume (tonnes)</w:t>
-            </w:r>
-          </w:p>
-        </w:tc>
-        <w:tc>
-          <w:tcPr>
-            <w:tcW w:type="dxa" w:w="2088"/>
-          </w:tcPr>
-          <w:p>
-            <w:pPr>
-              <w:spacing w:after="20"/>
-              <w:jc w:val="right"/>
-            </w:pPr>
-            <w:r>
-              <w:rPr>
-                <w:color w:val="1C3A36"/>
-                <w:sz w:val="16"/>
-              </w:rPr>
-              <w:t>156,748</w:t>
-            </w:r>
-          </w:p>
-        </w:tc>
-        <w:tc>
-          <w:tcPr>
-            <w:tcW w:type="dxa" w:w="2088"/>
-          </w:tcPr>
-          <w:p>
-            <w:pPr>
-              <w:spacing w:after="20"/>
-              <w:jc w:val="right"/>
-            </w:pPr>
-            <w:r>
-              <w:rPr>
-                <w:color w:val="1C3A36"/>
-                <w:sz w:val="16"/>
-              </w:rPr>
-              <w:t>167,665</w:t>
-            </w:r>
-          </w:p>
-        </w:tc>
-        <w:tc>
-          <w:tcPr>
-            <w:tcW w:type="dxa" w:w="2088"/>
-          </w:tcPr>
-          <w:p>
-            <w:pPr>
-              <w:spacing w:after="20"/>
-              <w:jc w:val="right"/>
-            </w:pPr>
-            <w:r>
-              <w:rPr>
-                <w:color w:val="1C3A36"/>
-                <w:sz w:val="16"/>
-              </w:rPr>
-              <w:t>154,621 (implied)</w:t>
+            <w:tcW w:type="dxa" w:w="2808"/>
+          </w:tcPr>
+          <w:p>
+            <w:pPr>
+              <w:spacing w:after="20"/>
+            </w:pPr>
+            <w:r>
+              <w:rPr>
+                <w:color w:val="1C3A36"/>
+                <w:sz w:val="16"/>
+              </w:rPr>
+              <w:t>Cables and its accessories</w:t>
+            </w:r>
+          </w:p>
+        </w:tc>
+        <w:tc>
+          <w:tcPr>
+            <w:tcW w:type="dxa" w:w="1411"/>
+          </w:tcPr>
+          <w:p>
+            <w:pPr>
+              <w:spacing w:after="20"/>
+              <w:jc w:val="right"/>
+            </w:pPr>
+            <w:r>
+              <w:rPr>
+                <w:color w:val="1C3A36"/>
+                <w:sz w:val="16"/>
+              </w:rPr>
+              <w:t>82,421</w:t>
+            </w:r>
+          </w:p>
+        </w:tc>
+        <w:tc>
+          <w:tcPr>
+            <w:tcW w:type="dxa" w:w="893"/>
+          </w:tcPr>
+          <w:p>
+            <w:pPr>
+              <w:spacing w:after="20"/>
+              <w:jc w:val="right"/>
+            </w:pPr>
+            <w:r>
+              <w:rPr>
+                <w:color w:val="1C3A36"/>
+                <w:sz w:val="16"/>
+              </w:rPr>
+              <w:t>19.5%</w:t>
+            </w:r>
+          </w:p>
+        </w:tc>
+        <w:tc>
+          <w:tcPr>
+            <w:tcW w:type="dxa" w:w="1411"/>
+          </w:tcPr>
+          <w:p>
+            <w:pPr>
+              <w:spacing w:after="20"/>
+              <w:jc w:val="right"/>
+            </w:pPr>
+            <w:r>
+              <w:rPr>
+                <w:color w:val="1C3A36"/>
+                <w:sz w:val="16"/>
+              </w:rPr>
+              <w:t>137,190</w:t>
+            </w:r>
+          </w:p>
+        </w:tc>
+        <w:tc>
+          <w:tcPr>
+            <w:tcW w:type="dxa" w:w="893"/>
+          </w:tcPr>
+          <w:p>
+            <w:pPr>
+              <w:spacing w:after="20"/>
+              <w:jc w:val="right"/>
+            </w:pPr>
+            <w:r>
+              <w:rPr>
+                <w:color w:val="1C3A36"/>
+                <w:sz w:val="16"/>
+              </w:rPr>
+              <w:t>18.1%</w:t>
+            </w:r>
+          </w:p>
+        </w:tc>
+        <w:tc>
+          <w:tcPr>
+            <w:tcW w:type="dxa" w:w="1411"/>
+          </w:tcPr>
+          <w:p>
+            <w:pPr>
+              <w:spacing w:after="20"/>
+              <w:jc w:val="right"/>
+            </w:pPr>
+            <w:r>
+              <w:rPr>
+                <w:color w:val="1C3A36"/>
+                <w:sz w:val="16"/>
+              </w:rPr>
+              <w:t>155,793</w:t>
+            </w:r>
+          </w:p>
+        </w:tc>
+        <w:tc>
+          <w:tcPr>
+            <w:tcW w:type="dxa" w:w="893"/>
+          </w:tcPr>
+          <w:p>
+            <w:pPr>
+              <w:spacing w:after="20"/>
+              <w:jc w:val="right"/>
+            </w:pPr>
+            <w:r>
+              <w:rPr>
+                <w:color w:val="1C3A36"/>
+                <w:sz w:val="16"/>
+              </w:rPr>
+              <w:t>13.5%</w:t>
             </w:r>
           </w:p>
         </w:tc>
@@ -6406,72 +6520,126 @@
       <w:tr>
         <w:tc>
           <w:tcPr>
-            <w:tcW w:type="dxa" w:w="3816"/>
-          </w:tcPr>
-          <w:p>
-            <w:pPr>
-              <w:spacing w:after="20"/>
-            </w:pPr>
-            <w:r>
-              <w:rPr>
-                <w:color w:val="1C3A36"/>
-                <w:sz w:val="16"/>
-              </w:rPr>
-              <w:t>Cable price per tonne (EGP)</w:t>
-            </w:r>
-          </w:p>
-        </w:tc>
-        <w:tc>
-          <w:tcPr>
-            <w:tcW w:type="dxa" w:w="2088"/>
-          </w:tcPr>
-          <w:p>
-            <w:pPr>
-              <w:spacing w:after="20"/>
-              <w:jc w:val="right"/>
-            </w:pPr>
-            <w:r>
-              <w:rPr>
-                <w:color w:val="1C3A36"/>
-                <w:sz w:val="16"/>
-              </w:rPr>
-              <w:t>360,780</w:t>
-            </w:r>
-          </w:p>
-        </w:tc>
-        <w:tc>
-          <w:tcPr>
-            <w:tcW w:type="dxa" w:w="2088"/>
-          </w:tcPr>
-          <w:p>
-            <w:pPr>
-              <w:spacing w:after="20"/>
-              <w:jc w:val="right"/>
-            </w:pPr>
-            <w:r>
-              <w:rPr>
-                <w:color w:val="1C3A36"/>
-                <w:sz w:val="16"/>
-              </w:rPr>
-              <w:t>522,361</w:t>
-            </w:r>
-          </w:p>
-        </w:tc>
-        <w:tc>
-          <w:tcPr>
-            <w:tcW w:type="dxa" w:w="2088"/>
-          </w:tcPr>
-          <w:p>
-            <w:pPr>
-              <w:spacing w:after="20"/>
-              <w:jc w:val="right"/>
-            </w:pPr>
-            <w:r>
-              <w:rPr>
-                <w:color w:val="1C3A36"/>
-                <w:sz w:val="16"/>
-              </w:rPr>
-              <w:t>595,898</w:t>
+            <w:tcW w:type="dxa" w:w="2808"/>
+          </w:tcPr>
+          <w:p>
+            <w:pPr>
+              <w:spacing w:after="20"/>
+            </w:pPr>
+            <w:r>
+              <w:rPr>
+                <w:color w:val="1C3A36"/>
+                <w:sz w:val="16"/>
+              </w:rPr>
+              <w:t>Constructions and infrastructure</w:t>
+            </w:r>
+          </w:p>
+        </w:tc>
+        <w:tc>
+          <w:tcPr>
+            <w:tcW w:type="dxa" w:w="1411"/>
+          </w:tcPr>
+          <w:p>
+            <w:pPr>
+              <w:spacing w:after="20"/>
+              <w:jc w:val="right"/>
+            </w:pPr>
+            <w:r>
+              <w:rPr>
+                <w:color w:val="1C3A36"/>
+                <w:sz w:val="16"/>
+              </w:rPr>
+              <w:t>53,483</w:t>
+            </w:r>
+          </w:p>
+        </w:tc>
+        <w:tc>
+          <w:tcPr>
+            <w:tcW w:type="dxa" w:w="893"/>
+          </w:tcPr>
+          <w:p>
+            <w:pPr>
+              <w:spacing w:after="20"/>
+              <w:jc w:val="right"/>
+            </w:pPr>
+            <w:r>
+              <w:rPr>
+                <w:color w:val="1C3A36"/>
+                <w:sz w:val="16"/>
+              </w:rPr>
+              <w:t>11.6%</w:t>
+            </w:r>
+          </w:p>
+        </w:tc>
+        <w:tc>
+          <w:tcPr>
+            <w:tcW w:type="dxa" w:w="1411"/>
+          </w:tcPr>
+          <w:p>
+            <w:pPr>
+              <w:spacing w:after="20"/>
+              <w:jc w:val="right"/>
+            </w:pPr>
+            <w:r>
+              <w:rPr>
+                <w:color w:val="1C3A36"/>
+                <w:sz w:val="16"/>
+              </w:rPr>
+              <w:t>70,921</w:t>
+            </w:r>
+          </w:p>
+        </w:tc>
+        <w:tc>
+          <w:tcPr>
+            <w:tcW w:type="dxa" w:w="893"/>
+          </w:tcPr>
+          <w:p>
+            <w:pPr>
+              <w:spacing w:after="20"/>
+              <w:jc w:val="right"/>
+            </w:pPr>
+            <w:r>
+              <w:rPr>
+                <w:color w:val="1C3A36"/>
+                <w:sz w:val="16"/>
+              </w:rPr>
+              <w:t>11.4%</w:t>
+            </w:r>
+          </w:p>
+        </w:tc>
+        <w:tc>
+          <w:tcPr>
+            <w:tcW w:type="dxa" w:w="1411"/>
+          </w:tcPr>
+          <w:p>
+            <w:pPr>
+              <w:spacing w:after="20"/>
+              <w:jc w:val="right"/>
+            </w:pPr>
+            <w:r>
+              <w:rPr>
+                <w:color w:val="1C3A36"/>
+                <w:sz w:val="16"/>
+              </w:rPr>
+              <w:t>90,959</w:t>
+            </w:r>
+          </w:p>
+        </w:tc>
+        <w:tc>
+          <w:tcPr>
+            <w:tcW w:type="dxa" w:w="893"/>
+          </w:tcPr>
+          <w:p>
+            <w:pPr>
+              <w:spacing w:after="20"/>
+              <w:jc w:val="right"/>
+            </w:pPr>
+            <w:r>
+              <w:rPr>
+                <w:color w:val="1C3A36"/>
+                <w:sz w:val="16"/>
+              </w:rPr>
+              <w:t>6.5%</w:t>
             </w:r>
           </w:p>
         </w:tc>
@@ -6479,80 +6647,126 @@
       <w:tr>
         <w:tc>
           <w:tcPr>
-            <w:tcW w:type="dxa" w:w="3816"/>
-            <w:shd w:val="clear" w:color="auto" w:fill="F6F1E6"/>
-          </w:tcPr>
-          <w:p>
-            <w:pPr>
-              <w:spacing w:after="20"/>
-            </w:pPr>
-            <w:r>
-              <w:rPr>
-                <w:b/>
-                <w:color w:val="1C3A36"/>
-                <w:sz w:val="16"/>
-              </w:rPr>
-              <w:t>Cable gross profit per tonne (EGP)</w:t>
-            </w:r>
-          </w:p>
-        </w:tc>
-        <w:tc>
-          <w:tcPr>
-            <w:tcW w:type="dxa" w:w="2088"/>
-            <w:shd w:val="clear" w:color="auto" w:fill="F6F1E6"/>
-          </w:tcPr>
-          <w:p>
-            <w:pPr>
-              <w:spacing w:after="20"/>
-              <w:jc w:val="right"/>
-            </w:pPr>
-            <w:r>
-              <w:rPr>
-                <w:b/>
-                <w:color w:val="1C3A36"/>
-                <w:sz w:val="16"/>
-              </w:rPr>
-              <w:t>90,020</w:t>
-            </w:r>
-          </w:p>
-        </w:tc>
-        <w:tc>
-          <w:tcPr>
-            <w:tcW w:type="dxa" w:w="2088"/>
-            <w:shd w:val="clear" w:color="auto" w:fill="F6F1E6"/>
-          </w:tcPr>
-          <w:p>
-            <w:pPr>
-              <w:spacing w:after="20"/>
-              <w:jc w:val="right"/>
-            </w:pPr>
-            <w:r>
-              <w:rPr>
-                <w:b/>
-                <w:color w:val="1C3A36"/>
-                <w:sz w:val="16"/>
-              </w:rPr>
-              <w:t>119,043</w:t>
-            </w:r>
-          </w:p>
-        </w:tc>
-        <w:tc>
-          <w:tcPr>
-            <w:tcW w:type="dxa" w:w="2088"/>
-            <w:shd w:val="clear" w:color="auto" w:fill="F6F1E6"/>
-          </w:tcPr>
-          <w:p>
-            <w:pPr>
-              <w:spacing w:after="20"/>
-              <w:jc w:val="right"/>
-            </w:pPr>
-            <w:r>
-              <w:rPr>
-                <w:b/>
-                <w:color w:val="1C3A36"/>
-                <w:sz w:val="16"/>
-              </w:rPr>
-              <w:t>88,173</w:t>
+            <w:tcW w:type="dxa" w:w="2808"/>
+          </w:tcPr>
+          <w:p>
+            <w:pPr>
+              <w:spacing w:after="20"/>
+            </w:pPr>
+            <w:r>
+              <w:rPr>
+                <w:color w:val="1C3A36"/>
+                <w:sz w:val="16"/>
+              </w:rPr>
+              <w:t>Electrical products and digital solutions</w:t>
+            </w:r>
+          </w:p>
+        </w:tc>
+        <w:tc>
+          <w:tcPr>
+            <w:tcW w:type="dxa" w:w="1411"/>
+          </w:tcPr>
+          <w:p>
+            <w:pPr>
+              <w:spacing w:after="20"/>
+              <w:jc w:val="right"/>
+            </w:pPr>
+            <w:r>
+              <w:rPr>
+                <w:color w:val="1C3A36"/>
+                <w:sz w:val="16"/>
+              </w:rPr>
+              <w:t>16,282</w:t>
+            </w:r>
+          </w:p>
+        </w:tc>
+        <w:tc>
+          <w:tcPr>
+            <w:tcW w:type="dxa" w:w="893"/>
+          </w:tcPr>
+          <w:p>
+            <w:pPr>
+              <w:spacing w:after="20"/>
+              <w:jc w:val="right"/>
+            </w:pPr>
+            <w:r>
+              <w:rPr>
+                <w:color w:val="1C3A36"/>
+                <w:sz w:val="16"/>
+              </w:rPr>
+              <w:t>25.4%</w:t>
+            </w:r>
+          </w:p>
+        </w:tc>
+        <w:tc>
+          <w:tcPr>
+            <w:tcW w:type="dxa" w:w="1411"/>
+          </w:tcPr>
+          <w:p>
+            <w:pPr>
+              <w:spacing w:after="20"/>
+              <w:jc w:val="right"/>
+            </w:pPr>
+            <w:r>
+              <w:rPr>
+                <w:color w:val="1C3A36"/>
+                <w:sz w:val="16"/>
+              </w:rPr>
+              <w:t>23,871</w:t>
+            </w:r>
+          </w:p>
+        </w:tc>
+        <w:tc>
+          <w:tcPr>
+            <w:tcW w:type="dxa" w:w="893"/>
+          </w:tcPr>
+          <w:p>
+            <w:pPr>
+              <w:spacing w:after="20"/>
+              <w:jc w:val="right"/>
+            </w:pPr>
+            <w:r>
+              <w:rPr>
+                <w:color w:val="1C3A36"/>
+                <w:sz w:val="16"/>
+              </w:rPr>
+              <w:t>26.6%</w:t>
+            </w:r>
+          </w:p>
+        </w:tc>
+        <w:tc>
+          <w:tcPr>
+            <w:tcW w:type="dxa" w:w="1411"/>
+          </w:tcPr>
+          <w:p>
+            <w:pPr>
+              <w:spacing w:after="20"/>
+              <w:jc w:val="right"/>
+            </w:pPr>
+            <w:r>
+              <w:rPr>
+                <w:color w:val="1C3A36"/>
+                <w:sz w:val="16"/>
+              </w:rPr>
+              <w:t>34,298</w:t>
+            </w:r>
+          </w:p>
+        </w:tc>
+        <w:tc>
+          <w:tcPr>
+            <w:tcW w:type="dxa" w:w="893"/>
+          </w:tcPr>
+          <w:p>
+            <w:pPr>
+              <w:spacing w:after="20"/>
+              <w:jc w:val="right"/>
+            </w:pPr>
+            <w:r>
+              <w:rPr>
+                <w:color w:val="1C3A36"/>
+                <w:sz w:val="16"/>
+              </w:rPr>
+              <w:t>22.2%</w:t>
             </w:r>
           </w:p>
         </w:tc>
@@ -6560,591 +6774,123 @@
       <w:tr>
         <w:tc>
           <w:tcPr>
-            <w:tcW w:type="dxa" w:w="3816"/>
-          </w:tcPr>
-          <w:p>
-            <w:pPr>
-              <w:spacing w:after="20"/>
-            </w:pPr>
-            <w:r>
-              <w:rPr>
-                <w:color w:val="1C3A36"/>
-                <w:sz w:val="16"/>
-              </w:rPr>
-              <w:t>Copper cost per tonne (EGP)</w:t>
-            </w:r>
-          </w:p>
-        </w:tc>
-        <w:tc>
-          <w:tcPr>
-            <w:tcW w:type="dxa" w:w="2088"/>
-          </w:tcPr>
-          <w:p>
-            <w:pPr>
-              <w:spacing w:after="20"/>
-              <w:jc w:val="right"/>
-            </w:pPr>
-            <w:r>
-              <w:rPr>
-                <w:color w:val="1C3A36"/>
-                <w:sz w:val="16"/>
-              </w:rPr>
-              <w:t>260,275</w:t>
-            </w:r>
-          </w:p>
-        </w:tc>
-        <w:tc>
-          <w:tcPr>
-            <w:tcW w:type="dxa" w:w="2088"/>
-          </w:tcPr>
-          <w:p>
-            <w:pPr>
-              <w:spacing w:after="20"/>
-              <w:jc w:val="right"/>
-            </w:pPr>
-            <w:r>
-              <w:rPr>
-                <w:color w:val="1C3A36"/>
-                <w:sz w:val="16"/>
-              </w:rPr>
-              <w:t>414,359</w:t>
-            </w:r>
-          </w:p>
-        </w:tc>
-        <w:tc>
-          <w:tcPr>
-            <w:tcW w:type="dxa" w:w="2088"/>
-          </w:tcPr>
-          <w:p>
-            <w:pPr>
-              <w:spacing w:after="20"/>
-              <w:jc w:val="right"/>
-            </w:pPr>
-            <w:r>
-              <w:rPr>
-                <w:color w:val="1C3A36"/>
-                <w:sz w:val="16"/>
-              </w:rPr>
-              <w:t>495,000</w:t>
-            </w:r>
-          </w:p>
-        </w:tc>
-      </w:tr>
-      <w:tr>
-        <w:tc>
-          <w:tcPr>
-            <w:tcW w:type="dxa" w:w="3816"/>
-          </w:tcPr>
-          <w:p>
-            <w:pPr>
-              <w:spacing w:after="20"/>
-            </w:pPr>
-            <w:r>
-              <w:rPr>
-                <w:color w:val="1C3A36"/>
-                <w:sz w:val="16"/>
-              </w:rPr>
-              <w:t>Fabrication uplift over copper</w:t>
-            </w:r>
-          </w:p>
-        </w:tc>
-        <w:tc>
-          <w:tcPr>
-            <w:tcW w:type="dxa" w:w="2088"/>
-          </w:tcPr>
-          <w:p>
-            <w:pPr>
-              <w:spacing w:after="20"/>
-              <w:jc w:val="right"/>
-            </w:pPr>
-            <w:r>
-              <w:rPr>
-                <w:color w:val="1C3A36"/>
-                <w:sz w:val="16"/>
-              </w:rPr>
-              <w:t>1.386×</w:t>
-            </w:r>
-          </w:p>
-        </w:tc>
-        <w:tc>
-          <w:tcPr>
-            <w:tcW w:type="dxa" w:w="2088"/>
-          </w:tcPr>
-          <w:p>
-            <w:pPr>
-              <w:spacing w:after="20"/>
-              <w:jc w:val="right"/>
-            </w:pPr>
-            <w:r>
-              <w:rPr>
-                <w:color w:val="1C3A36"/>
-                <w:sz w:val="16"/>
-              </w:rPr>
-              <w:t>1.261×</w:t>
-            </w:r>
-          </w:p>
-        </w:tc>
-        <w:tc>
-          <w:tcPr>
-            <w:tcW w:type="dxa" w:w="2088"/>
-          </w:tcPr>
-          <w:p>
-            <w:pPr>
-              <w:spacing w:after="20"/>
-              <w:jc w:val="right"/>
-            </w:pPr>
-            <w:r>
-              <w:rPr>
-                <w:color w:val="1C3A36"/>
-                <w:sz w:val="16"/>
-              </w:rPr>
-              <w:t>1.204×</w:t>
-            </w:r>
-          </w:p>
-        </w:tc>
-      </w:tr>
-      <w:tr>
-        <w:tc>
-          <w:tcPr>
-            <w:tcW w:type="dxa" w:w="3816"/>
-            <w:shd w:val="clear" w:color="auto" w:fill="F6F1E6"/>
-          </w:tcPr>
-          <w:p>
-            <w:pPr>
-              <w:spacing w:after="20"/>
-            </w:pPr>
-            <w:r>
-              <w:rPr>
-                <w:b/>
-                <w:color w:val="1C3A36"/>
-                <w:sz w:val="16"/>
-              </w:rPr>
-              <w:t>Cable conversion margin</w:t>
-            </w:r>
-          </w:p>
-        </w:tc>
-        <w:tc>
-          <w:tcPr>
-            <w:tcW w:type="dxa" w:w="2088"/>
-            <w:shd w:val="clear" w:color="auto" w:fill="F6F1E6"/>
-          </w:tcPr>
-          <w:p>
-            <w:pPr>
-              <w:spacing w:after="20"/>
-              <w:jc w:val="right"/>
-            </w:pPr>
-            <w:r>
-              <w:rPr>
-                <w:b/>
-                <w:color w:val="1C3A36"/>
-                <w:sz w:val="16"/>
-              </w:rPr>
-              <w:t>25.0%</w:t>
-            </w:r>
-          </w:p>
-        </w:tc>
-        <w:tc>
-          <w:tcPr>
-            <w:tcW w:type="dxa" w:w="2088"/>
-            <w:shd w:val="clear" w:color="auto" w:fill="F6F1E6"/>
-          </w:tcPr>
-          <w:p>
-            <w:pPr>
-              <w:spacing w:after="20"/>
-              <w:jc w:val="right"/>
-            </w:pPr>
-            <w:r>
-              <w:rPr>
-                <w:b/>
-                <w:color w:val="1C3A36"/>
-                <w:sz w:val="16"/>
-              </w:rPr>
-              <w:t>22.8%</w:t>
-            </w:r>
-          </w:p>
-        </w:tc>
-        <w:tc>
-          <w:tcPr>
-            <w:tcW w:type="dxa" w:w="2088"/>
-            <w:shd w:val="clear" w:color="auto" w:fill="F6F1E6"/>
-          </w:tcPr>
-          <w:p>
-            <w:pPr>
-              <w:spacing w:after="20"/>
-              <w:jc w:val="right"/>
-            </w:pPr>
-            <w:r>
-              <w:rPr>
-                <w:b/>
-                <w:color w:val="1C3A36"/>
-                <w:sz w:val="16"/>
-              </w:rPr>
-              <w:t>14.8%</w:t>
-            </w:r>
-          </w:p>
-        </w:tc>
-      </w:tr>
-      <w:tr>
-        <w:tc>
-          <w:tcPr>
-            <w:tcW w:type="dxa" w:w="3816"/>
-          </w:tcPr>
-          <w:p>
-            <w:pPr>
-              <w:spacing w:after="20"/>
-            </w:pPr>
-            <w:r>
-              <w:rPr>
-                <w:color w:val="1C3A36"/>
-                <w:sz w:val="16"/>
-              </w:rPr>
-              <w:t>Transformer volume (MVA)</w:t>
-            </w:r>
-          </w:p>
-        </w:tc>
-        <w:tc>
-          <w:tcPr>
-            <w:tcW w:type="dxa" w:w="2088"/>
-          </w:tcPr>
-          <w:p>
-            <w:pPr>
-              <w:spacing w:after="20"/>
-              <w:jc w:val="right"/>
-            </w:pPr>
-            <w:r>
-              <w:rPr>
-                <w:color w:val="1C3A36"/>
-                <w:sz w:val="16"/>
-              </w:rPr>
-              <w:t>14,521</w:t>
-            </w:r>
-          </w:p>
-        </w:tc>
-        <w:tc>
-          <w:tcPr>
-            <w:tcW w:type="dxa" w:w="2088"/>
-          </w:tcPr>
-          <w:p>
-            <w:pPr>
-              <w:spacing w:after="20"/>
-              <w:jc w:val="right"/>
-            </w:pPr>
-            <w:r>
-              <w:rPr>
-                <w:color w:val="1C3A36"/>
-                <w:sz w:val="16"/>
-              </w:rPr>
-              <w:t>17,619</w:t>
-            </w:r>
-          </w:p>
-        </w:tc>
-        <w:tc>
-          <w:tcPr>
-            <w:tcW w:type="dxa" w:w="2088"/>
-          </w:tcPr>
-          <w:p>
-            <w:pPr>
-              <w:spacing w:after="20"/>
-              <w:jc w:val="right"/>
-            </w:pPr>
-            <w:r>
-              <w:rPr>
-                <w:color w:val="1C3A36"/>
-                <w:sz w:val="16"/>
-              </w:rPr>
-              <w:t>17,516 (implied)</w:t>
-            </w:r>
-          </w:p>
-        </w:tc>
-      </w:tr>
-      <w:tr>
-        <w:tc>
-          <w:tcPr>
-            <w:tcW w:type="dxa" w:w="3816"/>
-          </w:tcPr>
-          <w:p>
-            <w:pPr>
-              <w:spacing w:after="20"/>
-            </w:pPr>
-            <w:r>
-              <w:rPr>
-                <w:color w:val="1C3A36"/>
-                <w:sz w:val="16"/>
-              </w:rPr>
-              <w:t>Transformer gross profit per MVA (EGP)</w:t>
-            </w:r>
-          </w:p>
-        </w:tc>
-        <w:tc>
-          <w:tcPr>
-            <w:tcW w:type="dxa" w:w="2088"/>
-          </w:tcPr>
-          <w:p>
-            <w:pPr>
-              <w:spacing w:after="20"/>
-              <w:jc w:val="right"/>
-            </w:pPr>
-            <w:r>
-              <w:rPr>
-                <w:color w:val="1C3A36"/>
-                <w:sz w:val="16"/>
-              </w:rPr>
-              <w:t>136,347</w:t>
-            </w:r>
-          </w:p>
-        </w:tc>
-        <w:tc>
-          <w:tcPr>
-            <w:tcW w:type="dxa" w:w="2088"/>
-          </w:tcPr>
-          <w:p>
-            <w:pPr>
-              <w:spacing w:after="20"/>
-              <w:jc w:val="right"/>
-            </w:pPr>
-            <w:r>
-              <w:rPr>
-                <w:color w:val="1C3A36"/>
-                <w:sz w:val="16"/>
-              </w:rPr>
-              <w:t>221,068</w:t>
-            </w:r>
-          </w:p>
-        </w:tc>
-        <w:tc>
-          <w:tcPr>
-            <w:tcW w:type="dxa" w:w="2088"/>
-          </w:tcPr>
-          <w:p>
-            <w:pPr>
-              <w:spacing w:after="20"/>
-              <w:jc w:val="right"/>
-            </w:pPr>
-            <w:r>
-              <w:rPr>
-                <w:color w:val="1C3A36"/>
-                <w:sz w:val="16"/>
-              </w:rPr>
-              <w:t>—</w:t>
-            </w:r>
-          </w:p>
-        </w:tc>
-      </w:tr>
-      <w:tr>
-        <w:tc>
-          <w:tcPr>
-            <w:tcW w:type="dxa" w:w="3816"/>
-          </w:tcPr>
-          <w:p>
-            <w:pPr>
-              <w:spacing w:after="20"/>
-            </w:pPr>
-            <w:r>
-              <w:rPr>
-                <w:color w:val="1C3A36"/>
-                <w:sz w:val="16"/>
-              </w:rPr>
-              <w:t>Meter volume (units)</w:t>
-            </w:r>
-          </w:p>
-        </w:tc>
-        <w:tc>
-          <w:tcPr>
-            <w:tcW w:type="dxa" w:w="2088"/>
-          </w:tcPr>
-          <w:p>
-            <w:pPr>
-              <w:spacing w:after="20"/>
-              <w:jc w:val="right"/>
-            </w:pPr>
-            <w:r>
-              <w:rPr>
-                <w:color w:val="1C3A36"/>
-                <w:sz w:val="16"/>
-              </w:rPr>
-              <w:t>4,057,065</w:t>
-            </w:r>
-          </w:p>
-        </w:tc>
-        <w:tc>
-          <w:tcPr>
-            <w:tcW w:type="dxa" w:w="2088"/>
-          </w:tcPr>
-          <w:p>
-            <w:pPr>
-              <w:spacing w:after="20"/>
-              <w:jc w:val="right"/>
-            </w:pPr>
-            <w:r>
-              <w:rPr>
-                <w:color w:val="1C3A36"/>
-                <w:sz w:val="16"/>
-              </w:rPr>
-              <w:t>3,850,726</w:t>
-            </w:r>
-          </w:p>
-        </w:tc>
-        <w:tc>
-          <w:tcPr>
-            <w:tcW w:type="dxa" w:w="2088"/>
-          </w:tcPr>
-          <w:p>
-            <w:pPr>
-              <w:spacing w:after="20"/>
-              <w:jc w:val="right"/>
-            </w:pPr>
-            <w:r>
-              <w:rPr>
-                <w:color w:val="1C3A36"/>
-                <w:sz w:val="16"/>
-              </w:rPr>
-              <w:t>5,550,494 (implied)</w:t>
-            </w:r>
-          </w:p>
-        </w:tc>
-      </w:tr>
-      <w:tr>
-        <w:tc>
-          <w:tcPr>
-            <w:tcW w:type="dxa" w:w="3816"/>
-          </w:tcPr>
-          <w:p>
-            <w:pPr>
-              <w:spacing w:after="20"/>
-            </w:pPr>
-            <w:r>
-              <w:rPr>
-                <w:color w:val="1C3A36"/>
-                <w:sz w:val="16"/>
-              </w:rPr>
-              <w:t>Meter gross profit per unit (EGP)</w:t>
-            </w:r>
-          </w:p>
-        </w:tc>
-        <w:tc>
-          <w:tcPr>
-            <w:tcW w:type="dxa" w:w="2088"/>
-          </w:tcPr>
-          <w:p>
-            <w:pPr>
-              <w:spacing w:after="20"/>
-              <w:jc w:val="right"/>
-            </w:pPr>
-            <w:r>
-              <w:rPr>
-                <w:color w:val="1C3A36"/>
-                <w:sz w:val="16"/>
-              </w:rPr>
-              <w:t>418</w:t>
-            </w:r>
-          </w:p>
-        </w:tc>
-        <w:tc>
-          <w:tcPr>
-            <w:tcW w:type="dxa" w:w="2088"/>
-          </w:tcPr>
-          <w:p>
-            <w:pPr>
-              <w:spacing w:after="20"/>
-              <w:jc w:val="right"/>
-            </w:pPr>
-            <w:r>
-              <w:rPr>
-                <w:color w:val="1C3A36"/>
-                <w:sz w:val="16"/>
-              </w:rPr>
-              <w:t>707</w:t>
-            </w:r>
-          </w:p>
-        </w:tc>
-        <w:tc>
-          <w:tcPr>
-            <w:tcW w:type="dxa" w:w="2088"/>
-          </w:tcPr>
-          <w:p>
-            <w:pPr>
-              <w:spacing w:after="20"/>
-              <w:jc w:val="right"/>
-            </w:pPr>
-            <w:r>
-              <w:rPr>
-                <w:color w:val="1C3A36"/>
-                <w:sz w:val="16"/>
-              </w:rPr>
-              <w:t>—</w:t>
-            </w:r>
-          </w:p>
-        </w:tc>
-      </w:tr>
-      <w:tr>
-        <w:tc>
-          <w:tcPr>
-            <w:tcW w:type="dxa" w:w="3816"/>
-          </w:tcPr>
-          <w:p>
-            <w:pPr>
-              <w:spacing w:after="20"/>
-            </w:pPr>
-            <w:r>
-              <w:rPr>
-                <w:color w:val="1C3A36"/>
-                <w:sz w:val="16"/>
-              </w:rPr>
-              <w:t>Operating load between gross profit and EBITDA</w:t>
-            </w:r>
-          </w:p>
-        </w:tc>
-        <w:tc>
-          <w:tcPr>
-            <w:tcW w:type="dxa" w:w="2088"/>
-          </w:tcPr>
-          <w:p>
-            <w:pPr>
-              <w:spacing w:after="20"/>
-              <w:jc w:val="right"/>
-            </w:pPr>
-            <w:r>
-              <w:rPr>
-                <w:color w:val="1C3A36"/>
-                <w:sz w:val="16"/>
-              </w:rPr>
-              <w:t>5.9%</w:t>
-            </w:r>
-          </w:p>
-        </w:tc>
-        <w:tc>
-          <w:tcPr>
-            <w:tcW w:type="dxa" w:w="2088"/>
-          </w:tcPr>
-          <w:p>
-            <w:pPr>
-              <w:spacing w:after="20"/>
-              <w:jc w:val="right"/>
-            </w:pPr>
-            <w:r>
-              <w:rPr>
-                <w:color w:val="1C3A36"/>
-                <w:sz w:val="16"/>
-              </w:rPr>
-              <w:t>5.3%</w:t>
-            </w:r>
-          </w:p>
-        </w:tc>
-        <w:tc>
-          <w:tcPr>
-            <w:tcW w:type="dxa" w:w="2088"/>
-          </w:tcPr>
-          <w:p>
-            <w:pPr>
-              <w:spacing w:after="20"/>
-              <w:jc w:val="right"/>
-            </w:pPr>
-            <w:r>
-              <w:rPr>
-                <w:color w:val="1C3A36"/>
-                <w:sz w:val="16"/>
-              </w:rPr>
-              <w:t>3.6%</w:t>
+            <w:tcW w:type="dxa" w:w="2808"/>
+          </w:tcPr>
+          <w:p>
+            <w:pPr>
+              <w:spacing w:after="20"/>
+            </w:pPr>
+            <w:r>
+              <w:rPr>
+                <w:color w:val="1C3A36"/>
+                <w:sz w:val="16"/>
+              </w:rPr>
+              <w:t>Group revenue</w:t>
+            </w:r>
+          </w:p>
+        </w:tc>
+        <w:tc>
+          <w:tcPr>
+            <w:tcW w:type="dxa" w:w="1411"/>
+          </w:tcPr>
+          <w:p>
+            <w:pPr>
+              <w:spacing w:after="20"/>
+              <w:jc w:val="right"/>
+            </w:pPr>
+            <w:r>
+              <w:rPr>
+                <w:color w:val="1C3A36"/>
+                <w:sz w:val="16"/>
+              </w:rPr>
+              <w:t>152,186</w:t>
+            </w:r>
+          </w:p>
+        </w:tc>
+        <w:tc>
+          <w:tcPr>
+            <w:tcW w:type="dxa" w:w="893"/>
+          </w:tcPr>
+          <w:p>
+            <w:pPr>
+              <w:spacing w:after="20"/>
+              <w:jc w:val="right"/>
+            </w:pPr>
+            <w:r>
+              <w:rPr>
+                <w:color w:val="1C3A36"/>
+                <w:sz w:val="16"/>
+              </w:rPr>
+            </w:r>
+          </w:p>
+        </w:tc>
+        <w:tc>
+          <w:tcPr>
+            <w:tcW w:type="dxa" w:w="1411"/>
+          </w:tcPr>
+          <w:p>
+            <w:pPr>
+              <w:spacing w:after="20"/>
+              <w:jc w:val="right"/>
+            </w:pPr>
+            <w:r>
+              <w:rPr>
+                <w:color w:val="1C3A36"/>
+                <w:sz w:val="16"/>
+              </w:rPr>
+              <w:t>231,982</w:t>
+            </w:r>
+          </w:p>
+        </w:tc>
+        <w:tc>
+          <w:tcPr>
+            <w:tcW w:type="dxa" w:w="893"/>
+          </w:tcPr>
+          <w:p>
+            <w:pPr>
+              <w:spacing w:after="20"/>
+              <w:jc w:val="right"/>
+            </w:pPr>
+            <w:r>
+              <w:rPr>
+                <w:color w:val="1C3A36"/>
+                <w:sz w:val="16"/>
+              </w:rPr>
+            </w:r>
+          </w:p>
+        </w:tc>
+        <w:tc>
+          <w:tcPr>
+            <w:tcW w:type="dxa" w:w="1411"/>
+          </w:tcPr>
+          <w:p>
+            <w:pPr>
+              <w:spacing w:after="20"/>
+              <w:jc w:val="right"/>
+            </w:pPr>
+            <w:r>
+              <w:rPr>
+                <w:color w:val="1C3A36"/>
+                <w:sz w:val="16"/>
+              </w:rPr>
+              <w:t>281,049</w:t>
+            </w:r>
+          </w:p>
+        </w:tc>
+        <w:tc>
+          <w:tcPr>
+            <w:tcW w:type="dxa" w:w="893"/>
+          </w:tcPr>
+          <w:p>
+            <w:pPr>
+              <w:spacing w:after="20"/>
+              <w:jc w:val="right"/>
+            </w:pPr>
+            <w:r>
+              <w:rPr>
+                <w:color w:val="1C3A36"/>
+                <w:sz w:val="16"/>
+              </w:rPr>
             </w:r>
           </w:p>
         </w:tc>
@@ -7166,21 +6912,7 @@
           <w:color w:val="6E7B77"/>
           <w:sz w:val="17"/>
         </w:rPr>
-        <w:t>Volumes, prices per tonne and gross profit per tonne for FY2023 and FY2024 are the company's own disclosures — the per-unit gross profit figures reproduce the published 90,020 and 119,043 per tonne, 418 and 707 per meter, and 136,345 and 221,065 per MVA exactly. FY2025 volumes are implied from the disclosed first-quarter prints and the prior-year seasonal share, and the FY2025 cable price per tonne is the residual against disclosed group revenue — which back-solves a fabrication uplift of 1.204, sitting between the two audited years. That the residual lands inside the historical range is the check that it is economics rather than a plug absorbing an error.</w:t>
-      </w:r>
-    </w:p>
-    <w:p>
-      <w:pPr>
-        <w:spacing w:after="120" w:before="0"/>
-      </w:pPr>
-      <w:r>
-        <w:rPr>
-          <w:b w:val="0"/>
-          <w:i w:val="0"/>
-          <w:color w:val="1C3A36"/>
-          <w:sz w:val="21"/>
-        </w:rPr>
-        <w:t>The single most important line in that table is the cable conversion margin. It ran at 25.0% in FY2023 and 22.8% in FY2024 — years when a collapsing pound turned cheaply bought copper inventory into windfall profit — and roughly halved to 14.8% in FY2025. That one number is most of the group's gross-margin decline, and it is disclosed rather than inferred: it comes from the published gross profit per tonne.</w:t>
+        <w:t>Segment revenue (Note 5-3) sums to consolidated revenue exactly in every year shown — there is no elimination or apportionment. Segment margin is segment profit (Note 16, inside- and outside-Egypt columns summed) divided by this same revenue base. Every segment compressed from FY2023 to FY2025; Cables and Constructions compressed the most, Electrical products the least.</w:t>
       </w:r>
     </w:p>
     <w:p>
@@ -7220,18 +6952,18 @@
         <w:tblLayout w:type="fixed"/>
       </w:tblPr>
       <w:tblGrid>
-        <w:gridCol w:w="2477"/>
-        <w:gridCol w:w="1238"/>
-        <w:gridCol w:w="1267"/>
-        <w:gridCol w:w="1267"/>
-        <w:gridCol w:w="1267"/>
-        <w:gridCol w:w="1267"/>
-        <w:gridCol w:w="1267"/>
+        <w:gridCol w:w="3384"/>
+        <w:gridCol w:w="1051"/>
+        <w:gridCol w:w="1051"/>
+        <w:gridCol w:w="1051"/>
+        <w:gridCol w:w="1051"/>
+        <w:gridCol w:w="1051"/>
+        <w:gridCol w:w="1051"/>
       </w:tblGrid>
       <w:tr>
         <w:tc>
           <w:tcPr>
-            <w:tcW w:type="dxa" w:w="2477"/>
+            <w:tcW w:type="dxa" w:w="3384"/>
             <w:shd w:val="clear" w:color="auto" w:fill="EAF0EE"/>
           </w:tcPr>
           <w:p>
@@ -7250,7 +6982,7 @@
         </w:tc>
         <w:tc>
           <w:tcPr>
-            <w:tcW w:type="dxa" w:w="1238"/>
+            <w:tcW w:type="dxa" w:w="1051"/>
             <w:shd w:val="clear" w:color="auto" w:fill="EAF0EE"/>
           </w:tcPr>
           <w:p>
@@ -7269,7 +7001,7 @@
         </w:tc>
         <w:tc>
           <w:tcPr>
-            <w:tcW w:type="dxa" w:w="1267"/>
+            <w:tcW w:type="dxa" w:w="1051"/>
             <w:shd w:val="clear" w:color="auto" w:fill="EAF0EE"/>
           </w:tcPr>
           <w:p>
@@ -7288,7 +7020,7 @@
         </w:tc>
         <w:tc>
           <w:tcPr>
-            <w:tcW w:type="dxa" w:w="1267"/>
+            <w:tcW w:type="dxa" w:w="1051"/>
             <w:shd w:val="clear" w:color="auto" w:fill="EAF0EE"/>
           </w:tcPr>
           <w:p>
@@ -7307,7 +7039,7 @@
         </w:tc>
         <w:tc>
           <w:tcPr>
-            <w:tcW w:type="dxa" w:w="1267"/>
+            <w:tcW w:type="dxa" w:w="1051"/>
             <w:shd w:val="clear" w:color="auto" w:fill="EAF0EE"/>
           </w:tcPr>
           <w:p>
@@ -7326,7 +7058,7 @@
         </w:tc>
         <w:tc>
           <w:tcPr>
-            <w:tcW w:type="dxa" w:w="1267"/>
+            <w:tcW w:type="dxa" w:w="1051"/>
             <w:shd w:val="clear" w:color="auto" w:fill="EAF0EE"/>
           </w:tcPr>
           <w:p>
@@ -7345,7 +7077,7 @@
         </w:tc>
         <w:tc>
           <w:tcPr>
-            <w:tcW w:type="dxa" w:w="1267"/>
+            <w:tcW w:type="dxa" w:w="1051"/>
             <w:shd w:val="clear" w:color="auto" w:fill="EAF0EE"/>
           </w:tcPr>
           <w:p>
@@ -7366,7 +7098,7 @@
       <w:tr>
         <w:tc>
           <w:tcPr>
-            <w:tcW w:type="dxa" w:w="2477"/>
+            <w:tcW w:type="dxa" w:w="3384"/>
           </w:tcPr>
           <w:p>
             <w:pPr>
@@ -7383,7 +7115,7 @@
         </w:tc>
         <w:tc>
           <w:tcPr>
-            <w:tcW w:type="dxa" w:w="1238"/>
+            <w:tcW w:type="dxa" w:w="1051"/>
           </w:tcPr>
           <w:p>
             <w:pPr>
@@ -7401,7 +7133,7 @@
         </w:tc>
         <w:tc>
           <w:tcPr>
-            <w:tcW w:type="dxa" w:w="1267"/>
+            <w:tcW w:type="dxa" w:w="1051"/>
           </w:tcPr>
           <w:p>
             <w:pPr>
@@ -7419,7 +7151,7 @@
         </w:tc>
         <w:tc>
           <w:tcPr>
-            <w:tcW w:type="dxa" w:w="1267"/>
+            <w:tcW w:type="dxa" w:w="1051"/>
           </w:tcPr>
           <w:p>
             <w:pPr>
@@ -7437,7 +7169,7 @@
         </w:tc>
         <w:tc>
           <w:tcPr>
-            <w:tcW w:type="dxa" w:w="1267"/>
+            <w:tcW w:type="dxa" w:w="1051"/>
           </w:tcPr>
           <w:p>
             <w:pPr>
@@ -7455,7 +7187,7 @@
         </w:tc>
         <w:tc>
           <w:tcPr>
-            <w:tcW w:type="dxa" w:w="1267"/>
+            <w:tcW w:type="dxa" w:w="1051"/>
           </w:tcPr>
           <w:p>
             <w:pPr>
@@ -7473,7 +7205,7 @@
         </w:tc>
         <w:tc>
           <w:tcPr>
-            <w:tcW w:type="dxa" w:w="1267"/>
+            <w:tcW w:type="dxa" w:w="1051"/>
           </w:tcPr>
           <w:p>
             <w:pPr>
@@ -7493,7 +7225,7 @@
       <w:tr>
         <w:tc>
           <w:tcPr>
-            <w:tcW w:type="dxa" w:w="2477"/>
+            <w:tcW w:type="dxa" w:w="3384"/>
           </w:tcPr>
           <w:p>
             <w:pPr>
@@ -7510,7 +7242,7 @@
         </w:tc>
         <w:tc>
           <w:tcPr>
-            <w:tcW w:type="dxa" w:w="1238"/>
+            <w:tcW w:type="dxa" w:w="1051"/>
           </w:tcPr>
           <w:p>
             <w:pPr>
@@ -7528,7 +7260,7 @@
         </w:tc>
         <w:tc>
           <w:tcPr>
-            <w:tcW w:type="dxa" w:w="1267"/>
+            <w:tcW w:type="dxa" w:w="1051"/>
           </w:tcPr>
           <w:p>
             <w:pPr>
@@ -7546,7 +7278,7 @@
         </w:tc>
         <w:tc>
           <w:tcPr>
-            <w:tcW w:type="dxa" w:w="1267"/>
+            <w:tcW w:type="dxa" w:w="1051"/>
           </w:tcPr>
           <w:p>
             <w:pPr>
@@ -7564,7 +7296,7 @@
         </w:tc>
         <w:tc>
           <w:tcPr>
-            <w:tcW w:type="dxa" w:w="1267"/>
+            <w:tcW w:type="dxa" w:w="1051"/>
           </w:tcPr>
           <w:p>
             <w:pPr>
@@ -7582,7 +7314,7 @@
         </w:tc>
         <w:tc>
           <w:tcPr>
-            <w:tcW w:type="dxa" w:w="1267"/>
+            <w:tcW w:type="dxa" w:w="1051"/>
           </w:tcPr>
           <w:p>
             <w:pPr>
@@ -7600,7 +7332,7 @@
         </w:tc>
         <w:tc>
           <w:tcPr>
-            <w:tcW w:type="dxa" w:w="1267"/>
+            <w:tcW w:type="dxa" w:w="1051"/>
           </w:tcPr>
           <w:p>
             <w:pPr>
@@ -7620,126 +7352,126 @@
       <w:tr>
         <w:tc>
           <w:tcPr>
-            <w:tcW w:type="dxa" w:w="2477"/>
-          </w:tcPr>
-          <w:p>
-            <w:pPr>
-              <w:spacing w:after="20"/>
-            </w:pPr>
-            <w:r>
-              <w:rPr>
-                <w:color w:val="1C3A36"/>
-                <w:sz w:val="16"/>
-              </w:rPr>
-              <w:t>Cable volume (tonnes)</w:t>
-            </w:r>
-          </w:p>
-        </w:tc>
-        <w:tc>
-          <w:tcPr>
-            <w:tcW w:type="dxa" w:w="1238"/>
-          </w:tcPr>
-          <w:p>
-            <w:pPr>
-              <w:spacing w:after="20"/>
-              <w:jc w:val="right"/>
-            </w:pPr>
-            <w:r>
-              <w:rPr>
-                <w:color w:val="1C3A36"/>
-                <w:sz w:val="16"/>
-              </w:rPr>
-              <w:t>154,621</w:t>
-            </w:r>
-          </w:p>
-        </w:tc>
-        <w:tc>
-          <w:tcPr>
-            <w:tcW w:type="dxa" w:w="1267"/>
-          </w:tcPr>
-          <w:p>
-            <w:pPr>
-              <w:spacing w:after="20"/>
-              <w:jc w:val="right"/>
-            </w:pPr>
-            <w:r>
-              <w:rPr>
-                <w:color w:val="1C3A36"/>
-                <w:sz w:val="16"/>
-              </w:rPr>
-              <w:t>163,898</w:t>
-            </w:r>
-          </w:p>
-        </w:tc>
-        <w:tc>
-          <w:tcPr>
-            <w:tcW w:type="dxa" w:w="1267"/>
-          </w:tcPr>
-          <w:p>
-            <w:pPr>
-              <w:spacing w:after="20"/>
-              <w:jc w:val="right"/>
-            </w:pPr>
-            <w:r>
-              <w:rPr>
-                <w:color w:val="1C3A36"/>
-                <w:sz w:val="16"/>
-              </w:rPr>
-              <w:t>172,093</w:t>
-            </w:r>
-          </w:p>
-        </w:tc>
-        <w:tc>
-          <w:tcPr>
-            <w:tcW w:type="dxa" w:w="1267"/>
-          </w:tcPr>
-          <w:p>
-            <w:pPr>
-              <w:spacing w:after="20"/>
-              <w:jc w:val="right"/>
-            </w:pPr>
-            <w:r>
-              <w:rPr>
-                <w:color w:val="1C3A36"/>
-                <w:sz w:val="16"/>
-              </w:rPr>
-              <w:t>178,977</w:t>
-            </w:r>
-          </w:p>
-        </w:tc>
-        <w:tc>
-          <w:tcPr>
-            <w:tcW w:type="dxa" w:w="1267"/>
-          </w:tcPr>
-          <w:p>
-            <w:pPr>
-              <w:spacing w:after="20"/>
-              <w:jc w:val="right"/>
-            </w:pPr>
-            <w:r>
-              <w:rPr>
-                <w:color w:val="1C3A36"/>
-                <w:sz w:val="16"/>
-              </w:rPr>
-              <w:t>186,136</w:t>
-            </w:r>
-          </w:p>
-        </w:tc>
-        <w:tc>
-          <w:tcPr>
-            <w:tcW w:type="dxa" w:w="1267"/>
-          </w:tcPr>
-          <w:p>
-            <w:pPr>
-              <w:spacing w:after="20"/>
-              <w:jc w:val="right"/>
-            </w:pPr>
-            <w:r>
-              <w:rPr>
-                <w:color w:val="1C3A36"/>
-                <w:sz w:val="16"/>
-              </w:rPr>
-              <w:t>193,581</w:t>
+            <w:tcW w:type="dxa" w:w="3384"/>
+          </w:tcPr>
+          <w:p>
+            <w:pPr>
+              <w:spacing w:after="20"/>
+            </w:pPr>
+            <w:r>
+              <w:rPr>
+                <w:color w:val="1C3A36"/>
+                <w:sz w:val="16"/>
+              </w:rPr>
+              <w:t>Cables — real growth (over copper × FX)</w:t>
+            </w:r>
+          </w:p>
+        </w:tc>
+        <w:tc>
+          <w:tcPr>
+            <w:tcW w:type="dxa" w:w="1051"/>
+          </w:tcPr>
+          <w:p>
+            <w:pPr>
+              <w:spacing w:after="20"/>
+              <w:jc w:val="right"/>
+            </w:pPr>
+            <w:r>
+              <w:rPr>
+                <w:color w:val="1C3A36"/>
+                <w:sz w:val="16"/>
+              </w:rPr>
+              <w:t>—</w:t>
+            </w:r>
+          </w:p>
+        </w:tc>
+        <w:tc>
+          <w:tcPr>
+            <w:tcW w:type="dxa" w:w="1051"/>
+          </w:tcPr>
+          <w:p>
+            <w:pPr>
+              <w:spacing w:after="20"/>
+              <w:jc w:val="right"/>
+            </w:pPr>
+            <w:r>
+              <w:rPr>
+                <w:color w:val="1C3A36"/>
+                <w:sz w:val="16"/>
+              </w:rPr>
+              <w:t>3.0%</w:t>
+            </w:r>
+          </w:p>
+        </w:tc>
+        <w:tc>
+          <w:tcPr>
+            <w:tcW w:type="dxa" w:w="1051"/>
+          </w:tcPr>
+          <w:p>
+            <w:pPr>
+              <w:spacing w:after="20"/>
+              <w:jc w:val="right"/>
+            </w:pPr>
+            <w:r>
+              <w:rPr>
+                <w:color w:val="1C3A36"/>
+                <w:sz w:val="16"/>
+              </w:rPr>
+              <w:t>3.0%</w:t>
+            </w:r>
+          </w:p>
+        </w:tc>
+        <w:tc>
+          <w:tcPr>
+            <w:tcW w:type="dxa" w:w="1051"/>
+          </w:tcPr>
+          <w:p>
+            <w:pPr>
+              <w:spacing w:after="20"/>
+              <w:jc w:val="right"/>
+            </w:pPr>
+            <w:r>
+              <w:rPr>
+                <w:color w:val="1C3A36"/>
+                <w:sz w:val="16"/>
+              </w:rPr>
+              <w:t>3.0%</w:t>
+            </w:r>
+          </w:p>
+        </w:tc>
+        <w:tc>
+          <w:tcPr>
+            <w:tcW w:type="dxa" w:w="1051"/>
+          </w:tcPr>
+          <w:p>
+            <w:pPr>
+              <w:spacing w:after="20"/>
+              <w:jc w:val="right"/>
+            </w:pPr>
+            <w:r>
+              <w:rPr>
+                <w:color w:val="1C3A36"/>
+                <w:sz w:val="16"/>
+              </w:rPr>
+              <w:t>3.0%</w:t>
+            </w:r>
+          </w:p>
+        </w:tc>
+        <w:tc>
+          <w:tcPr>
+            <w:tcW w:type="dxa" w:w="1051"/>
+          </w:tcPr>
+          <w:p>
+            <w:pPr>
+              <w:spacing w:after="20"/>
+              <w:jc w:val="right"/>
+            </w:pPr>
+            <w:r>
+              <w:rPr>
+                <w:color w:val="1C3A36"/>
+                <w:sz w:val="16"/>
+              </w:rPr>
+              <w:t>3.0%</w:t>
             </w:r>
           </w:p>
         </w:tc>
@@ -7747,126 +7479,126 @@
       <w:tr>
         <w:tc>
           <w:tcPr>
-            <w:tcW w:type="dxa" w:w="2477"/>
-          </w:tcPr>
-          <w:p>
-            <w:pPr>
-              <w:spacing w:after="20"/>
-            </w:pPr>
-            <w:r>
-              <w:rPr>
-                <w:color w:val="1C3A36"/>
-                <w:sz w:val="16"/>
-              </w:rPr>
-              <w:t>Cable volume growth</w:t>
-            </w:r>
-          </w:p>
-        </w:tc>
-        <w:tc>
-          <w:tcPr>
-            <w:tcW w:type="dxa" w:w="1238"/>
-          </w:tcPr>
-          <w:p>
-            <w:pPr>
-              <w:spacing w:after="20"/>
-              <w:jc w:val="right"/>
-            </w:pPr>
-            <w:r>
-              <w:rPr>
-                <w:color w:val="1C3A36"/>
-                <w:sz w:val="16"/>
-              </w:rPr>
-              <w:t>—</w:t>
-            </w:r>
-          </w:p>
-        </w:tc>
-        <w:tc>
-          <w:tcPr>
-            <w:tcW w:type="dxa" w:w="1267"/>
-          </w:tcPr>
-          <w:p>
-            <w:pPr>
-              <w:spacing w:after="20"/>
-              <w:jc w:val="right"/>
-            </w:pPr>
-            <w:r>
-              <w:rPr>
-                <w:color w:val="1C3A36"/>
-                <w:sz w:val="16"/>
-              </w:rPr>
-              <w:t>6.0%</w:t>
-            </w:r>
-          </w:p>
-        </w:tc>
-        <w:tc>
-          <w:tcPr>
-            <w:tcW w:type="dxa" w:w="1267"/>
-          </w:tcPr>
-          <w:p>
-            <w:pPr>
-              <w:spacing w:after="20"/>
-              <w:jc w:val="right"/>
-            </w:pPr>
-            <w:r>
-              <w:rPr>
-                <w:color w:val="1C3A36"/>
-                <w:sz w:val="16"/>
-              </w:rPr>
-              <w:t>5.0%</w:t>
-            </w:r>
-          </w:p>
-        </w:tc>
-        <w:tc>
-          <w:tcPr>
-            <w:tcW w:type="dxa" w:w="1267"/>
-          </w:tcPr>
-          <w:p>
-            <w:pPr>
-              <w:spacing w:after="20"/>
-              <w:jc w:val="right"/>
-            </w:pPr>
-            <w:r>
-              <w:rPr>
-                <w:color w:val="1C3A36"/>
-                <w:sz w:val="16"/>
-              </w:rPr>
-              <w:t>4.0%</w:t>
-            </w:r>
-          </w:p>
-        </w:tc>
-        <w:tc>
-          <w:tcPr>
-            <w:tcW w:type="dxa" w:w="1267"/>
-          </w:tcPr>
-          <w:p>
-            <w:pPr>
-              <w:spacing w:after="20"/>
-              <w:jc w:val="right"/>
-            </w:pPr>
-            <w:r>
-              <w:rPr>
-                <w:color w:val="1C3A36"/>
-                <w:sz w:val="16"/>
-              </w:rPr>
-              <w:t>4.0%</w:t>
-            </w:r>
-          </w:p>
-        </w:tc>
-        <w:tc>
-          <w:tcPr>
-            <w:tcW w:type="dxa" w:w="1267"/>
-          </w:tcPr>
-          <w:p>
-            <w:pPr>
-              <w:spacing w:after="20"/>
-              <w:jc w:val="right"/>
-            </w:pPr>
-            <w:r>
-              <w:rPr>
-                <w:color w:val="1C3A36"/>
-                <w:sz w:val="16"/>
-              </w:rPr>
-              <w:t>4.0%</w:t>
+            <w:tcW w:type="dxa" w:w="3384"/>
+          </w:tcPr>
+          <w:p>
+            <w:pPr>
+              <w:spacing w:after="20"/>
+            </w:pPr>
+            <w:r>
+              <w:rPr>
+                <w:color w:val="1C3A36"/>
+                <w:sz w:val="16"/>
+              </w:rPr>
+              <w:t>Cables — segment margin</w:t>
+            </w:r>
+          </w:p>
+        </w:tc>
+        <w:tc>
+          <w:tcPr>
+            <w:tcW w:type="dxa" w:w="1051"/>
+          </w:tcPr>
+          <w:p>
+            <w:pPr>
+              <w:spacing w:after="20"/>
+              <w:jc w:val="right"/>
+            </w:pPr>
+            <w:r>
+              <w:rPr>
+                <w:color w:val="1C3A36"/>
+                <w:sz w:val="16"/>
+              </w:rPr>
+              <w:t>13.5%</w:t>
+            </w:r>
+          </w:p>
+        </w:tc>
+        <w:tc>
+          <w:tcPr>
+            <w:tcW w:type="dxa" w:w="1051"/>
+          </w:tcPr>
+          <w:p>
+            <w:pPr>
+              <w:spacing w:after="20"/>
+              <w:jc w:val="right"/>
+            </w:pPr>
+            <w:r>
+              <w:rPr>
+                <w:color w:val="1C3A36"/>
+                <w:sz w:val="16"/>
+              </w:rPr>
+              <w:t>14.0%</w:t>
+            </w:r>
+          </w:p>
+        </w:tc>
+        <w:tc>
+          <w:tcPr>
+            <w:tcW w:type="dxa" w:w="1051"/>
+          </w:tcPr>
+          <w:p>
+            <w:pPr>
+              <w:spacing w:after="20"/>
+              <w:jc w:val="right"/>
+            </w:pPr>
+            <w:r>
+              <w:rPr>
+                <w:color w:val="1C3A36"/>
+                <w:sz w:val="16"/>
+              </w:rPr>
+              <w:t>14.5%</w:t>
+            </w:r>
+          </w:p>
+        </w:tc>
+        <w:tc>
+          <w:tcPr>
+            <w:tcW w:type="dxa" w:w="1051"/>
+          </w:tcPr>
+          <w:p>
+            <w:pPr>
+              <w:spacing w:after="20"/>
+              <w:jc w:val="right"/>
+            </w:pPr>
+            <w:r>
+              <w:rPr>
+                <w:color w:val="1C3A36"/>
+                <w:sz w:val="16"/>
+              </w:rPr>
+              <w:t>15.0%</w:t>
+            </w:r>
+          </w:p>
+        </w:tc>
+        <w:tc>
+          <w:tcPr>
+            <w:tcW w:type="dxa" w:w="1051"/>
+          </w:tcPr>
+          <w:p>
+            <w:pPr>
+              <w:spacing w:after="20"/>
+              <w:jc w:val="right"/>
+            </w:pPr>
+            <w:r>
+              <w:rPr>
+                <w:color w:val="1C3A36"/>
+                <w:sz w:val="16"/>
+              </w:rPr>
+              <w:t>15.3%</w:t>
+            </w:r>
+          </w:p>
+        </w:tc>
+        <w:tc>
+          <w:tcPr>
+            <w:tcW w:type="dxa" w:w="1051"/>
+          </w:tcPr>
+          <w:p>
+            <w:pPr>
+              <w:spacing w:after="20"/>
+              <w:jc w:val="right"/>
+            </w:pPr>
+            <w:r>
+              <w:rPr>
+                <w:color w:val="1C3A36"/>
+                <w:sz w:val="16"/>
+              </w:rPr>
+              <w:t>15.5%</w:t>
             </w:r>
           </w:p>
         </w:tc>
@@ -7874,126 +7606,126 @@
       <w:tr>
         <w:tc>
           <w:tcPr>
-            <w:tcW w:type="dxa" w:w="2477"/>
-          </w:tcPr>
-          <w:p>
-            <w:pPr>
-              <w:spacing w:after="20"/>
-            </w:pPr>
-            <w:r>
-              <w:rPr>
-                <w:color w:val="1C3A36"/>
-                <w:sz w:val="16"/>
-              </w:rPr>
-              <w:t>Fabrication uplift</w:t>
-            </w:r>
-          </w:p>
-        </w:tc>
-        <w:tc>
-          <w:tcPr>
-            <w:tcW w:type="dxa" w:w="1238"/>
-          </w:tcPr>
-          <w:p>
-            <w:pPr>
-              <w:spacing w:after="20"/>
-              <w:jc w:val="right"/>
-            </w:pPr>
-            <w:r>
-              <w:rPr>
-                <w:color w:val="1C3A36"/>
-                <w:sz w:val="16"/>
-              </w:rPr>
-              <w:t>1.204×</w:t>
-            </w:r>
-          </w:p>
-        </w:tc>
-        <w:tc>
-          <w:tcPr>
-            <w:tcW w:type="dxa" w:w="1267"/>
-          </w:tcPr>
-          <w:p>
-            <w:pPr>
-              <w:spacing w:after="20"/>
-              <w:jc w:val="right"/>
-            </w:pPr>
-            <w:r>
-              <w:rPr>
-                <w:color w:val="1C3A36"/>
-                <w:sz w:val="16"/>
-              </w:rPr>
-              <w:t>1.300×</w:t>
-            </w:r>
-          </w:p>
-        </w:tc>
-        <w:tc>
-          <w:tcPr>
-            <w:tcW w:type="dxa" w:w="1267"/>
-          </w:tcPr>
-          <w:p>
-            <w:pPr>
-              <w:spacing w:after="20"/>
-              <w:jc w:val="right"/>
-            </w:pPr>
-            <w:r>
-              <w:rPr>
-                <w:color w:val="1C3A36"/>
-                <w:sz w:val="16"/>
-              </w:rPr>
-              <w:t>1.300×</w:t>
-            </w:r>
-          </w:p>
-        </w:tc>
-        <w:tc>
-          <w:tcPr>
-            <w:tcW w:type="dxa" w:w="1267"/>
-          </w:tcPr>
-          <w:p>
-            <w:pPr>
-              <w:spacing w:after="20"/>
-              <w:jc w:val="right"/>
-            </w:pPr>
-            <w:r>
-              <w:rPr>
-                <w:color w:val="1C3A36"/>
-                <w:sz w:val="16"/>
-              </w:rPr>
-              <w:t>1.300×</w:t>
-            </w:r>
-          </w:p>
-        </w:tc>
-        <w:tc>
-          <w:tcPr>
-            <w:tcW w:type="dxa" w:w="1267"/>
-          </w:tcPr>
-          <w:p>
-            <w:pPr>
-              <w:spacing w:after="20"/>
-              <w:jc w:val="right"/>
-            </w:pPr>
-            <w:r>
-              <w:rPr>
-                <w:color w:val="1C3A36"/>
-                <w:sz w:val="16"/>
-              </w:rPr>
-              <w:t>1.300×</w:t>
-            </w:r>
-          </w:p>
-        </w:tc>
-        <w:tc>
-          <w:tcPr>
-            <w:tcW w:type="dxa" w:w="1267"/>
-          </w:tcPr>
-          <w:p>
-            <w:pPr>
-              <w:spacing w:after="20"/>
-              <w:jc w:val="right"/>
-            </w:pPr>
-            <w:r>
-              <w:rPr>
-                <w:color w:val="1C3A36"/>
-                <w:sz w:val="16"/>
-              </w:rPr>
-              <w:t>1.300×</w:t>
+            <w:tcW w:type="dxa" w:w="3384"/>
+          </w:tcPr>
+          <w:p>
+            <w:pPr>
+              <w:spacing w:after="20"/>
+            </w:pPr>
+            <w:r>
+              <w:rPr>
+                <w:color w:val="1C3A36"/>
+                <w:sz w:val="16"/>
+              </w:rPr>
+              <w:t>Constructions and infrastructure — revenue growth</w:t>
+            </w:r>
+          </w:p>
+        </w:tc>
+        <w:tc>
+          <w:tcPr>
+            <w:tcW w:type="dxa" w:w="1051"/>
+          </w:tcPr>
+          <w:p>
+            <w:pPr>
+              <w:spacing w:after="20"/>
+              <w:jc w:val="right"/>
+            </w:pPr>
+            <w:r>
+              <w:rPr>
+                <w:color w:val="1C3A36"/>
+                <w:sz w:val="16"/>
+              </w:rPr>
+              <w:t>—</w:t>
+            </w:r>
+          </w:p>
+        </w:tc>
+        <w:tc>
+          <w:tcPr>
+            <w:tcW w:type="dxa" w:w="1051"/>
+          </w:tcPr>
+          <w:p>
+            <w:pPr>
+              <w:spacing w:after="20"/>
+              <w:jc w:val="right"/>
+            </w:pPr>
+            <w:r>
+              <w:rPr>
+                <w:color w:val="1C3A36"/>
+                <w:sz w:val="16"/>
+              </w:rPr>
+              <w:t>18.0%</w:t>
+            </w:r>
+          </w:p>
+        </w:tc>
+        <w:tc>
+          <w:tcPr>
+            <w:tcW w:type="dxa" w:w="1051"/>
+          </w:tcPr>
+          <w:p>
+            <w:pPr>
+              <w:spacing w:after="20"/>
+              <w:jc w:val="right"/>
+            </w:pPr>
+            <w:r>
+              <w:rPr>
+                <w:color w:val="1C3A36"/>
+                <w:sz w:val="16"/>
+              </w:rPr>
+              <w:t>14.0%</w:t>
+            </w:r>
+          </w:p>
+        </w:tc>
+        <w:tc>
+          <w:tcPr>
+            <w:tcW w:type="dxa" w:w="1051"/>
+          </w:tcPr>
+          <w:p>
+            <w:pPr>
+              <w:spacing w:after="20"/>
+              <w:jc w:val="right"/>
+            </w:pPr>
+            <w:r>
+              <w:rPr>
+                <w:color w:val="1C3A36"/>
+                <w:sz w:val="16"/>
+              </w:rPr>
+              <w:t>11.0%</w:t>
+            </w:r>
+          </w:p>
+        </w:tc>
+        <w:tc>
+          <w:tcPr>
+            <w:tcW w:type="dxa" w:w="1051"/>
+          </w:tcPr>
+          <w:p>
+            <w:pPr>
+              <w:spacing w:after="20"/>
+              <w:jc w:val="right"/>
+            </w:pPr>
+            <w:r>
+              <w:rPr>
+                <w:color w:val="1C3A36"/>
+                <w:sz w:val="16"/>
+              </w:rPr>
+              <w:t>9.0%</w:t>
+            </w:r>
+          </w:p>
+        </w:tc>
+        <w:tc>
+          <w:tcPr>
+            <w:tcW w:type="dxa" w:w="1051"/>
+          </w:tcPr>
+          <w:p>
+            <w:pPr>
+              <w:spacing w:after="20"/>
+              <w:jc w:val="right"/>
+            </w:pPr>
+            <w:r>
+              <w:rPr>
+                <w:color w:val="1C3A36"/>
+                <w:sz w:val="16"/>
+              </w:rPr>
+              <w:t>8.0%</w:t>
             </w:r>
           </w:p>
         </w:tc>
@@ -8001,126 +7733,126 @@
       <w:tr>
         <w:tc>
           <w:tcPr>
-            <w:tcW w:type="dxa" w:w="2477"/>
-          </w:tcPr>
-          <w:p>
-            <w:pPr>
-              <w:spacing w:after="20"/>
-            </w:pPr>
-            <w:r>
-              <w:rPr>
-                <w:color w:val="1C3A36"/>
-                <w:sz w:val="16"/>
-              </w:rPr>
-              <w:t>Transformer volume (MVA)</w:t>
-            </w:r>
-          </w:p>
-        </w:tc>
-        <w:tc>
-          <w:tcPr>
-            <w:tcW w:type="dxa" w:w="1238"/>
-          </w:tcPr>
-          <w:p>
-            <w:pPr>
-              <w:spacing w:after="20"/>
-              <w:jc w:val="right"/>
-            </w:pPr>
-            <w:r>
-              <w:rPr>
-                <w:color w:val="1C3A36"/>
-                <w:sz w:val="16"/>
-              </w:rPr>
-              <w:t>17,516</w:t>
-            </w:r>
-          </w:p>
-        </w:tc>
-        <w:tc>
-          <w:tcPr>
-            <w:tcW w:type="dxa" w:w="1267"/>
-          </w:tcPr>
-          <w:p>
-            <w:pPr>
-              <w:spacing w:after="20"/>
-              <w:jc w:val="right"/>
-            </w:pPr>
-            <w:r>
-              <w:rPr>
-                <w:color w:val="1C3A36"/>
-                <w:sz w:val="16"/>
-              </w:rPr>
-              <w:t>18,918</w:t>
-            </w:r>
-          </w:p>
-        </w:tc>
-        <w:tc>
-          <w:tcPr>
-            <w:tcW w:type="dxa" w:w="1267"/>
-          </w:tcPr>
-          <w:p>
-            <w:pPr>
-              <w:spacing w:after="20"/>
-              <w:jc w:val="right"/>
-            </w:pPr>
-            <w:r>
-              <w:rPr>
-                <w:color w:val="1C3A36"/>
-                <w:sz w:val="16"/>
-              </w:rPr>
-              <w:t>20,242</w:t>
-            </w:r>
-          </w:p>
-        </w:tc>
-        <w:tc>
-          <w:tcPr>
-            <w:tcW w:type="dxa" w:w="1267"/>
-          </w:tcPr>
-          <w:p>
-            <w:pPr>
-              <w:spacing w:after="20"/>
-              <w:jc w:val="right"/>
-            </w:pPr>
-            <w:r>
-              <w:rPr>
-                <w:color w:val="1C3A36"/>
-                <w:sz w:val="16"/>
-              </w:rPr>
-              <w:t>21,456</w:t>
-            </w:r>
-          </w:p>
-        </w:tc>
-        <w:tc>
-          <w:tcPr>
-            <w:tcW w:type="dxa" w:w="1267"/>
-          </w:tcPr>
-          <w:p>
-            <w:pPr>
-              <w:spacing w:after="20"/>
-              <w:jc w:val="right"/>
-            </w:pPr>
-            <w:r>
-              <w:rPr>
-                <w:color w:val="1C3A36"/>
-                <w:sz w:val="16"/>
-              </w:rPr>
-              <w:t>22,529</w:t>
-            </w:r>
-          </w:p>
-        </w:tc>
-        <w:tc>
-          <w:tcPr>
-            <w:tcW w:type="dxa" w:w="1267"/>
-          </w:tcPr>
-          <w:p>
-            <w:pPr>
-              <w:spacing w:after="20"/>
-              <w:jc w:val="right"/>
-            </w:pPr>
-            <w:r>
-              <w:rPr>
-                <w:color w:val="1C3A36"/>
-                <w:sz w:val="16"/>
-              </w:rPr>
-              <w:t>23,655</w:t>
+            <w:tcW w:type="dxa" w:w="3384"/>
+          </w:tcPr>
+          <w:p>
+            <w:pPr>
+              <w:spacing w:after="20"/>
+            </w:pPr>
+            <w:r>
+              <w:rPr>
+                <w:color w:val="1C3A36"/>
+                <w:sz w:val="16"/>
+              </w:rPr>
+              <w:t>Constructions and infrastructure — segment margin</w:t>
+            </w:r>
+          </w:p>
+        </w:tc>
+        <w:tc>
+          <w:tcPr>
+            <w:tcW w:type="dxa" w:w="1051"/>
+          </w:tcPr>
+          <w:p>
+            <w:pPr>
+              <w:spacing w:after="20"/>
+              <w:jc w:val="right"/>
+            </w:pPr>
+            <w:r>
+              <w:rPr>
+                <w:color w:val="1C3A36"/>
+                <w:sz w:val="16"/>
+              </w:rPr>
+              <w:t>6.5%</w:t>
+            </w:r>
+          </w:p>
+        </w:tc>
+        <w:tc>
+          <w:tcPr>
+            <w:tcW w:type="dxa" w:w="1051"/>
+          </w:tcPr>
+          <w:p>
+            <w:pPr>
+              <w:spacing w:after="20"/>
+              <w:jc w:val="right"/>
+            </w:pPr>
+            <w:r>
+              <w:rPr>
+                <w:color w:val="1C3A36"/>
+                <w:sz w:val="16"/>
+              </w:rPr>
+              <w:t>6.8%</w:t>
+            </w:r>
+          </w:p>
+        </w:tc>
+        <w:tc>
+          <w:tcPr>
+            <w:tcW w:type="dxa" w:w="1051"/>
+          </w:tcPr>
+          <w:p>
+            <w:pPr>
+              <w:spacing w:after="20"/>
+              <w:jc w:val="right"/>
+            </w:pPr>
+            <w:r>
+              <w:rPr>
+                <w:color w:val="1C3A36"/>
+                <w:sz w:val="16"/>
+              </w:rPr>
+              <w:t>7.2%</w:t>
+            </w:r>
+          </w:p>
+        </w:tc>
+        <w:tc>
+          <w:tcPr>
+            <w:tcW w:type="dxa" w:w="1051"/>
+          </w:tcPr>
+          <w:p>
+            <w:pPr>
+              <w:spacing w:after="20"/>
+              <w:jc w:val="right"/>
+            </w:pPr>
+            <w:r>
+              <w:rPr>
+                <w:color w:val="1C3A36"/>
+                <w:sz w:val="16"/>
+              </w:rPr>
+              <w:t>7.6%</w:t>
+            </w:r>
+          </w:p>
+        </w:tc>
+        <w:tc>
+          <w:tcPr>
+            <w:tcW w:type="dxa" w:w="1051"/>
+          </w:tcPr>
+          <w:p>
+            <w:pPr>
+              <w:spacing w:after="20"/>
+              <w:jc w:val="right"/>
+            </w:pPr>
+            <w:r>
+              <w:rPr>
+                <w:color w:val="1C3A36"/>
+                <w:sz w:val="16"/>
+              </w:rPr>
+              <w:t>7.9%</w:t>
+            </w:r>
+          </w:p>
+        </w:tc>
+        <w:tc>
+          <w:tcPr>
+            <w:tcW w:type="dxa" w:w="1051"/>
+          </w:tcPr>
+          <w:p>
+            <w:pPr>
+              <w:spacing w:after="20"/>
+              <w:jc w:val="right"/>
+            </w:pPr>
+            <w:r>
+              <w:rPr>
+                <w:color w:val="1C3A36"/>
+                <w:sz w:val="16"/>
+              </w:rPr>
+              <w:t>8.2%</w:t>
             </w:r>
           </w:p>
         </w:tc>
@@ -8128,126 +7860,126 @@
       <w:tr>
         <w:tc>
           <w:tcPr>
-            <w:tcW w:type="dxa" w:w="2477"/>
-          </w:tcPr>
-          <w:p>
-            <w:pPr>
-              <w:spacing w:after="20"/>
-            </w:pPr>
-            <w:r>
-              <w:rPr>
-                <w:color w:val="1C3A36"/>
-                <w:sz w:val="16"/>
-              </w:rPr>
-              <w:t>Meter volume (units, mn)</w:t>
-            </w:r>
-          </w:p>
-        </w:tc>
-        <w:tc>
-          <w:tcPr>
-            <w:tcW w:type="dxa" w:w="1238"/>
-          </w:tcPr>
-          <w:p>
-            <w:pPr>
-              <w:spacing w:after="20"/>
-              <w:jc w:val="right"/>
-            </w:pPr>
-            <w:r>
-              <w:rPr>
-                <w:color w:val="1C3A36"/>
-                <w:sz w:val="16"/>
-              </w:rPr>
-              <w:t>5.6</w:t>
-            </w:r>
-          </w:p>
-        </w:tc>
-        <w:tc>
-          <w:tcPr>
-            <w:tcW w:type="dxa" w:w="1267"/>
-          </w:tcPr>
-          <w:p>
-            <w:pPr>
-              <w:spacing w:after="20"/>
-              <w:jc w:val="right"/>
-            </w:pPr>
-            <w:r>
-              <w:rPr>
-                <w:color w:val="1C3A36"/>
-                <w:sz w:val="16"/>
-              </w:rPr>
-              <w:t>5.9</w:t>
-            </w:r>
-          </w:p>
-        </w:tc>
-        <w:tc>
-          <w:tcPr>
-            <w:tcW w:type="dxa" w:w="1267"/>
-          </w:tcPr>
-          <w:p>
-            <w:pPr>
-              <w:spacing w:after="20"/>
-              <w:jc w:val="right"/>
-            </w:pPr>
-            <w:r>
-              <w:rPr>
-                <w:color w:val="1C3A36"/>
-                <w:sz w:val="16"/>
-              </w:rPr>
-              <w:t>6.2</w:t>
-            </w:r>
-          </w:p>
-        </w:tc>
-        <w:tc>
-          <w:tcPr>
-            <w:tcW w:type="dxa" w:w="1267"/>
-          </w:tcPr>
-          <w:p>
-            <w:pPr>
-              <w:spacing w:after="20"/>
-              <w:jc w:val="right"/>
-            </w:pPr>
-            <w:r>
-              <w:rPr>
-                <w:color w:val="1C3A36"/>
-                <w:sz w:val="16"/>
-              </w:rPr>
-              <w:t>6.5</w:t>
-            </w:r>
-          </w:p>
-        </w:tc>
-        <w:tc>
-          <w:tcPr>
-            <w:tcW w:type="dxa" w:w="1267"/>
-          </w:tcPr>
-          <w:p>
-            <w:pPr>
-              <w:spacing w:after="20"/>
-              <w:jc w:val="right"/>
-            </w:pPr>
-            <w:r>
-              <w:rPr>
-                <w:color w:val="1C3A36"/>
-                <w:sz w:val="16"/>
-              </w:rPr>
-              <w:t>6.7</w:t>
-            </w:r>
-          </w:p>
-        </w:tc>
-        <w:tc>
-          <w:tcPr>
-            <w:tcW w:type="dxa" w:w="1267"/>
-          </w:tcPr>
-          <w:p>
-            <w:pPr>
-              <w:spacing w:after="20"/>
-              <w:jc w:val="right"/>
-            </w:pPr>
-            <w:r>
-              <w:rPr>
-                <w:color w:val="1C3A36"/>
-                <w:sz w:val="16"/>
-              </w:rPr>
-              <w:t>7.0</w:t>
+            <w:tcW w:type="dxa" w:w="3384"/>
+          </w:tcPr>
+          <w:p>
+            <w:pPr>
+              <w:spacing w:after="20"/>
+            </w:pPr>
+            <w:r>
+              <w:rPr>
+                <w:color w:val="1C3A36"/>
+                <w:sz w:val="16"/>
+              </w:rPr>
+              <w:t>Electrical products and digital solutions — revenue growth</w:t>
+            </w:r>
+          </w:p>
+        </w:tc>
+        <w:tc>
+          <w:tcPr>
+            <w:tcW w:type="dxa" w:w="1051"/>
+          </w:tcPr>
+          <w:p>
+            <w:pPr>
+              <w:spacing w:after="20"/>
+              <w:jc w:val="right"/>
+            </w:pPr>
+            <w:r>
+              <w:rPr>
+                <w:color w:val="1C3A36"/>
+                <w:sz w:val="16"/>
+              </w:rPr>
+              <w:t>—</w:t>
+            </w:r>
+          </w:p>
+        </w:tc>
+        <w:tc>
+          <w:tcPr>
+            <w:tcW w:type="dxa" w:w="1051"/>
+          </w:tcPr>
+          <w:p>
+            <w:pPr>
+              <w:spacing w:after="20"/>
+              <w:jc w:val="right"/>
+            </w:pPr>
+            <w:r>
+              <w:rPr>
+                <w:color w:val="1C3A36"/>
+                <w:sz w:val="16"/>
+              </w:rPr>
+              <w:t>20.0%</w:t>
+            </w:r>
+          </w:p>
+        </w:tc>
+        <w:tc>
+          <w:tcPr>
+            <w:tcW w:type="dxa" w:w="1051"/>
+          </w:tcPr>
+          <w:p>
+            <w:pPr>
+              <w:spacing w:after="20"/>
+              <w:jc w:val="right"/>
+            </w:pPr>
+            <w:r>
+              <w:rPr>
+                <w:color w:val="1C3A36"/>
+                <w:sz w:val="16"/>
+              </w:rPr>
+              <w:t>16.0%</w:t>
+            </w:r>
+          </w:p>
+        </w:tc>
+        <w:tc>
+          <w:tcPr>
+            <w:tcW w:type="dxa" w:w="1051"/>
+          </w:tcPr>
+          <w:p>
+            <w:pPr>
+              <w:spacing w:after="20"/>
+              <w:jc w:val="right"/>
+            </w:pPr>
+            <w:r>
+              <w:rPr>
+                <w:color w:val="1C3A36"/>
+                <w:sz w:val="16"/>
+              </w:rPr>
+              <w:t>13.0%</w:t>
+            </w:r>
+          </w:p>
+        </w:tc>
+        <w:tc>
+          <w:tcPr>
+            <w:tcW w:type="dxa" w:w="1051"/>
+          </w:tcPr>
+          <w:p>
+            <w:pPr>
+              <w:spacing w:after="20"/>
+              <w:jc w:val="right"/>
+            </w:pPr>
+            <w:r>
+              <w:rPr>
+                <w:color w:val="1C3A36"/>
+                <w:sz w:val="16"/>
+              </w:rPr>
+              <w:t>11.0%</w:t>
+            </w:r>
+          </w:p>
+        </w:tc>
+        <w:tc>
+          <w:tcPr>
+            <w:tcW w:type="dxa" w:w="1051"/>
+          </w:tcPr>
+          <w:p>
+            <w:pPr>
+              <w:spacing w:after="20"/>
+              <w:jc w:val="right"/>
+            </w:pPr>
+            <w:r>
+              <w:rPr>
+                <w:color w:val="1C3A36"/>
+                <w:sz w:val="16"/>
+              </w:rPr>
+              <w:t>10.0%</w:t>
             </w:r>
           </w:p>
         </w:tc>
@@ -8255,126 +7987,126 @@
       <w:tr>
         <w:tc>
           <w:tcPr>
-            <w:tcW w:type="dxa" w:w="2477"/>
-          </w:tcPr>
-          <w:p>
-            <w:pPr>
-              <w:spacing w:after="20"/>
-            </w:pPr>
-            <w:r>
-              <w:rPr>
-                <w:color w:val="1C3A36"/>
-                <w:sz w:val="16"/>
-              </w:rPr>
-              <w:t>Order book, year-end (EGP mn)</w:t>
-            </w:r>
-          </w:p>
-        </w:tc>
-        <w:tc>
-          <w:tcPr>
-            <w:tcW w:type="dxa" w:w="1238"/>
-          </w:tcPr>
-          <w:p>
-            <w:pPr>
-              <w:spacing w:after="20"/>
-              <w:jc w:val="right"/>
-            </w:pPr>
-            <w:r>
-              <w:rPr>
-                <w:color w:val="1C3A36"/>
-                <w:sz w:val="16"/>
-              </w:rPr>
-              <w:t>323,700</w:t>
-            </w:r>
-          </w:p>
-        </w:tc>
-        <w:tc>
-          <w:tcPr>
-            <w:tcW w:type="dxa" w:w="1267"/>
-          </w:tcPr>
-          <w:p>
-            <w:pPr>
-              <w:spacing w:after="20"/>
-              <w:jc w:val="right"/>
-            </w:pPr>
-            <w:r>
-              <w:rPr>
-                <w:color w:val="1C3A36"/>
-                <w:sz w:val="16"/>
-              </w:rPr>
-              <w:t>328,070</w:t>
-            </w:r>
-          </w:p>
-        </w:tc>
-        <w:tc>
-          <w:tcPr>
-            <w:tcW w:type="dxa" w:w="1267"/>
-          </w:tcPr>
-          <w:p>
-            <w:pPr>
-              <w:spacing w:after="20"/>
-              <w:jc w:val="right"/>
-            </w:pPr>
-            <w:r>
-              <w:rPr>
-                <w:color w:val="1C3A36"/>
-                <w:sz w:val="16"/>
-              </w:rPr>
-              <w:t>332,417</w:t>
-            </w:r>
-          </w:p>
-        </w:tc>
-        <w:tc>
-          <w:tcPr>
-            <w:tcW w:type="dxa" w:w="1267"/>
-          </w:tcPr>
-          <w:p>
-            <w:pPr>
-              <w:spacing w:after="20"/>
-              <w:jc w:val="right"/>
-            </w:pPr>
-            <w:r>
-              <w:rPr>
-                <w:color w:val="1C3A36"/>
-                <w:sz w:val="16"/>
-              </w:rPr>
-              <w:t>335,010</w:t>
-            </w:r>
-          </w:p>
-        </w:tc>
-        <w:tc>
-          <w:tcPr>
-            <w:tcW w:type="dxa" w:w="1267"/>
-          </w:tcPr>
-          <w:p>
-            <w:pPr>
-              <w:spacing w:after="20"/>
-              <w:jc w:val="right"/>
-            </w:pPr>
-            <w:r>
-              <w:rPr>
-                <w:color w:val="1C3A36"/>
-                <w:sz w:val="16"/>
-              </w:rPr>
-              <w:t>336,718</w:t>
-            </w:r>
-          </w:p>
-        </w:tc>
-        <w:tc>
-          <w:tcPr>
-            <w:tcW w:type="dxa" w:w="1267"/>
-          </w:tcPr>
-          <w:p>
-            <w:pPr>
-              <w:spacing w:after="20"/>
-              <w:jc w:val="right"/>
-            </w:pPr>
-            <w:r>
-              <w:rPr>
-                <w:color w:val="1C3A36"/>
-                <w:sz w:val="16"/>
-              </w:rPr>
-              <w:t>336,718</w:t>
+            <w:tcW w:type="dxa" w:w="3384"/>
+          </w:tcPr>
+          <w:p>
+            <w:pPr>
+              <w:spacing w:after="20"/>
+            </w:pPr>
+            <w:r>
+              <w:rPr>
+                <w:color w:val="1C3A36"/>
+                <w:sz w:val="16"/>
+              </w:rPr>
+              <w:t>Electrical products and digital solutions — segment margin</w:t>
+            </w:r>
+          </w:p>
+        </w:tc>
+        <w:tc>
+          <w:tcPr>
+            <w:tcW w:type="dxa" w:w="1051"/>
+          </w:tcPr>
+          <w:p>
+            <w:pPr>
+              <w:spacing w:after="20"/>
+              <w:jc w:val="right"/>
+            </w:pPr>
+            <w:r>
+              <w:rPr>
+                <w:color w:val="1C3A36"/>
+                <w:sz w:val="16"/>
+              </w:rPr>
+              <w:t>22.2%</w:t>
+            </w:r>
+          </w:p>
+        </w:tc>
+        <w:tc>
+          <w:tcPr>
+            <w:tcW w:type="dxa" w:w="1051"/>
+          </w:tcPr>
+          <w:p>
+            <w:pPr>
+              <w:spacing w:after="20"/>
+              <w:jc w:val="right"/>
+            </w:pPr>
+            <w:r>
+              <w:rPr>
+                <w:color w:val="1C3A36"/>
+                <w:sz w:val="16"/>
+              </w:rPr>
+              <w:t>22.0%</w:t>
+            </w:r>
+          </w:p>
+        </w:tc>
+        <w:tc>
+          <w:tcPr>
+            <w:tcW w:type="dxa" w:w="1051"/>
+          </w:tcPr>
+          <w:p>
+            <w:pPr>
+              <w:spacing w:after="20"/>
+              <w:jc w:val="right"/>
+            </w:pPr>
+            <w:r>
+              <w:rPr>
+                <w:color w:val="1C3A36"/>
+                <w:sz w:val="16"/>
+              </w:rPr>
+              <w:t>22.2%</w:t>
+            </w:r>
+          </w:p>
+        </w:tc>
+        <w:tc>
+          <w:tcPr>
+            <w:tcW w:type="dxa" w:w="1051"/>
+          </w:tcPr>
+          <w:p>
+            <w:pPr>
+              <w:spacing w:after="20"/>
+              <w:jc w:val="right"/>
+            </w:pPr>
+            <w:r>
+              <w:rPr>
+                <w:color w:val="1C3A36"/>
+                <w:sz w:val="16"/>
+              </w:rPr>
+              <w:t>22.4%</w:t>
+            </w:r>
+          </w:p>
+        </w:tc>
+        <w:tc>
+          <w:tcPr>
+            <w:tcW w:type="dxa" w:w="1051"/>
+          </w:tcPr>
+          <w:p>
+            <w:pPr>
+              <w:spacing w:after="20"/>
+              <w:jc w:val="right"/>
+            </w:pPr>
+            <w:r>
+              <w:rPr>
+                <w:color w:val="1C3A36"/>
+                <w:sz w:val="16"/>
+              </w:rPr>
+              <w:t>22.6%</w:t>
+            </w:r>
+          </w:p>
+        </w:tc>
+        <w:tc>
+          <w:tcPr>
+            <w:tcW w:type="dxa" w:w="1051"/>
+          </w:tcPr>
+          <w:p>
+            <w:pPr>
+              <w:spacing w:after="20"/>
+              <w:jc w:val="right"/>
+            </w:pPr>
+            <w:r>
+              <w:rPr>
+                <w:color w:val="1C3A36"/>
+                <w:sz w:val="16"/>
+              </w:rPr>
+              <w:t>22.8%</w:t>
             </w:r>
           </w:p>
         </w:tc>
@@ -8382,151 +8114,114 @@
       <w:tr>
         <w:tc>
           <w:tcPr>
-            <w:tcW w:type="dxa" w:w="2477"/>
-          </w:tcPr>
-          <w:p>
-            <w:pPr>
-              <w:spacing w:after="20"/>
-            </w:pPr>
-            <w:r>
-              <w:rPr>
-                <w:color w:val="1C3A36"/>
-                <w:sz w:val="16"/>
-              </w:rPr>
-              <w:t>Order-book conversion rate</w:t>
-            </w:r>
-          </w:p>
-        </w:tc>
-        <w:tc>
-          <w:tcPr>
-            <w:tcW w:type="dxa" w:w="1238"/>
-          </w:tcPr>
-          <w:p>
-            <w:pPr>
-              <w:spacing w:after="20"/>
-              <w:jc w:val="right"/>
-            </w:pPr>
-            <w:r>
-              <w:rPr>
-                <w:color w:val="1C3A36"/>
-                <w:sz w:val="16"/>
-              </w:rPr>
-              <w:t>—</w:t>
-            </w:r>
-          </w:p>
-        </w:tc>
-        <w:tc>
-          <w:tcPr>
-            <w:tcW w:type="dxa" w:w="1267"/>
-          </w:tcPr>
-          <w:p>
-            <w:pPr>
-              <w:spacing w:after="20"/>
-              <w:jc w:val="right"/>
-            </w:pPr>
-            <w:r>
-              <w:rPr>
-                <w:color w:val="1C3A36"/>
-                <w:sz w:val="16"/>
-              </w:rPr>
-              <w:t>27.0%</w:t>
-            </w:r>
-          </w:p>
-        </w:tc>
-        <w:tc>
-          <w:tcPr>
-            <w:tcW w:type="dxa" w:w="1267"/>
-          </w:tcPr>
-          <w:p>
-            <w:pPr>
-              <w:spacing w:after="20"/>
-              <w:jc w:val="right"/>
-            </w:pPr>
-            <w:r>
-              <w:rPr>
-                <w:color w:val="1C3A36"/>
-                <w:sz w:val="16"/>
-              </w:rPr>
-              <w:t>26.5%</w:t>
-            </w:r>
-          </w:p>
-        </w:tc>
-        <w:tc>
-          <w:tcPr>
-            <w:tcW w:type="dxa" w:w="1267"/>
-          </w:tcPr>
-          <w:p>
-            <w:pPr>
-              <w:spacing w:after="20"/>
-              <w:jc w:val="right"/>
-            </w:pPr>
-            <w:r>
-              <w:rPr>
-                <w:color w:val="1C3A36"/>
-                <w:sz w:val="16"/>
-              </w:rPr>
-              <w:t>26.0%</w:t>
-            </w:r>
-          </w:p>
-        </w:tc>
-        <w:tc>
-          <w:tcPr>
-            <w:tcW w:type="dxa" w:w="1267"/>
-          </w:tcPr>
-          <w:p>
-            <w:pPr>
-              <w:spacing w:after="20"/>
-              <w:jc w:val="right"/>
-            </w:pPr>
-            <w:r>
-              <w:rPr>
-                <w:color w:val="1C3A36"/>
-                <w:sz w:val="16"/>
-              </w:rPr>
-              <w:t>25.5%</w:t>
-            </w:r>
-          </w:p>
-        </w:tc>
-        <w:tc>
-          <w:tcPr>
-            <w:tcW w:type="dxa" w:w="1267"/>
-          </w:tcPr>
-          <w:p>
-            <w:pPr>
-              <w:spacing w:after="20"/>
-              <w:jc w:val="right"/>
-            </w:pPr>
-            <w:r>
-              <w:rPr>
-                <w:color w:val="1C3A36"/>
-                <w:sz w:val="16"/>
-              </w:rPr>
-              <w:t>25.0%</w:t>
-            </w:r>
-          </w:p>
-        </w:tc>
-      </w:tr>
-      <w:tr>
-        <w:tc>
-          <w:tcPr>
-            <w:tcW w:type="dxa" w:w="2477"/>
-          </w:tcPr>
-          <w:p>
-            <w:pPr>
-              <w:spacing w:after="20"/>
-            </w:pPr>
-            <w:r>
-              <w:rPr>
-                <w:color w:val="1C3A36"/>
-                <w:sz w:val="16"/>
-              </w:rPr>
-              <w:t>Operating load (% of revenue)</w:t>
-            </w:r>
-          </w:p>
-        </w:tc>
-        <w:tc>
-          <w:tcPr>
-            <w:tcW w:type="dxa" w:w="1238"/>
+            <w:tcW w:type="dxa" w:w="3384"/>
+          </w:tcPr>
+          <w:p>
+            <w:pPr>
+              <w:spacing w:after="20"/>
+            </w:pPr>
+            <w:r>
+              <w:rPr>
+                <w:color w:val="1C3A36"/>
+                <w:sz w:val="16"/>
+              </w:rPr>
+              <w:t>Corporate cost load (% of revenue)</w:t>
+            </w:r>
+          </w:p>
+        </w:tc>
+        <w:tc>
+          <w:tcPr>
+            <w:tcW w:type="dxa" w:w="1051"/>
+          </w:tcPr>
+          <w:p>
+            <w:pPr>
+              <w:spacing w:after="20"/>
+              <w:jc w:val="right"/>
+            </w:pPr>
+            <w:r>
+              <w:rPr>
+                <w:color w:val="1C3A36"/>
+                <w:sz w:val="16"/>
+              </w:rPr>
+              <w:t>3.2%</w:t>
+            </w:r>
+          </w:p>
+        </w:tc>
+        <w:tc>
+          <w:tcPr>
+            <w:tcW w:type="dxa" w:w="1051"/>
+          </w:tcPr>
+          <w:p>
+            <w:pPr>
+              <w:spacing w:after="20"/>
+              <w:jc w:val="right"/>
+            </w:pPr>
+            <w:r>
+              <w:rPr>
+                <w:color w:val="1C3A36"/>
+                <w:sz w:val="16"/>
+              </w:rPr>
+              <w:t>3.3%</w:t>
+            </w:r>
+          </w:p>
+        </w:tc>
+        <w:tc>
+          <w:tcPr>
+            <w:tcW w:type="dxa" w:w="1051"/>
+          </w:tcPr>
+          <w:p>
+            <w:pPr>
+              <w:spacing w:after="20"/>
+              <w:jc w:val="right"/>
+            </w:pPr>
+            <w:r>
+              <w:rPr>
+                <w:color w:val="1C3A36"/>
+                <w:sz w:val="16"/>
+              </w:rPr>
+              <w:t>3.4%</w:t>
+            </w:r>
+          </w:p>
+        </w:tc>
+        <w:tc>
+          <w:tcPr>
+            <w:tcW w:type="dxa" w:w="1051"/>
+          </w:tcPr>
+          <w:p>
+            <w:pPr>
+              <w:spacing w:after="20"/>
+              <w:jc w:val="right"/>
+            </w:pPr>
+            <w:r>
+              <w:rPr>
+                <w:color w:val="1C3A36"/>
+                <w:sz w:val="16"/>
+              </w:rPr>
+              <w:t>3.5%</w:t>
+            </w:r>
+          </w:p>
+        </w:tc>
+        <w:tc>
+          <w:tcPr>
+            <w:tcW w:type="dxa" w:w="1051"/>
+          </w:tcPr>
+          <w:p>
+            <w:pPr>
+              <w:spacing w:after="20"/>
+              <w:jc w:val="right"/>
+            </w:pPr>
+            <w:r>
+              <w:rPr>
+                <w:color w:val="1C3A36"/>
+                <w:sz w:val="16"/>
+              </w:rPr>
+              <w:t>3.5%</w:t>
+            </w:r>
+          </w:p>
+        </w:tc>
+        <w:tc>
+          <w:tcPr>
+            <w:tcW w:type="dxa" w:w="1051"/>
           </w:tcPr>
           <w:p>
             <w:pPr>
@@ -8539,96 +8234,6 @@
                 <w:sz w:val="16"/>
               </w:rPr>
               <w:t>3.6%</w:t>
-            </w:r>
-          </w:p>
-        </w:tc>
-        <w:tc>
-          <w:tcPr>
-            <w:tcW w:type="dxa" w:w="1267"/>
-          </w:tcPr>
-          <w:p>
-            <w:pPr>
-              <w:spacing w:after="20"/>
-              <w:jc w:val="right"/>
-            </w:pPr>
-            <w:r>
-              <w:rPr>
-                <w:color w:val="1C3A36"/>
-                <w:sz w:val="16"/>
-              </w:rPr>
-              <w:t>4.0%</w:t>
-            </w:r>
-          </w:p>
-        </w:tc>
-        <w:tc>
-          <w:tcPr>
-            <w:tcW w:type="dxa" w:w="1267"/>
-          </w:tcPr>
-          <w:p>
-            <w:pPr>
-              <w:spacing w:after="20"/>
-              <w:jc w:val="right"/>
-            </w:pPr>
-            <w:r>
-              <w:rPr>
-                <w:color w:val="1C3A36"/>
-                <w:sz w:val="16"/>
-              </w:rPr>
-              <w:t>4.3%</w:t>
-            </w:r>
-          </w:p>
-        </w:tc>
-        <w:tc>
-          <w:tcPr>
-            <w:tcW w:type="dxa" w:w="1267"/>
-          </w:tcPr>
-          <w:p>
-            <w:pPr>
-              <w:spacing w:after="20"/>
-              <w:jc w:val="right"/>
-            </w:pPr>
-            <w:r>
-              <w:rPr>
-                <w:color w:val="1C3A36"/>
-                <w:sz w:val="16"/>
-              </w:rPr>
-              <w:t>4.6%</w:t>
-            </w:r>
-          </w:p>
-        </w:tc>
-        <w:tc>
-          <w:tcPr>
-            <w:tcW w:type="dxa" w:w="1267"/>
-          </w:tcPr>
-          <w:p>
-            <w:pPr>
-              <w:spacing w:after="20"/>
-              <w:jc w:val="right"/>
-            </w:pPr>
-            <w:r>
-              <w:rPr>
-                <w:color w:val="1C3A36"/>
-                <w:sz w:val="16"/>
-              </w:rPr>
-              <w:t>4.8%</w:t>
-            </w:r>
-          </w:p>
-        </w:tc>
-        <w:tc>
-          <w:tcPr>
-            <w:tcW w:type="dxa" w:w="1267"/>
-          </w:tcPr>
-          <w:p>
-            <w:pPr>
-              <w:spacing w:after="20"/>
-              <w:jc w:val="right"/>
-            </w:pPr>
-            <w:r>
-              <w:rPr>
-                <w:color w:val="1C3A36"/>
-                <w:sz w:val="16"/>
-              </w:rPr>
-              <w:t>5.0%</w:t>
             </w:r>
           </w:p>
         </w:tc>
@@ -8650,7 +8255,7 @@
           <w:color w:val="6E7B77"/>
           <w:sz w:val="17"/>
         </w:rPr>
-        <w:t>Copper is held near the current market level rather than forecast — a directional view on the metal would dominate the valuation, and it is carried in the sensitivity instead. Because copper is passed through, a higher copper price raises revenue without raising profit per tonne, which is why the gross margin percentage falls as revenue rises. The operating load glides back toward the historical norm rather than assuming the unusually low FY2025 level persists — the single most conservative choice in the build.</w:t>
+        <w:t>Copper is held near the current market level rather than forecast — a directional view on the metal would dominate the valuation, and it is carried in the sensitivity instead. Cables grows on copper-price growth × FX-translation growth × a modest real-volume assumption, since no tonnage figure is disclosed to build a literal unit model from. Constructions and Electrical products taper on their own FY2023-25 revenue CAGR. The corporate cost load glides back toward the FY2023-24 average rather than assuming the unusually low FY2025 level persists — the single most conservative choice in the build.</w:t>
       </w:r>
     </w:p>
     <w:p>
@@ -8845,7 +8450,7 @@
                 <w:color w:val="1C3A36"/>
                 <w:sz w:val="16"/>
               </w:rPr>
-              <w:t>365,556</w:t>
+              <w:t>370,030</w:t>
             </w:r>
           </w:p>
         </w:tc>
@@ -8863,7 +8468,7 @@
                 <w:color w:val="1C3A36"/>
                 <w:sz w:val="16"/>
               </w:rPr>
-              <w:t>408,521</w:t>
+              <w:t>422,528</w:t>
             </w:r>
           </w:p>
         </w:tc>
@@ -8881,7 +8486,7 @@
                 <w:color w:val="1C3A36"/>
                 <w:sz w:val="16"/>
               </w:rPr>
-              <w:t>442,252</w:t>
+              <w:t>466,619</w:t>
             </w:r>
           </w:p>
         </w:tc>
@@ -8899,7 +8504,7 @@
                 <w:color w:val="1C3A36"/>
                 <w:sz w:val="16"/>
               </w:rPr>
-              <w:t>477,217</w:t>
+              <w:t>510,440</w:t>
             </w:r>
           </w:p>
         </w:tc>
@@ -8917,7 +8522,7 @@
                 <w:color w:val="1C3A36"/>
                 <w:sz w:val="16"/>
               </w:rPr>
-              <w:t>514,192</w:t>
+              <w:t>555,225</w:t>
             </w:r>
           </w:p>
         </w:tc>
@@ -8954,7 +8559,7 @@
                 <w:color w:val="1C3A36"/>
                 <w:sz w:val="16"/>
               </w:rPr>
-              <w:t>55,716</w:t>
+              <w:t>47,369</w:t>
             </w:r>
           </w:p>
         </w:tc>
@@ -8972,7 +8577,7 @@
                 <w:color w:val="1C3A36"/>
                 <w:sz w:val="16"/>
               </w:rPr>
-              <w:t>62,507</w:t>
+              <w:t>56,011</w:t>
             </w:r>
           </w:p>
         </w:tc>
@@ -8990,7 +8595,7 @@
                 <w:color w:val="1C3A36"/>
                 <w:sz w:val="16"/>
               </w:rPr>
-              <w:t>69,258</w:t>
+              <w:t>63,935</w:t>
             </w:r>
           </w:p>
         </w:tc>
@@ -9008,7 +8613,7 @@
                 <w:color w:val="1C3A36"/>
                 <w:sz w:val="16"/>
               </w:rPr>
-              <w:t>76,147</w:t>
+              <w:t>71,514</w:t>
             </w:r>
           </w:p>
         </w:tc>
@@ -9026,7 +8631,7 @@
                 <w:color w:val="1C3A36"/>
                 <w:sz w:val="16"/>
               </w:rPr>
-              <w:t>83,592</w:t>
+              <w:t>79,197</w:t>
             </w:r>
           </w:p>
         </w:tc>
@@ -9063,7 +8668,7 @@
                 <w:color w:val="1C3A36"/>
                 <w:sz w:val="16"/>
               </w:rPr>
-              <w:t>15.2%</w:t>
+              <w:t>12.8%</w:t>
             </w:r>
           </w:p>
         </w:tc>
@@ -9081,7 +8686,7 @@
                 <w:color w:val="1C3A36"/>
                 <w:sz w:val="16"/>
               </w:rPr>
-              <w:t>15.3%</w:t>
+              <w:t>13.3%</w:t>
             </w:r>
           </w:p>
         </w:tc>
@@ -9099,7 +8704,7 @@
                 <w:color w:val="1C3A36"/>
                 <w:sz w:val="16"/>
               </w:rPr>
-              <w:t>15.7%</w:t>
+              <w:t>13.7%</w:t>
             </w:r>
           </w:p>
         </w:tc>
@@ -9117,7 +8722,7 @@
                 <w:color w:val="1C3A36"/>
                 <w:sz w:val="16"/>
               </w:rPr>
-              <w:t>16.0%</w:t>
+              <w:t>14.0%</w:t>
             </w:r>
           </w:p>
         </w:tc>
@@ -9135,7 +8740,7 @@
                 <w:color w:val="1C3A36"/>
                 <w:sz w:val="16"/>
               </w:rPr>
-              <w:t>16.3%</w:t>
+              <w:t>14.3%</w:t>
             </w:r>
           </w:p>
         </w:tc>
@@ -9154,7 +8759,7 @@
                 <w:color w:val="1C3A36"/>
                 <w:sz w:val="16"/>
               </w:rPr>
-              <w:t>Less operating costs, net</w:t>
+              <w:t>Less corporate cost load</w:t>
             </w:r>
           </w:p>
         </w:tc>
@@ -9172,7 +8777,7 @@
                 <w:color w:val="1C3A36"/>
                 <w:sz w:val="16"/>
               </w:rPr>
-              <w:t>(14,622)</w:t>
+              <w:t>(12,211)</w:t>
             </w:r>
           </w:p>
         </w:tc>
@@ -9190,7 +8795,7 @@
                 <w:color w:val="1C3A36"/>
                 <w:sz w:val="16"/>
               </w:rPr>
-              <w:t>(17,566)</w:t>
+              <w:t>(14,366)</w:t>
             </w:r>
           </w:p>
         </w:tc>
@@ -9208,7 +8813,7 @@
                 <w:color w:val="1C3A36"/>
                 <w:sz w:val="16"/>
               </w:rPr>
-              <w:t>(20,344)</w:t>
+              <w:t>(16,332)</w:t>
             </w:r>
           </w:p>
         </w:tc>
@@ -9226,7 +8831,7 @@
                 <w:color w:val="1C3A36"/>
                 <w:sz w:val="16"/>
               </w:rPr>
-              <w:t>(22,906)</w:t>
+              <w:t>(17,865)</w:t>
             </w:r>
           </w:p>
         </w:tc>
@@ -9244,7 +8849,7 @@
                 <w:color w:val="1C3A36"/>
                 <w:sz w:val="16"/>
               </w:rPr>
-              <w:t>(25,710)</w:t>
+              <w:t>(19,988)</w:t>
             </w:r>
           </w:p>
         </w:tc>
@@ -9285,7 +8890,7 @@
                 <w:color w:val="1C3A36"/>
                 <w:sz w:val="16"/>
               </w:rPr>
-              <w:t>41,094</w:t>
+              <w:t>35,158</w:t>
             </w:r>
           </w:p>
         </w:tc>
@@ -9305,7 +8910,7 @@
                 <w:color w:val="1C3A36"/>
                 <w:sz w:val="16"/>
               </w:rPr>
-              <w:t>44,941</w:t>
+              <w:t>41,645</w:t>
             </w:r>
           </w:p>
         </w:tc>
@@ -9325,7 +8930,7 @@
                 <w:color w:val="1C3A36"/>
                 <w:sz w:val="16"/>
               </w:rPr>
-              <w:t>48,914</w:t>
+              <w:t>47,603</w:t>
             </w:r>
           </w:p>
         </w:tc>
@@ -9345,7 +8950,7 @@
                 <w:color w:val="1C3A36"/>
                 <w:sz w:val="16"/>
               </w:rPr>
-              <w:t>53,240</w:t>
+              <w:t>53,648</w:t>
             </w:r>
           </w:p>
         </w:tc>
@@ -9365,7 +8970,7 @@
                 <w:color w:val="1C3A36"/>
                 <w:sz w:val="16"/>
               </w:rPr>
-              <w:t>57,882</w:t>
+              <w:t>59,209</w:t>
             </w:r>
           </w:p>
         </w:tc>
@@ -9406,7 +9011,7 @@
                 <w:color w:val="1C3A36"/>
                 <w:sz w:val="16"/>
               </w:rPr>
-              <w:t>11.2%</w:t>
+              <w:t>9.5%</w:t>
             </w:r>
           </w:p>
         </w:tc>
@@ -9426,7 +9031,7 @@
                 <w:color w:val="1C3A36"/>
                 <w:sz w:val="16"/>
               </w:rPr>
-              <w:t>11.0%</w:t>
+              <w:t>9.9%</w:t>
             </w:r>
           </w:p>
         </w:tc>
@@ -9446,7 +9051,7 @@
                 <w:color w:val="1C3A36"/>
                 <w:sz w:val="16"/>
               </w:rPr>
-              <w:t>11.1%</w:t>
+              <w:t>10.2%</w:t>
             </w:r>
           </w:p>
         </w:tc>
@@ -9466,7 +9071,7 @@
                 <w:color w:val="1C3A36"/>
                 <w:sz w:val="16"/>
               </w:rPr>
-              <w:t>11.2%</w:t>
+              <w:t>10.5%</w:t>
             </w:r>
           </w:p>
         </w:tc>
@@ -9486,7 +9091,7 @@
                 <w:color w:val="1C3A36"/>
                 <w:sz w:val="16"/>
               </w:rPr>
-              <w:t>11.3%</w:t>
+              <w:t>10.7%</w:t>
             </w:r>
           </w:p>
         </w:tc>
@@ -9508,7 +9113,7 @@
           <w:color w:val="6E7B77"/>
           <w:sz w:val="17"/>
         </w:rPr>
-        <w:t>The FY2026 conversion margin is not assumed — it is solved so that the build reproduces the EBITDA margin implied by the disclosed first-quarter 2026 result (11.2%). That quarter reported revenue +27% and attributable profit +17% year on year, so any build showing margins collapsing in FY2026 would be contradicted by the company's own print. The solved cable gross profit per tonne sits inside the historical range and, as a share of the realised price, between the FY2025 trough and the FY2024 peak.</w:t>
+        <w:t>The FY2026 build is checked, not calibrated, against the print: the disclosed Q1-2026 revenue of 75,298, grossed up on the Q1-2025 seasonal share of FY2025, implies a full FY2026 of roughly 356,323, against the build's 370,030 — a +4% difference, an independent check that the segment build is not running ahead of the company's own trading. That quarter reported revenue +27% and attributable profit +17% year on year.</w:t>
       </w:r>
     </w:p>
     <w:p>
@@ -9576,7 +9181,7 @@
           <w:color w:val="1C3A36"/>
           <w:sz w:val="24"/>
         </w:rPr>
-        <w:t>The segment build behind the margin</w:t>
+        <w:t>The segment mix, FY2025 against FY2030E</w:t>
       </w:r>
     </w:p>
     <w:tbl>
@@ -9682,7 +9287,7 @@
                 <w:color w:val="1C3A36"/>
                 <w:sz w:val="16"/>
               </w:rPr>
-              <w:t>FY2025 gross margin</w:t>
+              <w:t>FY2025 margin</w:t>
             </w:r>
           </w:p>
         </w:tc>
@@ -9739,7 +9344,7 @@
                 <w:color w:val="1C3A36"/>
                 <w:sz w:val="16"/>
               </w:rPr>
-              <w:t>Cables</w:t>
+              <w:t>Cables and its accessories</w:t>
             </w:r>
           </w:p>
         </w:tc>
@@ -9757,7 +9362,7 @@
                 <w:color w:val="1C3A36"/>
                 <w:sz w:val="16"/>
               </w:rPr>
-              <w:t>92,138</w:t>
+              <w:t>155,793</w:t>
             </w:r>
           </w:p>
         </w:tc>
@@ -9775,7 +9380,7 @@
                 <w:color w:val="1C3A36"/>
                 <w:sz w:val="16"/>
               </w:rPr>
-              <w:t>32.8%</w:t>
+              <w:t>55.4%</w:t>
             </w:r>
           </w:p>
         </w:tc>
@@ -9793,7 +9398,7 @@
                 <w:color w:val="1C3A36"/>
                 <w:sz w:val="16"/>
               </w:rPr>
-              <w:t>14.8%</w:t>
+              <w:t>13.5%</w:t>
             </w:r>
           </w:p>
         </w:tc>
@@ -9811,7 +9416,7 @@
                 <w:color w:val="1C3A36"/>
                 <w:sz w:val="16"/>
               </w:rPr>
-              <w:t>227,245</w:t>
+              <w:t>329,470</w:t>
             </w:r>
           </w:p>
         </w:tc>
@@ -9829,7 +9434,7 @@
                 <w:color w:val="1C3A36"/>
                 <w:sz w:val="16"/>
               </w:rPr>
-              <w:t>44.2%</w:t>
+              <w:t>59.3%</w:t>
             </w:r>
           </w:p>
         </w:tc>
@@ -9848,7 +9453,7 @@
                 <w:color w:val="1C3A36"/>
                 <w:sz w:val="16"/>
               </w:rPr>
-              <w:t>Raw material (copper rod)</w:t>
+              <w:t>Constructions and infrastructure</w:t>
             </w:r>
           </w:p>
         </w:tc>
@@ -9866,7 +9471,7 @@
                 <w:color w:val="1C3A36"/>
                 <w:sz w:val="16"/>
               </w:rPr>
-              <w:t>60,448</w:t>
+              <w:t>90,959</w:t>
             </w:r>
           </w:p>
         </w:tc>
@@ -9884,7 +9489,7 @@
                 <w:color w:val="1C3A36"/>
                 <w:sz w:val="16"/>
               </w:rPr>
-              <w:t>21.5%</w:t>
+              <w:t>32.4%</w:t>
             </w:r>
           </w:p>
         </w:tc>
@@ -9902,7 +9507,7 @@
                 <w:color w:val="1C3A36"/>
                 <w:sz w:val="16"/>
               </w:rPr>
-              <w:t>12.4%</w:t>
+              <w:t>6.5%</w:t>
             </w:r>
           </w:p>
         </w:tc>
@@ -9920,7 +9525,7 @@
                 <w:color w:val="1C3A36"/>
                 <w:sz w:val="16"/>
               </w:rPr>
-              <w:t>130,330</w:t>
+              <w:t>159,883</w:t>
             </w:r>
           </w:p>
         </w:tc>
@@ -9938,7 +9543,7 @@
                 <w:color w:val="1C3A36"/>
                 <w:sz w:val="16"/>
               </w:rPr>
-              <w:t>25.3%</w:t>
+              <w:t>28.8%</w:t>
             </w:r>
           </w:p>
         </w:tc>
@@ -9957,7 +9562,7 @@
                 <w:color w:val="1C3A36"/>
                 <w:sz w:val="16"/>
               </w:rPr>
-              <w:t>Engineering &amp; construction</w:t>
+              <w:t>Electrical products and digital solutions</w:t>
             </w:r>
           </w:p>
         </w:tc>
@@ -9975,7 +9580,7 @@
                 <w:color w:val="1C3A36"/>
                 <w:sz w:val="16"/>
               </w:rPr>
-              <w:t>87,101</w:t>
+              <w:t>34,298</w:t>
             </w:r>
           </w:p>
         </w:tc>
@@ -9993,7 +9598,7 @@
                 <w:color w:val="1C3A36"/>
                 <w:sz w:val="16"/>
               </w:rPr>
-              <w:t>31.0%</w:t>
+              <w:t>12.2%</w:t>
             </w:r>
           </w:p>
         </w:tc>
@@ -10011,7 +9616,7 @@
                 <w:color w:val="1C3A36"/>
                 <w:sz w:val="16"/>
               </w:rPr>
-              <w:t>9.0%</w:t>
+              <w:t>22.2%</w:t>
             </w:r>
           </w:p>
         </w:tc>
@@ -10029,7 +9634,7 @@
                 <w:color w:val="1C3A36"/>
                 <w:sz w:val="16"/>
               </w:rPr>
-              <w:t>84,180</w:t>
+              <w:t>65,871</w:t>
             </w:r>
           </w:p>
         </w:tc>
@@ -10047,7 +9652,7 @@
                 <w:color w:val="1C3A36"/>
                 <w:sz w:val="16"/>
               </w:rPr>
-              <w:t>16.4%</w:t>
+              <w:t>11.9%</w:t>
             </w:r>
           </w:p>
         </w:tc>
@@ -10066,7 +9671,7 @@
                 <w:color w:val="1C3A36"/>
                 <w:sz w:val="16"/>
               </w:rPr>
-              <w:t>Transformers</w:t>
+              <w:t>Group</w:t>
             </w:r>
           </w:p>
         </w:tc>
@@ -10084,7 +9689,7 @@
                 <w:color w:val="1C3A36"/>
                 <w:sz w:val="16"/>
               </w:rPr>
-              <w:t>17,704</w:t>
+              <w:t>281,049</w:t>
             </w:r>
           </w:p>
         </w:tc>
@@ -10102,7 +9707,7 @@
                 <w:color w:val="1C3A36"/>
                 <w:sz w:val="16"/>
               </w:rPr>
-              <w:t>6.3%</w:t>
+              <w:t>100.0%</w:t>
             </w:r>
           </w:p>
         </w:tc>
@@ -10120,7 +9725,7 @@
                 <w:color w:val="1C3A36"/>
                 <w:sz w:val="16"/>
               </w:rPr>
-              <w:t>27.7%</w:t>
+              <w:t>12.3%</w:t>
             </w:r>
           </w:p>
         </w:tc>
@@ -10138,7 +9743,7 @@
                 <w:color w:val="1C3A36"/>
                 <w:sz w:val="16"/>
               </w:rPr>
-              <w:t>33,088</w:t>
+              <w:t>555,225</w:t>
             </w:r>
           </w:p>
         </w:tc>
@@ -10153,454 +9758,6 @@
             </w:pPr>
             <w:r>
               <w:rPr>
-                <w:color w:val="1C3A36"/>
-                <w:sz w:val="16"/>
-              </w:rPr>
-              <w:t>6.4%</w:t>
-            </w:r>
-          </w:p>
-        </w:tc>
-      </w:tr>
-      <w:tr>
-        <w:tc>
-          <w:tcPr>
-            <w:tcW w:type="dxa" w:w="2520"/>
-          </w:tcPr>
-          <w:p>
-            <w:pPr>
-              <w:spacing w:after="20"/>
-            </w:pPr>
-            <w:r>
-              <w:rPr>
-                <w:color w:val="1C3A36"/>
-                <w:sz w:val="16"/>
-              </w:rPr>
-              <w:t>Meters &amp; digital</w:t>
-            </w:r>
-          </w:p>
-        </w:tc>
-        <w:tc>
-          <w:tcPr>
-            <w:tcW w:type="dxa" w:w="1872"/>
-          </w:tcPr>
-          <w:p>
-            <w:pPr>
-              <w:spacing w:after="20"/>
-              <w:jc w:val="right"/>
-            </w:pPr>
-            <w:r>
-              <w:rPr>
-                <w:color w:val="1C3A36"/>
-                <w:sz w:val="16"/>
-              </w:rPr>
-              <w:t>16,594</w:t>
-            </w:r>
-          </w:p>
-        </w:tc>
-        <w:tc>
-          <w:tcPr>
-            <w:tcW w:type="dxa" w:w="979"/>
-          </w:tcPr>
-          <w:p>
-            <w:pPr>
-              <w:spacing w:after="20"/>
-              <w:jc w:val="right"/>
-            </w:pPr>
-            <w:r>
-              <w:rPr>
-                <w:color w:val="1C3A36"/>
-                <w:sz w:val="16"/>
-              </w:rPr>
-              <w:t>5.9%</w:t>
-            </w:r>
-          </w:p>
-        </w:tc>
-        <w:tc>
-          <w:tcPr>
-            <w:tcW w:type="dxa" w:w="1656"/>
-          </w:tcPr>
-          <w:p>
-            <w:pPr>
-              <w:spacing w:after="20"/>
-              <w:jc w:val="right"/>
-            </w:pPr>
-            <w:r>
-              <w:rPr>
-                <w:color w:val="1C3A36"/>
-                <w:sz w:val="16"/>
-              </w:rPr>
-              <w:t>21.9%</w:t>
-            </w:r>
-          </w:p>
-        </w:tc>
-        <w:tc>
-          <w:tcPr>
-            <w:tcW w:type="dxa" w:w="1872"/>
-          </w:tcPr>
-          <w:p>
-            <w:pPr>
-              <w:spacing w:after="20"/>
-              <w:jc w:val="right"/>
-            </w:pPr>
-            <w:r>
-              <w:rPr>
-                <w:color w:val="1C3A36"/>
-                <w:sz w:val="16"/>
-              </w:rPr>
-              <w:t>27,977</w:t>
-            </w:r>
-          </w:p>
-        </w:tc>
-        <w:tc>
-          <w:tcPr>
-            <w:tcW w:type="dxa" w:w="1181"/>
-          </w:tcPr>
-          <w:p>
-            <w:pPr>
-              <w:spacing w:after="20"/>
-              <w:jc w:val="right"/>
-            </w:pPr>
-            <w:r>
-              <w:rPr>
-                <w:color w:val="1C3A36"/>
-                <w:sz w:val="16"/>
-              </w:rPr>
-              <w:t>5.4%</w:t>
-            </w:r>
-          </w:p>
-        </w:tc>
-      </w:tr>
-      <w:tr>
-        <w:tc>
-          <w:tcPr>
-            <w:tcW w:type="dxa" w:w="2520"/>
-          </w:tcPr>
-          <w:p>
-            <w:pPr>
-              <w:spacing w:after="20"/>
-            </w:pPr>
-            <w:r>
-              <w:rPr>
-                <w:color w:val="1C3A36"/>
-                <w:sz w:val="16"/>
-              </w:rPr>
-              <w:t>Other electrical products</w:t>
-            </w:r>
-          </w:p>
-        </w:tc>
-        <w:tc>
-          <w:tcPr>
-            <w:tcW w:type="dxa" w:w="1872"/>
-          </w:tcPr>
-          <w:p>
-            <w:pPr>
-              <w:spacing w:after="20"/>
-              <w:jc w:val="right"/>
-            </w:pPr>
-            <w:r>
-              <w:rPr>
-                <w:color w:val="1C3A36"/>
-                <w:sz w:val="16"/>
-              </w:rPr>
-              <w:t>3,206</w:t>
-            </w:r>
-          </w:p>
-        </w:tc>
-        <w:tc>
-          <w:tcPr>
-            <w:tcW w:type="dxa" w:w="979"/>
-          </w:tcPr>
-          <w:p>
-            <w:pPr>
-              <w:spacing w:after="20"/>
-              <w:jc w:val="right"/>
-            </w:pPr>
-            <w:r>
-              <w:rPr>
-                <w:color w:val="1C3A36"/>
-                <w:sz w:val="16"/>
-              </w:rPr>
-              <w:t>1.1%</w:t>
-            </w:r>
-          </w:p>
-        </w:tc>
-        <w:tc>
-          <w:tcPr>
-            <w:tcW w:type="dxa" w:w="1656"/>
-          </w:tcPr>
-          <w:p>
-            <w:pPr>
-              <w:spacing w:after="20"/>
-              <w:jc w:val="right"/>
-            </w:pPr>
-            <w:r>
-              <w:rPr>
-                <w:color w:val="1C3A36"/>
-                <w:sz w:val="16"/>
-              </w:rPr>
-              <w:t>40.8%</w:t>
-            </w:r>
-          </w:p>
-        </w:tc>
-        <w:tc>
-          <w:tcPr>
-            <w:tcW w:type="dxa" w:w="1872"/>
-          </w:tcPr>
-          <w:p>
-            <w:pPr>
-              <w:spacing w:after="20"/>
-              <w:jc w:val="right"/>
-            </w:pPr>
-            <w:r>
-              <w:rPr>
-                <w:color w:val="1C3A36"/>
-                <w:sz w:val="16"/>
-              </w:rPr>
-              <w:t>5,162</w:t>
-            </w:r>
-          </w:p>
-        </w:tc>
-        <w:tc>
-          <w:tcPr>
-            <w:tcW w:type="dxa" w:w="1181"/>
-          </w:tcPr>
-          <w:p>
-            <w:pPr>
-              <w:spacing w:after="20"/>
-              <w:jc w:val="right"/>
-            </w:pPr>
-            <w:r>
-              <w:rPr>
-                <w:color w:val="1C3A36"/>
-                <w:sz w:val="16"/>
-              </w:rPr>
-              <w:t>1.0%</w:t>
-            </w:r>
-          </w:p>
-        </w:tc>
-      </w:tr>
-      <w:tr>
-        <w:tc>
-          <w:tcPr>
-            <w:tcW w:type="dxa" w:w="2520"/>
-          </w:tcPr>
-          <w:p>
-            <w:pPr>
-              <w:spacing w:after="20"/>
-            </w:pPr>
-            <w:r>
-              <w:rPr>
-                <w:color w:val="1C3A36"/>
-                <w:sz w:val="16"/>
-              </w:rPr>
-              <w:t>Infrastructure investment</w:t>
-            </w:r>
-          </w:p>
-        </w:tc>
-        <w:tc>
-          <w:tcPr>
-            <w:tcW w:type="dxa" w:w="1872"/>
-          </w:tcPr>
-          <w:p>
-            <w:pPr>
-              <w:spacing w:after="20"/>
-              <w:jc w:val="right"/>
-            </w:pPr>
-            <w:r>
-              <w:rPr>
-                <w:color w:val="1C3A36"/>
-                <w:sz w:val="16"/>
-              </w:rPr>
-              <w:t>3,858</w:t>
-            </w:r>
-          </w:p>
-        </w:tc>
-        <w:tc>
-          <w:tcPr>
-            <w:tcW w:type="dxa" w:w="979"/>
-          </w:tcPr>
-          <w:p>
-            <w:pPr>
-              <w:spacing w:after="20"/>
-              <w:jc w:val="right"/>
-            </w:pPr>
-            <w:r>
-              <w:rPr>
-                <w:color w:val="1C3A36"/>
-                <w:sz w:val="16"/>
-              </w:rPr>
-              <w:t>1.4%</w:t>
-            </w:r>
-          </w:p>
-        </w:tc>
-        <w:tc>
-          <w:tcPr>
-            <w:tcW w:type="dxa" w:w="1656"/>
-          </w:tcPr>
-          <w:p>
-            <w:pPr>
-              <w:spacing w:after="20"/>
-              <w:jc w:val="right"/>
-            </w:pPr>
-            <w:r>
-              <w:rPr>
-                <w:color w:val="1C3A36"/>
-                <w:sz w:val="16"/>
-              </w:rPr>
-              <w:t>49.7%</w:t>
-            </w:r>
-          </w:p>
-        </w:tc>
-        <w:tc>
-          <w:tcPr>
-            <w:tcW w:type="dxa" w:w="1872"/>
-          </w:tcPr>
-          <w:p>
-            <w:pPr>
-              <w:spacing w:after="20"/>
-              <w:jc w:val="right"/>
-            </w:pPr>
-            <w:r>
-              <w:rPr>
-                <w:color w:val="1C3A36"/>
-                <w:sz w:val="16"/>
-              </w:rPr>
-              <w:t>6,211</w:t>
-            </w:r>
-          </w:p>
-        </w:tc>
-        <w:tc>
-          <w:tcPr>
-            <w:tcW w:type="dxa" w:w="1181"/>
-          </w:tcPr>
-          <w:p>
-            <w:pPr>
-              <w:spacing w:after="20"/>
-              <w:jc w:val="right"/>
-            </w:pPr>
-            <w:r>
-              <w:rPr>
-                <w:color w:val="1C3A36"/>
-                <w:sz w:val="16"/>
-              </w:rPr>
-              <w:t>1.2%</w:t>
-            </w:r>
-          </w:p>
-        </w:tc>
-      </w:tr>
-      <w:tr>
-        <w:tc>
-          <w:tcPr>
-            <w:tcW w:type="dxa" w:w="2520"/>
-            <w:shd w:val="clear" w:color="auto" w:fill="F6F1E6"/>
-          </w:tcPr>
-          <w:p>
-            <w:pPr>
-              <w:spacing w:after="20"/>
-            </w:pPr>
-            <w:r>
-              <w:rPr>
-                <w:b/>
-                <w:color w:val="1C3A36"/>
-                <w:sz w:val="16"/>
-              </w:rPr>
-              <w:t>Group</w:t>
-            </w:r>
-          </w:p>
-        </w:tc>
-        <w:tc>
-          <w:tcPr>
-            <w:tcW w:type="dxa" w:w="1872"/>
-            <w:shd w:val="clear" w:color="auto" w:fill="F6F1E6"/>
-          </w:tcPr>
-          <w:p>
-            <w:pPr>
-              <w:spacing w:after="20"/>
-              <w:jc w:val="right"/>
-            </w:pPr>
-            <w:r>
-              <w:rPr>
-                <w:b/>
-                <w:color w:val="1C3A36"/>
-                <w:sz w:val="16"/>
-              </w:rPr>
-              <w:t>281,049</w:t>
-            </w:r>
-          </w:p>
-        </w:tc>
-        <w:tc>
-          <w:tcPr>
-            <w:tcW w:type="dxa" w:w="979"/>
-            <w:shd w:val="clear" w:color="auto" w:fill="F6F1E6"/>
-          </w:tcPr>
-          <w:p>
-            <w:pPr>
-              <w:spacing w:after="20"/>
-              <w:jc w:val="right"/>
-            </w:pPr>
-            <w:r>
-              <w:rPr>
-                <w:b/>
-                <w:color w:val="1C3A36"/>
-                <w:sz w:val="16"/>
-              </w:rPr>
-              <w:t>100.0%</w:t>
-            </w:r>
-          </w:p>
-        </w:tc>
-        <w:tc>
-          <w:tcPr>
-            <w:tcW w:type="dxa" w:w="1656"/>
-            <w:shd w:val="clear" w:color="auto" w:fill="F6F1E6"/>
-          </w:tcPr>
-          <w:p>
-            <w:pPr>
-              <w:spacing w:after="20"/>
-              <w:jc w:val="right"/>
-            </w:pPr>
-            <w:r>
-              <w:rPr>
-                <w:b/>
-                <w:color w:val="1C3A36"/>
-                <w:sz w:val="16"/>
-              </w:rPr>
-              <w:t>14.5%</w:t>
-            </w:r>
-          </w:p>
-        </w:tc>
-        <w:tc>
-          <w:tcPr>
-            <w:tcW w:type="dxa" w:w="1872"/>
-            <w:shd w:val="clear" w:color="auto" w:fill="F6F1E6"/>
-          </w:tcPr>
-          <w:p>
-            <w:pPr>
-              <w:spacing w:after="20"/>
-              <w:jc w:val="right"/>
-            </w:pPr>
-            <w:r>
-              <w:rPr>
-                <w:b/>
-                <w:color w:val="1C3A36"/>
-                <w:sz w:val="16"/>
-              </w:rPr>
-              <w:t>514,192</w:t>
-            </w:r>
-          </w:p>
-        </w:tc>
-        <w:tc>
-          <w:tcPr>
-            <w:tcW w:type="dxa" w:w="1181"/>
-            <w:shd w:val="clear" w:color="auto" w:fill="F6F1E6"/>
-          </w:tcPr>
-          <w:p>
-            <w:pPr>
-              <w:spacing w:after="20"/>
-              <w:jc w:val="right"/>
-            </w:pPr>
-            <w:r>
-              <w:rPr>
-                <w:b/>
                 <w:color w:val="1C3A36"/>
                 <w:sz w:val="16"/>
               </w:rPr>
@@ -10626,7 +9783,7 @@
           <w:color w:val="6E7B77"/>
           <w:sz w:val="17"/>
         </w:rPr>
-        <w:t>FY2025 sub-segment revenue is built from the unit economics above, with cables as the residual against disclosed group revenue. FY2025 gross margins are calibrated so the total reproduces the gross profit assembled from the disclosed nine-month and fourth-quarter prints: cable gross profit is pinned to the published figure per tonne, and the remaining lines carry FY2024's margins scaled by a single solved factor of 0.804 — a roughly 20% compression across the board, which is what the disclosed prints require.</w:t>
+        <w:t>FY2025 figures are the audited Note 5-3 / Note 16 disclosures directly; nothing is apportioned or calibrated. By FY2030E Cables' share of revenue rises from 55.4% to 59.3% as it compounds on copper and FX; Constructions' share falls as its growth tapers fastest.</w:t>
       </w:r>
     </w:p>
     <w:p>
@@ -10654,7 +9811,7 @@
           <w:color w:val="1C3A36"/>
           <w:sz w:val="21"/>
         </w:rPr>
-        <w:t>The FY2024 accounts contain the single most important number in this study. The group earned EBITDA of EGP 31,602mn and generated operating cash flow, after interest and tax, of EGP 3,979mn — about 13% of it. The difference went into working capital: inventories rose EGP 25,914mn and receivables EGP 40,144mn in a single year. Some of that was funded by customers — contract liabilities rose EGP 28,221mn — but the net absorption was still severe.</w:t>
+        <w:t>The FY2025 accounts contain the single most important number in this study. The group earned EBITDA of EGP 28,363mn and generated operating cash flow, after interest and tax, of EGP 12,766mn — about 45% of it. The difference went into working capital, though FY2025 was genuinely the best of the three audited years on this measure: net working capital fell from 23.1% of revenue in FY2024 to 19.9% in FY2025, even as revenue grew +21%.</w:t>
       </w:r>
     </w:p>
     <w:tbl>
@@ -10758,7 +9915,7 @@
                 <w:color w:val="1C3A36"/>
                 <w:sz w:val="17"/>
               </w:rPr>
-              <w:t>FY2025 (estimated)</w:t>
+              <w:t>FY2025</w:t>
             </w:r>
           </w:p>
         </w:tc>
@@ -10831,7 +9988,7 @@
                 <w:color w:val="1C3A36"/>
                 <w:sz w:val="17"/>
               </w:rPr>
-              <w:t>—</w:t>
+              <w:t>59,860</w:t>
             </w:r>
           </w:p>
         </w:tc>
@@ -10904,7 +10061,7 @@
                 <w:color w:val="1C3A36"/>
                 <w:sz w:val="17"/>
               </w:rPr>
-              <w:t>—</w:t>
+              <w:t>29,895</w:t>
             </w:r>
           </w:p>
         </w:tc>
@@ -10977,7 +10134,7 @@
                 <w:color w:val="1C3A36"/>
                 <w:sz w:val="17"/>
               </w:rPr>
-              <w:t>—</w:t>
+              <w:t>116,260</w:t>
             </w:r>
           </w:p>
         </w:tc>
@@ -11050,7 +10207,7 @@
                 <w:color w:val="1C3A36"/>
                 <w:sz w:val="17"/>
               </w:rPr>
-              <w:t>—</w:t>
+              <w:t>(68,896)</w:t>
             </w:r>
           </w:p>
         </w:tc>
@@ -11123,7 +10280,7 @@
                 <w:color w:val="1C3A36"/>
                 <w:sz w:val="17"/>
               </w:rPr>
-              <w:t>—</w:t>
+              <w:t>(81,266)</w:t>
             </w:r>
           </w:p>
         </w:tc>
@@ -11204,7 +10361,7 @@
                 <w:color w:val="1C3A36"/>
                 <w:sz w:val="17"/>
               </w:rPr>
-              <w:t>64,641</w:t>
+              <w:t>55,853</w:t>
             </w:r>
           </w:p>
         </w:tc>
@@ -11285,7 +10442,7 @@
                 <w:color w:val="1C3A36"/>
                 <w:sz w:val="17"/>
               </w:rPr>
-              <w:t>23.0%</w:t>
+              <w:t>19.9%</w:t>
             </w:r>
           </w:p>
         </w:tc>
@@ -11307,7 +10464,7 @@
           <w:color w:val="1C3A36"/>
           <w:sz w:val="21"/>
         </w:rPr>
-        <w:t>The unit build makes a second point that a percentage-of-revenue model hides. Copper is passed through: a higher copper price raises revenue without raising the profit earned on each tonne. But working capital scales with revenue, so a copper spike CONSUMES cash while adding almost no profit. That is visible in FY2026E, where revenue rises +30% — most of it copper — and the resulting EGP 19,437mn working-capital build cuts free cash flow to the firm to just EGP 1,377mn, against EGP 13,049mn the following year once the step-up is absorbed. A rising copper price is not good news for this business in the year it happens.</w:t>
+        <w:t>The segment build makes a second point that a percentage-of-revenue model hides. Copper is passed through in Cables: a higher copper price raises revenue without raising the profit earned on it. But working capital scales with revenue, so a copper spike CONSUMES cash while adding almost no profit. That is visible in FY2026E, where revenue rises +32% — much of it copper and FX translation — and the resulting EGP 17,783mn working-capital build cuts free cash flow to the firm to just EGP -6,387mn, against EGP 5,387mn the following year once the step-up is absorbed. A rising copper price is not good news for this business in the year it happens.</w:t>
       </w:r>
     </w:p>
     <w:p>
@@ -11321,7 +10478,7 @@
           <w:color w:val="1C3A36"/>
           <w:sz w:val="21"/>
         </w:rPr>
-        <w:t>The model holds this ratio flat at 23.0% of revenue, which is what the two audited years show. That single assumption is worth a great deal: every percentage point of revenue added to or removed from working-capital intensity is worth roughly EGP 1.03 per share. If the group ever converts its order book without funding it — collecting faster, or pushing more of the funding onto suppliers and customers — the cash-flow model reprices sharply upward. If discipline slips as the backlog is executed, it reprices down just as fast.</w:t>
+        <w:t>The model holds this ratio near 19.9% of revenue, the FY2025 disclosed level. That single assumption is worth a great deal: every percentage point of revenue added to or removed from working-capital intensity is worth roughly EGP 1.97 per share. If the group converts working capital further — collecting faster, or pushing more of the funding onto suppliers and customers — the cash-flow model reprices sharply upward. If FY2025's improvement reverses, it reprices down just as fast.</w:t>
       </w:r>
     </w:p>
     <w:p>
@@ -11930,7 +11087,7 @@
                 <w:color w:val="1C3A36"/>
                 <w:sz w:val="16"/>
               </w:rPr>
-              <w:t>13.0%</w:t>
+              <w:t>9.5%</w:t>
             </w:r>
           </w:p>
         </w:tc>
@@ -11950,7 +11107,7 @@
                 <w:color w:val="1C3A36"/>
                 <w:sz w:val="16"/>
               </w:rPr>
-              <w:t>10.5%</w:t>
+              <w:t>8.9%</w:t>
             </w:r>
           </w:p>
         </w:tc>
@@ -12007,7 +11164,7 @@
                 <w:color w:val="1C3A36"/>
                 <w:sz w:val="16"/>
               </w:rPr>
-              <w:t>8.1%</w:t>
+              <w:t>8.4%</w:t>
             </w:r>
           </w:p>
         </w:tc>
@@ -12080,7 +11237,7 @@
                 <w:color w:val="1C3A36"/>
                 <w:sz w:val="16"/>
               </w:rPr>
-              <w:t>26.9%</w:t>
+              <w:t>26.6%</w:t>
             </w:r>
           </w:p>
         </w:tc>
@@ -12098,7 +11255,7 @@
                 <w:color w:val="1C3A36"/>
                 <w:sz w:val="16"/>
               </w:rPr>
-              <w:t>15.1%</w:t>
+              <w:t>14.8%</w:t>
             </w:r>
           </w:p>
         </w:tc>
@@ -12252,7 +11409,7 @@
                 <w:color w:val="1C3A36"/>
                 <w:sz w:val="16"/>
               </w:rPr>
-              <w:t>The audited interest-rate note discloses average rates on financial liabilities of 28.7% in Egyptian pounds, 6.5% in US dollars and 3.9% in euros. Reconciling those against the rate actually paid implies roughly 44% of the book is in Egyptian pounds and 56% in hard currency. Treating this company as a domestic borrower would overstate its cost of debt by about 1,326 basis points.</w:t>
+              <w:t>The audited FY2025 interest-rate note discloses average rates of 21.3% on Egyptian-pound financial liabilities and 5.3% on the blended hard-currency book (the note moved from a three-way EGP/USD/EUR split in FY2024 to this simpler two-way format in FY2025). Reconciling those against the rate actually paid implies roughly 28% of the book is in Egyptian pounds and 72% in hard currency — DOWN sharply from the roughly 44% pound share implied a year earlier, as hard-currency facilities were drawn down further. Treating this company as a domestic borrower would overstate its cost of debt by about 1,146 basis points.</w:t>
             </w:r>
           </w:p>
         </w:tc>
@@ -12271,7 +11428,7 @@
                 <w:color w:val="1C3A36"/>
                 <w:sz w:val="16"/>
               </w:rPr>
-              <w:t>Independently computed effective rate, two periods</w:t>
+              <w:t>Independently computed effective rate</w:t>
             </w:r>
           </w:p>
         </w:tc>
@@ -12289,7 +11446,7 @@
                 <w:color w:val="1C3A36"/>
                 <w:sz w:val="16"/>
               </w:rPr>
-              <w:t>FY2024: interest expense of 7,707 against average loans and credit facilities of 49,982 = 15.4%. First quarter 2025, annualised on the same basis = 12.3%, the fall reflecting the central bank's easing.</w:t>
+              <w:t>FY2025: interest expense on loans and credit facilities of 5,967 against the average of the opening and closing balance (58,797 and 62,462) = 9.8%.</w:t>
             </w:r>
           </w:p>
         </w:tc>
@@ -12326,7 +11483,7 @@
                 <w:color w:val="1C3A36"/>
                 <w:sz w:val="16"/>
               </w:rPr>
-              <w:t>The adopted 13.0% sits 74 basis points from the most recent effective rate and below the peak-period rate of 15.4%. Both bounds hold.</w:t>
+              <w:t>The adopted 9.5% sits within 34 basis points of the independently computed effective rate and does not exceed it by more than 50 basis points. Both bounds hold.</w:t>
             </w:r>
           </w:p>
         </w:tc>
@@ -12348,7 +11505,7 @@
           <w:color w:val="1C3A36"/>
           <w:sz w:val="21"/>
         </w:rPr>
-        <w:t>This is not a technicality. A cheap, majority-hard-currency debt book is one of the two genuine competitive advantages this company has over a domestic-only competitor — the other being that its revenue is hard-currency too. It is also why the balance sheet looks more leveraged than it is: the gross book is large because working capital is large, but it costs roughly 12.3% and is more than two-thirds offset by cash.</w:t>
+        <w:t>This is not a technicality. A cheap, majority-hard-currency debt book is one of the two genuine competitive advantages this company has over a domestic-only competitor — the other being that its revenue is hard-currency linked too. It is also why the balance sheet looks more leveraged than it is: the gross book is large because working capital is large, but it costs roughly 9.8% and is more than two-thirds offset by cash.</w:t>
       </w:r>
     </w:p>
     <w:p>
@@ -12535,7 +11692,7 @@
                 <w:color w:val="1C3A36"/>
                 <w:sz w:val="16"/>
               </w:rPr>
-              <w:t>EGP 44.88 (against 63.10)</w:t>
+              <w:t>EGP 38.09 (against 56.67)</w:t>
             </w:r>
           </w:p>
         </w:tc>
@@ -12553,7 +11710,7 @@
                 <w:color w:val="1C3A36"/>
                 <w:sz w:val="16"/>
               </w:rPr>
-              <w:t>Both are columns of the same published source. The market-observed basis is preferred to the agency-rating basis, which lags. This is the single largest open question in the cost of capital and the alternative is worth roughly 18.22 per share</w:t>
+              <w:t>Both are columns of the same published source. The market-observed basis is preferred to the agency-rating basis, which lags. This is the single largest open question in the cost of capital and the alternative is worth roughly 18.58 per share</w:t>
             </w:r>
           </w:p>
         </w:tc>
@@ -12608,7 +11765,7 @@
                 <w:color w:val="1C3A36"/>
                 <w:sz w:val="16"/>
               </w:rPr>
-              <w:t>EGP 62.20 (-0.89)</w:t>
+              <w:t>EGP 55.74 (-0.93)</w:t>
             </w:r>
           </w:p>
         </w:tc>
@@ -12663,7 +11820,7 @@
                 <w:color w:val="1C3A36"/>
                 <w:sz w:val="16"/>
               </w:rPr>
-              <w:t>On gross debt (24.1% weight, cost of capital 23.9%)</w:t>
+              <w:t>On gross debt (21.7% weight, cost of capital 23.8%)</w:t>
             </w:r>
           </w:p>
         </w:tc>
@@ -12718,7 +11875,7 @@
                 <w:color w:val="1C3A36"/>
                 <w:sz w:val="16"/>
               </w:rPr>
-              <w:t>Cost of debt on currency composition (13.0%): the disclosed coupon on each currency leg, unadjusted</w:t>
+              <w:t>Cost of debt on currency composition (9.5%): the disclosed coupon on each currency leg, unadjusted</w:t>
             </w:r>
           </w:p>
         </w:tc>
@@ -12736,7 +11893,7 @@
                 <w:color w:val="1C3A36"/>
                 <w:sz w:val="16"/>
               </w:rPr>
-              <w:t>EGP-equivalent (18.7%): the hard-currency legs loaded with the pound's own 5.4%/year forecast depreciation, under uncovered interest parity</w:t>
+              <w:t>EGP-equivalent (13.9%): the hard-currency legs loaded with the pound's own 5.4%/year forecast depreciation, under uncovered interest parity</w:t>
             </w:r>
           </w:p>
         </w:tc>
@@ -12754,7 +11911,7 @@
                 <w:color w:val="1C3A36"/>
                 <w:sz w:val="16"/>
               </w:rPr>
-              <w:t>EGP 62.69 (-0.41)</w:t>
+              <w:t>EGP 56.35 (-0.32)</w:t>
             </w:r>
           </w:p>
         </w:tc>
@@ -12772,7 +11929,7 @@
                 <w:color w:val="1C3A36"/>
                 <w:sz w:val="16"/>
               </w:rPr>
-              <w:t>Net debt carries only 8.1% of the capital structure, so even this 660-basis-point swing in Kd moves the fair value by well under 1% — smaller than it looks. CAUTION: keeping the currency-composition basis as primary means the hard-currency debt is carried at its coupon rate, not compensated for devaluation risk beyond what this forecast's own exchange-rate path already assumes</w:t>
+              <w:t>Net debt carries only 8.4% of the capital structure, so even this 444-basis-point swing in Kd moves the fair value by well under 1% — smaller than it looks. CAUTION: keeping the currency-composition basis as primary means the hard-currency debt is carried at its coupon rate, not compensated for devaluation risk beyond what this forecast's own exchange-rate path already assumes</w:t>
             </w:r>
           </w:p>
         </w:tc>
@@ -12867,7 +12024,7 @@
           <w:color w:val="6E7B77"/>
           <w:sz w:val="17"/>
         </w:rPr>
-        <w:t>The rating-basis column is the one most often raised against this study. It is not a correction to an error — both bases are published by the same source and both appear in this study's input register — but it is a material choice, and at EGP 44.88 the alternative sits well below the primary. A reader who prefers agency ratings to market spreads should use that number.</w:t>
+        <w:t>The rating-basis column is the one most often raised against this study. It is not a correction to an error — both bases are published by the same source and both appear in this study's input register — but it is a material choice, and at EGP 38.09 the alternative sits well below the primary. A reader who prefers agency ratings to market spreads should use that number.</w:t>
       </w:r>
     </w:p>
     <w:p>
@@ -13017,7 +12174,7 @@
                 <w:color w:val="1C3A36"/>
                 <w:sz w:val="16"/>
               </w:rPr>
-              <w:t>23.9%</w:t>
+              <w:t>23.6%</w:t>
             </w:r>
           </w:p>
         </w:tc>
@@ -13036,7 +12193,7 @@
                 <w:color w:val="1C3A36"/>
                 <w:sz w:val="16"/>
               </w:rPr>
-              <w:t>25.4%</w:t>
+              <w:t>25.1%</w:t>
             </w:r>
           </w:p>
         </w:tc>
@@ -13055,7 +12212,7 @@
                 <w:color w:val="1C3A36"/>
                 <w:sz w:val="16"/>
               </w:rPr>
-              <w:t>26.9%</w:t>
+              <w:t>26.6%</w:t>
             </w:r>
           </w:p>
         </w:tc>
@@ -13074,7 +12231,7 @@
                 <w:color w:val="1C3A36"/>
                 <w:sz w:val="16"/>
               </w:rPr>
-              <w:t>28.4%</w:t>
+              <w:t>28.1%</w:t>
             </w:r>
           </w:p>
         </w:tc>
@@ -13093,7 +12250,7 @@
                 <w:color w:val="1C3A36"/>
                 <w:sz w:val="16"/>
               </w:rPr>
-              <w:t>29.9%</w:t>
+              <w:t>29.6%</w:t>
             </w:r>
           </w:p>
         </w:tc>
@@ -13112,7 +12269,7 @@
                 <w:color w:val="1C3A36"/>
                 <w:sz w:val="16"/>
               </w:rPr>
-              <w:t>terminal 13.1%</w:t>
+              <w:t>terminal 12.8%</w:t>
             </w:r>
           </w:p>
         </w:tc>
@@ -13130,7 +12287,7 @@
                 <w:color w:val="1C3A36"/>
                 <w:sz w:val="16"/>
               </w:rPr>
-              <w:t>84.34</w:t>
+              <w:t>78.53</w:t>
             </w:r>
           </w:p>
         </w:tc>
@@ -13148,7 +12305,7 @@
                 <w:color w:val="1C3A36"/>
                 <w:sz w:val="16"/>
               </w:rPr>
-              <w:t>81.96</w:t>
+              <w:t>76.22</w:t>
             </w:r>
           </w:p>
         </w:tc>
@@ -13166,7 +12323,7 @@
                 <w:color w:val="1C3A36"/>
                 <w:sz w:val="16"/>
               </w:rPr>
-              <w:t>79.66</w:t>
+              <w:t>74.00</w:t>
             </w:r>
           </w:p>
         </w:tc>
@@ -13184,7 +12341,7 @@
                 <w:color w:val="1C3A36"/>
                 <w:sz w:val="16"/>
               </w:rPr>
-              <w:t>77.45</w:t>
+              <w:t>71.86</w:t>
             </w:r>
           </w:p>
         </w:tc>
@@ -13202,7 +12359,7 @@
                 <w:color w:val="1C3A36"/>
                 <w:sz w:val="16"/>
               </w:rPr>
-              <w:t>75.31</w:t>
+              <w:t>69.79</w:t>
             </w:r>
           </w:p>
         </w:tc>
@@ -13221,7 +12378,7 @@
                 <w:color w:val="1C3A36"/>
                 <w:sz w:val="16"/>
               </w:rPr>
-              <w:t>terminal 14.1%</w:t>
+              <w:t>terminal 13.8%</w:t>
             </w:r>
           </w:p>
         </w:tc>
@@ -13239,7 +12396,7 @@
                 <w:color w:val="1C3A36"/>
                 <w:sz w:val="16"/>
               </w:rPr>
-              <w:t>74.62</w:t>
+              <w:t>68.32</w:t>
             </w:r>
           </w:p>
         </w:tc>
@@ -13257,7 +12414,7 @@
                 <w:color w:val="1C3A36"/>
                 <w:sz w:val="16"/>
               </w:rPr>
-              <w:t>72.51</w:t>
+              <w:t>66.30</w:t>
             </w:r>
           </w:p>
         </w:tc>
@@ -13275,7 +12432,7 @@
                 <w:color w:val="1C3A36"/>
                 <w:sz w:val="16"/>
               </w:rPr>
-              <w:t>70.47</w:t>
+              <w:t>64.35</w:t>
             </w:r>
           </w:p>
         </w:tc>
@@ -13293,7 +12450,7 @@
                 <w:color w:val="1C3A36"/>
                 <w:sz w:val="16"/>
               </w:rPr>
-              <w:t>68.50</w:t>
+              <w:t>62.47</w:t>
             </w:r>
           </w:p>
         </w:tc>
@@ -13311,7 +12468,7 @@
                 <w:color w:val="1C3A36"/>
                 <w:sz w:val="16"/>
               </w:rPr>
-              <w:t>66.60</w:t>
+              <w:t>60.65</w:t>
             </w:r>
           </w:p>
         </w:tc>
@@ -13330,7 +12487,7 @@
                 <w:color w:val="1C3A36"/>
                 <w:sz w:val="16"/>
               </w:rPr>
-              <w:t>terminal 15.1%</w:t>
+              <w:t>terminal 14.8%</w:t>
             </w:r>
           </w:p>
         </w:tc>
@@ -13348,7 +12505,7 @@
                 <w:color w:val="1C3A36"/>
                 <w:sz w:val="16"/>
               </w:rPr>
-              <w:t>66.83</w:t>
+              <w:t>60.20</w:t>
             </w:r>
           </w:p>
         </w:tc>
@@ -13366,7 +12523,7 @@
                 <w:color w:val="1C3A36"/>
                 <w:sz w:val="16"/>
               </w:rPr>
-              <w:t>64.93</w:t>
+              <w:t>58.40</w:t>
             </w:r>
           </w:p>
         </w:tc>
@@ -13384,7 +12541,7 @@
                 <w:color w:val="1C3A36"/>
                 <w:sz w:val="16"/>
               </w:rPr>
-              <w:t>63.10</w:t>
+              <w:t>56.67</w:t>
             </w:r>
           </w:p>
         </w:tc>
@@ -13402,7 +12559,7 @@
                 <w:color w:val="1C3A36"/>
                 <w:sz w:val="16"/>
               </w:rPr>
-              <w:t>61.33</w:t>
+              <w:t>54.99</w:t>
             </w:r>
           </w:p>
         </w:tc>
@@ -13420,7 +12577,7 @@
                 <w:color w:val="1C3A36"/>
                 <w:sz w:val="16"/>
               </w:rPr>
-              <w:t>59.62</w:t>
+              <w:t>53.38</w:t>
             </w:r>
           </w:p>
         </w:tc>
@@ -13439,7 +12596,7 @@
                 <w:color w:val="1C3A36"/>
                 <w:sz w:val="16"/>
               </w:rPr>
-              <w:t>terminal 16.1%</w:t>
+              <w:t>terminal 15.8%</w:t>
             </w:r>
           </w:p>
         </w:tc>
@@ -13457,7 +12614,7 @@
                 <w:color w:val="1C3A36"/>
                 <w:sz w:val="16"/>
               </w:rPr>
-              <w:t>60.44</w:t>
+              <w:t>53.59</w:t>
             </w:r>
           </w:p>
         </w:tc>
@@ -13475,7 +12632,7 @@
                 <w:color w:val="1C3A36"/>
                 <w:sz w:val="16"/>
               </w:rPr>
-              <w:t>58.71</w:t>
+              <w:t>51.98</w:t>
             </w:r>
           </w:p>
         </w:tc>
@@ -13493,7 +12650,7 @@
                 <w:color w:val="1C3A36"/>
                 <w:sz w:val="16"/>
               </w:rPr>
-              <w:t>57.05</w:t>
+              <w:t>50.42</w:t>
             </w:r>
           </w:p>
         </w:tc>
@@ -13511,7 +12668,7 @@
                 <w:color w:val="1C3A36"/>
                 <w:sz w:val="16"/>
               </w:rPr>
-              <w:t>55.44</w:t>
+              <w:t>48.91</w:t>
             </w:r>
           </w:p>
         </w:tc>
@@ -13529,7 +12686,7 @@
                 <w:color w:val="1C3A36"/>
                 <w:sz w:val="16"/>
               </w:rPr>
-              <w:t>53.89</w:t>
+              <w:t>47.46</w:t>
             </w:r>
           </w:p>
         </w:tc>
@@ -13548,7 +12705,7 @@
                 <w:color w:val="1C3A36"/>
                 <w:sz w:val="16"/>
               </w:rPr>
-              <w:t>terminal 17.1%</w:t>
+              <w:t>terminal 16.8%</w:t>
             </w:r>
           </w:p>
         </w:tc>
@@ -13566,7 +12723,7 @@
                 <w:color w:val="1C3A36"/>
                 <w:sz w:val="16"/>
               </w:rPr>
-              <w:t>55.11</w:t>
+              <w:t>48.11</w:t>
             </w:r>
           </w:p>
         </w:tc>
@@ -13584,7 +12741,7 @@
                 <w:color w:val="1C3A36"/>
                 <w:sz w:val="16"/>
               </w:rPr>
-              <w:t>53.53</w:t>
+              <w:t>46.64</w:t>
             </w:r>
           </w:p>
         </w:tc>
@@ -13602,7 +12759,7 @@
                 <w:color w:val="1C3A36"/>
                 <w:sz w:val="16"/>
               </w:rPr>
-              <w:t>52.00</w:t>
+              <w:t>45.23</w:t>
             </w:r>
           </w:p>
         </w:tc>
@@ -13620,7 +12777,7 @@
                 <w:color w:val="1C3A36"/>
                 <w:sz w:val="16"/>
               </w:rPr>
-              <w:t>50.53</w:t>
+              <w:t>43.86</w:t>
             </w:r>
           </w:p>
         </w:tc>
@@ -13638,7 +12795,7 @@
                 <w:color w:val="1C3A36"/>
                 <w:sz w:val="16"/>
               </w:rPr>
-              <w:t>49.11</w:t>
+              <w:t>42.54</w:t>
             </w:r>
           </w:p>
         </w:tc>
@@ -13819,7 +12976,7 @@
                 <w:color w:val="1C3A36"/>
                 <w:sz w:val="17"/>
               </w:rPr>
-              <w:t>51.73 – 86.86</w:t>
+              <w:t>45.20 – 81.10</w:t>
             </w:r>
           </w:p>
         </w:tc>
@@ -13837,7 +12994,7 @@
                 <w:color w:val="1C3A36"/>
                 <w:sz w:val="17"/>
               </w:rPr>
-              <w:t>35.13</w:t>
+              <w:t>35.90</w:t>
             </w:r>
           </w:p>
         </w:tc>
@@ -13892,7 +13049,7 @@
                 <w:color w:val="1C3A36"/>
                 <w:sz w:val="17"/>
               </w:rPr>
-              <w:t>1.20 – 71.94</w:t>
+              <w:t>53.02 – 82.24</w:t>
             </w:r>
           </w:p>
         </w:tc>
@@ -13910,7 +13067,7 @@
                 <w:color w:val="1C3A36"/>
                 <w:sz w:val="17"/>
               </w:rPr>
-              <w:t>70.74</w:t>
+              <w:t>29.23</w:t>
             </w:r>
           </w:p>
         </w:tc>
@@ -13965,7 +13122,7 @@
                 <w:color w:val="1C3A36"/>
                 <w:sz w:val="17"/>
               </w:rPr>
-              <w:t>42.22 – 83.98</w:t>
+              <w:t>32.21 – 81.13</w:t>
             </w:r>
           </w:p>
         </w:tc>
@@ -13983,7 +13140,7 @@
                 <w:color w:val="1C3A36"/>
                 <w:sz w:val="17"/>
               </w:rPr>
-              <w:t>41.76</w:t>
+              <w:t>48.92</w:t>
             </w:r>
           </w:p>
         </w:tc>
@@ -14038,7 +13195,7 @@
                 <w:color w:val="1C3A36"/>
                 <w:sz w:val="17"/>
               </w:rPr>
-              <w:t>49.83 – 76.36</w:t>
+              <w:t>51.19 – 62.15</w:t>
             </w:r>
           </w:p>
         </w:tc>
@@ -14056,7 +13213,7 @@
                 <w:color w:val="1C3A36"/>
                 <w:sz w:val="17"/>
               </w:rPr>
-              <w:t>26.53</w:t>
+              <w:t>10.96</w:t>
             </w:r>
           </w:p>
         </w:tc>
@@ -14093,7 +13250,7 @@
                 <w:color w:val="1C3A36"/>
                 <w:sz w:val="17"/>
               </w:rPr>
-              <w:t>20.0% – 26.0%</w:t>
+              <w:t>17.0% – 23.0%</w:t>
             </w:r>
           </w:p>
         </w:tc>
@@ -14111,7 +13268,7 @@
                 <w:color w:val="1C3A36"/>
                 <w:sz w:val="17"/>
               </w:rPr>
-              <w:t>60.01 – 66.18</w:t>
+              <w:t>50.11 – 62.80</w:t>
             </w:r>
           </w:p>
         </w:tc>
@@ -14129,7 +13286,7 @@
                 <w:color w:val="1C3A36"/>
                 <w:sz w:val="17"/>
               </w:rPr>
-              <w:t>6.17</w:t>
+              <w:t>12.69</w:t>
             </w:r>
           </w:p>
         </w:tc>
@@ -14184,7 +13341,7 @@
                 <w:color w:val="1C3A36"/>
                 <w:sz w:val="17"/>
               </w:rPr>
-              <w:t>55.98 – 67.38</w:t>
+              <w:t>50.38 – 62.27</w:t>
             </w:r>
           </w:p>
         </w:tc>
@@ -14202,7 +13359,7 @@
                 <w:color w:val="1C3A36"/>
                 <w:sz w:val="17"/>
               </w:rPr>
-              <w:t>11.40</w:t>
+              <w:t>11.88</w:t>
             </w:r>
           </w:p>
         </w:tc>
@@ -14257,7 +13414,7 @@
                 <w:color w:val="1C3A36"/>
                 <w:sz w:val="17"/>
               </w:rPr>
-              <w:t>58.71 – 69.33</w:t>
+              <w:t>52.43 – 62.73</w:t>
             </w:r>
           </w:p>
         </w:tc>
@@ -14275,7 +13432,7 @@
                 <w:color w:val="1C3A36"/>
                 <w:sz w:val="17"/>
               </w:rPr>
-              <w:t>10.62</w:t>
+              <w:t>10.30</w:t>
             </w:r>
           </w:p>
         </w:tc>
@@ -14297,7 +13454,7 @@
           <w:color w:val="6E7B77"/>
           <w:sz w:val="17"/>
         </w:rPr>
-        <w:t>Every row is a full re-run of the unit build, not a multiplier applied to a finished revenue line: a currency or copper move flows through the price per tonne, the working capital and the gross profit exactly as it does in the base case. Note the copper row — the swing is small and can even run the 'wrong' way, because a higher metal price raises revenue and working capital without raising the profit earned per tonne. Ranked by swing, the terminal assumptions and the cost of capital dominate every operating driver.</w:t>
+        <w:t>Every row is a full re-run of the segment build, not a multiplier applied to a finished revenue line: a currency or copper move flows through Cables' revenue, the working capital and the gross profit exactly as it does in the base case. Note the copper row — the swing is small and can even run the 'wrong' way, because a higher metal price raises revenue and working capital without raising the profit Cables earns on it. Ranked by swing, the terminal assumptions and the cost of capital dominate every operating driver.</w:t>
       </w:r>
     </w:p>
     <w:p>
@@ -15104,7 +14261,7 @@
           <w:color w:val="6E7B77"/>
           <w:sz w:val="17"/>
         </w:rPr>
-        <w:t>Figure 5 — the forward price cone to three months. The dashed brass line is the fundamental central estimate of 74.52; the dotted line is the spot of 105.20.</w:t>
+        <w:t>Figure 5 — the forward price cone to three months. The dashed brass line is the fundamental central estimate of 69.79; the dotted line is the spot of 105.20.</w:t>
       </w:r>
     </w:p>
     <w:p>
@@ -16127,7 +15284,7 @@
                 <w:color w:val="1C3A36"/>
                 <w:sz w:val="17"/>
               </w:rPr>
-              <w:t>EGP 74.52 central, -29% against the market</w:t>
+              <w:t>EGP 69.79 central, -34% against the market</w:t>
             </w:r>
           </w:p>
         </w:tc>
@@ -16182,7 +15339,7 @@
                 <w:color w:val="1C3A36"/>
                 <w:sz w:val="17"/>
               </w:rPr>
-              <w:t>EGP 63.10, -40%</w:t>
+              <w:t>EGP 56.67, -46%</w:t>
             </w:r>
           </w:p>
         </w:tc>
@@ -16200,7 +15357,7 @@
                 <w:color w:val="1C3A36"/>
                 <w:sz w:val="17"/>
               </w:rPr>
-              <w:t>a cost of capital gliding 26.9% to 15.1%</w:t>
+              <w:t>a cost of capital gliding 26.6% to 14.8%</w:t>
             </w:r>
           </w:p>
         </w:tc>
@@ -16237,7 +15394,7 @@
                 <w:color w:val="1C3A36"/>
                 <w:sz w:val="17"/>
               </w:rPr>
-              <w:t>EGP 91.15, -13%</w:t>
+              <w:t>EGP 78.89, -25%</w:t>
             </w:r>
           </w:p>
         </w:tc>
@@ -16292,7 +15449,7 @@
                 <w:color w:val="1C3A36"/>
                 <w:sz w:val="17"/>
               </w:rPr>
-              <w:t>EGP 73.38, -30%</w:t>
+              <w:t>EGP 67.68, -36%</w:t>
             </w:r>
           </w:p>
         </w:tc>
@@ -16442,7 +15599,7 @@
           <w:color w:val="1C3A36"/>
           <w:sz w:val="21"/>
         </w:rPr>
-        <w:t>The reading we take from this is that the disagreement between the market and the cash-flow model is almost entirely a disagreement about the discount rate, and that this is a genuinely open question rather than a mistake by one side. A company that earns more than 70% of its money in hard currency, borrows more than half its book in hard currency at 6.5%, and holds assets in fifteen countries is only partly an Egyptian risk. Charging it the full Egyptian equity risk premium — which is what our primary construction does — is the conservative choice, not the obviously correct one. Charging it none of that premium, which is roughly what the market price implies, is the aggressive one.</w:t>
+        <w:t>The reading we take from this is that the disagreement between the market and the cash-flow model is almost entirely a disagreement about the discount rate, and that this is a genuinely open question rather than a mistake by one side. A company that earns just over half its money on a hard-currency-linked basis, borrows roughly 72% of its book in hard currency at 5.3%, and holds assets in fifteen countries is only partly an Egyptian risk. Charging it the full Egyptian equity risk premium — which is what our primary construction does — is the conservative choice, not the obviously correct one. Charging it none of that premium, which is roughly what the market price implies, is the aggressive one.</w:t>
       </w:r>
     </w:p>
     <w:p>
@@ -16456,7 +15613,7 @@
           <w:color w:val="1C3A36"/>
           <w:sz w:val="21"/>
         </w:rPr>
-        <w:t>Our own weighting sits closer to the conservative end because the shares are bought and sold in Egyptian pounds on an Egyptian exchange, the dividends are paid in Egyptian pounds, and the ability of a foreign shareholder to realise value depends on Egyptian capital-account conditions. That is a real risk and it belongs in the discount rate. But a reader who believes that convertibility is not the binding constraint, and that the hard-currency earnings should be valued as hard-currency earnings, will reach a materially higher number using the same cash-flow forecasts — EGP 91.15 on the alternative shown. Neither reader is being unreasonable, and this study declines to hide that behind a single figure.</w:t>
+        <w:t>Our own weighting sits closer to the conservative end because the shares are bought and sold in Egyptian pounds on an Egyptian exchange, the dividends are paid in Egyptian pounds, and the ability of a foreign shareholder to realise value depends on Egyptian capital-account conditions. That is a real risk and it belongs in the discount rate. But a reader who believes that convertibility is not the binding constraint, and that the hard-currency earnings should be valued as hard-currency earnings, will reach a materially higher number using the same cash-flow forecasts — EGP 78.89 on the alternative shown. Neither reader is being unreasonable, and this study declines to hide that behind a single figure.</w:t>
       </w:r>
     </w:p>
     <w:p>
@@ -16660,7 +15817,7 @@
                 <w:color w:val="1C3A36"/>
                 <w:sz w:val="16"/>
               </w:rPr>
-              <w:t>the model's largest single assumption is that working capital stays near 23.0% of revenue</w:t>
+              <w:t>the model's largest single assumption is that working capital stays near 19.9% of revenue</w:t>
             </w:r>
           </w:p>
         </w:tc>
@@ -16715,7 +15872,7 @@
                 <w:color w:val="1C3A36"/>
                 <w:sz w:val="16"/>
               </w:rPr>
-              <w:t>about 63% of revenue is hard-currency linked, so both the translated result and the working capital move with the pound</w:t>
+              <w:t>about 51% of revenue is hard-currency linked, so both the translated result and the working capital move with the pound</w:t>
             </w:r>
           </w:p>
         </w:tc>
@@ -16880,7 +16037,7 @@
                 <w:color w:val="1C3A36"/>
                 <w:sz w:val="16"/>
               </w:rPr>
-              <w:t>the roughly USD 6.5bn backlog underwrites the engineering and construction forecast</w:t>
+              <w:t>no order book or backlog figure is disclosed anywhere in the audited filings, so the Constructions and infrastructure forecast tapers on its own revenue growth rather than a burn rate</w:t>
             </w:r>
           </w:p>
         </w:tc>
@@ -16898,7 +16055,7 @@
                 <w:color w:val="1C3A36"/>
                 <w:sz w:val="16"/>
               </w:rPr>
-              <w:t>new awards against burn; the geographic mix of new work</w:t>
+              <w:t>whether Constructions and infrastructure revenue growth (18% in FY2026E) holds up or decelerates faster than assumed</w:t>
             </w:r>
           </w:p>
         </w:tc>
@@ -17330,7 +16487,7 @@
                 <w:color w:val="1C3A36"/>
                 <w:sz w:val="17"/>
               </w:rPr>
-              <w:t>74.52</w:t>
+              <w:t>69.79</w:t>
             </w:r>
           </w:p>
         </w:tc>
@@ -17384,35 +16541,14 @@
           <w:color w:val="1C3A36"/>
           <w:sz w:val="21"/>
         </w:rPr>
-        <w:t xml:space="preserve">The FY2025 income statement is partly derived. </w:t>
+        <w:t xml:space="preserve">No order book, backlog or unit-volume figure is disclosed anywhere. </w:t>
       </w:r>
       <w:r>
         <w:rPr>
           <w:color w:val="1C3A36"/>
           <w:sz w:val="21"/>
         </w:rPr>
-        <w:t>Revenue, profit after tax, profit after minority interests, total assets and net bank debt for FY2025 are disclosed. Gross profit is assembled from the nine-month and fourth-quarter prints. The split of the remainder between operating costs, net finance and tax is closed arithmetically to the reported profit, which implies an effective tax rate of 25.0% against 30.1% in FY2024. The audited FY2025 statements are the falsifier. FY2023 and FY2024 are taken directly from audited statements and earnings releases and are not estimated.</w:t>
-      </w:r>
-    </w:p>
-    <w:p>
-      <w:pPr>
-        <w:pStyle w:val="ListBullet"/>
-        <w:spacing w:after="60"/>
-      </w:pPr>
-      <w:r>
-        <w:rPr>
-          <w:b/>
-          <w:color w:val="1C3A36"/>
-          <w:sz w:val="21"/>
-        </w:rPr>
-        <w:t xml:space="preserve">The FY2025 balance sheet beyond total assets and net debt is triangulated. </w:t>
-      </w:r>
-      <w:r>
-        <w:rPr>
-          <w:color w:val="1C3A36"/>
-          <w:sz w:val="21"/>
-        </w:rPr>
-        <w:t>Three independent methods put gross debt between 67,105 and 76,166; the midpoint is carried. This matters far less than it sounds, because the valuation bridge subtracts only the disclosed net bank debt of 19,789, not the triangulated gross figure.</w:t>
+        <w:t>All three audited financial statements and the Q1-2026 interim disclose segment revenue and segment profit, but no tonnage, MVA, meter count or order-book figure for any segment. The forecast is therefore built as a taper on each segment's own recent revenue growth and margin path rather than a reconstructed unit or backlog-burn model. If the company begins disclosing an order book again, that would be a materially better anchor for the Constructions and infrastructure segment than the taper used here.</w:t>
       </w:r>
     </w:p>
     <w:p>
@@ -17433,7 +16569,7 @@
           <w:color w:val="1C3A36"/>
           <w:sz w:val="21"/>
         </w:rPr>
-        <w:t>77% of the enterprise value comes from the terminal value. This is disclosed in the summary table, in the bridge and here. It is a consequence of a high discount rate applied to a business still growing fast — the explicit years are heavily discounted, so the perpetuity carries the weight. The terminal assumptions are stressed across cost of capital, growth and return on invested capital in section 1.9.</w:t>
+        <w:t>86% of the enterprise value comes from the terminal value. This is disclosed in the summary table, in the bridge and here. It is a consequence of a high discount rate applied to a business still growing fast — the explicit years are heavily discounted, so the perpetuity carries the weight. The terminal assumptions are stressed across cost of capital, growth and return on invested capital in section 1.9.</w:t>
       </w:r>
     </w:p>
     <w:p>
@@ -17447,14 +16583,14 @@
           <w:color w:val="1C3A36"/>
           <w:sz w:val="21"/>
         </w:rPr>
-        <w:t xml:space="preserve">The FY2026 margin rests on one inferred quarter. </w:t>
+        <w:t xml:space="preserve">The FY2026 forecast is checked against one quarter, not several. </w:t>
       </w:r>
       <w:r>
         <w:rPr>
           <w:color w:val="1C3A36"/>
           <w:sz w:val="21"/>
         </w:rPr>
-        <w:t>The cable conversion margin for FY2026 is solved so the build reproduces the EBITDA margin implied by the disclosed first-quarter 2026 result. That implied margin is not itself disclosed — it is backed out of reported revenue and attributable profit using assumed tax, minority, finance and depreciation rates. The solved gross profit per tonne is a large step up on the FY2025 trough, and although it sits inside the historical range and below pure copper-cost scaling, the whole forecast margin path inherits that one calibration — and through it, THREE of the four lenses: the cash-flow model, the relative lens (which applies a multiple to FY2027 EBITDA) and the normalised-earnings lens all sit on the same foundation. Only the book lens is independent of it, and that is the lens that disagrees most. The half-year 2026 result is the near-term test.</w:t>
+        <w:t>The segment build for FY2026E is cross-checked, not calibrated, against the disclosed Q1-2026 print — the build's 370,030 against a 356,323 grossed-up implied full year, a gap of +4%. One quarter is a thin check, and it is the reason the half-year 2026 result matters: it will either confirm or contradict the segment growth and margin paths that all three cash-based lenses share.</w:t>
       </w:r>
     </w:p>
     <w:p>
@@ -17475,7 +16611,7 @@
           <w:color w:val="1C3A36"/>
           <w:sz w:val="21"/>
         </w:rPr>
-        <w:t>Our primary construction charges the full Egyptian equity risk premium to a company earning most of its money elsewhere. The alternative construction gives EGP 91.15. We have chosen the conservative reading and shown the other in full rather than splitting the difference silently.</w:t>
+        <w:t>Our primary construction charges the full Egyptian equity risk premium to a company earning just over half its money on a hard-currency-linked basis. The alternative construction gives EGP 78.89. We have chosen the conservative reading and shown the other in full rather than splitting the difference silently.</w:t>
       </w:r>
     </w:p>
     <w:p>
@@ -17517,7 +16653,7 @@
           <w:color w:val="1C3A36"/>
           <w:sz w:val="21"/>
         </w:rPr>
-        <w:t>Minorities take 9.6% of group profit but only 7.7% of book equity. Charging them the profit share removes EGP 14,419mn from the equity value — roughly 6.74 per share more than a book-value treatment would. This is the conservative choice and is stated so a reader who prefers the other convention can add it back.</w:t>
+        <w:t>Minorities take 9.7% of group profit but only 7.1% of book equity. Charging them the profit share removes EGP 12,995mn from the equity value — roughly 6.07 per share more than a book-value treatment would. This is the conservative choice and is stated so a reader who prefers the other convention can add it back.</w:t>
       </w:r>
     </w:p>
     <w:p>
@@ -17531,14 +16667,14 @@
           <w:color w:val="1C3A36"/>
           <w:sz w:val="21"/>
         </w:rPr>
-        <w:t xml:space="preserve">Segment revenue for FY2025 is apportioned, not disclosed line by line. </w:t>
+        <w:t xml:space="preserve">The Egyptian-pound share of the debt book is inferred, not disclosed directly. </w:t>
       </w:r>
       <w:r>
         <w:rPr>
           <w:color w:val="1C3A36"/>
           <w:sz w:val="21"/>
         </w:rPr>
-        <w:t>The company disclosed that wires and cables contributed about 59% of revenue and engineering and construction about 27%; the remainder is split using the last fully disclosed quarterly segment table. Segment shares affect the blended margin, not the revenue total.</w:t>
+        <w:t>The audited notes give average rates by currency bucket but not the size of each bucket. The 28% pound share used here is back-solved from the independently computed effective interest rate against those two disclosed rates, and is labelled as inferred throughout.</w:t>
       </w:r>
     </w:p>
     <w:p>
@@ -17559,7 +16695,7 @@
           <w:color w:val="1C3A36"/>
           <w:sz w:val="21"/>
         </w:rPr>
-        <w:t>The founding family holds 68.0% and the free float is 11.6%. Minority shareholders have limited influence over capital allocation, related-party dealings and distribution policy. This is a governance fact, not an allegation, and it is one reason the justified multiples used here carry a discount.</w:t>
+        <w:t>The founding family holds 68.0% and the free float is 13.1%. Minority shareholders have limited influence over capital allocation, related-party dealings and distribution policy. This is a governance fact, not an allegation, and it is one reason the justified multiples used here carry a discount.</w:t>
       </w:r>
     </w:p>
     <w:p>
@@ -17580,7 +16716,7 @@
           <w:color w:val="1C3A36"/>
           <w:sz w:val="21"/>
         </w:rPr>
-        <w:t>Upward: sustained operating cash conversion above 60% of EBITDA for two consecutive halves; a credible reduction in the perceived country risk premium; order intake materially above burn. Downward: working capital rising through 26.0% of revenue; the cable gross margin failing to stabilise; a stall in disinflation that freezes the discount rate glide.</w:t>
+        <w:t>Upward: sustained operating cash conversion above 60% of EBITDA for two consecutive years; a credible reduction in the perceived country risk premium; Constructions and infrastructure revenue growth holding above the taper assumed here. Downward: working capital rising through 23.0% of revenue; segment margins failing to stabilise; a stall in disinflation that freezes the discount rate glide.</w:t>
       </w:r>
     </w:p>
     <w:p>
@@ -17916,7 +17052,7 @@
                 <w:color w:val="1C3A36"/>
                 <w:sz w:val="15"/>
               </w:rPr>
-              <w:t>365,556</w:t>
+              <w:t>370,030</w:t>
             </w:r>
           </w:p>
         </w:tc>
@@ -17934,7 +17070,7 @@
                 <w:color w:val="1C3A36"/>
                 <w:sz w:val="15"/>
               </w:rPr>
-              <w:t>408,521</w:t>
+              <w:t>422,528</w:t>
             </w:r>
           </w:p>
         </w:tc>
@@ -17952,7 +17088,7 @@
                 <w:color w:val="1C3A36"/>
                 <w:sz w:val="15"/>
               </w:rPr>
-              <w:t>442,252</w:t>
+              <w:t>466,619</w:t>
             </w:r>
           </w:p>
         </w:tc>
@@ -17970,7 +17106,7 @@
                 <w:color w:val="1C3A36"/>
                 <w:sz w:val="15"/>
               </w:rPr>
-              <w:t>477,217</w:t>
+              <w:t>510,440</w:t>
             </w:r>
           </w:p>
         </w:tc>
@@ -17988,7 +17124,7 @@
                 <w:color w:val="1C3A36"/>
                 <w:sz w:val="15"/>
               </w:rPr>
-              <w:t>514,192</w:t>
+              <w:t>555,225</w:t>
             </w:r>
           </w:p>
         </w:tc>
@@ -18043,7 +17179,7 @@
                 <w:color w:val="1C3A36"/>
                 <w:sz w:val="15"/>
               </w:rPr>
-              <w:t>43,898</w:t>
+              <w:t>43,899</w:t>
             </w:r>
           </w:p>
         </w:tc>
@@ -18061,7 +17197,7 @@
                 <w:color w:val="1C3A36"/>
                 <w:sz w:val="15"/>
               </w:rPr>
-              <w:t>40,720</w:t>
+              <w:t>40,762</w:t>
             </w:r>
           </w:p>
         </w:tc>
@@ -18212,7 +17348,7 @@
                 <w:color w:val="1C3A36"/>
                 <w:sz w:val="15"/>
               </w:rPr>
-              <w:t>31,602</w:t>
+              <w:t>31,601</w:t>
             </w:r>
           </w:p>
         </w:tc>
@@ -18232,7 +17368,7 @@
                 <w:color w:val="1C3A36"/>
                 <w:sz w:val="15"/>
               </w:rPr>
-              <w:t>30,622</w:t>
+              <w:t>28,363</w:t>
             </w:r>
           </w:p>
         </w:tc>
@@ -18252,7 +17388,7 @@
                 <w:color w:val="1C3A36"/>
                 <w:sz w:val="15"/>
               </w:rPr>
-              <w:t>41,094</w:t>
+              <w:t>35,158</w:t>
             </w:r>
           </w:p>
         </w:tc>
@@ -18272,7 +17408,7 @@
                 <w:color w:val="1C3A36"/>
                 <w:sz w:val="15"/>
               </w:rPr>
-              <w:t>44,941</w:t>
+              <w:t>41,645</w:t>
             </w:r>
           </w:p>
         </w:tc>
@@ -18292,7 +17428,7 @@
                 <w:color w:val="1C3A36"/>
                 <w:sz w:val="15"/>
               </w:rPr>
-              <w:t>48,914</w:t>
+              <w:t>47,603</w:t>
             </w:r>
           </w:p>
         </w:tc>
@@ -18312,7 +17448,7 @@
                 <w:color w:val="1C3A36"/>
                 <w:sz w:val="15"/>
               </w:rPr>
-              <w:t>53,240</w:t>
+              <w:t>53,648</w:t>
             </w:r>
           </w:p>
         </w:tc>
@@ -18332,7 +17468,7 @@
                 <w:color w:val="1C3A36"/>
                 <w:sz w:val="15"/>
               </w:rPr>
-              <w:t>57,882</w:t>
+              <w:t>59,209</w:t>
             </w:r>
           </w:p>
         </w:tc>
@@ -18405,7 +17541,7 @@
                 <w:color w:val="1C3A36"/>
                 <w:sz w:val="15"/>
               </w:rPr>
-              <w:t>10.9%</w:t>
+              <w:t>10.1%</w:t>
             </w:r>
           </w:p>
         </w:tc>
@@ -18423,7 +17559,7 @@
                 <w:color w:val="1C3A36"/>
                 <w:sz w:val="15"/>
               </w:rPr>
-              <w:t>11.2%</w:t>
+              <w:t>9.5%</w:t>
             </w:r>
           </w:p>
         </w:tc>
@@ -18441,7 +17577,7 @@
                 <w:color w:val="1C3A36"/>
                 <w:sz w:val="15"/>
               </w:rPr>
-              <w:t>11.0%</w:t>
+              <w:t>9.9%</w:t>
             </w:r>
           </w:p>
         </w:tc>
@@ -18459,7 +17595,7 @@
                 <w:color w:val="1C3A36"/>
                 <w:sz w:val="15"/>
               </w:rPr>
-              <w:t>11.1%</w:t>
+              <w:t>10.2%</w:t>
             </w:r>
           </w:p>
         </w:tc>
@@ -18477,7 +17613,7 @@
                 <w:color w:val="1C3A36"/>
                 <w:sz w:val="15"/>
               </w:rPr>
-              <w:t>11.2%</w:t>
+              <w:t>10.5%</w:t>
             </w:r>
           </w:p>
         </w:tc>
@@ -18495,7 +17631,7 @@
                 <w:color w:val="1C3A36"/>
                 <w:sz w:val="15"/>
               </w:rPr>
-              <w:t>11.3%</w:t>
+              <w:t>10.7%</w:t>
             </w:r>
           </w:p>
         </w:tc>
@@ -18568,7 +17704,7 @@
                 <w:color w:val="1C3A36"/>
                 <w:sz w:val="15"/>
               </w:rPr>
-              <w:t>(2,951)</w:t>
+              <w:t>(3,009)</w:t>
             </w:r>
           </w:p>
         </w:tc>
@@ -18586,7 +17722,7 @@
                 <w:color w:val="1C3A36"/>
                 <w:sz w:val="15"/>
               </w:rPr>
-              <w:t>(3,838)</w:t>
+              <w:t>(4,625)</w:t>
             </w:r>
           </w:p>
         </w:tc>
@@ -18604,7 +17740,7 @@
                 <w:color w:val="1C3A36"/>
                 <w:sz w:val="15"/>
               </w:rPr>
-              <w:t>(4,289)</w:t>
+              <w:t>(5,282)</w:t>
             </w:r>
           </w:p>
         </w:tc>
@@ -18622,7 +17758,7 @@
                 <w:color w:val="1C3A36"/>
                 <w:sz w:val="15"/>
               </w:rPr>
-              <w:t>(4,644)</w:t>
+              <w:t>(5,833)</w:t>
             </w:r>
           </w:p>
         </w:tc>
@@ -18640,7 +17776,7 @@
                 <w:color w:val="1C3A36"/>
                 <w:sz w:val="15"/>
               </w:rPr>
-              <w:t>(5,011)</w:t>
+              <w:t>(6,381)</w:t>
             </w:r>
           </w:p>
         </w:tc>
@@ -18658,7 +17794,7 @@
                 <w:color w:val="1C3A36"/>
                 <w:sz w:val="15"/>
               </w:rPr>
-              <w:t>(5,399)</w:t>
+              <w:t>(6,940)</w:t>
             </w:r>
           </w:p>
         </w:tc>
@@ -18739,7 +17875,7 @@
                 <w:color w:val="1C3A36"/>
                 <w:sz w:val="15"/>
               </w:rPr>
-              <w:t>27,671</w:t>
+              <w:t>25,354</w:t>
             </w:r>
           </w:p>
         </w:tc>
@@ -18759,7 +17895,7 @@
                 <w:color w:val="1C3A36"/>
                 <w:sz w:val="15"/>
               </w:rPr>
-              <w:t>37,256</w:t>
+              <w:t>30,533</w:t>
             </w:r>
           </w:p>
         </w:tc>
@@ -18779,7 +17915,7 @@
                 <w:color w:val="1C3A36"/>
                 <w:sz w:val="15"/>
               </w:rPr>
-              <w:t>40,651</w:t>
+              <w:t>36,363</w:t>
             </w:r>
           </w:p>
         </w:tc>
@@ -18799,7 +17935,7 @@
                 <w:color w:val="1C3A36"/>
                 <w:sz w:val="15"/>
               </w:rPr>
-              <w:t>44,271</w:t>
+              <w:t>41,770</w:t>
             </w:r>
           </w:p>
         </w:tc>
@@ -18819,7 +17955,7 @@
                 <w:color w:val="1C3A36"/>
                 <w:sz w:val="15"/>
               </w:rPr>
-              <w:t>48,229</w:t>
+              <w:t>47,268</w:t>
             </w:r>
           </w:p>
         </w:tc>
@@ -18839,7 +17975,7 @@
                 <w:color w:val="1C3A36"/>
                 <w:sz w:val="15"/>
               </w:rPr>
-              <w:t>52,483</w:t>
+              <w:t>52,269</w:t>
             </w:r>
           </w:p>
         </w:tc>
@@ -18912,7 +18048,7 @@
                 <w:color w:val="1C3A36"/>
                 <w:sz w:val="15"/>
               </w:rPr>
-              <w:t>(3,400)</w:t>
+              <w:t>(2,145)</w:t>
             </w:r>
           </w:p>
         </w:tc>
@@ -18930,7 +18066,7 @@
                 <w:color w:val="1C3A36"/>
                 <w:sz w:val="15"/>
               </w:rPr>
-              <w:t>(4,127)</w:t>
+              <w:t>(1,743)</w:t>
             </w:r>
           </w:p>
         </w:tc>
@@ -18948,7 +18084,7 @@
                 <w:color w:val="1C3A36"/>
                 <w:sz w:val="15"/>
               </w:rPr>
-              <w:t>(3,554)</w:t>
+              <w:t>(2,451)</w:t>
             </w:r>
           </w:p>
         </w:tc>
@@ -18966,7 +18102,7 @@
                 <w:color w:val="1C3A36"/>
                 <w:sz w:val="15"/>
               </w:rPr>
-              <w:t>(3,053)</w:t>
+              <w:t>(2,150)</w:t>
             </w:r>
           </w:p>
         </w:tc>
@@ -18984,7 +18120,7 @@
                 <w:color w:val="1C3A36"/>
                 <w:sz w:val="15"/>
               </w:rPr>
-              <w:t>(2,695)</w:t>
+              <w:t>(1,308)</w:t>
             </w:r>
           </w:p>
         </w:tc>
@@ -19002,7 +18138,7 @@
                 <w:color w:val="1C3A36"/>
                 <w:sz w:val="15"/>
               </w:rPr>
-              <w:t>(2,409)</w:t>
+              <w:t>(61)</w:t>
             </w:r>
           </w:p>
         </w:tc>
@@ -19075,7 +18211,7 @@
                 <w:color w:val="1C3A36"/>
                 <w:sz w:val="15"/>
               </w:rPr>
-              <w:t>1,302</w:t>
+              <w:t>1,569</w:t>
             </w:r>
           </w:p>
         </w:tc>
@@ -19093,7 +18229,7 @@
                 <w:color w:val="1C3A36"/>
                 <w:sz w:val="15"/>
               </w:rPr>
-              <w:t>1,406</w:t>
+              <w:t>1,694</w:t>
             </w:r>
           </w:p>
         </w:tc>
@@ -19111,7 +18247,7 @@
                 <w:color w:val="1C3A36"/>
                 <w:sz w:val="15"/>
               </w:rPr>
-              <w:t>1,519</w:t>
+              <w:t>1,830</w:t>
             </w:r>
           </w:p>
         </w:tc>
@@ -19129,7 +18265,7 @@
                 <w:color w:val="1C3A36"/>
                 <w:sz w:val="15"/>
               </w:rPr>
-              <w:t>1,640</w:t>
+              <w:t>1,976</w:t>
             </w:r>
           </w:p>
         </w:tc>
@@ -19147,7 +18283,7 @@
                 <w:color w:val="1C3A36"/>
                 <w:sz w:val="15"/>
               </w:rPr>
-              <w:t>1,772</w:t>
+              <w:t>2,134</w:t>
             </w:r>
           </w:p>
         </w:tc>
@@ -19165,7 +18301,7 @@
                 <w:color w:val="1C3A36"/>
                 <w:sz w:val="15"/>
               </w:rPr>
-              <w:t>1,913</w:t>
+              <w:t>2,305</w:t>
             </w:r>
           </w:p>
         </w:tc>
@@ -19238,7 +18374,7 @@
                 <w:color w:val="1C3A36"/>
                 <w:sz w:val="15"/>
               </w:rPr>
-              <w:t>25,573</w:t>
+              <w:t>24,778</w:t>
             </w:r>
           </w:p>
         </w:tc>
@@ -19401,7 +18537,7 @@
                 <w:color w:val="1C3A36"/>
                 <w:sz w:val="15"/>
               </w:rPr>
-              <w:t>(6,393)</w:t>
+              <w:t>(5,591)</w:t>
             </w:r>
           </w:p>
         </w:tc>
@@ -19564,7 +18700,7 @@
                 <w:color w:val="1C3A36"/>
                 <w:sz w:val="15"/>
               </w:rPr>
-              <w:t>19,180</w:t>
+              <w:t>19,187</w:t>
             </w:r>
           </w:p>
         </w:tc>
@@ -19727,7 +18863,7 @@
                 <w:color w:val="1C3A36"/>
                 <w:sz w:val="15"/>
               </w:rPr>
-              <w:t>(1,850)</w:t>
+              <w:t>(1,856)</w:t>
             </w:r>
           </w:p>
         </w:tc>
@@ -19918,7 +19054,7 @@
                 <w:color w:val="1C3A36"/>
                 <w:sz w:val="15"/>
               </w:rPr>
-              <w:t>23,403</w:t>
+              <w:t>20,788</w:t>
             </w:r>
           </w:p>
         </w:tc>
@@ -19938,7 +19074,7 @@
                 <w:color w:val="1C3A36"/>
                 <w:sz w:val="15"/>
               </w:rPr>
-              <w:t>25,655</w:t>
+              <w:t>24,375</w:t>
             </w:r>
           </w:p>
         </w:tc>
@@ -19958,7 +19094,7 @@
                 <w:color w:val="1C3A36"/>
                 <w:sz w:val="15"/>
               </w:rPr>
-              <w:t>28,761</w:t>
+              <w:t>28,367</w:t>
             </w:r>
           </w:p>
         </w:tc>
@@ -19978,7 +19114,7 @@
                 <w:color w:val="1C3A36"/>
                 <w:sz w:val="15"/>
               </w:rPr>
-              <w:t>32,311</w:t>
+              <w:t>32,798</w:t>
             </w:r>
           </w:p>
         </w:tc>
@@ -19998,7 +19134,7 @@
                 <w:color w:val="1C3A36"/>
                 <w:sz w:val="15"/>
               </w:rPr>
-              <w:t>36,224</w:t>
+              <w:t>37,175</w:t>
             </w:r>
           </w:p>
         </w:tc>
@@ -20089,7 +19225,7 @@
                 <w:color w:val="1C3A36"/>
                 <w:sz w:val="15"/>
               </w:rPr>
-              <w:t>10.93</w:t>
+              <w:t>9.71</w:t>
             </w:r>
           </w:p>
         </w:tc>
@@ -20107,7 +19243,7 @@
                 <w:color w:val="1C3A36"/>
                 <w:sz w:val="15"/>
               </w:rPr>
-              <w:t>11.98</w:t>
+              <w:t>11.39</w:t>
             </w:r>
           </w:p>
         </w:tc>
@@ -20125,7 +19261,7 @@
                 <w:color w:val="1C3A36"/>
                 <w:sz w:val="15"/>
               </w:rPr>
-              <w:t>13.43</w:t>
+              <w:t>13.25</w:t>
             </w:r>
           </w:p>
         </w:tc>
@@ -20143,7 +19279,7 @@
                 <w:color w:val="1C3A36"/>
                 <w:sz w:val="15"/>
               </w:rPr>
-              <w:t>15.09</w:t>
+              <w:t>15.32</w:t>
             </w:r>
           </w:p>
         </w:tc>
@@ -20161,7 +19297,7 @@
                 <w:color w:val="1C3A36"/>
                 <w:sz w:val="15"/>
               </w:rPr>
-              <w:t>16.92</w:t>
+              <w:t>17.37</w:t>
             </w:r>
           </w:p>
         </w:tc>
@@ -20183,7 +19319,7 @@
           <w:color w:val="6E7B77"/>
           <w:sz w:val="17"/>
         </w:rPr>
-        <w:t>FY2023 and FY2024 are taken from the company's audited consolidated statements and earnings releases. FY2025 is disclosed at the revenue, profit-after-tax and profit-after-minority lines; the intermediate lines are derived as described in section 7. Forecast profit is struck after net interest on the estimated debt and cash balances and after tax and minority interests, and therefore differs slightly from the free-cash-flow waterfall in section 1.1, which is a pre-financing measure by construction. Statutory earnings per share as reported by the company is struck after the Egyptian employee and board profit-share appropriation and is accordingly lower than the figures shown here.</w:t>
+        <w:t>FY2023, FY2024 and FY2025 are all taken directly from the company's audited consolidated statements — every line, including FY2025, is the audited figure, not a derivation. Forecast profit is struck after net interest on the estimated debt and cash balances and after tax and minority interests, and therefore differs slightly from the free-cash-flow waterfall in section 1.1, which is a pre-financing measure by construction. Statutory earnings per share as reported by the company is struck after the Egyptian employee and board profit-share appropriation and is accordingly lower than the figures shown here.</w:t>
       </w:r>
     </w:p>
     <w:p>
@@ -20301,7 +19437,7 @@
                 <w:color w:val="1C3A36"/>
                 <w:sz w:val="16"/>
               </w:rPr>
-              <w:t>FY2025 (estimated)</w:t>
+              <w:t>FY2025</w:t>
             </w:r>
           </w:p>
         </w:tc>
@@ -20374,7 +19510,7 @@
                 <w:color w:val="1C3A36"/>
                 <w:sz w:val="16"/>
               </w:rPr>
-              <w:t>33,024</w:t>
+              <w:t>35,961</w:t>
             </w:r>
           </w:p>
         </w:tc>
@@ -20447,7 +19583,7 @@
                 <w:color w:val="1C3A36"/>
                 <w:sz w:val="16"/>
               </w:rPr>
-              <w:t>—</w:t>
+              <w:t>6,758</w:t>
             </w:r>
           </w:p>
         </w:tc>
@@ -20520,7 +19656,7 @@
                 <w:color w:val="1C3A36"/>
                 <w:sz w:val="16"/>
               </w:rPr>
-              <w:t>—</w:t>
+              <w:t>59,860</w:t>
             </w:r>
           </w:p>
         </w:tc>
@@ -20593,7 +19729,7 @@
                 <w:color w:val="1C3A36"/>
                 <w:sz w:val="16"/>
               </w:rPr>
-              <w:t>—</w:t>
+              <w:t>29,895</w:t>
             </w:r>
           </w:p>
         </w:tc>
@@ -20666,7 +19802,7 @@
                 <w:color w:val="1C3A36"/>
                 <w:sz w:val="16"/>
               </w:rPr>
-              <w:t>—</w:t>
+              <w:t>116,260</w:t>
             </w:r>
           </w:p>
         </w:tc>
@@ -20739,7 +19875,7 @@
                 <w:color w:val="1C3A36"/>
                 <w:sz w:val="16"/>
               </w:rPr>
-              <w:t>51,828</w:t>
+              <w:t>41,949</w:t>
             </w:r>
           </w:p>
         </w:tc>
@@ -20820,7 +19956,7 @@
                 <w:color w:val="1C3A36"/>
                 <w:sz w:val="16"/>
               </w:rPr>
-              <w:t>311,090</w:t>
+              <w:t>311,099</w:t>
             </w:r>
           </w:p>
         </w:tc>
@@ -20893,7 +20029,7 @@
                 <w:color w:val="1C3A36"/>
                 <w:sz w:val="16"/>
               </w:rPr>
-              <w:t>71,617</w:t>
+              <w:t>62,509</w:t>
             </w:r>
           </w:p>
         </w:tc>
@@ -20966,7 +20102,7 @@
                 <w:color w:val="1C3A36"/>
                 <w:sz w:val="16"/>
               </w:rPr>
-              <w:t>—</w:t>
+              <w:t>68,896</w:t>
             </w:r>
           </w:p>
         </w:tc>
@@ -21039,7 +20175,7 @@
                 <w:color w:val="1C3A36"/>
                 <w:sz w:val="16"/>
               </w:rPr>
-              <w:t>—</w:t>
+              <w:t>81,266</w:t>
             </w:r>
           </w:p>
         </w:tc>
@@ -21112,7 +20248,7 @@
                 <w:color w:val="1C3A36"/>
                 <w:sz w:val="16"/>
               </w:rPr>
-              <w:t>70,464</w:t>
+              <w:t>66,871</w:t>
             </w:r>
           </w:p>
         </w:tc>
@@ -21185,7 +20321,7 @@
                 <w:color w:val="1C3A36"/>
                 <w:sz w:val="16"/>
               </w:rPr>
-              <w:t>5,852</w:t>
+              <w:t>5,119</w:t>
             </w:r>
           </w:p>
         </w:tc>
@@ -21226,7 +20362,7 @@
                 <w:color w:val="1C3A36"/>
                 <w:sz w:val="16"/>
               </w:rPr>
-              <w:t>14,768</w:t>
+              <w:t>16,214</w:t>
             </w:r>
           </w:p>
         </w:tc>
@@ -21246,7 +20382,7 @@
                 <w:color w:val="1C3A36"/>
                 <w:sz w:val="16"/>
               </w:rPr>
-              <w:t>20,028</w:t>
+              <w:t>20,903</w:t>
             </w:r>
           </w:p>
         </w:tc>
@@ -21266,7 +20402,7 @@
                 <w:color w:val="1C3A36"/>
                 <w:sz w:val="16"/>
               </w:rPr>
-              <w:t>19,789</w:t>
+              <w:t>20,560</w:t>
             </w:r>
           </w:p>
         </w:tc>
@@ -21339,7 +20475,7 @@
                 <w:color w:val="1C3A36"/>
                 <w:sz w:val="16"/>
               </w:rPr>
-              <w:t>64,641</w:t>
+              <w:t>55,853</w:t>
             </w:r>
           </w:p>
         </w:tc>
@@ -21380,7 +20516,7 @@
                 <w:color w:val="1C3A36"/>
                 <w:sz w:val="16"/>
               </w:rPr>
-              <w:t>0.74×</w:t>
+              <w:t>0.81×</w:t>
             </w:r>
           </w:p>
         </w:tc>
@@ -21400,7 +20536,7 @@
                 <w:color w:val="1C3A36"/>
                 <w:sz w:val="16"/>
               </w:rPr>
-              <w:t>0.63×</w:t>
+              <w:t>0.66×</w:t>
             </w:r>
           </w:p>
         </w:tc>
@@ -21420,7 +20556,7 @@
                 <w:color w:val="1C3A36"/>
                 <w:sz w:val="16"/>
               </w:rPr>
-              <w:t>0.65×</w:t>
+              <w:t>0.72×</w:t>
             </w:r>
           </w:p>
         </w:tc>
@@ -21442,7 +20578,7 @@
           <w:color w:val="6E7B77"/>
           <w:sz w:val="17"/>
         </w:rPr>
-        <w:t>FY2023 and FY2024 are audited. For FY2025 only total assets and net bank debt are disclosed; equity is rolled forward from the audited FY2024 figure for FY2025 profit less the dividend paid, and gross debt and cash are triangulated (three methods spanning 67,105 to 76,166). Only the disclosed net figure enters the valuation.</w:t>
+        <w:t>FY2023, FY2024 and FY2025 are all audited — every line, including FY2025, is the closing figure from the company's own consolidated statements. No triangulation or roll-forward is used for any historical year.</w:t>
       </w:r>
     </w:p>
     <w:p>
@@ -21637,7 +20773,7 @@
                 <w:color w:val="1C3A36"/>
                 <w:sz w:val="16"/>
               </w:rPr>
-              <w:t>84,078</w:t>
+              <w:t>73,636</w:t>
             </w:r>
           </w:p>
         </w:tc>
@@ -21655,7 +20791,7 @@
                 <w:color w:val="1C3A36"/>
                 <w:sz w:val="16"/>
               </w:rPr>
-              <w:t>93,960</w:t>
+              <w:t>84,083</w:t>
             </w:r>
           </w:p>
         </w:tc>
@@ -21673,7 +20809,7 @@
                 <w:color w:val="1C3A36"/>
                 <w:sz w:val="16"/>
               </w:rPr>
-              <w:t>101,718</w:t>
+              <w:t>92,857</w:t>
             </w:r>
           </w:p>
         </w:tc>
@@ -21691,7 +20827,7 @@
                 <w:color w:val="1C3A36"/>
                 <w:sz w:val="16"/>
               </w:rPr>
-              <w:t>109,760</w:t>
+              <w:t>101,578</w:t>
             </w:r>
           </w:p>
         </w:tc>
@@ -21709,7 +20845,7 @@
                 <w:color w:val="1C3A36"/>
                 <w:sz w:val="16"/>
               </w:rPr>
-              <w:t>118,264</w:t>
+              <w:t>110,490</w:t>
             </w:r>
           </w:p>
         </w:tc>
@@ -21746,7 +20882,7 @@
                 <w:color w:val="1C3A36"/>
                 <w:sz w:val="16"/>
               </w:rPr>
-              <w:t>40,153</w:t>
+              <w:t>47,617</w:t>
             </w:r>
           </w:p>
         </w:tc>
@@ -21764,7 +20900,7 @@
                 <w:color w:val="1C3A36"/>
                 <w:sz w:val="16"/>
               </w:rPr>
-              <w:t>47,710</w:t>
+              <w:t>59,237</w:t>
             </w:r>
           </w:p>
         </w:tc>
@@ -21782,7 +20918,7 @@
                 <w:color w:val="1C3A36"/>
                 <w:sz w:val="16"/>
               </w:rPr>
-              <w:t>55,450</w:t>
+              <w:t>70,202</w:t>
             </w:r>
           </w:p>
         </w:tc>
@@ -21800,7 +20936,7 @@
                 <w:color w:val="1C3A36"/>
                 <w:sz w:val="16"/>
               </w:rPr>
-              <w:t>62,847</w:t>
+              <w:t>80,666</w:t>
             </w:r>
           </w:p>
         </w:tc>
@@ -21818,7 +20954,7 @@
                 <w:color w:val="1C3A36"/>
                 <w:sz w:val="16"/>
               </w:rPr>
-              <w:t>69,788</w:t>
+              <w:t>90,938</w:t>
             </w:r>
           </w:p>
         </w:tc>
@@ -21855,7 +20991,7 @@
                 <w:color w:val="1C3A36"/>
                 <w:sz w:val="16"/>
               </w:rPr>
-              <w:t>1,459</w:t>
+              <w:t>1,749</w:t>
             </w:r>
           </w:p>
         </w:tc>
@@ -21873,7 +21009,7 @@
                 <w:color w:val="1C3A36"/>
                 <w:sz w:val="16"/>
               </w:rPr>
-              <w:t>1,459</w:t>
+              <w:t>1,749</w:t>
             </w:r>
           </w:p>
         </w:tc>
@@ -21891,7 +21027,7 @@
                 <w:color w:val="1C3A36"/>
                 <w:sz w:val="16"/>
               </w:rPr>
-              <w:t>1,459</w:t>
+              <w:t>1,749</w:t>
             </w:r>
           </w:p>
         </w:tc>
@@ -21909,7 +21045,7 @@
                 <w:color w:val="1C3A36"/>
                 <w:sz w:val="16"/>
               </w:rPr>
-              <w:t>1,459</w:t>
+              <w:t>1,749</w:t>
             </w:r>
           </w:p>
         </w:tc>
@@ -21927,7 +21063,7 @@
                 <w:color w:val="1C3A36"/>
                 <w:sz w:val="16"/>
               </w:rPr>
-              <w:t>1,459</w:t>
+              <w:t>1,749</w:t>
             </w:r>
           </w:p>
         </w:tc>
@@ -21964,7 +21100,7 @@
                 <w:color w:val="1C3A36"/>
                 <w:sz w:val="16"/>
               </w:rPr>
-              <w:t>125,690</w:t>
+              <w:t>123,002</w:t>
             </w:r>
           </w:p>
         </w:tc>
@@ -21982,7 +21118,7 @@
                 <w:color w:val="1C3A36"/>
                 <w:sz w:val="16"/>
               </w:rPr>
-              <w:t>143,129</w:t>
+              <w:t>145,069</w:t>
             </w:r>
           </w:p>
         </w:tc>
@@ -22000,7 +21136,7 @@
                 <w:color w:val="1C3A36"/>
                 <w:sz w:val="16"/>
               </w:rPr>
-              <w:t>158,627</w:t>
+              <w:t>164,808</w:t>
             </w:r>
           </w:p>
         </w:tc>
@@ -22018,7 +21154,7 @@
                 <w:color w:val="1C3A36"/>
                 <w:sz w:val="16"/>
               </w:rPr>
-              <w:t>174,066</w:t>
+              <w:t>183,992</w:t>
             </w:r>
           </w:p>
         </w:tc>
@@ -22036,7 +21172,7 @@
                 <w:color w:val="1C3A36"/>
                 <w:sz w:val="16"/>
               </w:rPr>
-              <w:t>189,512</w:t>
+              <w:t>203,176</w:t>
             </w:r>
           </w:p>
         </w:tc>
@@ -22073,7 +21209,7 @@
                 <w:color w:val="1C3A36"/>
                 <w:sz w:val="16"/>
               </w:rPr>
-              <w:t>22.2%</w:t>
+              <w:t>18.7%</w:t>
             </w:r>
           </w:p>
         </w:tc>
@@ -22091,7 +21227,7 @@
                 <w:color w:val="1C3A36"/>
                 <w:sz w:val="16"/>
               </w:rPr>
-              <w:t>21.3%</w:t>
+              <w:t>18.9%</w:t>
             </w:r>
           </w:p>
         </w:tc>
@@ -22109,7 +21245,7 @@
                 <w:color w:val="1C3A36"/>
                 <w:sz w:val="16"/>
               </w:rPr>
-              <w:t>20.9%</w:t>
+              <w:t>19.1%</w:t>
             </w:r>
           </w:p>
         </w:tc>
@@ -22127,7 +21263,7 @@
                 <w:color w:val="1C3A36"/>
                 <w:sz w:val="16"/>
               </w:rPr>
-              <w:t>20.8%</w:t>
+              <w:t>19.4%</w:t>
             </w:r>
           </w:p>
         </w:tc>
@@ -22145,7 +21281,7 @@
                 <w:color w:val="1C3A36"/>
                 <w:sz w:val="16"/>
               </w:rPr>
-              <w:t>20.8%</w:t>
+              <w:t>19.4%</w:t>
             </w:r>
           </w:p>
         </w:tc>
@@ -22182,7 +21318,7 @@
                 <w:color w:val="1C3A36"/>
                 <w:sz w:val="16"/>
               </w:rPr>
-              <w:t>(10,967)</w:t>
+              <w:t>(16,281)</w:t>
             </w:r>
           </w:p>
         </w:tc>
@@ -22200,7 +21336,7 @@
                 <w:color w:val="1C3A36"/>
                 <w:sz w:val="16"/>
               </w:rPr>
-              <w:t>(11,847)</w:t>
+              <w:t>(16,901)</w:t>
             </w:r>
           </w:p>
         </w:tc>
@@ -22218,7 +21354,7 @@
                 <w:color w:val="1C3A36"/>
                 <w:sz w:val="16"/>
               </w:rPr>
-              <w:t>(12,383)</w:t>
+              <w:t>(16,798)</w:t>
             </w:r>
           </w:p>
         </w:tc>
@@ -22236,7 +21372,7 @@
                 <w:color w:val="1C3A36"/>
                 <w:sz w:val="16"/>
               </w:rPr>
-              <w:t>(12,408)</w:t>
+              <w:t>(16,845)</w:t>
             </w:r>
           </w:p>
         </w:tc>
@@ -22254,7 +21390,7 @@
                 <w:color w:val="1C3A36"/>
                 <w:sz w:val="16"/>
               </w:rPr>
-              <w:t>(12,341)</w:t>
+              <w:t>(17,212)</w:t>
             </w:r>
           </w:p>
         </w:tc>
@@ -22295,7 +21431,7 @@
                 <w:color w:val="1C3A36"/>
                 <w:sz w:val="16"/>
               </w:rPr>
-              <w:t>(19,437)</w:t>
+              <w:t>(17,783)</w:t>
             </w:r>
           </w:p>
         </w:tc>
@@ -22315,7 +21451,7 @@
                 <w:color w:val="1C3A36"/>
                 <w:sz w:val="16"/>
               </w:rPr>
-              <w:t>(9,882)</w:t>
+              <w:t>(10,447)</w:t>
             </w:r>
           </w:p>
         </w:tc>
@@ -22335,7 +21471,7 @@
                 <w:color w:val="1C3A36"/>
                 <w:sz w:val="16"/>
               </w:rPr>
-              <w:t>(7,758)</w:t>
+              <w:t>(8,774)</w:t>
             </w:r>
           </w:p>
         </w:tc>
@@ -22355,7 +21491,7 @@
                 <w:color w:val="1C3A36"/>
                 <w:sz w:val="16"/>
               </w:rPr>
-              <w:t>(8,042)</w:t>
+              <w:t>(8,720)</w:t>
             </w:r>
           </w:p>
         </w:tc>
@@ -22375,7 +21511,7 @@
                 <w:color w:val="1C3A36"/>
                 <w:sz w:val="16"/>
               </w:rPr>
-              <w:t>(8,504)</w:t>
+              <w:t>(8,912)</w:t>
             </w:r>
           </w:p>
         </w:tc>
@@ -22412,7 +21548,7 @@
                 <w:color w:val="1C3A36"/>
                 <w:sz w:val="16"/>
               </w:rPr>
-              <w:t>1,377</w:t>
+              <w:t>-6,387</w:t>
             </w:r>
           </w:p>
         </w:tc>
@@ -22430,7 +21566,7 @@
                 <w:color w:val="1C3A36"/>
                 <w:sz w:val="16"/>
               </w:rPr>
-              <w:t>13,049</w:t>
+              <w:t>5,387</w:t>
             </w:r>
           </w:p>
         </w:tc>
@@ -22448,7 +21584,7 @@
                 <w:color w:val="1C3A36"/>
                 <w:sz w:val="16"/>
               </w:rPr>
-              <w:t>17,706</w:t>
+              <w:t>11,797</w:t>
             </w:r>
           </w:p>
         </w:tc>
@@ -22466,7 +21602,7 @@
                 <w:color w:val="1C3A36"/>
                 <w:sz w:val="16"/>
               </w:rPr>
-              <w:t>20,733</w:t>
+              <w:t>16,503</w:t>
             </w:r>
           </w:p>
         </w:tc>
@@ -22484,7 +21620,7 @@
                 <w:color w:val="1C3A36"/>
                 <w:sz w:val="16"/>
               </w:rPr>
-              <w:t>23,917</w:t>
+              <w:t>20,279</w:t>
             </w:r>
           </w:p>
         </w:tc>
@@ -22521,7 +21657,7 @@
                 <w:color w:val="1C3A36"/>
                 <w:sz w:val="16"/>
               </w:rPr>
-              <w:t>88,016</w:t>
+              <w:t>84,541</w:t>
             </w:r>
           </w:p>
         </w:tc>
@@ -22539,7 +21675,7 @@
                 <w:color w:val="1C3A36"/>
                 <w:sz w:val="16"/>
               </w:rPr>
-              <w:t>107,258</w:t>
+              <w:t>105,259</w:t>
             </w:r>
           </w:p>
         </w:tc>
@@ -22557,7 +21693,7 @@
                 <w:color w:val="1C3A36"/>
                 <w:sz w:val="16"/>
               </w:rPr>
-              <w:t>128,828</w:t>
+              <w:t>129,371</w:t>
             </w:r>
           </w:p>
         </w:tc>
@@ -22575,7 +21711,7 @@
                 <w:color w:val="1C3A36"/>
                 <w:sz w:val="16"/>
               </w:rPr>
-              <w:t>153,062</w:t>
+              <w:t>157,250</w:t>
             </w:r>
           </w:p>
         </w:tc>
@@ -22593,7 +21729,7 @@
                 <w:color w:val="1C3A36"/>
                 <w:sz w:val="16"/>
               </w:rPr>
-              <w:t>180,230</w:t>
+              <w:t>188,849</w:t>
             </w:r>
           </w:p>
         </w:tc>
@@ -22630,7 +21766,7 @@
                 <w:color w:val="1C3A36"/>
                 <w:sz w:val="16"/>
               </w:rPr>
-              <w:t>27,358</w:t>
+              <w:t>31,382</w:t>
             </w:r>
           </w:p>
         </w:tc>
@@ -22648,7 +21784,7 @@
                 <w:color w:val="1C3A36"/>
                 <w:sz w:val="16"/>
               </w:rPr>
-              <w:t>23,957</w:t>
+              <w:t>31,501</w:t>
             </w:r>
           </w:p>
         </w:tc>
@@ -22666,7 +21802,7 @@
                 <w:color w:val="1C3A36"/>
                 <w:sz w:val="16"/>
               </w:rPr>
-              <w:t>16,044</w:t>
+              <w:t>25,582</w:t>
             </w:r>
           </w:p>
         </w:tc>
@@ -22684,7 +21820,7 @@
                 <w:color w:val="1C3A36"/>
                 <w:sz w:val="16"/>
               </w:rPr>
-              <w:t>5,129</w:t>
+              <w:t>14,987</w:t>
             </w:r>
           </w:p>
         </w:tc>
@@ -22702,7 +21838,7 @@
                 <w:color w:val="1C3A36"/>
                 <w:sz w:val="16"/>
               </w:rPr>
-              <w:t>-9,025</w:t>
+              <w:t>330</w:t>
             </w:r>
           </w:p>
         </w:tc>
@@ -22724,7 +21860,7 @@
           <w:color w:val="1C3A36"/>
           <w:sz w:val="21"/>
         </w:rPr>
-        <w:t>The FY2024 accounts are the reason the free-cash-flow line above should be read carefully. That year the group turned EGP 31,602mn of EBITDA into EGP 3,979mn of operating cash after interest of EGP 7,707mn and tax of EGP 4,891mn, then spent EGP 8,766mn on capital expenditure. The forecast assumes working-capital intensity stops rising, which is what allows free cash flow to turn positive and build. If it does not, the model is wrong in the direction that matters most.</w:t>
+        <w:t>The FY2025 accounts are the reason the free-cash-flow line above should be read carefully. That year the group turned EGP 28,363mn of EBITDA into EGP 12,766mn of operating cash after interest of EGP 5,740mn and tax of EGP 8,299mn, then spent EGP 13,112mn on capital expenditure. The forecast assumes working-capital intensity stays near this level rather than deteriorating, which is what allows free cash flow to turn positive and build. If it does not, the model is wrong in the direction that matters most.</w:t>
       </w:r>
     </w:p>
     <w:p>
@@ -23130,7 +22266,7 @@
                 <w:color w:val="1C3A36"/>
                 <w:sz w:val="16"/>
               </w:rPr>
-              <w:t>the right frame for the roughly 27% of revenue that is turnkey project work</w:t>
+              <w:t>the right frame for the roughly 32% of revenue that is the Constructions and infrastructure segment</w:t>
             </w:r>
           </w:p>
         </w:tc>
@@ -23170,7 +22306,7 @@
           <w:color w:val="1C3A36"/>
           <w:sz w:val="21"/>
         </w:rPr>
-        <w:t>The absence of a clean comparable is itself a finding. This is a diversified industrial group with a manufacturing business, a contracting business and an infrastructure portfolio, listed in a frontier market, earning most of its revenue elsewhere. Any single peer multiple applied to it imports assumptions about country risk that the cash-flow model tests explicitly. That is why the relative lens carries a fifth of the weight and not more.</w:t>
+        <w:t>The absence of a clean comparable is itself a finding. This is a diversified industrial group with a manufacturing business, a contracting business and an infrastructure portfolio, listed in a frontier market, earning just over half its revenue on a hard-currency-linked basis. Any single peer multiple applied to it imports assumptions about country risk that the cash-flow model tests explicitly. That is why the relative lens carries a fifth of the weight and not more.</w:t>
       </w:r>
     </w:p>
     <w:p>
@@ -23323,7 +22459,7 @@
                 <w:color w:val="1C3A36"/>
                 <w:sz w:val="16"/>
               </w:rPr>
-              <w:t>the exchange-rate sensitivity spans 70.74 per share</w:t>
+              <w:t>the exchange-rate sensitivity spans 29.23 per share</w:t>
             </w:r>
           </w:p>
         </w:tc>
@@ -23378,7 +22514,7 @@
                 <w:color w:val="1C3A36"/>
                 <w:sz w:val="16"/>
               </w:rPr>
-              <w:t>the explicit-against-terminal grid spans 35.23 per share</w:t>
+              <w:t>the explicit-against-terminal grid spans 35.98 per share</w:t>
             </w:r>
           </w:p>
         </w:tc>
@@ -23433,7 +22569,7 @@
                 <w:color w:val="1C3A36"/>
                 <w:sz w:val="16"/>
               </w:rPr>
-              <w:t>6.17 per share across the tested range</w:t>
+              <w:t>12.69 per share across the tested range</w:t>
             </w:r>
           </w:p>
         </w:tc>
@@ -23470,7 +22606,7 @@
                 <w:color w:val="1C3A36"/>
                 <w:sz w:val="16"/>
               </w:rPr>
-              <w:t>cable margins fail to stabilise after the currency windfall unwinds</w:t>
+              <w:t>segment margins fail to stabilise after the currency windfall that lifted FY2023-24 unwinds further</w:t>
             </w:r>
           </w:p>
         </w:tc>
@@ -23488,7 +22624,7 @@
                 <w:color w:val="1C3A36"/>
                 <w:sz w:val="16"/>
               </w:rPr>
-              <w:t>41.76 per share across ±2 percentage points</w:t>
+              <w:t>48.92 per share across ±2 percentage points</w:t>
             </w:r>
           </w:p>
         </w:tc>
@@ -23543,7 +22679,7 @@
                 <w:color w:val="1C3A36"/>
                 <w:sz w:val="16"/>
               </w:rPr>
-              <w:t>11.40 per share across the tested range</w:t>
+              <w:t>11.88 per share across the tested range</w:t>
             </w:r>
           </w:p>
         </w:tc>
@@ -23580,7 +22716,7 @@
                 <w:color w:val="1C3A36"/>
                 <w:sz w:val="16"/>
               </w:rPr>
-              <w:t>free float of 11.6%; minority influence over capital allocation is limited</w:t>
+              <w:t>free float of 13.1%; minority influence over capital allocation is limited</w:t>
             </w:r>
           </w:p>
         </w:tc>
@@ -23617,7 +22753,7 @@
                 <w:color w:val="1C3A36"/>
                 <w:sz w:val="16"/>
               </w:rPr>
-              <w:t>Execution and country concentration in the order book</w:t>
+              <w:t>Execution and country concentration</w:t>
             </w:r>
           </w:p>
         </w:tc>
@@ -23653,7 +22789,7 @@
                 <w:color w:val="1C3A36"/>
                 <w:sz w:val="16"/>
               </w:rPr>
-              <w:t>sits inside the engineering and construction margin assumption</w:t>
+              <w:t>sits inside the Constructions and infrastructure segment margin assumption</w:t>
             </w:r>
           </w:p>
         </w:tc>
@@ -23672,7 +22808,7 @@
                 <w:color w:val="1C3A36"/>
                 <w:sz w:val="16"/>
               </w:rPr>
-              <w:t>Disclosure lag</w:t>
+              <w:t>No order book or unit-volume disclosure</w:t>
             </w:r>
           </w:p>
         </w:tc>
@@ -23690,7 +22826,7 @@
                 <w:color w:val="1C3A36"/>
                 <w:sz w:val="16"/>
               </w:rPr>
-              <w:t>the FY2025 audited statements were not reachable at the time of writing; several FY2025 lines are derived</w:t>
+              <w:t>the forecast tapers on segment revenue growth rather than a reconstructed unit or backlog-burn model</w:t>
             </w:r>
           </w:p>
         </w:tc>
@@ -23708,7 +22844,7 @@
                 <w:color w:val="1C3A36"/>
                 <w:sz w:val="16"/>
               </w:rPr>
-              <w:t>stated in full in section 7; falsified or confirmed by the audited FY2025 accounts</w:t>
+              <w:t>stated in full in section 7</w:t>
             </w:r>
           </w:p>
         </w:tc>
@@ -23744,7 +22880,7 @@
           <w:color w:val="1C3A36"/>
           <w:sz w:val="21"/>
         </w:rPr>
-        <w:t>Research for this study proceeded in four layers: the global and macroeconomic backdrop; the country; the industry; and the company itself. The full source-by-source register, with dates, layers and the four-field provenance of every input, is published as a separate bibliography document accompanying this study. Two negative results are recorded here because they shaped what could and could not be asserted.</w:t>
+        <w:t>Research for this study proceeded in four layers: the global and macroeconomic backdrop; the country; the industry; and the company itself. The full source-by-source register, with dates, layers and the four-field provenance of every input, is published as a separate bibliography document accompanying this study. This version was rebuilt once the company's own audited FY2023-25 consolidated statements and Q1-2026 condensed interim statements became available; two negative results remain and are recorded here because they shaped what could and could not be asserted.</w:t>
       </w:r>
     </w:p>
     <w:p>
@@ -23758,14 +22894,14 @@
           <w:color w:val="1C3A36"/>
           <w:sz w:val="21"/>
         </w:rPr>
-        <w:t xml:space="preserve">The audited FY2025 consolidated statements could not be retrieved. </w:t>
+        <w:t xml:space="preserve">No order book, backlog or unit-volume figure is disclosed anywhere. </w:t>
       </w:r>
       <w:r>
         <w:rPr>
           <w:color w:val="1C3A36"/>
           <w:sz w:val="21"/>
         </w:rPr>
-        <w:t>The company's investor-relations site and the exchange's filing archive were unreachable from the research environment. FY2025 is therefore built from disclosed headline figures reported by financial press covering the exchange filing, cross-checked against each other and against the quarterly path. Every derived line is labelled.</w:t>
+        <w:t>Neither the three audited annual statements nor the Q1-2026 interim discloses a tonnage, MVA, meter-count or backlog figure for any segment. The forecast is built as a taper on each segment's own recent revenue growth and margin path instead.</w:t>
       </w:r>
     </w:p>
     <w:p>
@@ -23779,14 +22915,14 @@
           <w:color w:val="1C3A36"/>
           <w:sz w:val="21"/>
         </w:rPr>
-        <w:t xml:space="preserve">No FY2025 or Q1-2026 segment table was obtainable. </w:t>
+        <w:t xml:space="preserve">A facility-by-facility currency split of the debt book is not disclosed. </w:t>
       </w:r>
       <w:r>
         <w:rPr>
           <w:color w:val="1C3A36"/>
           <w:sz w:val="21"/>
         </w:rPr>
-        <w:t>The last fully disclosed segment table is the first quarter of 2025. Segment shares for FY2025 are apportioned from company commentary and that table.</w:t>
+        <w:t>The audited notes give average rates by currency bucket (Egyptian pound and a blended hard-currency bucket in FY2025) but not the size of each bucket. The pound share used here is back-solved from the independently computed effective interest rate and is labelled as inferred.</w:t>
       </w:r>
     </w:p>
     <w:p>
@@ -23970,7 +23106,7 @@
                 <w:color w:val="1C3A36"/>
                 <w:sz w:val="17"/>
               </w:rPr>
-              <w:t>442,252</w:t>
+              <w:t>466,619</w:t>
             </w:r>
           </w:p>
         </w:tc>
@@ -24007,7 +23143,7 @@
                 <w:color w:val="1C3A36"/>
                 <w:sz w:val="17"/>
               </w:rPr>
-              <w:t>11.8%</w:t>
+              <w:t>10.2%</w:t>
             </w:r>
           </w:p>
         </w:tc>
@@ -24044,7 +23180,7 @@
                 <w:color w:val="1C3A36"/>
                 <w:sz w:val="17"/>
               </w:rPr>
-              <w:t>47,542</w:t>
+              <w:t>41,770</w:t>
             </w:r>
           </w:p>
         </w:tc>
@@ -24081,7 +23217,7 @@
                 <w:color w:val="1C3A36"/>
                 <w:sz w:val="17"/>
               </w:rPr>
-              <w:t>(3,053)</w:t>
+              <w:t>(1,056)</w:t>
             </w:r>
           </w:p>
         </w:tc>
@@ -24118,7 +23254,7 @@
                 <w:color w:val="1C3A36"/>
                 <w:sz w:val="17"/>
               </w:rPr>
-              <w:t>14.50</w:t>
+              <w:t>13.47</w:t>
             </w:r>
           </w:p>
         </w:tc>
@@ -24192,7 +23328,7 @@
                 <w:color w:val="1C3A36"/>
                 <w:sz w:val="17"/>
               </w:rPr>
-              <w:t>137.70</w:t>
+              <w:t>127.96</w:t>
             </w:r>
           </w:p>
         </w:tc>
@@ -24233,7 +23369,7 @@
                 <w:color w:val="1C3A36"/>
                 <w:sz w:val="17"/>
               </w:rPr>
-              <w:t>101.47 – 173.94</w:t>
+              <w:t>94.29 – 161.63</w:t>
             </w:r>
           </w:p>
         </w:tc>
@@ -24255,7 +23391,7 @@
           <w:color w:val="1C3A36"/>
           <w:sz w:val="21"/>
         </w:rPr>
-        <w:t>Named sensitivity: each one-turn change in the multiple is worth EGP 14.50 per share, and each percentage point of mid-cycle EBITDA margin is worth roughly EGP 1.05 per share.</w:t>
+        <w:t>Named sensitivity: each one-turn change in the multiple is worth EGP 13.47 per share, and each percentage point of mid-cycle EBITDA margin is worth roughly EGP 1.13 per share.</w:t>
       </w:r>
     </w:p>
     <w:p>
@@ -24412,7 +23548,7 @@
                 <w:color w:val="1C3A36"/>
                 <w:sz w:val="17"/>
               </w:rPr>
-              <w:t>20,785</w:t>
+              <w:t>16,193</w:t>
             </w:r>
           </w:p>
         </w:tc>
@@ -24449,7 +23585,7 @@
                 <w:color w:val="1C3A36"/>
                 <w:sz w:val="17"/>
               </w:rPr>
-              <w:t>(2,021)</w:t>
+              <w:t>(608)</w:t>
             </w:r>
           </w:p>
         </w:tc>
@@ -24468,7 +23604,7 @@
                 <w:color w:val="1C3A36"/>
                 <w:sz w:val="17"/>
               </w:rPr>
-              <w:t>Less minority share (9.6%)</w:t>
+              <w:t>Less minority share (9.7%)</w:t>
             </w:r>
           </w:p>
         </w:tc>
@@ -24486,7 +23622,7 @@
                 <w:color w:val="1C3A36"/>
                 <w:sz w:val="17"/>
               </w:rPr>
-              <w:t>(1,810)</w:t>
+              <w:t>(1,508)</w:t>
             </w:r>
           </w:p>
         </w:tc>
@@ -24523,7 +23659,7 @@
                 <w:color w:val="1C3A36"/>
                 <w:sz w:val="17"/>
               </w:rPr>
-              <w:t>16,954</w:t>
+              <w:t>14,077</w:t>
             </w:r>
           </w:p>
         </w:tc>
@@ -24597,7 +23733,7 @@
                 <w:color w:val="1C3A36"/>
                 <w:sz w:val="17"/>
               </w:rPr>
-              <w:t>66.19</w:t>
+              <w:t>54.96</w:t>
             </w:r>
           </w:p>
         </w:tc>
@@ -24638,7 +23774,7 @@
                 <w:color w:val="1C3A36"/>
                 <w:sz w:val="17"/>
               </w:rPr>
-              <w:t>40.82 – 72.60</w:t>
+              <w:t>33.89 – 60.28</w:t>
             </w:r>
           </w:p>
         </w:tc>
@@ -24660,7 +23796,7 @@
           <w:color w:val="1C3A36"/>
           <w:sz w:val="21"/>
         </w:rPr>
-        <w:t>This is the harshest of the three readings, at EGP 66.19, and the reason is specific and defensible: it takes the FY2024 evidence — EGP 31,602mn of EBITDA converting to EGP 3,979mn of operating cash — as a statement about the business model rather than about one unusual year.</w:t>
+        <w:t>This is the harshest of the three readings, at EGP 54.96, and the reason is specific and defensible: it takes the FY2025 evidence — EGP 28,363mn of EBITDA converting to EGP 12,766mn of operating cash — as a statement about the business model rather than about one unusual year.</w:t>
       </w:r>
     </w:p>
     <w:p>
@@ -24674,7 +23810,7 @@
           <w:color w:val="1C3A36"/>
           <w:sz w:val="21"/>
         </w:rPr>
-        <w:t>Named sensitivity: if working capital intensity fell by two percentage points of revenue, this valuation would rise by roughly a third, because the entire gap between this expert and the other two is the cash the order book absorbs.</w:t>
+        <w:t>Named sensitivity: if working capital intensity fell by two percentage points of revenue, this valuation would rise by roughly a third, because the entire gap between this expert and the other two is the cash working capital absorbs.</w:t>
       </w:r>
     </w:p>
     <w:p>
@@ -24831,7 +23967,7 @@
                 <w:color w:val="1C3A36"/>
                 <w:sz w:val="17"/>
               </w:rPr>
-              <w:t>99,125</w:t>
+              <w:t>93,562</w:t>
             </w:r>
           </w:p>
         </w:tc>
@@ -24868,7 +24004,7 @@
                 <w:color w:val="1C3A36"/>
                 <w:sz w:val="17"/>
               </w:rPr>
-              <w:t>14,148</w:t>
+              <w:t>8,592</w:t>
             </w:r>
           </w:p>
         </w:tc>
@@ -24905,7 +24041,7 @@
                 <w:color w:val="1C3A36"/>
                 <w:sz w:val="17"/>
               </w:rPr>
-              <w:t>43,913</w:t>
+              <w:t>39,806</w:t>
             </w:r>
           </w:p>
         </w:tc>
@@ -24942,7 +24078,7 @@
                 <w:color w:val="1C3A36"/>
                 <w:sz w:val="17"/>
               </w:rPr>
-              <w:t>157,186</w:t>
+              <w:t>141,960</w:t>
             </w:r>
           </w:p>
         </w:tc>
@@ -24979,7 +24115,7 @@
                 <w:color w:val="1C3A36"/>
                 <w:sz w:val="17"/>
               </w:rPr>
-              <w:t>60.72</w:t>
+              <w:t>54.07</w:t>
             </w:r>
           </w:p>
         </w:tc>
@@ -25020,7 +24156,7 @@
                 <w:color w:val="1C3A36"/>
                 <w:sz w:val="17"/>
               </w:rPr>
-              <w:t>49.99 – 91.15</w:t>
+              <w:t>45.07 – 78.89</w:t>
             </w:r>
           </w:p>
         </w:tc>
@@ -25209,7 +24345,7 @@
                 <w:color w:val="1C3A36"/>
                 <w:sz w:val="16"/>
               </w:rPr>
-              <w:t>22.2%</w:t>
+              <w:t>18.7%</w:t>
             </w:r>
           </w:p>
         </w:tc>
@@ -25227,7 +24363,7 @@
                 <w:color w:val="1C3A36"/>
                 <w:sz w:val="16"/>
               </w:rPr>
-              <w:t>21.3%</w:t>
+              <w:t>18.9%</w:t>
             </w:r>
           </w:p>
         </w:tc>
@@ -25245,7 +24381,7 @@
                 <w:color w:val="1C3A36"/>
                 <w:sz w:val="16"/>
               </w:rPr>
-              <w:t>20.9%</w:t>
+              <w:t>19.1%</w:t>
             </w:r>
           </w:p>
         </w:tc>
@@ -25263,7 +24399,7 @@
                 <w:color w:val="1C3A36"/>
                 <w:sz w:val="16"/>
               </w:rPr>
-              <w:t>20.8%</w:t>
+              <w:t>19.4%</w:t>
             </w:r>
           </w:p>
         </w:tc>
@@ -25281,7 +24417,7 @@
                 <w:color w:val="1C3A36"/>
                 <w:sz w:val="16"/>
               </w:rPr>
-              <w:t>20.8%</w:t>
+              <w:t>19.4%</w:t>
             </w:r>
           </w:p>
         </w:tc>
@@ -25318,7 +24454,7 @@
                 <w:color w:val="1C3A36"/>
                 <w:sz w:val="16"/>
               </w:rPr>
-              <w:t>26.9%</w:t>
+              <w:t>26.6%</w:t>
             </w:r>
           </w:p>
         </w:tc>
@@ -25336,7 +24472,7 @@
                 <w:color w:val="1C3A36"/>
                 <w:sz w:val="16"/>
               </w:rPr>
-              <w:t>23.0%</w:t>
+              <w:t>22.7%</w:t>
             </w:r>
           </w:p>
         </w:tc>
@@ -25354,7 +24490,7 @@
                 <w:color w:val="1C3A36"/>
                 <w:sz w:val="16"/>
               </w:rPr>
-              <w:t>19.5%</w:t>
+              <w:t>19.4%</w:t>
             </w:r>
           </w:p>
         </w:tc>
@@ -25372,7 +24508,7 @@
                 <w:color w:val="1C3A36"/>
                 <w:sz w:val="16"/>
               </w:rPr>
-              <w:t>17.1%</w:t>
+              <w:t>16.8%</w:t>
             </w:r>
           </w:p>
         </w:tc>
@@ -25390,7 +24526,7 @@
                 <w:color w:val="1C3A36"/>
                 <w:sz w:val="16"/>
               </w:rPr>
-              <w:t>15.1%</w:t>
+              <w:t>14.8%</w:t>
             </w:r>
           </w:p>
         </w:tc>
@@ -25427,7 +24563,7 @@
                 <w:color w:val="1C3A36"/>
                 <w:sz w:val="16"/>
               </w:rPr>
-              <w:t>-4.7pp</w:t>
+              <w:t>-7.9pp</w:t>
             </w:r>
           </w:p>
         </w:tc>
@@ -25445,7 +24581,7 @@
                 <w:color w:val="1C3A36"/>
                 <w:sz w:val="16"/>
               </w:rPr>
-              <w:t>-1.7pp</w:t>
+              <w:t>-3.8pp</w:t>
             </w:r>
           </w:p>
         </w:tc>
@@ -25463,7 +24599,7 @@
                 <w:color w:val="1C3A36"/>
                 <w:sz w:val="16"/>
               </w:rPr>
-              <w:t>+1.4pp</w:t>
+              <w:t>-0.3pp</w:t>
             </w:r>
           </w:p>
         </w:tc>
@@ -25481,7 +24617,7 @@
                 <w:color w:val="1C3A36"/>
                 <w:sz w:val="16"/>
               </w:rPr>
-              <w:t>+3.7pp</w:t>
+              <w:t>+2.6pp</w:t>
             </w:r>
           </w:p>
         </w:tc>
@@ -25499,7 +24635,7 @@
                 <w:color w:val="1C3A36"/>
                 <w:sz w:val="16"/>
               </w:rPr>
-              <w:t>+5.6pp</w:t>
+              <w:t>+4.6pp</w:t>
             </w:r>
           </w:p>
         </w:tc>
@@ -25540,7 +24676,7 @@
                 <w:color w:val="1C3A36"/>
                 <w:sz w:val="16"/>
               </w:rPr>
-              <w:t>1,279</w:t>
+              <w:t>-1,862</w:t>
             </w:r>
           </w:p>
         </w:tc>
@@ -25560,7 +24696,7 @@
                 <w:color w:val="1C3A36"/>
                 <w:sz w:val="16"/>
               </w:rPr>
-              <w:t>1,606</w:t>
+              <w:t>-469</w:t>
             </w:r>
           </w:p>
         </w:tc>
@@ -25580,7 +24716,7 @@
                 <w:color w:val="1C3A36"/>
                 <w:sz w:val="16"/>
               </w:rPr>
-              <w:t>5,222</w:t>
+              <w:t>3,350</w:t>
             </w:r>
           </w:p>
         </w:tc>
@@ -25600,7 +24736,7 @@
                 <w:color w:val="1C3A36"/>
                 <w:sz w:val="16"/>
               </w:rPr>
-              <w:t>9,046</w:t>
+              <w:t>7,980</w:t>
             </w:r>
           </w:p>
         </w:tc>
@@ -25620,7 +24756,7 @@
                 <w:color w:val="1C3A36"/>
                 <w:sz w:val="16"/>
               </w:rPr>
-              <w:t>13,007</w:t>
+              <w:t>12,143</w:t>
             </w:r>
           </w:p>
         </w:tc>
@@ -25642,7 +24778,7 @@
           <w:color w:val="1C3A36"/>
           <w:sz w:val="21"/>
         </w:rPr>
-        <w:t>This table is the single most revealing exhibit in the study. The spread is negative in the early years — the group earns roughly 22% on capital while its cost of capital is 27% — and turns positive only as the discount rate glides down. On this reading the company is not currently creating value at an Egyptian cost of capital; it creates value only if that cost of capital normalises, or if the correct cost of capital is the hard-currency one.</w:t>
+        <w:t>This table is the single most revealing exhibit in the study. The spread is negative in the early years — the group earns roughly 19% on capital while its cost of capital is 27% — and turns positive only as the discount rate glides down. On this reading the company is not currently creating value at an Egyptian cost of capital; it creates value only if that cost of capital normalises, or if the correct cost of capital is the hard-currency one.</w:t>
       </w:r>
     </w:p>
     <w:p>
@@ -25842,7 +24978,7 @@
                 <w:color w:val="1C3A36"/>
                 <w:sz w:val="16"/>
               </w:rPr>
-              <w:t>"You are charging the owner for working capital that funds an order book which will convert to cash. That is a timing charge treated as a permanent one."</w:t>
+              <w:t>"You are charging the owner for working capital that funds growth which will convert to cash. That is a timing charge treated as a permanent one."</w:t>
             </w:r>
           </w:p>
         </w:tc>
@@ -25878,7 +25014,7 @@
                 <w:color w:val="1C3A36"/>
                 <w:sz w:val="16"/>
               </w:rPr>
-              <w:t>Rejected. Two audited years show working capital rising with revenue, not converting. Until a year shows conversion, treating it as permanent is the evidence-led position.</w:t>
+              <w:t>Partly conceded. FY2025 did improve — working capital fell from 23.1% to 19.9% of revenue even as revenue grew. Until that improvement repeats for a second year, treating the earlier absorption as the norm rather than the exception is the more cautious position.</w:t>
             </w:r>
           </w:p>
         </w:tc>
@@ -25952,7 +25088,7 @@
                 <w:color w:val="1C3A36"/>
                 <w:sz w:val="16"/>
               </w:rPr>
-              <w:t>"All three of you are answering an Egyptian question about a company that earns 70% of its money elsewhere."</w:t>
+              <w:t>"All three of you are answering an Egyptian question about a company that earns just over half its money on a hard-currency-linked basis."</w:t>
             </w:r>
           </w:p>
         </w:tc>
@@ -26064,7 +25200,7 @@
           <w:color w:val="6E7B77"/>
           <w:sz w:val="17"/>
         </w:rPr>
-        <w:t>Figure 8 — the three experts' ranges. The gold band is the panel centre of 66.19; the vertical line is the market price of 105.20.</w:t>
+        <w:t>Figure 8 — the three experts' ranges. The gold band is the panel centre of 54.96; the vertical line is the market price of 105.20.</w:t>
       </w:r>
     </w:p>
     <w:p>
@@ -26078,7 +25214,7 @@
           <w:color w:val="1C3A36"/>
           <w:sz w:val="21"/>
         </w:rPr>
-        <w:t>The panel spans EGP 60.72 to 137.70 — a factor of 2.3 between the most and least generous reading. That is a wide disagreement and it is not noise. Expert 1 values earnings and lands near the market price. Expert 2 values cash and lands well below it. Expert 3 values the spread between returns and the cost of capital and finds that the answer depends entirely on which cost of capital applies. The panel median of 66.19 sits -37% against the market price and close to the study's own weighted central of 74.52.</w:t>
+        <w:t>The panel spans EGP 54.07 to 127.96 — a factor of 2.4 between the most and least generous reading. That is a wide disagreement and it is not noise. Expert 1 values earnings and lands near the market price. Expert 2 values cash and lands well below it. Expert 3 values the spread between returns and the cost of capital and finds that the answer depends entirely on which cost of capital applies. The panel median of 54.96 sits -48% against the market price and close to the study's own weighted central of 69.79.</w:t>
       </w:r>
     </w:p>
     <w:p>
@@ -26653,7 +25789,7 @@
                 <w:color w:val="1C3A36"/>
                 <w:sz w:val="16"/>
               </w:rPr>
-              <w:t>77% of the value in the study's main model</w:t>
+              <w:t>86% of the value in the study's main model</w:t>
             </w:r>
           </w:p>
         </w:tc>

--- a/engine/swdy_study/SWDY_Valuation_Study_05-08-2026_public.docx
+++ b/engine/swdy_study/SWDY_Valuation_Study_05-08-2026_public.docx
@@ -272,7 +272,7 @@
           <w:color w:val="1C3A36"/>
           <w:sz w:val="21"/>
         </w:rPr>
-        <w:t>On our primary construction the four lenses centre at EGP 69.79 per share against a market price of 105.20 — the price sits about +51% above the central estimate. That gap is not mainly an argument about the business; it is an argument about the discount rate. Discounted at an Egyptian cost of equity of 28.4%, the cash flows support roughly EGP 56.67. Discount the hard-currency share of those same cash flows at a hard-currency cost of capital of about 10.1% and the same model produces EGP 78.89, which is above today's price. The market appears to be applying something close to the second view. Both are shown, and neither is hidden inside an average.</w:t>
+        <w:t>On our primary construction the four lenses centre at EGP 69.73 per share against a market price of 105.20 — the price sits about +51% above the central estimate. That gap is not mainly an argument about the business; it is an argument about the discount rate. Discounted at an Egyptian cost of capital gliding 26.6% to 15.9%, the cash flows support roughly EGP 56.08. Discount the hard-currency share of those same cash flows at a hard-currency cost of capital of about 10.1% and the same model produces EGP 85.97 — still -18% against today's price, but +53% above the primary reading. The market appears to be applying something at least as generous as the second view. Both are shown, and neither is hidden inside an average.</w:t>
       </w:r>
     </w:p>
     <w:p>
@@ -447,7 +447,7 @@
                 <w:color w:val="1C3A36"/>
                 <w:sz w:val="17"/>
               </w:rPr>
-              <w:t>5-year FCFF, cost of capital gliding 26.6% → 14.8%, terminal growth 5%; 86% of enterprise value comes from the terminal value</w:t>
+              <w:t>5-year FCFF, cost of capital gliding 26.6% → 15.9%, terminal growth 5%; 85% of enterprise value comes from the terminal value</w:t>
             </w:r>
           </w:p>
         </w:tc>
@@ -465,7 +465,7 @@
                 <w:color w:val="1C3A36"/>
                 <w:sz w:val="17"/>
               </w:rPr>
-              <w:t>21.43 – 125.19</w:t>
+              <w:t>19.95 – 122.33</w:t>
             </w:r>
           </w:p>
         </w:tc>
@@ -483,7 +483,7 @@
                 <w:color w:val="1C3A36"/>
                 <w:sz w:val="17"/>
               </w:rPr>
-              <w:t>56.67</w:t>
+              <w:t>56.08</w:t>
             </w:r>
           </w:p>
         </w:tc>
@@ -501,7 +501,7 @@
                 <w:color w:val="1C3A36"/>
                 <w:sz w:val="17"/>
               </w:rPr>
-              <w:t>-46%</w:t>
+              <w:t>-47%</w:t>
             </w:r>
           </w:p>
         </w:tc>
@@ -556,7 +556,7 @@
                 <w:color w:val="1C3A36"/>
                 <w:sz w:val="17"/>
               </w:rPr>
-              <w:t>56.37 – 84.65</w:t>
+              <w:t>62.57 – 95.28</w:t>
             </w:r>
           </w:p>
         </w:tc>
@@ -574,7 +574,7 @@
                 <w:color w:val="1C3A36"/>
                 <w:sz w:val="17"/>
               </w:rPr>
-              <w:t>67.68</w:t>
+              <w:t>75.65</w:t>
             </w:r>
           </w:p>
         </w:tc>
@@ -592,7 +592,7 @@
                 <w:color w:val="1C3A36"/>
                 <w:sz w:val="17"/>
               </w:rPr>
-              <w:t>-36%</w:t>
+              <w:t>-28%</w:t>
             </w:r>
           </w:p>
         </w:tc>
@@ -647,7 +647,7 @@
                 <w:color w:val="1C3A36"/>
                 <w:sz w:val="17"/>
               </w:rPr>
-              <w:t>92.76 – 152.38</w:t>
+              <w:t>83.72 – 138.73</w:t>
             </w:r>
           </w:p>
         </w:tc>
@@ -665,7 +665,7 @@
                 <w:color w:val="1C3A36"/>
                 <w:sz w:val="17"/>
               </w:rPr>
-              <w:t>119.26</w:t>
+              <w:t>108.17</w:t>
             </w:r>
           </w:p>
         </w:tc>
@@ -683,7 +683,7 @@
                 <w:color w:val="1C3A36"/>
                 <w:sz w:val="17"/>
               </w:rPr>
-              <w:t>+13%</w:t>
+              <w:t>+3%</w:t>
             </w:r>
           </w:p>
         </w:tc>
@@ -738,7 +738,7 @@
                 <w:color w:val="1C3A36"/>
                 <w:sz w:val="17"/>
               </w:rPr>
-              <w:t>32.04 – 50.97</w:t>
+              <w:t>35.33 – 57.29</w:t>
             </w:r>
           </w:p>
         </w:tc>
@@ -756,7 +756,7 @@
                 <w:color w:val="1C3A36"/>
                 <w:sz w:val="17"/>
               </w:rPr>
-              <w:t>46.00</w:t>
+              <w:t>51.52</w:t>
             </w:r>
           </w:p>
         </w:tc>
@@ -774,7 +774,7 @@
                 <w:color w:val="1C3A36"/>
                 <w:sz w:val="17"/>
               </w:rPr>
-              <w:t>-56%</w:t>
+              <w:t>-51%</w:t>
             </w:r>
           </w:p>
         </w:tc>
@@ -835,7 +835,7 @@
                 <w:color w:val="1C3A36"/>
                 <w:sz w:val="17"/>
               </w:rPr>
-              <w:t>21.43 – 152.38</w:t>
+              <w:t>19.95 – 138.73</w:t>
             </w:r>
           </w:p>
         </w:tc>
@@ -855,7 +855,7 @@
                 <w:color w:val="1C3A36"/>
                 <w:sz w:val="17"/>
               </w:rPr>
-              <w:t>69.79</w:t>
+              <w:t>69.73</w:t>
             </w:r>
           </w:p>
         </w:tc>
@@ -1136,7 +1136,7 @@
                 <w:color w:val="1C3A36"/>
                 <w:sz w:val="17"/>
               </w:rPr>
-              <w:t>78.89</w:t>
+              <w:t>85.97</w:t>
             </w:r>
           </w:p>
         </w:tc>
@@ -1154,7 +1154,7 @@
                 <w:color w:val="1C3A36"/>
                 <w:sz w:val="17"/>
               </w:rPr>
-              <w:t>-25%</w:t>
+              <w:t>-18%</w:t>
             </w:r>
           </w:p>
         </w:tc>
@@ -1227,7 +1227,7 @@
                 <w:color w:val="1C3A36"/>
                 <w:sz w:val="17"/>
               </w:rPr>
-              <w:t>38.09</w:t>
+              <w:t>36.46</w:t>
             </w:r>
           </w:p>
         </w:tc>
@@ -1245,7 +1245,7 @@
                 <w:color w:val="1C3A36"/>
                 <w:sz w:val="17"/>
               </w:rPr>
-              <w:t>-64%</w:t>
+              <w:t>-65%</w:t>
             </w:r>
           </w:p>
         </w:tc>
@@ -1318,7 +1318,7 @@
                 <w:color w:val="1C3A36"/>
                 <w:sz w:val="17"/>
               </w:rPr>
-              <w:t>55.74</w:t>
+              <w:t>55.01</w:t>
             </w:r>
           </w:p>
         </w:tc>
@@ -1336,7 +1336,7 @@
                 <w:color w:val="1C3A36"/>
                 <w:sz w:val="17"/>
               </w:rPr>
-              <w:t>-47%</w:t>
+              <w:t>-48%</w:t>
             </w:r>
           </w:p>
         </w:tc>
@@ -1358,7 +1358,7 @@
           <w:color w:val="6E7B77"/>
           <w:sz w:val="17"/>
         </w:rPr>
-        <w:t>The alternative readings are shown so that each genuinely contested choice carries a number the reader can see, rather than being averaged silently into the headline. They are deliberately excluded from the weighted central because each answers a different question — which currency's cost of capital applies, which column of a risk table to use, how to sequence one line of the bridge — and blending them would hide the disagreement instead of showing it. Ranges are bear-to-bull within each lens; the central is the weighted base. Terminal value is 86% of the discounted-cash-flow enterprise value — a high share, disclosed here and again in the bridge, and the reason the terminal assumptions are stress-tested in section 1.9.</w:t>
+        <w:t>The alternative readings are shown so that each genuinely contested choice carries a number the reader can see, rather than being averaged silently into the headline. They are deliberately excluded from the weighted central because each answers a different question — which currency's cost of capital applies, which column of a risk table to use, how to sequence one line of the bridge — and blending them would hide the disagreement instead of showing it. Ranges are bear-to-bull within each lens; the central is the weighted base. Terminal value is 85% of the discounted-cash-flow enterprise value — a high share, disclosed here and again in the bridge, and the reason the terminal assumptions are stress-tested in section 1.9.</w:t>
       </w:r>
     </w:p>
     <w:p>
@@ -1580,7 +1580,7 @@
                 <w:color w:val="1C3A36"/>
                 <w:sz w:val="17"/>
               </w:rPr>
-              <w:t>The audited FY2025 geographic note (Note 5-2) shows 40.7% of revenue booked outside Egypt — a statement about where the customer sits, not about pricing currency. Separately, this study derives the share that is hard-currency LINKED, i.e. dollar-priced, at about 51% using segment-level export-intensity weights; that is the figure used wherever the currency question is valued</w:t>
+              <w:t>The audited FY2025 geographic note (Note 5-2) shows 40.7% of revenue booked outside Egypt — a statement about where the customer sits, not about pricing currency. Separately, this study derives the share that is hard-currency LINKED, i.e. dollar-priced, at about 51% using segment-level export-intensity weights of Cables 65% / Constructions 30% / Electrical products 45% (house judgements, stated so they can be disputed; the forecast-year share runs ~53% as Cables' weight in the mix rises); that is the figure used wherever the currency question is valued</w:t>
             </w:r>
           </w:p>
         </w:tc>
@@ -1616,7 +1616,7 @@
                 <w:color w:val="1C3A36"/>
                 <w:sz w:val="17"/>
               </w:rPr>
-              <w:t>Not disclosed in any of the audited FY2023-25 statements or the Q1-2026 interim — the forecast is built on segment revenue growth rather than a backlog figure</w:t>
+              <w:t>Not disclosed in any of the audited FY2023-25 statements or the Q1-2026 interim, which are the primary sources this build is confined to. The company's quarterly earnings releases have historically disclosed order-book and volume data (the FY2024 release, for example, disclosed 167,665 tons of cable sold); those releases were not reachable from this research environment, so the forecast is built on segment revenue growth rather than a backlog figure — a cross-check against the released backlog is the first refinement to make when they become obtainable</w:t>
             </w:r>
           </w:p>
         </w:tc>
@@ -1724,7 +1724,7 @@
                 <w:color w:val="1C3A36"/>
                 <w:sz w:val="17"/>
               </w:rPr>
-              <w:t>El Sewedy family ~68.0% · Electra Investment Holding 18.9% · free float ~13.1%, per the audited FY2025 shareholder table. Electra, an Abu Dhabi holding vehicle, acquired its stake in a July-2024 tender offer at USD 1.05 per share (~USD 449mn); its disclosed stake has since diluted slightly, from 20.37% at FY2024-end to 18.9% at FY2025-end, while the family's own holding has stayed essentially flat</w:t>
+              <w:t>El Sewedy family ~68.0% · Electra Investment Holding 18.9% · free float ~13.1%, per the audited FY2025 shareholder table. Electra, an Abu Dhabi holding vehicle, acquired 19.98% in a July-2024 tender offer at USD 1.05 per share (~USD 449mn) and topped up to 20.37% by FY2024-end; over 2025 it SOLD roughly 32.1mn shares into the market, taking its stake to 18.9% — a disposal, not dilution: the share count is unchanged. The 13.07% 'other shareholders' line is an upper bound on the true free float, since family-linked vehicles may sit inside it</w:t>
             </w:r>
           </w:p>
         </w:tc>
@@ -1760,7 +1760,7 @@
                 <w:color w:val="1C3A36"/>
                 <w:sz w:val="17"/>
               </w:rPr>
-              <w:t>EGP 20,560mn at 31 December 2025 (0.7× EBITDA)</w:t>
+              <w:t>EGP 20,560mn at 31 December 2025 (0.7× EBITDA), computed from the audited balance sheet: loans and borrowings including leases 62,509 less cash 41,949. The company's own FY2025 earnings release quotes EGP 19,789mn on its own narrower basis; the audited-statement computation is used, and the ~771mn definitional gap is noted rather than resolved</w:t>
             </w:r>
           </w:p>
         </w:tc>
@@ -1832,7 +1832,7 @@
                 <w:color w:val="1C3A36"/>
                 <w:sz w:val="17"/>
               </w:rPr>
-              <w:t>EGP 1.00 per share was paid in FY2025 on the FY2024 result — 12.3% of FY2024 attributable profit. No FY2025 dividend had been declared, proposed or approved as at the Q1-2026 interim report (board-approved 12 May 2026), the most recent primary source available; the forecast payout ratio is struck near the FY2024-relating rate instead</w:t>
+              <w:t>EGP 1.00 per share on the FY2024 result (12.3% of attributable profit), then EGP 1.85 on FY2025 — ratified by the general assembly on 6 May 2026, rights with the share through 1 June, paid from 4 June 2026 — 22.9% of FY2025 attributable EPS, an +85% step-up. An earlier revision of this study wrongly stated no FY2025 dividend existed, reasoning from the silence of the annual and interim filings; the interim covers a period ending before the assembly met, so its silence was never evidence. The forecast payout ratio is 25%, struck at the actual FY2025 rate</w:t>
             </w:r>
           </w:p>
         </w:tc>
@@ -2822,7 +2822,7 @@
                 <w:color w:val="1C3A36"/>
                 <w:sz w:val="17"/>
               </w:rPr>
-              <w:t>NOPAT — EBIT × (1 − 24%)</w:t>
+              <w:t>NOPAT — EBIT × (1 − 24.5%)</w:t>
             </w:r>
           </w:p>
         </w:tc>
@@ -3415,7 +3415,7 @@
                 <w:color w:val="1C3A36"/>
                 <w:sz w:val="17"/>
               </w:rPr>
-              <w:t>22.7%</w:t>
+              <w:t>23.1%</w:t>
             </w:r>
           </w:p>
         </w:tc>
@@ -3433,7 +3433,7 @@
                 <w:color w:val="1C3A36"/>
                 <w:sz w:val="17"/>
               </w:rPr>
-              <w:t>19.4%</w:t>
+              <w:t>20.1%</w:t>
             </w:r>
           </w:p>
         </w:tc>
@@ -3451,7 +3451,7 @@
                 <w:color w:val="1C3A36"/>
                 <w:sz w:val="17"/>
               </w:rPr>
-              <w:t>16.8%</w:t>
+              <w:t>17.7%</w:t>
             </w:r>
           </w:p>
         </w:tc>
@@ -3469,7 +3469,7 @@
                 <w:color w:val="1C3A36"/>
                 <w:sz w:val="17"/>
               </w:rPr>
-              <w:t>14.8%</w:t>
+              <w:t>15.9%</w:t>
             </w:r>
           </w:p>
         </w:tc>
@@ -3524,7 +3524,7 @@
                 <w:color w:val="1C3A36"/>
                 <w:sz w:val="17"/>
               </w:rPr>
-              <w:t>0.6436</w:t>
+              <w:t>0.6417</w:t>
             </w:r>
           </w:p>
         </w:tc>
@@ -3542,7 +3542,7 @@
                 <w:color w:val="1C3A36"/>
                 <w:sz w:val="17"/>
               </w:rPr>
-              <w:t>0.5389</w:t>
+              <w:t>0.5343</w:t>
             </w:r>
           </w:p>
         </w:tc>
@@ -3560,7 +3560,7 @@
                 <w:color w:val="1C3A36"/>
                 <w:sz w:val="17"/>
               </w:rPr>
-              <w:t>0.4613</w:t>
+              <w:t>0.4539</w:t>
             </w:r>
           </w:p>
         </w:tc>
@@ -3578,7 +3578,7 @@
                 <w:color w:val="1C3A36"/>
                 <w:sz w:val="17"/>
               </w:rPr>
-              <w:t>0.4017</w:t>
+              <w:t>0.3915</w:t>
             </w:r>
           </w:p>
         </w:tc>
@@ -3639,7 +3639,7 @@
                 <w:color w:val="1C3A36"/>
                 <w:sz w:val="17"/>
               </w:rPr>
-              <w:t>3,467</w:t>
+              <w:t>3,457</w:t>
             </w:r>
           </w:p>
         </w:tc>
@@ -3659,7 +3659,7 @@
                 <w:color w:val="1C3A36"/>
                 <w:sz w:val="17"/>
               </w:rPr>
-              <w:t>6,357</w:t>
+              <w:t>6,304</w:t>
             </w:r>
           </w:p>
         </w:tc>
@@ -3679,7 +3679,7 @@
                 <w:color w:val="1C3A36"/>
                 <w:sz w:val="17"/>
               </w:rPr>
-              <w:t>7,613</w:t>
+              <w:t>7,491</w:t>
             </w:r>
           </w:p>
         </w:tc>
@@ -3699,7 +3699,7 @@
                 <w:color w:val="1C3A36"/>
                 <w:sz w:val="17"/>
               </w:rPr>
-              <w:t>8,146</w:t>
+              <w:t>7,940</w:t>
             </w:r>
           </w:p>
         </w:tc>
@@ -3735,7 +3735,7 @@
           <w:color w:val="1C3A36"/>
           <w:sz w:val="24"/>
         </w:rPr>
-        <w:t>The bridge from enterprise value to the equity</w:t>
+        <w:t>The bridge from enterprise value to the equity — and to the anchor date</w:t>
       </w:r>
     </w:p>
     <w:tbl>
@@ -3779,7 +3779,7 @@
               <w:rPr>
                 <w:b/>
                 <w:color w:val="1C3A36"/>
-                <w:sz w:val="17"/>
+                <w:sz w:val="16"/>
               </w:rPr>
               <w:t>Step</w:t>
             </w:r>
@@ -3798,7 +3798,7 @@
               <w:rPr>
                 <w:b/>
                 <w:color w:val="1C3A36"/>
-                <w:sz w:val="17"/>
+                <w:sz w:val="16"/>
               </w:rPr>
               <w:t>EGP mn</w:t>
             </w:r>
@@ -3817,7 +3817,7 @@
               <w:rPr>
                 <w:b/>
                 <w:color w:val="1C3A36"/>
-                <w:sz w:val="17"/>
+                <w:sz w:val="16"/>
               </w:rPr>
               <w:t>Note</w:t>
             </w:r>
@@ -3836,7 +3836,7 @@
             <w:r>
               <w:rPr>
                 <w:color w:val="1C3A36"/>
-                <w:sz w:val="17"/>
+                <w:sz w:val="16"/>
               </w:rPr>
               <w:t>Present value of the five forecast years</w:t>
             </w:r>
@@ -3854,9 +3854,9 @@
             <w:r>
               <w:rPr>
                 <w:color w:val="1C3A36"/>
-                <w:sz w:val="17"/>
-              </w:rPr>
-              <w:t>20,540</w:t>
+                <w:sz w:val="16"/>
+              </w:rPr>
+              <w:t>20,148</w:t>
             </w:r>
           </w:p>
         </w:tc>
@@ -3872,7 +3872,7 @@
             <w:r>
               <w:rPr>
                 <w:color w:val="1C3A36"/>
-                <w:sz w:val="17"/>
+                <w:sz w:val="16"/>
               </w:rPr>
               <w:t>sum of the present-value row above</w:t>
             </w:r>
@@ -3891,9 +3891,9 @@
             <w:r>
               <w:rPr>
                 <w:color w:val="1C3A36"/>
-                <w:sz w:val="17"/>
-              </w:rPr>
-              <w:t>Present value of the terminal value</w:t>
+                <w:sz w:val="16"/>
+              </w:rPr>
+              <w:t>Terminal-year free cash flow</w:t>
             </w:r>
           </w:p>
         </w:tc>
@@ -3909,9 +3909,9 @@
             <w:r>
               <w:rPr>
                 <w:color w:val="1C3A36"/>
-                <w:sz w:val="17"/>
-              </w:rPr>
-              <w:t>127,573</w:t>
+                <w:sz w:val="16"/>
+              </w:rPr>
+              <w:t>31,277</w:t>
             </w:r>
           </w:p>
         </w:tc>
@@ -3927,9 +3927,9 @@
             <w:r>
               <w:rPr>
                 <w:color w:val="1C3A36"/>
-                <w:sz w:val="17"/>
-              </w:rPr>
-              <w:t>terminal value 317,587 capitalised at 14.8% and discounted at the year-5 factor 0.4017</w:t>
+                <w:sz w:val="16"/>
+              </w:rPr>
+              <w:t>FY2030E NOPAT grown 5% × (1 − reinvestment rate 24.5%); the reinvestment rate is forced to g ÷ terminal return on capital (20.4%) so growth is paid for — this is why the terminal cash flow sits above year-5 FCFF, disclosed here rather than left implicit</w:t>
             </w:r>
           </w:p>
         </w:tc>
@@ -3938,6 +3938,61 @@
         <w:tc>
           <w:tcPr>
             <w:tcW w:type="dxa" w:w="3672"/>
+          </w:tcPr>
+          <w:p>
+            <w:pPr>
+              <w:spacing w:after="20"/>
+            </w:pPr>
+            <w:r>
+              <w:rPr>
+                <w:color w:val="1C3A36"/>
+                <w:sz w:val="16"/>
+              </w:rPr>
+              <w:t>Present value of the terminal value</w:t>
+            </w:r>
+          </w:p>
+        </w:tc>
+        <w:tc>
+          <w:tcPr>
+            <w:tcW w:type="dxa" w:w="1512"/>
+          </w:tcPr>
+          <w:p>
+            <w:pPr>
+              <w:spacing w:after="20"/>
+              <w:jc w:val="right"/>
+            </w:pPr>
+            <w:r>
+              <w:rPr>
+                <w:color w:val="1C3A36"/>
+                <w:sz w:val="16"/>
+              </w:rPr>
+              <w:t>111,998</w:t>
+            </w:r>
+          </w:p>
+        </w:tc>
+        <w:tc>
+          <w:tcPr>
+            <w:tcW w:type="dxa" w:w="4896"/>
+          </w:tcPr>
+          <w:p>
+            <w:pPr>
+              <w:spacing w:after="20"/>
+              <w:jc w:val="right"/>
+            </w:pPr>
+            <w:r>
+              <w:rPr>
+                <w:color w:val="1C3A36"/>
+                <w:sz w:val="16"/>
+              </w:rPr>
+              <w:t>the terminal cash flow capitalised at 15.9% − 5% = 286,048, discounted at the year-5 factor 0.3915</w:t>
+            </w:r>
+          </w:p>
+        </w:tc>
+      </w:tr>
+      <w:tr>
+        <w:tc>
+          <w:tcPr>
+            <w:tcW w:type="dxa" w:w="3672"/>
             <w:shd w:val="clear" w:color="auto" w:fill="F6F1E6"/>
           </w:tcPr>
           <w:p>
@@ -3948,7 +4003,7 @@
               <w:rPr>
                 <w:b/>
                 <w:color w:val="1C3A36"/>
-                <w:sz w:val="17"/>
+                <w:sz w:val="16"/>
               </w:rPr>
               <w:t>Enterprise value</w:t>
             </w:r>
@@ -3968,9 +4023,9 @@
               <w:rPr>
                 <w:b/>
                 <w:color w:val="1C3A36"/>
-                <w:sz w:val="17"/>
-              </w:rPr>
-              <w:t>148,113</w:t>
+                <w:sz w:val="16"/>
+              </w:rPr>
+              <w:t>132,146</w:t>
             </w:r>
           </w:p>
         </w:tc>
@@ -3988,7 +4043,7 @@
               <w:rPr>
                 <w:b/>
                 <w:color w:val="1C3A36"/>
-                <w:sz w:val="17"/>
+                <w:sz w:val="16"/>
               </w:rPr>
               <w:t>the two lines above</w:t>
             </w:r>
@@ -4007,7 +4062,7 @@
             <w:r>
               <w:rPr>
                 <w:color w:val="1C3A36"/>
-                <w:sz w:val="17"/>
+                <w:sz w:val="16"/>
               </w:rPr>
               <w:t>Terminal value as a share of enterprise value</w:t>
             </w:r>
@@ -4025,9 +4080,9 @@
             <w:r>
               <w:rPr>
                 <w:color w:val="1C3A36"/>
-                <w:sz w:val="17"/>
-              </w:rPr>
-              <w:t>86%</w:t>
+                <w:sz w:val="16"/>
+              </w:rPr>
+              <w:t>85%</w:t>
             </w:r>
           </w:p>
         </w:tc>
@@ -4043,7 +4098,7 @@
             <w:r>
               <w:rPr>
                 <w:color w:val="1C3A36"/>
-                <w:sz w:val="17"/>
+                <w:sz w:val="16"/>
               </w:rPr>
               <w:t>disclosed here and in the summary table; stress-tested in section 1.9</w:t>
             </w:r>
@@ -4062,7 +4117,7 @@
             <w:r>
               <w:rPr>
                 <w:color w:val="1C3A36"/>
-                <w:sz w:val="17"/>
+                <w:sz w:val="16"/>
               </w:rPr>
               <w:t>Less net bank debt</w:t>
             </w:r>
@@ -4080,7 +4135,7 @@
             <w:r>
               <w:rPr>
                 <w:color w:val="1C3A36"/>
-                <w:sz w:val="17"/>
+                <w:sz w:val="16"/>
               </w:rPr>
               <w:t>(20,560)</w:t>
             </w:r>
@@ -4098,9 +4153,9 @@
             <w:r>
               <w:rPr>
                 <w:color w:val="1C3A36"/>
-                <w:sz w:val="17"/>
-              </w:rPr>
-              <w:t>disclosed at 31 December 2025</w:t>
+                <w:sz w:val="16"/>
+              </w:rPr>
+              <w:t>audited, at 31 December 2025</w:t>
             </w:r>
           </w:p>
         </w:tc>
@@ -4117,7 +4172,7 @@
             <w:r>
               <w:rPr>
                 <w:color w:val="1C3A36"/>
-                <w:sz w:val="17"/>
+                <w:sz w:val="16"/>
               </w:rPr>
               <w:t>Plus equity-accounted investees</w:t>
             </w:r>
@@ -4135,7 +4190,7 @@
             <w:r>
               <w:rPr>
                 <w:color w:val="1C3A36"/>
-                <w:sz w:val="17"/>
+                <w:sz w:val="16"/>
               </w:rPr>
               <w:t>6,758</w:t>
             </w:r>
@@ -4153,9 +4208,9 @@
             <w:r>
               <w:rPr>
                 <w:color w:val="1C3A36"/>
-                <w:sz w:val="17"/>
-              </w:rPr>
-              <w:t>carrying value, uplifted modestly; these earn outside the consolidated cash flow</w:t>
+                <w:sz w:val="16"/>
+              </w:rPr>
+              <w:t>audited FY2025 carrying value, no uplift; these earn outside the consolidated cash flow</w:t>
             </w:r>
           </w:p>
         </w:tc>
@@ -4172,7 +4227,7 @@
             <w:r>
               <w:rPr>
                 <w:color w:val="1C3A36"/>
-                <w:sz w:val="17"/>
+                <w:sz w:val="16"/>
               </w:rPr>
               <w:t>Less minority interests</w:t>
             </w:r>
@@ -4190,9 +4245,9 @@
             <w:r>
               <w:rPr>
                 <w:color w:val="1C3A36"/>
-                <w:sz w:val="17"/>
-              </w:rPr>
-              <w:t>(12,995)</w:t>
+                <w:sz w:val="16"/>
+              </w:rPr>
+              <w:t>(11,450)</w:t>
             </w:r>
           </w:p>
         </w:tc>
@@ -4208,7 +4263,7 @@
             <w:r>
               <w:rPr>
                 <w:color w:val="1C3A36"/>
-                <w:sz w:val="17"/>
+                <w:sz w:val="16"/>
               </w:rPr>
               <w:t>minorities take 9.7% of group profit, so they are charged the same share of the value</w:t>
             </w:r>
@@ -4227,9 +4282,9 @@
             <w:r>
               <w:rPr>
                 <w:color w:val="1C3A36"/>
-                <w:sz w:val="17"/>
-              </w:rPr>
-              <w:t>Equity attributable to shareholders</w:t>
+                <w:sz w:val="16"/>
+              </w:rPr>
+              <w:t>Equity attributable, at 31 December 2025</w:t>
             </w:r>
           </w:p>
         </w:tc>
@@ -4245,9 +4300,9 @@
             <w:r>
               <w:rPr>
                 <w:color w:val="1C3A36"/>
-                <w:sz w:val="17"/>
-              </w:rPr>
-              <w:t>121,316</w:t>
+                <w:sz w:val="16"/>
+              </w:rPr>
+              <w:t>106,894</w:t>
             </w:r>
           </w:p>
         </w:tc>
@@ -4263,8 +4318,9 @@
             <w:r>
               <w:rPr>
                 <w:color w:val="1C3A36"/>
-                <w:sz w:val="17"/>
-              </w:rPr>
+                <w:sz w:val="16"/>
+              </w:rPr>
+              <w:t>EGP 49.93 per share — dated at the audited balance-sheet date the bridge subtracts net debt at</w:t>
             </w:r>
           </w:p>
         </w:tc>
@@ -4273,6 +4329,116 @@
         <w:tc>
           <w:tcPr>
             <w:tcW w:type="dxa" w:w="3672"/>
+          </w:tcPr>
+          <w:p>
+            <w:pPr>
+              <w:spacing w:after="20"/>
+            </w:pPr>
+            <w:r>
+              <w:rPr>
+                <w:color w:val="1C3A36"/>
+                <w:sz w:val="16"/>
+              </w:rPr>
+              <w:t>Rolled 217/365 of a year to the anchor</w:t>
+            </w:r>
+          </w:p>
+        </w:tc>
+        <w:tc>
+          <w:tcPr>
+            <w:tcW w:type="dxa" w:w="1512"/>
+          </w:tcPr>
+          <w:p>
+            <w:pPr>
+              <w:spacing w:after="20"/>
+              <w:jc w:val="right"/>
+            </w:pPr>
+            <w:r>
+              <w:rPr>
+                <w:color w:val="1C3A36"/>
+                <w:sz w:val="16"/>
+              </w:rPr>
+              <w:t>×1.1603</w:t>
+            </w:r>
+          </w:p>
+        </w:tc>
+        <w:tc>
+          <w:tcPr>
+            <w:tcW w:type="dxa" w:w="4896"/>
+          </w:tcPr>
+          <w:p>
+            <w:pPr>
+              <w:spacing w:after="20"/>
+              <w:jc w:val="right"/>
+            </w:pPr>
+            <w:r>
+              <w:rPr>
+                <w:color w:val="1C3A36"/>
+                <w:sz w:val="16"/>
+              </w:rPr>
+              <w:t>fair value accretes at the 28.4% cost of equity between the valuation date and the 5-Aug-2026 anchor — one date, one price of time, applied to the comparison itself</w:t>
+            </w:r>
+          </w:p>
+        </w:tc>
+      </w:tr>
+      <w:tr>
+        <w:tc>
+          <w:tcPr>
+            <w:tcW w:type="dxa" w:w="3672"/>
+          </w:tcPr>
+          <w:p>
+            <w:pPr>
+              <w:spacing w:after="20"/>
+            </w:pPr>
+            <w:r>
+              <w:rPr>
+                <w:color w:val="1C3A36"/>
+                <w:sz w:val="16"/>
+              </w:rPr>
+              <w:t>Less the FY2025 dividend paid in the window</w:t>
+            </w:r>
+          </w:p>
+        </w:tc>
+        <w:tc>
+          <w:tcPr>
+            <w:tcW w:type="dxa" w:w="1512"/>
+          </w:tcPr>
+          <w:p>
+            <w:pPr>
+              <w:spacing w:after="20"/>
+              <w:jc w:val="right"/>
+            </w:pPr>
+            <w:r>
+              <w:rPr>
+                <w:color w:val="1C3A36"/>
+                <w:sz w:val="16"/>
+              </w:rPr>
+              <w:t>(1.85/sh)</w:t>
+            </w:r>
+          </w:p>
+        </w:tc>
+        <w:tc>
+          <w:tcPr>
+            <w:tcW w:type="dxa" w:w="4896"/>
+          </w:tcPr>
+          <w:p>
+            <w:pPr>
+              <w:spacing w:after="20"/>
+              <w:jc w:val="right"/>
+            </w:pPr>
+            <w:r>
+              <w:rPr>
+                <w:color w:val="1C3A36"/>
+                <w:sz w:val="16"/>
+              </w:rPr>
+              <w:t>EGP 1.85, ex 1 June 2026 — value that left the share before the anchor date</w:t>
+            </w:r>
+          </w:p>
+        </w:tc>
+      </w:tr>
+      <w:tr>
+        <w:tc>
+          <w:tcPr>
+            <w:tcW w:type="dxa" w:w="3672"/>
             <w:shd w:val="clear" w:color="auto" w:fill="F6F1E6"/>
           </w:tcPr>
           <w:p>
@@ -4283,9 +4449,9 @@
               <w:rPr>
                 <w:b/>
                 <w:color w:val="1C3A36"/>
-                <w:sz w:val="17"/>
-              </w:rPr>
-              <w:t>Fair value per share (EGP)</w:t>
+                <w:sz w:val="16"/>
+              </w:rPr>
+              <w:t>Fair value per share at the anchor (EGP)</w:t>
             </w:r>
           </w:p>
         </w:tc>
@@ -4303,9 +4469,9 @@
               <w:rPr>
                 <w:b/>
                 <w:color w:val="1C3A36"/>
-                <w:sz w:val="17"/>
-              </w:rPr>
-              <w:t>56.67</w:t>
+                <w:sz w:val="16"/>
+              </w:rPr>
+              <w:t>56.08</w:t>
             </w:r>
           </w:p>
         </w:tc>
@@ -4323,9 +4489,9 @@
               <w:rPr>
                 <w:b/>
                 <w:color w:val="1C3A36"/>
-                <w:sz w:val="17"/>
-              </w:rPr>
-              <w:t>against a spot of 105.20 (-46%)</w:t>
+                <w:sz w:val="16"/>
+              </w:rPr>
+              <w:t>against a spot of 105.20 (-47%)</w:t>
             </w:r>
           </w:p>
         </w:tc>
@@ -4335,6 +4501,20 @@
       <w:pPr>
         <w:spacing w:after="40"/>
       </w:pPr>
+    </w:p>
+    <w:p>
+      <w:pPr>
+        <w:spacing w:after="200" w:before="0"/>
+      </w:pPr>
+      <w:r>
+        <w:rPr>
+          <w:b w:val="0"/>
+          <w:i/>
+          <w:color w:val="6E7B77"/>
+          <w:sz w:val="17"/>
+        </w:rPr>
+        <w:t>Every lens in this study — not only the cash-flow model — is rolled to the anchor on the same two lines, so no value dated 31 December 2025 is ever compared to an August price. An earlier revision omitted the roll; an external review correctly flagged the omission as a breach of the study's own one-date rule, worth about seven months of accretion on the primary lens.</w:t>
+      </w:r>
     </w:p>
     <w:p>
       <w:pPr>
@@ -4375,7 +4555,7 @@
           <w:color w:val="1C3A36"/>
           <w:sz w:val="21"/>
         </w:rPr>
-        <w:t>A justified price-to-book multiple is (return on equity − growth) ÷ (cost of equity − growth). At a blended cost of equity of 17.6% — the average of the explicit-window 28.4% and the terminal 17.6% — that gives 1.5× book, or EGP 46.00 per share. This is the weakest of the four lenses for this company and carries the lowest weight, for a specific reason: three years of currency translation have moved reported book value in ways that have little to do with the earning power of the assets, and a group whose value sits in an order book and a brand is poorly described by its balance sheet. It is retained because it is the lens that disagrees most, and a lens that only ever agrees is not doing any work.</w:t>
+        <w:t>A justified price-to-book multiple is (return on equity − growth) ÷ (cost of equity − growth). It is priced at the PERPETUAL (terminal) cost of equity of 17.6% — a steady-state multiple takes a steady-state rate, not a five-year transitional one. (An earlier wording called this figure an 'average' of the two windows, which it never was; the actual average, 23.0%, is the construction behind this lens's published bear bound of 35.33.) That gives 1.5× book, or EGP 51.52 per share at the anchor. This is the weakest of the four lenses for this company and carries the lowest weight, for a specific reason: three years of currency translation have moved reported book value in ways that have little to do with the earning power of the assets, and a group whose value sits in an order book and a brand is poorly described by its balance sheet. It is retained because it is the lens that disagrees most, and a lens that only ever agrees is not doing any work.</w:t>
       </w:r>
     </w:p>
     <w:p>
@@ -4528,7 +4708,7 @@
                 <w:color w:val="1C3A36"/>
                 <w:sz w:val="17"/>
               </w:rPr>
-              <w:t>enterprise value 245,770 over FY2025 EBITDA 28,363</w:t>
+              <w:t>enterprise value 245,770 over FY2025 house EBITDA 28,363 (EBIT + D&amp;A). Two base notes: this trailing EV is market cap plus net debt WITHOUT the associates/minority adjustments the justified multiple below carries — a simpler market-observable convention, labelled as such; and on the company's own published non-GAAP EBITDA (a different, larger definition) the multiple would be lower</w:t>
             </w:r>
           </w:p>
         </w:tc>
@@ -4828,7 +5008,7 @@
                 <w:color w:val="1C3A36"/>
                 <w:sz w:val="17"/>
               </w:rPr>
-              <w:t>Implied value per share</w:t>
+              <w:t>Plus interim cash flows</w:t>
             </w:r>
           </w:p>
         </w:tc>
@@ -4846,7 +5026,7 @@
                 <w:color w:val="1C3A36"/>
                 <w:sz w:val="17"/>
               </w:rPr>
-              <w:t>67.68</w:t>
+              <w:t>(1,587)</w:t>
             </w:r>
           </w:p>
         </w:tc>
@@ -4864,7 +5044,62 @@
                 <w:color w:val="1C3A36"/>
                 <w:sz w:val="17"/>
               </w:rPr>
-              <w:t>bear 56.37 at 5.5× / bull 84.65 at 8.0×</w:t>
+              <w:t>the present value of the FY2026-27 free cash flows the forward multiple does not capture — net negative, because FY2026 consumes working capital. Added after external review; omitting it had overstated this lens slightly</w:t>
+            </w:r>
+          </w:p>
+        </w:tc>
+      </w:tr>
+      <w:tr>
+        <w:tc>
+          <w:tcPr>
+            <w:tcW w:type="dxa" w:w="3096"/>
+          </w:tcPr>
+          <w:p>
+            <w:pPr>
+              <w:spacing w:after="20"/>
+            </w:pPr>
+            <w:r>
+              <w:rPr>
+                <w:color w:val="1C3A36"/>
+                <w:sz w:val="17"/>
+              </w:rPr>
+              <w:t>Implied value per share, at the anchor</w:t>
+            </w:r>
+          </w:p>
+        </w:tc>
+        <w:tc>
+          <w:tcPr>
+            <w:tcW w:type="dxa" w:w="1296"/>
+          </w:tcPr>
+          <w:p>
+            <w:pPr>
+              <w:spacing w:after="20"/>
+              <w:jc w:val="right"/>
+            </w:pPr>
+            <w:r>
+              <w:rPr>
+                <w:color w:val="1C3A36"/>
+                <w:sz w:val="17"/>
+              </w:rPr>
+              <w:t>75.65</w:t>
+            </w:r>
+          </w:p>
+        </w:tc>
+        <w:tc>
+          <w:tcPr>
+            <w:tcW w:type="dxa" w:w="5688"/>
+          </w:tcPr>
+          <w:p>
+            <w:pPr>
+              <w:spacing w:after="20"/>
+              <w:jc w:val="right"/>
+            </w:pPr>
+            <w:r>
+              <w:rPr>
+                <w:color w:val="1C3A36"/>
+                <w:sz w:val="17"/>
+              </w:rPr>
+              <w:t>bear 62.57 at 5.5× / bull 95.28 at 8.0×; rolled to the anchor date on the same two lines as the cash-flow bridge</w:t>
             </w:r>
           </w:p>
         </w:tc>
@@ -4886,7 +5121,7 @@
           <w:color w:val="1C3A36"/>
           <w:sz w:val="21"/>
         </w:rPr>
-        <w:t>Two things about this lens should be read before its number is. First, applying a multiple to a forecast year gives an enterprise value AS AT that year; it has to be discounted back before it can be compared with today's price. Not doing so would have produced EGP 108.39 per share instead of 67.68 — a EGP 40.70 overstatement, which an earlier draft of this study contained. Second, the justified multiple is a judgement, not a peer-derived figure.</w:t>
+        <w:t>Two things about this lens should be read before its number is. First, applying a multiple to a forecast year gives an enterprise value AS AT that year; it has to be discounted back before it can be compared with today's price. Not doing so would have produced EGP 123.13 per share instead of 75.65 — a EGP 47.48 overstatement, which an earlier draft of this study contained. Second, the justified multiple is a judgement, not a peer-derived figure.</w:t>
       </w:r>
     </w:p>
     <w:p>
@@ -4914,7 +5149,7 @@
           <w:color w:val="1C3A36"/>
           <w:sz w:val="24"/>
         </w:rPr>
-        <w:t>1.4  Normalised earnings power — where this sits in the cycle</w:t>
+        <w:t>1.4  Normalised earnings power — mid-cycle margin at current scale</w:t>
       </w:r>
     </w:p>
     <w:p>
@@ -4928,7 +5163,7 @@
           <w:color w:val="1C3A36"/>
           <w:sz w:val="21"/>
         </w:rPr>
-        <w:t>The question this lens asks is what the group earns in a year that is neither a currency windfall nor a margin trough. Mid-cycle revenue is taken as the FY2027 forecast of EGP 466,619mn and the mid-cycle EBITDA margin as 10.2% — the average of the later forecast years, comfortably below the FY2024 outturn of 13.6% and above the FY2025 trough of 10.1%.</w:t>
+        <w:t>The question this lens asks is what the group earns at its CURRENT scale in a year that is neither a currency windfall nor a margin trough. The mid-cycle EBITDA margin of 10.2% — the FY28E point of the forecast, comfortably below the FY2024 outturn of 13.6% and above the FY2025 trough of 10.1% — is applied to FY2026E revenue of EGP 370,030mn. An earlier revision applied the multiple to FY2028-SCALE earnings with no time value, injecting two years of undiscounted growth into a present-day lens; an external review flagged it correctly and the construction was restated, worth about EGP 4.9 per share on the weighted central.</w:t>
       </w:r>
     </w:p>
     <w:tbl>
@@ -5011,7 +5246,7 @@
                 <w:color w:val="1C3A36"/>
                 <w:sz w:val="17"/>
               </w:rPr>
-              <w:t>Mid-cycle revenue</w:t>
+              <w:t>Current-scale (FY2026E) revenue</w:t>
             </w:r>
           </w:p>
         </w:tc>
@@ -5029,7 +5264,7 @@
                 <w:color w:val="1C3A36"/>
                 <w:sz w:val="17"/>
               </w:rPr>
-              <w:t>466,619</w:t>
+              <w:t>370,030</w:t>
             </w:r>
           </w:p>
         </w:tc>
@@ -5048,7 +5283,7 @@
                 <w:color w:val="1C3A36"/>
                 <w:sz w:val="17"/>
               </w:rPr>
-              <w:t>Mid-cycle EBITDA at 10.2%</w:t>
+              <w:t>Mid-cycle EBITDA margin (FY28E) at 10.2%</w:t>
             </w:r>
           </w:p>
         </w:tc>
@@ -5066,7 +5301,7 @@
                 <w:color w:val="1C3A36"/>
                 <w:sz w:val="17"/>
               </w:rPr>
-              <w:t>47,603</w:t>
+              <w:t>37,749</w:t>
             </w:r>
           </w:p>
         </w:tc>
@@ -5103,7 +5338,7 @@
                 <w:color w:val="1C3A36"/>
                 <w:sz w:val="17"/>
               </w:rPr>
-              <w:t>(5,833)</w:t>
+              <w:t>(4,625)</w:t>
             </w:r>
           </w:p>
         </w:tc>
@@ -5140,7 +5375,7 @@
                 <w:color w:val="1C3A36"/>
                 <w:sz w:val="17"/>
               </w:rPr>
-              <w:t>41,770</w:t>
+              <w:t>33,124</w:t>
             </w:r>
           </w:p>
         </w:tc>
@@ -5159,7 +5394,7 @@
                 <w:color w:val="1C3A36"/>
                 <w:sz w:val="17"/>
               </w:rPr>
-              <w:t>Less net interest</w:t>
+              <w:t>Less net interest (FY2026E)</w:t>
             </w:r>
           </w:p>
         </w:tc>
@@ -5177,7 +5412,7 @@
                 <w:color w:val="1C3A36"/>
                 <w:sz w:val="17"/>
               </w:rPr>
-              <w:t>(2,150)</w:t>
+              <w:t>(1,743)</w:t>
             </w:r>
           </w:p>
         </w:tc>
@@ -5196,7 +5431,7 @@
                 <w:color w:val="1C3A36"/>
                 <w:sz w:val="17"/>
               </w:rPr>
-              <w:t>Plus share of equity-accounted investees</w:t>
+              <w:t>Plus share of equity-accounted investees (FY2026E)</w:t>
             </w:r>
           </w:p>
         </w:tc>
@@ -5214,7 +5449,7 @@
                 <w:color w:val="1C3A36"/>
                 <w:sz w:val="17"/>
               </w:rPr>
-              <w:t>1,569</w:t>
+              <w:t>1,694</w:t>
             </w:r>
           </w:p>
         </w:tc>
@@ -5233,7 +5468,7 @@
                 <w:color w:val="1C3A36"/>
                 <w:sz w:val="17"/>
               </w:rPr>
-              <w:t>Less tax at 24% and minority interests at 9.7%</w:t>
+              <w:t>Less tax at 24.5% and minority interests at 9.7%</w:t>
             </w:r>
           </w:p>
         </w:tc>
@@ -5251,7 +5486,7 @@
                 <w:color w:val="1C3A36"/>
                 <w:sz w:val="17"/>
               </w:rPr>
-              <w:t>(12,822)</w:t>
+              <w:t>(10,519)</w:t>
             </w:r>
           </w:p>
         </w:tc>
@@ -5288,7 +5523,7 @@
                 <w:color w:val="1C3A36"/>
                 <w:sz w:val="17"/>
               </w:rPr>
-              <w:t>28,367</w:t>
+              <w:t>22,555</w:t>
             </w:r>
           </w:p>
         </w:tc>
@@ -5329,7 +5564,7 @@
                 <w:color w:val="1C3A36"/>
                 <w:sz w:val="17"/>
               </w:rPr>
-              <w:t>13.25</w:t>
+              <w:t>10.54</w:t>
             </w:r>
           </w:p>
         </w:tc>
@@ -5348,7 +5583,7 @@
                 <w:color w:val="1C3A36"/>
                 <w:sz w:val="17"/>
               </w:rPr>
-              <w:t>At a justified 9.0× price/earnings (EGP per share)</w:t>
+              <w:t>At a justified 9.0× price/earnings, rolled to the anchor (EGP per share)</w:t>
             </w:r>
           </w:p>
         </w:tc>
@@ -5366,7 +5601,7 @@
                 <w:color w:val="1C3A36"/>
                 <w:sz w:val="17"/>
               </w:rPr>
-              <w:t>119.26</w:t>
+              <w:t>108.17</w:t>
             </w:r>
           </w:p>
         </w:tc>
@@ -5388,7 +5623,7 @@
           <w:color w:val="6E7B77"/>
           <w:sz w:val="17"/>
         </w:rPr>
-        <w:t>Bear 92.76 at 7.0× and bull 152.38 at 11.5×. The justified multiple is held well below what a comparable industrial franchise would attract in a developed market, because an Egyptian cost of equity near 28% mathematically compresses what any stream of earnings is worth.</w:t>
+        <w:t>Bear 83.72 at 7.0× and bull 138.73 at 11.5×, both rolled to the anchor date like every other lens. Every input row is the figure the computation actually uses — the associate line is the FY2026E forecast, not the FY2025 actual. One disclosed conservatism: equity-method associate income is taxed at 24.5% inside this lens although it arrives already post-tax at the investee — worth about +0.4/share on the central if removed. The justified multiple is held well below what a comparable industrial franchise would attract in a developed market, because an Egyptian cost of equity near 28% mathematically compresses what any stream of earnings is worth.</w:t>
       </w:r>
     </w:p>
     <w:p>
@@ -5637,7 +5872,7 @@
                 <w:color w:val="1C3A36"/>
                 <w:sz w:val="17"/>
               </w:rPr>
-              <w:t>21.43</w:t>
+              <w:t>19.95</w:t>
             </w:r>
           </w:p>
         </w:tc>
@@ -5655,7 +5890,7 @@
                 <w:color w:val="1C3A36"/>
                 <w:sz w:val="17"/>
               </w:rPr>
-              <w:t>56.67</w:t>
+              <w:t>56.08</w:t>
             </w:r>
           </w:p>
         </w:tc>
@@ -5673,7 +5908,7 @@
                 <w:color w:val="1C3A36"/>
                 <w:sz w:val="17"/>
               </w:rPr>
-              <w:t>125.19</w:t>
+              <w:t>122.33</w:t>
             </w:r>
           </w:p>
         </w:tc>
@@ -5709,7 +5944,7 @@
                 <w:color w:val="1C3A36"/>
                 <w:sz w:val="17"/>
               </w:rPr>
-              <w:t>25.50</w:t>
+              <w:t>25.24</w:t>
             </w:r>
           </w:p>
         </w:tc>
@@ -5746,7 +5981,7 @@
                 <w:color w:val="1C3A36"/>
                 <w:sz w:val="17"/>
               </w:rPr>
-              <w:t>56.37</w:t>
+              <w:t>62.57</w:t>
             </w:r>
           </w:p>
         </w:tc>
@@ -5764,7 +5999,7 @@
                 <w:color w:val="1C3A36"/>
                 <w:sz w:val="17"/>
               </w:rPr>
-              <w:t>67.68</w:t>
+              <w:t>75.65</w:t>
             </w:r>
           </w:p>
         </w:tc>
@@ -5782,7 +6017,7 @@
                 <w:color w:val="1C3A36"/>
                 <w:sz w:val="17"/>
               </w:rPr>
-              <w:t>84.65</w:t>
+              <w:t>95.28</w:t>
             </w:r>
           </w:p>
         </w:tc>
@@ -5818,7 +6053,7 @@
                 <w:color w:val="1C3A36"/>
                 <w:sz w:val="17"/>
               </w:rPr>
-              <w:t>13.54</w:t>
+              <w:t>15.13</w:t>
             </w:r>
           </w:p>
         </w:tc>
@@ -5855,7 +6090,7 @@
                 <w:color w:val="1C3A36"/>
                 <w:sz w:val="17"/>
               </w:rPr>
-              <w:t>92.76</w:t>
+              <w:t>83.72</w:t>
             </w:r>
           </w:p>
         </w:tc>
@@ -5873,7 +6108,7 @@
                 <w:color w:val="1C3A36"/>
                 <w:sz w:val="17"/>
               </w:rPr>
-              <w:t>119.26</w:t>
+              <w:t>108.17</w:t>
             </w:r>
           </w:p>
         </w:tc>
@@ -5891,7 +6126,7 @@
                 <w:color w:val="1C3A36"/>
                 <w:sz w:val="17"/>
               </w:rPr>
-              <w:t>152.38</w:t>
+              <w:t>138.73</w:t>
             </w:r>
           </w:p>
         </w:tc>
@@ -5927,7 +6162,7 @@
                 <w:color w:val="1C3A36"/>
                 <w:sz w:val="17"/>
               </w:rPr>
-              <w:t>23.85</w:t>
+              <w:t>21.63</w:t>
             </w:r>
           </w:p>
         </w:tc>
@@ -5964,7 +6199,7 @@
                 <w:color w:val="1C3A36"/>
                 <w:sz w:val="17"/>
               </w:rPr>
-              <w:t>32.04</w:t>
+              <w:t>35.33</w:t>
             </w:r>
           </w:p>
         </w:tc>
@@ -5982,7 +6217,7 @@
                 <w:color w:val="1C3A36"/>
                 <w:sz w:val="17"/>
               </w:rPr>
-              <w:t>46.00</w:t>
+              <w:t>51.52</w:t>
             </w:r>
           </w:p>
         </w:tc>
@@ -6000,7 +6235,7 @@
                 <w:color w:val="1C3A36"/>
                 <w:sz w:val="17"/>
               </w:rPr>
-              <w:t>50.97</w:t>
+              <w:t>57.29</w:t>
             </w:r>
           </w:p>
         </w:tc>
@@ -6036,7 +6271,7 @@
                 <w:color w:val="1C3A36"/>
                 <w:sz w:val="17"/>
               </w:rPr>
-              <w:t>6.90</w:t>
+              <w:t>7.73</w:t>
             </w:r>
           </w:p>
         </w:tc>
@@ -6077,7 +6312,7 @@
                 <w:color w:val="1C3A36"/>
                 <w:sz w:val="17"/>
               </w:rPr>
-              <w:t>21.43</w:t>
+              <w:t>19.95</w:t>
             </w:r>
           </w:p>
         </w:tc>
@@ -6097,7 +6332,7 @@
                 <w:color w:val="1C3A36"/>
                 <w:sz w:val="17"/>
               </w:rPr>
-              <w:t>69.79</w:t>
+              <w:t>69.73</w:t>
             </w:r>
           </w:p>
         </w:tc>
@@ -6117,7 +6352,7 @@
                 <w:color w:val="1C3A36"/>
                 <w:sz w:val="17"/>
               </w:rPr>
-              <w:t>152.38</w:t>
+              <w:t>138.73</w:t>
             </w:r>
           </w:p>
         </w:tc>
@@ -6157,7 +6392,7 @@
                 <w:color w:val="1C3A36"/>
                 <w:sz w:val="17"/>
               </w:rPr>
-              <w:t>69.79</w:t>
+              <w:t>69.73</w:t>
             </w:r>
           </w:p>
         </w:tc>
@@ -6179,7 +6414,7 @@
           <w:color w:val="1C3A36"/>
           <w:sz w:val="21"/>
         </w:rPr>
-        <w:t>The four lenses do not agree, and the disagreement is informative rather than embarrassing. The two lenses that look at earnings — relative multiples and normalised earnings power — land near or slightly above the market price. The two that discount cash or capital at an Egyptian cost of capital land well below it. This is the same disagreement in two forms: a multiple imported from a market with a low cost of capital implicitly assumes a low cost of capital, and a discounted model applied with an Egyptian one does not. The weighted central of EGP 69.79 sits between them.</w:t>
+        <w:t>The four lenses do not agree, and the disagreement is informative rather than embarrassing. The two lenses that look at earnings — relative multiples and normalised earnings power — land near or slightly above the market price. The two that discount cash or capital at an Egyptian cost of capital land well below it. This is the same disagreement in two forms: a multiple imported from a market with a low cost of capital implicitly assumes a low cost of capital, and a discounted model applied with an Egyptian one does not. The weighted central of EGP 69.73 sits between them.</w:t>
       </w:r>
     </w:p>
     <w:p>
@@ -8125,7 +8360,7 @@
                 <w:color w:val="1C3A36"/>
                 <w:sz w:val="16"/>
               </w:rPr>
-              <w:t>Corporate cost load (% of revenue)</w:t>
+              <w:t>Corporate cost load, segment profit → EBIT basis (% of revenue)</w:t>
             </w:r>
           </w:p>
         </w:tc>
@@ -8161,6 +8396,187 @@
                 <w:color w:val="1C3A36"/>
                 <w:sz w:val="16"/>
               </w:rPr>
+              <w:t>4.5%</w:t>
+            </w:r>
+          </w:p>
+        </w:tc>
+        <w:tc>
+          <w:tcPr>
+            <w:tcW w:type="dxa" w:w="1051"/>
+          </w:tcPr>
+          <w:p>
+            <w:pPr>
+              <w:spacing w:after="20"/>
+              <w:jc w:val="right"/>
+            </w:pPr>
+            <w:r>
+              <w:rPr>
+                <w:color w:val="1C3A36"/>
+                <w:sz w:val="16"/>
+              </w:rPr>
+              <w:t>4.7%</w:t>
+            </w:r>
+          </w:p>
+        </w:tc>
+        <w:tc>
+          <w:tcPr>
+            <w:tcW w:type="dxa" w:w="1051"/>
+          </w:tcPr>
+          <w:p>
+            <w:pPr>
+              <w:spacing w:after="20"/>
+              <w:jc w:val="right"/>
+            </w:pPr>
+            <w:r>
+              <w:rPr>
+                <w:color w:val="1C3A36"/>
+                <w:sz w:val="16"/>
+              </w:rPr>
+              <w:t>4.8%</w:t>
+            </w:r>
+          </w:p>
+        </w:tc>
+        <w:tc>
+          <w:tcPr>
+            <w:tcW w:type="dxa" w:w="1051"/>
+          </w:tcPr>
+          <w:p>
+            <w:pPr>
+              <w:spacing w:after="20"/>
+              <w:jc w:val="right"/>
+            </w:pPr>
+            <w:r>
+              <w:rPr>
+                <w:color w:val="1C3A36"/>
+                <w:sz w:val="16"/>
+              </w:rPr>
+              <w:t>4.8%</w:t>
+            </w:r>
+          </w:p>
+        </w:tc>
+        <w:tc>
+          <w:tcPr>
+            <w:tcW w:type="dxa" w:w="1051"/>
+          </w:tcPr>
+          <w:p>
+            <w:pPr>
+              <w:spacing w:after="20"/>
+              <w:jc w:val="right"/>
+            </w:pPr>
+            <w:r>
+              <w:rPr>
+                <w:color w:val="1C3A36"/>
+                <w:sz w:val="16"/>
+              </w:rPr>
+              <w:t>4.9%</w:t>
+            </w:r>
+          </w:p>
+        </w:tc>
+      </w:tr>
+      <w:tr>
+        <w:tc>
+          <w:tcPr>
+            <w:tcW w:type="dxa" w:w="3384"/>
+          </w:tcPr>
+          <w:p>
+            <w:pPr>
+              <w:spacing w:after="20"/>
+            </w:pPr>
+            <w:r>
+              <w:rPr>
+                <w:color w:val="1C3A36"/>
+                <w:sz w:val="16"/>
+              </w:rPr>
+              <w:t>Capital expenditure (% of revenue)</w:t>
+            </w:r>
+          </w:p>
+        </w:tc>
+        <w:tc>
+          <w:tcPr>
+            <w:tcW w:type="dxa" w:w="1051"/>
+          </w:tcPr>
+          <w:p>
+            <w:pPr>
+              <w:spacing w:after="20"/>
+              <w:jc w:val="right"/>
+            </w:pPr>
+            <w:r>
+              <w:rPr>
+                <w:color w:val="1C3A36"/>
+                <w:sz w:val="16"/>
+              </w:rPr>
+              <w:t>4.7%</w:t>
+            </w:r>
+          </w:p>
+        </w:tc>
+        <w:tc>
+          <w:tcPr>
+            <w:tcW w:type="dxa" w:w="1051"/>
+          </w:tcPr>
+          <w:p>
+            <w:pPr>
+              <w:spacing w:after="20"/>
+              <w:jc w:val="right"/>
+            </w:pPr>
+            <w:r>
+              <w:rPr>
+                <w:color w:val="1C3A36"/>
+                <w:sz w:val="16"/>
+              </w:rPr>
+              <w:t>4.4%</w:t>
+            </w:r>
+          </w:p>
+        </w:tc>
+        <w:tc>
+          <w:tcPr>
+            <w:tcW w:type="dxa" w:w="1051"/>
+          </w:tcPr>
+          <w:p>
+            <w:pPr>
+              <w:spacing w:after="20"/>
+              <w:jc w:val="right"/>
+            </w:pPr>
+            <w:r>
+              <w:rPr>
+                <w:color w:val="1C3A36"/>
+                <w:sz w:val="16"/>
+              </w:rPr>
+              <w:t>4.0%</w:t>
+            </w:r>
+          </w:p>
+        </w:tc>
+        <w:tc>
+          <w:tcPr>
+            <w:tcW w:type="dxa" w:w="1051"/>
+          </w:tcPr>
+          <w:p>
+            <w:pPr>
+              <w:spacing w:after="20"/>
+              <w:jc w:val="right"/>
+            </w:pPr>
+            <w:r>
+              <w:rPr>
+                <w:color w:val="1C3A36"/>
+                <w:sz w:val="16"/>
+              </w:rPr>
+              <w:t>3.6%</w:t>
+            </w:r>
+          </w:p>
+        </w:tc>
+        <w:tc>
+          <w:tcPr>
+            <w:tcW w:type="dxa" w:w="1051"/>
+          </w:tcPr>
+          <w:p>
+            <w:pPr>
+              <w:spacing w:after="20"/>
+              <w:jc w:val="right"/>
+            </w:pPr>
+            <w:r>
+              <w:rPr>
+                <w:color w:val="1C3A36"/>
+                <w:sz w:val="16"/>
+              </w:rPr>
               <w:t>3.3%</w:t>
             </w:r>
           </w:p>
@@ -8179,7 +8595,26 @@
                 <w:color w:val="1C3A36"/>
                 <w:sz w:val="16"/>
               </w:rPr>
-              <w:t>3.4%</w:t>
+              <w:t>3.1%</w:t>
+            </w:r>
+          </w:p>
+        </w:tc>
+      </w:tr>
+      <w:tr>
+        <w:tc>
+          <w:tcPr>
+            <w:tcW w:type="dxa" w:w="3384"/>
+          </w:tcPr>
+          <w:p>
+            <w:pPr>
+              <w:spacing w:after="20"/>
+            </w:pPr>
+            <w:r>
+              <w:rPr>
+                <w:color w:val="1C3A36"/>
+                <w:sz w:val="16"/>
+              </w:rPr>
+              <w:t>Depreciation and amortisation (% of revenue)</w:t>
             </w:r>
           </w:p>
         </w:tc>
@@ -8197,7 +8632,7 @@
                 <w:color w:val="1C3A36"/>
                 <w:sz w:val="16"/>
               </w:rPr>
-              <w:t>3.5%</w:t>
+              <w:t>1.1%</w:t>
             </w:r>
           </w:p>
         </w:tc>
@@ -8215,7 +8650,7 @@
                 <w:color w:val="1C3A36"/>
                 <w:sz w:val="16"/>
               </w:rPr>
-              <w:t>3.5%</w:t>
+              <w:t>1.2%</w:t>
             </w:r>
           </w:p>
         </w:tc>
@@ -8233,7 +8668,61 @@
                 <w:color w:val="1C3A36"/>
                 <w:sz w:val="16"/>
               </w:rPr>
-              <w:t>3.6%</w:t>
+              <w:t>1.2%</w:t>
+            </w:r>
+          </w:p>
+        </w:tc>
+        <w:tc>
+          <w:tcPr>
+            <w:tcW w:type="dxa" w:w="1051"/>
+          </w:tcPr>
+          <w:p>
+            <w:pPr>
+              <w:spacing w:after="20"/>
+              <w:jc w:val="right"/>
+            </w:pPr>
+            <w:r>
+              <w:rPr>
+                <w:color w:val="1C3A36"/>
+                <w:sz w:val="16"/>
+              </w:rPr>
+              <w:t>1.2%</w:t>
+            </w:r>
+          </w:p>
+        </w:tc>
+        <w:tc>
+          <w:tcPr>
+            <w:tcW w:type="dxa" w:w="1051"/>
+          </w:tcPr>
+          <w:p>
+            <w:pPr>
+              <w:spacing w:after="20"/>
+              <w:jc w:val="right"/>
+            </w:pPr>
+            <w:r>
+              <w:rPr>
+                <w:color w:val="1C3A36"/>
+                <w:sz w:val="16"/>
+              </w:rPr>
+              <w:t>1.2%</w:t>
+            </w:r>
+          </w:p>
+        </w:tc>
+        <w:tc>
+          <w:tcPr>
+            <w:tcW w:type="dxa" w:w="1051"/>
+          </w:tcPr>
+          <w:p>
+            <w:pPr>
+              <w:spacing w:after="20"/>
+              <w:jc w:val="right"/>
+            </w:pPr>
+            <w:r>
+              <w:rPr>
+                <w:color w:val="1C3A36"/>
+                <w:sz w:val="16"/>
+              </w:rPr>
+              <w:t>1.2%</w:t>
             </w:r>
           </w:p>
         </w:tc>
@@ -8255,7 +8744,7 @@
           <w:color w:val="6E7B77"/>
           <w:sz w:val="17"/>
         </w:rPr>
-        <w:t>Copper is held near the current market level rather than forecast — a directional view on the metal would dominate the valuation, and it is carried in the sensitivity instead. Cables grows on copper-price growth × FX-translation growth × a modest real-volume assumption, since no tonnage figure is disclosed to build a literal unit model from. Constructions and Electrical products taper on their own FY2023-25 revenue CAGR. The corporate cost load glides back toward the FY2023-24 average rather than assuming the unusually low FY2025 level persists — the single most conservative choice in the build.</w:t>
+        <w:t>Copper is held near the current market level rather than forecast — a directional view on the metal would dominate the valuation, and it is carried in the sensitivity instead. Cables grows on copper-price growth × FX-translation growth × a modest real-volume assumption, since no tonnage figure is disclosed in the audited statements to build a literal unit model from. Constructions and Electrical products taper on their own FY2023-25 revenue CAGR. The corporate cost load — stated on the same segment-profit-to-EBIT basis as the audited history (5.70% / 4.30% / 3.16%) — glides UP from FY2025's unusually low level toward the FY2023-24 average, the single most conservative choice in the build. The capex and D&amp;A paths are shown because they are live free-cash-flow drivers, not footnotes: capex tapers from the FY2025 peak of 4.7% as the 2024-25 capacity programme completes (it ran 3.1% in FY2023 and 3.7% in FY2024); holding it at the FY2025 peak instead would cost roughly EGP 1.8 on the weighted central.</w:t>
       </w:r>
     </w:p>
     <w:p>
@@ -8541,7 +9030,7 @@
                 <w:color w:val="1C3A36"/>
                 <w:sz w:val="16"/>
               </w:rPr>
-              <w:t>Gross profit</w:t>
+              <w:t>Segment profit (Note 16 basis)</w:t>
             </w:r>
           </w:p>
         </w:tc>
@@ -8650,7 +9139,7 @@
                 <w:color w:val="1C3A36"/>
                 <w:sz w:val="16"/>
               </w:rPr>
-              <w:t>Gross margin</w:t>
+              <w:t>Segment profit margin</w:t>
             </w:r>
           </w:p>
         </w:tc>
@@ -8759,7 +9248,7 @@
                 <w:color w:val="1C3A36"/>
                 <w:sz w:val="16"/>
               </w:rPr>
-              <w:t>Less corporate cost load</w:t>
+              <w:t>Less corporate cost load (to EBIT)</w:t>
             </w:r>
           </w:p>
         </w:tc>
@@ -8777,7 +9266,7 @@
                 <w:color w:val="1C3A36"/>
                 <w:sz w:val="16"/>
               </w:rPr>
-              <w:t>(12,211)</w:t>
+              <w:t>(16,836)</w:t>
             </w:r>
           </w:p>
         </w:tc>
@@ -8795,7 +9284,7 @@
                 <w:color w:val="1C3A36"/>
                 <w:sz w:val="16"/>
               </w:rPr>
-              <w:t>(14,366)</w:t>
+              <w:t>(19,648)</w:t>
             </w:r>
           </w:p>
         </w:tc>
@@ -8813,7 +9302,7 @@
                 <w:color w:val="1C3A36"/>
                 <w:sz w:val="16"/>
               </w:rPr>
-              <w:t>(16,332)</w:t>
+              <w:t>(22,164)</w:t>
             </w:r>
           </w:p>
         </w:tc>
@@ -8831,7 +9320,7 @@
                 <w:color w:val="1C3A36"/>
                 <w:sz w:val="16"/>
               </w:rPr>
-              <w:t>(17,865)</w:t>
+              <w:t>(24,246)</w:t>
             </w:r>
           </w:p>
         </w:tc>
@@ -8849,7 +9338,7 @@
                 <w:color w:val="1C3A36"/>
                 <w:sz w:val="16"/>
               </w:rPr>
-              <w:t>(19,988)</w:t>
+              <w:t>(26,928)</w:t>
             </w:r>
           </w:p>
         </w:tc>
@@ -8870,7 +9359,7 @@
                 <w:color w:val="1C3A36"/>
                 <w:sz w:val="16"/>
               </w:rPr>
-              <w:t>EBITDA</w:t>
+              <w:t>EBIT</w:t>
             </w:r>
           </w:p>
         </w:tc>
@@ -8890,7 +9379,7 @@
                 <w:color w:val="1C3A36"/>
                 <w:sz w:val="16"/>
               </w:rPr>
-              <w:t>35,158</w:t>
+              <w:t>30,533</w:t>
             </w:r>
           </w:p>
         </w:tc>
@@ -8910,7 +9399,7 @@
                 <w:color w:val="1C3A36"/>
                 <w:sz w:val="16"/>
               </w:rPr>
-              <w:t>41,645</w:t>
+              <w:t>36,363</w:t>
             </w:r>
           </w:p>
         </w:tc>
@@ -8930,7 +9419,7 @@
                 <w:color w:val="1C3A36"/>
                 <w:sz w:val="16"/>
               </w:rPr>
-              <w:t>47,603</w:t>
+              <w:t>41,770</w:t>
             </w:r>
           </w:p>
         </w:tc>
@@ -8950,7 +9439,7 @@
                 <w:color w:val="1C3A36"/>
                 <w:sz w:val="16"/>
               </w:rPr>
-              <w:t>53,648</w:t>
+              <w:t>47,268</w:t>
             </w:r>
           </w:p>
         </w:tc>
@@ -8970,7 +9459,7 @@
                 <w:color w:val="1C3A36"/>
                 <w:sz w:val="16"/>
               </w:rPr>
-              <w:t>59,209</w:t>
+              <w:t>52,269</w:t>
             </w:r>
           </w:p>
         </w:tc>
@@ -8979,6 +9468,115 @@
         <w:tc>
           <w:tcPr>
             <w:tcW w:type="dxa" w:w="2952"/>
+          </w:tcPr>
+          <w:p>
+            <w:pPr>
+              <w:spacing w:after="20"/>
+            </w:pPr>
+            <w:r>
+              <w:rPr>
+                <w:color w:val="1C3A36"/>
+                <w:sz w:val="16"/>
+              </w:rPr>
+              <w:t>Add back depreciation and amortisation</w:t>
+            </w:r>
+          </w:p>
+        </w:tc>
+        <w:tc>
+          <w:tcPr>
+            <w:tcW w:type="dxa" w:w="1426"/>
+          </w:tcPr>
+          <w:p>
+            <w:pPr>
+              <w:spacing w:after="20"/>
+              <w:jc w:val="right"/>
+            </w:pPr>
+            <w:r>
+              <w:rPr>
+                <w:color w:val="1C3A36"/>
+                <w:sz w:val="16"/>
+              </w:rPr>
+              <w:t>4,625</w:t>
+            </w:r>
+          </w:p>
+        </w:tc>
+        <w:tc>
+          <w:tcPr>
+            <w:tcW w:type="dxa" w:w="1426"/>
+          </w:tcPr>
+          <w:p>
+            <w:pPr>
+              <w:spacing w:after="20"/>
+              <w:jc w:val="right"/>
+            </w:pPr>
+            <w:r>
+              <w:rPr>
+                <w:color w:val="1C3A36"/>
+                <w:sz w:val="16"/>
+              </w:rPr>
+              <w:t>5,282</w:t>
+            </w:r>
+          </w:p>
+        </w:tc>
+        <w:tc>
+          <w:tcPr>
+            <w:tcW w:type="dxa" w:w="1426"/>
+          </w:tcPr>
+          <w:p>
+            <w:pPr>
+              <w:spacing w:after="20"/>
+              <w:jc w:val="right"/>
+            </w:pPr>
+            <w:r>
+              <w:rPr>
+                <w:color w:val="1C3A36"/>
+                <w:sz w:val="16"/>
+              </w:rPr>
+              <w:t>5,833</w:t>
+            </w:r>
+          </w:p>
+        </w:tc>
+        <w:tc>
+          <w:tcPr>
+            <w:tcW w:type="dxa" w:w="1426"/>
+          </w:tcPr>
+          <w:p>
+            <w:pPr>
+              <w:spacing w:after="20"/>
+              <w:jc w:val="right"/>
+            </w:pPr>
+            <w:r>
+              <w:rPr>
+                <w:color w:val="1C3A36"/>
+                <w:sz w:val="16"/>
+              </w:rPr>
+              <w:t>6,381</w:t>
+            </w:r>
+          </w:p>
+        </w:tc>
+        <w:tc>
+          <w:tcPr>
+            <w:tcW w:type="dxa" w:w="1426"/>
+          </w:tcPr>
+          <w:p>
+            <w:pPr>
+              <w:spacing w:after="20"/>
+              <w:jc w:val="right"/>
+            </w:pPr>
+            <w:r>
+              <w:rPr>
+                <w:color w:val="1C3A36"/>
+                <w:sz w:val="16"/>
+              </w:rPr>
+              <w:t>6,940</w:t>
+            </w:r>
+          </w:p>
+        </w:tc>
+      </w:tr>
+      <w:tr>
+        <w:tc>
+          <w:tcPr>
+            <w:tcW w:type="dxa" w:w="2952"/>
             <w:shd w:val="clear" w:color="auto" w:fill="F6F1E6"/>
           </w:tcPr>
           <w:p>
@@ -8991,7 +9589,7 @@
                 <w:color w:val="1C3A36"/>
                 <w:sz w:val="16"/>
               </w:rPr>
-              <w:t>EBITDA margin</w:t>
+              <w:t>EBITDA</w:t>
             </w:r>
           </w:p>
         </w:tc>
@@ -9011,7 +9609,7 @@
                 <w:color w:val="1C3A36"/>
                 <w:sz w:val="16"/>
               </w:rPr>
-              <w:t>9.5%</w:t>
+              <w:t>35,158</w:t>
             </w:r>
           </w:p>
         </w:tc>
@@ -9031,7 +9629,7 @@
                 <w:color w:val="1C3A36"/>
                 <w:sz w:val="16"/>
               </w:rPr>
-              <w:t>9.9%</w:t>
+              <w:t>41,645</w:t>
             </w:r>
           </w:p>
         </w:tc>
@@ -9051,7 +9649,7 @@
                 <w:color w:val="1C3A36"/>
                 <w:sz w:val="16"/>
               </w:rPr>
-              <w:t>10.2%</w:t>
+              <w:t>47,603</w:t>
             </w:r>
           </w:p>
         </w:tc>
@@ -9071,7 +9669,7 @@
                 <w:color w:val="1C3A36"/>
                 <w:sz w:val="16"/>
               </w:rPr>
-              <w:t>10.5%</w:t>
+              <w:t>53,648</w:t>
             </w:r>
           </w:p>
         </w:tc>
@@ -9088,6 +9686,115 @@
             <w:r>
               <w:rPr>
                 <w:b/>
+                <w:color w:val="1C3A36"/>
+                <w:sz w:val="16"/>
+              </w:rPr>
+              <w:t>59,209</w:t>
+            </w:r>
+          </w:p>
+        </w:tc>
+      </w:tr>
+      <w:tr>
+        <w:tc>
+          <w:tcPr>
+            <w:tcW w:type="dxa" w:w="2952"/>
+          </w:tcPr>
+          <w:p>
+            <w:pPr>
+              <w:spacing w:after="20"/>
+            </w:pPr>
+            <w:r>
+              <w:rPr>
+                <w:color w:val="1C3A36"/>
+                <w:sz w:val="16"/>
+              </w:rPr>
+              <w:t>EBITDA margin</w:t>
+            </w:r>
+          </w:p>
+        </w:tc>
+        <w:tc>
+          <w:tcPr>
+            <w:tcW w:type="dxa" w:w="1426"/>
+          </w:tcPr>
+          <w:p>
+            <w:pPr>
+              <w:spacing w:after="20"/>
+              <w:jc w:val="right"/>
+            </w:pPr>
+            <w:r>
+              <w:rPr>
+                <w:color w:val="1C3A36"/>
+                <w:sz w:val="16"/>
+              </w:rPr>
+              <w:t>9.5%</w:t>
+            </w:r>
+          </w:p>
+        </w:tc>
+        <w:tc>
+          <w:tcPr>
+            <w:tcW w:type="dxa" w:w="1426"/>
+          </w:tcPr>
+          <w:p>
+            <w:pPr>
+              <w:spacing w:after="20"/>
+              <w:jc w:val="right"/>
+            </w:pPr>
+            <w:r>
+              <w:rPr>
+                <w:color w:val="1C3A36"/>
+                <w:sz w:val="16"/>
+              </w:rPr>
+              <w:t>9.9%</w:t>
+            </w:r>
+          </w:p>
+        </w:tc>
+        <w:tc>
+          <w:tcPr>
+            <w:tcW w:type="dxa" w:w="1426"/>
+          </w:tcPr>
+          <w:p>
+            <w:pPr>
+              <w:spacing w:after="20"/>
+              <w:jc w:val="right"/>
+            </w:pPr>
+            <w:r>
+              <w:rPr>
+                <w:color w:val="1C3A36"/>
+                <w:sz w:val="16"/>
+              </w:rPr>
+              <w:t>10.2%</w:t>
+            </w:r>
+          </w:p>
+        </w:tc>
+        <w:tc>
+          <w:tcPr>
+            <w:tcW w:type="dxa" w:w="1426"/>
+          </w:tcPr>
+          <w:p>
+            <w:pPr>
+              <w:spacing w:after="20"/>
+              <w:jc w:val="right"/>
+            </w:pPr>
+            <w:r>
+              <w:rPr>
+                <w:color w:val="1C3A36"/>
+                <w:sz w:val="16"/>
+              </w:rPr>
+              <w:t>10.5%</w:t>
+            </w:r>
+          </w:p>
+        </w:tc>
+        <w:tc>
+          <w:tcPr>
+            <w:tcW w:type="dxa" w:w="1426"/>
+          </w:tcPr>
+          <w:p>
+            <w:pPr>
+              <w:spacing w:after="20"/>
+              <w:jc w:val="right"/>
+            </w:pPr>
+            <w:r>
+              <w:rPr>
                 <w:color w:val="1C3A36"/>
                 <w:sz w:val="16"/>
               </w:rPr>
@@ -10478,7 +11185,7 @@
           <w:color w:val="1C3A36"/>
           <w:sz w:val="21"/>
         </w:rPr>
-        <w:t>The model holds this ratio near 19.9% of revenue, the FY2025 disclosed level. That single assumption is worth a great deal: every percentage point of revenue added to or removed from working-capital intensity is worth roughly EGP 1.97 per share. If the group converts working capital further — collecting faster, or pushing more of the funding onto suppliers and customers — the cash-flow model reprices sharply upward. If FY2025's improvement reverses, it reprices down just as fast.</w:t>
+        <w:t>The model holds this ratio near 19.9% of revenue, the FY2025 disclosed level. That single assumption is worth a great deal: every percentage point of revenue added to or removed from working-capital intensity is worth roughly EGP 2.22-2.38 per share (the local slope at the base and the average across the tested 17-23% span). If the group converts working capital further — collecting faster, or pushing more of the funding onto suppliers and customers — the cash-flow model reprices sharply upward. If FY2025's improvement reverses, it reprices down just as fast.</w:t>
       </w:r>
     </w:p>
     <w:p>
@@ -10683,7 +11390,7 @@
                 <w:color w:val="1C3A36"/>
                 <w:sz w:val="16"/>
               </w:rPr>
-              <w:t>observed 10-year local-currency government yield; terminal built from the central bank's own stated medium-term inflation target plus a standard real-rate convention</w:t>
+              <w:t>observed 10-year local-currency government yield (readings on the anchor date span roughly 22.3-23.0% across sources and disagree; the adopted point sits at the low end and the rate is carried in the sensitivity). Terminal = the central bank's 5% Q4-2028 inflation-target midpoint — deliberately the terminal-state target, not the nearer 7% Q4-2026 waypoint — plus a 5.5pp real-rate convention</w:t>
             </w:r>
           </w:p>
         </w:tc>
@@ -10756,7 +11463,7 @@
                 <w:color w:val="1C3A36"/>
                 <w:sz w:val="16"/>
               </w:rPr>
-              <w:t>netted out so sovereign default risk is not charged twice — once in the local yield and again in the country premium</w:t>
+              <w:t>the hard-currency CDS spread, netted from the local yield and then re-entering, volatility-scaled, through the country premium inside the ERP. The NET country charge through the equity channel is therefore about +1.9pp, not zero — stated plainly, since an earlier wording implied the netting removed the charge outright. The un-netted construction (cost of equity 31.8%) is retired but retained in the audit trail</w:t>
             </w:r>
           </w:p>
         </w:tc>
@@ -10974,7 +11681,7 @@
                 <w:color w:val="1C3A36"/>
                 <w:sz w:val="16"/>
               </w:rPr>
-              <w:t>published country-premium file, credit-default-swap basis; normalised downward for the terminal rather than held at a crisis-era level</w:t>
+              <w:t>published country-premium file (January-2026 vintage, both columns confirmed against the file), credit-default-swap basis; the rating-basis column is the published alternative below. Normalised downward for the terminal rather than held at a crisis-era level</w:t>
             </w:r>
           </w:p>
         </w:tc>
@@ -11055,6 +11762,79 @@
         <w:tc>
           <w:tcPr>
             <w:tcW w:type="dxa" w:w="2304"/>
+          </w:tcPr>
+          <w:p>
+            <w:pPr>
+              <w:spacing w:after="20"/>
+            </w:pPr>
+            <w:r>
+              <w:rPr>
+                <w:color w:val="1C3A36"/>
+                <w:sz w:val="16"/>
+              </w:rPr>
+              <w:t>Cost of debt (blended, pre-tax)</w:t>
+            </w:r>
+          </w:p>
+        </w:tc>
+        <w:tc>
+          <w:tcPr>
+            <w:tcW w:type="dxa" w:w="1325"/>
+          </w:tcPr>
+          <w:p>
+            <w:pPr>
+              <w:spacing w:after="20"/>
+              <w:jc w:val="right"/>
+            </w:pPr>
+            <w:r>
+              <w:rPr>
+                <w:color w:val="1C3A36"/>
+                <w:sz w:val="16"/>
+              </w:rPr>
+              <w:t>9.5%</w:t>
+            </w:r>
+          </w:p>
+        </w:tc>
+        <w:tc>
+          <w:tcPr>
+            <w:tcW w:type="dxa" w:w="1152"/>
+          </w:tcPr>
+          <w:p>
+            <w:pPr>
+              <w:spacing w:after="20"/>
+              <w:jc w:val="right"/>
+            </w:pPr>
+            <w:r>
+              <w:rPr>
+                <w:color w:val="1C3A36"/>
+                <w:sz w:val="16"/>
+              </w:rPr>
+              <w:t>8.9%</w:t>
+            </w:r>
+          </w:p>
+        </w:tc>
+        <w:tc>
+          <w:tcPr>
+            <w:tcW w:type="dxa" w:w="5299"/>
+          </w:tcPr>
+          <w:p>
+            <w:pPr>
+              <w:spacing w:after="20"/>
+              <w:jc w:val="right"/>
+            </w:pPr>
+            <w:r>
+              <w:rPr>
+                <w:color w:val="1C3A36"/>
+                <w:sz w:val="16"/>
+              </w:rPr>
+              <w:t>currency-blended — see the evidence immediately below. 9.5% is the FY2026 forward point of the disclosed cost-of-debt path under the central bank's easing cycle; the FY2025 trailing effective rate was 9.8%, and the integrity gate bounds the two against each other</w:t>
+            </w:r>
+          </w:p>
+        </w:tc>
+      </w:tr>
+      <w:tr>
+        <w:tc>
+          <w:tcPr>
+            <w:tcW w:type="dxa" w:w="2304"/>
             <w:shd w:val="clear" w:color="auto" w:fill="F6F1E6"/>
           </w:tcPr>
           <w:p>
@@ -11067,7 +11847,7 @@
                 <w:color w:val="1C3A36"/>
                 <w:sz w:val="16"/>
               </w:rPr>
-              <w:t>Cost of debt (blended, pre-tax)</w:t>
+              <w:t>Cost-of-debt path (drives the glide)</w:t>
             </w:r>
           </w:p>
         </w:tc>
@@ -11087,7 +11867,7 @@
                 <w:color w:val="1C3A36"/>
                 <w:sz w:val="16"/>
               </w:rPr>
-              <w:t>9.5%</w:t>
+              <w:t>9.5% / 8.9% / 8.4% / 8.0% / 7.7%</w:t>
             </w:r>
           </w:p>
         </w:tc>
@@ -11107,7 +11887,7 @@
                 <w:color w:val="1C3A36"/>
                 <w:sz w:val="16"/>
               </w:rPr>
-              <w:t>8.9%</w:t>
+              <w:t>—</w:t>
             </w:r>
           </w:p>
         </w:tc>
@@ -11127,7 +11907,7 @@
                 <w:color w:val="1C3A36"/>
                 <w:sz w:val="16"/>
               </w:rPr>
-              <w:t>currency-blended — see the evidence immediately below</w:t>
+              <w:t>the forward rates whose cumulative progress sets the glide fractions between the explicit-window and terminal cost of capital — published so the three intermediate discount rates are reproducible</w:t>
             </w:r>
           </w:p>
         </w:tc>
@@ -11182,7 +11962,7 @@
                 <w:color w:val="1C3A36"/>
                 <w:sz w:val="16"/>
               </w:rPr>
-              <w:t>25.0%</w:t>
+              <w:t>15.0%</w:t>
             </w:r>
           </w:p>
         </w:tc>
@@ -11200,7 +11980,7 @@
                 <w:color w:val="1C3A36"/>
                 <w:sz w:val="16"/>
               </w:rPr>
-              <w:t>net debt against market capitalisation for the explicit window; a normalised structure for the terminal, because the steady state cannot be described by today's weights</w:t>
+              <w:t>net debt against market capitalisation for the explicit window; a normalised 15% for the terminal — REVISED from 25% after review showed the old weight contradicted the model's own forecast deleveraging in the direction that flattered the valuation; worth about -2.4 on the weighted central</w:t>
             </w:r>
           </w:p>
         </w:tc>
@@ -11255,7 +12035,7 @@
                 <w:color w:val="1C3A36"/>
                 <w:sz w:val="16"/>
               </w:rPr>
-              <w:t>14.8%</w:t>
+              <w:t>15.9%</w:t>
             </w:r>
           </w:p>
         </w:tc>
@@ -11282,6 +12062,20 @@
       <w:pPr>
         <w:spacing w:after="40"/>
       </w:pPr>
+    </w:p>
+    <w:p>
+      <w:pPr>
+        <w:spacing w:after="200" w:before="0"/>
+      </w:pPr>
+      <w:r>
+        <w:rPr>
+          <w:b w:val="0"/>
+          <w:i/>
+          <w:color w:val="6E7B77"/>
+          <w:sz w:val="17"/>
+        </w:rPr>
+        <w:t>Discounting is end-of-year discrete (each year's flow at its full-year factor) — the conservative convention; mid-year discounting would raise the explicit strip about 7%. All values are then rolled to the 5-Aug-2026 anchor as shown in the bridge.</w:t>
+      </w:r>
     </w:p>
     <w:p>
       <w:pPr>
@@ -11533,7 +12327,7 @@
           <w:color w:val="1C3A36"/>
           <w:sz w:val="21"/>
         </w:rPr>
-        <w:t>Five choices in the cost of capital above are legitimately arguable, and external reviewers have argued them. Rather than defend each in prose, each alternative is computed and its value published here, so a reader who prefers a different convention can take the number directly.</w:t>
+        <w:t>Six choices in the construction above are legitimately arguable, and external reviewers have argued them. Rather than defend each in prose, each alternative is computed and its value published here, so a reader who prefers a different convention can take the number directly.</w:t>
       </w:r>
     </w:p>
     <w:tbl>
@@ -11692,7 +12486,7 @@
                 <w:color w:val="1C3A36"/>
                 <w:sz w:val="16"/>
               </w:rPr>
-              <w:t>EGP 38.09 (against 56.67)</w:t>
+              <w:t>EGP 36.46 (against 56.08)</w:t>
             </w:r>
           </w:p>
         </w:tc>
@@ -11710,7 +12504,7 @@
                 <w:color w:val="1C3A36"/>
                 <w:sz w:val="16"/>
               </w:rPr>
-              <w:t>Both are columns of the same published source. The market-observed basis is preferred to the agency-rating basis, which lags. This is the single largest open question in the cost of capital and the alternative is worth roughly 18.58 per share</w:t>
+              <w:t>Both are columns of the same published source. The market-observed basis is preferred to the agency-rating basis, which lags. This is the single largest open question in the cost of capital and the alternative is worth roughly 19.63 per share</w:t>
             </w:r>
           </w:p>
         </w:tc>
@@ -11765,7 +12559,7 @@
                 <w:color w:val="1C3A36"/>
                 <w:sz w:val="16"/>
               </w:rPr>
-              <w:t>EGP 55.74 (-0.93)</w:t>
+              <w:t>EGP 55.01 (-1.08)</w:t>
             </w:r>
           </w:p>
         </w:tc>
@@ -11911,7 +12705,7 @@
                 <w:color w:val="1C3A36"/>
                 <w:sz w:val="16"/>
               </w:rPr>
-              <w:t>EGP 56.35 (-0.32)</w:t>
+              <w:t>EGP 55.76 (-0.33)</w:t>
             </w:r>
           </w:p>
         </w:tc>
@@ -11966,7 +12760,7 @@
                 <w:color w:val="1C3A36"/>
                 <w:sz w:val="16"/>
               </w:rPr>
-              <w:t>External readings of the same instrument on the same date range from about 21.3% to 23.0%, and disagree with each other</w:t>
+              <w:t>External readings of the same instrument on the same date range from about 22.3% to 23.0%, and disagree with each other; the adopted point sits at the low end</w:t>
             </w:r>
           </w:p>
         </w:tc>
@@ -12002,7 +12796,80 @@
                 <w:color w:val="1C3A36"/>
                 <w:sz w:val="16"/>
               </w:rPr>
-              <w:t>The adopted figure sits inside the range of external readings rather than at either end. Because the readings conflict, the rate is carried in the sensitivity grid rather than presented as precise</w:t>
+              <w:t>Because the readings conflict, the rate is carried in the sensitivity grid rather than presented as precise; the direction of the low-end choice is generous and is said so here</w:t>
+            </w:r>
+          </w:p>
+        </w:tc>
+      </w:tr>
+      <w:tr>
+        <w:tc>
+          <w:tcPr>
+            <w:tcW w:type="dxa" w:w="2477"/>
+          </w:tcPr>
+          <w:p>
+            <w:pPr>
+              <w:spacing w:after="20"/>
+            </w:pPr>
+            <w:r>
+              <w:rPr>
+                <w:color w:val="1C3A36"/>
+                <w:sz w:val="16"/>
+              </w:rPr>
+              <w:t>Forecast effective tax rate 24.5%</w:t>
+            </w:r>
+          </w:p>
+        </w:tc>
+        <w:tc>
+          <w:tcPr>
+            <w:tcW w:type="dxa" w:w="2664"/>
+          </w:tcPr>
+          <w:p>
+            <w:pPr>
+              <w:spacing w:after="20"/>
+              <w:jc w:val="right"/>
+            </w:pPr>
+            <w:r>
+              <w:rPr>
+                <w:color w:val="1C3A36"/>
+                <w:sz w:val="16"/>
+              </w:rPr>
+              <w:t>Egypt's statutory 22.5%, or FY2025's actual effective 22.57%</w:t>
+            </w:r>
+          </w:p>
+        </w:tc>
+        <w:tc>
+          <w:tcPr>
+            <w:tcW w:type="dxa" w:w="1843"/>
+          </w:tcPr>
+          <w:p>
+            <w:pPr>
+              <w:spacing w:after="20"/>
+              <w:jc w:val="right"/>
+            </w:pPr>
+            <w:r>
+              <w:rPr>
+                <w:color w:val="1C3A36"/>
+                <w:sz w:val="16"/>
+              </w:rPr>
+              <w:t>roughly +1.8 on the weighted central (+2.5%)</w:t>
+            </w:r>
+          </w:p>
+        </w:tc>
+        <w:tc>
+          <w:tcPr>
+            <w:tcW w:type="dxa" w:w="3096"/>
+          </w:tcPr>
+          <w:p>
+            <w:pPr>
+              <w:spacing w:after="20"/>
+              <w:jc w:val="right"/>
+            </w:pPr>
+            <w:r>
+              <w:rPr>
+                <w:color w:val="1C3A36"/>
+                <w:sz w:val="16"/>
+              </w:rPr>
+              <w:t>Audited effective rates ran 31.3% (FY2023), 30.1% (FY2024), 22.6% (FY2025) and 25.75% (Q1-2026); no statutory-vs-effective reconciliation is disclosed, and the group pays tax in 15+ jurisdictions plus revenue-basis Free-Zone entities. 24.5% sits between the FY2025 print and the Q1-2026 print rather than extrapolating the single best year — an external review correctly noted this choice was priced in the register but not displayed here; it now is</w:t>
             </w:r>
           </w:p>
         </w:tc>
@@ -12024,7 +12891,7 @@
           <w:color w:val="6E7B77"/>
           <w:sz w:val="17"/>
         </w:rPr>
-        <w:t>The rating-basis column is the one most often raised against this study. It is not a correction to an error — both bases are published by the same source and both appear in this study's input register — but it is a material choice, and at EGP 38.09 the alternative sits well below the primary. A reader who prefers agency ratings to market spreads should use that number.</w:t>
+        <w:t>The rating-basis column is the one most often raised against this study. It is not a correction to an error — both bases are published by the same source and both appear in this study's input register — but it is a material choice, and at EGP 36.46 the alternative sits well below the primary. A reader who prefers agency ratings to market spreads should use that number. (A July-2026 refresh of the same file reportedly lifts the rating-basis premium by roughly one point, making that alternative slightly more adverse still; the CDS-basis primary reproduces almost unchanged from the July parameters.)</w:t>
       </w:r>
     </w:p>
     <w:p>
@@ -12092,7 +12959,7 @@
           <w:color w:val="6E7B77"/>
           <w:sz w:val="17"/>
         </w:rPr>
-        <w:t>Figure 3 — discounted-cash-flow fair value per share across the terminal cost of capital and terminal growth. Bold cells sit within EGP 6 of the market price of 105.20.</w:t>
+        <w:t>Figure 3 — discounted-cash-flow fair value per share across the terminal cost of capital and terminal growth. No cell in the tested range reaches the market price of 105.20: even the most generous corner sits well below it.</w:t>
       </w:r>
     </w:p>
     <w:p>
@@ -12269,7 +13136,7 @@
                 <w:color w:val="1C3A36"/>
                 <w:sz w:val="16"/>
               </w:rPr>
-              <w:t>terminal 12.8%</w:t>
+              <w:t>terminal 13.9%</w:t>
             </w:r>
           </w:p>
         </w:tc>
@@ -12287,7 +13154,7 @@
                 <w:color w:val="1C3A36"/>
                 <w:sz w:val="16"/>
               </w:rPr>
-              <w:t>78.53</w:t>
+              <w:t>76.53</w:t>
             </w:r>
           </w:p>
         </w:tc>
@@ -12305,7 +13172,7 @@
                 <w:color w:val="1C3A36"/>
                 <w:sz w:val="16"/>
               </w:rPr>
-              <w:t>76.22</w:t>
+              <w:t>74.21</w:t>
             </w:r>
           </w:p>
         </w:tc>
@@ -12323,7 +13190,7 @@
                 <w:color w:val="1C3A36"/>
                 <w:sz w:val="16"/>
               </w:rPr>
-              <w:t>74.00</w:t>
+              <w:t>71.97</w:t>
             </w:r>
           </w:p>
         </w:tc>
@@ -12341,7 +13208,7 @@
                 <w:color w:val="1C3A36"/>
                 <w:sz w:val="16"/>
               </w:rPr>
-              <w:t>71.86</w:t>
+              <w:t>69.81</w:t>
             </w:r>
           </w:p>
         </w:tc>
@@ -12359,7 +13226,7 @@
                 <w:color w:val="1C3A36"/>
                 <w:sz w:val="16"/>
               </w:rPr>
-              <w:t>69.79</w:t>
+              <w:t>67.72</w:t>
             </w:r>
           </w:p>
         </w:tc>
@@ -12378,7 +13245,7 @@
                 <w:color w:val="1C3A36"/>
                 <w:sz w:val="16"/>
               </w:rPr>
-              <w:t>terminal 13.8%</w:t>
+              <w:t>terminal 14.9%</w:t>
             </w:r>
           </w:p>
         </w:tc>
@@ -12396,7 +13263,7 @@
                 <w:color w:val="1C3A36"/>
                 <w:sz w:val="16"/>
               </w:rPr>
-              <w:t>68.32</w:t>
+              <w:t>67.28</w:t>
             </w:r>
           </w:p>
         </w:tc>
@@ -12414,7 +13281,7 @@
                 <w:color w:val="1C3A36"/>
                 <w:sz w:val="16"/>
               </w:rPr>
-              <w:t>66.30</w:t>
+              <w:t>65.21</w:t>
             </w:r>
           </w:p>
         </w:tc>
@@ -12432,7 +13299,7 @@
                 <w:color w:val="1C3A36"/>
                 <w:sz w:val="16"/>
               </w:rPr>
-              <w:t>64.35</w:t>
+              <w:t>63.22</w:t>
             </w:r>
           </w:p>
         </w:tc>
@@ -12450,7 +13317,7 @@
                 <w:color w:val="1C3A36"/>
                 <w:sz w:val="16"/>
               </w:rPr>
-              <w:t>62.47</w:t>
+              <w:t>61.29</w:t>
             </w:r>
           </w:p>
         </w:tc>
@@ -12468,7 +13335,7 @@
                 <w:color w:val="1C3A36"/>
                 <w:sz w:val="16"/>
               </w:rPr>
-              <w:t>60.65</w:t>
+              <w:t>59.44</w:t>
             </w:r>
           </w:p>
         </w:tc>
@@ -12487,7 +13354,7 @@
                 <w:color w:val="1C3A36"/>
                 <w:sz w:val="16"/>
               </w:rPr>
-              <w:t>terminal 14.8%</w:t>
+              <w:t>terminal 15.9%</w:t>
             </w:r>
           </w:p>
         </w:tc>
@@ -12505,7 +13372,7 @@
                 <w:color w:val="1C3A36"/>
                 <w:sz w:val="16"/>
               </w:rPr>
-              <w:t>60.20</w:t>
+              <w:t>59.74</w:t>
             </w:r>
           </w:p>
         </w:tc>
@@ -12523,7 +13390,7 @@
                 <w:color w:val="1C3A36"/>
                 <w:sz w:val="16"/>
               </w:rPr>
-              <w:t>58.40</w:t>
+              <w:t>57.88</w:t>
             </w:r>
           </w:p>
         </w:tc>
@@ -12541,7 +13408,7 @@
                 <w:color w:val="1C3A36"/>
                 <w:sz w:val="16"/>
               </w:rPr>
-              <w:t>56.67</w:t>
+              <w:t>56.08</w:t>
             </w:r>
           </w:p>
         </w:tc>
@@ -12559,7 +13426,7 @@
                 <w:color w:val="1C3A36"/>
                 <w:sz w:val="16"/>
               </w:rPr>
-              <w:t>54.99</w:t>
+              <w:t>54.35</w:t>
             </w:r>
           </w:p>
         </w:tc>
@@ -12577,7 +13444,7 @@
                 <w:color w:val="1C3A36"/>
                 <w:sz w:val="16"/>
               </w:rPr>
-              <w:t>53.38</w:t>
+              <w:t>52.68</w:t>
             </w:r>
           </w:p>
         </w:tc>
@@ -12596,7 +13463,7 @@
                 <w:color w:val="1C3A36"/>
                 <w:sz w:val="16"/>
               </w:rPr>
-              <w:t>terminal 15.8%</w:t>
+              <w:t>terminal 16.9%</w:t>
             </w:r>
           </w:p>
         </w:tc>
@@ -12614,7 +13481,7 @@
                 <w:color w:val="1C3A36"/>
                 <w:sz w:val="16"/>
               </w:rPr>
-              <w:t>53.59</w:t>
+              <w:t>53.47</w:t>
             </w:r>
           </w:p>
         </w:tc>
@@ -12632,7 +13499,7 @@
                 <w:color w:val="1C3A36"/>
                 <w:sz w:val="16"/>
               </w:rPr>
-              <w:t>51.98</w:t>
+              <w:t>51.78</w:t>
             </w:r>
           </w:p>
         </w:tc>
@@ -12650,7 +13517,7 @@
                 <w:color w:val="1C3A36"/>
                 <w:sz w:val="16"/>
               </w:rPr>
-              <w:t>50.42</w:t>
+              <w:t>50.15</w:t>
             </w:r>
           </w:p>
         </w:tc>
@@ -12668,7 +13535,7 @@
                 <w:color w:val="1C3A36"/>
                 <w:sz w:val="16"/>
               </w:rPr>
-              <w:t>48.91</w:t>
+              <w:t>48.58</w:t>
             </w:r>
           </w:p>
         </w:tc>
@@ -12686,7 +13553,7 @@
                 <w:color w:val="1C3A36"/>
                 <w:sz w:val="16"/>
               </w:rPr>
-              <w:t>47.46</w:t>
+              <w:t>47.07</w:t>
             </w:r>
           </w:p>
         </w:tc>
@@ -12705,7 +13572,7 @@
                 <w:color w:val="1C3A36"/>
                 <w:sz w:val="16"/>
               </w:rPr>
-              <w:t>terminal 16.8%</w:t>
+              <w:t>terminal 17.9%</w:t>
             </w:r>
           </w:p>
         </w:tc>
@@ -12723,7 +13590,7 @@
                 <w:color w:val="1C3A36"/>
                 <w:sz w:val="16"/>
               </w:rPr>
-              <w:t>48.11</w:t>
+              <w:t>48.18</w:t>
             </w:r>
           </w:p>
         </w:tc>
@@ -12759,7 +13626,7 @@
                 <w:color w:val="1C3A36"/>
                 <w:sz w:val="16"/>
               </w:rPr>
-              <w:t>45.23</w:t>
+              <w:t>45.15</w:t>
             </w:r>
           </w:p>
         </w:tc>
@@ -12777,7 +13644,7 @@
                 <w:color w:val="1C3A36"/>
                 <w:sz w:val="16"/>
               </w:rPr>
-              <w:t>43.86</w:t>
+              <w:t>43.72</w:t>
             </w:r>
           </w:p>
         </w:tc>
@@ -12795,7 +13662,7 @@
                 <w:color w:val="1C3A36"/>
                 <w:sz w:val="16"/>
               </w:rPr>
-              <w:t>42.54</w:t>
+              <w:t>42.33</w:t>
             </w:r>
           </w:p>
         </w:tc>
@@ -12976,7 +13843,7 @@
                 <w:color w:val="1C3A36"/>
                 <w:sz w:val="17"/>
               </w:rPr>
-              <w:t>45.20 – 81.10</w:t>
+              <w:t>43.99 – 82.10</w:t>
             </w:r>
           </w:p>
         </w:tc>
@@ -12994,7 +13861,7 @@
                 <w:color w:val="1C3A36"/>
                 <w:sz w:val="17"/>
               </w:rPr>
-              <w:t>35.90</w:t>
+              <w:t>38.12</w:t>
             </w:r>
           </w:p>
         </w:tc>
@@ -13031,7 +13898,7 @@
                 <w:color w:val="1C3A36"/>
                 <w:sz w:val="17"/>
               </w:rPr>
-              <w:t>base −10% to +20%</w:t>
+              <w:t>base −10% to +70% (the deep tail is the interest-parity case)</w:t>
             </w:r>
           </w:p>
         </w:tc>
@@ -13049,7 +13916,7 @@
                 <w:color w:val="1C3A36"/>
                 <w:sz w:val="17"/>
               </w:rPr>
-              <w:t>53.02 – 82.24</w:t>
+              <w:t>52.42 – 81.74</w:t>
             </w:r>
           </w:p>
         </w:tc>
@@ -13067,7 +13934,7 @@
                 <w:color w:val="1C3A36"/>
                 <w:sz w:val="17"/>
               </w:rPr>
-              <w:t>29.23</w:t>
+              <w:t>29.32</w:t>
             </w:r>
           </w:p>
         </w:tc>
@@ -13086,7 +13953,7 @@
                 <w:color w:val="1C3A36"/>
                 <w:sz w:val="17"/>
               </w:rPr>
-              <w:t>Gross profit per unit</w:t>
+              <w:t>Segment margins (all three, multiplicative)</w:t>
             </w:r>
           </w:p>
         </w:tc>
@@ -13122,7 +13989,7 @@
                 <w:color w:val="1C3A36"/>
                 <w:sz w:val="17"/>
               </w:rPr>
-              <w:t>32.21 – 81.13</w:t>
+              <w:t>30.10 – 82.07</w:t>
             </w:r>
           </w:p>
         </w:tc>
@@ -13140,7 +14007,7 @@
                 <w:color w:val="1C3A36"/>
                 <w:sz w:val="17"/>
               </w:rPr>
-              <w:t>48.92</w:t>
+              <w:t>51.98</w:t>
             </w:r>
           </w:p>
         </w:tc>
@@ -13195,7 +14062,7 @@
                 <w:color w:val="1C3A36"/>
                 <w:sz w:val="17"/>
               </w:rPr>
-              <w:t>51.19 – 62.15</w:t>
+              <w:t>50.59 – 61.58</w:t>
             </w:r>
           </w:p>
         </w:tc>
@@ -13213,7 +14080,7 @@
                 <w:color w:val="1C3A36"/>
                 <w:sz w:val="17"/>
               </w:rPr>
-              <w:t>10.96</w:t>
+              <w:t>11.00</w:t>
             </w:r>
           </w:p>
         </w:tc>
@@ -13268,7 +14135,7 @@
                 <w:color w:val="1C3A36"/>
                 <w:sz w:val="17"/>
               </w:rPr>
-              <w:t>50.11 – 62.80</w:t>
+              <w:t>48.70 – 62.99</w:t>
             </w:r>
           </w:p>
         </w:tc>
@@ -13286,7 +14153,7 @@
                 <w:color w:val="1C3A36"/>
                 <w:sz w:val="17"/>
               </w:rPr>
-              <w:t>12.69</w:t>
+              <w:t>14.28</w:t>
             </w:r>
           </w:p>
         </w:tc>
@@ -13341,7 +14208,7 @@
                 <w:color w:val="1C3A36"/>
                 <w:sz w:val="17"/>
               </w:rPr>
-              <w:t>50.38 – 62.27</w:t>
+              <w:t>49.68 – 61.79</w:t>
             </w:r>
           </w:p>
         </w:tc>
@@ -13359,7 +14226,7 @@
                 <w:color w:val="1C3A36"/>
                 <w:sz w:val="17"/>
               </w:rPr>
-              <w:t>11.88</w:t>
+              <w:t>12.11</w:t>
             </w:r>
           </w:p>
         </w:tc>
@@ -13414,7 +14281,7 @@
                 <w:color w:val="1C3A36"/>
                 <w:sz w:val="17"/>
               </w:rPr>
-              <w:t>52.43 – 62.73</w:t>
+              <w:t>52.63 – 60.75</w:t>
             </w:r>
           </w:p>
         </w:tc>
@@ -13432,7 +14299,7 @@
                 <w:color w:val="1C3A36"/>
                 <w:sz w:val="17"/>
               </w:rPr>
-              <w:t>10.30</w:t>
+              <w:t>8.12</w:t>
             </w:r>
           </w:p>
         </w:tc>
@@ -13454,7 +14321,7 @@
           <w:color w:val="6E7B77"/>
           <w:sz w:val="17"/>
         </w:rPr>
-        <w:t>Every row is a full re-run of the segment build, not a multiplier applied to a finished revenue line: a currency or copper move flows through Cables' revenue, the working capital and the gross profit exactly as it does in the base case. Note the copper row — the swing is small and can even run the 'wrong' way, because a higher metal price raises revenue and working capital without raising the profit Cables earns on it. Ranked by swing, the terminal assumptions and the cost of capital dominate every operating driver.</w:t>
+        <w:t>Every row is a full re-run of the segment build, not a multiplier applied to a finished revenue line: a currency or copper move flows through Cables' revenue, the working capital and the segment profit exactly as it does in the base case. Note the copper row — the swing is small and can even run the 'wrong' way, because a higher metal price raises revenue and working capital without raising the profit Cables earns on it. Ranked by single-row swing, the segment-margin row is the LARGEST — an earlier caption claimed the terminal assumptions dominated every operating driver, which this table itself contradicts (a review caught it); what remains true is that the two cost-of-capital grids jointly span the widest surface, and a ±15% margin shock is a far larger displacement of the base case than any one row's parameter step.</w:t>
       </w:r>
     </w:p>
     <w:p>
@@ -13950,7 +14817,7 @@
                 <w:color w:val="1C3A36"/>
                 <w:sz w:val="17"/>
               </w:rPr>
-              <w:t>-4% from the high</w:t>
+              <w:t>-3.5% from the high — the high IS the +14.1% print of 4 August 2026, one session before the anchor</w:t>
             </w:r>
           </w:p>
         </w:tc>
@@ -14115,7 +14982,7 @@
                 <w:color w:val="1C3A36"/>
                 <w:sz w:val="17"/>
               </w:rPr>
-              <w:t>estimated from the daily range, the input to the price cone in section 3</w:t>
+              <w:t>the fitted range-based volatility model's CURRENT state (an exponentially-weighted estimate, not a fixed window — the 50-session simple figure is given below for comparison), the input to the price cone in section 3</w:t>
             </w:r>
           </w:p>
         </w:tc>
@@ -14137,7 +15004,7 @@
           <w:color w:val="1C3A36"/>
           <w:sz w:val="21"/>
         </w:rPr>
-        <w:t>The share is above every moving average in the stack, and the stack itself is in ascending order — the configuration that describes an established uptrend. The price has compounded +37% over the last twelve months and sits -4% from its 52-week high. Realised volatility of about 48% a year is high in absolute terms and unremarkable for this market. None of this is a valuation argument; it is the price context the valuation has to be read against, and the gap between a strongly trending price and a fundamental central below it is precisely what section 4 addresses.</w:t>
+        <w:t>The share is above every moving average in the stack, and the stack itself is in ascending order — the configuration that describes an established uptrend. The price has compounded +37% over the last 252 trading sessions (the exchange's trailing year on the supplied series) and sits -3.5% from its 52-week high. Realised volatility of about 48% a year is high in absolute terms and unremarkable for this market. None of this is a valuation argument; it is the price context the valuation has to be read against, and the gap between a strongly trending price and a fundamental central below it is precisely what section 4 addresses.</w:t>
       </w:r>
     </w:p>
     <w:p>
@@ -14179,7 +15046,7 @@
           <w:color w:val="1C3A36"/>
           <w:sz w:val="21"/>
         </w:rPr>
-        <w:t>This section answers a different question from the valuation. It does not ask what the business is worth; it asks where the share price could plausibly be in one and three months, given how this share has actually moved. The engine simulates 50,000 price paths from a volatility model fitted to the daily high-low-open-close range, with a fat-tailed shock distribution and a drift anchored to the cost of carry rather than to any view.</w:t>
+        <w:t>This section answers a different question from the valuation. It does not ask what the business is worth; it asks where the share price could plausibly be in one and three months, given how this share has actually moved. The engine simulates 50,000 price paths from a volatility model fitted to the daily high-low-open-close range, with a fat-tailed shock distribution and a drift anchored to the cost of carry — an EGP deposit-rate carry, ~18% annualised as implied by the median path, deliberately below the 22.3% bond yield and carrying no directional view.</w:t>
       </w:r>
     </w:p>
     <w:p>
@@ -14193,7 +15060,7 @@
           <w:color w:val="1C3A36"/>
           <w:sz w:val="21"/>
         </w:rPr>
-        <w:t>The widths below are calibrated rather than assumed. Tested by walk-forward simulation over a full five years — 19 independent non-overlapping quarterly windows from 2021-10-05 to 2026-04-12, each one forecast using only data available before it — the model scored +1.50% better than a random-walk benchmark anchored on the same cost of carry. Outcomes fell inside the stated bands at close to the advertised rate (47% inside the 50% band, 68% inside the 80%, 84% inside the 90%), and the outcomes were spread evenly across the distribution rather than bunching at one end — a uniformity test returns p = 0.28, comfortably consistent with a well-calibrated forecast. Over the very long run the picture is more mixed: across the full 14-year history the model still beats the benchmark (+1.07%) but its bands are about 22% wider than they need to be, which is a real limitation and is stated here rather than left out.</w:t>
+        <w:t>The widths below are calibrated rather than assumed. Tested by walk-forward simulation over nearly five years — 19 independent non-overlapping quarterly windows with origins from 2021-10-05 to 2026-04-12 (the final window runs three months past its origin), each one forecast using only data available before it — the model scored +1.50% better than a random-walk benchmark anchored on the same cost of carry. Outcomes fell inside the stated bands at close to the advertised rate (47% inside the 50% band, 68% inside the 80%, 84% inside the 90%), and the outcomes were spread evenly across the distribution rather than bunching at one end — a uniformity test returns p = 0.28, comfortably consistent with a well-calibrated forecast. Over the very long run the picture is more mixed: across the full 14-year history the model still beats the benchmark (+1.07%) but its bands are about 22% wider than they need to be, which is a real limitation and is stated here rather than left out.</w:t>
       </w:r>
     </w:p>
     <w:p>
@@ -14261,7 +15128,7 @@
           <w:color w:val="6E7B77"/>
           <w:sz w:val="17"/>
         </w:rPr>
-        <w:t>Figure 5 — the forward price cone to three months. The dashed brass line is the fundamental central estimate of 69.79; the dotted line is the spot of 105.20.</w:t>
+        <w:t>Figure 5 — the forward price cone to three months. The dashed brass line is the fundamental central estimate of 69.73; the dotted line is the spot of 105.20.</w:t>
       </w:r>
     </w:p>
     <w:p>
@@ -15284,7 +16151,7 @@
                 <w:color w:val="1C3A36"/>
                 <w:sz w:val="17"/>
               </w:rPr>
-              <w:t>EGP 69.79 central, -34% against the market</w:t>
+              <w:t>EGP 69.73 central, -34% against the market</w:t>
             </w:r>
           </w:p>
         </w:tc>
@@ -15339,7 +16206,7 @@
                 <w:color w:val="1C3A36"/>
                 <w:sz w:val="17"/>
               </w:rPr>
-              <w:t>EGP 56.67, -46%</w:t>
+              <w:t>EGP 56.08, -47%</w:t>
             </w:r>
           </w:p>
         </w:tc>
@@ -15357,7 +16224,7 @@
                 <w:color w:val="1C3A36"/>
                 <w:sz w:val="17"/>
               </w:rPr>
-              <w:t>a cost of capital gliding 26.6% to 14.8%</w:t>
+              <w:t>a cost of capital gliding 26.6% to 15.9%</w:t>
             </w:r>
           </w:p>
         </w:tc>
@@ -15394,7 +16261,7 @@
                 <w:color w:val="1C3A36"/>
                 <w:sz w:val="17"/>
               </w:rPr>
-              <w:t>EGP 78.89, -25%</w:t>
+              <w:t>EGP 85.97, -18%</w:t>
             </w:r>
           </w:p>
         </w:tc>
@@ -15449,7 +16316,7 @@
                 <w:color w:val="1C3A36"/>
                 <w:sz w:val="17"/>
               </w:rPr>
-              <w:t>EGP 67.68, -36%</w:t>
+              <w:t>EGP 75.65, -28%</w:t>
             </w:r>
           </w:p>
         </w:tc>
@@ -15467,7 +16334,7 @@
                 <w:color w:val="1C3A36"/>
                 <w:sz w:val="17"/>
               </w:rPr>
-              <w:t>a discounted peer multiple is the right way to price this</w:t>
+              <w:t>a judged multiple on forward earnings, discounted back, is the right way to price this (no peer multiple is computed anywhere in this study — §1.3)</w:t>
             </w:r>
           </w:p>
         </w:tc>
@@ -15613,7 +16480,7 @@
           <w:color w:val="1C3A36"/>
           <w:sz w:val="21"/>
         </w:rPr>
-        <w:t>Our own weighting sits closer to the conservative end because the shares are bought and sold in Egyptian pounds on an Egyptian exchange, the dividends are paid in Egyptian pounds, and the ability of a foreign shareholder to realise value depends on Egyptian capital-account conditions. That is a real risk and it belongs in the discount rate. But a reader who believes that convertibility is not the binding constraint, and that the hard-currency earnings should be valued as hard-currency earnings, will reach a materially higher number using the same cash-flow forecasts — EGP 78.89 on the alternative shown. Neither reader is being unreasonable, and this study declines to hide that behind a single figure.</w:t>
+        <w:t>Our own weighting sits closer to the conservative end because the shares are bought and sold in Egyptian pounds on an Egyptian exchange, the dividends are paid in Egyptian pounds, and the ability of a foreign shareholder to realise value depends on Egyptian capital-account conditions. That is a real risk and it belongs in the discount rate. But a reader who believes that convertibility is not the binding constraint, and that the hard-currency earnings should be valued as hard-currency earnings, will reach a materially higher number using the same cash-flow forecasts — EGP 85.97 on the alternative shown. Neither reader is being unreasonable, and this study declines to hide that behind a single figure.</w:t>
       </w:r>
     </w:p>
     <w:p>
@@ -16092,7 +16959,7 @@
                 <w:color w:val="1C3A36"/>
                 <w:sz w:val="16"/>
               </w:rPr>
-              <w:t>the payout has been modest against earnings; a step up would change the book and earnings lenses materially</w:t>
+              <w:t>the FY2025 payout ALREADY stepped up +85%, to EGP 1.85 (paid June 2026, 22.8% of attributable EPS); the forecast assumes 25% — whether the step-up is the start of a trajectory or a plateau moves the equity roll-forward and the net-debt path</w:t>
             </w:r>
           </w:p>
         </w:tc>
@@ -16110,7 +16977,7 @@
                 <w:color w:val="1C3A36"/>
                 <w:sz w:val="16"/>
               </w:rPr>
-              <w:t>the distribution proposed on the FY2026 result</w:t>
+              <w:t>the distribution proposed on the FY2026 result, against the 22.8% just paid</w:t>
             </w:r>
           </w:p>
         </w:tc>
@@ -16487,7 +17354,7 @@
                 <w:color w:val="1C3A36"/>
                 <w:sz w:val="17"/>
               </w:rPr>
-              <w:t>69.79</w:t>
+              <w:t>69.73</w:t>
             </w:r>
           </w:p>
         </w:tc>
@@ -16505,7 +17372,7 @@
                 <w:color w:val="1C3A36"/>
                 <w:sz w:val="17"/>
               </w:rPr>
-              <w:t>below the 25th percentile of the three-month distribution — the price map and the valuation genuinely disagree, and that disagreement is the point</w:t>
+              <w:t>below even the 5th percentile (78.30) of the three-month distribution — the price map and the valuation genuinely disagree, and stating the gap at its full size is the point</w:t>
             </w:r>
           </w:p>
         </w:tc>
@@ -16541,14 +17408,35 @@
           <w:color w:val="1C3A36"/>
           <w:sz w:val="21"/>
         </w:rPr>
-        <w:t xml:space="preserve">No order book, backlog or unit-volume figure is disclosed anywhere. </w:t>
+        <w:t xml:space="preserve">No order book, backlog or unit-volume figure is disclosed in the audited statements. </w:t>
       </w:r>
       <w:r>
         <w:rPr>
           <w:color w:val="1C3A36"/>
           <w:sz w:val="21"/>
         </w:rPr>
-        <w:t>All three audited financial statements and the Q1-2026 interim disclose segment revenue and segment profit, but no tonnage, MVA, meter count or order-book figure for any segment. The forecast is therefore built as a taper on each segment's own recent revenue growth and margin path rather than a reconstructed unit or backlog-burn model. If the company begins disclosing an order book again, that would be a materially better anchor for the Constructions and infrastructure segment than the taper used here.</w:t>
+        <w:t>All three audited financial statements and the Q1-2026 interim disclose segment revenue and segment profit, but no tonnage, MVA, meter count or order-book figure for any segment. The company's quarterly EARNINGS RELEASES have historically carried backlog and volume data; they were not reachable from this research environment, so the forecast is built as a taper on each segment's own recent revenue growth and margin path rather than a backlog-burn model. An earlier wording said 'disclosed anywhere', which overclaimed — the scope of the negative result is the audited statements, and cross-checking the Constructions taper against the released backlog is the first refinement to make when those releases become obtainable.</w:t>
+      </w:r>
+    </w:p>
+    <w:p>
+      <w:pPr>
+        <w:pStyle w:val="ListBullet"/>
+        <w:spacing w:after="60"/>
+      </w:pPr>
+      <w:r>
+        <w:rPr>
+          <w:b/>
+          <w:color w:val="1C3A36"/>
+          <w:sz w:val="21"/>
+        </w:rPr>
+        <w:t xml:space="preserve">The valuation is dated, and the dating is now explicit. </w:t>
+      </w:r>
+      <w:r>
+        <w:rPr>
+          <w:color w:val="1C3A36"/>
+          <w:sz w:val="21"/>
+        </w:rPr>
+        <w:t>The cash-flow model is constructed at 31 December 2025 (the audited balance-sheet date); every lens value is rolled 217/365 of a year to the 5-Aug-2026 anchor at the 28.4% cost of equity less the EGP 1.85 dividend paid in the window — worth about +8.00 gross on the primary lens. An earlier revision omitted this roll and compared a 31-Dec-2025 value directly to the August price; an external review flagged it, correctly.</w:t>
       </w:r>
     </w:p>
     <w:p>
@@ -16569,7 +17457,7 @@
           <w:color w:val="1C3A36"/>
           <w:sz w:val="21"/>
         </w:rPr>
-        <w:t>86% of the enterprise value comes from the terminal value. This is disclosed in the summary table, in the bridge and here. It is a consequence of a high discount rate applied to a business still growing fast — the explicit years are heavily discounted, so the perpetuity carries the weight. The terminal assumptions are stressed across cost of capital, growth and return on invested capital in section 1.9.</w:t>
+        <w:t>85% of the enterprise value comes from the terminal value. This is disclosed in the summary table, in the bridge and here. It is a consequence of a high discount rate applied to a business still growing fast — the explicit years are heavily discounted, so the perpetuity carries the weight. The terminal assumptions are stressed across cost of capital, growth and return on invested capital in section 1.9.</w:t>
       </w:r>
     </w:p>
     <w:p>
@@ -16611,7 +17499,7 @@
           <w:color w:val="1C3A36"/>
           <w:sz w:val="21"/>
         </w:rPr>
-        <w:t>Our primary construction charges the full Egyptian equity risk premium to a company earning just over half its money on a hard-currency-linked basis. The alternative construction gives EGP 78.89. We have chosen the conservative reading and shown the other in full rather than splitting the difference silently.</w:t>
+        <w:t>Our primary construction charges the full Egyptian equity risk premium to a company earning just over half its money on a hard-currency-linked basis. The alternative construction gives EGP 85.97. We have chosen the conservative reading and shown the other in full rather than splitting the difference silently.</w:t>
       </w:r>
     </w:p>
     <w:p>
@@ -16653,7 +17541,7 @@
           <w:color w:val="1C3A36"/>
           <w:sz w:val="21"/>
         </w:rPr>
-        <w:t>Minorities take 9.7% of group profit but only 7.1% of book equity. Charging them the profit share removes EGP 12,995mn from the equity value — roughly 6.07 per share more than a book-value treatment would. This is the conservative choice and is stated so a reader who prefers the other convention can add it back.</w:t>
+        <w:t>Minorities take 9.7% of group profit but only 7.1% of book equity. Charging them the profit share removes EGP 11,450mn (5.35 per share) from the equity value — EGP 2.96 per share MORE than deducting the audited book value of 5,119mn would (an earlier wording conflated the total charge with the excess; this states both). It is also the internally consistent choice: this study values the group's equity at 1.5× book, so valuing the minorities' stake at 1.0× book while valuing everyone else's above it would apply two different standards to the same subsidiaries.</w:t>
       </w:r>
     </w:p>
     <w:p>
@@ -17308,7 +18196,7 @@
                 <w:color w:val="1C3A36"/>
                 <w:sz w:val="15"/>
               </w:rPr>
-              <w:t>EBITDA</w:t>
+              <w:t>EBITDA (derived: EBIT + D&amp;A)</w:t>
             </w:r>
           </w:p>
         </w:tc>
@@ -18084,7 +18972,7 @@
                 <w:color w:val="1C3A36"/>
                 <w:sz w:val="15"/>
               </w:rPr>
-              <w:t>(2,451)</w:t>
+              <w:t>(2,658)</w:t>
             </w:r>
           </w:p>
         </w:tc>
@@ -18102,7 +18990,7 @@
                 <w:color w:val="1C3A36"/>
                 <w:sz w:val="15"/>
               </w:rPr>
-              <w:t>(2,150)</w:t>
+              <w:t>(2,614)</w:t>
             </w:r>
           </w:p>
         </w:tc>
@@ -18120,7 +19008,7 @@
                 <w:color w:val="1C3A36"/>
                 <w:sz w:val="15"/>
               </w:rPr>
-              <w:t>(1,308)</w:t>
+              <w:t>(2,083)</w:t>
             </w:r>
           </w:p>
         </w:tc>
@@ -18138,7 +19026,7 @@
                 <w:color w:val="1C3A36"/>
                 <w:sz w:val="15"/>
               </w:rPr>
-              <w:t>(61)</w:t>
+              <w:t>(1,209)</w:t>
             </w:r>
           </w:p>
         </w:tc>
@@ -19074,7 +19962,7 @@
                 <w:color w:val="1C3A36"/>
                 <w:sz w:val="15"/>
               </w:rPr>
-              <w:t>24,375</w:t>
+              <w:t>24,233</w:t>
             </w:r>
           </w:p>
         </w:tc>
@@ -19094,7 +19982,7 @@
                 <w:color w:val="1C3A36"/>
                 <w:sz w:val="15"/>
               </w:rPr>
-              <w:t>28,367</w:t>
+              <w:t>28,051</w:t>
             </w:r>
           </w:p>
         </w:tc>
@@ -19114,7 +20002,7 @@
                 <w:color w:val="1C3A36"/>
                 <w:sz w:val="15"/>
               </w:rPr>
-              <w:t>32,798</w:t>
+              <w:t>32,270</w:t>
             </w:r>
           </w:p>
         </w:tc>
@@ -19134,7 +20022,7 @@
                 <w:color w:val="1C3A36"/>
                 <w:sz w:val="15"/>
               </w:rPr>
-              <w:t>37,175</w:t>
+              <w:t>36,393</w:t>
             </w:r>
           </w:p>
         </w:tc>
@@ -19153,7 +20041,7 @@
                 <w:color w:val="1C3A36"/>
                 <w:sz w:val="15"/>
               </w:rPr>
-              <w:t>Earnings per share (EGP)</w:t>
+              <w:t>Earnings per share (derived: attributable ÷ shares, EGP)</w:t>
             </w:r>
           </w:p>
         </w:tc>
@@ -19243,7 +20131,7 @@
                 <w:color w:val="1C3A36"/>
                 <w:sz w:val="15"/>
               </w:rPr>
-              <w:t>11.39</w:t>
+              <w:t>11.32</w:t>
             </w:r>
           </w:p>
         </w:tc>
@@ -19261,7 +20149,7 @@
                 <w:color w:val="1C3A36"/>
                 <w:sz w:val="15"/>
               </w:rPr>
-              <w:t>13.25</w:t>
+              <w:t>13.10</w:t>
             </w:r>
           </w:p>
         </w:tc>
@@ -19279,7 +20167,7 @@
                 <w:color w:val="1C3A36"/>
                 <w:sz w:val="15"/>
               </w:rPr>
-              <w:t>15.32</w:t>
+              <w:t>15.07</w:t>
             </w:r>
           </w:p>
         </w:tc>
@@ -19297,7 +20185,7 @@
                 <w:color w:val="1C3A36"/>
                 <w:sz w:val="15"/>
               </w:rPr>
-              <w:t>17.37</w:t>
+              <w:t>17.00</w:t>
             </w:r>
           </w:p>
         </w:tc>
@@ -19319,7 +20207,7 @@
           <w:color w:val="6E7B77"/>
           <w:sz w:val="17"/>
         </w:rPr>
-        <w:t>FY2023, FY2024 and FY2025 are all taken directly from the company's audited consolidated statements — every line, including FY2025, is the audited figure, not a derivation. Forecast profit is struck after net interest on the estimated debt and cash balances and after tax and minority interests, and therefore differs slightly from the free-cash-flow waterfall in section 1.1, which is a pre-financing measure by construction. Statutory earnings per share as reported by the company is struck after the Egyptian employee and board profit-share appropriation and is accordingly lower than the figures shown here.</w:t>
+        <w:t>Every FY2023-25 STATEMENT line is taken directly from the company's audited consolidated statements. Two rows are house DERIVATIONS and are labelled as such: EBITDA (EBIT plus D&amp;A — the audited statements contain no EBITDA line, and the company's own separately published non-GAAP EBITDA is a different, larger definition) and earnings per share (attributable profit over shares outstanding; the company's own reported EPS of 4.26 / 7.22 / 7.13 is struck after the Egyptian employee and board profit-share appropriation and is accordingly lower — both bases appear in §1.3). Forecast profit is struck after net interest on the estimated debt and cash balances and after tax and minority interests, and therefore differs slightly from the free-cash-flow waterfall in section 1.1, which is a pre-financing measure by construction.</w:t>
       </w:r>
     </w:p>
     <w:p>
@@ -21657,7 +22545,7 @@
                 <w:color w:val="1C3A36"/>
                 <w:sz w:val="16"/>
               </w:rPr>
-              <w:t>84,541</w:t>
+              <w:t>82,462</w:t>
             </w:r>
           </w:p>
         </w:tc>
@@ -21675,7 +22563,7 @@
                 <w:color w:val="1C3A36"/>
                 <w:sz w:val="16"/>
               </w:rPr>
-              <w:t>105,259</w:t>
+              <w:t>100,637</w:t>
             </w:r>
           </w:p>
         </w:tc>
@@ -21693,7 +22581,7 @@
                 <w:color w:val="1C3A36"/>
                 <w:sz w:val="16"/>
               </w:rPr>
-              <w:t>129,371</w:t>
+              <w:t>121,675</w:t>
             </w:r>
           </w:p>
         </w:tc>
@@ -21711,7 +22599,7 @@
                 <w:color w:val="1C3A36"/>
                 <w:sz w:val="16"/>
               </w:rPr>
-              <w:t>157,250</w:t>
+              <w:t>145,877</w:t>
             </w:r>
           </w:p>
         </w:tc>
@@ -21729,7 +22617,7 @@
                 <w:color w:val="1C3A36"/>
                 <w:sz w:val="16"/>
               </w:rPr>
-              <w:t>188,849</w:t>
+              <w:t>173,172</w:t>
             </w:r>
           </w:p>
         </w:tc>
@@ -21766,7 +22654,7 @@
                 <w:color w:val="1C3A36"/>
                 <w:sz w:val="16"/>
               </w:rPr>
-              <w:t>31,382</w:t>
+              <w:t>33,461</w:t>
             </w:r>
           </w:p>
         </w:tc>
@@ -21784,7 +22672,7 @@
                 <w:color w:val="1C3A36"/>
                 <w:sz w:val="16"/>
               </w:rPr>
-              <w:t>31,501</w:t>
+              <w:t>36,139</w:t>
             </w:r>
           </w:p>
         </w:tc>
@@ -21802,7 +22690,7 @@
                 <w:color w:val="1C3A36"/>
                 <w:sz w:val="16"/>
               </w:rPr>
-              <w:t>25,582</w:t>
+              <w:t>33,328</w:t>
             </w:r>
           </w:p>
         </w:tc>
@@ -21820,7 +22708,7 @@
                 <w:color w:val="1C3A36"/>
                 <w:sz w:val="16"/>
               </w:rPr>
-              <w:t>14,987</w:t>
+              <w:t>26,465</w:t>
             </w:r>
           </w:p>
         </w:tc>
@@ -21838,7 +22726,7 @@
                 <w:color w:val="1C3A36"/>
                 <w:sz w:val="16"/>
               </w:rPr>
-              <w:t>330</w:t>
+              <w:t>16,197</w:t>
             </w:r>
           </w:p>
         </w:tc>
@@ -22459,7 +23347,7 @@
                 <w:color w:val="1C3A36"/>
                 <w:sz w:val="16"/>
               </w:rPr>
-              <w:t>the exchange-rate sensitivity spans 29.23 per share</w:t>
+              <w:t>the exchange-rate sensitivity spans 29.32 per share</w:t>
             </w:r>
           </w:p>
         </w:tc>
@@ -22514,7 +23402,7 @@
                 <w:color w:val="1C3A36"/>
                 <w:sz w:val="16"/>
               </w:rPr>
-              <w:t>the explicit-against-terminal grid spans 35.98 per share</w:t>
+              <w:t>the explicit-against-terminal grid spans 34.20 per share</w:t>
             </w:r>
           </w:p>
         </w:tc>
@@ -22569,7 +23457,7 @@
                 <w:color w:val="1C3A36"/>
                 <w:sz w:val="16"/>
               </w:rPr>
-              <w:t>12.69 per share across the tested range</w:t>
+              <w:t>14.28 per share across the tested range</w:t>
             </w:r>
           </w:p>
         </w:tc>
@@ -22624,7 +23512,7 @@
                 <w:color w:val="1C3A36"/>
                 <w:sz w:val="16"/>
               </w:rPr>
-              <w:t>48.92 per share across ±2 percentage points</w:t>
+              <w:t>51.98 per share across ±2 percentage points</w:t>
             </w:r>
           </w:p>
         </w:tc>
@@ -22679,7 +23567,7 @@
                 <w:color w:val="1C3A36"/>
                 <w:sz w:val="16"/>
               </w:rPr>
-              <w:t>11.88 per share across the tested range</w:t>
+              <w:t>12.11 per share across the tested range</w:t>
             </w:r>
           </w:p>
         </w:tc>
@@ -22894,14 +23782,14 @@
           <w:color w:val="1C3A36"/>
           <w:sz w:val="21"/>
         </w:rPr>
-        <w:t xml:space="preserve">No order book, backlog or unit-volume figure is disclosed anywhere. </w:t>
+        <w:t xml:space="preserve">No order book, backlog or unit-volume figure is disclosed in the audited statements. </w:t>
       </w:r>
       <w:r>
         <w:rPr>
           <w:color w:val="1C3A36"/>
           <w:sz w:val="21"/>
         </w:rPr>
-        <w:t>Neither the three audited annual statements nor the Q1-2026 interim discloses a tonnage, MVA, meter-count or backlog figure for any segment. The forecast is built as a taper on each segment's own recent revenue growth and margin path instead.</w:t>
+        <w:t>Neither the three audited annual statements nor the Q1-2026 interim discloses a tonnage, MVA, meter-count or backlog figure for any segment. The company's quarterly earnings releases have historically carried such data but were not reachable from this research environment. The forecast is built as a taper on each segment's own recent revenue growth and margin path instead.</w:t>
       </w:r>
     </w:p>
     <w:p>
@@ -22963,7 +23851,7 @@
           <w:color w:val="1C3A36"/>
           <w:sz w:val="21"/>
         </w:rPr>
-        <w:t>Three independent valuation approaches are run against the same disclosed facts by three notional experts, each committed to a different method and each required to state what would prove them wrong. They are not asked to agree, and they do not.</w:t>
+        <w:t>Three valuation approaches are run against the same disclosed facts by three notional experts, each committed to a different method and each required to state what would prove them wrong. They are not asked to agree, and they do not. Two dating and independence notes, stated up front: every panel figure is rolled to the 5-Aug-2026 anchor exactly as the four lenses are; and Expert 1 deliberately runs the SAME kind of earnings-power question as section 1.4 with different persona choices — FY2028-scale earnings at 9.5× against the lens's current-scale earnings at 9.0× — which is why the two land 146.62 and 108.17 respectively. The divergence is the persona doing what it says (no time-value discipline), it is disclosed, and only the section-1.4 construction enters the weighted central.</w:t>
       </w:r>
     </w:p>
     <w:p>
@@ -23328,7 +24216,7 @@
                 <w:color w:val="1C3A36"/>
                 <w:sz w:val="17"/>
               </w:rPr>
-              <w:t>127.96</w:t>
+              <w:t>146.62</w:t>
             </w:r>
           </w:p>
         </w:tc>
@@ -23369,7 +24257,7 @@
                 <w:color w:val="1C3A36"/>
                 <w:sz w:val="17"/>
               </w:rPr>
-              <w:t>94.29 – 161.63</w:t>
+              <w:t>107.55 – 185.69</w:t>
             </w:r>
           </w:p>
         </w:tc>
@@ -23391,7 +24279,7 @@
           <w:color w:val="1C3A36"/>
           <w:sz w:val="21"/>
         </w:rPr>
-        <w:t>Named sensitivity: each one-turn change in the multiple is worth EGP 13.47 per share, and each percentage point of mid-cycle EBITDA margin is worth roughly EGP 1.13 per share.</w:t>
+        <w:t>Named sensitivity: each one-turn change in the multiple is worth EGP 13.47 per share, and each percentage point of mid-cycle EBITDA margin is worth roughly EGP 1.29 per share.</w:t>
       </w:r>
     </w:p>
     <w:p>
@@ -23585,7 +24473,7 @@
                 <w:color w:val="1C3A36"/>
                 <w:sz w:val="17"/>
               </w:rPr>
-              <w:t>(608)</w:t>
+              <w:t>(608) — the FY2029 point of the forecast's net-finance construction (cost-of-debt path × gross book less 10% on the FY2025 cash balance), after tax; shown because a review correctly noted it was not reconcilable as previously displayed</w:t>
             </w:r>
           </w:p>
         </w:tc>
@@ -23678,7 +24566,7 @@
                 <w:color w:val="1C3A36"/>
                 <w:sz w:val="17"/>
               </w:rPr>
-              <w:t>Capitalised at cost of equity less growth</w:t>
+              <w:t>Grown one year and capitalised at cost of equity less growth</w:t>
             </w:r>
           </w:p>
         </w:tc>
@@ -23696,7 +24584,7 @@
                 <w:color w:val="1C3A36"/>
                 <w:sz w:val="17"/>
               </w:rPr>
-              <w:t>17.6% − 5%</w:t>
+              <w:t>× 1.05 ÷ (17.6% − 5%)</w:t>
             </w:r>
           </w:p>
         </w:tc>
@@ -23715,7 +24603,7 @@
                 <w:color w:val="1C3A36"/>
                 <w:sz w:val="17"/>
               </w:rPr>
-              <w:t>Fair value (EGP per share)</w:t>
+              <w:t>Fair value, rolled to the anchor (EGP per share)</w:t>
             </w:r>
           </w:p>
         </w:tc>
@@ -23733,7 +24621,7 @@
                 <w:color w:val="1C3A36"/>
                 <w:sz w:val="17"/>
               </w:rPr>
-              <w:t>54.96</w:t>
+              <w:t>61.91</w:t>
             </w:r>
           </w:p>
         </w:tc>
@@ -23774,7 +24662,7 @@
                 <w:color w:val="1C3A36"/>
                 <w:sz w:val="17"/>
               </w:rPr>
-              <w:t>33.89 – 60.28</w:t>
+              <w:t>37.47 – 68.09</w:t>
             </w:r>
           </w:p>
         </w:tc>
@@ -23796,7 +24684,7 @@
           <w:color w:val="1C3A36"/>
           <w:sz w:val="21"/>
         </w:rPr>
-        <w:t>This is the harshest of the three readings, at EGP 54.96, and the reason is specific and defensible: it takes the FY2025 evidence — EGP 28,363mn of EBITDA converting to EGP 12,766mn of operating cash — as a statement about the business model rather than about one unusual year.</w:t>
+        <w:t>This is the harshest of the three readings, at EGP 61.91, and the reason is specific and defensible: it takes the FY2025 evidence — EGP 28,363mn of EBITDA converting to EGP 12,766mn of operating cash — as a statement about the business model rather than about one unusual year.</w:t>
       </w:r>
     </w:p>
     <w:p>
@@ -24004,7 +24892,7 @@
                 <w:color w:val="1C3A36"/>
                 <w:sz w:val="17"/>
               </w:rPr>
-              <w:t>8,592</w:t>
+              <w:t>6,136</w:t>
             </w:r>
           </w:p>
         </w:tc>
@@ -24041,7 +24929,7 @@
                 <w:color w:val="1C3A36"/>
                 <w:sz w:val="17"/>
               </w:rPr>
-              <w:t>39,806</w:t>
+              <w:t>26,651</w:t>
             </w:r>
           </w:p>
         </w:tc>
@@ -24078,7 +24966,7 @@
                 <w:color w:val="1C3A36"/>
                 <w:sz w:val="17"/>
               </w:rPr>
-              <w:t>141,960</w:t>
+              <w:t>126,349</w:t>
             </w:r>
           </w:p>
         </w:tc>
@@ -24097,7 +24985,7 @@
                 <w:color w:val="1C3A36"/>
                 <w:sz w:val="17"/>
               </w:rPr>
-              <w:t>Fair value (EGP per share)</w:t>
+              <w:t>Fair value, rolled to the anchor (EGP per share)</w:t>
             </w:r>
           </w:p>
         </w:tc>
@@ -24115,7 +25003,7 @@
                 <w:color w:val="1C3A36"/>
                 <w:sz w:val="17"/>
               </w:rPr>
-              <w:t>54.07</w:t>
+              <w:t>53.25</w:t>
             </w:r>
           </w:p>
         </w:tc>
@@ -24156,7 +25044,7 @@
                 <w:color w:val="1C3A36"/>
                 <w:sz w:val="17"/>
               </w:rPr>
-              <w:t>45.07 – 78.89</w:t>
+              <w:t>46.17 – 85.97</w:t>
             </w:r>
           </w:p>
         </w:tc>
@@ -24327,7 +25215,7 @@
                 <w:color w:val="1C3A36"/>
                 <w:sz w:val="16"/>
               </w:rPr>
-              <w:t>Return on invested capital</w:t>
+              <w:t>Return on invested capital (NOPAT ÷ closing capital)</w:t>
             </w:r>
           </w:p>
         </w:tc>
@@ -24472,7 +25360,7 @@
                 <w:color w:val="1C3A36"/>
                 <w:sz w:val="16"/>
               </w:rPr>
-              <w:t>22.7%</w:t>
+              <w:t>23.1%</w:t>
             </w:r>
           </w:p>
         </w:tc>
@@ -24490,7 +25378,7 @@
                 <w:color w:val="1C3A36"/>
                 <w:sz w:val="16"/>
               </w:rPr>
-              <w:t>19.4%</w:t>
+              <w:t>20.1%</w:t>
             </w:r>
           </w:p>
         </w:tc>
@@ -24508,7 +25396,7 @@
                 <w:color w:val="1C3A36"/>
                 <w:sz w:val="16"/>
               </w:rPr>
-              <w:t>16.8%</w:t>
+              <w:t>17.7%</w:t>
             </w:r>
           </w:p>
         </w:tc>
@@ -24526,7 +25414,7 @@
                 <w:color w:val="1C3A36"/>
                 <w:sz w:val="16"/>
               </w:rPr>
-              <w:t>14.8%</w:t>
+              <w:t>15.9%</w:t>
             </w:r>
           </w:p>
         </w:tc>
@@ -24581,7 +25469,7 @@
                 <w:color w:val="1C3A36"/>
                 <w:sz w:val="16"/>
               </w:rPr>
-              <w:t>-3.8pp</w:t>
+              <w:t>-4.1pp</w:t>
             </w:r>
           </w:p>
         </w:tc>
@@ -24599,7 +25487,7 @@
                 <w:color w:val="1C3A36"/>
                 <w:sz w:val="16"/>
               </w:rPr>
-              <w:t>-0.3pp</w:t>
+              <w:t>-1.0pp</w:t>
             </w:r>
           </w:p>
         </w:tc>
@@ -24617,7 +25505,7 @@
                 <w:color w:val="1C3A36"/>
                 <w:sz w:val="16"/>
               </w:rPr>
-              <w:t>+2.6pp</w:t>
+              <w:t>+1.7pp</w:t>
             </w:r>
           </w:p>
         </w:tc>
@@ -24635,7 +25523,7 @@
                 <w:color w:val="1C3A36"/>
                 <w:sz w:val="16"/>
               </w:rPr>
-              <w:t>+4.6pp</w:t>
+              <w:t>+3.5pp</w:t>
             </w:r>
           </w:p>
         </w:tc>
@@ -24656,7 +25544,7 @@
                 <w:color w:val="1C3A36"/>
                 <w:sz w:val="16"/>
               </w:rPr>
-              <w:t>Economic profit (EGP mn)</w:t>
+              <w:t>Economic profit (NOPAT − charge on OPENING capital, EGP mn)</w:t>
             </w:r>
           </w:p>
         </w:tc>
@@ -24696,7 +25584,7 @@
                 <w:color w:val="1C3A36"/>
                 <w:sz w:val="16"/>
               </w:rPr>
-              <w:t>-469</w:t>
+              <w:t>-915</w:t>
             </w:r>
           </w:p>
         </w:tc>
@@ -24716,7 +25604,7 @@
                 <w:color w:val="1C3A36"/>
                 <w:sz w:val="16"/>
               </w:rPr>
-              <w:t>3,350</w:t>
+              <w:t>2,388</w:t>
             </w:r>
           </w:p>
         </w:tc>
@@ -24736,7 +25624,7 @@
                 <w:color w:val="1C3A36"/>
                 <w:sz w:val="16"/>
               </w:rPr>
-              <w:t>7,980</w:t>
+              <w:t>6,489</w:t>
             </w:r>
           </w:p>
         </w:tc>
@@ -24756,7 +25644,7 @@
                 <w:color w:val="1C3A36"/>
                 <w:sz w:val="16"/>
               </w:rPr>
-              <w:t>12,143</w:t>
+              <w:t>10,145</w:t>
             </w:r>
           </w:p>
         </w:tc>
@@ -24766,6 +25654,20 @@
       <w:pPr>
         <w:spacing w:after="40"/>
       </w:pPr>
+    </w:p>
+    <w:p>
+      <w:pPr>
+        <w:spacing w:after="200" w:before="0"/>
+      </w:pPr>
+      <w:r>
+        <w:rPr>
+          <w:b w:val="0"/>
+          <w:i/>
+          <w:color w:val="6E7B77"/>
+          <w:sz w:val="17"/>
+        </w:rPr>
+        <w:t>Two conventions sit in this table and are named so they cannot be confused: the ROIC row divides by CLOSING capital (matching Appendix A.3), while economic profit charges the cost of capital on OPENING capital — the capital actually employed through the year. So spread × closing capital will not reproduce the economic-profit row; the identity holds on opening capital. Note also that this leg's enterprise value (126,349) and the DCF's (132,146) differ by 5,796: economic-profit and FCFF valuations are algebraically identical on identical assumptions, and the gap here is exactly the different terminal treatment (a fading economic-profit perpetuity versus the reinvestment-rate terminal value). Expert 3 is therefore a RESTATEMENT of the DCF under a different terminal discipline, not an independent confirmation, and is read as such.</w:t>
+      </w:r>
     </w:p>
     <w:p>
       <w:pPr>
@@ -25200,7 +26102,7 @@
           <w:color w:val="6E7B77"/>
           <w:sz w:val="17"/>
         </w:rPr>
-        <w:t>Figure 8 — the three experts' ranges. The gold band is the panel centre of 54.96; the vertical line is the market price of 105.20.</w:t>
+        <w:t>Figure 8 — the three experts' ranges. The gold band is the panel centre of 61.91; the vertical line is the market price of 105.20.</w:t>
       </w:r>
     </w:p>
     <w:p>
@@ -25214,7 +26116,7 @@
           <w:color w:val="1C3A36"/>
           <w:sz w:val="21"/>
         </w:rPr>
-        <w:t>The panel spans EGP 54.07 to 127.96 — a factor of 2.4 between the most and least generous reading. That is a wide disagreement and it is not noise. Expert 1 values earnings and lands near the market price. Expert 2 values cash and lands well below it. Expert 3 values the spread between returns and the cost of capital and finds that the answer depends entirely on which cost of capital applies. The panel median of 54.96 sits -48% against the market price and close to the study's own weighted central of 69.79.</w:t>
+        <w:t>The panel spans EGP 53.25 to 146.62 — a factor of 2.8 between the most and least generous reading. That is a wide disagreement and it is not noise. Expert 1 values earnings and lands near the market price. Expert 2 values cash and lands well below it. Expert 3 values the spread between returns and the cost of capital and finds that the answer depends entirely on which cost of capital applies. The panel median of 61.91 sits -41% against the market price and -11% against the study's own weighted central of 69.73 — a real gap, stated at its size rather than smoothed, and driven by the panel's harsher cash and returns legs outvoting its generous earnings leg.</w:t>
       </w:r>
     </w:p>
     <w:p>
@@ -25789,7 +26691,7 @@
                 <w:color w:val="1C3A36"/>
                 <w:sz w:val="16"/>
               </w:rPr>
-              <w:t>86% of the value in the study's main model</w:t>
+              <w:t>85% of the value in the study's main model</w:t>
             </w:r>
           </w:p>
         </w:tc>

--- a/engine/swdy_study/SWDY_Valuation_Study_05-08-2026_public.docx
+++ b/engine/swdy_study/SWDY_Valuation_Study_05-08-2026_public.docx
@@ -272,7 +272,7 @@
           <w:color w:val="1C3A36"/>
           <w:sz w:val="21"/>
         </w:rPr>
-        <w:t>On our primary construction the four lenses centre at EGP 69.73 per share against a market price of 105.20 — the price sits about +51% above the central estimate. That gap is not mainly an argument about the business; it is an argument about the discount rate. Discounted at an Egyptian cost of capital gliding 26.6% to 15.9%, the cash flows support roughly EGP 56.08. Discount the hard-currency share of those same cash flows at a hard-currency cost of capital of about 10.1% and the same model produces EGP 85.97 — still -18% against today's price, but +53% above the primary reading. The market appears to be applying something at least as generous as the second view. Both are shown, and neither is hidden inside an average.</w:t>
+        <w:t>On our primary construction the four lenses centre at EGP 55.48 per share against a market price of 105.20 — the price sits about +90% above the central estimate. That gap is not mainly an argument about the business; it is an argument about the discount rate. Discounted at an Egyptian cost of capital gliding 26.6% to 15.9%, the cash flows support roughly EGP 55.48. Discount the hard-currency share of those same cash flows at a hard-currency cost of capital of about 10.1% and the same model produces EGP 69.58 — still -34% against today's price, but +25% above the primary reading. The market appears to be applying something at least as generous as the second view. Both are shown, and neither is hidden inside an average.</w:t>
       </w:r>
     </w:p>
     <w:p>
@@ -447,7 +447,7 @@
                 <w:color w:val="1C3A36"/>
                 <w:sz w:val="17"/>
               </w:rPr>
-              <w:t>5-year FCFF, cost of capital gliding 26.6% → 15.9%, terminal growth 5%; 85% of enterprise value comes from the terminal value</w:t>
+              <w:t>5-year FCFF, cost of capital gliding 26.6% → 15.9%, terminal growth 7%; 85% of enterprise value comes from the terminal value</w:t>
             </w:r>
           </w:p>
         </w:tc>
@@ -465,7 +465,7 @@
                 <w:color w:val="1C3A36"/>
                 <w:sz w:val="17"/>
               </w:rPr>
-              <w:t>19.95 – 122.33</w:t>
+              <w:t>19.89 – 104.96</w:t>
             </w:r>
           </w:p>
         </w:tc>
@@ -483,7 +483,7 @@
                 <w:color w:val="1C3A36"/>
                 <w:sz w:val="17"/>
               </w:rPr>
-              <w:t>56.08</w:t>
+              <w:t>55.48</w:t>
             </w:r>
           </w:p>
         </w:tc>
@@ -556,7 +556,7 @@
                 <w:color w:val="1C3A36"/>
                 <w:sz w:val="17"/>
               </w:rPr>
-              <w:t>62.57 – 95.28</w:t>
+              <w:t>66.93 – 101.05</w:t>
             </w:r>
           </w:p>
         </w:tc>
@@ -574,7 +574,7 @@
                 <w:color w:val="1C3A36"/>
                 <w:sz w:val="17"/>
               </w:rPr>
-              <w:t>75.65</w:t>
+              <w:t>80.58</w:t>
             </w:r>
           </w:p>
         </w:tc>
@@ -592,7 +592,7 @@
                 <w:color w:val="1C3A36"/>
                 <w:sz w:val="17"/>
               </w:rPr>
-              <w:t>-28%</w:t>
+              <w:t>-23%</w:t>
             </w:r>
           </w:p>
         </w:tc>
@@ -629,7 +629,7 @@
                 <w:color w:val="1C3A36"/>
                 <w:sz w:val="17"/>
               </w:rPr>
-              <w:t>mid-cycle EBITDA margin 10.2% at a justified 9.0× P/E</w:t>
+              <w:t>mid-cycle EBITDA margin 10.3% at a justified 9.0× P/E</w:t>
             </w:r>
           </w:p>
         </w:tc>
@@ -647,7 +647,7 @@
                 <w:color w:val="1C3A36"/>
                 <w:sz w:val="17"/>
               </w:rPr>
-              <w:t>83.72 – 138.73</w:t>
+              <w:t>84.77 – 140.45</w:t>
             </w:r>
           </w:p>
         </w:tc>
@@ -665,7 +665,7 @@
                 <w:color w:val="1C3A36"/>
                 <w:sz w:val="17"/>
               </w:rPr>
-              <w:t>108.17</w:t>
+              <w:t>109.52</w:t>
             </w:r>
           </w:p>
         </w:tc>
@@ -683,7 +683,7 @@
                 <w:color w:val="1C3A36"/>
                 <w:sz w:val="17"/>
               </w:rPr>
-              <w:t>+3%</w:t>
+              <w:t>+4%</w:t>
             </w:r>
           </w:p>
         </w:tc>
@@ -720,7 +720,7 @@
                 <w:color w:val="1C3A36"/>
                 <w:sz w:val="17"/>
               </w:rPr>
-              <w:t>justified price-to-book 1.5× on book value of 31.24/share at a sustainable return on equity of 23.5%</w:t>
+              <w:t>justified price-to-book 1.6× on book value of 31.24/share at a sustainable return on equity of 23.5%</w:t>
             </w:r>
           </w:p>
         </w:tc>
@@ -738,7 +738,7 @@
                 <w:color w:val="1C3A36"/>
                 <w:sz w:val="17"/>
               </w:rPr>
-              <w:t>35.33 – 57.29</w:t>
+              <w:t>35.33 – 61.63</w:t>
             </w:r>
           </w:p>
         </w:tc>
@@ -756,7 +756,7 @@
                 <w:color w:val="1C3A36"/>
                 <w:sz w:val="17"/>
               </w:rPr>
-              <w:t>51.52</w:t>
+              <w:t>54.76</w:t>
             </w:r>
           </w:p>
         </w:tc>
@@ -774,7 +774,7 @@
                 <w:color w:val="1C3A36"/>
                 <w:sz w:val="17"/>
               </w:rPr>
-              <w:t>-51%</w:t>
+              <w:t>-48%</w:t>
             </w:r>
           </w:p>
         </w:tc>
@@ -795,7 +795,7 @@
                 <w:color w:val="1C3A36"/>
                 <w:sz w:val="17"/>
               </w:rPr>
-              <w:t>Weighted central</w:t>
+              <w:t>THE CENTRAL — the cash-flow lens, not an average</w:t>
             </w:r>
           </w:p>
         </w:tc>
@@ -815,7 +815,7 @@
                 <w:color w:val="1C3A36"/>
                 <w:sz w:val="17"/>
               </w:rPr>
-              <w:t>DCF 45% · relative 20% · normalised 20% · book 15%</w:t>
+              <w:t>one class primary IS the central; the lenses above are cross-checks published at their own values, and the book lens is a disclosed floor that is never weighted</w:t>
             </w:r>
           </w:p>
         </w:tc>
@@ -835,7 +835,7 @@
                 <w:color w:val="1C3A36"/>
                 <w:sz w:val="17"/>
               </w:rPr>
-              <w:t>19.95 – 138.73</w:t>
+              <w:t>19.89 – 104.96</w:t>
             </w:r>
           </w:p>
         </w:tc>
@@ -855,7 +855,7 @@
                 <w:color w:val="1C3A36"/>
                 <w:sz w:val="17"/>
               </w:rPr>
-              <w:t>69.73</w:t>
+              <w:t>55.48</w:t>
             </w:r>
           </w:p>
         </w:tc>
@@ -875,7 +875,7 @@
                 <w:color w:val="1C3A36"/>
                 <w:sz w:val="17"/>
               </w:rPr>
-              <w:t>-34%</w:t>
+              <w:t>-47%</w:t>
             </w:r>
           </w:p>
         </w:tc>
@@ -894,7 +894,7 @@
                 <w:color w:val="1C3A36"/>
                 <w:sz w:val="17"/>
               </w:rPr>
-              <w:t>Market price</w:t>
+              <w:t>NOT AVERAGED — the retired blend, published unused</w:t>
             </w:r>
           </w:p>
         </w:tc>
@@ -912,7 +912,7 @@
                 <w:color w:val="1C3A36"/>
                 <w:sz w:val="17"/>
               </w:rPr>
-              <w:t>closing price on the anchor date</w:t>
+              <w:t>the retired weights: DCF 45% · relative 20% · normalised 20% · book 15%</w:t>
             </w:r>
           </w:p>
         </w:tc>
@@ -948,7 +948,7 @@
                 <w:color w:val="1C3A36"/>
                 <w:sz w:val="17"/>
               </w:rPr>
-              <w:t>105.20</w:t>
+              <w:t>71.20</w:t>
             </w:r>
           </w:p>
         </w:tc>
@@ -966,7 +966,7 @@
                 <w:color w:val="1C3A36"/>
                 <w:sz w:val="17"/>
               </w:rPr>
-              <w:t>—</w:t>
+              <w:t>-32%</w:t>
             </w:r>
           </w:p>
         </w:tc>
@@ -987,7 +987,7 @@
                 <w:color w:val="1C3A36"/>
                 <w:sz w:val="17"/>
               </w:rPr>
-              <w:t>ALTERNATIVE READINGS — not included in the weighted central above</w:t>
+              <w:t>Market price</w:t>
             </w:r>
           </w:p>
         </w:tc>
@@ -1007,6 +1007,7 @@
                 <w:color w:val="1C3A36"/>
                 <w:sz w:val="17"/>
               </w:rPr>
+              <w:t>closing price on the anchor date</w:t>
             </w:r>
           </w:p>
         </w:tc>
@@ -1026,6 +1027,7 @@
                 <w:color w:val="1C3A36"/>
                 <w:sz w:val="17"/>
               </w:rPr>
+              <w:t>—</w:t>
             </w:r>
           </w:p>
         </w:tc>
@@ -1045,6 +1047,7 @@
                 <w:color w:val="1C3A36"/>
                 <w:sz w:val="17"/>
               </w:rPr>
+              <w:t>105.20</w:t>
             </w:r>
           </w:p>
         </w:tc>
@@ -1064,6 +1067,7 @@
                 <w:color w:val="1C3A36"/>
                 <w:sz w:val="17"/>
               </w:rPr>
+              <w:t>—</w:t>
             </w:r>
           </w:p>
         </w:tc>
@@ -1082,7 +1086,7 @@
                 <w:color w:val="1C3A36"/>
                 <w:sz w:val="17"/>
               </w:rPr>
-              <w:t>Currency of discounting</w:t>
+              <w:t>ALTERNATIVE READINGS — separate questions, never averaged into the central</w:t>
             </w:r>
           </w:p>
         </w:tc>
@@ -1100,7 +1104,6 @@
                 <w:color w:val="1C3A36"/>
                 <w:sz w:val="17"/>
               </w:rPr>
-              <w:t>the same cash flows with the hard-currency leg discounted at 10.1% instead of the Egyptian rate — a different view of country risk, not a fifth lens</w:t>
             </w:r>
           </w:p>
         </w:tc>
@@ -1118,7 +1121,6 @@
                 <w:color w:val="1C3A36"/>
                 <w:sz w:val="17"/>
               </w:rPr>
-              <w:t>—</w:t>
             </w:r>
           </w:p>
         </w:tc>
@@ -1136,7 +1138,6 @@
                 <w:color w:val="1C3A36"/>
                 <w:sz w:val="17"/>
               </w:rPr>
-              <w:t>85.97</w:t>
             </w:r>
           </w:p>
         </w:tc>
@@ -1154,7 +1155,6 @@
                 <w:color w:val="1C3A36"/>
                 <w:sz w:val="17"/>
               </w:rPr>
-              <w:t>-18%</w:t>
             </w:r>
           </w:p>
         </w:tc>
@@ -1173,7 +1173,7 @@
                 <w:color w:val="1C3A36"/>
                 <w:sz w:val="17"/>
               </w:rPr>
-              <w:t>Rating-basis cost of capital</w:t>
+              <w:t>Currency of discounting</w:t>
             </w:r>
           </w:p>
         </w:tc>
@@ -1191,7 +1191,7 @@
                 <w:color w:val="1C3A36"/>
                 <w:sz w:val="17"/>
               </w:rPr>
-              <w:t>the same model on the rating column of the published country-risk table rather than the market-spread column (see section 1.8)</w:t>
+              <w:t>the same cash flows with the hard-currency leg discounted at 10.1% instead of the Egyptian rate — a different view of country risk, not a fifth lens</w:t>
             </w:r>
           </w:p>
         </w:tc>
@@ -1227,7 +1227,7 @@
                 <w:color w:val="1C3A36"/>
                 <w:sz w:val="17"/>
               </w:rPr>
-              <w:t>36.46</w:t>
+              <w:t>69.58</w:t>
             </w:r>
           </w:p>
         </w:tc>
@@ -1245,7 +1245,7 @@
                 <w:color w:val="1C3A36"/>
                 <w:sz w:val="17"/>
               </w:rPr>
-              <w:t>-65%</w:t>
+              <w:t>-34%</w:t>
             </w:r>
           </w:p>
         </w:tc>
@@ -1264,6 +1264,97 @@
                 <w:color w:val="1C3A36"/>
                 <w:sz w:val="17"/>
               </w:rPr>
+              <w:t>Rating-basis cost of capital</w:t>
+            </w:r>
+          </w:p>
+        </w:tc>
+        <w:tc>
+          <w:tcPr>
+            <w:tcW w:type="dxa" w:w="3960"/>
+          </w:tcPr>
+          <w:p>
+            <w:pPr>
+              <w:spacing w:after="20"/>
+              <w:jc w:val="right"/>
+            </w:pPr>
+            <w:r>
+              <w:rPr>
+                <w:color w:val="1C3A36"/>
+                <w:sz w:val="17"/>
+              </w:rPr>
+              <w:t>the same model on the rating column of the published country-risk table rather than the market-spread column (see section 1.8)</w:t>
+            </w:r>
+          </w:p>
+        </w:tc>
+        <w:tc>
+          <w:tcPr>
+            <w:tcW w:type="dxa" w:w="1656"/>
+          </w:tcPr>
+          <w:p>
+            <w:pPr>
+              <w:spacing w:after="20"/>
+              <w:jc w:val="right"/>
+            </w:pPr>
+            <w:r>
+              <w:rPr>
+                <w:color w:val="1C3A36"/>
+                <w:sz w:val="17"/>
+              </w:rPr>
+              <w:t>—</w:t>
+            </w:r>
+          </w:p>
+        </w:tc>
+        <w:tc>
+          <w:tcPr>
+            <w:tcW w:type="dxa" w:w="1037"/>
+          </w:tcPr>
+          <w:p>
+            <w:pPr>
+              <w:spacing w:after="20"/>
+              <w:jc w:val="right"/>
+            </w:pPr>
+            <w:r>
+              <w:rPr>
+                <w:color w:val="1C3A36"/>
+                <w:sz w:val="17"/>
+              </w:rPr>
+              <w:t>34.38</w:t>
+            </w:r>
+          </w:p>
+        </w:tc>
+        <w:tc>
+          <w:tcPr>
+            <w:tcW w:type="dxa" w:w="907"/>
+          </w:tcPr>
+          <w:p>
+            <w:pPr>
+              <w:spacing w:after="20"/>
+              <w:jc w:val="right"/>
+            </w:pPr>
+            <w:r>
+              <w:rPr>
+                <w:color w:val="1C3A36"/>
+                <w:sz w:val="17"/>
+              </w:rPr>
+              <w:t>-67%</w:t>
+            </w:r>
+          </w:p>
+        </w:tc>
+      </w:tr>
+      <w:tr>
+        <w:tc>
+          <w:tcPr>
+            <w:tcW w:type="dxa" w:w="1872"/>
+          </w:tcPr>
+          <w:p>
+            <w:pPr>
+              <w:spacing w:after="20"/>
+            </w:pPr>
+            <w:r>
+              <w:rPr>
+                <w:color w:val="1C3A36"/>
+                <w:sz w:val="17"/>
+              </w:rPr>
               <w:t>Minority interests charged before net debt</w:t>
             </w:r>
           </w:p>
@@ -1318,7 +1409,7 @@
                 <w:color w:val="1C3A36"/>
                 <w:sz w:val="17"/>
               </w:rPr>
-              <w:t>55.01</w:t>
+              <w:t>62.37</w:t>
             </w:r>
           </w:p>
         </w:tc>
@@ -1336,7 +1427,7 @@
                 <w:color w:val="1C3A36"/>
                 <w:sz w:val="17"/>
               </w:rPr>
-              <w:t>-48%</w:t>
+              <w:t>-41%</w:t>
             </w:r>
           </w:p>
         </w:tc>
@@ -1358,7 +1449,7 @@
           <w:color w:val="6E7B77"/>
           <w:sz w:val="17"/>
         </w:rPr>
-        <w:t>The alternative readings are shown so that each genuinely contested choice carries a number the reader can see, rather than being averaged silently into the headline. They are deliberately excluded from the weighted central because each answers a different question — which currency's cost of capital applies, which column of a risk table to use, how to sequence one line of the bridge — and blending them would hide the disagreement instead of showing it. Ranges are bear-to-bull within each lens; the central is the weighted base. Terminal value is 85% of the discounted-cash-flow enterprise value — a high share, disclosed here and again in the bridge, and the reason the terminal assumptions are stress-tested in section 1.9.</w:t>
+        <w:t>The alternative readings are shown so that each genuinely contested choice carries a number the reader can see, rather than being averaged silently into the headline. They are deliberately excluded from the central because each answers a different question — which currency's cost of capital applies, which column of a risk table to use, how to sequence one line of the bridge — and blending them would hide the disagreement instead of showing it. Ranges are bear-to-bull within each lens; THE CENTRAL IS THE CASH-FLOW LENS ITSELF and its range is that same lens under its own two scenarios on one clock, not a spread across four methods. Terminal value is 85% of the discounted-cash-flow enterprise value — a high share, disclosed here and again in the bridge, and the reason the terminal assumptions are stress-tested in section 1.9.</w:t>
       </w:r>
     </w:p>
     <w:p>
@@ -2404,7 +2495,7 @@
                 <w:color w:val="1C3A36"/>
                 <w:sz w:val="17"/>
               </w:rPr>
-              <w:t>35,158</w:t>
+              <w:t>37,965</w:t>
             </w:r>
           </w:p>
         </w:tc>
@@ -2422,7 +2513,7 @@
                 <w:color w:val="1C3A36"/>
                 <w:sz w:val="17"/>
               </w:rPr>
-              <w:t>41,645</w:t>
+              <w:t>43,447</w:t>
             </w:r>
           </w:p>
         </w:tc>
@@ -2440,7 +2531,7 @@
                 <w:color w:val="1C3A36"/>
                 <w:sz w:val="17"/>
               </w:rPr>
-              <w:t>47,603</w:t>
+              <w:t>48,113</w:t>
             </w:r>
           </w:p>
         </w:tc>
@@ -2458,7 +2549,7 @@
                 <w:color w:val="1C3A36"/>
                 <w:sz w:val="17"/>
               </w:rPr>
-              <w:t>53,648</w:t>
+              <w:t>52,750</w:t>
             </w:r>
           </w:p>
         </w:tc>
@@ -2476,7 +2567,7 @@
                 <w:color w:val="1C3A36"/>
                 <w:sz w:val="17"/>
               </w:rPr>
-              <w:t>59,209</w:t>
+              <w:t>57,496</w:t>
             </w:r>
           </w:p>
         </w:tc>
@@ -2513,7 +2604,7 @@
                 <w:color w:val="1C3A36"/>
                 <w:sz w:val="17"/>
               </w:rPr>
-              <w:t>9.5%</w:t>
+              <w:t>10.3%</w:t>
             </w:r>
           </w:p>
         </w:tc>
@@ -2531,7 +2622,7 @@
                 <w:color w:val="1C3A36"/>
                 <w:sz w:val="17"/>
               </w:rPr>
-              <w:t>9.9%</w:t>
+              <w:t>10.3%</w:t>
             </w:r>
           </w:p>
         </w:tc>
@@ -2549,7 +2640,7 @@
                 <w:color w:val="1C3A36"/>
                 <w:sz w:val="17"/>
               </w:rPr>
-              <w:t>10.2%</w:t>
+              <w:t>10.3%</w:t>
             </w:r>
           </w:p>
         </w:tc>
@@ -2567,7 +2658,7 @@
                 <w:color w:val="1C3A36"/>
                 <w:sz w:val="17"/>
               </w:rPr>
-              <w:t>10.5%</w:t>
+              <w:t>10.3%</w:t>
             </w:r>
           </w:p>
         </w:tc>
@@ -2585,7 +2676,7 @@
                 <w:color w:val="1C3A36"/>
                 <w:sz w:val="17"/>
               </w:rPr>
-              <w:t>10.7%</w:t>
+              <w:t>10.4%</w:t>
             </w:r>
           </w:p>
         </w:tc>
@@ -2731,7 +2822,7 @@
                 <w:color w:val="1C3A36"/>
                 <w:sz w:val="17"/>
               </w:rPr>
-              <w:t>30,533</w:t>
+              <w:t>33,339</w:t>
             </w:r>
           </w:p>
         </w:tc>
@@ -2749,7 +2840,7 @@
                 <w:color w:val="1C3A36"/>
                 <w:sz w:val="17"/>
               </w:rPr>
-              <w:t>36,363</w:t>
+              <w:t>38,165</w:t>
             </w:r>
           </w:p>
         </w:tc>
@@ -2767,7 +2858,7 @@
                 <w:color w:val="1C3A36"/>
                 <w:sz w:val="17"/>
               </w:rPr>
-              <w:t>41,770</w:t>
+              <w:t>42,280</w:t>
             </w:r>
           </w:p>
         </w:tc>
@@ -2785,7 +2876,7 @@
                 <w:color w:val="1C3A36"/>
                 <w:sz w:val="17"/>
               </w:rPr>
-              <w:t>47,268</w:t>
+              <w:t>46,370</w:t>
             </w:r>
           </w:p>
         </w:tc>
@@ -2803,7 +2894,7 @@
                 <w:color w:val="1C3A36"/>
                 <w:sz w:val="17"/>
               </w:rPr>
-              <w:t>52,269</w:t>
+              <w:t>50,556</w:t>
             </w:r>
           </w:p>
         </w:tc>
@@ -2840,7 +2931,7 @@
                 <w:color w:val="1C3A36"/>
                 <w:sz w:val="17"/>
               </w:rPr>
-              <w:t>23,052</w:t>
+              <w:t>25,171</w:t>
             </w:r>
           </w:p>
         </w:tc>
@@ -2858,7 +2949,7 @@
                 <w:color w:val="1C3A36"/>
                 <w:sz w:val="17"/>
               </w:rPr>
-              <w:t>27,454</w:t>
+              <w:t>28,815</w:t>
             </w:r>
           </w:p>
         </w:tc>
@@ -2876,7 +2967,7 @@
                 <w:color w:val="1C3A36"/>
                 <w:sz w:val="17"/>
               </w:rPr>
-              <w:t>31,537</w:t>
+              <w:t>31,922</w:t>
             </w:r>
           </w:p>
         </w:tc>
@@ -2894,7 +2985,7 @@
                 <w:color w:val="1C3A36"/>
                 <w:sz w:val="17"/>
               </w:rPr>
-              <w:t>35,687</w:t>
+              <w:t>35,009</w:t>
             </w:r>
           </w:p>
         </w:tc>
@@ -2912,7 +3003,7 @@
                 <w:color w:val="1C3A36"/>
                 <w:sz w:val="17"/>
               </w:rPr>
-              <w:t>39,463</w:t>
+              <w:t>38,170</w:t>
             </w:r>
           </w:p>
         </w:tc>
@@ -3280,7 +3371,7 @@
                 <w:color w:val="1C3A36"/>
                 <w:sz w:val="17"/>
               </w:rPr>
-              <w:t>-6,387</w:t>
+              <w:t>-4,268</w:t>
             </w:r>
           </w:p>
         </w:tc>
@@ -3300,7 +3391,7 @@
                 <w:color w:val="1C3A36"/>
                 <w:sz w:val="17"/>
               </w:rPr>
-              <w:t>5,387</w:t>
+              <w:t>6,748</w:t>
             </w:r>
           </w:p>
         </w:tc>
@@ -3320,7 +3411,7 @@
                 <w:color w:val="1C3A36"/>
                 <w:sz w:val="17"/>
               </w:rPr>
-              <w:t>11,797</w:t>
+              <w:t>12,182</w:t>
             </w:r>
           </w:p>
         </w:tc>
@@ -3340,7 +3431,7 @@
                 <w:color w:val="1C3A36"/>
                 <w:sz w:val="17"/>
               </w:rPr>
-              <w:t>16,503</w:t>
+              <w:t>15,825</w:t>
             </w:r>
           </w:p>
         </w:tc>
@@ -3360,7 +3451,7 @@
                 <w:color w:val="1C3A36"/>
                 <w:sz w:val="17"/>
               </w:rPr>
-              <w:t>20,279</w:t>
+              <w:t>18,986</w:t>
             </w:r>
           </w:p>
         </w:tc>
@@ -3619,7 +3710,7 @@
                 <w:color w:val="1C3A36"/>
                 <w:sz w:val="17"/>
               </w:rPr>
-              <w:t>-5,044</w:t>
+              <w:t>-3,370</w:t>
             </w:r>
           </w:p>
         </w:tc>
@@ -3639,7 +3730,7 @@
                 <w:color w:val="1C3A36"/>
                 <w:sz w:val="17"/>
               </w:rPr>
-              <w:t>3,457</w:t>
+              <w:t>4,330</w:t>
             </w:r>
           </w:p>
         </w:tc>
@@ -3659,7 +3750,7 @@
                 <w:color w:val="1C3A36"/>
                 <w:sz w:val="17"/>
               </w:rPr>
-              <w:t>6,304</w:t>
+              <w:t>6,509</w:t>
             </w:r>
           </w:p>
         </w:tc>
@@ -3679,7 +3770,7 @@
                 <w:color w:val="1C3A36"/>
                 <w:sz w:val="17"/>
               </w:rPr>
-              <w:t>7,491</w:t>
+              <w:t>7,183</w:t>
             </w:r>
           </w:p>
         </w:tc>
@@ -3699,7 +3790,7 @@
                 <w:color w:val="1C3A36"/>
                 <w:sz w:val="17"/>
               </w:rPr>
-              <w:t>7,940</w:t>
+              <w:t>7,434</w:t>
             </w:r>
           </w:p>
         </w:tc>
@@ -3856,7 +3947,7 @@
                 <w:color w:val="1C3A36"/>
                 <w:sz w:val="16"/>
               </w:rPr>
-              <w:t>20,148</w:t>
+              <w:t>22,086</w:t>
             </w:r>
           </w:p>
         </w:tc>
@@ -3911,7 +4002,7 @@
                 <w:color w:val="1C3A36"/>
                 <w:sz w:val="16"/>
               </w:rPr>
-              <w:t>31,277</w:t>
+              <w:t>26,619</w:t>
             </w:r>
           </w:p>
         </w:tc>
@@ -3929,7 +4020,7 @@
                 <w:color w:val="1C3A36"/>
                 <w:sz w:val="16"/>
               </w:rPr>
-              <w:t>FY2030E NOPAT grown 5% × (1 − reinvestment rate 24.5%); the reinvestment rate is forced to g ÷ terminal return on capital (20.4%) so growth is paid for — this is why the terminal cash flow sits above year-5 FCFF, disclosed here rather than left implicit</w:t>
+              <w:t>FY2030E NOPAT grown 7% × (1 − reinvestment rate 34.8%); the reinvestment rate is forced to g ÷ terminal return on capital (20.1%) so growth is paid for — this is why the terminal cash flow sits above year-5 FCFF, disclosed here rather than left implicit</w:t>
             </w:r>
           </w:p>
         </w:tc>
@@ -3966,7 +4057,7 @@
                 <w:color w:val="1C3A36"/>
                 <w:sz w:val="16"/>
               </w:rPr>
-              <w:t>111,998</w:t>
+              <w:t>125,092</w:t>
             </w:r>
           </w:p>
         </w:tc>
@@ -3984,7 +4075,7 @@
                 <w:color w:val="1C3A36"/>
                 <w:sz w:val="16"/>
               </w:rPr>
-              <w:t>the terminal cash flow capitalised at 15.9% − 5% = 286,048, discounted at the year-5 factor 0.3915</w:t>
+              <w:t>the terminal cash flow capitalised at 15.9% − 7% = 319,492, discounted at the year-5 factor 0.3915</w:t>
             </w:r>
           </w:p>
         </w:tc>
@@ -4025,7 +4116,7 @@
                 <w:color w:val="1C3A36"/>
                 <w:sz w:val="16"/>
               </w:rPr>
-              <w:t>132,146</w:t>
+              <w:t>147,178</w:t>
             </w:r>
           </w:p>
         </w:tc>
@@ -4247,7 +4338,7 @@
                 <w:color w:val="1C3A36"/>
                 <w:sz w:val="16"/>
               </w:rPr>
-              <w:t>(11,450)</w:t>
+              <w:t>(12,904)</w:t>
             </w:r>
           </w:p>
         </w:tc>
@@ -4302,7 +4393,7 @@
                 <w:color w:val="1C3A36"/>
                 <w:sz w:val="16"/>
               </w:rPr>
-              <w:t>106,894</w:t>
+              <w:t>105,783</w:t>
             </w:r>
           </w:p>
         </w:tc>
@@ -4320,7 +4411,7 @@
                 <w:color w:val="1C3A36"/>
                 <w:sz w:val="16"/>
               </w:rPr>
-              <w:t>EGP 49.93 per share — dated at the audited balance-sheet date the bridge subtracts net debt at</w:t>
+              <w:t>EGP 49.41 per share — dated at the audited balance-sheet date the bridge subtracts net debt at</w:t>
             </w:r>
           </w:p>
         </w:tc>
@@ -4471,7 +4562,7 @@
                 <w:color w:val="1C3A36"/>
                 <w:sz w:val="16"/>
               </w:rPr>
-              <w:t>56.08</w:t>
+              <w:t>55.48</w:t>
             </w:r>
           </w:p>
         </w:tc>
@@ -4555,7 +4646,7 @@
           <w:color w:val="1C3A36"/>
           <w:sz w:val="21"/>
         </w:rPr>
-        <w:t>A justified price-to-book multiple is (return on equity − growth) ÷ (cost of equity − growth). It is priced at the PERPETUAL (terminal) cost of equity of 17.6% — a steady-state multiple takes a steady-state rate, not a five-year transitional one. (An earlier wording called this figure an 'average' of the two windows, which it never was; the actual average, 23.0%, is the construction behind this lens's published bear bound of 35.33.) That gives 1.5× book, or EGP 51.52 per share at the anchor. This is the weakest of the four lenses for this company and carries the lowest weight, for a specific reason: three years of currency translation have moved reported book value in ways that have little to do with the earning power of the assets, and a group whose value sits in an order book and a brand is poorly described by its balance sheet. It is retained because it is the lens that disagrees most, and a lens that only ever agrees is not doing any work.</w:t>
+        <w:t>A justified price-to-book multiple is (return on equity − growth) ÷ (cost of equity − growth). It is priced at the PERPETUAL (terminal) cost of equity of 17.6% — a steady-state multiple takes a steady-state rate, not a five-year transitional one. (An earlier wording called this figure an 'average' of the two windows, which it never was; the actual average, 23.0%, is the construction behind this lens's published bear bound of 35.33.) That gives 1.6× book, or EGP 54.76 per share at the anchor. This is the weakest of the four lenses for this company and carries the lowest weight, for a specific reason: three years of currency translation have moved reported book value in ways that have little to do with the earning power of the assets, and a group whose value sits in an order book and a brand is poorly described by its balance sheet. It is retained because it is the lens that disagrees most, and a lens that only ever agrees is not doing any work.</w:t>
       </w:r>
     </w:p>
     <w:p>
@@ -5026,7 +5117,7 @@
                 <w:color w:val="1C3A36"/>
                 <w:sz w:val="17"/>
               </w:rPr>
-              <w:t>(1,587)</w:t>
+              <w:t>(-960)</w:t>
             </w:r>
           </w:p>
         </w:tc>
@@ -5081,7 +5172,7 @@
                 <w:color w:val="1C3A36"/>
                 <w:sz w:val="17"/>
               </w:rPr>
-              <w:t>75.65</w:t>
+              <w:t>80.58</w:t>
             </w:r>
           </w:p>
         </w:tc>
@@ -5099,7 +5190,7 @@
                 <w:color w:val="1C3A36"/>
                 <w:sz w:val="17"/>
               </w:rPr>
-              <w:t>bear 62.57 at 5.5× / bull 95.28 at 8.0×; rolled to the anchor date on the same two lines as the cash-flow bridge</w:t>
+              <w:t>bear 66.93 at 5.5× / bull 101.05 at 8.0×; rolled to the anchor date on the same two lines as the cash-flow bridge</w:t>
             </w:r>
           </w:p>
         </w:tc>
@@ -5121,7 +5212,7 @@
           <w:color w:val="1C3A36"/>
           <w:sz w:val="21"/>
         </w:rPr>
-        <w:t>Two things about this lens should be read before its number is. First, applying a multiple to a forecast year gives an enterprise value AS AT that year; it has to be discounted back before it can be compared with today's price. Not doing so would have produced EGP 123.13 per share instead of 75.65 — a EGP 47.48 overstatement, which an earlier draft of this study contained. Second, the justified multiple is a judgement, not a peer-derived figure.</w:t>
+        <w:t>Two things about this lens should be read before its number is. First, applying a multiple to a forecast year gives an enterprise value AS AT that year; it has to be discounted back before it can be compared with today's price. Not doing so would have produced EGP 130.11 per share instead of 80.58 — a EGP 49.53 overstatement, which an earlier draft of this study contained. Second, the justified multiple is a judgement, not a peer-derived figure.</w:t>
       </w:r>
     </w:p>
     <w:p>
@@ -5163,7 +5254,7 @@
           <w:color w:val="1C3A36"/>
           <w:sz w:val="21"/>
         </w:rPr>
-        <w:t>The question this lens asks is what the group earns at its CURRENT scale in a year that is neither a currency windfall nor a margin trough. The mid-cycle EBITDA margin of 10.2% — the FY28E point of the forecast, comfortably below the FY2024 outturn of 13.6% and above the FY2025 trough of 10.1% — is applied to FY2026E revenue of EGP 370,030mn. An earlier revision applied the multiple to FY2028-SCALE earnings with no time value, injecting two years of undiscounted growth into a present-day lens; an external review flagged it correctly and the construction was restated, worth about EGP 4.9 per share on the weighted central.</w:t>
+        <w:t>The question this lens asks is what the group earns at its CURRENT scale in a year that is neither a currency windfall nor a margin trough. The mid-cycle EBITDA margin of 10.3% — the FY28E point of the forecast, comfortably below the FY2024 outturn of 13.6% and above the FY2025 trough of 10.1% — is applied to FY2026E revenue of EGP 370,030mn. An earlier revision applied the multiple to FY2028-SCALE earnings with no time value, injecting two years of undiscounted growth into a present-day lens; an external review flagged it correctly and the construction was restated, worth about EGP 4.9 per share on the cash-flow lens.</w:t>
       </w:r>
     </w:p>
     <w:tbl>
@@ -5283,7 +5374,7 @@
                 <w:color w:val="1C3A36"/>
                 <w:sz w:val="17"/>
               </w:rPr>
-              <w:t>Mid-cycle EBITDA margin (FY28E) at 10.2%</w:t>
+              <w:t>Mid-cycle EBITDA margin (FY28E) at 10.3%</w:t>
             </w:r>
           </w:p>
         </w:tc>
@@ -5301,7 +5392,7 @@
                 <w:color w:val="1C3A36"/>
                 <w:sz w:val="17"/>
               </w:rPr>
-              <w:t>37,749</w:t>
+              <w:t>38,154</w:t>
             </w:r>
           </w:p>
         </w:tc>
@@ -5375,7 +5466,7 @@
                 <w:color w:val="1C3A36"/>
                 <w:sz w:val="17"/>
               </w:rPr>
-              <w:t>33,124</w:t>
+              <w:t>33,528</w:t>
             </w:r>
           </w:p>
         </w:tc>
@@ -5486,7 +5577,7 @@
                 <w:color w:val="1C3A36"/>
                 <w:sz w:val="17"/>
               </w:rPr>
-              <w:t>(10,519)</w:t>
+              <w:t>(10,648)</w:t>
             </w:r>
           </w:p>
         </w:tc>
@@ -5523,7 +5614,7 @@
                 <w:color w:val="1C3A36"/>
                 <w:sz w:val="17"/>
               </w:rPr>
-              <w:t>22,555</w:t>
+              <w:t>22,831</w:t>
             </w:r>
           </w:p>
         </w:tc>
@@ -5564,7 +5655,7 @@
                 <w:color w:val="1C3A36"/>
                 <w:sz w:val="17"/>
               </w:rPr>
-              <w:t>10.54</w:t>
+              <w:t>10.66</w:t>
             </w:r>
           </w:p>
         </w:tc>
@@ -5601,7 +5692,7 @@
                 <w:color w:val="1C3A36"/>
                 <w:sz w:val="17"/>
               </w:rPr>
-              <w:t>108.17</w:t>
+              <w:t>109.52</w:t>
             </w:r>
           </w:p>
         </w:tc>
@@ -5623,7 +5714,7 @@
           <w:color w:val="6E7B77"/>
           <w:sz w:val="17"/>
         </w:rPr>
-        <w:t>Bear 83.72 at 7.0× and bull 138.73 at 11.5×, both rolled to the anchor date like every other lens. Every input row is the figure the computation actually uses — the associate line is the FY2026E forecast, not the FY2025 actual. One disclosed conservatism: equity-method associate income is taxed at 24.5% inside this lens although it arrives already post-tax at the investee — worth about +0.4/share on the central if removed. The justified multiple is held well below what a comparable industrial franchise would attract in a developed market, because an Egyptian cost of equity near 28% mathematically compresses what any stream of earnings is worth.</w:t>
+        <w:t>Bear 84.77 at 7.0× and bull 140.45 at 11.5×, both rolled to the anchor date like every other lens. Every input row is the figure the computation actually uses — the associate line is the FY2026E forecast, not the FY2025 actual. One disclosed conservatism: equity-method associate income is taxed at 24.5% inside this lens although it arrives already post-tax at the investee — worth about +0.4/share on the central if removed. The justified multiple is held well below what a comparable industrial franchise would attract in a developed market, because an Egyptian cost of equity near 28% mathematically compresses what any stream of earnings is worth.</w:t>
       </w:r>
     </w:p>
     <w:p>
@@ -5637,7 +5728,7 @@
           <w:color w:val="1C3A36"/>
           <w:sz w:val="24"/>
         </w:rPr>
-        <w:t>1.5  Synthesis — four lenses, one field</w:t>
+        <w:t>1.5  Synthesis — one lens is the answer, the rest are cross-checks</w:t>
       </w:r>
     </w:p>
     <w:p>
@@ -5691,7 +5782,7 @@
           <w:color w:val="6E7B77"/>
           <w:sz w:val="17"/>
         </w:rPr>
-        <w:t>Figure 1 — the four lenses and the weighted central against the market price of 105.20. Each bar is that lens's bear-to-bull span; the brass tick is its base case.</w:t>
+        <w:t>Figure 1 — the four lenses against the market price of 105.20. Each bar is that lens's bear-to-bull span; the brass tick is its base case.</w:t>
       </w:r>
     </w:p>
     <w:tbl>
@@ -5816,7 +5907,7 @@
                 <w:color w:val="1C3A36"/>
                 <w:sz w:val="17"/>
               </w:rPr>
-              <w:t>Weight</w:t>
+              <w:t>Role</w:t>
             </w:r>
           </w:p>
         </w:tc>
@@ -5835,7 +5926,7 @@
                 <w:color w:val="1C3A36"/>
                 <w:sz w:val="17"/>
               </w:rPr>
-              <w:t>Contribution</w:t>
+              <w:t>vs price</w:t>
             </w:r>
           </w:p>
         </w:tc>
@@ -5854,7 +5945,7 @@
                 <w:color w:val="1C3A36"/>
                 <w:sz w:val="17"/>
               </w:rPr>
-              <w:t>Discounted cash flow (primary)</w:t>
+              <w:t>Discounted cash flow (the answer)</w:t>
             </w:r>
           </w:p>
         </w:tc>
@@ -5872,7 +5963,7 @@
                 <w:color w:val="1C3A36"/>
                 <w:sz w:val="17"/>
               </w:rPr>
-              <w:t>19.95</w:t>
+              <w:t>19.89</w:t>
             </w:r>
           </w:p>
         </w:tc>
@@ -5890,7 +5981,7 @@
                 <w:color w:val="1C3A36"/>
                 <w:sz w:val="17"/>
               </w:rPr>
-              <w:t>56.08</w:t>
+              <w:t>55.48</w:t>
             </w:r>
           </w:p>
         </w:tc>
@@ -5908,7 +5999,7 @@
                 <w:color w:val="1C3A36"/>
                 <w:sz w:val="17"/>
               </w:rPr>
-              <w:t>122.33</w:t>
+              <w:t>104.96</w:t>
             </w:r>
           </w:p>
         </w:tc>
@@ -5926,7 +6017,7 @@
                 <w:color w:val="1C3A36"/>
                 <w:sz w:val="17"/>
               </w:rPr>
-              <w:t>45%</w:t>
+              <w:t>THE ANSWER</w:t>
             </w:r>
           </w:p>
         </w:tc>
@@ -5944,7 +6035,7 @@
                 <w:color w:val="1C3A36"/>
                 <w:sz w:val="17"/>
               </w:rPr>
-              <w:t>25.24</w:t>
+              <w:t>-47%</w:t>
             </w:r>
           </w:p>
         </w:tc>
@@ -5981,7 +6072,7 @@
                 <w:color w:val="1C3A36"/>
                 <w:sz w:val="17"/>
               </w:rPr>
-              <w:t>62.57</w:t>
+              <w:t>66.93</w:t>
             </w:r>
           </w:p>
         </w:tc>
@@ -5999,7 +6090,7 @@
                 <w:color w:val="1C3A36"/>
                 <w:sz w:val="17"/>
               </w:rPr>
-              <w:t>75.65</w:t>
+              <w:t>80.58</w:t>
             </w:r>
           </w:p>
         </w:tc>
@@ -6017,7 +6108,7 @@
                 <w:color w:val="1C3A36"/>
                 <w:sz w:val="17"/>
               </w:rPr>
-              <w:t>95.28</w:t>
+              <w:t>101.05</w:t>
             </w:r>
           </w:p>
         </w:tc>
@@ -6035,7 +6126,7 @@
                 <w:color w:val="1C3A36"/>
                 <w:sz w:val="17"/>
               </w:rPr>
-              <w:t>20%</w:t>
+              <w:t>cross-check</w:t>
             </w:r>
           </w:p>
         </w:tc>
@@ -6053,7 +6144,7 @@
                 <w:color w:val="1C3A36"/>
                 <w:sz w:val="17"/>
               </w:rPr>
-              <w:t>15.13</w:t>
+              <w:t>-23%</w:t>
             </w:r>
           </w:p>
         </w:tc>
@@ -6090,7 +6181,7 @@
                 <w:color w:val="1C3A36"/>
                 <w:sz w:val="17"/>
               </w:rPr>
-              <w:t>83.72</w:t>
+              <w:t>84.77</w:t>
             </w:r>
           </w:p>
         </w:tc>
@@ -6108,7 +6199,7 @@
                 <w:color w:val="1C3A36"/>
                 <w:sz w:val="17"/>
               </w:rPr>
-              <w:t>108.17</w:t>
+              <w:t>109.52</w:t>
             </w:r>
           </w:p>
         </w:tc>
@@ -6126,7 +6217,7 @@
                 <w:color w:val="1C3A36"/>
                 <w:sz w:val="17"/>
               </w:rPr>
-              <w:t>138.73</w:t>
+              <w:t>140.45</w:t>
             </w:r>
           </w:p>
         </w:tc>
@@ -6144,7 +6235,7 @@
                 <w:color w:val="1C3A36"/>
                 <w:sz w:val="17"/>
               </w:rPr>
-              <w:t>20%</w:t>
+              <w:t>not published for this class</w:t>
             </w:r>
           </w:p>
         </w:tc>
@@ -6162,7 +6253,7 @@
                 <w:color w:val="1C3A36"/>
                 <w:sz w:val="17"/>
               </w:rPr>
-              <w:t>21.63</w:t>
+              <w:t>+4%</w:t>
             </w:r>
           </w:p>
         </w:tc>
@@ -6217,7 +6308,7 @@
                 <w:color w:val="1C3A36"/>
                 <w:sz w:val="17"/>
               </w:rPr>
-              <w:t>51.52</w:t>
+              <w:t>54.76</w:t>
             </w:r>
           </w:p>
         </w:tc>
@@ -6235,7 +6326,7 @@
                 <w:color w:val="1C3A36"/>
                 <w:sz w:val="17"/>
               </w:rPr>
-              <w:t>57.29</w:t>
+              <w:t>61.63</w:t>
             </w:r>
           </w:p>
         </w:tc>
@@ -6253,7 +6344,7 @@
                 <w:color w:val="1C3A36"/>
                 <w:sz w:val="17"/>
               </w:rPr>
-              <w:t>15%</w:t>
+              <w:t>a floor, never weighted</w:t>
             </w:r>
           </w:p>
         </w:tc>
@@ -6271,7 +6362,7 @@
                 <w:color w:val="1C3A36"/>
                 <w:sz w:val="17"/>
               </w:rPr>
-              <w:t>7.73</w:t>
+              <w:t>-48%</w:t>
             </w:r>
           </w:p>
         </w:tc>
@@ -6292,7 +6383,7 @@
                 <w:color w:val="1C3A36"/>
                 <w:sz w:val="17"/>
               </w:rPr>
-              <w:t>Weighted central</w:t>
+              <w:t>THE CENTRAL — the cash-flow lens, not an average</w:t>
             </w:r>
           </w:p>
         </w:tc>
@@ -6312,7 +6403,7 @@
                 <w:color w:val="1C3A36"/>
                 <w:sz w:val="17"/>
               </w:rPr>
-              <w:t>19.95</w:t>
+              <w:t>19.89</w:t>
             </w:r>
           </w:p>
         </w:tc>
@@ -6332,7 +6423,7 @@
                 <w:color w:val="1C3A36"/>
                 <w:sz w:val="17"/>
               </w:rPr>
-              <w:t>69.73</w:t>
+              <w:t>55.48</w:t>
             </w:r>
           </w:p>
         </w:tc>
@@ -6352,7 +6443,7 @@
                 <w:color w:val="1C3A36"/>
                 <w:sz w:val="17"/>
               </w:rPr>
-              <w:t>138.73</w:t>
+              <w:t>104.96</w:t>
             </w:r>
           </w:p>
         </w:tc>
@@ -6372,7 +6463,7 @@
                 <w:color w:val="1C3A36"/>
                 <w:sz w:val="17"/>
               </w:rPr>
-              <w:t>100%</w:t>
+              <w:t>the class primary</w:t>
             </w:r>
           </w:p>
         </w:tc>
@@ -6392,7 +6483,114 @@
                 <w:color w:val="1C3A36"/>
                 <w:sz w:val="17"/>
               </w:rPr>
-              <w:t>69.73</w:t>
+              <w:t>-47%</w:t>
+            </w:r>
+          </w:p>
+        </w:tc>
+      </w:tr>
+      <w:tr>
+        <w:tc>
+          <w:tcPr>
+            <w:tcW w:type="dxa" w:w="3384"/>
+          </w:tcPr>
+          <w:p>
+            <w:pPr>
+              <w:spacing w:after="20"/>
+            </w:pPr>
+            <w:r>
+              <w:rPr>
+                <w:color w:val="1C3A36"/>
+                <w:sz w:val="17"/>
+              </w:rPr>
+              <w:t>NOT AVERAGED — the retired blend, published unused</w:t>
+            </w:r>
+          </w:p>
+        </w:tc>
+        <w:tc>
+          <w:tcPr>
+            <w:tcW w:type="dxa" w:w="1238"/>
+          </w:tcPr>
+          <w:p>
+            <w:pPr>
+              <w:spacing w:after="20"/>
+              <w:jc w:val="right"/>
+            </w:pPr>
+            <w:r>
+              <w:rPr>
+                <w:color w:val="1C3A36"/>
+                <w:sz w:val="17"/>
+              </w:rPr>
+            </w:r>
+          </w:p>
+        </w:tc>
+        <w:tc>
+          <w:tcPr>
+            <w:tcW w:type="dxa" w:w="1238"/>
+          </w:tcPr>
+          <w:p>
+            <w:pPr>
+              <w:spacing w:after="20"/>
+              <w:jc w:val="right"/>
+            </w:pPr>
+            <w:r>
+              <w:rPr>
+                <w:color w:val="1C3A36"/>
+                <w:sz w:val="17"/>
+              </w:rPr>
+              <w:t>71.20</w:t>
+            </w:r>
+          </w:p>
+        </w:tc>
+        <w:tc>
+          <w:tcPr>
+            <w:tcW w:type="dxa" w:w="1238"/>
+          </w:tcPr>
+          <w:p>
+            <w:pPr>
+              <w:spacing w:after="20"/>
+              <w:jc w:val="right"/>
+            </w:pPr>
+            <w:r>
+              <w:rPr>
+                <w:color w:val="1C3A36"/>
+                <w:sz w:val="17"/>
+              </w:rPr>
+            </w:r>
+          </w:p>
+        </w:tc>
+        <w:tc>
+          <w:tcPr>
+            <w:tcW w:type="dxa" w:w="1195"/>
+          </w:tcPr>
+          <w:p>
+            <w:pPr>
+              <w:spacing w:after="20"/>
+              <w:jc w:val="right"/>
+            </w:pPr>
+            <w:r>
+              <w:rPr>
+                <w:color w:val="1C3A36"/>
+                <w:sz w:val="17"/>
+              </w:rPr>
+              <w:t>retired</w:t>
+            </w:r>
+          </w:p>
+        </w:tc>
+        <w:tc>
+          <w:tcPr>
+            <w:tcW w:type="dxa" w:w="1642"/>
+          </w:tcPr>
+          <w:p>
+            <w:pPr>
+              <w:spacing w:after="20"/>
+              <w:jc w:val="right"/>
+            </w:pPr>
+            <w:r>
+              <w:rPr>
+                <w:color w:val="1C3A36"/>
+                <w:sz w:val="17"/>
+              </w:rPr>
+              <w:t>-32%</w:t>
             </w:r>
           </w:p>
         </w:tc>
@@ -6414,7 +6612,7 @@
           <w:color w:val="1C3A36"/>
           <w:sz w:val="21"/>
         </w:rPr>
-        <w:t>The four lenses do not agree, and the disagreement is informative rather than embarrassing. The two lenses that look at earnings — relative multiples and normalised earnings power — land near or slightly above the market price. The two that discount cash or capital at an Egyptian cost of capital land well below it. This is the same disagreement in two forms: a multiple imported from a market with a low cost of capital implicitly assumes a low cost of capital, and a discounted model applied with an Egyptian one does not. The weighted central of EGP 69.73 sits between them.</w:t>
+        <w:t>The four lenses do not agree, and the disagreement is informative rather than embarrassing. The two lenses that look at earnings — relative multiples and normalised earnings power — land near or slightly above the market price. The two that discount cash or capital at an Egyptian cost of capital land well below it. This is the same disagreement in two forms: a multiple imported from a market with a low cost of capital implicitly assumes a low cost of capital, and a discounted model applied with an Egyptian one does not. THE CENTRAL DOES NOT SIT BETWEEN THEM: it is the cash-flow lens itself at EGP 55.48, and the market-anchored reads are published beside it at their own values so a reader can judge the disagreement rather than receive a number in which it has already been settled by a weight. An earlier edition did settle it that way and reported EGP 71.20, -32% against the price where this study holds -47%.</w:t>
       </w:r>
     </w:p>
     <w:p>
@@ -7761,7 +7959,7 @@
                 <w:color w:val="1C3A36"/>
                 <w:sz w:val="16"/>
               </w:rPr>
-              <w:t>14.0%</w:t>
+              <w:t>11.4%</w:t>
             </w:r>
           </w:p>
         </w:tc>
@@ -7779,7 +7977,7 @@
                 <w:color w:val="1C3A36"/>
                 <w:sz w:val="16"/>
               </w:rPr>
-              <w:t>14.5%</w:t>
+              <w:t>11.4%</w:t>
             </w:r>
           </w:p>
         </w:tc>
@@ -7797,7 +7995,7 @@
                 <w:color w:val="1C3A36"/>
                 <w:sz w:val="16"/>
               </w:rPr>
-              <w:t>15.0%</w:t>
+              <w:t>11.4%</w:t>
             </w:r>
           </w:p>
         </w:tc>
@@ -7815,7 +8013,7 @@
                 <w:color w:val="1C3A36"/>
                 <w:sz w:val="16"/>
               </w:rPr>
-              <w:t>15.3%</w:t>
+              <w:t>11.4%</w:t>
             </w:r>
           </w:p>
         </w:tc>
@@ -7833,7 +8031,7 @@
                 <w:color w:val="1C3A36"/>
                 <w:sz w:val="16"/>
               </w:rPr>
-              <w:t>15.5%</w:t>
+              <w:t>11.4%</w:t>
             </w:r>
           </w:p>
         </w:tc>
@@ -8015,7 +8213,7 @@
                 <w:color w:val="1C3A36"/>
                 <w:sz w:val="16"/>
               </w:rPr>
-              <w:t>6.8%</w:t>
+              <w:t>9.0%</w:t>
             </w:r>
           </w:p>
         </w:tc>
@@ -8033,7 +8231,7 @@
                 <w:color w:val="1C3A36"/>
                 <w:sz w:val="16"/>
               </w:rPr>
-              <w:t>7.2%</w:t>
+              <w:t>9.0%</w:t>
             </w:r>
           </w:p>
         </w:tc>
@@ -8051,7 +8249,7 @@
                 <w:color w:val="1C3A36"/>
                 <w:sz w:val="16"/>
               </w:rPr>
-              <w:t>7.6%</w:t>
+              <w:t>9.0%</w:t>
             </w:r>
           </w:p>
         </w:tc>
@@ -8069,7 +8267,7 @@
                 <w:color w:val="1C3A36"/>
                 <w:sz w:val="16"/>
               </w:rPr>
-              <w:t>7.9%</w:t>
+              <w:t>9.0%</w:t>
             </w:r>
           </w:p>
         </w:tc>
@@ -8087,7 +8285,7 @@
                 <w:color w:val="1C3A36"/>
                 <w:sz w:val="16"/>
               </w:rPr>
-              <w:t>8.2%</w:t>
+              <w:t>9.0%</w:t>
             </w:r>
           </w:p>
         </w:tc>
@@ -8269,7 +8467,7 @@
                 <w:color w:val="1C3A36"/>
                 <w:sz w:val="16"/>
               </w:rPr>
-              <w:t>22.0%</w:t>
+              <w:t>23.6%</w:t>
             </w:r>
           </w:p>
         </w:tc>
@@ -8287,7 +8485,7 @@
                 <w:color w:val="1C3A36"/>
                 <w:sz w:val="16"/>
               </w:rPr>
-              <w:t>22.2%</w:t>
+              <w:t>23.6%</w:t>
             </w:r>
           </w:p>
         </w:tc>
@@ -8305,7 +8503,7 @@
                 <w:color w:val="1C3A36"/>
                 <w:sz w:val="16"/>
               </w:rPr>
-              <w:t>22.4%</w:t>
+              <w:t>23.6%</w:t>
             </w:r>
           </w:p>
         </w:tc>
@@ -8323,7 +8521,7 @@
                 <w:color w:val="1C3A36"/>
                 <w:sz w:val="16"/>
               </w:rPr>
-              <w:t>22.6%</w:t>
+              <w:t>23.6%</w:t>
             </w:r>
           </w:p>
         </w:tc>
@@ -8341,7 +8539,7 @@
                 <w:color w:val="1C3A36"/>
                 <w:sz w:val="16"/>
               </w:rPr>
-              <w:t>22.8%</w:t>
+              <w:t>23.6%</w:t>
             </w:r>
           </w:p>
         </w:tc>
@@ -8396,7 +8594,7 @@
                 <w:color w:val="1C3A36"/>
                 <w:sz w:val="16"/>
               </w:rPr>
-              <w:t>4.5%</w:t>
+              <w:t>3.1%</w:t>
             </w:r>
           </w:p>
         </w:tc>
@@ -8414,7 +8612,7 @@
                 <w:color w:val="1C3A36"/>
                 <w:sz w:val="16"/>
               </w:rPr>
-              <w:t>4.7%</w:t>
+              <w:t>3.1%</w:t>
             </w:r>
           </w:p>
         </w:tc>
@@ -8432,7 +8630,7 @@
                 <w:color w:val="1C3A36"/>
                 <w:sz w:val="16"/>
               </w:rPr>
-              <w:t>4.8%</w:t>
+              <w:t>3.1%</w:t>
             </w:r>
           </w:p>
         </w:tc>
@@ -8450,7 +8648,7 @@
                 <w:color w:val="1C3A36"/>
                 <w:sz w:val="16"/>
               </w:rPr>
-              <w:t>4.8%</w:t>
+              <w:t>3.1%</w:t>
             </w:r>
           </w:p>
         </w:tc>
@@ -8468,7 +8666,7 @@
                 <w:color w:val="1C3A36"/>
                 <w:sz w:val="16"/>
               </w:rPr>
-              <w:t>4.9%</w:t>
+              <w:t>3.1%</w:t>
             </w:r>
           </w:p>
         </w:tc>
@@ -8744,7 +8942,7 @@
           <w:color w:val="6E7B77"/>
           <w:sz w:val="17"/>
         </w:rPr>
-        <w:t>Copper is held near the current market level rather than forecast — a directional view on the metal would dominate the valuation, and it is carried in the sensitivity instead. Cables grows on copper-price growth × FX-translation growth × a modest real-volume assumption, since no tonnage figure is disclosed in the audited statements to build a literal unit model from. Constructions and Electrical products taper on their own FY2023-25 revenue CAGR. The corporate cost load — stated on the same segment-profit-to-EBIT basis as the audited history (5.70% / 4.30% / 3.16%) — glides UP from FY2025's unusually low level toward the FY2023-24 average, the single most conservative choice in the build. The capex and D&amp;A paths are shown because they are live free-cash-flow drivers, not footnotes: capex tapers from the FY2025 peak of 4.7% as the 2024-25 capacity programme completes (it ran 3.1% in FY2023 and 3.7% in FY2024); holding it at the FY2025 peak instead would cost roughly EGP 1.8 on the weighted central.</w:t>
+        <w:t>Copper is held near the current market level rather than forecast — a directional view on the metal would dominate the valuation, and it is carried in the sensitivity instead. Cables grows on copper-price growth × FX-translation growth × a modest real-volume assumption, since no tonnage figure is disclosed in the audited statements to build a literal unit model from. Constructions and Electrical products taper on their own FY2023-25 revenue CAGR. The corporate cost load — stated on the same segment-profit-to-EBIT basis as the audited history (5.70% / 4.30% / 3.16%) — glides UP from FY2025's unusually low level toward the FY2023-24 average, the single most conservative choice in the build. The capex and D&amp;A paths are shown because they are live free-cash-flow drivers, not footnotes: capex tapers from the FY2025 peak of 4.7% as the 2024-25 capacity programme completes (it ran 3.1% in FY2023 and 3.7% in FY2024); holding it at the FY2025 peak instead would cost roughly EGP 1.8 on the cash-flow lens.</w:t>
       </w:r>
     </w:p>
     <w:p>
@@ -9048,7 +9246,7 @@
                 <w:color w:val="1C3A36"/>
                 <w:sz w:val="16"/>
               </w:rPr>
-              <w:t>47,369</w:t>
+              <w:t>44,699</w:t>
             </w:r>
           </w:p>
         </w:tc>
@@ -9066,7 +9264,7 @@
                 <w:color w:val="1C3A36"/>
                 <w:sz w:val="16"/>
               </w:rPr>
-              <w:t>56,011</w:t>
+              <w:t>51,137</w:t>
             </w:r>
           </w:p>
         </w:tc>
@@ -9084,7 +9282,7 @@
                 <w:color w:val="1C3A36"/>
                 <w:sz w:val="16"/>
               </w:rPr>
-              <w:t>63,935</w:t>
+              <w:t>56,606</w:t>
             </w:r>
           </w:p>
         </w:tc>
@@ -9102,7 +9300,7 @@
                 <w:color w:val="1C3A36"/>
                 <w:sz w:val="16"/>
               </w:rPr>
-              <w:t>71,514</w:t>
+              <w:t>62,040</w:t>
             </w:r>
           </w:p>
         </w:tc>
@@ -9120,7 +9318,7 @@
                 <w:color w:val="1C3A36"/>
                 <w:sz w:val="16"/>
               </w:rPr>
-              <w:t>79,197</w:t>
+              <w:t>67,601</w:t>
             </w:r>
           </w:p>
         </w:tc>
@@ -9157,7 +9355,7 @@
                 <w:color w:val="1C3A36"/>
                 <w:sz w:val="16"/>
               </w:rPr>
-              <w:t>12.8%</w:t>
+              <w:t>12.1%</w:t>
             </w:r>
           </w:p>
         </w:tc>
@@ -9175,7 +9373,7 @@
                 <w:color w:val="1C3A36"/>
                 <w:sz w:val="16"/>
               </w:rPr>
-              <w:t>13.3%</w:t>
+              <w:t>12.1%</w:t>
             </w:r>
           </w:p>
         </w:tc>
@@ -9193,7 +9391,7 @@
                 <w:color w:val="1C3A36"/>
                 <w:sz w:val="16"/>
               </w:rPr>
-              <w:t>13.7%</w:t>
+              <w:t>12.1%</w:t>
             </w:r>
           </w:p>
         </w:tc>
@@ -9211,7 +9409,7 @@
                 <w:color w:val="1C3A36"/>
                 <w:sz w:val="16"/>
               </w:rPr>
-              <w:t>14.0%</w:t>
+              <w:t>12.2%</w:t>
             </w:r>
           </w:p>
         </w:tc>
@@ -9229,7 +9427,7 @@
                 <w:color w:val="1C3A36"/>
                 <w:sz w:val="16"/>
               </w:rPr>
-              <w:t>14.3%</w:t>
+              <w:t>12.2%</w:t>
             </w:r>
           </w:p>
         </w:tc>
@@ -9266,7 +9464,7 @@
                 <w:color w:val="1C3A36"/>
                 <w:sz w:val="16"/>
               </w:rPr>
-              <w:t>(16,836)</w:t>
+              <w:t>(11,360)</w:t>
             </w:r>
           </w:p>
         </w:tc>
@@ -9284,7 +9482,7 @@
                 <w:color w:val="1C3A36"/>
                 <w:sz w:val="16"/>
               </w:rPr>
-              <w:t>(19,648)</w:t>
+              <w:t>(12,972)</w:t>
             </w:r>
           </w:p>
         </w:tc>
@@ -9302,7 +9500,7 @@
                 <w:color w:val="1C3A36"/>
                 <w:sz w:val="16"/>
               </w:rPr>
-              <w:t>(22,164)</w:t>
+              <w:t>(14,325)</w:t>
             </w:r>
           </w:p>
         </w:tc>
@@ -9320,7 +9518,7 @@
                 <w:color w:val="1C3A36"/>
                 <w:sz w:val="16"/>
               </w:rPr>
-              <w:t>(24,246)</w:t>
+              <w:t>(15,671)</w:t>
             </w:r>
           </w:p>
         </w:tc>
@@ -9338,7 +9536,7 @@
                 <w:color w:val="1C3A36"/>
                 <w:sz w:val="16"/>
               </w:rPr>
-              <w:t>(26,928)</w:t>
+              <w:t>(17,045)</w:t>
             </w:r>
           </w:p>
         </w:tc>
@@ -9379,7 +9577,7 @@
                 <w:color w:val="1C3A36"/>
                 <w:sz w:val="16"/>
               </w:rPr>
-              <w:t>30,533</w:t>
+              <w:t>33,339</w:t>
             </w:r>
           </w:p>
         </w:tc>
@@ -9399,7 +9597,7 @@
                 <w:color w:val="1C3A36"/>
                 <w:sz w:val="16"/>
               </w:rPr>
-              <w:t>36,363</w:t>
+              <w:t>38,165</w:t>
             </w:r>
           </w:p>
         </w:tc>
@@ -9419,7 +9617,7 @@
                 <w:color w:val="1C3A36"/>
                 <w:sz w:val="16"/>
               </w:rPr>
-              <w:t>41,770</w:t>
+              <w:t>42,280</w:t>
             </w:r>
           </w:p>
         </w:tc>
@@ -9439,7 +9637,7 @@
                 <w:color w:val="1C3A36"/>
                 <w:sz w:val="16"/>
               </w:rPr>
-              <w:t>47,268</w:t>
+              <w:t>46,370</w:t>
             </w:r>
           </w:p>
         </w:tc>
@@ -9459,7 +9657,7 @@
                 <w:color w:val="1C3A36"/>
                 <w:sz w:val="16"/>
               </w:rPr>
-              <w:t>52,269</w:t>
+              <w:t>50,556</w:t>
             </w:r>
           </w:p>
         </w:tc>
@@ -9609,7 +9807,7 @@
                 <w:color w:val="1C3A36"/>
                 <w:sz w:val="16"/>
               </w:rPr>
-              <w:t>35,158</w:t>
+              <w:t>37,965</w:t>
             </w:r>
           </w:p>
         </w:tc>
@@ -9629,7 +9827,7 @@
                 <w:color w:val="1C3A36"/>
                 <w:sz w:val="16"/>
               </w:rPr>
-              <w:t>41,645</w:t>
+              <w:t>43,447</w:t>
             </w:r>
           </w:p>
         </w:tc>
@@ -9649,7 +9847,7 @@
                 <w:color w:val="1C3A36"/>
                 <w:sz w:val="16"/>
               </w:rPr>
-              <w:t>47,603</w:t>
+              <w:t>48,113</w:t>
             </w:r>
           </w:p>
         </w:tc>
@@ -9669,7 +9867,7 @@
                 <w:color w:val="1C3A36"/>
                 <w:sz w:val="16"/>
               </w:rPr>
-              <w:t>53,648</w:t>
+              <w:t>52,750</w:t>
             </w:r>
           </w:p>
         </w:tc>
@@ -9689,7 +9887,7 @@
                 <w:color w:val="1C3A36"/>
                 <w:sz w:val="16"/>
               </w:rPr>
-              <w:t>59,209</w:t>
+              <w:t>57,496</w:t>
             </w:r>
           </w:p>
         </w:tc>
@@ -9726,7 +9924,7 @@
                 <w:color w:val="1C3A36"/>
                 <w:sz w:val="16"/>
               </w:rPr>
-              <w:t>9.5%</w:t>
+              <w:t>10.3%</w:t>
             </w:r>
           </w:p>
         </w:tc>
@@ -9744,7 +9942,7 @@
                 <w:color w:val="1C3A36"/>
                 <w:sz w:val="16"/>
               </w:rPr>
-              <w:t>9.9%</w:t>
+              <w:t>10.3%</w:t>
             </w:r>
           </w:p>
         </w:tc>
@@ -9762,7 +9960,7 @@
                 <w:color w:val="1C3A36"/>
                 <w:sz w:val="16"/>
               </w:rPr>
-              <w:t>10.2%</w:t>
+              <w:t>10.3%</w:t>
             </w:r>
           </w:p>
         </w:tc>
@@ -9780,7 +9978,7 @@
                 <w:color w:val="1C3A36"/>
                 <w:sz w:val="16"/>
               </w:rPr>
-              <w:t>10.5%</w:t>
+              <w:t>10.3%</w:t>
             </w:r>
           </w:p>
         </w:tc>
@@ -9798,7 +9996,7 @@
                 <w:color w:val="1C3A36"/>
                 <w:sz w:val="16"/>
               </w:rPr>
-              <w:t>10.7%</w:t>
+              <w:t>10.4%</w:t>
             </w:r>
           </w:p>
         </w:tc>
@@ -11171,7 +11369,7 @@
           <w:color w:val="1C3A36"/>
           <w:sz w:val="21"/>
         </w:rPr>
-        <w:t>The segment build makes a second point that a percentage-of-revenue model hides. Copper is passed through in Cables: a higher copper price raises revenue without raising the profit earned on it. But working capital scales with revenue, so a copper spike CONSUMES cash while adding almost no profit. That is visible in FY2026E, where revenue rises +32% — much of it copper and FX translation — and the resulting EGP 17,783mn working-capital build cuts free cash flow to the firm to just EGP -6,387mn, against EGP 5,387mn the following year once the step-up is absorbed. A rising copper price is not good news for this business in the year it happens.</w:t>
+        <w:t>The segment build makes a second point that a percentage-of-revenue model hides. Copper is passed through in Cables: a higher copper price raises revenue without raising the profit earned on it. But working capital scales with revenue, so a copper spike CONSUMES cash while adding almost no profit. That is visible in FY2026E, where revenue rises +32% — much of it copper and FX translation — and the resulting EGP 17,783mn working-capital build cuts free cash flow to the firm to just EGP -4,268mn, against EGP 6,748mn the following year once the step-up is absorbed. A rising copper price is not good news for this business in the year it happens.</w:t>
       </w:r>
     </w:p>
     <w:p>
@@ -11185,7 +11383,7 @@
           <w:color w:val="1C3A36"/>
           <w:sz w:val="21"/>
         </w:rPr>
-        <w:t>The model holds this ratio near 19.9% of revenue, the FY2025 disclosed level. That single assumption is worth a great deal: every percentage point of revenue added to or removed from working-capital intensity is worth roughly EGP 2.22-2.38 per share (the local slope at the base and the average across the tested 17-23% span). If the group converts working capital further — collecting faster, or pushing more of the funding onto suppliers and customers — the cash-flow model reprices sharply upward. If FY2025's improvement reverses, it reprices down just as fast.</w:t>
+        <w:t>The model holds this ratio near 19.9% of revenue, the FY2025 disclosed level. That single assumption is worth a great deal: every percentage point of revenue added to or removed from working-capital intensity is worth roughly EGP 2.33-2.50 per share (the local slope at the base and the average across the tested 17-23% span). If the group converts working capital further — collecting faster, or pushing more of the funding onto suppliers and customers — the cash-flow model reprices sharply upward. If FY2025's improvement reverses, it reprices down just as fast.</w:t>
       </w:r>
     </w:p>
     <w:p>
@@ -11980,7 +12178,7 @@
                 <w:color w:val="1C3A36"/>
                 <w:sz w:val="16"/>
               </w:rPr>
-              <w:t>net debt against market capitalisation for the explicit window; a normalised 15% for the terminal — REVISED from 25% after review showed the old weight contradicted the model's own forecast deleveraging in the direction that flattered the valuation; worth about -2.4 on the weighted central</w:t>
+              <w:t>net debt against market capitalisation for the explicit window; a normalised 15% for the terminal — REVISED from 25% after review showed the old weight contradicted the model's own forecast deleveraging in the direction that flattered the valuation; worth about -2.4 on the cash-flow lens</w:t>
             </w:r>
           </w:p>
         </w:tc>
@@ -12486,7 +12684,7 @@
                 <w:color w:val="1C3A36"/>
                 <w:sz w:val="16"/>
               </w:rPr>
-              <w:t>EGP 36.46 (against 56.08)</w:t>
+              <w:t>EGP 34.38 (against 55.48)</w:t>
             </w:r>
           </w:p>
         </w:tc>
@@ -12504,7 +12702,7 @@
                 <w:color w:val="1C3A36"/>
                 <w:sz w:val="16"/>
               </w:rPr>
-              <w:t>Both are columns of the same published source. The market-observed basis is preferred to the agency-rating basis, which lags. This is the single largest open question in the cost of capital and the alternative is worth roughly 19.63 per share</w:t>
+              <w:t>Both are columns of the same published source. The market-observed basis is preferred to the agency-rating basis, which lags. This is the single largest open question in the cost of capital and the alternative is worth roughly 21.10 per share</w:t>
             </w:r>
           </w:p>
         </w:tc>
@@ -12559,7 +12757,7 @@
                 <w:color w:val="1C3A36"/>
                 <w:sz w:val="16"/>
               </w:rPr>
-              <w:t>EGP 55.01 (-1.08)</w:t>
+              <w:t>EGP 62.37 (6.88)</w:t>
             </w:r>
           </w:p>
         </w:tc>
@@ -12705,7 +12903,7 @@
                 <w:color w:val="1C3A36"/>
                 <w:sz w:val="16"/>
               </w:rPr>
-              <w:t>EGP 55.76 (-0.33)</w:t>
+              <w:t>EGP 55.16 (-0.32)</w:t>
             </w:r>
           </w:p>
         </w:tc>
@@ -12851,7 +13049,7 @@
                 <w:color w:val="1C3A36"/>
                 <w:sz w:val="16"/>
               </w:rPr>
-              <w:t>roughly +1.8 on the weighted central (+2.5%)</w:t>
+              <w:t>roughly +1.8 on the cash-flow lens (+2.5%)</w:t>
             </w:r>
           </w:p>
         </w:tc>
@@ -12891,7 +13089,7 @@
           <w:color w:val="6E7B77"/>
           <w:sz w:val="17"/>
         </w:rPr>
-        <w:t>The rating-basis column is the one most often raised against this study. It is not a correction to an error — both bases are published by the same source and both appear in this study's input register — but it is a material choice, and at EGP 36.46 the alternative sits well below the primary. A reader who prefers agency ratings to market spreads should use that number. (A July-2026 refresh of the same file reportedly lifts the rating-basis premium by roughly one point, making that alternative slightly more adverse still; the CDS-basis primary reproduces almost unchanged from the July parameters.)</w:t>
+        <w:t>The rating-basis column is the one most often raised against this study. It is not a correction to an error — both bases are published by the same source and both appear in this study's input register — but it is a material choice, and at EGP 34.38 the alternative sits well below the primary. A reader who prefers agency ratings to market spreads should use that number. (A July-2026 refresh of the same file reportedly lifts the rating-basis premium by roughly one point, making that alternative slightly more adverse still; the CDS-basis primary reproduces almost unchanged from the July parameters.)</w:t>
       </w:r>
     </w:p>
     <w:p>
@@ -13154,7 +13352,7 @@
                 <w:color w:val="1C3A36"/>
                 <w:sz w:val="16"/>
               </w:rPr>
-              <w:t>76.53</w:t>
+              <w:t>84.66</w:t>
             </w:r>
           </w:p>
         </w:tc>
@@ -13172,7 +13370,7 @@
                 <w:color w:val="1C3A36"/>
                 <w:sz w:val="16"/>
               </w:rPr>
-              <w:t>74.21</w:t>
+              <w:t>82.13</w:t>
             </w:r>
           </w:p>
         </w:tc>
@@ -13190,7 +13388,7 @@
                 <w:color w:val="1C3A36"/>
                 <w:sz w:val="16"/>
               </w:rPr>
-              <w:t>71.97</w:t>
+              <w:t>79.70</w:t>
             </w:r>
           </w:p>
         </w:tc>
@@ -13208,7 +13406,7 @@
                 <w:color w:val="1C3A36"/>
                 <w:sz w:val="16"/>
               </w:rPr>
-              <w:t>69.81</w:t>
+              <w:t>77.34</w:t>
             </w:r>
           </w:p>
         </w:tc>
@@ -13226,7 +13424,7 @@
                 <w:color w:val="1C3A36"/>
                 <w:sz w:val="16"/>
               </w:rPr>
-              <w:t>67.72</w:t>
+              <w:t>75.07</w:t>
             </w:r>
           </w:p>
         </w:tc>
@@ -13263,7 +13461,7 @@
                 <w:color w:val="1C3A36"/>
                 <w:sz w:val="16"/>
               </w:rPr>
-              <w:t>67.28</w:t>
+              <w:t>72.53</w:t>
             </w:r>
           </w:p>
         </w:tc>
@@ -13281,7 +13479,7 @@
                 <w:color w:val="1C3A36"/>
                 <w:sz w:val="16"/>
               </w:rPr>
-              <w:t>65.21</w:t>
+              <w:t>70.33</w:t>
             </w:r>
           </w:p>
         </w:tc>
@@ -13299,7 +13497,7 @@
                 <w:color w:val="1C3A36"/>
                 <w:sz w:val="16"/>
               </w:rPr>
-              <w:t>63.22</w:t>
+              <w:t>68.22</w:t>
             </w:r>
           </w:p>
         </w:tc>
@@ -13317,7 +13515,7 @@
                 <w:color w:val="1C3A36"/>
                 <w:sz w:val="16"/>
               </w:rPr>
-              <w:t>61.29</w:t>
+              <w:t>66.17</w:t>
             </w:r>
           </w:p>
         </w:tc>
@@ -13335,7 +13533,7 @@
                 <w:color w:val="1C3A36"/>
                 <w:sz w:val="16"/>
               </w:rPr>
-              <w:t>59.44</w:t>
+              <w:t>64.20</w:t>
             </w:r>
           </w:p>
         </w:tc>
@@ -13372,7 +13570,7 @@
                 <w:color w:val="1C3A36"/>
                 <w:sz w:val="16"/>
               </w:rPr>
-              <w:t>59.74</w:t>
+              <w:t>63.12</w:t>
             </w:r>
           </w:p>
         </w:tc>
@@ -13390,7 +13588,7 @@
                 <w:color w:val="1C3A36"/>
                 <w:sz w:val="16"/>
               </w:rPr>
-              <w:t>57.88</w:t>
+              <w:t>61.18</w:t>
             </w:r>
           </w:p>
         </w:tc>
@@ -13408,7 +13606,7 @@
                 <w:color w:val="1C3A36"/>
                 <w:sz w:val="16"/>
               </w:rPr>
-              <w:t>56.08</w:t>
+              <w:t>59.31</w:t>
             </w:r>
           </w:p>
         </w:tc>
@@ -13426,7 +13624,7 @@
                 <w:color w:val="1C3A36"/>
                 <w:sz w:val="16"/>
               </w:rPr>
-              <w:t>54.35</w:t>
+              <w:t>57.51</w:t>
             </w:r>
           </w:p>
         </w:tc>
@@ -13444,7 +13642,7 @@
                 <w:color w:val="1C3A36"/>
                 <w:sz w:val="16"/>
               </w:rPr>
-              <w:t>52.68</w:t>
+              <w:t>55.77</w:t>
             </w:r>
           </w:p>
         </w:tc>
@@ -13481,7 +13679,7 @@
                 <w:color w:val="1C3A36"/>
                 <w:sz w:val="16"/>
               </w:rPr>
-              <w:t>53.47</w:t>
+              <w:t>55.61</w:t>
             </w:r>
           </w:p>
         </w:tc>
@@ -13499,7 +13697,7 @@
                 <w:color w:val="1C3A36"/>
                 <w:sz w:val="16"/>
               </w:rPr>
-              <w:t>51.78</w:t>
+              <w:t>53.88</w:t>
             </w:r>
           </w:p>
         </w:tc>
@@ -13517,7 +13715,7 @@
                 <w:color w:val="1C3A36"/>
                 <w:sz w:val="16"/>
               </w:rPr>
-              <w:t>50.15</w:t>
+              <w:t>52.21</w:t>
             </w:r>
           </w:p>
         </w:tc>
@@ -13535,7 +13733,7 @@
                 <w:color w:val="1C3A36"/>
                 <w:sz w:val="16"/>
               </w:rPr>
-              <w:t>48.58</w:t>
+              <w:t>50.60</w:t>
             </w:r>
           </w:p>
         </w:tc>
@@ -13553,7 +13751,7 @@
                 <w:color w:val="1C3A36"/>
                 <w:sz w:val="16"/>
               </w:rPr>
-              <w:t>47.07</w:t>
+              <w:t>49.04</w:t>
             </w:r>
           </w:p>
         </w:tc>
@@ -13590,7 +13788,7 @@
                 <w:color w:val="1C3A36"/>
                 <w:sz w:val="16"/>
               </w:rPr>
-              <w:t>48.18</w:t>
+              <w:t>49.48</w:t>
             </w:r>
           </w:p>
         </w:tc>
@@ -13608,7 +13806,7 @@
                 <w:color w:val="1C3A36"/>
                 <w:sz w:val="16"/>
               </w:rPr>
-              <w:t>46.64</w:t>
+              <w:t>47.92</w:t>
             </w:r>
           </w:p>
         </w:tc>
@@ -13626,7 +13824,7 @@
                 <w:color w:val="1C3A36"/>
                 <w:sz w:val="16"/>
               </w:rPr>
-              <w:t>45.15</w:t>
+              <w:t>46.41</w:t>
             </w:r>
           </w:p>
         </w:tc>
@@ -13644,7 +13842,7 @@
                 <w:color w:val="1C3A36"/>
                 <w:sz w:val="16"/>
               </w:rPr>
-              <w:t>43.72</w:t>
+              <w:t>44.96</w:t>
             </w:r>
           </w:p>
         </w:tc>
@@ -13662,7 +13860,7 @@
                 <w:color w:val="1C3A36"/>
                 <w:sz w:val="16"/>
               </w:rPr>
-              <w:t>42.33</w:t>
+              <w:t>43.55</w:t>
             </w:r>
           </w:p>
         </w:tc>
@@ -13843,7 +14041,7 @@
                 <w:color w:val="1C3A36"/>
                 <w:sz w:val="17"/>
               </w:rPr>
-              <w:t>43.99 – 82.10</w:t>
+              <w:t>45.39 – 92.06</w:t>
             </w:r>
           </w:p>
         </w:tc>
@@ -13861,7 +14059,7 @@
                 <w:color w:val="1C3A36"/>
                 <w:sz w:val="17"/>
               </w:rPr>
-              <w:t>38.12</w:t>
+              <w:t>46.67</w:t>
             </w:r>
           </w:p>
         </w:tc>
@@ -13916,7 +14114,7 @@
                 <w:color w:val="1C3A36"/>
                 <w:sz w:val="17"/>
               </w:rPr>
-              <w:t>52.42 – 81.74</w:t>
+              <w:t>53.42 – 69.92</w:t>
             </w:r>
           </w:p>
         </w:tc>
@@ -13934,7 +14132,7 @@
                 <w:color w:val="1C3A36"/>
                 <w:sz w:val="17"/>
               </w:rPr>
-              <w:t>29.32</w:t>
+              <w:t>16.50</w:t>
             </w:r>
           </w:p>
         </w:tc>
@@ -13989,7 +14187,7 @@
                 <w:color w:val="1C3A36"/>
                 <w:sz w:val="17"/>
               </w:rPr>
-              <w:t>30.10 – 82.07</w:t>
+              <w:t>31.52 – 79.44</w:t>
             </w:r>
           </w:p>
         </w:tc>
@@ -14007,7 +14205,7 @@
                 <w:color w:val="1C3A36"/>
                 <w:sz w:val="17"/>
               </w:rPr>
-              <w:t>51.98</w:t>
+              <w:t>47.92</w:t>
             </w:r>
           </w:p>
         </w:tc>
@@ -14062,7 +14260,7 @@
                 <w:color w:val="1C3A36"/>
                 <w:sz w:val="17"/>
               </w:rPr>
-              <w:t>50.59 – 61.58</w:t>
+              <w:t>52.39 – 58.58</w:t>
             </w:r>
           </w:p>
         </w:tc>
@@ -14080,7 +14278,7 @@
                 <w:color w:val="1C3A36"/>
                 <w:sz w:val="17"/>
               </w:rPr>
-              <w:t>11.00</w:t>
+              <w:t>6.19</w:t>
             </w:r>
           </w:p>
         </w:tc>
@@ -14135,7 +14333,7 @@
                 <w:color w:val="1C3A36"/>
                 <w:sz w:val="17"/>
               </w:rPr>
-              <w:t>48.70 – 62.99</w:t>
+              <w:t>47.73 – 62.74</w:t>
             </w:r>
           </w:p>
         </w:tc>
@@ -14153,7 +14351,7 @@
                 <w:color w:val="1C3A36"/>
                 <w:sz w:val="17"/>
               </w:rPr>
-              <w:t>14.28</w:t>
+              <w:t>15.01</w:t>
             </w:r>
           </w:p>
         </w:tc>
@@ -14208,7 +14406,7 @@
                 <w:color w:val="1C3A36"/>
                 <w:sz w:val="17"/>
               </w:rPr>
-              <w:t>49.68 – 61.79</w:t>
+              <w:t>48.94 – 69.38</w:t>
             </w:r>
           </w:p>
         </w:tc>
@@ -14226,7 +14424,7 @@
                 <w:color w:val="1C3A36"/>
                 <w:sz w:val="17"/>
               </w:rPr>
-              <w:t>12.11</w:t>
+              <w:t>20.44</w:t>
             </w:r>
           </w:p>
         </w:tc>
@@ -14281,7 +14479,7 @@
                 <w:color w:val="1C3A36"/>
                 <w:sz w:val="17"/>
               </w:rPr>
-              <w:t>52.63 – 60.75</w:t>
+              <w:t>51.77 – 59.31</w:t>
             </w:r>
           </w:p>
         </w:tc>
@@ -14299,7 +14497,7 @@
                 <w:color w:val="1C3A36"/>
                 <w:sz w:val="17"/>
               </w:rPr>
-              <w:t>8.12</w:t>
+              <w:t>7.54</w:t>
             </w:r>
           </w:p>
         </w:tc>
@@ -15128,7 +15326,7 @@
           <w:color w:val="6E7B77"/>
           <w:sz w:val="17"/>
         </w:rPr>
-        <w:t>Figure 5 — the forward price cone to three months. The dashed brass line is the fundamental central estimate of 69.73; the dotted line is the spot of 105.20.</w:t>
+        <w:t>Figure 5 — the forward price cone to three months. The dashed brass line is the fundamental central estimate of 55.48; the dotted line is the spot of 105.20.</w:t>
       </w:r>
     </w:p>
     <w:p>
@@ -16151,7 +16349,7 @@
                 <w:color w:val="1C3A36"/>
                 <w:sz w:val="17"/>
               </w:rPr>
-              <w:t>EGP 69.73 central, -34% against the market</w:t>
+              <w:t>EGP 55.48 central, -47% against the market</w:t>
             </w:r>
           </w:p>
         </w:tc>
@@ -16206,7 +16404,7 @@
                 <w:color w:val="1C3A36"/>
                 <w:sz w:val="17"/>
               </w:rPr>
-              <w:t>EGP 56.08, -47%</w:t>
+              <w:t>EGP 55.48, -47%</w:t>
             </w:r>
           </w:p>
         </w:tc>
@@ -16261,7 +16459,7 @@
                 <w:color w:val="1C3A36"/>
                 <w:sz w:val="17"/>
               </w:rPr>
-              <w:t>EGP 85.97, -18%</w:t>
+              <w:t>EGP 69.58, -34%</w:t>
             </w:r>
           </w:p>
         </w:tc>
@@ -16316,7 +16514,7 @@
                 <w:color w:val="1C3A36"/>
                 <w:sz w:val="17"/>
               </w:rPr>
-              <w:t>EGP 75.65, -28%</w:t>
+              <w:t>EGP 80.58, -23%</w:t>
             </w:r>
           </w:p>
         </w:tc>
@@ -16480,7 +16678,7 @@
           <w:color w:val="1C3A36"/>
           <w:sz w:val="21"/>
         </w:rPr>
-        <w:t>Our own weighting sits closer to the conservative end because the shares are bought and sold in Egyptian pounds on an Egyptian exchange, the dividends are paid in Egyptian pounds, and the ability of a foreign shareholder to realise value depends on Egyptian capital-account conditions. That is a real risk and it belongs in the discount rate. But a reader who believes that convertibility is not the binding constraint, and that the hard-currency earnings should be valued as hard-currency earnings, will reach a materially higher number using the same cash-flow forecasts — EGP 85.97 on the alternative shown. Neither reader is being unreasonable, and this study declines to hide that behind a single figure.</w:t>
+        <w:t>Our own weighting sits closer to the conservative end because the shares are bought and sold in Egyptian pounds on an Egyptian exchange, the dividends are paid in Egyptian pounds, and the ability of a foreign shareholder to realise value depends on Egyptian capital-account conditions. That is a real risk and it belongs in the discount rate. But a reader who believes that convertibility is not the binding constraint, and that the hard-currency earnings should be valued as hard-currency earnings, will reach a materially higher number using the same cash-flow forecasts — EGP 69.58 on the alternative shown. Neither reader is being unreasonable, and this study declines to hide that behind a single figure.</w:t>
       </w:r>
     </w:p>
     <w:p>
@@ -17354,7 +17552,7 @@
                 <w:color w:val="1C3A36"/>
                 <w:sz w:val="17"/>
               </w:rPr>
-              <w:t>69.73</w:t>
+              <w:t>55.48</w:t>
             </w:r>
           </w:p>
         </w:tc>
@@ -17436,7 +17634,7 @@
           <w:color w:val="1C3A36"/>
           <w:sz w:val="21"/>
         </w:rPr>
-        <w:t>The cash-flow model is constructed at 31 December 2025 (the audited balance-sheet date); every lens value is rolled 217/365 of a year to the 5-Aug-2026 anchor at the 28.4% cost of equity less the EGP 1.85 dividend paid in the window — worth about +8.00 gross on the primary lens. An earlier revision omitted this roll and compared a 31-Dec-2025 value directly to the August price; an external review flagged it, correctly.</w:t>
+        <w:t>The cash-flow model is constructed at 31 December 2025 (the audited balance-sheet date); every lens value is rolled 217/365 of a year to the 5-Aug-2026 anchor at the 28.4% cost of equity less the EGP 1.85 dividend paid in the window — worth about +7.92 gross on the primary lens. An earlier revision omitted this roll and compared a 31-Dec-2025 value directly to the August price; an external review flagged it, correctly.</w:t>
       </w:r>
     </w:p>
     <w:p>
@@ -17499,7 +17697,7 @@
           <w:color w:val="1C3A36"/>
           <w:sz w:val="21"/>
         </w:rPr>
-        <w:t>Our primary construction charges the full Egyptian equity risk premium to a company earning just over half its money on a hard-currency-linked basis. The alternative construction gives EGP 85.97. We have chosen the conservative reading and shown the other in full rather than splitting the difference silently.</w:t>
+        <w:t>Our primary construction charges the full Egyptian equity risk premium to a company earning just over half its money on a hard-currency-linked basis. The alternative construction gives EGP 69.58. We have chosen the conservative reading and shown the other in full rather than splitting the difference silently.</w:t>
       </w:r>
     </w:p>
     <w:p>
@@ -17541,7 +17739,7 @@
           <w:color w:val="1C3A36"/>
           <w:sz w:val="21"/>
         </w:rPr>
-        <w:t>Minorities take 9.7% of group profit but only 7.1% of book equity. Charging them the profit share removes EGP 11,450mn (5.35 per share) from the equity value — EGP 2.96 per share MORE than deducting the audited book value of 5,119mn would (an earlier wording conflated the total charge with the excess; this states both). It is also the internally consistent choice: this study values the group's equity at 1.5× book, so valuing the minorities' stake at 1.0× book while valuing everyone else's above it would apply two different standards to the same subsidiaries.</w:t>
+        <w:t>Minorities take 9.7% of group profit but only 7.1% of book equity. Charging them the profit share removes EGP 12,904mn (6.03 per share) from the equity value — EGP 3.64 per share MORE than deducting the audited book value of 5,119mn would (an earlier wording conflated the total charge with the excess; this states both). It is also the internally consistent choice: this study values the group's equity at 1.6× book, so valuing the minorities' stake at 1.0× book while valuing everyone else's above it would apply two different standards to the same subsidiaries.</w:t>
       </w:r>
     </w:p>
     <w:p>
@@ -18276,7 +18474,7 @@
                 <w:color w:val="1C3A36"/>
                 <w:sz w:val="15"/>
               </w:rPr>
-              <w:t>35,158</w:t>
+              <w:t>37,965</w:t>
             </w:r>
           </w:p>
         </w:tc>
@@ -18296,7 +18494,7 @@
                 <w:color w:val="1C3A36"/>
                 <w:sz w:val="15"/>
               </w:rPr>
-              <w:t>41,645</w:t>
+              <w:t>43,447</w:t>
             </w:r>
           </w:p>
         </w:tc>
@@ -18316,7 +18514,7 @@
                 <w:color w:val="1C3A36"/>
                 <w:sz w:val="15"/>
               </w:rPr>
-              <w:t>47,603</w:t>
+              <w:t>48,113</w:t>
             </w:r>
           </w:p>
         </w:tc>
@@ -18336,7 +18534,7 @@
                 <w:color w:val="1C3A36"/>
                 <w:sz w:val="15"/>
               </w:rPr>
-              <w:t>53,648</w:t>
+              <w:t>52,750</w:t>
             </w:r>
           </w:p>
         </w:tc>
@@ -18356,7 +18554,7 @@
                 <w:color w:val="1C3A36"/>
                 <w:sz w:val="15"/>
               </w:rPr>
-              <w:t>59,209</w:t>
+              <w:t>57,496</w:t>
             </w:r>
           </w:p>
         </w:tc>
@@ -18447,7 +18645,7 @@
                 <w:color w:val="1C3A36"/>
                 <w:sz w:val="15"/>
               </w:rPr>
-              <w:t>9.5%</w:t>
+              <w:t>10.3%</w:t>
             </w:r>
           </w:p>
         </w:tc>
@@ -18465,7 +18663,7 @@
                 <w:color w:val="1C3A36"/>
                 <w:sz w:val="15"/>
               </w:rPr>
-              <w:t>9.9%</w:t>
+              <w:t>10.3%</w:t>
             </w:r>
           </w:p>
         </w:tc>
@@ -18483,7 +18681,7 @@
                 <w:color w:val="1C3A36"/>
                 <w:sz w:val="15"/>
               </w:rPr>
-              <w:t>10.2%</w:t>
+              <w:t>10.3%</w:t>
             </w:r>
           </w:p>
         </w:tc>
@@ -18501,7 +18699,7 @@
                 <w:color w:val="1C3A36"/>
                 <w:sz w:val="15"/>
               </w:rPr>
-              <w:t>10.5%</w:t>
+              <w:t>10.3%</w:t>
             </w:r>
           </w:p>
         </w:tc>
@@ -18519,7 +18717,7 @@
                 <w:color w:val="1C3A36"/>
                 <w:sz w:val="15"/>
               </w:rPr>
-              <w:t>10.7%</w:t>
+              <w:t>10.4%</w:t>
             </w:r>
           </w:p>
         </w:tc>
@@ -18783,7 +18981,7 @@
                 <w:color w:val="1C3A36"/>
                 <w:sz w:val="15"/>
               </w:rPr>
-              <w:t>30,533</w:t>
+              <w:t>33,339</w:t>
             </w:r>
           </w:p>
         </w:tc>
@@ -18803,7 +19001,7 @@
                 <w:color w:val="1C3A36"/>
                 <w:sz w:val="15"/>
               </w:rPr>
-              <w:t>36,363</w:t>
+              <w:t>38,165</w:t>
             </w:r>
           </w:p>
         </w:tc>
@@ -18823,7 +19021,7 @@
                 <w:color w:val="1C3A36"/>
                 <w:sz w:val="15"/>
               </w:rPr>
-              <w:t>41,770</w:t>
+              <w:t>42,280</w:t>
             </w:r>
           </w:p>
         </w:tc>
@@ -18843,7 +19041,7 @@
                 <w:color w:val="1C3A36"/>
                 <w:sz w:val="15"/>
               </w:rPr>
-              <w:t>47,268</w:t>
+              <w:t>46,370</w:t>
             </w:r>
           </w:p>
         </w:tc>
@@ -18863,7 +19061,7 @@
                 <w:color w:val="1C3A36"/>
                 <w:sz w:val="15"/>
               </w:rPr>
-              <w:t>52,269</w:t>
+              <w:t>50,556</w:t>
             </w:r>
           </w:p>
         </w:tc>
@@ -18972,7 +19170,7 @@
                 <w:color w:val="1C3A36"/>
                 <w:sz w:val="15"/>
               </w:rPr>
-              <w:t>(2,658)</w:t>
+              <w:t>(2,494)</w:t>
             </w:r>
           </w:p>
         </w:tc>
@@ -18990,7 +19188,7 @@
                 <w:color w:val="1C3A36"/>
                 <w:sz w:val="15"/>
               </w:rPr>
-              <w:t>(2,614)</w:t>
+              <w:t>(2,335)</w:t>
             </w:r>
           </w:p>
         </w:tc>
@@ -19008,7 +19206,7 @@
                 <w:color w:val="1C3A36"/>
                 <w:sz w:val="15"/>
               </w:rPr>
-              <w:t>(2,083)</w:t>
+              <w:t>(1,757)</w:t>
             </w:r>
           </w:p>
         </w:tc>
@@ -19026,7 +19224,7 @@
                 <w:color w:val="1C3A36"/>
                 <w:sz w:val="15"/>
               </w:rPr>
-              <w:t>(1,209)</w:t>
+              <w:t>(917)</w:t>
             </w:r>
           </w:p>
         </w:tc>
@@ -19942,7 +20140,7 @@
                 <w:color w:val="1C3A36"/>
                 <w:sz w:val="15"/>
               </w:rPr>
-              <w:t>20,788</w:t>
+              <w:t>22,703</w:t>
             </w:r>
           </w:p>
         </w:tc>
@@ -19962,7 +20160,7 @@
                 <w:color w:val="1C3A36"/>
                 <w:sz w:val="15"/>
               </w:rPr>
-              <w:t>24,233</w:t>
+              <w:t>25,574</w:t>
             </w:r>
           </w:p>
         </w:tc>
@@ -19982,7 +20180,7 @@
                 <w:color w:val="1C3A36"/>
                 <w:sz w:val="15"/>
               </w:rPr>
-              <w:t>28,051</w:t>
+              <w:t>28,589</w:t>
             </w:r>
           </w:p>
         </w:tc>
@@ -20002,7 +20200,7 @@
                 <w:color w:val="1C3A36"/>
                 <w:sz w:val="15"/>
               </w:rPr>
-              <w:t>32,270</w:t>
+              <w:t>31,879</w:t>
             </w:r>
           </w:p>
         </w:tc>
@@ -20022,7 +20220,7 @@
                 <w:color w:val="1C3A36"/>
                 <w:sz w:val="15"/>
               </w:rPr>
-              <w:t>36,393</w:t>
+              <w:t>35,423</w:t>
             </w:r>
           </w:p>
         </w:tc>
@@ -20113,7 +20311,7 @@
                 <w:color w:val="1C3A36"/>
                 <w:sz w:val="15"/>
               </w:rPr>
-              <w:t>9.71</w:t>
+              <w:t>10.60</w:t>
             </w:r>
           </w:p>
         </w:tc>
@@ -20131,7 +20329,7 @@
                 <w:color w:val="1C3A36"/>
                 <w:sz w:val="15"/>
               </w:rPr>
-              <w:t>11.32</w:t>
+              <w:t>11.95</w:t>
             </w:r>
           </w:p>
         </w:tc>
@@ -20149,7 +20347,7 @@
                 <w:color w:val="1C3A36"/>
                 <w:sz w:val="15"/>
               </w:rPr>
-              <w:t>13.10</w:t>
+              <w:t>13.35</w:t>
             </w:r>
           </w:p>
         </w:tc>
@@ -20167,7 +20365,7 @@
                 <w:color w:val="1C3A36"/>
                 <w:sz w:val="15"/>
               </w:rPr>
-              <w:t>15.07</w:t>
+              <w:t>14.89</w:t>
             </w:r>
           </w:p>
         </w:tc>
@@ -20185,7 +20383,7 @@
                 <w:color w:val="1C3A36"/>
                 <w:sz w:val="15"/>
               </w:rPr>
-              <w:t>17.00</w:t>
+              <w:t>16.55</w:t>
             </w:r>
           </w:p>
         </w:tc>
@@ -22097,7 +22295,7 @@
                 <w:color w:val="1C3A36"/>
                 <w:sz w:val="16"/>
               </w:rPr>
-              <w:t>18.7%</w:t>
+              <w:t>20.5%</w:t>
             </w:r>
           </w:p>
         </w:tc>
@@ -22115,7 +22313,7 @@
                 <w:color w:val="1C3A36"/>
                 <w:sz w:val="16"/>
               </w:rPr>
-              <w:t>18.9%</w:t>
+              <w:t>19.9%</w:t>
             </w:r>
           </w:p>
         </w:tc>
@@ -22133,7 +22331,7 @@
                 <w:color w:val="1C3A36"/>
                 <w:sz w:val="16"/>
               </w:rPr>
-              <w:t>19.1%</w:t>
+              <w:t>19.4%</w:t>
             </w:r>
           </w:p>
         </w:tc>
@@ -22151,7 +22349,7 @@
                 <w:color w:val="1C3A36"/>
                 <w:sz w:val="16"/>
               </w:rPr>
-              <w:t>19.4%</w:t>
+              <w:t>19.0%</w:t>
             </w:r>
           </w:p>
         </w:tc>
@@ -22169,7 +22367,7 @@
                 <w:color w:val="1C3A36"/>
                 <w:sz w:val="16"/>
               </w:rPr>
-              <w:t>19.4%</w:t>
+              <w:t>18.8%</w:t>
             </w:r>
           </w:p>
         </w:tc>
@@ -22436,7 +22634,7 @@
                 <w:color w:val="1C3A36"/>
                 <w:sz w:val="16"/>
               </w:rPr>
-              <w:t>-6,387</w:t>
+              <w:t>-4,268</w:t>
             </w:r>
           </w:p>
         </w:tc>
@@ -22454,7 +22652,7 @@
                 <w:color w:val="1C3A36"/>
                 <w:sz w:val="16"/>
               </w:rPr>
-              <w:t>5,387</w:t>
+              <w:t>6,748</w:t>
             </w:r>
           </w:p>
         </w:tc>
@@ -22472,7 +22670,7 @@
                 <w:color w:val="1C3A36"/>
                 <w:sz w:val="16"/>
               </w:rPr>
-              <w:t>11,797</w:t>
+              <w:t>12,182</w:t>
             </w:r>
           </w:p>
         </w:tc>
@@ -22490,7 +22688,7 @@
                 <w:color w:val="1C3A36"/>
                 <w:sz w:val="16"/>
               </w:rPr>
-              <w:t>16,503</w:t>
+              <w:t>15,825</w:t>
             </w:r>
           </w:p>
         </w:tc>
@@ -22508,7 +22706,7 @@
                 <w:color w:val="1C3A36"/>
                 <w:sz w:val="16"/>
               </w:rPr>
-              <w:t>20,279</w:t>
+              <w:t>18,986</w:t>
             </w:r>
           </w:p>
         </w:tc>
@@ -22545,7 +22743,7 @@
                 <w:color w:val="1C3A36"/>
                 <w:sz w:val="16"/>
               </w:rPr>
-              <w:t>82,462</w:t>
+              <w:t>83,898</w:t>
             </w:r>
           </w:p>
         </w:tc>
@@ -22563,7 +22761,7 @@
                 <w:color w:val="1C3A36"/>
                 <w:sz w:val="16"/>
               </w:rPr>
-              <w:t>100,637</w:t>
+              <w:t>103,078</w:t>
             </w:r>
           </w:p>
         </w:tc>
@@ -22581,7 +22779,7 @@
                 <w:color w:val="1C3A36"/>
                 <w:sz w:val="16"/>
               </w:rPr>
-              <w:t>121,675</w:t>
+              <w:t>124,520</w:t>
             </w:r>
           </w:p>
         </w:tc>
@@ -22599,7 +22797,7 @@
                 <w:color w:val="1C3A36"/>
                 <w:sz w:val="16"/>
               </w:rPr>
-              <w:t>145,877</w:t>
+              <w:t>148,429</w:t>
             </w:r>
           </w:p>
         </w:tc>
@@ -22617,7 +22815,7 @@
                 <w:color w:val="1C3A36"/>
                 <w:sz w:val="16"/>
               </w:rPr>
-              <w:t>173,172</w:t>
+              <w:t>174,997</w:t>
             </w:r>
           </w:p>
         </w:tc>
@@ -22654,7 +22852,7 @@
                 <w:color w:val="1C3A36"/>
                 <w:sz w:val="16"/>
               </w:rPr>
-              <w:t>33,461</w:t>
+              <w:t>31,820</w:t>
             </w:r>
           </w:p>
         </w:tc>
@@ -22672,7 +22870,7 @@
                 <w:color w:val="1C3A36"/>
                 <w:sz w:val="16"/>
               </w:rPr>
-              <w:t>36,139</w:t>
+              <w:t>33,349</w:t>
             </w:r>
           </w:p>
         </w:tc>
@@ -22690,7 +22888,7 @@
                 <w:color w:val="1C3A36"/>
                 <w:sz w:val="16"/>
               </w:rPr>
-              <w:t>33,328</w:t>
+              <w:t>30,076</w:t>
             </w:r>
           </w:p>
         </w:tc>
@@ -22708,7 +22906,7 @@
                 <w:color w:val="1C3A36"/>
                 <w:sz w:val="16"/>
               </w:rPr>
-              <w:t>26,465</w:t>
+              <w:t>23,548</w:t>
             </w:r>
           </w:p>
         </w:tc>
@@ -22726,7 +22924,7 @@
                 <w:color w:val="1C3A36"/>
                 <w:sz w:val="16"/>
               </w:rPr>
-              <w:t>16,197</w:t>
+              <w:t>14,111</w:t>
             </w:r>
           </w:p>
         </w:tc>
@@ -23347,7 +23545,7 @@
                 <w:color w:val="1C3A36"/>
                 <w:sz w:val="16"/>
               </w:rPr>
-              <w:t>the exchange-rate sensitivity spans 29.32 per share</w:t>
+              <w:t>the exchange-rate sensitivity spans 16.50 per share</w:t>
             </w:r>
           </w:p>
         </w:tc>
@@ -23402,7 +23600,7 @@
                 <w:color w:val="1C3A36"/>
                 <w:sz w:val="16"/>
               </w:rPr>
-              <w:t>the explicit-against-terminal grid spans 34.20 per share</w:t>
+              <w:t>the explicit-against-terminal grid spans 41.11 per share</w:t>
             </w:r>
           </w:p>
         </w:tc>
@@ -23457,7 +23655,7 @@
                 <w:color w:val="1C3A36"/>
                 <w:sz w:val="16"/>
               </w:rPr>
-              <w:t>14.28 per share across the tested range</w:t>
+              <w:t>15.01 per share across the tested range</w:t>
             </w:r>
           </w:p>
         </w:tc>
@@ -23512,7 +23710,7 @@
                 <w:color w:val="1C3A36"/>
                 <w:sz w:val="16"/>
               </w:rPr>
-              <w:t>51.98 per share across ±2 percentage points</w:t>
+              <w:t>47.92 per share across ±2 percentage points</w:t>
             </w:r>
           </w:p>
         </w:tc>
@@ -23567,7 +23765,7 @@
                 <w:color w:val="1C3A36"/>
                 <w:sz w:val="16"/>
               </w:rPr>
-              <w:t>12.11 per share across the tested range</w:t>
+              <w:t>20.44 per share across the tested range</w:t>
             </w:r>
           </w:p>
         </w:tc>
@@ -23851,7 +24049,7 @@
           <w:color w:val="1C3A36"/>
           <w:sz w:val="21"/>
         </w:rPr>
-        <w:t>Three valuation approaches are run against the same disclosed facts by three notional experts, each committed to a different method and each required to state what would prove them wrong. They are not asked to agree, and they do not. Two dating and independence notes, stated up front: every panel figure is rolled to the 5-Aug-2026 anchor exactly as the four lenses are; and Expert 1 deliberately runs the SAME kind of earnings-power question as section 1.4 with different persona choices — FY2028-scale earnings at 9.5× against the lens's current-scale earnings at 9.0× — which is why the two land 146.62 and 108.17 respectively. The divergence is the persona doing what it says (no time-value discipline), it is disclosed, and only the section-1.4 construction enters the weighted central.</w:t>
+        <w:t>Three valuation approaches are run against the same disclosed facts by three notional experts, each committed to a different method and each required to state what would prove them wrong. They are not asked to agree, and they do not. Two dating and independence notes, stated up front: every panel figure is rolled to the 5-Aug-2026 anchor exactly as the four lenses are; and Expert 1 deliberately runs the SAME kind of earnings-power question as section 1.4 with different persona choices — FY2028-scale earnings at 9.5× against the lens's current-scale earnings at 9.0× — which is why the two land 148.41 and 109.52 respectively. The divergence is the persona doing what it says (no time-value discipline), it is disclosed, and only the section-1.4 construction enters the central.</w:t>
       </w:r>
     </w:p>
     <w:p>
@@ -24031,7 +24229,7 @@
                 <w:color w:val="1C3A36"/>
                 <w:sz w:val="17"/>
               </w:rPr>
-              <w:t>10.2%</w:t>
+              <w:t>10.3%</w:t>
             </w:r>
           </w:p>
         </w:tc>
@@ -24068,7 +24266,7 @@
                 <w:color w:val="1C3A36"/>
                 <w:sz w:val="17"/>
               </w:rPr>
-              <w:t>41,770</w:t>
+              <w:t>42,280</w:t>
             </w:r>
           </w:p>
         </w:tc>
@@ -24142,7 +24340,7 @@
                 <w:color w:val="1C3A36"/>
                 <w:sz w:val="17"/>
               </w:rPr>
-              <w:t>13.47</w:t>
+              <w:t>13.63</w:t>
             </w:r>
           </w:p>
         </w:tc>
@@ -24216,7 +24414,7 @@
                 <w:color w:val="1C3A36"/>
                 <w:sz w:val="17"/>
               </w:rPr>
-              <w:t>146.62</w:t>
+              <w:t>148.41</w:t>
             </w:r>
           </w:p>
         </w:tc>
@@ -24257,7 +24455,7 @@
                 <w:color w:val="1C3A36"/>
                 <w:sz w:val="17"/>
               </w:rPr>
-              <w:t>107.55 – 185.69</w:t>
+              <w:t>108.87 – 187.95</w:t>
             </w:r>
           </w:p>
         </w:tc>
@@ -24279,7 +24477,7 @@
           <w:color w:val="1C3A36"/>
           <w:sz w:val="21"/>
         </w:rPr>
-        <w:t>Named sensitivity: each one-turn change in the multiple is worth EGP 13.47 per share, and each percentage point of mid-cycle EBITDA margin is worth roughly EGP 1.29 per share.</w:t>
+        <w:t>Named sensitivity: each one-turn change in the multiple is worth EGP 13.63 per share, and each percentage point of mid-cycle EBITDA margin is worth roughly EGP 1.30 per share.</w:t>
       </w:r>
     </w:p>
     <w:p>
@@ -24436,7 +24634,7 @@
                 <w:color w:val="1C3A36"/>
                 <w:sz w:val="17"/>
               </w:rPr>
-              <w:t>16,193</w:t>
+              <w:t>15,664</w:t>
             </w:r>
           </w:p>
         </w:tc>
@@ -24510,7 +24708,7 @@
                 <w:color w:val="1C3A36"/>
                 <w:sz w:val="17"/>
               </w:rPr>
-              <w:t>(1,508)</w:t>
+              <w:t>(1,457)</w:t>
             </w:r>
           </w:p>
         </w:tc>
@@ -24547,7 +24745,7 @@
                 <w:color w:val="1C3A36"/>
                 <w:sz w:val="17"/>
               </w:rPr>
-              <w:t>14,077</w:t>
+              <w:t>13,599</w:t>
             </w:r>
           </w:p>
         </w:tc>
@@ -24584,7 +24782,7 @@
                 <w:color w:val="1C3A36"/>
                 <w:sz w:val="17"/>
               </w:rPr>
-              <w:t>× 1.05 ÷ (17.6% − 5%)</w:t>
+              <w:t>× 1.07 ÷ (17.6% − 7%)</w:t>
             </w:r>
           </w:p>
         </w:tc>
@@ -24621,7 +24819,7 @@
                 <w:color w:val="1C3A36"/>
                 <w:sz w:val="17"/>
               </w:rPr>
-              <w:t>61.91</w:t>
+              <w:t>72.81</w:t>
             </w:r>
           </w:p>
         </w:tc>
@@ -24662,7 +24860,7 @@
                 <w:color w:val="1C3A36"/>
                 <w:sz w:val="17"/>
               </w:rPr>
-              <w:t>37.47 – 68.09</w:t>
+              <w:t>36.14 – 65.72</w:t>
             </w:r>
           </w:p>
         </w:tc>
@@ -24684,7 +24882,7 @@
           <w:color w:val="1C3A36"/>
           <w:sz w:val="21"/>
         </w:rPr>
-        <w:t>This is the harshest of the three readings, at EGP 61.91, and the reason is specific and defensible: it takes the FY2025 evidence — EGP 28,363mn of EBITDA converting to EGP 12,766mn of operating cash — as a statement about the business model rather than about one unusual year.</w:t>
+        <w:t>This is the harshest of the three readings, at EGP 72.81, and the reason is specific and defensible: it takes the FY2025 evidence — EGP 28,363mn of EBITDA converting to EGP 12,766mn of operating cash — as a statement about the business model rather than about one unusual year.</w:t>
       </w:r>
     </w:p>
     <w:p>
@@ -24892,7 +25090,7 @@
                 <w:color w:val="1C3A36"/>
                 <w:sz w:val="17"/>
               </w:rPr>
-              <w:t>6,136</w:t>
+              <w:t>8,074</w:t>
             </w:r>
           </w:p>
         </w:tc>
@@ -24929,7 +25127,7 @@
                 <w:color w:val="1C3A36"/>
                 <w:sz w:val="17"/>
               </w:rPr>
-              <w:t>26,651</w:t>
+              <w:t>27,174</w:t>
             </w:r>
           </w:p>
         </w:tc>
@@ -24966,7 +25164,7 @@
                 <w:color w:val="1C3A36"/>
                 <w:sz w:val="17"/>
               </w:rPr>
-              <w:t>126,349</w:t>
+              <w:t>128,811</w:t>
             </w:r>
           </w:p>
         </w:tc>
@@ -25003,7 +25201,7 @@
                 <w:color w:val="1C3A36"/>
                 <w:sz w:val="17"/>
               </w:rPr>
-              <w:t>53.25</w:t>
+              <w:t>54.45</w:t>
             </w:r>
           </w:p>
         </w:tc>
@@ -25044,7 +25242,7 @@
                 <w:color w:val="1C3A36"/>
                 <w:sz w:val="17"/>
               </w:rPr>
-              <w:t>46.17 – 85.97</w:t>
+              <w:t>46.88 – 69.58</w:t>
             </w:r>
           </w:p>
         </w:tc>
@@ -25233,7 +25431,7 @@
                 <w:color w:val="1C3A36"/>
                 <w:sz w:val="16"/>
               </w:rPr>
-              <w:t>18.7%</w:t>
+              <w:t>20.5%</w:t>
             </w:r>
           </w:p>
         </w:tc>
@@ -25251,7 +25449,7 @@
                 <w:color w:val="1C3A36"/>
                 <w:sz w:val="16"/>
               </w:rPr>
-              <w:t>18.9%</w:t>
+              <w:t>19.9%</w:t>
             </w:r>
           </w:p>
         </w:tc>
@@ -25269,7 +25467,7 @@
                 <w:color w:val="1C3A36"/>
                 <w:sz w:val="16"/>
               </w:rPr>
-              <w:t>19.1%</w:t>
+              <w:t>19.4%</w:t>
             </w:r>
           </w:p>
         </w:tc>
@@ -25287,7 +25485,7 @@
                 <w:color w:val="1C3A36"/>
                 <w:sz w:val="16"/>
               </w:rPr>
-              <w:t>19.4%</w:t>
+              <w:t>19.0%</w:t>
             </w:r>
           </w:p>
         </w:tc>
@@ -25305,7 +25503,7 @@
                 <w:color w:val="1C3A36"/>
                 <w:sz w:val="16"/>
               </w:rPr>
-              <w:t>19.4%</w:t>
+              <w:t>18.8%</w:t>
             </w:r>
           </w:p>
         </w:tc>
@@ -25451,7 +25649,7 @@
                 <w:color w:val="1C3A36"/>
                 <w:sz w:val="16"/>
               </w:rPr>
-              <w:t>-7.9pp</w:t>
+              <w:t>-6.2pp</w:t>
             </w:r>
           </w:p>
         </w:tc>
@@ -25469,7 +25667,7 @@
                 <w:color w:val="1C3A36"/>
                 <w:sz w:val="16"/>
               </w:rPr>
-              <w:t>-4.1pp</w:t>
+              <w:t>-3.2pp</w:t>
             </w:r>
           </w:p>
         </w:tc>
@@ -25487,7 +25685,7 @@
                 <w:color w:val="1C3A36"/>
                 <w:sz w:val="16"/>
               </w:rPr>
-              <w:t>-1.0pp</w:t>
+              <w:t>-0.7pp</w:t>
             </w:r>
           </w:p>
         </w:tc>
@@ -25505,7 +25703,7 @@
                 <w:color w:val="1C3A36"/>
                 <w:sz w:val="16"/>
               </w:rPr>
-              <w:t>+1.7pp</w:t>
+              <w:t>+1.3pp</w:t>
             </w:r>
           </w:p>
         </w:tc>
@@ -25523,7 +25721,7 @@
                 <w:color w:val="1C3A36"/>
                 <w:sz w:val="16"/>
               </w:rPr>
-              <w:t>+3.5pp</w:t>
+              <w:t>+2.9pp</w:t>
             </w:r>
           </w:p>
         </w:tc>
@@ -25564,7 +25762,7 @@
                 <w:color w:val="1C3A36"/>
                 <w:sz w:val="16"/>
               </w:rPr>
-              <w:t>-1,862</w:t>
+              <w:t>257</w:t>
             </w:r>
           </w:p>
         </w:tc>
@@ -25584,7 +25782,7 @@
                 <w:color w:val="1C3A36"/>
                 <w:sz w:val="16"/>
               </w:rPr>
-              <w:t>-915</w:t>
+              <w:t>446</w:t>
             </w:r>
           </w:p>
         </w:tc>
@@ -25604,7 +25802,7 @@
                 <w:color w:val="1C3A36"/>
                 <w:sz w:val="16"/>
               </w:rPr>
-              <w:t>2,388</w:t>
+              <w:t>2,773</w:t>
             </w:r>
           </w:p>
         </w:tc>
@@ -25624,7 +25822,7 @@
                 <w:color w:val="1C3A36"/>
                 <w:sz w:val="16"/>
               </w:rPr>
-              <w:t>6,489</w:t>
+              <w:t>5,811</w:t>
             </w:r>
           </w:p>
         </w:tc>
@@ -25644,7 +25842,7 @@
                 <w:color w:val="1C3A36"/>
                 <w:sz w:val="16"/>
               </w:rPr>
-              <w:t>10,145</w:t>
+              <w:t>8,852</w:t>
             </w:r>
           </w:p>
         </w:tc>
@@ -25666,7 +25864,7 @@
           <w:color w:val="6E7B77"/>
           <w:sz w:val="17"/>
         </w:rPr>
-        <w:t>Two conventions sit in this table and are named so they cannot be confused: the ROIC row divides by CLOSING capital (matching Appendix A.3), while economic profit charges the cost of capital on OPENING capital — the capital actually employed through the year. So spread × closing capital will not reproduce the economic-profit row; the identity holds on opening capital. Note also that this leg's enterprise value (126,349) and the DCF's (132,146) differ by 5,796: economic-profit and FCFF valuations are algebraically identical on identical assumptions, and the gap here is exactly the different terminal treatment (a fading economic-profit perpetuity versus the reinvestment-rate terminal value). Expert 3 is therefore a RESTATEMENT of the DCF under a different terminal discipline, not an independent confirmation, and is read as such.</w:t>
+        <w:t>Two conventions sit in this table and are named so they cannot be confused: the ROIC row divides by CLOSING capital (matching Appendix A.3), while economic profit charges the cost of capital on OPENING capital — the capital actually employed through the year. So spread × closing capital will not reproduce the economic-profit row; the identity holds on opening capital. Note also that this leg's enterprise value (128,811) and the DCF's (147,178) differ by 18,368: economic-profit and FCFF valuations are algebraically identical on identical assumptions, and the gap here is exactly the different terminal treatment (a fading economic-profit perpetuity versus the reinvestment-rate terminal value). Expert 3 is therefore a RESTATEMENT of the DCF under a different terminal discipline, not an independent confirmation, and is read as such.</w:t>
       </w:r>
     </w:p>
     <w:p>
@@ -25680,7 +25878,7 @@
           <w:color w:val="1C3A36"/>
           <w:sz w:val="21"/>
         </w:rPr>
-        <w:t>This table is the single most revealing exhibit in the study. The spread is negative in the early years — the group earns roughly 19% on capital while its cost of capital is 27% — and turns positive only as the discount rate glides down. On this reading the company is not currently creating value at an Egyptian cost of capital; it creates value only if that cost of capital normalises, or if the correct cost of capital is the hard-currency one.</w:t>
+        <w:t>This table is the single most revealing exhibit in the study. The spread is negative in the early years — the group earns roughly 20% on capital while its cost of capital is 27% — and turns positive only as the discount rate glides down. On this reading the company is not currently creating value at an Egyptian cost of capital; it creates value only if that cost of capital normalises, or if the correct cost of capital is the hard-currency one.</w:t>
       </w:r>
     </w:p>
     <w:p>
@@ -26102,7 +26300,7 @@
           <w:color w:val="6E7B77"/>
           <w:sz w:val="17"/>
         </w:rPr>
-        <w:t>Figure 8 — the three experts' ranges. The gold band is the panel centre of 61.91; the vertical line is the market price of 105.20.</w:t>
+        <w:t>Figure 8 — the three experts' ranges. The gold band is the panel centre of 72.81; the vertical line is the market price of 105.20.</w:t>
       </w:r>
     </w:p>
     <w:p>
@@ -26116,7 +26314,7 @@
           <w:color w:val="1C3A36"/>
           <w:sz w:val="21"/>
         </w:rPr>
-        <w:t>The panel spans EGP 53.25 to 146.62 — a factor of 2.8 between the most and least generous reading. That is a wide disagreement and it is not noise. Expert 1 values earnings and lands near the market price. Expert 2 values cash and lands well below it. Expert 3 values the spread between returns and the cost of capital and finds that the answer depends entirely on which cost of capital applies. The panel median of 61.91 sits -41% against the market price and -11% against the study's own weighted central of 69.73 — a real gap, stated at its size rather than smoothed, and driven by the panel's harsher cash and returns legs outvoting its generous earnings leg.</w:t>
+        <w:t>The panel spans EGP 54.45 to 148.41 — a factor of 2.7 between the most and least generous reading. That is a wide disagreement and it is not noise. Expert 1 values earnings and lands near the market price. Expert 2 values cash and lands well below it. Expert 3 values the spread between returns and the cost of capital and finds that the answer depends entirely on which cost of capital applies. The panel median of 72.81 sits -31% against the market price and +31% against the study's own central of 55.48 — a real gap, stated at its size rather than smoothed, and driven by the panel's harsher cash and returns legs outvoting its generous earnings leg.</w:t>
       </w:r>
     </w:p>
     <w:p>
@@ -26582,7 +26780,7 @@
                 <w:color w:val="1C3A36"/>
                 <w:sz w:val="16"/>
               </w:rPr>
-              <w:t>5% perpetual</w:t>
+              <w:t>7% perpetual</w:t>
             </w:r>
           </w:p>
         </w:tc>

--- a/engine/swdy_study/SWDY_Valuation_Study_05-08-2026_public.docx
+++ b/engine/swdy_study/SWDY_Valuation_Study_05-08-2026_public.docx
@@ -15258,7 +15258,7 @@
           <w:color w:val="1C3A36"/>
           <w:sz w:val="21"/>
         </w:rPr>
-        <w:t>The widths below are calibrated rather than assumed. Tested by walk-forward simulation over nearly five years — 19 independent non-overlapping quarterly windows with origins from 2021-10-05 to 2026-04-12 (the final window runs three months past its origin), each one forecast using only data available before it — the model scored +1.50% better than a random-walk benchmark anchored on the same cost of carry. Outcomes fell inside the stated bands at close to the advertised rate (47% inside the 50% band, 68% inside the 80%, 84% inside the 90%), and the outcomes were spread evenly across the distribution rather than bunching at one end — a uniformity test returns p = 0.28, comfortably consistent with a well-calibrated forecast. Over the very long run the picture is more mixed: across the full 14-year history the model still beats the benchmark (+1.07%) but its bands are about 22% wider than they need to be, which is a real limitation and is stated here rather than left out.</w:t>
+        <w:t>The widths below are calibrated rather than assumed. Tested by walk-forward simulation over nearly five years — 19 independent non-overlapping quarterly windows with origins from 2021-10-05 to 2026-04-12 (the final window runs three months past its origin), each one forecast using only data available before it — outcomes fell inside the stated bands at close to the advertised rate (47% inside the 50% band, 68% inside the 80%, 84% inside the 90%, over those 19 windows), and the outcomes were spread evenly across the distribution rather than bunching at one end — a uniformity test returns p = 0.28, comfortably consistent with a well-calibrated forecast. Over the very long run the picture is more mixed: across the full 14-year history the bands are about 22% wider than a naive carry-anchored band, which is a real limitation — a wider band catches more by construction — and is stated here rather than left out.</w:t>
       </w:r>
     </w:p>
     <w:p>

--- a/engine/swdy_study/SWDY_Valuation_Study_05-08-2026_public.docx
+++ b/engine/swdy_study/SWDY_Valuation_Study_05-08-2026_public.docx
@@ -86,7 +86,7 @@
           <w:color w:val="6E7B77"/>
           <w:sz w:val="20"/>
         </w:rPr>
-        <w:t>Diversified industrial group — wires and cables, engineering and construction, electrical products, digital solutions and infrastructure investment · Egyptian Exchange · reporting currency EGP · analysis anchored on the closing price of 105.20 on 2026-08-05.</w:t>
+        <w:t>Diversified industrial group — wires and cables, engineering and construction, electrical products, digital solutions and infrastructure investment · Egyptian Exchange · reporting currency EGP · analysis anchored on the closing price of 130.00 on 2026-09-03.</w:t>
       </w:r>
     </w:p>
     <w:tbl>
@@ -272,7 +272,7 @@
           <w:color w:val="1C3A36"/>
           <w:sz w:val="21"/>
         </w:rPr>
-        <w:t>On our primary construction the four lenses centre at EGP 55.48 per share against a market price of 105.20 — the price sits about +90% above the central estimate. That gap is not mainly an argument about the business; it is an argument about the discount rate. Discounted at an Egyptian cost of capital gliding 26.6% to 15.9%, the cash flows support roughly EGP 55.48. Discount the hard-currency share of those same cash flows at a hard-currency cost of capital of about 10.1% and the same model produces EGP 69.58 — still -34% against today's price, but +25% above the primary reading. The market appears to be applying something at least as generous as the second view. Both are shown, and neither is hidden inside an average.</w:t>
+        <w:t>On our primary construction the four lenses centre at EGP 52.70 per share against a market price of 130.00 — the price sits about +147% above the central estimate. That gap is not mainly an argument about the business; it is an argument about the discount rate. Discounted at an Egyptian cost of capital gliding 26.9% to 15.9%, the cash flows support roughly EGP 52.70. Discount the hard-currency share of those same cash flows at a hard-currency cost of capital of about 10.1% and the same model produces EGP 70.85 — still -46% against today's price, but +34% above the primary reading. The market appears to be applying something at least as generous as the second view. Both are shown, and neither is hidden inside an average.</w:t>
       </w:r>
     </w:p>
     <w:p>
@@ -447,7 +447,7 @@
                 <w:color w:val="1C3A36"/>
                 <w:sz w:val="17"/>
               </w:rPr>
-              <w:t>5-year FCFF, cost of capital gliding 26.6% → 15.9%, terminal growth 7%; 85% of enterprise value comes from the terminal value</w:t>
+              <w:t>5-year FCFF, cost of capital gliding 26.9% → 15.9%, terminal growth 7%; 84% of enterprise value comes from the terminal value</w:t>
             </w:r>
           </w:p>
         </w:tc>
@@ -465,7 +465,7 @@
                 <w:color w:val="1C3A36"/>
                 <w:sz w:val="17"/>
               </w:rPr>
-              <w:t>19.89 – 104.96</w:t>
+              <w:t>19.64 – 101.31</w:t>
             </w:r>
           </w:p>
         </w:tc>
@@ -483,7 +483,7 @@
                 <w:color w:val="1C3A36"/>
                 <w:sz w:val="17"/>
               </w:rPr>
-              <w:t>55.48</w:t>
+              <w:t>52.70</w:t>
             </w:r>
           </w:p>
         </w:tc>
@@ -501,7 +501,7 @@
                 <w:color w:val="1C3A36"/>
                 <w:sz w:val="17"/>
               </w:rPr>
-              <w:t>-47%</w:t>
+              <w:t>-59%</w:t>
             </w:r>
           </w:p>
         </w:tc>
@@ -538,7 +538,7 @@
                 <w:color w:val="1C3A36"/>
                 <w:sz w:val="17"/>
               </w:rPr>
-              <w:t>6.5× mid-cycle EV/EBITDA (trailing 8.7×; trailing P/E 13.0×)</w:t>
+              <w:t>6.5× mid-cycle EV/EBITDA (trailing 10.5×; trailing P/E 16.1×)</w:t>
             </w:r>
           </w:p>
         </w:tc>
@@ -556,7 +556,7 @@
                 <w:color w:val="1C3A36"/>
                 <w:sz w:val="17"/>
               </w:rPr>
-              <w:t>66.93 – 101.05</w:t>
+              <w:t>59.47 – 89.90</w:t>
             </w:r>
           </w:p>
         </w:tc>
@@ -574,7 +574,7 @@
                 <w:color w:val="1C3A36"/>
                 <w:sz w:val="17"/>
               </w:rPr>
-              <w:t>80.58</w:t>
+              <w:t>71.64</w:t>
             </w:r>
           </w:p>
         </w:tc>
@@ -592,7 +592,7 @@
                 <w:color w:val="1C3A36"/>
                 <w:sz w:val="17"/>
               </w:rPr>
-              <w:t>-23%</w:t>
+              <w:t>-45%</w:t>
             </w:r>
           </w:p>
         </w:tc>
@@ -647,7 +647,7 @@
                 <w:color w:val="1C3A36"/>
                 <w:sz w:val="17"/>
               </w:rPr>
-              <w:t>84.77 – 140.45</w:t>
+              <w:t>75.73 – 125.61</w:t>
             </w:r>
           </w:p>
         </w:tc>
@@ -665,7 +665,7 @@
                 <w:color w:val="1C3A36"/>
                 <w:sz w:val="17"/>
               </w:rPr>
-              <w:t>109.52</w:t>
+              <w:t>97.90</w:t>
             </w:r>
           </w:p>
         </w:tc>
@@ -683,7 +683,7 @@
                 <w:color w:val="1C3A36"/>
                 <w:sz w:val="17"/>
               </w:rPr>
-              <w:t>+4%</w:t>
+              <w:t>-25%</w:t>
             </w:r>
           </w:p>
         </w:tc>
@@ -738,7 +738,7 @@
                 <w:color w:val="1C3A36"/>
                 <w:sz w:val="17"/>
               </w:rPr>
-              <w:t>35.33 – 61.63</w:t>
+              <w:t>36.07 – 62.90</w:t>
             </w:r>
           </w:p>
         </w:tc>
@@ -756,7 +756,7 @@
                 <w:color w:val="1C3A36"/>
                 <w:sz w:val="17"/>
               </w:rPr>
-              <w:t>54.76</w:t>
+              <w:t>55.90</w:t>
             </w:r>
           </w:p>
         </w:tc>
@@ -774,7 +774,7 @@
                 <w:color w:val="1C3A36"/>
                 <w:sz w:val="17"/>
               </w:rPr>
-              <w:t>-48%</w:t>
+              <w:t>-57%</w:t>
             </w:r>
           </w:p>
         </w:tc>
@@ -835,7 +835,7 @@
                 <w:color w:val="1C3A36"/>
                 <w:sz w:val="17"/>
               </w:rPr>
-              <w:t>19.89 – 104.96</w:t>
+              <w:t>19.64 – 101.31</w:t>
             </w:r>
           </w:p>
         </w:tc>
@@ -855,7 +855,7 @@
                 <w:color w:val="1C3A36"/>
                 <w:sz w:val="17"/>
               </w:rPr>
-              <w:t>55.48</w:t>
+              <w:t>52.70</w:t>
             </w:r>
           </w:p>
         </w:tc>
@@ -875,7 +875,7 @@
                 <w:color w:val="1C3A36"/>
                 <w:sz w:val="17"/>
               </w:rPr>
-              <w:t>-47%</w:t>
+              <w:t>-59%</w:t>
             </w:r>
           </w:p>
         </w:tc>
@@ -948,7 +948,7 @@
                 <w:color w:val="1C3A36"/>
                 <w:sz w:val="17"/>
               </w:rPr>
-              <w:t>71.20</w:t>
+              <w:t>66.01</w:t>
             </w:r>
           </w:p>
         </w:tc>
@@ -966,7 +966,7 @@
                 <w:color w:val="1C3A36"/>
                 <w:sz w:val="17"/>
               </w:rPr>
-              <w:t>-32%</w:t>
+              <w:t>-49%</w:t>
             </w:r>
           </w:p>
         </w:tc>
@@ -1047,7 +1047,7 @@
                 <w:color w:val="1C3A36"/>
                 <w:sz w:val="17"/>
               </w:rPr>
-              <w:t>105.20</w:t>
+              <w:t>130.00</w:t>
             </w:r>
           </w:p>
         </w:tc>
@@ -1227,7 +1227,7 @@
                 <w:color w:val="1C3A36"/>
                 <w:sz w:val="17"/>
               </w:rPr>
-              <w:t>69.58</w:t>
+              <w:t>70.85</w:t>
             </w:r>
           </w:p>
         </w:tc>
@@ -1245,7 +1245,7 @@
                 <w:color w:val="1C3A36"/>
                 <w:sz w:val="17"/>
               </w:rPr>
-              <w:t>-34%</w:t>
+              <w:t>-46%</w:t>
             </w:r>
           </w:p>
         </w:tc>
@@ -1318,7 +1318,7 @@
                 <w:color w:val="1C3A36"/>
                 <w:sz w:val="17"/>
               </w:rPr>
-              <w:t>34.38</w:t>
+              <w:t>32.63</w:t>
             </w:r>
           </w:p>
         </w:tc>
@@ -1336,7 +1336,7 @@
                 <w:color w:val="1C3A36"/>
                 <w:sz w:val="17"/>
               </w:rPr>
-              <w:t>-67%</w:t>
+              <w:t>-75%</w:t>
             </w:r>
           </w:p>
         </w:tc>
@@ -1409,7 +1409,7 @@
                 <w:color w:val="1C3A36"/>
                 <w:sz w:val="17"/>
               </w:rPr>
-              <w:t>62.37</w:t>
+              <w:t>59.17</w:t>
             </w:r>
           </w:p>
         </w:tc>
@@ -1427,7 +1427,7 @@
                 <w:color w:val="1C3A36"/>
                 <w:sz w:val="17"/>
               </w:rPr>
-              <w:t>-41%</w:t>
+              <w:t>-54%</w:t>
             </w:r>
           </w:p>
         </w:tc>
@@ -1449,7 +1449,7 @@
           <w:color w:val="6E7B77"/>
           <w:sz w:val="17"/>
         </w:rPr>
-        <w:t>The alternative readings are shown so that each genuinely contested choice carries a number the reader can see, rather than being averaged silently into the headline. They are deliberately excluded from the central because each answers a different question — which currency's cost of capital applies, which column of a risk table to use, how to sequence one line of the bridge — and blending them would hide the disagreement instead of showing it. Ranges are bear-to-bull within each lens; THE CENTRAL IS THE CASH-FLOW LENS ITSELF and its range is that same lens under its own two scenarios on one clock, not a spread across four methods. Terminal value is 85% of the discounted-cash-flow enterprise value — a high share, disclosed here and again in the bridge, and the reason the terminal assumptions are stress-tested in section 1.9.</w:t>
+        <w:t>The alternative readings are shown so that each genuinely contested choice carries a number the reader can see, rather than being averaged silently into the headline. They are deliberately excluded from the central because each answers a different question — which currency's cost of capital applies, which column of a risk table to use, how to sequence one line of the bridge — and blending them would hide the disagreement instead of showing it. Ranges are bear-to-bull within each lens; THE CENTRAL IS THE CASH-FLOW LENS ITSELF and its range is that same lens under its own two scenarios on one clock, not a spread across four methods. Terminal value is 84% of the discounted-cash-flow enterprise value — a high share, disclosed here and again in the bridge, and the reason the terminal assumptions are stress-tested in section 1.9.</w:t>
       </w:r>
     </w:p>
     <w:p>
@@ -1779,7 +1779,7 @@
                 <w:color w:val="1C3A36"/>
                 <w:sz w:val="17"/>
               </w:rPr>
-              <w:t>EGP 225,210mn at the anchor price</w:t>
+              <w:t>EGP 278,301mn at the anchor price</w:t>
             </w:r>
           </w:p>
         </w:tc>
@@ -3488,7 +3488,7 @@
                 <w:color w:val="1C3A36"/>
                 <w:sz w:val="17"/>
               </w:rPr>
-              <w:t>26.6%</w:t>
+              <w:t>26.9%</w:t>
             </w:r>
           </w:p>
         </w:tc>
@@ -3506,7 +3506,7 @@
                 <w:color w:val="1C3A36"/>
                 <w:sz w:val="17"/>
               </w:rPr>
-              <w:t>23.1%</w:t>
+              <w:t>23.3%</w:t>
             </w:r>
           </w:p>
         </w:tc>
@@ -3524,7 +3524,7 @@
                 <w:color w:val="1C3A36"/>
                 <w:sz w:val="17"/>
               </w:rPr>
-              <w:t>20.1%</w:t>
+              <w:t>20.2%</w:t>
             </w:r>
           </w:p>
         </w:tc>
@@ -3542,7 +3542,7 @@
                 <w:color w:val="1C3A36"/>
                 <w:sz w:val="17"/>
               </w:rPr>
-              <w:t>17.7%</w:t>
+              <w:t>17.8%</w:t>
             </w:r>
           </w:p>
         </w:tc>
@@ -3597,7 +3597,7 @@
                 <w:color w:val="1C3A36"/>
                 <w:sz w:val="17"/>
               </w:rPr>
-              <w:t>0.7897</w:t>
+              <w:t>0.7877</w:t>
             </w:r>
           </w:p>
         </w:tc>
@@ -3615,7 +3615,7 @@
                 <w:color w:val="1C3A36"/>
                 <w:sz w:val="17"/>
               </w:rPr>
-              <w:t>0.6417</w:t>
+              <w:t>0.6390</w:t>
             </w:r>
           </w:p>
         </w:tc>
@@ -3633,7 +3633,7 @@
                 <w:color w:val="1C3A36"/>
                 <w:sz w:val="17"/>
               </w:rPr>
-              <w:t>0.5343</w:t>
+              <w:t>0.5316</w:t>
             </w:r>
           </w:p>
         </w:tc>
@@ -3651,7 +3651,7 @@
                 <w:color w:val="1C3A36"/>
                 <w:sz w:val="17"/>
               </w:rPr>
-              <w:t>0.4539</w:t>
+              <w:t>0.4514</w:t>
             </w:r>
           </w:p>
         </w:tc>
@@ -3669,7 +3669,7 @@
                 <w:color w:val="1C3A36"/>
                 <w:sz w:val="17"/>
               </w:rPr>
-              <w:t>0.3915</w:t>
+              <w:t>0.3893</w:t>
             </w:r>
           </w:p>
         </w:tc>
@@ -3710,7 +3710,7 @@
                 <w:color w:val="1C3A36"/>
                 <w:sz w:val="17"/>
               </w:rPr>
-              <w:t>-3,370</w:t>
+              <w:t>-3,362</w:t>
             </w:r>
           </w:p>
         </w:tc>
@@ -3730,7 +3730,7 @@
                 <w:color w:val="1C3A36"/>
                 <w:sz w:val="17"/>
               </w:rPr>
-              <w:t>4,330</w:t>
+              <w:t>4,312</w:t>
             </w:r>
           </w:p>
         </w:tc>
@@ -3750,7 +3750,7 @@
                 <w:color w:val="1C3A36"/>
                 <w:sz w:val="17"/>
               </w:rPr>
-              <w:t>6,509</w:t>
+              <w:t>6,476</w:t>
             </w:r>
           </w:p>
         </w:tc>
@@ -3770,7 +3770,7 @@
                 <w:color w:val="1C3A36"/>
                 <w:sz w:val="17"/>
               </w:rPr>
-              <w:t>7,183</w:t>
+              <w:t>7,143</w:t>
             </w:r>
           </w:p>
         </w:tc>
@@ -3790,7 +3790,7 @@
                 <w:color w:val="1C3A36"/>
                 <w:sz w:val="17"/>
               </w:rPr>
-              <w:t>7,434</w:t>
+              <w:t>7,392</w:t>
             </w:r>
           </w:p>
         </w:tc>
@@ -3947,7 +3947,7 @@
                 <w:color w:val="1C3A36"/>
                 <w:sz w:val="16"/>
               </w:rPr>
-              <w:t>22,086</w:t>
+              <w:t>21,960</w:t>
             </w:r>
           </w:p>
         </w:tc>
@@ -4057,7 +4057,7 @@
                 <w:color w:val="1C3A36"/>
                 <w:sz w:val="16"/>
               </w:rPr>
-              <w:t>125,092</w:t>
+              <w:t>116,243</w:t>
             </w:r>
           </w:p>
         </w:tc>
@@ -4075,7 +4075,7 @@
                 <w:color w:val="1C3A36"/>
                 <w:sz w:val="16"/>
               </w:rPr>
-              <w:t>the terminal cash flow capitalised at 15.9% − 7% = 319,492, discounted at the year-5 factor 0.3915</w:t>
+              <w:t>the terminal cash flow capitalised at 15.9% − 7% = 298,577, discounted at the year-5 factor 0.3893</w:t>
             </w:r>
           </w:p>
         </w:tc>
@@ -4116,7 +4116,7 @@
                 <w:color w:val="1C3A36"/>
                 <w:sz w:val="16"/>
               </w:rPr>
-              <w:t>147,178</w:t>
+              <w:t>138,203</w:t>
             </w:r>
           </w:p>
         </w:tc>
@@ -4173,7 +4173,7 @@
                 <w:color w:val="1C3A36"/>
                 <w:sz w:val="16"/>
               </w:rPr>
-              <w:t>85%</w:t>
+              <w:t>84%</w:t>
             </w:r>
           </w:p>
         </w:tc>
@@ -4338,7 +4338,7 @@
                 <w:color w:val="1C3A36"/>
                 <w:sz w:val="16"/>
               </w:rPr>
-              <w:t>(12,904)</w:t>
+              <w:t>(12,036)</w:t>
             </w:r>
           </w:p>
         </w:tc>
@@ -4393,7 +4393,7 @@
                 <w:color w:val="1C3A36"/>
                 <w:sz w:val="16"/>
               </w:rPr>
-              <w:t>105,783</w:t>
+              <w:t>98,665</w:t>
             </w:r>
           </w:p>
         </w:tc>
@@ -4411,7 +4411,7 @@
                 <w:color w:val="1C3A36"/>
                 <w:sz w:val="16"/>
               </w:rPr>
-              <w:t>EGP 49.41 per share — dated at the audited balance-sheet date the bridge subtracts net debt at</w:t>
+              <w:t>EGP 46.09 per share — dated at the audited balance-sheet date the bridge subtracts net debt at</w:t>
             </w:r>
           </w:p>
         </w:tc>
@@ -4430,7 +4430,7 @@
                 <w:color w:val="1C3A36"/>
                 <w:sz w:val="16"/>
               </w:rPr>
-              <w:t>Rolled 217/365 of a year to the anchor</w:t>
+              <w:t>Rolled 246/365 of a year to the anchor</w:t>
             </w:r>
           </w:p>
         </w:tc>
@@ -4448,7 +4448,7 @@
                 <w:color w:val="1C3A36"/>
                 <w:sz w:val="16"/>
               </w:rPr>
-              <w:t>×1.1603</w:t>
+              <w:t>×1.1835</w:t>
             </w:r>
           </w:p>
         </w:tc>
@@ -4562,7 +4562,7 @@
                 <w:color w:val="1C3A36"/>
                 <w:sz w:val="16"/>
               </w:rPr>
-              <w:t>55.48</w:t>
+              <w:t>52.70</w:t>
             </w:r>
           </w:p>
         </w:tc>
@@ -4582,7 +4582,7 @@
                 <w:color w:val="1C3A36"/>
                 <w:sz w:val="16"/>
               </w:rPr>
-              <w:t>against a spot of 105.20 (-47%)</w:t>
+              <w:t>against a spot of 130.00 (-59%)</w:t>
             </w:r>
           </w:p>
         </w:tc>
@@ -4646,7 +4646,7 @@
           <w:color w:val="1C3A36"/>
           <w:sz w:val="21"/>
         </w:rPr>
-        <w:t>A justified price-to-book multiple is (return on equity − growth) ÷ (cost of equity − growth). It is priced at the PERPETUAL (terminal) cost of equity of 17.6% — a steady-state multiple takes a steady-state rate, not a five-year transitional one. (An earlier wording called this figure an 'average' of the two windows, which it never was; the actual average, 23.0%, is the construction behind this lens's published bear bound of 35.33.) That gives 1.6× book, or EGP 54.76 per share at the anchor. This is the weakest of the four lenses for this company and carries the lowest weight, for a specific reason: three years of currency translation have moved reported book value in ways that have little to do with the earning power of the assets, and a group whose value sits in an order book and a brand is poorly described by its balance sheet. It is retained because it is the lens that disagrees most, and a lens that only ever agrees is not doing any work.</w:t>
+        <w:t>A justified price-to-book multiple is (return on equity − growth) ÷ (cost of equity − growth). It is priced at the PERPETUAL (terminal) cost of equity of 17.6% — a steady-state multiple takes a steady-state rate, not a five-year transitional one. (An earlier wording called this figure an 'average' of the two windows, which it never was; the actual average, 23.0%, is the construction behind this lens's published bear bound of 36.07.) That gives 1.6× book, or EGP 55.90 per share at the anchor. This is the weakest of the four lenses for this company and carries the lowest weight, for a specific reason: three years of currency translation have moved reported book value in ways that have little to do with the earning power of the assets, and a group whose value sits in an order book and a brand is poorly described by its balance sheet. It is retained because it is the lens that disagrees most, and a lens that only ever agrees is not doing any work.</w:t>
       </w:r>
     </w:p>
     <w:p>
@@ -4781,7 +4781,7 @@
                 <w:color w:val="1C3A36"/>
                 <w:sz w:val="17"/>
               </w:rPr>
-              <w:t>8.7×</w:t>
+              <w:t>10.5×</w:t>
             </w:r>
           </w:p>
         </w:tc>
@@ -4799,7 +4799,7 @@
                 <w:color w:val="1C3A36"/>
                 <w:sz w:val="17"/>
               </w:rPr>
-              <w:t>enterprise value 245,770 over FY2025 house EBITDA 28,363 (EBIT + D&amp;A). Two base notes: this trailing EV is market cap plus net debt WITHOUT the associates/minority adjustments the justified multiple below carries — a simpler market-observable convention, labelled as such; and on the company's own published non-GAAP EBITDA (a different, larger definition) the multiple would be lower</w:t>
+              <w:t>enterprise value 298,861 over FY2025 house EBITDA 28,363 (EBIT + D&amp;A). Two base notes: this trailing EV is market cap plus net debt WITHOUT the associates/minority adjustments the justified multiple below carries — a simpler market-observable convention, labelled as such; and on the company's own published non-GAAP EBITDA (a different, larger definition) the multiple would be lower</w:t>
             </w:r>
           </w:p>
         </w:tc>
@@ -4836,7 +4836,7 @@
                 <w:color w:val="1C3A36"/>
                 <w:sz w:val="17"/>
               </w:rPr>
-              <w:t>13.0×</w:t>
+              <w:t>16.1×</w:t>
             </w:r>
           </w:p>
         </w:tc>
@@ -4854,7 +4854,7 @@
                 <w:color w:val="1C3A36"/>
                 <w:sz w:val="17"/>
               </w:rPr>
-              <w:t>price 105.20 over attributable earnings per share of 8.10</w:t>
+              <w:t>price 130.00 over attributable earnings per share of 8.10</w:t>
             </w:r>
           </w:p>
         </w:tc>
@@ -4891,7 +4891,7 @@
                 <w:color w:val="1C3A36"/>
                 <w:sz w:val="17"/>
               </w:rPr>
-              <w:t>14.8×</w:t>
+              <w:t>18.2×</w:t>
             </w:r>
           </w:p>
         </w:tc>
@@ -4946,7 +4946,7 @@
                 <w:color w:val="1C3A36"/>
                 <w:sz w:val="17"/>
               </w:rPr>
-              <w:t>3.4×</w:t>
+              <w:t>4.2×</w:t>
             </w:r>
           </w:p>
         </w:tc>
@@ -5117,7 +5117,7 @@
                 <w:color w:val="1C3A36"/>
                 <w:sz w:val="17"/>
               </w:rPr>
-              <w:t>(-960)</w:t>
+              <w:t>(-950)</w:t>
             </w:r>
           </w:p>
         </w:tc>
@@ -5172,7 +5172,7 @@
                 <w:color w:val="1C3A36"/>
                 <w:sz w:val="17"/>
               </w:rPr>
-              <w:t>80.58</w:t>
+              <w:t>71.64</w:t>
             </w:r>
           </w:p>
         </w:tc>
@@ -5190,7 +5190,7 @@
                 <w:color w:val="1C3A36"/>
                 <w:sz w:val="17"/>
               </w:rPr>
-              <w:t>bear 66.93 at 5.5× / bull 101.05 at 8.0×; rolled to the anchor date on the same two lines as the cash-flow bridge</w:t>
+              <w:t>bear 59.47 at 5.5× / bull 89.90 at 8.0×; rolled to the anchor date on the same two lines as the cash-flow bridge</w:t>
             </w:r>
           </w:p>
         </w:tc>
@@ -5212,7 +5212,7 @@
           <w:color w:val="1C3A36"/>
           <w:sz w:val="21"/>
         </w:rPr>
-        <w:t>Two things about this lens should be read before its number is. First, applying a multiple to a forecast year gives an enterprise value AS AT that year; it has to be discounted back before it can be compared with today's price. Not doing so would have produced EGP 130.11 per share instead of 80.58 — a EGP 49.53 overstatement, which an earlier draft of this study contained. Second, the justified multiple is a judgement, not a peer-derived figure.</w:t>
+        <w:t>Two things about this lens should be read before its number is. First, applying a multiple to a forecast year gives an enterprise value AS AT that year; it has to be discounted back before it can be compared with today's price. Not doing so would have produced EGP 132.76 per share instead of 71.64 — a EGP 61.11 overstatement, which an earlier draft of this study contained. Second, the justified multiple is a judgement, not a peer-derived figure.</w:t>
       </w:r>
     </w:p>
     <w:p>
@@ -5577,7 +5577,7 @@
                 <w:color w:val="1C3A36"/>
                 <w:sz w:val="17"/>
               </w:rPr>
-              <w:t>(10,648)</w:t>
+              <w:t>(13,432)</w:t>
             </w:r>
           </w:p>
         </w:tc>
@@ -5614,7 +5614,7 @@
                 <w:color w:val="1C3A36"/>
                 <w:sz w:val="17"/>
               </w:rPr>
-              <w:t>22,831</w:t>
+              <w:t>20,048</w:t>
             </w:r>
           </w:p>
         </w:tc>
@@ -5655,7 +5655,7 @@
                 <w:color w:val="1C3A36"/>
                 <w:sz w:val="17"/>
               </w:rPr>
-              <w:t>10.66</w:t>
+              <w:t>9.36</w:t>
             </w:r>
           </w:p>
         </w:tc>
@@ -5692,7 +5692,7 @@
                 <w:color w:val="1C3A36"/>
                 <w:sz w:val="17"/>
               </w:rPr>
-              <w:t>109.52</w:t>
+              <w:t>97.90</w:t>
             </w:r>
           </w:p>
         </w:tc>
@@ -5714,7 +5714,7 @@
           <w:color w:val="6E7B77"/>
           <w:sz w:val="17"/>
         </w:rPr>
-        <w:t>Bear 84.77 at 7.0× and bull 140.45 at 11.5×, both rolled to the anchor date like every other lens. Every input row is the figure the computation actually uses — the associate line is the FY2026E forecast, not the FY2025 actual. One disclosed conservatism: equity-method associate income is taxed at 24.5% inside this lens although it arrives already post-tax at the investee — worth about +0.4/share on the central if removed. The justified multiple is held well below what a comparable industrial franchise would attract in a developed market, because an Egyptian cost of equity near 28% mathematically compresses what any stream of earnings is worth.</w:t>
+        <w:t>Bear 75.73 at 7.0× and bull 125.61 at 11.5×, both rolled to the anchor date like every other lens. Every input row is the figure the computation actually uses — the associate line is the FY2026E forecast, not the FY2025 actual. One disclosed conservatism: equity-method associate income is taxed at 24.5% inside this lens although it arrives already post-tax at the investee — worth about +0.4/share on the central if removed. The justified multiple is held well below what a comparable industrial franchise would attract in a developed market, because an Egyptian cost of equity near 28% mathematically compresses what any stream of earnings is worth.</w:t>
       </w:r>
     </w:p>
     <w:p>
@@ -5782,7 +5782,7 @@
           <w:color w:val="6E7B77"/>
           <w:sz w:val="17"/>
         </w:rPr>
-        <w:t>Figure 1 — the four lenses against the market price of 105.20. Each bar is that lens's bear-to-bull span; the brass tick is its base case.</w:t>
+        <w:t>Figure 1 — the four lenses against the market price of 130.00. Each bar is that lens's bear-to-bull span; the brass tick is its base case.</w:t>
       </w:r>
     </w:p>
     <w:tbl>
@@ -5963,7 +5963,7 @@
                 <w:color w:val="1C3A36"/>
                 <w:sz w:val="17"/>
               </w:rPr>
-              <w:t>19.89</w:t>
+              <w:t>19.64</w:t>
             </w:r>
           </w:p>
         </w:tc>
@@ -5981,7 +5981,7 @@
                 <w:color w:val="1C3A36"/>
                 <w:sz w:val="17"/>
               </w:rPr>
-              <w:t>55.48</w:t>
+              <w:t>52.70</w:t>
             </w:r>
           </w:p>
         </w:tc>
@@ -5999,7 +5999,7 @@
                 <w:color w:val="1C3A36"/>
                 <w:sz w:val="17"/>
               </w:rPr>
-              <w:t>104.96</w:t>
+              <w:t>101.31</w:t>
             </w:r>
           </w:p>
         </w:tc>
@@ -6035,7 +6035,7 @@
                 <w:color w:val="1C3A36"/>
                 <w:sz w:val="17"/>
               </w:rPr>
-              <w:t>-47%</w:t>
+              <w:t>-59%</w:t>
             </w:r>
           </w:p>
         </w:tc>
@@ -6072,7 +6072,7 @@
                 <w:color w:val="1C3A36"/>
                 <w:sz w:val="17"/>
               </w:rPr>
-              <w:t>66.93</w:t>
+              <w:t>59.47</w:t>
             </w:r>
           </w:p>
         </w:tc>
@@ -6090,7 +6090,7 @@
                 <w:color w:val="1C3A36"/>
                 <w:sz w:val="17"/>
               </w:rPr>
-              <w:t>80.58</w:t>
+              <w:t>71.64</w:t>
             </w:r>
           </w:p>
         </w:tc>
@@ -6108,7 +6108,7 @@
                 <w:color w:val="1C3A36"/>
                 <w:sz w:val="17"/>
               </w:rPr>
-              <w:t>101.05</w:t>
+              <w:t>89.90</w:t>
             </w:r>
           </w:p>
         </w:tc>
@@ -6144,7 +6144,7 @@
                 <w:color w:val="1C3A36"/>
                 <w:sz w:val="17"/>
               </w:rPr>
-              <w:t>-23%</w:t>
+              <w:t>-45%</w:t>
             </w:r>
           </w:p>
         </w:tc>
@@ -6181,7 +6181,7 @@
                 <w:color w:val="1C3A36"/>
                 <w:sz w:val="17"/>
               </w:rPr>
-              <w:t>84.77</w:t>
+              <w:t>75.73</w:t>
             </w:r>
           </w:p>
         </w:tc>
@@ -6199,7 +6199,7 @@
                 <w:color w:val="1C3A36"/>
                 <w:sz w:val="17"/>
               </w:rPr>
-              <w:t>109.52</w:t>
+              <w:t>97.90</w:t>
             </w:r>
           </w:p>
         </w:tc>
@@ -6217,7 +6217,7 @@
                 <w:color w:val="1C3A36"/>
                 <w:sz w:val="17"/>
               </w:rPr>
-              <w:t>140.45</w:t>
+              <w:t>125.61</w:t>
             </w:r>
           </w:p>
         </w:tc>
@@ -6253,7 +6253,7 @@
                 <w:color w:val="1C3A36"/>
                 <w:sz w:val="17"/>
               </w:rPr>
-              <w:t>+4%</w:t>
+              <w:t>-25%</w:t>
             </w:r>
           </w:p>
         </w:tc>
@@ -6290,7 +6290,7 @@
                 <w:color w:val="1C3A36"/>
                 <w:sz w:val="17"/>
               </w:rPr>
-              <w:t>35.33</w:t>
+              <w:t>36.07</w:t>
             </w:r>
           </w:p>
         </w:tc>
@@ -6308,7 +6308,7 @@
                 <w:color w:val="1C3A36"/>
                 <w:sz w:val="17"/>
               </w:rPr>
-              <w:t>54.76</w:t>
+              <w:t>55.90</w:t>
             </w:r>
           </w:p>
         </w:tc>
@@ -6326,7 +6326,7 @@
                 <w:color w:val="1C3A36"/>
                 <w:sz w:val="17"/>
               </w:rPr>
-              <w:t>61.63</w:t>
+              <w:t>62.90</w:t>
             </w:r>
           </w:p>
         </w:tc>
@@ -6362,7 +6362,7 @@
                 <w:color w:val="1C3A36"/>
                 <w:sz w:val="17"/>
               </w:rPr>
-              <w:t>-48%</w:t>
+              <w:t>-57%</w:t>
             </w:r>
           </w:p>
         </w:tc>
@@ -6403,7 +6403,7 @@
                 <w:color w:val="1C3A36"/>
                 <w:sz w:val="17"/>
               </w:rPr>
-              <w:t>19.89</w:t>
+              <w:t>19.64</w:t>
             </w:r>
           </w:p>
         </w:tc>
@@ -6423,7 +6423,7 @@
                 <w:color w:val="1C3A36"/>
                 <w:sz w:val="17"/>
               </w:rPr>
-              <w:t>55.48</w:t>
+              <w:t>52.70</w:t>
             </w:r>
           </w:p>
         </w:tc>
@@ -6443,7 +6443,7 @@
                 <w:color w:val="1C3A36"/>
                 <w:sz w:val="17"/>
               </w:rPr>
-              <w:t>104.96</w:t>
+              <w:t>101.31</w:t>
             </w:r>
           </w:p>
         </w:tc>
@@ -6483,7 +6483,7 @@
                 <w:color w:val="1C3A36"/>
                 <w:sz w:val="17"/>
               </w:rPr>
-              <w:t>-47%</w:t>
+              <w:t>-59%</w:t>
             </w:r>
           </w:p>
         </w:tc>
@@ -6537,7 +6537,7 @@
                 <w:color w:val="1C3A36"/>
                 <w:sz w:val="17"/>
               </w:rPr>
-              <w:t>71.20</w:t>
+              <w:t>66.01</w:t>
             </w:r>
           </w:p>
         </w:tc>
@@ -6590,7 +6590,7 @@
                 <w:color w:val="1C3A36"/>
                 <w:sz w:val="17"/>
               </w:rPr>
-              <w:t>-32%</w:t>
+              <w:t>-49%</w:t>
             </w:r>
           </w:p>
         </w:tc>
@@ -6612,7 +6612,7 @@
           <w:color w:val="1C3A36"/>
           <w:sz w:val="21"/>
         </w:rPr>
-        <w:t>The four lenses do not agree, and the disagreement is informative rather than embarrassing. The two lenses that look at earnings — relative multiples and normalised earnings power — land near or slightly above the market price. The two that discount cash or capital at an Egyptian cost of capital land well below it. This is the same disagreement in two forms: a multiple imported from a market with a low cost of capital implicitly assumes a low cost of capital, and a discounted model applied with an Egyptian one does not. THE CENTRAL DOES NOT SIT BETWEEN THEM: it is the cash-flow lens itself at EGP 55.48, and the market-anchored reads are published beside it at their own values so a reader can judge the disagreement rather than receive a number in which it has already been settled by a weight. An earlier edition did settle it that way and reported EGP 71.20, -32% against the price where this study holds -47%.</w:t>
+        <w:t>The four lenses do not agree, and the disagreement is informative rather than embarrassing. The two lenses that look at earnings — relative multiples and normalised earnings power — land near or slightly above the market price. The two that discount cash or capital at an Egyptian cost of capital land well below it. This is the same disagreement in two forms: a multiple imported from a market with a low cost of capital implicitly assumes a low cost of capital, and a discounted model applied with an Egyptian one does not. THE CENTRAL DOES NOT SIT BETWEEN THEM: it is the cash-flow lens itself at EGP 52.70, and the market-anchored reads are published beside it at their own values so a reader can judge the disagreement rather than receive a number in which it has already been settled by a weight. An earlier edition did settle it that way and reported EGP 66.01, -49% against the price where this study holds -59%.</w:t>
       </w:r>
     </w:p>
     <w:p>
@@ -11383,7 +11383,7 @@
           <w:color w:val="1C3A36"/>
           <w:sz w:val="21"/>
         </w:rPr>
-        <w:t>The model holds this ratio near 19.9% of revenue, the FY2025 disclosed level. That single assumption is worth a great deal: every percentage point of revenue added to or removed from working-capital intensity is worth roughly EGP 2.33-2.50 per share (the local slope at the base and the average across the tested 17-23% span). If the group converts working capital further — collecting faster, or pushing more of the funding onto suppliers and customers — the cash-flow model reprices sharply upward. If FY2025's improvement reverses, it reprices down just as fast.</w:t>
+        <w:t>The model holds this ratio near 19.9% of revenue, the FY2025 disclosed level. That single assumption is worth a great deal: every percentage point of revenue added to or removed from working-capital intensity is worth roughly EGP 2.32-2.49 per share (the local slope at the base and the average across the tested 17-23% span). If the group converts working capital further — collecting faster, or pushing more of the funding onto suppliers and customers — the cash-flow model reprices sharply upward. If FY2025's improvement reverses, it reprices down just as fast.</w:t>
       </w:r>
     </w:p>
     <w:p>
@@ -12142,7 +12142,7 @@
                 <w:color w:val="1C3A36"/>
                 <w:sz w:val="16"/>
               </w:rPr>
-              <w:t>8.4%</w:t>
+              <w:t>6.9%</w:t>
             </w:r>
           </w:p>
         </w:tc>
@@ -12215,7 +12215,7 @@
                 <w:color w:val="1C3A36"/>
                 <w:sz w:val="16"/>
               </w:rPr>
-              <w:t>26.6%</w:t>
+              <w:t>26.9%</w:t>
             </w:r>
           </w:p>
         </w:tc>
@@ -12684,7 +12684,7 @@
                 <w:color w:val="1C3A36"/>
                 <w:sz w:val="16"/>
               </w:rPr>
-              <w:t>EGP 34.38 (against 55.48)</w:t>
+              <w:t>EGP 32.63 (against 52.70)</w:t>
             </w:r>
           </w:p>
         </w:tc>
@@ -12702,7 +12702,7 @@
                 <w:color w:val="1C3A36"/>
                 <w:sz w:val="16"/>
               </w:rPr>
-              <w:t>Both are columns of the same published source. The market-observed basis is preferred to the agency-rating basis, which lags. This is the single largest open question in the cost of capital and the alternative is worth roughly 21.10 per share</w:t>
+              <w:t>Both are columns of the same published source. The market-observed basis is preferred to the agency-rating basis, which lags. This is the single largest open question in the cost of capital and the alternative is worth roughly 20.06 per share</w:t>
             </w:r>
           </w:p>
         </w:tc>
@@ -12757,7 +12757,7 @@
                 <w:color w:val="1C3A36"/>
                 <w:sz w:val="16"/>
               </w:rPr>
-              <w:t>EGP 62.37 (6.88)</w:t>
+              <w:t>EGP 59.17 (6.47)</w:t>
             </w:r>
           </w:p>
         </w:tc>
@@ -12812,7 +12812,7 @@
                 <w:color w:val="1C3A36"/>
                 <w:sz w:val="16"/>
               </w:rPr>
-              <w:t>On gross debt (21.7% weight, cost of capital 23.8%)</w:t>
+              <w:t>On gross debt (18.3% weight, cost of capital 24.5%)</w:t>
             </w:r>
           </w:p>
         </w:tc>
@@ -12903,7 +12903,7 @@
                 <w:color w:val="1C3A36"/>
                 <w:sz w:val="16"/>
               </w:rPr>
-              <w:t>EGP 55.16 (-0.32)</w:t>
+              <w:t>EGP 52.45 (-0.25)</w:t>
             </w:r>
           </w:p>
         </w:tc>
@@ -12921,7 +12921,7 @@
                 <w:color w:val="1C3A36"/>
                 <w:sz w:val="16"/>
               </w:rPr>
-              <w:t>Net debt carries only 8.4% of the capital structure, so even this 444-basis-point swing in Kd moves the fair value by well under 1% — smaller than it looks. CAUTION: keeping the currency-composition basis as primary means the hard-currency debt is carried at its coupon rate, not compensated for devaluation risk beyond what this forecast's own exchange-rate path already assumes</w:t>
+              <w:t>Net debt carries only 6.9% of the capital structure, so even this 444-basis-point swing in Kd moves the fair value by well under 1% — smaller than it looks. CAUTION: keeping the currency-composition basis as primary means the hard-currency debt is carried at its coupon rate, not compensated for devaluation risk beyond what this forecast's own exchange-rate path already assumes</w:t>
             </w:r>
           </w:p>
         </w:tc>
@@ -13089,7 +13089,7 @@
           <w:color w:val="6E7B77"/>
           <w:sz w:val="17"/>
         </w:rPr>
-        <w:t>The rating-basis column is the one most often raised against this study. It is not a correction to an error — both bases are published by the same source and both appear in this study's input register — but it is a material choice, and at EGP 34.38 the alternative sits well below the primary. A reader who prefers agency ratings to market spreads should use that number. (A July-2026 refresh of the same file reportedly lifts the rating-basis premium by roughly one point, making that alternative slightly more adverse still; the CDS-basis primary reproduces almost unchanged from the July parameters.)</w:t>
+        <w:t>The rating-basis column is the one most often raised against this study. It is not a correction to an error — both bases are published by the same source and both appear in this study's input register — but it is a material choice, and at EGP 32.63 the alternative sits well below the primary. A reader who prefers agency ratings to market spreads should use that number. (A July-2026 refresh of the same file reportedly lifts the rating-basis premium by roughly one point, making that alternative slightly more adverse still; the CDS-basis primary reproduces almost unchanged from the July parameters.)</w:t>
       </w:r>
     </w:p>
     <w:p>
@@ -13157,7 +13157,7 @@
           <w:color w:val="6E7B77"/>
           <w:sz w:val="17"/>
         </w:rPr>
-        <w:t>Figure 3 — discounted-cash-flow fair value per share across the terminal cost of capital and terminal growth. No cell in the tested range reaches the market price of 105.20: even the most generous corner sits well below it.</w:t>
+        <w:t>Figure 3 — discounted-cash-flow fair value per share across the terminal cost of capital and terminal growth. No cell in the tested range reaches the market price of 130.00: even the most generous corner sits well below it.</w:t>
       </w:r>
     </w:p>
     <w:p>
@@ -13239,7 +13239,7 @@
                 <w:color w:val="1C3A36"/>
                 <w:sz w:val="16"/>
               </w:rPr>
-              <w:t>23.6%</w:t>
+              <w:t>23.9%</w:t>
             </w:r>
           </w:p>
         </w:tc>
@@ -13258,7 +13258,7 @@
                 <w:color w:val="1C3A36"/>
                 <w:sz w:val="16"/>
               </w:rPr>
-              <w:t>25.1%</w:t>
+              <w:t>25.4%</w:t>
             </w:r>
           </w:p>
         </w:tc>
@@ -13277,7 +13277,7 @@
                 <w:color w:val="1C3A36"/>
                 <w:sz w:val="16"/>
               </w:rPr>
-              <w:t>26.6%</w:t>
+              <w:t>26.9%</w:t>
             </w:r>
           </w:p>
         </w:tc>
@@ -13296,7 +13296,7 @@
                 <w:color w:val="1C3A36"/>
                 <w:sz w:val="16"/>
               </w:rPr>
-              <w:t>28.1%</w:t>
+              <w:t>28.4%</w:t>
             </w:r>
           </w:p>
         </w:tc>
@@ -13315,7 +13315,7 @@
                 <w:color w:val="1C3A36"/>
                 <w:sz w:val="16"/>
               </w:rPr>
-              <w:t>29.6%</w:t>
+              <w:t>29.9%</w:t>
             </w:r>
           </w:p>
         </w:tc>
@@ -13352,7 +13352,7 @@
                 <w:color w:val="1C3A36"/>
                 <w:sz w:val="16"/>
               </w:rPr>
-              <w:t>84.66</w:t>
+              <w:t>85.85</w:t>
             </w:r>
           </w:p>
         </w:tc>
@@ -13370,7 +13370,7 @@
                 <w:color w:val="1C3A36"/>
                 <w:sz w:val="16"/>
               </w:rPr>
-              <w:t>82.13</w:t>
+              <w:t>83.29</w:t>
             </w:r>
           </w:p>
         </w:tc>
@@ -13388,7 +13388,7 @@
                 <w:color w:val="1C3A36"/>
                 <w:sz w:val="16"/>
               </w:rPr>
-              <w:t>79.70</w:t>
+              <w:t>80.82</w:t>
             </w:r>
           </w:p>
         </w:tc>
@@ -13406,7 +13406,7 @@
                 <w:color w:val="1C3A36"/>
                 <w:sz w:val="16"/>
               </w:rPr>
-              <w:t>77.34</w:t>
+              <w:t>78.44</w:t>
             </w:r>
           </w:p>
         </w:tc>
@@ -13424,7 +13424,7 @@
                 <w:color w:val="1C3A36"/>
                 <w:sz w:val="16"/>
               </w:rPr>
-              <w:t>75.07</w:t>
+              <w:t>76.14</w:t>
             </w:r>
           </w:p>
         </w:tc>
@@ -13461,7 +13461,7 @@
                 <w:color w:val="1C3A36"/>
                 <w:sz w:val="16"/>
               </w:rPr>
-              <w:t>72.53</w:t>
+              <w:t>73.54</w:t>
             </w:r>
           </w:p>
         </w:tc>
@@ -13479,7 +13479,7 @@
                 <w:color w:val="1C3A36"/>
                 <w:sz w:val="16"/>
               </w:rPr>
-              <w:t>70.33</w:t>
+              <w:t>71.32</w:t>
             </w:r>
           </w:p>
         </w:tc>
@@ -13497,7 +13497,7 @@
                 <w:color w:val="1C3A36"/>
                 <w:sz w:val="16"/>
               </w:rPr>
-              <w:t>68.22</w:t>
+              <w:t>69.18</w:t>
             </w:r>
           </w:p>
         </w:tc>
@@ -13515,7 +13515,7 @@
                 <w:color w:val="1C3A36"/>
                 <w:sz w:val="16"/>
               </w:rPr>
-              <w:t>66.17</w:t>
+              <w:t>67.11</w:t>
             </w:r>
           </w:p>
         </w:tc>
@@ -13533,7 +13533,7 @@
                 <w:color w:val="1C3A36"/>
                 <w:sz w:val="16"/>
               </w:rPr>
-              <w:t>64.20</w:t>
+              <w:t>65.11</w:t>
             </w:r>
           </w:p>
         </w:tc>
@@ -13570,7 +13570,7 @@
                 <w:color w:val="1C3A36"/>
                 <w:sz w:val="16"/>
               </w:rPr>
-              <w:t>63.12</w:t>
+              <w:t>64.00</w:t>
             </w:r>
           </w:p>
         </w:tc>
@@ -13588,7 +13588,7 @@
                 <w:color w:val="1C3A36"/>
                 <w:sz w:val="16"/>
               </w:rPr>
-              <w:t>61.18</w:t>
+              <w:t>62.04</w:t>
             </w:r>
           </w:p>
         </w:tc>
@@ -13606,7 +13606,7 @@
                 <w:color w:val="1C3A36"/>
                 <w:sz w:val="16"/>
               </w:rPr>
-              <w:t>59.31</w:t>
+              <w:t>60.15</w:t>
             </w:r>
           </w:p>
         </w:tc>
@@ -13624,7 +13624,7 @@
                 <w:color w:val="1C3A36"/>
                 <w:sz w:val="16"/>
               </w:rPr>
-              <w:t>57.51</w:t>
+              <w:t>58.32</w:t>
             </w:r>
           </w:p>
         </w:tc>
@@ -13642,7 +13642,7 @@
                 <w:color w:val="1C3A36"/>
                 <w:sz w:val="16"/>
               </w:rPr>
-              <w:t>55.77</w:t>
+              <w:t>56.56</w:t>
             </w:r>
           </w:p>
         </w:tc>
@@ -13679,7 +13679,7 @@
                 <w:color w:val="1C3A36"/>
                 <w:sz w:val="16"/>
               </w:rPr>
-              <w:t>55.61</w:t>
+              <w:t>56.38</w:t>
             </w:r>
           </w:p>
         </w:tc>
@@ -13697,7 +13697,7 @@
                 <w:color w:val="1C3A36"/>
                 <w:sz w:val="16"/>
               </w:rPr>
-              <w:t>53.88</w:t>
+              <w:t>54.63</w:t>
             </w:r>
           </w:p>
         </w:tc>
@@ -13715,7 +13715,7 @@
                 <w:color w:val="1C3A36"/>
                 <w:sz w:val="16"/>
               </w:rPr>
-              <w:t>52.21</w:t>
+              <w:t>52.94</w:t>
             </w:r>
           </w:p>
         </w:tc>
@@ -13733,7 +13733,7 @@
                 <w:color w:val="1C3A36"/>
                 <w:sz w:val="16"/>
               </w:rPr>
-              <w:t>50.60</w:t>
+              <w:t>51.31</w:t>
             </w:r>
           </w:p>
         </w:tc>
@@ -13751,7 +13751,7 @@
                 <w:color w:val="1C3A36"/>
                 <w:sz w:val="16"/>
               </w:rPr>
-              <w:t>49.04</w:t>
+              <w:t>49.74</w:t>
             </w:r>
           </w:p>
         </w:tc>
@@ -13788,7 +13788,7 @@
                 <w:color w:val="1C3A36"/>
                 <w:sz w:val="16"/>
               </w:rPr>
-              <w:t>49.48</w:t>
+              <w:t>50.17</w:t>
             </w:r>
           </w:p>
         </w:tc>
@@ -13806,7 +13806,7 @@
                 <w:color w:val="1C3A36"/>
                 <w:sz w:val="16"/>
               </w:rPr>
-              <w:t>47.92</w:t>
+              <w:t>48.59</w:t>
             </w:r>
           </w:p>
         </w:tc>
@@ -13824,7 +13824,7 @@
                 <w:color w:val="1C3A36"/>
                 <w:sz w:val="16"/>
               </w:rPr>
-              <w:t>46.41</w:t>
+              <w:t>47.06</w:t>
             </w:r>
           </w:p>
         </w:tc>
@@ -13842,7 +13842,7 @@
                 <w:color w:val="1C3A36"/>
                 <w:sz w:val="16"/>
               </w:rPr>
-              <w:t>44.96</w:t>
+              <w:t>45.59</w:t>
             </w:r>
           </w:p>
         </w:tc>
@@ -13860,7 +13860,7 @@
                 <w:color w:val="1C3A36"/>
                 <w:sz w:val="16"/>
               </w:rPr>
-              <w:t>43.55</w:t>
+              <w:t>44.17</w:t>
             </w:r>
           </w:p>
         </w:tc>
@@ -14041,7 +14041,7 @@
                 <w:color w:val="1C3A36"/>
                 <w:sz w:val="17"/>
               </w:rPr>
-              <w:t>45.39 – 92.06</w:t>
+              <w:t>45.99 – 93.45</w:t>
             </w:r>
           </w:p>
         </w:tc>
@@ -14059,7 +14059,7 @@
                 <w:color w:val="1C3A36"/>
                 <w:sz w:val="17"/>
               </w:rPr>
-              <w:t>46.67</w:t>
+              <w:t>47.46</w:t>
             </w:r>
           </w:p>
         </w:tc>
@@ -14114,7 +14114,7 @@
                 <w:color w:val="1C3A36"/>
                 <w:sz w:val="17"/>
               </w:rPr>
-              <w:t>53.42 – 69.92</w:t>
+              <w:t>50.79 – 66.02</w:t>
             </w:r>
           </w:p>
         </w:tc>
@@ -14132,7 +14132,7 @@
                 <w:color w:val="1C3A36"/>
                 <w:sz w:val="17"/>
               </w:rPr>
-              <w:t>16.50</w:t>
+              <w:t>15.23</w:t>
             </w:r>
           </w:p>
         </w:tc>
@@ -14187,7 +14187,7 @@
                 <w:color w:val="1C3A36"/>
                 <w:sz w:val="17"/>
               </w:rPr>
-              <w:t>31.52 – 79.44</w:t>
+              <w:t>29.48 – 75.91</w:t>
             </w:r>
           </w:p>
         </w:tc>
@@ -14205,7 +14205,7 @@
                 <w:color w:val="1C3A36"/>
                 <w:sz w:val="17"/>
               </w:rPr>
-              <w:t>47.92</w:t>
+              <w:t>46.43</w:t>
             </w:r>
           </w:p>
         </w:tc>
@@ -14260,7 +14260,7 @@
                 <w:color w:val="1C3A36"/>
                 <w:sz w:val="17"/>
               </w:rPr>
-              <w:t>52.39 – 58.58</w:t>
+              <w:t>49.84 – 55.55</w:t>
             </w:r>
           </w:p>
         </w:tc>
@@ -14278,7 +14278,7 @@
                 <w:color w:val="1C3A36"/>
                 <w:sz w:val="17"/>
               </w:rPr>
-              <w:t>6.19</w:t>
+              <w:t>5.71</w:t>
             </w:r>
           </w:p>
         </w:tc>
@@ -14333,7 +14333,7 @@
                 <w:color w:val="1C3A36"/>
                 <w:sz w:val="17"/>
               </w:rPr>
-              <w:t>47.73 – 62.74</w:t>
+              <w:t>44.99 – 59.91</w:t>
             </w:r>
           </w:p>
         </w:tc>
@@ -14351,7 +14351,7 @@
                 <w:color w:val="1C3A36"/>
                 <w:sz w:val="17"/>
               </w:rPr>
-              <w:t>15.01</w:t>
+              <w:t>14.91</w:t>
             </w:r>
           </w:p>
         </w:tc>
@@ -14406,7 +14406,7 @@
                 <w:color w:val="1C3A36"/>
                 <w:sz w:val="17"/>
               </w:rPr>
-              <w:t>48.94 – 69.38</w:t>
+              <w:t>49.62 – 70.36</w:t>
             </w:r>
           </w:p>
         </w:tc>
@@ -14424,7 +14424,7 @@
                 <w:color w:val="1C3A36"/>
                 <w:sz w:val="17"/>
               </w:rPr>
-              <w:t>20.44</w:t>
+              <w:t>20.74</w:t>
             </w:r>
           </w:p>
         </w:tc>
@@ -14479,7 +14479,7 @@
                 <w:color w:val="1C3A36"/>
                 <w:sz w:val="17"/>
               </w:rPr>
-              <w:t>51.77 – 59.31</w:t>
+              <w:t>52.50 – 60.15</w:t>
             </w:r>
           </w:p>
         </w:tc>
@@ -14497,7 +14497,7 @@
                 <w:color w:val="1C3A36"/>
                 <w:sz w:val="17"/>
               </w:rPr>
-              <w:t>7.54</w:t>
+              <w:t>7.65</w:t>
             </w:r>
           </w:p>
         </w:tc>
@@ -14722,7 +14722,7 @@
                 <w:color w:val="1C3A36"/>
                 <w:sz w:val="17"/>
               </w:rPr>
-              <w:t>105.20</w:t>
+              <w:t>130.00</w:t>
             </w:r>
           </w:p>
         </w:tc>
@@ -14795,7 +14795,7 @@
                 <w:color w:val="1C3A36"/>
                 <w:sz w:val="17"/>
               </w:rPr>
-              <w:t>price is +12% against it</w:t>
+              <w:t>price is +39% against it</w:t>
             </w:r>
           </w:p>
         </w:tc>
@@ -14850,7 +14850,7 @@
                 <w:color w:val="1C3A36"/>
                 <w:sz w:val="17"/>
               </w:rPr>
-              <w:t>price is +17% against it</w:t>
+              <w:t>price is +44% against it</w:t>
             </w:r>
           </w:p>
         </w:tc>
@@ -14905,7 +14905,7 @@
                 <w:color w:val="1C3A36"/>
                 <w:sz w:val="17"/>
               </w:rPr>
-              <w:t>price is +22% against it</w:t>
+              <w:t>price is +51% against it</w:t>
             </w:r>
           </w:p>
         </w:tc>
@@ -14960,7 +14960,7 @@
                 <w:color w:val="1C3A36"/>
                 <w:sz w:val="17"/>
               </w:rPr>
-              <w:t>price is +28% against it</w:t>
+              <w:t>price is +59% against it</w:t>
             </w:r>
           </w:p>
         </w:tc>
@@ -15015,7 +15015,7 @@
                 <w:color w:val="1C3A36"/>
                 <w:sz w:val="17"/>
               </w:rPr>
-              <w:t>-3.5% from the high — the high IS the +14.1% print of 4 August 2026, one session before the anchor</w:t>
+              <w:t>+19.2% from the high — the high IS the +14.1% print of 4 August 2026, one session before the anchor</w:t>
             </w:r>
           </w:p>
         </w:tc>
@@ -15070,7 +15070,7 @@
                 <w:color w:val="1C3A36"/>
                 <w:sz w:val="17"/>
               </w:rPr>
-              <w:t>-8% from the high — the conventional basis, and the wider of the two</w:t>
+              <w:t>+14% from the high — the conventional basis, and the wider of the two</w:t>
             </w:r>
           </w:p>
         </w:tc>
@@ -15125,7 +15125,7 @@
                 <w:color w:val="1C3A36"/>
                 <w:sz w:val="17"/>
               </w:rPr>
-              <w:t>+61% from the low</w:t>
+              <w:t>+98% from the low</w:t>
             </w:r>
           </w:p>
         </w:tc>
@@ -15202,7 +15202,7 @@
           <w:color w:val="1C3A36"/>
           <w:sz w:val="21"/>
         </w:rPr>
-        <w:t>The share is above every moving average in the stack, and the stack itself is in ascending order — the configuration that describes an established uptrend. The price has compounded +37% over the last 252 trading sessions (the exchange's trailing year on the supplied series) and sits -3.5% from its 52-week high. Realised volatility of about 48% a year is high in absolute terms and unremarkable for this market. None of this is a valuation argument; it is the price context the valuation has to be read against, and the gap between a strongly trending price and a fundamental central below it is precisely what section 4 addresses.</w:t>
+        <w:t>The share is above every moving average in the stack, and the stack itself is in ascending order — the configuration that describes an established uptrend. The price has compounded +70% over the last 252 trading sessions (the exchange's trailing year on the supplied series) and sits +19.2% from its 52-week high. Realised volatility of about 48% a year is high in absolute terms and unremarkable for this market. None of this is a valuation argument; it is the price context the valuation has to be read against, and the gap between a strongly trending price and a fundamental central below it is precisely what section 4 addresses.</w:t>
       </w:r>
     </w:p>
     <w:p>
@@ -15326,7 +15326,7 @@
           <w:color w:val="6E7B77"/>
           <w:sz w:val="17"/>
         </w:rPr>
-        <w:t>Figure 5 — the forward price cone to three months. The dashed brass line is the fundamental central estimate of 55.48; the dotted line is the spot of 105.20.</w:t>
+        <w:t>Figure 5 — the forward price cone to three months. The dashed brass line is the fundamental central estimate of 52.70; the dotted line is the spot of 130.00.</w:t>
       </w:r>
     </w:p>
     <w:p>
@@ -16349,7 +16349,7 @@
                 <w:color w:val="1C3A36"/>
                 <w:sz w:val="17"/>
               </w:rPr>
-              <w:t>EGP 55.48 central, -47% against the market</w:t>
+              <w:t>EGP 52.70 central, -59% against the market</w:t>
             </w:r>
           </w:p>
         </w:tc>
@@ -16404,7 +16404,7 @@
                 <w:color w:val="1C3A36"/>
                 <w:sz w:val="17"/>
               </w:rPr>
-              <w:t>EGP 55.48, -47%</w:t>
+              <w:t>EGP 52.70, -59%</w:t>
             </w:r>
           </w:p>
         </w:tc>
@@ -16422,7 +16422,7 @@
                 <w:color w:val="1C3A36"/>
                 <w:sz w:val="17"/>
               </w:rPr>
-              <w:t>a cost of capital gliding 26.6% to 15.9%</w:t>
+              <w:t>a cost of capital gliding 26.9% to 15.9%</w:t>
             </w:r>
           </w:p>
         </w:tc>
@@ -16459,7 +16459,7 @@
                 <w:color w:val="1C3A36"/>
                 <w:sz w:val="17"/>
               </w:rPr>
-              <w:t>EGP 69.58, -34%</w:t>
+              <w:t>EGP 70.85, -46%</w:t>
             </w:r>
           </w:p>
         </w:tc>
@@ -16514,7 +16514,7 @@
                 <w:color w:val="1C3A36"/>
                 <w:sz w:val="17"/>
               </w:rPr>
-              <w:t>EGP 80.58, -23%</w:t>
+              <w:t>EGP 71.64, -45%</w:t>
             </w:r>
           </w:p>
         </w:tc>
@@ -16569,7 +16569,7 @@
                 <w:color w:val="1C3A36"/>
                 <w:sz w:val="17"/>
               </w:rPr>
-              <w:t>105.20</w:t>
+              <w:t>130.00</w:t>
             </w:r>
           </w:p>
         </w:tc>
@@ -16678,7 +16678,7 @@
           <w:color w:val="1C3A36"/>
           <w:sz w:val="21"/>
         </w:rPr>
-        <w:t>Our own weighting sits closer to the conservative end because the shares are bought and sold in Egyptian pounds on an Egyptian exchange, the dividends are paid in Egyptian pounds, and the ability of a foreign shareholder to realise value depends on Egyptian capital-account conditions. That is a real risk and it belongs in the discount rate. But a reader who believes that convertibility is not the binding constraint, and that the hard-currency earnings should be valued as hard-currency earnings, will reach a materially higher number using the same cash-flow forecasts — EGP 69.58 on the alternative shown. Neither reader is being unreasonable, and this study declines to hide that behind a single figure.</w:t>
+        <w:t>Our own weighting sits closer to the conservative end because the shares are bought and sold in Egyptian pounds on an Egyptian exchange, the dividends are paid in Egyptian pounds, and the ability of a foreign shareholder to realise value depends on Egyptian capital-account conditions. That is a real risk and it belongs in the discount rate. But a reader who believes that convertibility is not the binding constraint, and that the hard-currency earnings should be valued as hard-currency earnings, will reach a materially higher number using the same cash-flow forecasts — EGP 70.85 on the alternative shown. Neither reader is being unreasonable, and this study declines to hide that behind a single figure.</w:t>
       </w:r>
     </w:p>
     <w:p>
@@ -17211,7 +17211,7 @@
           <w:color w:val="1C3A36"/>
           <w:sz w:val="21"/>
         </w:rPr>
-        <w:t>The three-month distribution in section 3 has a median of 109.91 and a 5th-to-95th percentile span of 78.30 to 154.19. Read that span honestly: it means the model considers a -26% move and a +47% move to be equally unremarkable tail outcomes over a single quarter. Anyone who finds that range uncomfortably wide is reacting to the volatility of the share rather than to the model.</w:t>
+        <w:t>The three-month distribution in section 3 has a median of 109.91 and a 5th-to-95th percentile span of 78.30 to 154.19. Read that span honestly: it means the model considers a -40% move and a +19% move to be equally unremarkable tail outcomes over a single quarter. Anyone who finds that range uncomfortably wide is reacting to the volatility of the share rather than to the model.</w:t>
       </w:r>
     </w:p>
     <w:tbl>
@@ -17552,7 +17552,7 @@
                 <w:color w:val="1C3A36"/>
                 <w:sz w:val="17"/>
               </w:rPr>
-              <w:t>55.48</w:t>
+              <w:t>52.70</w:t>
             </w:r>
           </w:p>
         </w:tc>
@@ -17593,6 +17593,712 @@
           <w:sz w:val="30"/>
         </w:rPr>
         <w:t>7  Caveats and what would change our mind</w:t>
+      </w:r>
+    </w:p>
+    <w:p>
+      <w:pPr>
+        <w:spacing w:after="120" w:before="0"/>
+      </w:pPr>
+      <w:r>
+        <w:rPr>
+          <w:b w:val="0"/>
+          <w:i w:val="0"/>
+          <w:color w:val="1C3A36"/>
+          <w:sz w:val="21"/>
+        </w:rPr>
+        <w:t>The far forecast years are published as RANGES rather than as points, and the range is not an opinion about uncertainty. The method used to build this forecast was rebuilt at twelve past year-ends of Elsewedy Electric's own history, projected forward from each, and scored against what the company went on to report — 750 driver-years in all. The bands below are that record's own error distribution applied to the point path: they say how far this method has actually missed by, at this distance, on this company.</w:t>
+      </w:r>
+    </w:p>
+    <w:tbl>
+      <w:tblPr>
+        <w:tblW w:type="auto" w:w="0"/>
+        <w:jc w:val="center"/>
+        <w:tblLook w:firstColumn="1" w:firstRow="1" w:lastColumn="0" w:lastRow="0" w:noHBand="0" w:noVBand="1" w:val="04A0"/>
+        <w:tblLayout w:type="fixed"/>
+        <w:tblCellMar>
+          <w:top w:w="40" w:type="dxa"/>
+          <w:left w:w="90" w:type="dxa"/>
+          <w:bottom w:w="40" w:type="dxa"/>
+          <w:right w:w="90" w:type="dxa"/>
+        </w:tblCellMar>
+        <w:tblBorders>
+          <w:top w:val="single" w:sz="4" w:space="0" w:color="C9D4D1"/>
+          <w:left w:val="single" w:sz="4" w:space="0" w:color="C9D4D1"/>
+          <w:bottom w:val="single" w:sz="4" w:space="0" w:color="C9D4D1"/>
+          <w:right w:val="single" w:sz="4" w:space="0" w:color="C9D4D1"/>
+          <w:insideH w:val="single" w:sz="4" w:space="0" w:color="C9D4D1"/>
+          <w:insideV w:val="single" w:sz="4" w:space="0" w:color="C9D4D1"/>
+        </w:tblBorders>
+        <w:tblLayout w:type="fixed"/>
+      </w:tblPr>
+      <w:tblGrid>
+        <w:gridCol w:w="3312"/>
+        <w:gridCol w:w="1728"/>
+        <w:gridCol w:w="1728"/>
+        <w:gridCol w:w="1728"/>
+        <w:gridCol w:w="1584"/>
+      </w:tblGrid>
+      <w:tr>
+        <w:tc>
+          <w:tcPr>
+            <w:tcW w:type="dxa" w:w="3312"/>
+            <w:shd w:val="clear" w:color="auto" w:fill="EAF0EE"/>
+          </w:tcPr>
+          <w:p>
+            <w:pPr>
+              <w:spacing w:after="20"/>
+            </w:pPr>
+            <w:r>
+              <w:rPr>
+                <w:b/>
+                <w:color w:val="1C3A36"/>
+                <w:sz w:val="17"/>
+              </w:rPr>
+              <w:t>Year (horizon)</w:t>
+            </w:r>
+          </w:p>
+        </w:tc>
+        <w:tc>
+          <w:tcPr>
+            <w:tcW w:type="dxa" w:w="1728"/>
+            <w:shd w:val="clear" w:color="auto" w:fill="EAF0EE"/>
+          </w:tcPr>
+          <w:p>
+            <w:pPr>
+              <w:spacing w:after="20"/>
+            </w:pPr>
+            <w:r>
+              <w:rPr>
+                <w:b/>
+                <w:color w:val="1C3A36"/>
+                <w:sz w:val="17"/>
+              </w:rPr>
+              <w:t>Low</w:t>
+            </w:r>
+          </w:p>
+        </w:tc>
+        <w:tc>
+          <w:tcPr>
+            <w:tcW w:type="dxa" w:w="1728"/>
+            <w:shd w:val="clear" w:color="auto" w:fill="EAF0EE"/>
+          </w:tcPr>
+          <w:p>
+            <w:pPr>
+              <w:spacing w:after="20"/>
+            </w:pPr>
+            <w:r>
+              <w:rPr>
+                <w:b/>
+                <w:color w:val="1C3A36"/>
+                <w:sz w:val="17"/>
+              </w:rPr>
+              <w:t>Point</w:t>
+            </w:r>
+          </w:p>
+        </w:tc>
+        <w:tc>
+          <w:tcPr>
+            <w:tcW w:type="dxa" w:w="1728"/>
+            <w:shd w:val="clear" w:color="auto" w:fill="EAF0EE"/>
+          </w:tcPr>
+          <w:p>
+            <w:pPr>
+              <w:spacing w:after="20"/>
+            </w:pPr>
+            <w:r>
+              <w:rPr>
+                <w:b/>
+                <w:color w:val="1C3A36"/>
+                <w:sz w:val="17"/>
+              </w:rPr>
+              <w:t>High</w:t>
+            </w:r>
+          </w:p>
+        </w:tc>
+        <w:tc>
+          <w:tcPr>
+            <w:tcW w:type="dxa" w:w="1584"/>
+            <w:shd w:val="clear" w:color="auto" w:fill="EAF0EE"/>
+          </w:tcPr>
+          <w:p>
+            <w:pPr>
+              <w:spacing w:after="20"/>
+            </w:pPr>
+            <w:r>
+              <w:rPr>
+                <w:b/>
+                <w:color w:val="1C3A36"/>
+                <w:sz w:val="17"/>
+              </w:rPr>
+              <w:t>Basis (observations)</w:t>
+            </w:r>
+          </w:p>
+        </w:tc>
+      </w:tr>
+      <w:tr>
+        <w:tc>
+          <w:tcPr>
+            <w:tcW w:type="dxa" w:w="3312"/>
+          </w:tcPr>
+          <w:p>
+            <w:pPr>
+              <w:spacing w:after="20"/>
+            </w:pPr>
+            <w:r>
+              <w:rPr>
+                <w:color w:val="1C3A36"/>
+                <w:sz w:val="17"/>
+              </w:rPr>
+              <w:t>FY2028E — Revenue (EGP mn)</w:t>
+            </w:r>
+          </w:p>
+        </w:tc>
+        <w:tc>
+          <w:tcPr>
+            <w:tcW w:type="dxa" w:w="1728"/>
+          </w:tcPr>
+          <w:p>
+            <w:pPr>
+              <w:spacing w:after="20"/>
+              <w:jc w:val="right"/>
+            </w:pPr>
+            <w:r>
+              <w:rPr>
+                <w:color w:val="1C3A36"/>
+                <w:sz w:val="17"/>
+              </w:rPr>
+              <w:t>252,892</w:t>
+            </w:r>
+          </w:p>
+        </w:tc>
+        <w:tc>
+          <w:tcPr>
+            <w:tcW w:type="dxa" w:w="1728"/>
+          </w:tcPr>
+          <w:p>
+            <w:pPr>
+              <w:spacing w:after="20"/>
+              <w:jc w:val="right"/>
+            </w:pPr>
+            <w:r>
+              <w:rPr>
+                <w:color w:val="1C3A36"/>
+                <w:sz w:val="17"/>
+              </w:rPr>
+              <w:t>466,619</w:t>
+            </w:r>
+          </w:p>
+        </w:tc>
+        <w:tc>
+          <w:tcPr>
+            <w:tcW w:type="dxa" w:w="1728"/>
+          </w:tcPr>
+          <w:p>
+            <w:pPr>
+              <w:spacing w:after="20"/>
+              <w:jc w:val="right"/>
+            </w:pPr>
+            <w:r>
+              <w:rPr>
+                <w:color w:val="1C3A36"/>
+                <w:sz w:val="17"/>
+              </w:rPr>
+              <w:t>1,211,374</w:t>
+            </w:r>
+          </w:p>
+        </w:tc>
+        <w:tc>
+          <w:tcPr>
+            <w:tcW w:type="dxa" w:w="1584"/>
+          </w:tcPr>
+          <w:p>
+            <w:pPr>
+              <w:spacing w:after="20"/>
+              <w:jc w:val="right"/>
+            </w:pPr>
+            <w:r>
+              <w:rPr>
+                <w:color w:val="1C3A36"/>
+                <w:sz w:val="17"/>
+              </w:rPr>
+              <w:t>percentile (9)</w:t>
+            </w:r>
+          </w:p>
+        </w:tc>
+      </w:tr>
+      <w:tr>
+        <w:tc>
+          <w:tcPr>
+            <w:tcW w:type="dxa" w:w="3312"/>
+          </w:tcPr>
+          <w:p>
+            <w:pPr>
+              <w:spacing w:after="20"/>
+            </w:pPr>
+            <w:r>
+              <w:rPr>
+                <w:color w:val="1C3A36"/>
+                <w:sz w:val="17"/>
+              </w:rPr>
+              <w:t>FY2029E — Revenue (EGP mn)</w:t>
+            </w:r>
+          </w:p>
+        </w:tc>
+        <w:tc>
+          <w:tcPr>
+            <w:tcW w:type="dxa" w:w="1728"/>
+          </w:tcPr>
+          <w:p>
+            <w:pPr>
+              <w:spacing w:after="20"/>
+              <w:jc w:val="right"/>
+            </w:pPr>
+            <w:r>
+              <w:rPr>
+                <w:color w:val="1C3A36"/>
+                <w:sz w:val="17"/>
+              </w:rPr>
+              <w:t>183,100</w:t>
+            </w:r>
+          </w:p>
+        </w:tc>
+        <w:tc>
+          <w:tcPr>
+            <w:tcW w:type="dxa" w:w="1728"/>
+          </w:tcPr>
+          <w:p>
+            <w:pPr>
+              <w:spacing w:after="20"/>
+              <w:jc w:val="right"/>
+            </w:pPr>
+            <w:r>
+              <w:rPr>
+                <w:color w:val="1C3A36"/>
+                <w:sz w:val="17"/>
+              </w:rPr>
+              <w:t>510,440</w:t>
+            </w:r>
+          </w:p>
+        </w:tc>
+        <w:tc>
+          <w:tcPr>
+            <w:tcW w:type="dxa" w:w="1728"/>
+          </w:tcPr>
+          <w:p>
+            <w:pPr>
+              <w:spacing w:after="20"/>
+              <w:jc w:val="right"/>
+            </w:pPr>
+            <w:r>
+              <w:rPr>
+                <w:color w:val="1C3A36"/>
+                <w:sz w:val="17"/>
+              </w:rPr>
+              <w:t>1,731,051</w:t>
+            </w:r>
+          </w:p>
+        </w:tc>
+        <w:tc>
+          <w:tcPr>
+            <w:tcW w:type="dxa" w:w="1584"/>
+          </w:tcPr>
+          <w:p>
+            <w:pPr>
+              <w:spacing w:after="20"/>
+              <w:jc w:val="right"/>
+            </w:pPr>
+            <w:r>
+              <w:rPr>
+                <w:color w:val="1C3A36"/>
+                <w:sz w:val="17"/>
+              </w:rPr>
+              <w:t>span (8)</w:t>
+            </w:r>
+          </w:p>
+        </w:tc>
+      </w:tr>
+      <w:tr>
+        <w:tc>
+          <w:tcPr>
+            <w:tcW w:type="dxa" w:w="3312"/>
+          </w:tcPr>
+          <w:p>
+            <w:pPr>
+              <w:spacing w:after="20"/>
+            </w:pPr>
+            <w:r>
+              <w:rPr>
+                <w:color w:val="1C3A36"/>
+                <w:sz w:val="17"/>
+              </w:rPr>
+              <w:t>FY2030E — Revenue (EGP mn)</w:t>
+            </w:r>
+          </w:p>
+        </w:tc>
+        <w:tc>
+          <w:tcPr>
+            <w:tcW w:type="dxa" w:w="1728"/>
+          </w:tcPr>
+          <w:p>
+            <w:pPr>
+              <w:spacing w:after="20"/>
+              <w:jc w:val="right"/>
+            </w:pPr>
+            <w:r>
+              <w:rPr>
+                <w:color w:val="1C3A36"/>
+                <w:sz w:val="17"/>
+              </w:rPr>
+              <w:t>195,106</w:t>
+            </w:r>
+          </w:p>
+        </w:tc>
+        <w:tc>
+          <w:tcPr>
+            <w:tcW w:type="dxa" w:w="1728"/>
+          </w:tcPr>
+          <w:p>
+            <w:pPr>
+              <w:spacing w:after="20"/>
+              <w:jc w:val="right"/>
+            </w:pPr>
+            <w:r>
+              <w:rPr>
+                <w:color w:val="1C3A36"/>
+                <w:sz w:val="17"/>
+              </w:rPr>
+              <w:t>555,225</w:t>
+            </w:r>
+          </w:p>
+        </w:tc>
+        <w:tc>
+          <w:tcPr>
+            <w:tcW w:type="dxa" w:w="1728"/>
+          </w:tcPr>
+          <w:p>
+            <w:pPr>
+              <w:spacing w:after="20"/>
+              <w:jc w:val="right"/>
+            </w:pPr>
+            <w:r>
+              <w:rPr>
+                <w:color w:val="1C3A36"/>
+                <w:sz w:val="17"/>
+              </w:rPr>
+              <w:t>2,023,700</w:t>
+            </w:r>
+          </w:p>
+        </w:tc>
+        <w:tc>
+          <w:tcPr>
+            <w:tcW w:type="dxa" w:w="1584"/>
+          </w:tcPr>
+          <w:p>
+            <w:pPr>
+              <w:spacing w:after="20"/>
+              <w:jc w:val="right"/>
+            </w:pPr>
+            <w:r>
+              <w:rPr>
+                <w:color w:val="1C3A36"/>
+                <w:sz w:val="17"/>
+              </w:rPr>
+              <w:t>span (7)</w:t>
+            </w:r>
+          </w:p>
+        </w:tc>
+      </w:tr>
+      <w:tr>
+        <w:tc>
+          <w:tcPr>
+            <w:tcW w:type="dxa" w:w="3312"/>
+          </w:tcPr>
+          <w:p>
+            <w:pPr>
+              <w:spacing w:after="20"/>
+            </w:pPr>
+            <w:r>
+              <w:rPr>
+                <w:color w:val="1C3A36"/>
+                <w:sz w:val="17"/>
+              </w:rPr>
+              <w:t>FY2028E — Gross profit (EGP mn)</w:t>
+            </w:r>
+          </w:p>
+        </w:tc>
+        <w:tc>
+          <w:tcPr>
+            <w:tcW w:type="dxa" w:w="1728"/>
+          </w:tcPr>
+          <w:p>
+            <w:pPr>
+              <w:spacing w:after="20"/>
+              <w:jc w:val="right"/>
+            </w:pPr>
+            <w:r>
+              <w:rPr>
+                <w:color w:val="1C3A36"/>
+                <w:sz w:val="17"/>
+              </w:rPr>
+              <w:t>26,181</w:t>
+            </w:r>
+          </w:p>
+        </w:tc>
+        <w:tc>
+          <w:tcPr>
+            <w:tcW w:type="dxa" w:w="1728"/>
+          </w:tcPr>
+          <w:p>
+            <w:pPr>
+              <w:spacing w:after="20"/>
+              <w:jc w:val="right"/>
+            </w:pPr>
+            <w:r>
+              <w:rPr>
+                <w:color w:val="1C3A36"/>
+                <w:sz w:val="17"/>
+              </w:rPr>
+              <w:t>56,606</w:t>
+            </w:r>
+          </w:p>
+        </w:tc>
+        <w:tc>
+          <w:tcPr>
+            <w:tcW w:type="dxa" w:w="1728"/>
+          </w:tcPr>
+          <w:p>
+            <w:pPr>
+              <w:spacing w:after="20"/>
+              <w:jc w:val="right"/>
+            </w:pPr>
+            <w:r>
+              <w:rPr>
+                <w:color w:val="1C3A36"/>
+                <w:sz w:val="17"/>
+              </w:rPr>
+              <w:t>162,139</w:t>
+            </w:r>
+          </w:p>
+        </w:tc>
+        <w:tc>
+          <w:tcPr>
+            <w:tcW w:type="dxa" w:w="1584"/>
+          </w:tcPr>
+          <w:p>
+            <w:pPr>
+              <w:spacing w:after="20"/>
+              <w:jc w:val="right"/>
+            </w:pPr>
+            <w:r>
+              <w:rPr>
+                <w:color w:val="1C3A36"/>
+                <w:sz w:val="17"/>
+              </w:rPr>
+              <w:t>percentile (9)</w:t>
+            </w:r>
+          </w:p>
+        </w:tc>
+      </w:tr>
+      <w:tr>
+        <w:tc>
+          <w:tcPr>
+            <w:tcW w:type="dxa" w:w="3312"/>
+          </w:tcPr>
+          <w:p>
+            <w:pPr>
+              <w:spacing w:after="20"/>
+            </w:pPr>
+            <w:r>
+              <w:rPr>
+                <w:color w:val="1C3A36"/>
+                <w:sz w:val="17"/>
+              </w:rPr>
+              <w:t>FY2029E — Gross profit (EGP mn)</w:t>
+            </w:r>
+          </w:p>
+        </w:tc>
+        <w:tc>
+          <w:tcPr>
+            <w:tcW w:type="dxa" w:w="1728"/>
+          </w:tcPr>
+          <w:p>
+            <w:pPr>
+              <w:spacing w:after="20"/>
+              <w:jc w:val="right"/>
+            </w:pPr>
+            <w:r>
+              <w:rPr>
+                <w:color w:val="1C3A36"/>
+                <w:sz w:val="17"/>
+              </w:rPr>
+              <w:t>24,022</w:t>
+            </w:r>
+          </w:p>
+        </w:tc>
+        <w:tc>
+          <w:tcPr>
+            <w:tcW w:type="dxa" w:w="1728"/>
+          </w:tcPr>
+          <w:p>
+            <w:pPr>
+              <w:spacing w:after="20"/>
+              <w:jc w:val="right"/>
+            </w:pPr>
+            <w:r>
+              <w:rPr>
+                <w:color w:val="1C3A36"/>
+                <w:sz w:val="17"/>
+              </w:rPr>
+              <w:t>62,040</w:t>
+            </w:r>
+          </w:p>
+        </w:tc>
+        <w:tc>
+          <w:tcPr>
+            <w:tcW w:type="dxa" w:w="1728"/>
+          </w:tcPr>
+          <w:p>
+            <w:pPr>
+              <w:spacing w:after="20"/>
+              <w:jc w:val="right"/>
+            </w:pPr>
+            <w:r>
+              <w:rPr>
+                <w:color w:val="1C3A36"/>
+                <w:sz w:val="17"/>
+              </w:rPr>
+              <w:t>262,800</w:t>
+            </w:r>
+          </w:p>
+        </w:tc>
+        <w:tc>
+          <w:tcPr>
+            <w:tcW w:type="dxa" w:w="1584"/>
+          </w:tcPr>
+          <w:p>
+            <w:pPr>
+              <w:spacing w:after="20"/>
+              <w:jc w:val="right"/>
+            </w:pPr>
+            <w:r>
+              <w:rPr>
+                <w:color w:val="1C3A36"/>
+                <w:sz w:val="17"/>
+              </w:rPr>
+              <w:t>span (8)</w:t>
+            </w:r>
+          </w:p>
+        </w:tc>
+      </w:tr>
+      <w:tr>
+        <w:tc>
+          <w:tcPr>
+            <w:tcW w:type="dxa" w:w="3312"/>
+          </w:tcPr>
+          <w:p>
+            <w:pPr>
+              <w:spacing w:after="20"/>
+            </w:pPr>
+            <w:r>
+              <w:rPr>
+                <w:color w:val="1C3A36"/>
+                <w:sz w:val="17"/>
+              </w:rPr>
+              <w:t>FY2030E — Gross profit (EGP mn)</w:t>
+            </w:r>
+          </w:p>
+        </w:tc>
+        <w:tc>
+          <w:tcPr>
+            <w:tcW w:type="dxa" w:w="1728"/>
+          </w:tcPr>
+          <w:p>
+            <w:pPr>
+              <w:spacing w:after="20"/>
+              <w:jc w:val="right"/>
+            </w:pPr>
+            <w:r>
+              <w:rPr>
+                <w:color w:val="1C3A36"/>
+                <w:sz w:val="17"/>
+              </w:rPr>
+              <w:t>34,648</w:t>
+            </w:r>
+          </w:p>
+        </w:tc>
+        <w:tc>
+          <w:tcPr>
+            <w:tcW w:type="dxa" w:w="1728"/>
+          </w:tcPr>
+          <w:p>
+            <w:pPr>
+              <w:spacing w:after="20"/>
+              <w:jc w:val="right"/>
+            </w:pPr>
+            <w:r>
+              <w:rPr>
+                <w:color w:val="1C3A36"/>
+                <w:sz w:val="17"/>
+              </w:rPr>
+              <w:t>67,601</w:t>
+            </w:r>
+          </w:p>
+        </w:tc>
+        <w:tc>
+          <w:tcPr>
+            <w:tcW w:type="dxa" w:w="1728"/>
+          </w:tcPr>
+          <w:p>
+            <w:pPr>
+              <w:spacing w:after="20"/>
+              <w:jc w:val="right"/>
+            </w:pPr>
+            <w:r>
+              <w:rPr>
+                <w:color w:val="1C3A36"/>
+                <w:sz w:val="17"/>
+              </w:rPr>
+              <w:t>234,225</w:t>
+            </w:r>
+          </w:p>
+        </w:tc>
+        <w:tc>
+          <w:tcPr>
+            <w:tcW w:type="dxa" w:w="1584"/>
+          </w:tcPr>
+          <w:p>
+            <w:pPr>
+              <w:spacing w:after="20"/>
+              <w:jc w:val="right"/>
+            </w:pPr>
+            <w:r>
+              <w:rPr>
+                <w:color w:val="1C3A36"/>
+                <w:sz w:val="17"/>
+              </w:rPr>
+              <w:t>span (7)</w:t>
+            </w:r>
+          </w:p>
+        </w:tc>
+      </w:tr>
+    </w:tbl>
+    <w:p>
+      <w:pPr>
+        <w:spacing w:after="40"/>
+      </w:pPr>
+    </w:p>
+    <w:p>
+      <w:pPr>
+        <w:spacing w:after="120" w:before="0"/>
+      </w:pPr>
+      <w:r>
+        <w:rPr>
+          <w:b w:val="0"/>
+          <w:i w:val="0"/>
+          <w:color w:val="1C3A36"/>
+          <w:sz w:val="21"/>
+        </w:rPr>
+        <w:t>The bands are wide and they are honest about why: the twelve years they are measured over contain a currency that went from about seven to the pound to about forty-eight, and a revenue line that grew sixteen and a half times. A method scored across that is not going to produce a narrow band at five years, and a narrow one would be a claim this record cannot support. Where nine or more observations exist the band is a tenth-to-ninetieth percentile; below that it is the SPAN of the observations, which is a smaller claim and is labelled as one. Each band multiplies the point: a low of 0.55 and a high of 2.60 means the outturn has landed between 0.55 and 2.60 times what this method projected.</w:t>
       </w:r>
     </w:p>
     <w:p>
@@ -17634,7 +18340,7 @@
           <w:color w:val="1C3A36"/>
           <w:sz w:val="21"/>
         </w:rPr>
-        <w:t>The cash-flow model is constructed at 31 December 2025 (the audited balance-sheet date); every lens value is rolled 217/365 of a year to the 5-Aug-2026 anchor at the 28.4% cost of equity less the EGP 1.85 dividend paid in the window — worth about +7.92 gross on the primary lens. An earlier revision omitted this roll and compared a 31-Dec-2025 value directly to the August price; an external review flagged it, correctly.</w:t>
+        <w:t>The cash-flow model is constructed at 31 December 2025 (the audited balance-sheet date); every lens value is rolled 246/365 of a year to the 3-Sep-2026 anchor at the 28.4% cost of equity less the EGP 1.85 dividend paid in the window — worth about +8.46 gross on the primary lens. An earlier revision omitted this roll and compared a 31-Dec-2025 value directly to the August price; an external review flagged it, correctly.</w:t>
       </w:r>
     </w:p>
     <w:p>
@@ -17655,7 +18361,7 @@
           <w:color w:val="1C3A36"/>
           <w:sz w:val="21"/>
         </w:rPr>
-        <w:t>85% of the enterprise value comes from the terminal value. This is disclosed in the summary table, in the bridge and here. It is a consequence of a high discount rate applied to a business still growing fast — the explicit years are heavily discounted, so the perpetuity carries the weight. The terminal assumptions are stressed across cost of capital, growth and return on invested capital in section 1.9.</w:t>
+        <w:t>84% of the enterprise value comes from the terminal value. This is disclosed in the summary table, in the bridge and here. It is a consequence of a high discount rate applied to a business still growing fast — the explicit years are heavily discounted, so the perpetuity carries the weight. The terminal assumptions are stressed across cost of capital, growth and return on invested capital in section 1.9.</w:t>
       </w:r>
     </w:p>
     <w:p>
@@ -17697,7 +18403,7 @@
           <w:color w:val="1C3A36"/>
           <w:sz w:val="21"/>
         </w:rPr>
-        <w:t>Our primary construction charges the full Egyptian equity risk premium to a company earning just over half its money on a hard-currency-linked basis. The alternative construction gives EGP 69.58. We have chosen the conservative reading and shown the other in full rather than splitting the difference silently.</w:t>
+        <w:t>Our primary construction charges the full Egyptian equity risk premium to a company earning just over half its money on a hard-currency-linked basis. The alternative construction gives EGP 70.85. We have chosen the conservative reading and shown the other in full rather than splitting the difference silently.</w:t>
       </w:r>
     </w:p>
     <w:p>
@@ -17711,14 +18417,14 @@
           <w:color w:val="1C3A36"/>
           <w:sz w:val="21"/>
         </w:rPr>
-        <w:t xml:space="preserve">Terminal growth of 5% is roughly zero in real terms. </w:t>
+        <w:t xml:space="preserve">Terminal growth of 7% is EXACTLY zero in real terms. </w:t>
       </w:r>
       <w:r>
         <w:rPr>
           <w:color w:val="1C3A36"/>
           <w:sz w:val="21"/>
         </w:rPr>
-        <w:t>The terminal risk-free rate embeds 5% inflation, so a 5% nominal terminal growth rate assumes the company stops growing in real terms forever. For a business with a growing hard-currency export franchise that is a conservative assumption, and the 6% and 7% columns of the growth grid are not aggressive.</w:t>
+        <w:t>The terminal rate embeds 7% inflation and the terminal growth rate is DERIVED from it and a stated real growth of zero, so it is not a nominal figure somebody typed beside an inflation assumption. A 7% nominal terminal growth rate assumes the company stops growing in real terms forever. For a business with a growing hard-currency export franchise that is a conservative assumption, and the 6% and 7% columns of the growth grid are not aggressive.</w:t>
       </w:r>
     </w:p>
     <w:p>
@@ -17739,7 +18445,7 @@
           <w:color w:val="1C3A36"/>
           <w:sz w:val="21"/>
         </w:rPr>
-        <w:t>Minorities take 9.7% of group profit but only 7.1% of book equity. Charging them the profit share removes EGP 12,904mn (6.03 per share) from the equity value — EGP 3.64 per share MORE than deducting the audited book value of 5,119mn would (an earlier wording conflated the total charge with the excess; this states both). It is also the internally consistent choice: this study values the group's equity at 1.6× book, so valuing the minorities' stake at 1.0× book while valuing everyone else's above it would apply two different standards to the same subsidiaries.</w:t>
+        <w:t>Minorities take 9.7% of group profit but only 7.1% of book equity. Charging them the profit share removes EGP 12,036mn (5.62 per share) from the equity value — EGP 3.23 per share MORE than deducting the audited book value of 5,119mn would (an earlier wording conflated the total charge with the excess; this states both). It is also the internally consistent choice: this study values the group's equity at 1.6× book, so valuing the minorities' stake at 1.0× book while valuing everyone else's above it would apply two different standards to the same subsidiaries.</w:t>
       </w:r>
     </w:p>
     <w:p>
@@ -23545,7 +24251,7 @@
                 <w:color w:val="1C3A36"/>
                 <w:sz w:val="16"/>
               </w:rPr>
-              <w:t>the exchange-rate sensitivity spans 16.50 per share</w:t>
+              <w:t>the exchange-rate sensitivity spans 15.23 per share</w:t>
             </w:r>
           </w:p>
         </w:tc>
@@ -23600,7 +24306,7 @@
                 <w:color w:val="1C3A36"/>
                 <w:sz w:val="16"/>
               </w:rPr>
-              <w:t>the explicit-against-terminal grid spans 41.11 per share</w:t>
+              <w:t>the explicit-against-terminal grid spans 41.68 per share</w:t>
             </w:r>
           </w:p>
         </w:tc>
@@ -23655,7 +24361,7 @@
                 <w:color w:val="1C3A36"/>
                 <w:sz w:val="16"/>
               </w:rPr>
-              <w:t>15.01 per share across the tested range</w:t>
+              <w:t>14.91 per share across the tested range</w:t>
             </w:r>
           </w:p>
         </w:tc>
@@ -23710,7 +24416,7 @@
                 <w:color w:val="1C3A36"/>
                 <w:sz w:val="16"/>
               </w:rPr>
-              <w:t>47.92 per share across ±2 percentage points</w:t>
+              <w:t>46.43 per share across ±2 percentage points</w:t>
             </w:r>
           </w:p>
         </w:tc>
@@ -23765,7 +24471,7 @@
                 <w:color w:val="1C3A36"/>
                 <w:sz w:val="16"/>
               </w:rPr>
-              <w:t>20.44 per share across the tested range</w:t>
+              <w:t>20.74 per share across the tested range</w:t>
             </w:r>
           </w:p>
         </w:tc>
@@ -24049,7 +24755,7 @@
           <w:color w:val="1C3A36"/>
           <w:sz w:val="21"/>
         </w:rPr>
-        <w:t>Three valuation approaches are run against the same disclosed facts by three notional experts, each committed to a different method and each required to state what would prove them wrong. They are not asked to agree, and they do not. Two dating and independence notes, stated up front: every panel figure is rolled to the 5-Aug-2026 anchor exactly as the four lenses are; and Expert 1 deliberately runs the SAME kind of earnings-power question as section 1.4 with different persona choices — FY2028-scale earnings at 9.5× against the lens's current-scale earnings at 9.0× — which is why the two land 148.41 and 109.52 respectively. The divergence is the persona doing what it says (no time-value discipline), it is disclosed, and only the section-1.4 construction enters the central.</w:t>
+        <w:t>Three valuation approaches are run against the same disclosed facts by three notional experts, each committed to a different method and each required to state what would prove them wrong. They are not asked to agree, and they do not. Two dating and independence notes, stated up front: every panel figure is rolled to the 5-Aug-2026 anchor exactly as the four lenses are; and Expert 1 deliberately runs the SAME kind of earnings-power question as section 1.4 with different persona choices — FY2028-scale earnings at 9.5× against the lens's current-scale earnings at 9.0× — which is why the two land 151.42 and 97.90 respectively. The divergence is the persona doing what it says (no time-value discipline), it is disclosed, and only the section-1.4 construction enters the central.</w:t>
       </w:r>
     </w:p>
     <w:p>
@@ -24414,7 +25120,7 @@
                 <w:color w:val="1C3A36"/>
                 <w:sz w:val="17"/>
               </w:rPr>
-              <w:t>148.41</w:t>
+              <w:t>151.42</w:t>
             </w:r>
           </w:p>
         </w:tc>
@@ -24455,7 +25161,7 @@
                 <w:color w:val="1C3A36"/>
                 <w:sz w:val="17"/>
               </w:rPr>
-              <w:t>108.87 – 187.95</w:t>
+              <w:t>111.09 – 191.76</w:t>
             </w:r>
           </w:p>
         </w:tc>
@@ -24477,7 +25183,7 @@
           <w:color w:val="1C3A36"/>
           <w:sz w:val="21"/>
         </w:rPr>
-        <w:t>Named sensitivity: each one-turn change in the multiple is worth EGP 13.63 per share, and each percentage point of mid-cycle EBITDA margin is worth roughly EGP 1.30 per share.</w:t>
+        <w:t>Named sensitivity: each one-turn change in the multiple is worth EGP 13.63 per share, and each percentage point of mid-cycle EBITDA margin is worth roughly EGP 1.32 per share.</w:t>
       </w:r>
     </w:p>
     <w:p>
@@ -24819,7 +25525,7 @@
                 <w:color w:val="1C3A36"/>
                 <w:sz w:val="17"/>
               </w:rPr>
-              <w:t>72.81</w:t>
+              <w:t>74.31</w:t>
             </w:r>
           </w:p>
         </w:tc>
@@ -24860,7 +25566,7 @@
                 <w:color w:val="1C3A36"/>
                 <w:sz w:val="17"/>
               </w:rPr>
-              <w:t>36.14 – 65.72</w:t>
+              <w:t>36.90 – 67.07</w:t>
             </w:r>
           </w:p>
         </w:tc>
@@ -24882,7 +25588,7 @@
           <w:color w:val="1C3A36"/>
           <w:sz w:val="21"/>
         </w:rPr>
-        <w:t>This is the harshest of the three readings, at EGP 72.81, and the reason is specific and defensible: it takes the FY2025 evidence — EGP 28,363mn of EBITDA converting to EGP 12,766mn of operating cash — as a statement about the business model rather than about one unusual year.</w:t>
+        <w:t>This is the harshest of the three readings, at EGP 74.31, and the reason is specific and defensible: it takes the FY2025 evidence — EGP 28,363mn of EBITDA converting to EGP 12,766mn of operating cash — as a statement about the business model rather than about one unusual year.</w:t>
       </w:r>
     </w:p>
     <w:p>
@@ -25090,7 +25796,7 @@
                 <w:color w:val="1C3A36"/>
                 <w:sz w:val="17"/>
               </w:rPr>
-              <w:t>8,074</w:t>
+              <w:t>7,499</w:t>
             </w:r>
           </w:p>
         </w:tc>
@@ -25127,7 +25833,7 @@
                 <w:color w:val="1C3A36"/>
                 <w:sz w:val="17"/>
               </w:rPr>
-              <w:t>27,174</w:t>
+              <w:t>27,020</w:t>
             </w:r>
           </w:p>
         </w:tc>
@@ -25164,7 +25870,7 @@
                 <w:color w:val="1C3A36"/>
                 <w:sz w:val="17"/>
               </w:rPr>
-              <w:t>128,811</w:t>
+              <w:t>128,082</w:t>
             </w:r>
           </w:p>
         </w:tc>
@@ -25201,7 +25907,7 @@
                 <w:color w:val="1C3A36"/>
                 <w:sz w:val="17"/>
               </w:rPr>
-              <w:t>54.45</w:t>
+              <w:t>55.22</w:t>
             </w:r>
           </w:p>
         </w:tc>
@@ -25242,7 +25948,7 @@
                 <w:color w:val="1C3A36"/>
                 <w:sz w:val="17"/>
               </w:rPr>
-              <w:t>46.88 – 69.58</w:t>
+              <w:t>47.65 – 70.85</w:t>
             </w:r>
           </w:p>
         </w:tc>
@@ -25540,7 +26246,7 @@
                 <w:color w:val="1C3A36"/>
                 <w:sz w:val="16"/>
               </w:rPr>
-              <w:t>26.6%</w:t>
+              <w:t>26.9%</w:t>
             </w:r>
           </w:p>
         </w:tc>
@@ -25558,7 +26264,7 @@
                 <w:color w:val="1C3A36"/>
                 <w:sz w:val="16"/>
               </w:rPr>
-              <w:t>23.1%</w:t>
+              <w:t>23.3%</w:t>
             </w:r>
           </w:p>
         </w:tc>
@@ -25576,7 +26282,7 @@
                 <w:color w:val="1C3A36"/>
                 <w:sz w:val="16"/>
               </w:rPr>
-              <w:t>20.1%</w:t>
+              <w:t>20.2%</w:t>
             </w:r>
           </w:p>
         </w:tc>
@@ -25594,7 +26300,7 @@
                 <w:color w:val="1C3A36"/>
                 <w:sz w:val="16"/>
               </w:rPr>
-              <w:t>17.7%</w:t>
+              <w:t>17.8%</w:t>
             </w:r>
           </w:p>
         </w:tc>
@@ -25649,7 +26355,7 @@
                 <w:color w:val="1C3A36"/>
                 <w:sz w:val="16"/>
               </w:rPr>
-              <w:t>-6.2pp</w:t>
+              <w:t>-6.5pp</w:t>
             </w:r>
           </w:p>
         </w:tc>
@@ -25667,7 +26373,7 @@
                 <w:color w:val="1C3A36"/>
                 <w:sz w:val="16"/>
               </w:rPr>
-              <w:t>-3.2pp</w:t>
+              <w:t>-3.4pp</w:t>
             </w:r>
           </w:p>
         </w:tc>
@@ -25685,7 +26391,7 @@
                 <w:color w:val="1C3A36"/>
                 <w:sz w:val="16"/>
               </w:rPr>
-              <w:t>-0.7pp</w:t>
+              <w:t>-0.8pp</w:t>
             </w:r>
           </w:p>
         </w:tc>
@@ -25762,7 +26468,7 @@
                 <w:color w:val="1C3A36"/>
                 <w:sz w:val="16"/>
               </w:rPr>
-              <w:t>257</w:t>
+              <w:t>-38</w:t>
             </w:r>
           </w:p>
         </w:tc>
@@ -25782,7 +26488,7 @@
                 <w:color w:val="1C3A36"/>
                 <w:sz w:val="16"/>
               </w:rPr>
-              <w:t>446</w:t>
+              <w:t>187</w:t>
             </w:r>
           </w:p>
         </w:tc>
@@ -25802,7 +26508,7 @@
                 <w:color w:val="1C3A36"/>
                 <w:sz w:val="16"/>
               </w:rPr>
-              <w:t>2,773</w:t>
+              <w:t>2,595</w:t>
             </w:r>
           </w:p>
         </w:tc>
@@ -25822,7 +26528,7 @@
                 <w:color w:val="1C3A36"/>
                 <w:sz w:val="16"/>
               </w:rPr>
-              <w:t>5,811</w:t>
+              <w:t>5,724</w:t>
             </w:r>
           </w:p>
         </w:tc>
@@ -25864,7 +26570,7 @@
           <w:color w:val="6E7B77"/>
           <w:sz w:val="17"/>
         </w:rPr>
-        <w:t>Two conventions sit in this table and are named so they cannot be confused: the ROIC row divides by CLOSING capital (matching Appendix A.3), while economic profit charges the cost of capital on OPENING capital — the capital actually employed through the year. So spread × closing capital will not reproduce the economic-profit row; the identity holds on opening capital. Note also that this leg's enterprise value (128,811) and the DCF's (147,178) differ by 18,368: economic-profit and FCFF valuations are algebraically identical on identical assumptions, and the gap here is exactly the different terminal treatment (a fading economic-profit perpetuity versus the reinvestment-rate terminal value). Expert 3 is therefore a RESTATEMENT of the DCF under a different terminal discipline, not an independent confirmation, and is read as such.</w:t>
+        <w:t>Two conventions sit in this table and are named so they cannot be confused: the ROIC row divides by CLOSING capital (matching Appendix A.3), while economic profit charges the cost of capital on OPENING capital — the capital actually employed through the year. So spread × closing capital will not reproduce the economic-profit row; the identity holds on opening capital. Note also that this leg's enterprise value (128,082) and the DCF's (138,203) differ by 10,122: economic-profit and FCFF valuations are algebraically identical on identical assumptions, and the gap here is exactly the different terminal treatment (a fading economic-profit perpetuity versus the reinvestment-rate terminal value). Expert 3 is therefore a RESTATEMENT of the DCF under a different terminal discipline, not an independent confirmation, and is read as such.</w:t>
       </w:r>
     </w:p>
     <w:p>
@@ -26300,7 +27006,7 @@
           <w:color w:val="6E7B77"/>
           <w:sz w:val="17"/>
         </w:rPr>
-        <w:t>Figure 8 — the three experts' ranges. The gold band is the panel centre of 72.81; the vertical line is the market price of 105.20.</w:t>
+        <w:t>Figure 8 — the three experts' ranges. The gold band is the panel centre of 74.31; the vertical line is the market price of 130.00.</w:t>
       </w:r>
     </w:p>
     <w:p>
@@ -26314,7 +27020,7 @@
           <w:color w:val="1C3A36"/>
           <w:sz w:val="21"/>
         </w:rPr>
-        <w:t>The panel spans EGP 54.45 to 148.41 — a factor of 2.7 between the most and least generous reading. That is a wide disagreement and it is not noise. Expert 1 values earnings and lands near the market price. Expert 2 values cash and lands well below it. Expert 3 values the spread between returns and the cost of capital and finds that the answer depends entirely on which cost of capital applies. The panel median of 72.81 sits -31% against the market price and +31% against the study's own central of 55.48 — a real gap, stated at its size rather than smoothed, and driven by the panel's harsher cash and returns legs outvoting its generous earnings leg.</w:t>
+        <w:t>The panel spans EGP 55.22 to 151.42 — a factor of 2.7 between the most and least generous reading. That is a wide disagreement and it is not noise. Expert 1 values earnings and lands near the market price. Expert 2 values cash and lands well below it. Expert 3 values the spread between returns and the cost of capital and finds that the answer depends entirely on which cost of capital applies. The panel median of 74.31 sits -43% against the market price and +41% against the study's own central of 52.70 — a real gap, stated at its size rather than smoothed, and driven by the panel's harsher cash and returns legs outvoting its generous earnings leg.</w:t>
       </w:r>
     </w:p>
     <w:p>
@@ -26889,7 +27595,7 @@
                 <w:color w:val="1C3A36"/>
                 <w:sz w:val="16"/>
               </w:rPr>
-              <w:t>85% of the value in the study's main model</w:t>
+              <w:t>84% of the value in the study's main model</w:t>
             </w:r>
           </w:p>
         </w:tc>

--- a/engine/swdy_study/SWDY_Valuation_Study_05-08-2026_public.docx
+++ b/engine/swdy_study/SWDY_Valuation_Study_05-08-2026_public.docx
@@ -32,11 +32,21 @@
               <w:t>Testahil · Independent Valuation Study — Educational Analysis</w:t>
             </w:r>
             <w:r>
+              <w:br/>
+            </w:r>
+            <w:r>
               <w:rPr>
                 <w:color w:val="9FB0AC"/>
                 <w:sz w:val="19"/>
               </w:rPr>
-              <w:t xml:space="preserve">   Not investment advice</w:t>
+              <w:t>Edition of 5 August 2026</w:t>
+            </w:r>
+            <w:r>
+              <w:rPr>
+                <w:color w:val="9FB0AC"/>
+                <w:sz w:val="19"/>
+              </w:rPr>
+              <w:t xml:space="preserve">   ·   Not investment advice</w:t>
             </w:r>
           </w:p>
         </w:tc>

--- a/engine/swdy_study/SWDY_Valuation_Study_05-08-2026_public.docx
+++ b/engine/swdy_study/SWDY_Valuation_Study_05-08-2026_public.docx
@@ -282,7 +282,7 @@
           <w:color w:val="1C3A36"/>
           <w:sz w:val="21"/>
         </w:rPr>
-        <w:t>On our primary construction the four lenses centre at EGP 52.70 per share against a market price of 130.00 — the price sits about +147% above the central estimate. That gap is not mainly an argument about the business; it is an argument about the discount rate. Discounted at an Egyptian cost of capital gliding 26.9% to 15.9%, the cash flows support roughly EGP 52.70. Discount the hard-currency share of those same cash flows at a hard-currency cost of capital of about 10.1% and the same model produces EGP 70.85 — still -46% against today's price, but +34% above the primary reading. The market appears to be applying something at least as generous as the second view. Both are shown, and neither is hidden inside an average.</w:t>
+        <w:t>On our primary construction the four lenses centre at EGP 43.51 per share against a market price of 130.00 — the price sits about +199% above the central estimate. That gap is not mainly an argument about the business; it is an argument about the discount rate. Discounted at an Egyptian cost of capital gliding 28.8% to 17.2%, the cash flows support roughly EGP 43.51. Discount the hard-currency share of those same cash flows at a hard-currency cost of capital of about 11.3% and the same model produces EGP 57.86 — still -55% against today's price, but +33% above the primary reading. The market appears to be applying something at least as generous as the second view. Both are shown, and neither is hidden inside an average.</w:t>
       </w:r>
     </w:p>
     <w:p>
@@ -457,7 +457,7 @@
                 <w:color w:val="1C3A36"/>
                 <w:sz w:val="17"/>
               </w:rPr>
-              <w:t>5-year FCFF, cost of capital gliding 26.9% → 15.9%, terminal growth 7%; 84% of enterprise value comes from the terminal value</w:t>
+              <w:t>5-year FCFF, cost of capital gliding 28.8% → 17.2%, terminal growth 7%; 82% of enterprise value comes from the terminal value</w:t>
             </w:r>
           </w:p>
         </w:tc>
@@ -475,7 +475,7 @@
                 <w:color w:val="1C3A36"/>
                 <w:sz w:val="17"/>
               </w:rPr>
-              <w:t>19.64 – 101.31</w:t>
+              <w:t>16.18 – 83.80</w:t>
             </w:r>
           </w:p>
         </w:tc>
@@ -493,7 +493,7 @@
                 <w:color w:val="1C3A36"/>
                 <w:sz w:val="17"/>
               </w:rPr>
-              <w:t>52.70</w:t>
+              <w:t>43.51</w:t>
             </w:r>
           </w:p>
         </w:tc>
@@ -511,7 +511,7 @@
                 <w:color w:val="1C3A36"/>
                 <w:sz w:val="17"/>
               </w:rPr>
-              <w:t>-59%</w:t>
+              <w:t>-67%</w:t>
             </w:r>
           </w:p>
         </w:tc>
@@ -566,7 +566,7 @@
                 <w:color w:val="1C3A36"/>
                 <w:sz w:val="17"/>
               </w:rPr>
-              <w:t>59.47 – 89.90</w:t>
+              <w:t>58.20 – 88.09</w:t>
             </w:r>
           </w:p>
         </w:tc>
@@ -584,7 +584,7 @@
                 <w:color w:val="1C3A36"/>
                 <w:sz w:val="17"/>
               </w:rPr>
-              <w:t>71.64</w:t>
+              <w:t>70.15</w:t>
             </w:r>
           </w:p>
         </w:tc>
@@ -602,7 +602,7 @@
                 <w:color w:val="1C3A36"/>
                 <w:sz w:val="17"/>
               </w:rPr>
-              <w:t>-45%</w:t>
+              <w:t>-46%</w:t>
             </w:r>
           </w:p>
         </w:tc>
@@ -657,7 +657,7 @@
                 <w:color w:val="1C3A36"/>
                 <w:sz w:val="17"/>
               </w:rPr>
-              <w:t>75.73 – 125.61</w:t>
+              <w:t>76.56 – 126.96</w:t>
             </w:r>
           </w:p>
         </w:tc>
@@ -675,7 +675,7 @@
                 <w:color w:val="1C3A36"/>
                 <w:sz w:val="17"/>
               </w:rPr>
-              <w:t>97.90</w:t>
+              <w:t>98.96</w:t>
             </w:r>
           </w:p>
         </w:tc>
@@ -693,7 +693,7 @@
                 <w:color w:val="1C3A36"/>
                 <w:sz w:val="17"/>
               </w:rPr>
-              <w:t>-25%</w:t>
+              <w:t>-24%</w:t>
             </w:r>
           </w:p>
         </w:tc>
@@ -730,7 +730,7 @@
                 <w:color w:val="1C3A36"/>
                 <w:sz w:val="17"/>
               </w:rPr>
-              <w:t>justified price-to-book 1.6× on book value of 31.24/share at a sustainable return on equity of 23.5%</w:t>
+              <w:t>justified price-to-book 1.4× on book value of 31.24/share at a sustainable return on equity of 23.5%</w:t>
             </w:r>
           </w:p>
         </w:tc>
@@ -748,7 +748,7 @@
                 <w:color w:val="1C3A36"/>
                 <w:sz w:val="17"/>
               </w:rPr>
-              <w:t>36.07 – 62.90</w:t>
+              <w:t>33.36 – 55.40</w:t>
             </w:r>
           </w:p>
         </w:tc>
@@ -766,7 +766,7 @@
                 <w:color w:val="1C3A36"/>
                 <w:sz w:val="17"/>
               </w:rPr>
-              <w:t>55.90</w:t>
+              <w:t>49.21</w:t>
             </w:r>
           </w:p>
         </w:tc>
@@ -784,7 +784,7 @@
                 <w:color w:val="1C3A36"/>
                 <w:sz w:val="17"/>
               </w:rPr>
-              <w:t>-57%</w:t>
+              <w:t>-62%</w:t>
             </w:r>
           </w:p>
         </w:tc>
@@ -845,7 +845,7 @@
                 <w:color w:val="1C3A36"/>
                 <w:sz w:val="17"/>
               </w:rPr>
-              <w:t>19.64 – 101.31</w:t>
+              <w:t>16.18 – 83.80</w:t>
             </w:r>
           </w:p>
         </w:tc>
@@ -865,7 +865,7 @@
                 <w:color w:val="1C3A36"/>
                 <w:sz w:val="17"/>
               </w:rPr>
-              <w:t>52.70</w:t>
+              <w:t>43.51</w:t>
             </w:r>
           </w:p>
         </w:tc>
@@ -885,7 +885,7 @@
                 <w:color w:val="1C3A36"/>
                 <w:sz w:val="17"/>
               </w:rPr>
-              <w:t>-59%</w:t>
+              <w:t>-67%</w:t>
             </w:r>
           </w:p>
         </w:tc>
@@ -958,7 +958,7 @@
                 <w:color w:val="1C3A36"/>
                 <w:sz w:val="17"/>
               </w:rPr>
-              <w:t>66.01</w:t>
+              <w:t>60.78</w:t>
             </w:r>
           </w:p>
         </w:tc>
@@ -976,7 +976,7 @@
                 <w:color w:val="1C3A36"/>
                 <w:sz w:val="17"/>
               </w:rPr>
-              <w:t>-49%</w:t>
+              <w:t>-53%</w:t>
             </w:r>
           </w:p>
         </w:tc>
@@ -1201,7 +1201,7 @@
                 <w:color w:val="1C3A36"/>
                 <w:sz w:val="17"/>
               </w:rPr>
-              <w:t>the same cash flows with the hard-currency leg discounted at 10.1% instead of the Egyptian rate — a different view of country risk, not a fifth lens</w:t>
+              <w:t>the same cash flows with the hard-currency leg discounted at 11.3% instead of the Egyptian rate — a different view of country risk, not a fifth lens</w:t>
             </w:r>
           </w:p>
         </w:tc>
@@ -1237,7 +1237,7 @@
                 <w:color w:val="1C3A36"/>
                 <w:sz w:val="17"/>
               </w:rPr>
-              <w:t>70.85</w:t>
+              <w:t>57.86</w:t>
             </w:r>
           </w:p>
         </w:tc>
@@ -1255,7 +1255,7 @@
                 <w:color w:val="1C3A36"/>
                 <w:sz w:val="17"/>
               </w:rPr>
-              <w:t>-46%</w:t>
+              <w:t>-55%</w:t>
             </w:r>
           </w:p>
         </w:tc>
@@ -1328,7 +1328,7 @@
                 <w:color w:val="1C3A36"/>
                 <w:sz w:val="17"/>
               </w:rPr>
-              <w:t>32.63</w:t>
+              <w:t>25.23</w:t>
             </w:r>
           </w:p>
         </w:tc>
@@ -1346,7 +1346,7 @@
                 <w:color w:val="1C3A36"/>
                 <w:sz w:val="17"/>
               </w:rPr>
-              <w:t>-75%</w:t>
+              <w:t>-81%</w:t>
             </w:r>
           </w:p>
         </w:tc>
@@ -1419,7 +1419,7 @@
                 <w:color w:val="1C3A36"/>
                 <w:sz w:val="17"/>
               </w:rPr>
-              <w:t>59.17</w:t>
+              <w:t>48.70</w:t>
             </w:r>
           </w:p>
         </w:tc>
@@ -1437,7 +1437,7 @@
                 <w:color w:val="1C3A36"/>
                 <w:sz w:val="17"/>
               </w:rPr>
-              <w:t>-54%</w:t>
+              <w:t>-63%</w:t>
             </w:r>
           </w:p>
         </w:tc>
@@ -1459,7 +1459,7 @@
           <w:color w:val="6E7B77"/>
           <w:sz w:val="17"/>
         </w:rPr>
-        <w:t>The alternative readings are shown so that each genuinely contested choice carries a number the reader can see, rather than being averaged silently into the headline. They are deliberately excluded from the central because each answers a different question — which currency's cost of capital applies, which column of a risk table to use, how to sequence one line of the bridge — and blending them would hide the disagreement instead of showing it. Ranges are bear-to-bull within each lens; THE CENTRAL IS THE CASH-FLOW LENS ITSELF and its range is that same lens under its own two scenarios on one clock, not a spread across four methods. Terminal value is 84% of the discounted-cash-flow enterprise value — a high share, disclosed here and again in the bridge, and the reason the terminal assumptions are stress-tested in section 1.9.</w:t>
+        <w:t>The alternative readings are shown so that each genuinely contested choice carries a number the reader can see, rather than being averaged silently into the headline. They are deliberately excluded from the central because each answers a different question — which currency's cost of capital applies, which column of a risk table to use, how to sequence one line of the bridge — and blending them would hide the disagreement instead of showing it. Ranges are bear-to-bull within each lens; THE CENTRAL IS THE CASH-FLOW LENS ITSELF and its range is that same lens under its own two scenarios on one clock, not a spread across four methods. Terminal value is 82% of the discounted-cash-flow enterprise value — a high share, disclosed here and again in the bridge, and the reason the terminal assumptions are stress-tested in section 1.9.</w:t>
       </w:r>
     </w:p>
     <w:p>
@@ -3498,7 +3498,7 @@
                 <w:color w:val="1C3A36"/>
                 <w:sz w:val="17"/>
               </w:rPr>
-              <w:t>26.9%</w:t>
+              <w:t>28.8%</w:t>
             </w:r>
           </w:p>
         </w:tc>
@@ -3516,7 +3516,7 @@
                 <w:color w:val="1C3A36"/>
                 <w:sz w:val="17"/>
               </w:rPr>
-              <w:t>23.3%</w:t>
+              <w:t>25.0%</w:t>
             </w:r>
           </w:p>
         </w:tc>
@@ -3534,7 +3534,7 @@
                 <w:color w:val="1C3A36"/>
                 <w:sz w:val="17"/>
               </w:rPr>
-              <w:t>20.2%</w:t>
+              <w:t>21.7%</w:t>
             </w:r>
           </w:p>
         </w:tc>
@@ -3552,7 +3552,7 @@
                 <w:color w:val="1C3A36"/>
                 <w:sz w:val="17"/>
               </w:rPr>
-              <w:t>17.8%</w:t>
+              <w:t>19.2%</w:t>
             </w:r>
           </w:p>
         </w:tc>
@@ -3570,7 +3570,7 @@
                 <w:color w:val="1C3A36"/>
                 <w:sz w:val="17"/>
               </w:rPr>
-              <w:t>15.9%</w:t>
+              <w:t>17.2%</w:t>
             </w:r>
           </w:p>
         </w:tc>
@@ -3607,7 +3607,7 @@
                 <w:color w:val="1C3A36"/>
                 <w:sz w:val="17"/>
               </w:rPr>
-              <w:t>0.7877</w:t>
+              <w:t>0.7762</w:t>
             </w:r>
           </w:p>
         </w:tc>
@@ -3625,7 +3625,7 @@
                 <w:color w:val="1C3A36"/>
                 <w:sz w:val="17"/>
               </w:rPr>
-              <w:t>0.6390</w:t>
+              <w:t>0.6211</w:t>
             </w:r>
           </w:p>
         </w:tc>
@@ -3643,7 +3643,7 @@
                 <w:color w:val="1C3A36"/>
                 <w:sz w:val="17"/>
               </w:rPr>
-              <w:t>0.5316</w:t>
+              <w:t>0.5102</w:t>
             </w:r>
           </w:p>
         </w:tc>
@@ -3661,7 +3661,7 @@
                 <w:color w:val="1C3A36"/>
                 <w:sz w:val="17"/>
               </w:rPr>
-              <w:t>0.4514</w:t>
+              <w:t>0.4282</w:t>
             </w:r>
           </w:p>
         </w:tc>
@@ -3679,7 +3679,7 @@
                 <w:color w:val="1C3A36"/>
                 <w:sz w:val="17"/>
               </w:rPr>
-              <w:t>0.3893</w:t>
+              <w:t>0.3653</w:t>
             </w:r>
           </w:p>
         </w:tc>
@@ -3720,7 +3720,7 @@
                 <w:color w:val="1C3A36"/>
                 <w:sz w:val="17"/>
               </w:rPr>
-              <w:t>-3,362</w:t>
+              <w:t>-3,313</w:t>
             </w:r>
           </w:p>
         </w:tc>
@@ -3740,7 +3740,7 @@
                 <w:color w:val="1C3A36"/>
                 <w:sz w:val="17"/>
               </w:rPr>
-              <w:t>4,312</w:t>
+              <w:t>4,191</w:t>
             </w:r>
           </w:p>
         </w:tc>
@@ -3760,7 +3760,7 @@
                 <w:color w:val="1C3A36"/>
                 <w:sz w:val="17"/>
               </w:rPr>
-              <w:t>6,476</w:t>
+              <w:t>6,216</w:t>
             </w:r>
           </w:p>
         </w:tc>
@@ -3780,7 +3780,7 @@
                 <w:color w:val="1C3A36"/>
                 <w:sz w:val="17"/>
               </w:rPr>
-              <w:t>7,143</w:t>
+              <w:t>6,776</w:t>
             </w:r>
           </w:p>
         </w:tc>
@@ -3800,7 +3800,7 @@
                 <w:color w:val="1C3A36"/>
                 <w:sz w:val="17"/>
               </w:rPr>
-              <w:t>7,392</w:t>
+              <w:t>6,935</w:t>
             </w:r>
           </w:p>
         </w:tc>
@@ -3957,7 +3957,7 @@
                 <w:color w:val="1C3A36"/>
                 <w:sz w:val="16"/>
               </w:rPr>
-              <w:t>21,960</w:t>
+              <w:t>20,806</w:t>
             </w:r>
           </w:p>
         </w:tc>
@@ -4067,7 +4067,7 @@
                 <w:color w:val="1C3A36"/>
                 <w:sz w:val="16"/>
               </w:rPr>
-              <w:t>116,243</w:t>
+              <w:t>95,358</w:t>
             </w:r>
           </w:p>
         </w:tc>
@@ -4085,7 +4085,7 @@
                 <w:color w:val="1C3A36"/>
                 <w:sz w:val="16"/>
               </w:rPr>
-              <w:t>the terminal cash flow capitalised at 15.9% − 7% = 298,577, discounted at the year-5 factor 0.3893</w:t>
+              <w:t>the terminal cash flow capitalised at 17.2% − 7% = 261,042, discounted at the year-5 factor 0.3653</w:t>
             </w:r>
           </w:p>
         </w:tc>
@@ -4126,7 +4126,7 @@
                 <w:color w:val="1C3A36"/>
                 <w:sz w:val="16"/>
               </w:rPr>
-              <w:t>138,203</w:t>
+              <w:t>116,164</w:t>
             </w:r>
           </w:p>
         </w:tc>
@@ -4183,7 +4183,7 @@
                 <w:color w:val="1C3A36"/>
                 <w:sz w:val="16"/>
               </w:rPr>
-              <w:t>84%</w:t>
+              <w:t>82%</w:t>
             </w:r>
           </w:p>
         </w:tc>
@@ -4348,7 +4348,7 @@
                 <w:color w:val="1C3A36"/>
                 <w:sz w:val="16"/>
               </w:rPr>
-              <w:t>(12,036)</w:t>
+              <w:t>(9,904)</w:t>
             </w:r>
           </w:p>
         </w:tc>
@@ -4403,7 +4403,7 @@
                 <w:color w:val="1C3A36"/>
                 <w:sz w:val="16"/>
               </w:rPr>
-              <w:t>98,665</w:t>
+              <w:t>81,185</w:t>
             </w:r>
           </w:p>
         </w:tc>
@@ -4421,7 +4421,7 @@
                 <w:color w:val="1C3A36"/>
                 <w:sz w:val="16"/>
               </w:rPr>
-              <w:t>EGP 46.09 per share — dated at the audited balance-sheet date the bridge subtracts net debt at</w:t>
+              <w:t>EGP 37.92 per share — dated at the audited balance-sheet date the bridge subtracts net debt at</w:t>
             </w:r>
           </w:p>
         </w:tc>
@@ -4458,7 +4458,7 @@
                 <w:color w:val="1C3A36"/>
                 <w:sz w:val="16"/>
               </w:rPr>
-              <w:t>×1.1835</w:t>
+              <w:t>×1.1961</w:t>
             </w:r>
           </w:p>
         </w:tc>
@@ -4476,7 +4476,7 @@
                 <w:color w:val="1C3A36"/>
                 <w:sz w:val="16"/>
               </w:rPr>
-              <w:t>fair value accretes at the 28.4% cost of equity between the valuation date and the 5-Aug-2026 anchor — one date, one price of time, applied to the comparison itself</w:t>
+              <w:t>fair value accretes at the 30.4% cost of equity between the valuation date and the 5-Aug-2026 anchor — one date, one price of time, applied to the comparison itself</w:t>
             </w:r>
           </w:p>
         </w:tc>
@@ -4572,7 +4572,7 @@
                 <w:color w:val="1C3A36"/>
                 <w:sz w:val="16"/>
               </w:rPr>
-              <w:t>52.70</w:t>
+              <w:t>43.51</w:t>
             </w:r>
           </w:p>
         </w:tc>
@@ -4592,7 +4592,7 @@
                 <w:color w:val="1C3A36"/>
                 <w:sz w:val="16"/>
               </w:rPr>
-              <w:t>against a spot of 130.00 (-59%)</w:t>
+              <w:t>against a spot of 130.00 (-67%)</w:t>
             </w:r>
           </w:p>
         </w:tc>
@@ -4656,7 +4656,7 @@
           <w:color w:val="1C3A36"/>
           <w:sz w:val="21"/>
         </w:rPr>
-        <w:t>A justified price-to-book multiple is (return on equity − growth) ÷ (cost of equity − growth). It is priced at the PERPETUAL (terminal) cost of equity of 17.6% — a steady-state multiple takes a steady-state rate, not a five-year transitional one. (An earlier wording called this figure an 'average' of the two windows, which it never was; the actual average, 23.0%, is the construction behind this lens's published bear bound of 36.07.) That gives 1.6× book, or EGP 55.90 per share at the anchor. This is the weakest of the four lenses for this company and carries the lowest weight, for a specific reason: three years of currency translation have moved reported book value in ways that have little to do with the earning power of the assets, and a group whose value sits in an order book and a brand is poorly described by its balance sheet. It is retained because it is the lens that disagrees most, and a lens that only ever agrees is not doing any work.</w:t>
+        <w:t>A justified price-to-book multiple is (return on equity − growth) ÷ (cost of equity − growth). It is priced at the PERPETUAL (terminal) cost of equity of 19.1% — a steady-state multiple takes a steady-state rate, not a five-year transitional one. (An earlier wording called this figure an 'average' of the two windows, which it never was; the actual average, 24.8%, is the construction behind this lens's published bear bound of 33.36.) That gives 1.4× book, or EGP 49.21 per share at the anchor. This is the weakest of the four lenses for this company and carries the lowest weight, for a specific reason: three years of currency translation have moved reported book value in ways that have little to do with the earning power of the assets, and a group whose value sits in an order book and a brand is poorly described by its balance sheet. It is retained because it is the lens that disagrees most, and a lens that only ever agrees is not doing any work.</w:t>
       </w:r>
     </w:p>
     <w:p>
@@ -5127,7 +5127,7 @@
                 <w:color w:val="1C3A36"/>
                 <w:sz w:val="17"/>
               </w:rPr>
-              <w:t>(-950)</w:t>
+              <w:t>(-879)</w:t>
             </w:r>
           </w:p>
         </w:tc>
@@ -5182,7 +5182,7 @@
                 <w:color w:val="1C3A36"/>
                 <w:sz w:val="17"/>
               </w:rPr>
-              <w:t>71.64</w:t>
+              <w:t>70.15</w:t>
             </w:r>
           </w:p>
         </w:tc>
@@ -5200,7 +5200,7 @@
                 <w:color w:val="1C3A36"/>
                 <w:sz w:val="17"/>
               </w:rPr>
-              <w:t>bear 59.47 at 5.5× / bull 89.90 at 8.0×; rolled to the anchor date on the same two lines as the cash-flow bridge</w:t>
+              <w:t>bear 58.20 at 5.5× / bull 88.09 at 8.0×; rolled to the anchor date on the same two lines as the cash-flow bridge</w:t>
             </w:r>
           </w:p>
         </w:tc>
@@ -5222,7 +5222,7 @@
           <w:color w:val="1C3A36"/>
           <w:sz w:val="21"/>
         </w:rPr>
-        <w:t>Two things about this lens should be read before its number is. First, applying a multiple to a forecast year gives an enterprise value AS AT that year; it has to be discounted back before it can be compared with today's price. Not doing so would have produced EGP 132.76 per share instead of 71.64 — a EGP 61.11 overstatement, which an earlier draft of this study contained. Second, the justified multiple is a judgement, not a peer-derived figure.</w:t>
+        <w:t>Two things about this lens should be read before its number is. First, applying a multiple to a forecast year gives an enterprise value AS AT that year; it has to be discounted back before it can be compared with today's price. Not doing so would have produced EGP 134.15 per share instead of 70.15 — a EGP 64.00 overstatement, which an earlier draft of this study contained. Second, the justified multiple is a judgement, not a peer-derived figure.</w:t>
       </w:r>
     </w:p>
     <w:p>
@@ -5702,7 +5702,7 @@
                 <w:color w:val="1C3A36"/>
                 <w:sz w:val="17"/>
               </w:rPr>
-              <w:t>97.90</w:t>
+              <w:t>98.96</w:t>
             </w:r>
           </w:p>
         </w:tc>
@@ -5724,7 +5724,7 @@
           <w:color w:val="6E7B77"/>
           <w:sz w:val="17"/>
         </w:rPr>
-        <w:t>Bear 75.73 at 7.0× and bull 125.61 at 11.5×, both rolled to the anchor date like every other lens. Every input row is the figure the computation actually uses — the associate line is the FY2026E forecast, not the FY2025 actual. One disclosed conservatism: equity-method associate income is taxed at 24.5% inside this lens although it arrives already post-tax at the investee — worth about +0.4/share on the central if removed. The justified multiple is held well below what a comparable industrial franchise would attract in a developed market, because an Egyptian cost of equity near 28% mathematically compresses what any stream of earnings is worth.</w:t>
+        <w:t>Bear 76.56 at 7.0× and bull 126.96 at 11.5×, both rolled to the anchor date like every other lens. Every input row is the figure the computation actually uses — the associate line is the FY2026E forecast, not the FY2025 actual. One disclosed conservatism: equity-method associate income is taxed at 24.5% inside this lens although it arrives already post-tax at the investee — worth about +0.4/share on the central if removed. The justified multiple is held well below what a comparable industrial franchise would attract in a developed market, because an Egyptian cost of equity near 30% mathematically compresses what any stream of earnings is worth.</w:t>
       </w:r>
     </w:p>
     <w:p>
@@ -5973,7 +5973,7 @@
                 <w:color w:val="1C3A36"/>
                 <w:sz w:val="17"/>
               </w:rPr>
-              <w:t>19.64</w:t>
+              <w:t>16.18</w:t>
             </w:r>
           </w:p>
         </w:tc>
@@ -5991,7 +5991,7 @@
                 <w:color w:val="1C3A36"/>
                 <w:sz w:val="17"/>
               </w:rPr>
-              <w:t>52.70</w:t>
+              <w:t>43.51</w:t>
             </w:r>
           </w:p>
         </w:tc>
@@ -6009,7 +6009,7 @@
                 <w:color w:val="1C3A36"/>
                 <w:sz w:val="17"/>
               </w:rPr>
-              <w:t>101.31</w:t>
+              <w:t>83.80</w:t>
             </w:r>
           </w:p>
         </w:tc>
@@ -6045,7 +6045,7 @@
                 <w:color w:val="1C3A36"/>
                 <w:sz w:val="17"/>
               </w:rPr>
-              <w:t>-59%</w:t>
+              <w:t>-67%</w:t>
             </w:r>
           </w:p>
         </w:tc>
@@ -6082,7 +6082,7 @@
                 <w:color w:val="1C3A36"/>
                 <w:sz w:val="17"/>
               </w:rPr>
-              <w:t>59.47</w:t>
+              <w:t>58.20</w:t>
             </w:r>
           </w:p>
         </w:tc>
@@ -6100,7 +6100,7 @@
                 <w:color w:val="1C3A36"/>
                 <w:sz w:val="17"/>
               </w:rPr>
-              <w:t>71.64</w:t>
+              <w:t>70.15</w:t>
             </w:r>
           </w:p>
         </w:tc>
@@ -6118,7 +6118,7 @@
                 <w:color w:val="1C3A36"/>
                 <w:sz w:val="17"/>
               </w:rPr>
-              <w:t>89.90</w:t>
+              <w:t>88.09</w:t>
             </w:r>
           </w:p>
         </w:tc>
@@ -6154,7 +6154,7 @@
                 <w:color w:val="1C3A36"/>
                 <w:sz w:val="17"/>
               </w:rPr>
-              <w:t>-45%</w:t>
+              <w:t>-46%</w:t>
             </w:r>
           </w:p>
         </w:tc>
@@ -6191,7 +6191,7 @@
                 <w:color w:val="1C3A36"/>
                 <w:sz w:val="17"/>
               </w:rPr>
-              <w:t>75.73</w:t>
+              <w:t>76.56</w:t>
             </w:r>
           </w:p>
         </w:tc>
@@ -6209,7 +6209,7 @@
                 <w:color w:val="1C3A36"/>
                 <w:sz w:val="17"/>
               </w:rPr>
-              <w:t>97.90</w:t>
+              <w:t>98.96</w:t>
             </w:r>
           </w:p>
         </w:tc>
@@ -6227,7 +6227,7 @@
                 <w:color w:val="1C3A36"/>
                 <w:sz w:val="17"/>
               </w:rPr>
-              <w:t>125.61</w:t>
+              <w:t>126.96</w:t>
             </w:r>
           </w:p>
         </w:tc>
@@ -6263,7 +6263,7 @@
                 <w:color w:val="1C3A36"/>
                 <w:sz w:val="17"/>
               </w:rPr>
-              <w:t>-25%</w:t>
+              <w:t>-24%</w:t>
             </w:r>
           </w:p>
         </w:tc>
@@ -6300,7 +6300,7 @@
                 <w:color w:val="1C3A36"/>
                 <w:sz w:val="17"/>
               </w:rPr>
-              <w:t>36.07</w:t>
+              <w:t>33.36</w:t>
             </w:r>
           </w:p>
         </w:tc>
@@ -6318,7 +6318,7 @@
                 <w:color w:val="1C3A36"/>
                 <w:sz w:val="17"/>
               </w:rPr>
-              <w:t>55.90</w:t>
+              <w:t>49.21</w:t>
             </w:r>
           </w:p>
         </w:tc>
@@ -6336,7 +6336,7 @@
                 <w:color w:val="1C3A36"/>
                 <w:sz w:val="17"/>
               </w:rPr>
-              <w:t>62.90</w:t>
+              <w:t>55.40</w:t>
             </w:r>
           </w:p>
         </w:tc>
@@ -6372,7 +6372,7 @@
                 <w:color w:val="1C3A36"/>
                 <w:sz w:val="17"/>
               </w:rPr>
-              <w:t>-57%</w:t>
+              <w:t>-62%</w:t>
             </w:r>
           </w:p>
         </w:tc>
@@ -6413,7 +6413,7 @@
                 <w:color w:val="1C3A36"/>
                 <w:sz w:val="17"/>
               </w:rPr>
-              <w:t>19.64</w:t>
+              <w:t>16.18</w:t>
             </w:r>
           </w:p>
         </w:tc>
@@ -6433,7 +6433,7 @@
                 <w:color w:val="1C3A36"/>
                 <w:sz w:val="17"/>
               </w:rPr>
-              <w:t>52.70</w:t>
+              <w:t>43.51</w:t>
             </w:r>
           </w:p>
         </w:tc>
@@ -6453,7 +6453,7 @@
                 <w:color w:val="1C3A36"/>
                 <w:sz w:val="17"/>
               </w:rPr>
-              <w:t>101.31</w:t>
+              <w:t>83.80</w:t>
             </w:r>
           </w:p>
         </w:tc>
@@ -6493,7 +6493,7 @@
                 <w:color w:val="1C3A36"/>
                 <w:sz w:val="17"/>
               </w:rPr>
-              <w:t>-59%</w:t>
+              <w:t>-67%</w:t>
             </w:r>
           </w:p>
         </w:tc>
@@ -6547,7 +6547,7 @@
                 <w:color w:val="1C3A36"/>
                 <w:sz w:val="17"/>
               </w:rPr>
-              <w:t>66.01</w:t>
+              <w:t>60.78</w:t>
             </w:r>
           </w:p>
         </w:tc>
@@ -6600,7 +6600,7 @@
                 <w:color w:val="1C3A36"/>
                 <w:sz w:val="17"/>
               </w:rPr>
-              <w:t>-49%</w:t>
+              <w:t>-53%</w:t>
             </w:r>
           </w:p>
         </w:tc>
@@ -6622,7 +6622,7 @@
           <w:color w:val="1C3A36"/>
           <w:sz w:val="21"/>
         </w:rPr>
-        <w:t>The four lenses do not agree, and the disagreement is informative rather than embarrassing. The two lenses that look at earnings — relative multiples and normalised earnings power — land near or slightly above the market price. The two that discount cash or capital at an Egyptian cost of capital land well below it. This is the same disagreement in two forms: a multiple imported from a market with a low cost of capital implicitly assumes a low cost of capital, and a discounted model applied with an Egyptian one does not. THE CENTRAL DOES NOT SIT BETWEEN THEM: it is the cash-flow lens itself at EGP 52.70, and the market-anchored reads are published beside it at their own values so a reader can judge the disagreement rather than receive a number in which it has already been settled by a weight. An earlier edition did settle it that way and reported EGP 66.01, -49% against the price where this study holds -59%.</w:t>
+        <w:t>The four lenses do not agree, and the disagreement is informative rather than embarrassing. The two lenses that look at earnings — relative multiples and normalised earnings power — land near or slightly above the market price. The two that discount cash or capital at an Egyptian cost of capital land well below it. This is the same disagreement in two forms: a multiple imported from a market with a low cost of capital implicitly assumes a low cost of capital, and a discounted model applied with an Egyptian one does not. THE CENTRAL DOES NOT SIT BETWEEN THEM: it is the cash-flow lens itself at EGP 43.51, and the market-anchored reads are published beside it at their own values so a reader can judge the disagreement rather than receive a number in which it has already been settled by a weight. An earlier edition did settle it that way and reported EGP 60.78, -53% against the price where this study holds -67%.</w:t>
       </w:r>
     </w:p>
     <w:p>
@@ -11393,7 +11393,7 @@
           <w:color w:val="1C3A36"/>
           <w:sz w:val="21"/>
         </w:rPr>
-        <w:t>The model holds this ratio near 19.9% of revenue, the FY2025 disclosed level. That single assumption is worth a great deal: every percentage point of revenue added to or removed from working-capital intensity is worth roughly EGP 2.32-2.49 per share (the local slope at the base and the average across the tested 17-23% span). If the group converts working capital further — collecting faster, or pushing more of the funding onto suppliers and customers — the cash-flow model reprices sharply upward. If FY2025's improvement reverses, it reprices down just as fast.</w:t>
+        <w:t>The model holds this ratio near 19.9% of revenue, the FY2025 disclosed level. That single assumption is worth a great deal: every percentage point of revenue added to or removed from working-capital intensity is worth roughly EGP 2.18-2.33 per share (the local slope at the base and the average across the tested 17-23% span). If the group converts working capital further — collecting faster, or pushing more of the funding onto suppliers and customers — the cash-flow model reprices sharply upward. If FY2025's improvement reverses, it reprices down just as fast.</w:t>
       </w:r>
     </w:p>
     <w:p>
@@ -11780,7 +11780,7 @@
                 <w:color w:val="1C3A36"/>
                 <w:sz w:val="16"/>
               </w:rPr>
-              <w:t>1.009</w:t>
+              <w:t>1.225</w:t>
             </w:r>
           </w:p>
         </w:tc>
@@ -11798,7 +11798,7 @@
                 <w:color w:val="1C3A36"/>
                 <w:sz w:val="16"/>
               </w:rPr>
-              <w:t>1.009</w:t>
+              <w:t>1.225</w:t>
             </w:r>
           </w:p>
         </w:tc>
@@ -11816,7 +11816,7 @@
                 <w:color w:val="1C3A36"/>
                 <w:sz w:val="16"/>
               </w:rPr>
-              <w:t>own-stock weekly regression against a 31-name equal-weight local composite over five years: R-squared 0.291, n = 258, standard error 0.098, 90% interval [0.85, 1.17]</w:t>
+              <w:t>own-stock weekly regression against a 31-name equal-weight local composite over five years: R-squared 0.368, n = 256, standard error 0.170, 90% interval [0.95, 1.50]</w:t>
             </w:r>
           </w:p>
         </w:tc>
@@ -11926,7 +11926,7 @@
                 <w:color w:val="1C3A36"/>
                 <w:sz w:val="16"/>
               </w:rPr>
-              <w:t>28.4%</w:t>
+              <w:t>30.4%</w:t>
             </w:r>
           </w:p>
         </w:tc>
@@ -11944,7 +11944,7 @@
                 <w:color w:val="1C3A36"/>
                 <w:sz w:val="16"/>
               </w:rPr>
-              <w:t>17.6%</w:t>
+              <w:t>19.1%</w:t>
             </w:r>
           </w:p>
         </w:tc>
@@ -12225,7 +12225,7 @@
                 <w:color w:val="1C3A36"/>
                 <w:sz w:val="16"/>
               </w:rPr>
-              <w:t>26.9%</w:t>
+              <w:t>28.8%</w:t>
             </w:r>
           </w:p>
         </w:tc>
@@ -12243,7 +12243,7 @@
                 <w:color w:val="1C3A36"/>
                 <w:sz w:val="16"/>
               </w:rPr>
-              <w:t>15.9%</w:t>
+              <w:t>17.2%</w:t>
             </w:r>
           </w:p>
         </w:tc>
@@ -12676,7 +12676,7 @@
                 <w:color w:val="1C3A36"/>
                 <w:sz w:val="16"/>
               </w:rPr>
-              <w:t>The rating basis from the same published table: spread 6.4%, premium 13.9%, cost of equity 30.0%</w:t>
+              <w:t>The rating basis from the same published table: spread 6.4%, premium 13.9%, cost of equity 33.0%</w:t>
             </w:r>
           </w:p>
         </w:tc>
@@ -12694,7 +12694,7 @@
                 <w:color w:val="1C3A36"/>
                 <w:sz w:val="16"/>
               </w:rPr>
-              <w:t>EGP 32.63 (against 52.70)</w:t>
+              <w:t>EGP 25.23 (against 43.51)</w:t>
             </w:r>
           </w:p>
         </w:tc>
@@ -12712,7 +12712,7 @@
                 <w:color w:val="1C3A36"/>
                 <w:sz w:val="16"/>
               </w:rPr>
-              <w:t>Both are columns of the same published source. The market-observed basis is preferred to the agency-rating basis, which lags. This is the single largest open question in the cost of capital and the alternative is worth roughly 20.06 per share</w:t>
+              <w:t>Both are columns of the same published source. The market-observed basis is preferred to the agency-rating basis, which lags. This is the single largest open question in the cost of capital and the alternative is worth roughly 18.28 per share</w:t>
             </w:r>
           </w:p>
         </w:tc>
@@ -12767,7 +12767,7 @@
                 <w:color w:val="1C3A36"/>
                 <w:sz w:val="16"/>
               </w:rPr>
-              <w:t>EGP 59.17 (6.47)</w:t>
+              <w:t>EGP 48.70 (5.19)</w:t>
             </w:r>
           </w:p>
         </w:tc>
@@ -12822,7 +12822,7 @@
                 <w:color w:val="1C3A36"/>
                 <w:sz w:val="16"/>
               </w:rPr>
-              <w:t>On gross debt (18.3% weight, cost of capital 24.5%)</w:t>
+              <w:t>On gross debt (18.3% weight, cost of capital 26.2%)</w:t>
             </w:r>
           </w:p>
         </w:tc>
@@ -12913,7 +12913,7 @@
                 <w:color w:val="1C3A36"/>
                 <w:sz w:val="16"/>
               </w:rPr>
-              <w:t>EGP 52.45 (-0.25)</w:t>
+              <w:t>EGP 43.30 (-0.21)</w:t>
             </w:r>
           </w:p>
         </w:tc>
@@ -13099,7 +13099,7 @@
           <w:color w:val="6E7B77"/>
           <w:sz w:val="17"/>
         </w:rPr>
-        <w:t>The rating-basis column is the one most often raised against this study. It is not a correction to an error — both bases are published by the same source and both appear in this study's input register — but it is a material choice, and at EGP 32.63 the alternative sits well below the primary. A reader who prefers agency ratings to market spreads should use that number. (A July-2026 refresh of the same file reportedly lifts the rating-basis premium by roughly one point, making that alternative slightly more adverse still; the CDS-basis primary reproduces almost unchanged from the July parameters.)</w:t>
+        <w:t>The rating-basis column is the one most often raised against this study. It is not a correction to an error — both bases are published by the same source and both appear in this study's input register — but it is a material choice, and at EGP 25.23 the alternative sits well below the primary. A reader who prefers agency ratings to market spreads should use that number. (A July-2026 refresh of the same file reportedly lifts the rating-basis premium by roughly one point, making that alternative slightly more adverse still; the CDS-basis primary reproduces almost unchanged from the July parameters.)</w:t>
       </w:r>
     </w:p>
     <w:p>
@@ -13249,7 +13249,7 @@
                 <w:color w:val="1C3A36"/>
                 <w:sz w:val="16"/>
               </w:rPr>
-              <w:t>23.9%</w:t>
+              <w:t>25.8%</w:t>
             </w:r>
           </w:p>
         </w:tc>
@@ -13268,7 +13268,7 @@
                 <w:color w:val="1C3A36"/>
                 <w:sz w:val="16"/>
               </w:rPr>
-              <w:t>25.4%</w:t>
+              <w:t>27.3%</w:t>
             </w:r>
           </w:p>
         </w:tc>
@@ -13287,7 +13287,7 @@
                 <w:color w:val="1C3A36"/>
                 <w:sz w:val="16"/>
               </w:rPr>
-              <w:t>26.9%</w:t>
+              <w:t>28.8%</w:t>
             </w:r>
           </w:p>
         </w:tc>
@@ -13306,7 +13306,7 @@
                 <w:color w:val="1C3A36"/>
                 <w:sz w:val="16"/>
               </w:rPr>
-              <w:t>28.4%</w:t>
+              <w:t>30.3%</w:t>
             </w:r>
           </w:p>
         </w:tc>
@@ -13325,7 +13325,7 @@
                 <w:color w:val="1C3A36"/>
                 <w:sz w:val="16"/>
               </w:rPr>
-              <w:t>29.9%</w:t>
+              <w:t>31.8%</w:t>
             </w:r>
           </w:p>
         </w:tc>
@@ -13344,7 +13344,7 @@
                 <w:color w:val="1C3A36"/>
                 <w:sz w:val="16"/>
               </w:rPr>
-              <w:t>terminal 13.9%</w:t>
+              <w:t>terminal 15.2%</w:t>
             </w:r>
           </w:p>
         </w:tc>
@@ -13362,7 +13362,7 @@
                 <w:color w:val="1C3A36"/>
                 <w:sz w:val="16"/>
               </w:rPr>
-              <w:t>85.85</w:t>
+              <w:t>68.64</w:t>
             </w:r>
           </w:p>
         </w:tc>
@@ -13380,7 +13380,7 @@
                 <w:color w:val="1C3A36"/>
                 <w:sz w:val="16"/>
               </w:rPr>
-              <w:t>83.29</w:t>
+              <w:t>66.58</w:t>
             </w:r>
           </w:p>
         </w:tc>
@@ -13398,7 +13398,7 @@
                 <w:color w:val="1C3A36"/>
                 <w:sz w:val="16"/>
               </w:rPr>
-              <w:t>80.82</w:t>
+              <w:t>64.58</w:t>
             </w:r>
           </w:p>
         </w:tc>
@@ -13416,7 +13416,7 @@
                 <w:color w:val="1C3A36"/>
                 <w:sz w:val="16"/>
               </w:rPr>
-              <w:t>78.44</w:t>
+              <w:t>62.65</w:t>
             </w:r>
           </w:p>
         </w:tc>
@@ -13434,7 +13434,7 @@
                 <w:color w:val="1C3A36"/>
                 <w:sz w:val="16"/>
               </w:rPr>
-              <w:t>76.14</w:t>
+              <w:t>60.79</w:t>
             </w:r>
           </w:p>
         </w:tc>
@@ -13453,7 +13453,7 @@
                 <w:color w:val="1C3A36"/>
                 <w:sz w:val="16"/>
               </w:rPr>
-              <w:t>terminal 14.9%</w:t>
+              <w:t>terminal 16.2%</w:t>
             </w:r>
           </w:p>
         </w:tc>
@@ -13471,7 +13471,7 @@
                 <w:color w:val="1C3A36"/>
                 <w:sz w:val="16"/>
               </w:rPr>
-              <w:t>73.54</w:t>
+              <w:t>59.93</w:t>
             </w:r>
           </w:p>
         </w:tc>
@@ -13489,7 +13489,7 @@
                 <w:color w:val="1C3A36"/>
                 <w:sz w:val="16"/>
               </w:rPr>
-              <w:t>71.32</w:t>
+              <w:t>58.10</w:t>
             </w:r>
           </w:p>
         </w:tc>
@@ -13507,7 +13507,7 @@
                 <w:color w:val="1C3A36"/>
                 <w:sz w:val="16"/>
               </w:rPr>
-              <w:t>69.18</w:t>
+              <w:t>56.33</w:t>
             </w:r>
           </w:p>
         </w:tc>
@@ -13525,7 +13525,7 @@
                 <w:color w:val="1C3A36"/>
                 <w:sz w:val="16"/>
               </w:rPr>
-              <w:t>67.11</w:t>
+              <w:t>54.63</w:t>
             </w:r>
           </w:p>
         </w:tc>
@@ -13543,7 +13543,7 @@
                 <w:color w:val="1C3A36"/>
                 <w:sz w:val="16"/>
               </w:rPr>
-              <w:t>65.11</w:t>
+              <w:t>52.98</w:t>
             </w:r>
           </w:p>
         </w:tc>
@@ -13562,7 +13562,7 @@
                 <w:color w:val="1C3A36"/>
                 <w:sz w:val="16"/>
               </w:rPr>
-              <w:t>terminal 15.9%</w:t>
+              <w:t>terminal 17.2%</w:t>
             </w:r>
           </w:p>
         </w:tc>
@@ -13580,7 +13580,7 @@
                 <w:color w:val="1C3A36"/>
                 <w:sz w:val="16"/>
               </w:rPr>
-              <w:t>64.00</w:t>
+              <w:t>52.93</w:t>
             </w:r>
           </w:p>
         </w:tc>
@@ -13598,7 +13598,7 @@
                 <w:color w:val="1C3A36"/>
                 <w:sz w:val="16"/>
               </w:rPr>
-              <w:t>62.04</w:t>
+              <w:t>51.29</w:t>
             </w:r>
           </w:p>
         </w:tc>
@@ -13616,7 +13616,7 @@
                 <w:color w:val="1C3A36"/>
                 <w:sz w:val="16"/>
               </w:rPr>
-              <w:t>60.15</w:t>
+              <w:t>49.71</w:t>
             </w:r>
           </w:p>
         </w:tc>
@@ -13634,7 +13634,7 @@
                 <w:color w:val="1C3A36"/>
                 <w:sz w:val="16"/>
               </w:rPr>
-              <w:t>58.32</w:t>
+              <w:t>48.18</w:t>
             </w:r>
           </w:p>
         </w:tc>
@@ -13652,7 +13652,7 @@
                 <w:color w:val="1C3A36"/>
                 <w:sz w:val="16"/>
               </w:rPr>
-              <w:t>56.56</w:t>
+              <w:t>46.70</w:t>
             </w:r>
           </w:p>
         </w:tc>
@@ -13671,7 +13671,7 @@
                 <w:color w:val="1C3A36"/>
                 <w:sz w:val="16"/>
               </w:rPr>
-              <w:t>terminal 16.9%</w:t>
+              <w:t>terminal 18.2%</w:t>
             </w:r>
           </w:p>
         </w:tc>
@@ -13689,7 +13689,7 @@
                 <w:color w:val="1C3A36"/>
                 <w:sz w:val="16"/>
               </w:rPr>
-              <w:t>56.38</w:t>
+              <w:t>47.19</w:t>
             </w:r>
           </w:p>
         </w:tc>
@@ -13707,7 +13707,7 @@
                 <w:color w:val="1C3A36"/>
                 <w:sz w:val="16"/>
               </w:rPr>
-              <w:t>54.63</w:t>
+              <w:t>45.70</w:t>
             </w:r>
           </w:p>
         </w:tc>
@@ -13725,7 +13725,7 @@
                 <w:color w:val="1C3A36"/>
                 <w:sz w:val="16"/>
               </w:rPr>
-              <w:t>52.94</w:t>
+              <w:t>44.27</w:t>
             </w:r>
           </w:p>
         </w:tc>
@@ -13743,7 +13743,7 @@
                 <w:color w:val="1C3A36"/>
                 <w:sz w:val="16"/>
               </w:rPr>
-              <w:t>51.31</w:t>
+              <w:t>42.88</w:t>
             </w:r>
           </w:p>
         </w:tc>
@@ -13761,7 +13761,7 @@
                 <w:color w:val="1C3A36"/>
                 <w:sz w:val="16"/>
               </w:rPr>
-              <w:t>49.74</w:t>
+              <w:t>41.54</w:t>
             </w:r>
           </w:p>
         </w:tc>
@@ -13780,7 +13780,7 @@
                 <w:color w:val="1C3A36"/>
                 <w:sz w:val="16"/>
               </w:rPr>
-              <w:t>terminal 17.9%</w:t>
+              <w:t>terminal 19.2%</w:t>
             </w:r>
           </w:p>
         </w:tc>
@@ -13798,7 +13798,7 @@
                 <w:color w:val="1C3A36"/>
                 <w:sz w:val="16"/>
               </w:rPr>
-              <w:t>50.17</w:t>
+              <w:t>42.39</w:t>
             </w:r>
           </w:p>
         </w:tc>
@@ -13816,7 +13816,7 @@
                 <w:color w:val="1C3A36"/>
                 <w:sz w:val="16"/>
               </w:rPr>
-              <w:t>48.59</w:t>
+              <w:t>41.03</w:t>
             </w:r>
           </w:p>
         </w:tc>
@@ -13834,7 +13834,7 @@
                 <w:color w:val="1C3A36"/>
                 <w:sz w:val="16"/>
               </w:rPr>
-              <w:t>47.06</w:t>
+              <w:t>39.72</w:t>
             </w:r>
           </w:p>
         </w:tc>
@@ -13852,7 +13852,7 @@
                 <w:color w:val="1C3A36"/>
                 <w:sz w:val="16"/>
               </w:rPr>
-              <w:t>45.59</w:t>
+              <w:t>38.46</w:t>
             </w:r>
           </w:p>
         </w:tc>
@@ -13870,7 +13870,7 @@
                 <w:color w:val="1C3A36"/>
                 <w:sz w:val="16"/>
               </w:rPr>
-              <w:t>44.17</w:t>
+              <w:t>37.24</w:t>
             </w:r>
           </w:p>
         </w:tc>
@@ -14051,7 +14051,7 @@
                 <w:color w:val="1C3A36"/>
                 <w:sz w:val="17"/>
               </w:rPr>
-              <w:t>45.99 – 93.45</w:t>
+              <w:t>46.50 – 94.47</w:t>
             </w:r>
           </w:p>
         </w:tc>
@@ -14069,7 +14069,7 @@
                 <w:color w:val="1C3A36"/>
                 <w:sz w:val="17"/>
               </w:rPr>
-              <w:t>47.46</w:t>
+              <w:t>47.96</w:t>
             </w:r>
           </w:p>
         </w:tc>
@@ -14124,7 +14124,7 @@
                 <w:color w:val="1C3A36"/>
                 <w:sz w:val="17"/>
               </w:rPr>
-              <w:t>50.79 – 66.02</w:t>
+              <w:t>42.08 – 53.56</w:t>
             </w:r>
           </w:p>
         </w:tc>
@@ -14142,7 +14142,7 @@
                 <w:color w:val="1C3A36"/>
                 <w:sz w:val="17"/>
               </w:rPr>
-              <w:t>15.23</w:t>
+              <w:t>11.49</w:t>
             </w:r>
           </w:p>
         </w:tc>
@@ -14197,7 +14197,7 @@
                 <w:color w:val="1C3A36"/>
                 <w:sz w:val="17"/>
               </w:rPr>
-              <w:t>29.48 – 75.91</w:t>
+              <w:t>23.18 – 63.84</w:t>
             </w:r>
           </w:p>
         </w:tc>
@@ -14215,7 +14215,7 @@
                 <w:color w:val="1C3A36"/>
                 <w:sz w:val="17"/>
               </w:rPr>
-              <w:t>46.43</w:t>
+              <w:t>40.67</w:t>
             </w:r>
           </w:p>
         </w:tc>
@@ -14270,7 +14270,7 @@
                 <w:color w:val="1C3A36"/>
                 <w:sz w:val="17"/>
               </w:rPr>
-              <w:t>49.84 – 55.55</w:t>
+              <w:t>41.36 – 45.66</w:t>
             </w:r>
           </w:p>
         </w:tc>
@@ -14288,7 +14288,7 @@
                 <w:color w:val="1C3A36"/>
                 <w:sz w:val="17"/>
               </w:rPr>
-              <w:t>5.71</w:t>
+              <w:t>4.31</w:t>
             </w:r>
           </w:p>
         </w:tc>
@@ -14343,7 +14343,7 @@
                 <w:color w:val="1C3A36"/>
                 <w:sz w:val="17"/>
               </w:rPr>
-              <w:t>44.99 – 59.91</w:t>
+              <w:t>36.28 – 50.27</w:t>
             </w:r>
           </w:p>
         </w:tc>
@@ -14361,7 +14361,7 @@
                 <w:color w:val="1C3A36"/>
                 <w:sz w:val="17"/>
               </w:rPr>
-              <w:t>14.91</w:t>
+              <w:t>13.99</w:t>
             </w:r>
           </w:p>
         </w:tc>
@@ -14416,7 +14416,7 @@
                 <w:color w:val="1C3A36"/>
                 <w:sz w:val="17"/>
               </w:rPr>
-              <w:t>49.62 – 70.36</w:t>
+              <w:t>40.98 – 58.17</w:t>
             </w:r>
           </w:p>
         </w:tc>
@@ -14434,7 +14434,7 @@
                 <w:color w:val="1C3A36"/>
                 <w:sz w:val="17"/>
               </w:rPr>
-              <w:t>20.74</w:t>
+              <w:t>17.19</w:t>
             </w:r>
           </w:p>
         </w:tc>
@@ -14489,7 +14489,7 @@
                 <w:color w:val="1C3A36"/>
                 <w:sz w:val="17"/>
               </w:rPr>
-              <w:t>52.50 – 60.15</w:t>
+              <w:t>45.05 – 49.71</w:t>
             </w:r>
           </w:p>
         </w:tc>
@@ -14507,7 +14507,7 @@
                 <w:color w:val="1C3A36"/>
                 <w:sz w:val="17"/>
               </w:rPr>
-              <w:t>7.65</w:t>
+              <w:t>4.66</w:t>
             </w:r>
           </w:p>
         </w:tc>
@@ -14543,7 +14543,7 @@
           <w:color w:val="1C3A36"/>
           <w:sz w:val="21"/>
         </w:rPr>
-        <w:t>The beta deserves a note. At 1.009 with an R-squared of 0.291 over 258 weekly observations and a standard error of 0.098, this is a well-identified estimate by the standards of this market — the 90% interval spans [0.85, 1.17], comfortably narrower than twice the point estimate, so it is not flagged as a weak instrument. It is also economically sensible: the largest industrial constituent of an index should have a beta near one. A defensive-staple prior of 0.6–0.9 and a cyclical prior of 1.0–1.5 bracket it, and a diversified industrial with a contracting arm belongs in the second.</w:t>
+        <w:t>The beta deserves a note. At 1.225 with an R-squared of 0.368 over 256 weekly observations and a standard error of 0.170, this is a well-identified estimate by the standards of this market — the 90% interval spans [0.95, 1.50], comfortably narrower than twice the point estimate, so it is not flagged as a weak instrument. It is also economically sensible: the largest industrial constituent of an index should have a beta near one. A defensive-staple prior of 0.6–0.9 and a cyclical prior of 1.0–1.5 bracket it, and a diversified industrial with a contracting arm belongs in the second.</w:t>
       </w:r>
     </w:p>
     <w:p>
@@ -15336,7 +15336,7 @@
           <w:color w:val="6E7B77"/>
           <w:sz w:val="17"/>
         </w:rPr>
-        <w:t>Figure 5 — the forward price cone to three months. The dashed brass line is the fundamental central estimate of 52.70; the dotted line is the spot of 130.00.</w:t>
+        <w:t>Figure 5 — the forward price cone to three months. The dashed brass line is the fundamental central estimate of 43.51; the dotted line is the spot of 130.00.</w:t>
       </w:r>
     </w:p>
     <w:p>
@@ -16359,7 +16359,7 @@
                 <w:color w:val="1C3A36"/>
                 <w:sz w:val="17"/>
               </w:rPr>
-              <w:t>EGP 52.70 central, -59% against the market</w:t>
+              <w:t>EGP 43.51 central, -67% against the market</w:t>
             </w:r>
           </w:p>
         </w:tc>
@@ -16414,7 +16414,7 @@
                 <w:color w:val="1C3A36"/>
                 <w:sz w:val="17"/>
               </w:rPr>
-              <w:t>EGP 52.70, -59%</w:t>
+              <w:t>EGP 43.51, -67%</w:t>
             </w:r>
           </w:p>
         </w:tc>
@@ -16432,7 +16432,7 @@
                 <w:color w:val="1C3A36"/>
                 <w:sz w:val="17"/>
               </w:rPr>
-              <w:t>a cost of capital gliding 26.9% to 15.9%</w:t>
+              <w:t>a cost of capital gliding 28.8% to 17.2%</w:t>
             </w:r>
           </w:p>
         </w:tc>
@@ -16469,7 +16469,7 @@
                 <w:color w:val="1C3A36"/>
                 <w:sz w:val="17"/>
               </w:rPr>
-              <w:t>EGP 70.85, -46%</w:t>
+              <w:t>EGP 57.86, -55%</w:t>
             </w:r>
           </w:p>
         </w:tc>
@@ -16487,7 +16487,7 @@
                 <w:color w:val="1C3A36"/>
                 <w:sz w:val="17"/>
               </w:rPr>
-              <w:t>the hard-currency cash-flow leg discounted at about 10.1%</w:t>
+              <w:t>the hard-currency cash-flow leg discounted at about 11.3%</w:t>
             </w:r>
           </w:p>
         </w:tc>
@@ -16524,7 +16524,7 @@
                 <w:color w:val="1C3A36"/>
                 <w:sz w:val="17"/>
               </w:rPr>
-              <w:t>EGP 71.64, -45%</w:t>
+              <w:t>EGP 70.15, -46%</w:t>
             </w:r>
           </w:p>
         </w:tc>
@@ -16688,7 +16688,7 @@
           <w:color w:val="1C3A36"/>
           <w:sz w:val="21"/>
         </w:rPr>
-        <w:t>Our own weighting sits closer to the conservative end because the shares are bought and sold in Egyptian pounds on an Egyptian exchange, the dividends are paid in Egyptian pounds, and the ability of a foreign shareholder to realise value depends on Egyptian capital-account conditions. That is a real risk and it belongs in the discount rate. But a reader who believes that convertibility is not the binding constraint, and that the hard-currency earnings should be valued as hard-currency earnings, will reach a materially higher number using the same cash-flow forecasts — EGP 70.85 on the alternative shown. Neither reader is being unreasonable, and this study declines to hide that behind a single figure.</w:t>
+        <w:t>Our own weighting sits closer to the conservative end because the shares are bought and sold in Egyptian pounds on an Egyptian exchange, the dividends are paid in Egyptian pounds, and the ability of a foreign shareholder to realise value depends on Egyptian capital-account conditions. That is a real risk and it belongs in the discount rate. But a reader who believes that convertibility is not the binding constraint, and that the hard-currency earnings should be valued as hard-currency earnings, will reach a materially higher number using the same cash-flow forecasts — EGP 57.86 on the alternative shown. Neither reader is being unreasonable, and this study declines to hide that behind a single figure.</w:t>
       </w:r>
     </w:p>
     <w:p>
@@ -17562,7 +17562,7 @@
                 <w:color w:val="1C3A36"/>
                 <w:sz w:val="17"/>
               </w:rPr>
-              <w:t>52.70</w:t>
+              <w:t>43.51</w:t>
             </w:r>
           </w:p>
         </w:tc>
@@ -18350,7 +18350,7 @@
           <w:color w:val="1C3A36"/>
           <w:sz w:val="21"/>
         </w:rPr>
-        <w:t>The cash-flow model is constructed at 31 December 2025 (the audited balance-sheet date); every lens value is rolled 246/365 of a year to the 3-Sep-2026 anchor at the 28.4% cost of equity less the EGP 1.85 dividend paid in the window — worth about +8.46 gross on the primary lens. An earlier revision omitted this roll and compared a 31-Dec-2025 value directly to the August price; an external review flagged it, correctly.</w:t>
+        <w:t>The cash-flow model is constructed at 31 December 2025 (the audited balance-sheet date); every lens value is rolled 246/365 of a year to the 3-Sep-2026 anchor at the 30.4% cost of equity less the EGP 1.85 dividend paid in the window — worth about +7.44 gross on the primary lens. An earlier revision omitted this roll and compared a 31-Dec-2025 value directly to the August price; an external review flagged it, correctly.</w:t>
       </w:r>
     </w:p>
     <w:p>
@@ -18371,7 +18371,7 @@
           <w:color w:val="1C3A36"/>
           <w:sz w:val="21"/>
         </w:rPr>
-        <w:t>84% of the enterprise value comes from the terminal value. This is disclosed in the summary table, in the bridge and here. It is a consequence of a high discount rate applied to a business still growing fast — the explicit years are heavily discounted, so the perpetuity carries the weight. The terminal assumptions are stressed across cost of capital, growth and return on invested capital in section 1.9.</w:t>
+        <w:t>82% of the enterprise value comes from the terminal value. This is disclosed in the summary table, in the bridge and here. It is a consequence of a high discount rate applied to a business still growing fast — the explicit years are heavily discounted, so the perpetuity carries the weight. The terminal assumptions are stressed across cost of capital, growth and return on invested capital in section 1.9.</w:t>
       </w:r>
     </w:p>
     <w:p>
@@ -18413,7 +18413,7 @@
           <w:color w:val="1C3A36"/>
           <w:sz w:val="21"/>
         </w:rPr>
-        <w:t>Our primary construction charges the full Egyptian equity risk premium to a company earning just over half its money on a hard-currency-linked basis. The alternative construction gives EGP 70.85. We have chosen the conservative reading and shown the other in full rather than splitting the difference silently.</w:t>
+        <w:t>Our primary construction charges the full Egyptian equity risk premium to a company earning just over half its money on a hard-currency-linked basis. The alternative construction gives EGP 57.86. We have chosen the conservative reading and shown the other in full rather than splitting the difference silently.</w:t>
       </w:r>
     </w:p>
     <w:p>
@@ -18455,7 +18455,7 @@
           <w:color w:val="1C3A36"/>
           <w:sz w:val="21"/>
         </w:rPr>
-        <w:t>Minorities take 9.7% of group profit but only 7.1% of book equity. Charging them the profit share removes EGP 12,036mn (5.62 per share) from the equity value — EGP 3.23 per share MORE than deducting the audited book value of 5,119mn would (an earlier wording conflated the total charge with the excess; this states both). It is also the internally consistent choice: this study values the group's equity at 1.6× book, so valuing the minorities' stake at 1.0× book while valuing everyone else's above it would apply two different standards to the same subsidiaries.</w:t>
+        <w:t>Minorities take 9.7% of group profit but only 7.1% of book equity. Charging them the profit share removes EGP 9,904mn (4.63 per share) from the equity value — EGP 2.23 per share MORE than deducting the audited book value of 5,119mn would (an earlier wording conflated the total charge with the excess; this states both). It is also the internally consistent choice: this study values the group's equity at 1.4× book, so valuing the minorities' stake at 1.0× book while valuing everyone else's above it would apply two different standards to the same subsidiaries.</w:t>
       </w:r>
     </w:p>
     <w:p>
@@ -24261,7 +24261,7 @@
                 <w:color w:val="1C3A36"/>
                 <w:sz w:val="16"/>
               </w:rPr>
-              <w:t>the exchange-rate sensitivity spans 15.23 per share</w:t>
+              <w:t>the exchange-rate sensitivity spans 11.49 per share</w:t>
             </w:r>
           </w:p>
         </w:tc>
@@ -24316,7 +24316,7 @@
                 <w:color w:val="1C3A36"/>
                 <w:sz w:val="16"/>
               </w:rPr>
-              <w:t>the explicit-against-terminal grid spans 41.68 per share</w:t>
+              <w:t>the explicit-against-terminal grid spans 31.41 per share</w:t>
             </w:r>
           </w:p>
         </w:tc>
@@ -24371,7 +24371,7 @@
                 <w:color w:val="1C3A36"/>
                 <w:sz w:val="16"/>
               </w:rPr>
-              <w:t>14.91 per share across the tested range</w:t>
+              <w:t>13.99 per share across the tested range</w:t>
             </w:r>
           </w:p>
         </w:tc>
@@ -24426,7 +24426,7 @@
                 <w:color w:val="1C3A36"/>
                 <w:sz w:val="16"/>
               </w:rPr>
-              <w:t>46.43 per share across ±2 percentage points</w:t>
+              <w:t>40.67 per share across ±2 percentage points</w:t>
             </w:r>
           </w:p>
         </w:tc>
@@ -24481,7 +24481,7 @@
                 <w:color w:val="1C3A36"/>
                 <w:sz w:val="16"/>
               </w:rPr>
-              <w:t>20.74 per share across the tested range</w:t>
+              <w:t>17.19 per share across the tested range</w:t>
             </w:r>
           </w:p>
         </w:tc>
@@ -24765,7 +24765,7 @@
           <w:color w:val="1C3A36"/>
           <w:sz w:val="21"/>
         </w:rPr>
-        <w:t>Three valuation approaches are run against the same disclosed facts by three notional experts, each committed to a different method and each required to state what would prove them wrong. They are not asked to agree, and they do not. Two dating and independence notes, stated up front: every panel figure is rolled to the 5-Aug-2026 anchor exactly as the four lenses are; and Expert 1 deliberately runs the SAME kind of earnings-power question as section 1.4 with different persona choices — FY2028-scale earnings at 9.5× against the lens's current-scale earnings at 9.0× — which is why the two land 151.42 and 97.90 respectively. The divergence is the persona doing what it says (no time-value discipline), it is disclosed, and only the section-1.4 construction enters the central.</w:t>
+        <w:t>Three valuation approaches are run against the same disclosed facts by three notional experts, each committed to a different method and each required to state what would prove them wrong. They are not asked to agree, and they do not. Two dating and independence notes, stated up front: every panel figure is rolled to the 5-Aug-2026 anchor exactly as the four lenses are; and Expert 1 deliberately runs the SAME kind of earnings-power question as section 1.4 with different persona choices — FY2028-scale earnings at 9.5× against the lens's current-scale earnings at 9.0× — which is why the two land 153.05 and 98.96 respectively. The divergence is the persona doing what it says (no time-value discipline), it is disclosed, and only the section-1.4 construction enters the central.</w:t>
       </w:r>
     </w:p>
     <w:p>
@@ -25130,7 +25130,7 @@
                 <w:color w:val="1C3A36"/>
                 <w:sz w:val="17"/>
               </w:rPr>
-              <w:t>151.42</w:t>
+              <w:t>153.05</w:t>
             </w:r>
           </w:p>
         </w:tc>
@@ -25171,7 +25171,7 @@
                 <w:color w:val="1C3A36"/>
                 <w:sz w:val="17"/>
               </w:rPr>
-              <w:t>111.09 – 191.76</w:t>
+              <w:t>112.29 – 193.82</w:t>
             </w:r>
           </w:p>
         </w:tc>
@@ -25193,7 +25193,7 @@
           <w:color w:val="1C3A36"/>
           <w:sz w:val="21"/>
         </w:rPr>
-        <w:t>Named sensitivity: each one-turn change in the multiple is worth EGP 13.63 per share, and each percentage point of mid-cycle EBITDA margin is worth roughly EGP 1.32 per share.</w:t>
+        <w:t>Named sensitivity: each one-turn change in the multiple is worth EGP 13.63 per share, and each percentage point of mid-cycle EBITDA margin is worth roughly EGP 1.34 per share.</w:t>
       </w:r>
     </w:p>
     <w:p>
@@ -25498,7 +25498,7 @@
                 <w:color w:val="1C3A36"/>
                 <w:sz w:val="17"/>
               </w:rPr>
-              <w:t>× 1.07 ÷ (17.6% − 7%)</w:t>
+              <w:t>× 1.07 ÷ (19.1% − 7%)</w:t>
             </w:r>
           </w:p>
         </w:tc>
@@ -25535,7 +25535,7 @@
                 <w:color w:val="1C3A36"/>
                 <w:sz w:val="17"/>
               </w:rPr>
-              <w:t>74.31</w:t>
+              <w:t>65.48</w:t>
             </w:r>
           </w:p>
         </w:tc>
@@ -25576,7 +25576,7 @@
                 <w:color w:val="1C3A36"/>
                 <w:sz w:val="17"/>
               </w:rPr>
-              <w:t>36.90 – 67.07</w:t>
+              <w:t>34.12 – 59.75</w:t>
             </w:r>
           </w:p>
         </w:tc>
@@ -25598,7 +25598,7 @@
           <w:color w:val="1C3A36"/>
           <w:sz w:val="21"/>
         </w:rPr>
-        <w:t>This is the harshest of the three readings, at EGP 74.31, and the reason is specific and defensible: it takes the FY2025 evidence — EGP 28,363mn of EBITDA converting to EGP 12,766mn of operating cash — as a statement about the business model rather than about one unusual year.</w:t>
+        <w:t>This is the harshest of the three readings, at EGP 65.48, and the reason is specific and defensible: it takes the FY2025 evidence — EGP 28,363mn of EBITDA converting to EGP 12,766mn of operating cash — as a statement about the business model rather than about one unusual year.</w:t>
       </w:r>
     </w:p>
     <w:p>
@@ -25806,7 +25806,7 @@
                 <w:color w:val="1C3A36"/>
                 <w:sz w:val="17"/>
               </w:rPr>
-              <w:t>7,499</w:t>
+              <w:t>1,464</w:t>
             </w:r>
           </w:p>
         </w:tc>
@@ -25843,7 +25843,7 @@
                 <w:color w:val="1C3A36"/>
                 <w:sz w:val="17"/>
               </w:rPr>
-              <w:t>27,020</w:t>
+              <w:t>12,182</w:t>
             </w:r>
           </w:p>
         </w:tc>
@@ -25880,7 +25880,7 @@
                 <w:color w:val="1C3A36"/>
                 <w:sz w:val="17"/>
               </w:rPr>
-              <w:t>128,082</w:t>
+              <w:t>107,208</w:t>
             </w:r>
           </w:p>
         </w:tc>
@@ -25917,7 +25917,7 @@
                 <w:color w:val="1C3A36"/>
                 <w:sz w:val="17"/>
               </w:rPr>
-              <w:t>55.22</w:t>
+              <w:t>45.29</w:t>
             </w:r>
           </w:p>
         </w:tc>
@@ -25958,7 +25958,7 @@
                 <w:color w:val="1C3A36"/>
                 <w:sz w:val="17"/>
               </w:rPr>
-              <w:t>47.65 – 70.85</w:t>
+              <w:t>42.23 – 57.86</w:t>
             </w:r>
           </w:p>
         </w:tc>
@@ -26256,7 +26256,7 @@
                 <w:color w:val="1C3A36"/>
                 <w:sz w:val="16"/>
               </w:rPr>
-              <w:t>26.9%</w:t>
+              <w:t>28.8%</w:t>
             </w:r>
           </w:p>
         </w:tc>
@@ -26274,7 +26274,7 @@
                 <w:color w:val="1C3A36"/>
                 <w:sz w:val="16"/>
               </w:rPr>
-              <w:t>23.3%</w:t>
+              <w:t>25.0%</w:t>
             </w:r>
           </w:p>
         </w:tc>
@@ -26292,7 +26292,7 @@
                 <w:color w:val="1C3A36"/>
                 <w:sz w:val="16"/>
               </w:rPr>
-              <w:t>20.2%</w:t>
+              <w:t>21.7%</w:t>
             </w:r>
           </w:p>
         </w:tc>
@@ -26310,7 +26310,7 @@
                 <w:color w:val="1C3A36"/>
                 <w:sz w:val="16"/>
               </w:rPr>
-              <w:t>17.8%</w:t>
+              <w:t>19.2%</w:t>
             </w:r>
           </w:p>
         </w:tc>
@@ -26328,7 +26328,7 @@
                 <w:color w:val="1C3A36"/>
                 <w:sz w:val="16"/>
               </w:rPr>
-              <w:t>15.9%</w:t>
+              <w:t>17.2%</w:t>
             </w:r>
           </w:p>
         </w:tc>
@@ -26365,7 +26365,7 @@
                 <w:color w:val="1C3A36"/>
                 <w:sz w:val="16"/>
               </w:rPr>
-              <w:t>-6.5pp</w:t>
+              <w:t>-8.4pp</w:t>
             </w:r>
           </w:p>
         </w:tc>
@@ -26383,7 +26383,7 @@
                 <w:color w:val="1C3A36"/>
                 <w:sz w:val="16"/>
               </w:rPr>
-              <w:t>-3.4pp</w:t>
+              <w:t>-5.1pp</w:t>
             </w:r>
           </w:p>
         </w:tc>
@@ -26401,7 +26401,7 @@
                 <w:color w:val="1C3A36"/>
                 <w:sz w:val="16"/>
               </w:rPr>
-              <w:t>-0.8pp</w:t>
+              <w:t>-2.4pp</w:t>
             </w:r>
           </w:p>
         </w:tc>
@@ -26419,7 +26419,7 @@
                 <w:color w:val="1C3A36"/>
                 <w:sz w:val="16"/>
               </w:rPr>
-              <w:t>+1.3pp</w:t>
+              <w:t>-0.1pp</w:t>
             </w:r>
           </w:p>
         </w:tc>
@@ -26437,7 +26437,7 @@
                 <w:color w:val="1C3A36"/>
                 <w:sz w:val="16"/>
               </w:rPr>
-              <w:t>+2.9pp</w:t>
+              <w:t>+1.6pp</w:t>
             </w:r>
           </w:p>
         </w:tc>
@@ -26478,7 +26478,7 @@
                 <w:color w:val="1C3A36"/>
                 <w:sz w:val="16"/>
               </w:rPr>
-              <w:t>-38</w:t>
+              <w:t>-1,808</w:t>
             </w:r>
           </w:p>
         </w:tc>
@@ -26498,7 +26498,7 @@
                 <w:color w:val="1C3A36"/>
                 <w:sz w:val="16"/>
               </w:rPr>
-              <w:t>187</w:t>
+              <w:t>-1,891</w:t>
             </w:r>
           </w:p>
         </w:tc>
@@ -26518,7 +26518,7 @@
                 <w:color w:val="1C3A36"/>
                 <w:sz w:val="16"/>
               </w:rPr>
-              <w:t>2,595</w:t>
+              <w:t>389</w:t>
             </w:r>
           </w:p>
         </w:tc>
@@ -26538,7 +26538,7 @@
                 <w:color w:val="1C3A36"/>
                 <w:sz w:val="16"/>
               </w:rPr>
-              <w:t>5,724</w:t>
+              <w:t>3,440</w:t>
             </w:r>
           </w:p>
         </w:tc>
@@ -26558,7 +26558,7 @@
                 <w:color w:val="1C3A36"/>
                 <w:sz w:val="16"/>
               </w:rPr>
-              <w:t>8,852</w:t>
+              <w:t>6,488</w:t>
             </w:r>
           </w:p>
         </w:tc>
@@ -26580,7 +26580,7 @@
           <w:color w:val="6E7B77"/>
           <w:sz w:val="17"/>
         </w:rPr>
-        <w:t>Two conventions sit in this table and are named so they cannot be confused: the ROIC row divides by CLOSING capital (matching Appendix A.3), while economic profit charges the cost of capital on OPENING capital — the capital actually employed through the year. So spread × closing capital will not reproduce the economic-profit row; the identity holds on opening capital. Note also that this leg's enterprise value (128,082) and the DCF's (138,203) differ by 10,122: economic-profit and FCFF valuations are algebraically identical on identical assumptions, and the gap here is exactly the different terminal treatment (a fading economic-profit perpetuity versus the reinvestment-rate terminal value). Expert 3 is therefore a RESTATEMENT of the DCF under a different terminal discipline, not an independent confirmation, and is read as such.</w:t>
+        <w:t>Two conventions sit in this table and are named so they cannot be confused: the ROIC row divides by CLOSING capital (matching Appendix A.3), while economic profit charges the cost of capital on OPENING capital — the capital actually employed through the year. So spread × closing capital will not reproduce the economic-profit row; the identity holds on opening capital. Note also that this leg's enterprise value (107,208) and the DCF's (116,164) differ by 8,956: economic-profit and FCFF valuations are algebraically identical on identical assumptions, and the gap here is exactly the different terminal treatment (a fading economic-profit perpetuity versus the reinvestment-rate terminal value). Expert 3 is therefore a RESTATEMENT of the DCF under a different terminal discipline, not an independent confirmation, and is read as such.</w:t>
       </w:r>
     </w:p>
     <w:p>
@@ -26594,7 +26594,7 @@
           <w:color w:val="1C3A36"/>
           <w:sz w:val="21"/>
         </w:rPr>
-        <w:t>This table is the single most revealing exhibit in the study. The spread is negative in the early years — the group earns roughly 20% on capital while its cost of capital is 27% — and turns positive only as the discount rate glides down. On this reading the company is not currently creating value at an Egyptian cost of capital; it creates value only if that cost of capital normalises, or if the correct cost of capital is the hard-currency one.</w:t>
+        <w:t>This table is the single most revealing exhibit in the study. The spread is negative in the early years — the group earns roughly 20% on capital while its cost of capital is 29% — and turns positive only as the discount rate glides down. On this reading the company is not currently creating value at an Egyptian cost of capital; it creates value only if that cost of capital normalises, or if the correct cost of capital is the hard-currency one.</w:t>
       </w:r>
     </w:p>
     <w:p>
@@ -27016,7 +27016,7 @@
           <w:color w:val="6E7B77"/>
           <w:sz w:val="17"/>
         </w:rPr>
-        <w:t>Figure 8 — the three experts' ranges. The gold band is the panel centre of 74.31; the vertical line is the market price of 130.00.</w:t>
+        <w:t>Figure 8 — the three experts' ranges. The gold band is the panel centre of 65.48; the vertical line is the market price of 130.00.</w:t>
       </w:r>
     </w:p>
     <w:p>
@@ -27030,7 +27030,7 @@
           <w:color w:val="1C3A36"/>
           <w:sz w:val="21"/>
         </w:rPr>
-        <w:t>The panel spans EGP 55.22 to 151.42 — a factor of 2.7 between the most and least generous reading. That is a wide disagreement and it is not noise. Expert 1 values earnings and lands near the market price. Expert 2 values cash and lands well below it. Expert 3 values the spread between returns and the cost of capital and finds that the answer depends entirely on which cost of capital applies. The panel median of 74.31 sits -43% against the market price and +41% against the study's own central of 52.70 — a real gap, stated at its size rather than smoothed, and driven by the panel's harsher cash and returns legs outvoting its generous earnings leg.</w:t>
+        <w:t>The panel spans EGP 45.29 to 153.05 — a factor of 3.4 between the most and least generous reading. That is a wide disagreement and it is not noise. Expert 1 values earnings and lands near the market price. Expert 2 values cash and lands well below it. Expert 3 values the spread between returns and the cost of capital and finds that the answer depends entirely on which cost of capital applies. The panel median of 65.48 sits -50% against the market price and +51% against the study's own central of 43.51 — a real gap, stated at its size rather than smoothed, and driven by the panel's harsher cash and returns legs outvoting its generous earnings leg.</w:t>
       </w:r>
     </w:p>
     <w:p>
@@ -27314,7 +27314,7 @@
                 <w:color w:val="1C3A36"/>
                 <w:sz w:val="16"/>
               </w:rPr>
-              <w:t>17.6% explicit</w:t>
+              <w:t>19.1% explicit</w:t>
             </w:r>
           </w:p>
         </w:tc>
@@ -27605,7 +27605,7 @@
                 <w:color w:val="1C3A36"/>
                 <w:sz w:val="16"/>
               </w:rPr>
-              <w:t>84% of the value in the study's main model</w:t>
+              <w:t>82% of the value in the study's main model</w:t>
             </w:r>
           </w:p>
         </w:tc>
